--- a/卒論.docx
+++ b/卒論.docx
@@ -345,6 +345,8 @@
       <w:sdtPr>
         <w:rPr>
           <w:rFonts w:asciiTheme="minorHAnsi" w:hAnsiTheme="minorHAnsi" w:cstheme="minorBidi"/>
+          <w:b w:val="0"/>
+          <w:bCs w:val="0"/>
           <w:color w:val="auto"/>
           <w:sz w:val="21"/>
           <w:szCs w:val="24"/>
@@ -1309,21 +1311,7 @@
                 <w:rStyle w:val="af1"/>
                 <w:noProof/>
               </w:rPr>
-              <w:t>2.2.1　提案システムの概要（最終目</w:t>
-            </w:r>
-            <w:r>
-              <w:rPr>
-                <w:rStyle w:val="af1"/>
-                <w:noProof/>
-              </w:rPr>
-              <w:t>標</w:t>
-            </w:r>
-            <w:r>
-              <w:rPr>
-                <w:rStyle w:val="af1"/>
-                <w:noProof/>
-              </w:rPr>
-              <w:t>）</w:t>
+              <w:t>2.2.1　提案システムの概要（最終目標）</w:t>
             </w:r>
             <w:r>
               <w:rPr>
@@ -2433,13 +2421,7 @@
       </w:r>
     </w:p>
     <w:p/>
-    <w:p>
-      <w:pPr>
-        <w:rPr>
-          <w:rFonts w:hint="eastAsia"/>
-        </w:rPr>
-      </w:pPr>
-    </w:p>
+    <w:p/>
     <w:p>
       <w:pPr>
         <w:pStyle w:val="2"/>
@@ -2497,9 +2479,6 @@
     <w:p>
       <w:pPr>
         <w:ind w:left="315" w:hangingChars="150" w:hanging="315"/>
-        <w:rPr>
-          <w:rFonts w:hint="eastAsia"/>
-        </w:rPr>
       </w:pPr>
       <w:r>
         <w:rPr>
@@ -2554,9 +2533,6 @@
       <w:pPr>
         <w:pStyle w:val="1"/>
         <w:ind w:left="0"/>
-        <w:rPr>
-          <w:rFonts w:hint="eastAsia"/>
-        </w:rPr>
       </w:pPr>
       <w:bookmarkStart w:id="8" w:name="_Toc219381861"/>
       <w:r>
@@ -2621,9 +2597,6 @@
     <w:p>
       <w:pPr>
         <w:ind w:firstLineChars="50" w:firstLine="105"/>
-        <w:rPr>
-          <w:rFonts w:hint="eastAsia"/>
-        </w:rPr>
       </w:pPr>
       <w:r>
         <w:t>まず、センサ内部の励磁用コイルに交流電流を流すことで、周囲に変動磁界（一次磁界）を発生させる。この状態で、コイル近傍に導電体である金属が存在すると、電磁誘導によって金属内部に「渦電流」が発生する。</w:t>
@@ -2715,9 +2688,6 @@
     <w:p>
       <w:pPr>
         <w:ind w:firstLineChars="50" w:firstLine="105"/>
-        <w:rPr>
-          <w:rFonts w:hint="eastAsia"/>
-        </w:rPr>
       </w:pPr>
       <w:r>
         <w:t>ここで、各主要機器の役割について述べる。</w:t>
@@ -2827,6 +2797,9 @@
         <w:jc w:val="center"/>
       </w:pPr>
       <w:r>
+        <w:rPr>
+          <w:noProof/>
+        </w:rPr>
         <w:lastRenderedPageBreak/>
         <w:drawing>
           <wp:inline distT="0" distB="0" distL="0" distR="0" wp14:anchorId="466BF13C" wp14:editId="7BAA9BC8">
@@ -2869,31 +2842,18 @@
       <w:pPr>
         <w:pStyle w:val="af2"/>
         <w:jc w:val="center"/>
-        <w:rPr>
-          <w:rFonts w:hint="eastAsia"/>
-        </w:rPr>
       </w:pPr>
       <w:r>
         <w:t xml:space="preserve">図 </w:t>
       </w:r>
-      <w:r>
-        <w:fldChar w:fldCharType="begin"/>
-      </w:r>
-      <w:r>
-        <w:instrText xml:space="preserve"> SEQ 図 \* ARABIC </w:instrText>
-      </w:r>
-      <w:r>
-        <w:fldChar w:fldCharType="separate"/>
-      </w:r>
-      <w:r>
-        <w:rPr>
-          <w:noProof/>
-        </w:rPr>
-        <w:t>1</w:t>
-      </w:r>
-      <w:r>
-        <w:fldChar w:fldCharType="end"/>
-      </w:r>
+      <w:fldSimple w:instr=" SEQ 図 \* ARABIC ">
+        <w:r>
+          <w:rPr>
+            <w:noProof/>
+          </w:rPr>
+          <w:t>1</w:t>
+        </w:r>
+      </w:fldSimple>
       <w:r>
         <w:rPr>
           <w:rFonts w:hint="eastAsia"/>
@@ -2907,13 +2867,7 @@
         <w:t>システム構成図</w:t>
       </w:r>
     </w:p>
-    <w:p>
-      <w:pPr>
-        <w:rPr>
-          <w:rFonts w:hint="eastAsia"/>
-        </w:rPr>
-      </w:pPr>
-    </w:p>
+    <w:p/>
     <w:p>
       <w:pPr>
         <w:pStyle w:val="3"/>
@@ -3017,24 +2971,14 @@
       <w:r>
         <w:t xml:space="preserve">図 </w:t>
       </w:r>
-      <w:r>
-        <w:fldChar w:fldCharType="begin"/>
-      </w:r>
-      <w:r>
-        <w:instrText xml:space="preserve"> SEQ 図 \* ARABIC </w:instrText>
-      </w:r>
-      <w:r>
-        <w:fldChar w:fldCharType="separate"/>
-      </w:r>
-      <w:r>
-        <w:rPr>
-          <w:noProof/>
-        </w:rPr>
-        <w:t>2</w:t>
-      </w:r>
-      <w:r>
-        <w:fldChar w:fldCharType="end"/>
-      </w:r>
+      <w:fldSimple w:instr=" SEQ 図 \* ARABIC ">
+        <w:r>
+          <w:rPr>
+            <w:noProof/>
+          </w:rPr>
+          <w:t>2</w:t>
+        </w:r>
+      </w:fldSimple>
       <w:r>
         <w:rPr>
           <w:rFonts w:hint="eastAsia"/>
@@ -3066,9 +3010,6 @@
     <w:p>
       <w:pPr>
         <w:ind w:firstLineChars="50" w:firstLine="105"/>
-        <w:rPr>
-          <w:rFonts w:hint="eastAsia"/>
-        </w:rPr>
       </w:pPr>
       <w:r>
         <w:t>探査の足回りとなる水中ドローン</w:t>
@@ -3249,24 +3190,14 @@
       <w:r>
         <w:t xml:space="preserve">図 </w:t>
       </w:r>
-      <w:r>
-        <w:fldChar w:fldCharType="begin"/>
-      </w:r>
-      <w:r>
-        <w:instrText xml:space="preserve"> SEQ 図 \* ARABIC </w:instrText>
-      </w:r>
-      <w:r>
-        <w:fldChar w:fldCharType="separate"/>
-      </w:r>
-      <w:r>
-        <w:rPr>
-          <w:noProof/>
-        </w:rPr>
-        <w:t>3</w:t>
-      </w:r>
-      <w:r>
-        <w:fldChar w:fldCharType="end"/>
-      </w:r>
+      <w:fldSimple w:instr=" SEQ 図 \* ARABIC ">
+        <w:r>
+          <w:rPr>
+            <w:noProof/>
+          </w:rPr>
+          <w:t>3</w:t>
+        </w:r>
+      </w:fldSimple>
       <w:r>
         <w:rPr>
           <w:rFonts w:hint="eastAsia"/>
@@ -3274,19 +3205,10 @@
         <w:t>水中ドローン</w:t>
       </w:r>
     </w:p>
-    <w:p>
-      <w:pPr>
-        <w:rPr>
-          <w:rFonts w:hint="eastAsia"/>
-        </w:rPr>
-      </w:pPr>
-    </w:p>
+    <w:p/>
     <w:p>
       <w:pPr>
         <w:pStyle w:val="2"/>
-        <w:rPr>
-          <w:rFonts w:hint="eastAsia"/>
-        </w:rPr>
       </w:pPr>
       <w:bookmarkStart w:id="14" w:name="_Toc219381867"/>
       <w:r>
@@ -3397,7 +3319,7 @@
         </w:rPr>
         <w:lastRenderedPageBreak/>
         <w:drawing>
-          <wp:inline distT="0" distB="0" distL="0" distR="0" wp14:anchorId="1F221882" wp14:editId="53ECFFFA">
+          <wp:inline distT="0" distB="0" distL="0" distR="0" wp14:anchorId="1F221882" wp14:editId="31F80BA6">
             <wp:extent cx="3615267" cy="2733982"/>
             <wp:effectExtent l="0" t="0" r="4445" b="0"/>
             <wp:docPr id="916416252" name="図 5"/>
@@ -3447,24 +3369,14 @@
       <w:r>
         <w:t xml:space="preserve">図 </w:t>
       </w:r>
-      <w:r>
-        <w:fldChar w:fldCharType="begin"/>
-      </w:r>
-      <w:r>
-        <w:instrText xml:space="preserve"> SEQ 図 \* ARABIC </w:instrText>
-      </w:r>
-      <w:r>
-        <w:fldChar w:fldCharType="separate"/>
-      </w:r>
-      <w:r>
-        <w:rPr>
-          <w:noProof/>
-        </w:rPr>
-        <w:t>4</w:t>
-      </w:r>
-      <w:r>
-        <w:fldChar w:fldCharType="end"/>
-      </w:r>
+      <w:fldSimple w:instr=" SEQ 図 \* ARABIC ">
+        <w:r>
+          <w:rPr>
+            <w:noProof/>
+          </w:rPr>
+          <w:t>4</w:t>
+        </w:r>
+      </w:fldSimple>
       <w:r>
         <w:rPr>
           <w:rFonts w:hint="eastAsia"/>
@@ -3484,9 +3396,6 @@
     <w:p>
       <w:pPr>
         <w:ind w:firstLineChars="50" w:firstLine="105"/>
-        <w:rPr>
-          <w:rFonts w:hint="eastAsia"/>
-        </w:rPr>
       </w:pPr>
       <w:r>
         <w:t>コイルの巻線には、直径</w:t>
@@ -3676,24 +3585,14 @@
       <w:r>
         <w:t xml:space="preserve">図 </w:t>
       </w:r>
-      <w:r>
-        <w:fldChar w:fldCharType="begin"/>
-      </w:r>
-      <w:r>
-        <w:instrText xml:space="preserve"> SEQ 図 \* ARABIC </w:instrText>
-      </w:r>
-      <w:r>
-        <w:fldChar w:fldCharType="separate"/>
-      </w:r>
-      <w:r>
-        <w:rPr>
-          <w:noProof/>
-        </w:rPr>
-        <w:t>5</w:t>
-      </w:r>
-      <w:r>
-        <w:fldChar w:fldCharType="end"/>
-      </w:r>
+      <w:fldSimple w:instr=" SEQ 図 \* ARABIC ">
+        <w:r>
+          <w:rPr>
+            <w:noProof/>
+          </w:rPr>
+          <w:t>5</w:t>
+        </w:r>
+      </w:fldSimple>
       <w:r>
         <w:rPr>
           <w:rFonts w:hint="eastAsia"/>
@@ -3701,13 +3600,7 @@
         <w:t>作成した電磁センサ</w:t>
       </w:r>
     </w:p>
-    <w:p>
-      <w:pPr>
-        <w:rPr>
-          <w:rFonts w:hint="eastAsia"/>
-        </w:rPr>
-      </w:pPr>
-    </w:p>
+    <w:p/>
     <w:p>
       <w:r>
         <w:rPr>
@@ -3789,24 +3682,14 @@
       <w:r>
         <w:t xml:space="preserve">図 </w:t>
       </w:r>
-      <w:r>
-        <w:fldChar w:fldCharType="begin"/>
-      </w:r>
-      <w:r>
-        <w:instrText xml:space="preserve"> SEQ 図 \* ARABIC </w:instrText>
-      </w:r>
-      <w:r>
-        <w:fldChar w:fldCharType="separate"/>
-      </w:r>
-      <w:r>
-        <w:rPr>
-          <w:noProof/>
-        </w:rPr>
-        <w:t>6</w:t>
-      </w:r>
-      <w:r>
-        <w:fldChar w:fldCharType="end"/>
-      </w:r>
+      <w:fldSimple w:instr=" SEQ 図 \* ARABIC ">
+        <w:r>
+          <w:rPr>
+            <w:noProof/>
+          </w:rPr>
+          <w:t>6</w:t>
+        </w:r>
+      </w:fldSimple>
       <w:r>
         <w:rPr>
           <w:rFonts w:hint="eastAsia"/>
@@ -3832,13 +3715,7 @@
         <w:t>)</w:t>
       </w:r>
     </w:p>
-    <w:p>
-      <w:pPr>
-        <w:rPr>
-          <w:rFonts w:hint="eastAsia"/>
-        </w:rPr>
-      </w:pPr>
-    </w:p>
+    <w:p/>
     <w:p>
       <w:pPr>
         <w:pStyle w:val="1"/>
@@ -3870,7 +3747,11 @@
       </w:r>
       <w:bookmarkEnd w:id="16"/>
     </w:p>
-    <w:p/>
+    <w:p>
+      <w:r>
+        <w:t>gaiyou</w:t>
+      </w:r>
+    </w:p>
     <w:p/>
     <w:p>
       <w:pPr>
@@ -3927,11 +3808,6 @@
       <w:bookmarkEnd w:id="19"/>
     </w:p>
     <w:p>
-      <w:pPr>
-        <w:rPr>
-          <w:rFonts w:hint="eastAsia"/>
-        </w:rPr>
-      </w:pPr>
       <w:r>
         <w:rPr>
           <w:rFonts w:hint="eastAsia"/>
@@ -3943,7 +3819,7 @@
       <w:pPr>
         <w:widowControl/>
         <w:rPr>
-          <w:rFonts w:ascii="ＭＳ 明朝" w:hAnsi="ＭＳ 明朝" w:cs="ＭＳ 明朝" w:hint="eastAsia"/>
+          <w:rFonts w:ascii="ＭＳ 明朝" w:hAnsi="ＭＳ 明朝" w:cs="ＭＳ 明朝"/>
           <w:b/>
           <w:bCs/>
           <w:color w:val="000000" w:themeColor="text1"/>
@@ -3977,18 +3853,14 @@
         <w:t>謝辞</w:t>
       </w:r>
     </w:p>
-    <w:p>
-      <w:pPr>
-        <w:rPr>
-          <w:rFonts w:hint="eastAsia"/>
-        </w:rPr>
-      </w:pPr>
-    </w:p>
+    <w:p/>
     <w:bookmarkStart w:id="21" w:name="_Toc219381874" w:displacedByCustomXml="next"/>
     <w:sdt>
       <w:sdtPr>
         <w:rPr>
           <w:rFonts w:asciiTheme="minorHAnsi" w:hAnsiTheme="minorHAnsi" w:cstheme="minorBidi"/>
+          <w:b w:val="0"/>
+          <w:bCs w:val="0"/>
           <w:color w:val="auto"/>
           <w:sz w:val="21"/>
           <w:szCs w:val="24"/>
@@ -4002,8 +3874,6 @@
       </w:sdtPr>
       <w:sdtEndPr>
         <w:rPr>
-          <w:b w:val="0"/>
-          <w:bCs w:val="0"/>
           <w:lang w:val="en-US"/>
         </w:rPr>
       </w:sdtEndPr>
@@ -4326,11 +4196,6 @@
               </w:r>
             </w:p>
             <w:p>
-              <w:pPr>
-                <w:rPr>
-                  <w:rFonts w:hint="eastAsia"/>
-                </w:rPr>
-              </w:pPr>
               <w:r>
                 <w:rPr>
                   <w:b/>

--- a/卒論.docx
+++ b/卒論.docx
@@ -233,7 +233,6 @@
           <w14:ligatures w14:val="none"/>
         </w:rPr>
       </w:pPr>
-      <w:proofErr w:type="spellStart"/>
       <w:r>
         <w:rPr>
           <w:rFonts w:ascii="Times New Roman" w:hAnsi="Times New Roman" w:cs="Times New Roman"/>
@@ -250,7 +249,6 @@
         </w:rPr>
         <w:t>onnnichiwa</w:t>
       </w:r>
-      <w:proofErr w:type="spellEnd"/>
       <w:r>
         <w:rPr>
           <w:rFonts w:ascii="Times New Roman" w:hAnsi="Times New Roman" w:cs="Times New Roman"/>
@@ -266,32 +264,15 @@
           <w14:ligatures w14:val="none"/>
         </w:rPr>
         <w:br/>
-      </w:r>
-      <w:proofErr w:type="spellStart"/>
+        <w:t>a</w:t>
+      </w:r>
       <w:r>
         <w:rPr>
           <w:rFonts w:ascii="Times New Roman" w:hAnsi="Times New Roman" w:cs="Times New Roman"/>
           <w:sz w:val="24"/>
           <w14:ligatures w14:val="none"/>
         </w:rPr>
-        <w:t>a</w:t>
-      </w:r>
-      <w:r>
-        <w:rPr>
-          <w:rFonts w:ascii="Times New Roman" w:hAnsi="Times New Roman" w:cs="Times New Roman"/>
-          <w:sz w:val="24"/>
-          <w14:ligatures w14:val="none"/>
-        </w:rPr>
-        <w:t>aaaaaa</w:t>
-      </w:r>
-      <w:proofErr w:type="spellEnd"/>
-      <w:r>
-        <w:rPr>
-          <w:rFonts w:ascii="Times New Roman" w:hAnsi="Times New Roman" w:cs="Times New Roman"/>
-          <w:sz w:val="24"/>
-          <w14:ligatures w14:val="none"/>
-        </w:rPr>
-        <w:t>.</w:t>
+        <w:t>aaaaaa.</w:t>
       </w:r>
       <w:r>
         <w:rPr>
@@ -2354,15 +2335,7 @@
         <w:ind w:firstLineChars="50" w:firstLine="105"/>
       </w:pPr>
       <w:r>
-        <w:t>したがって、潜水士による目視確認や手探りの探索に頼らない、安全かつ低コスト</w:t>
-      </w:r>
-      <w:proofErr w:type="gramStart"/>
-      <w:r>
-        <w:t>な</w:t>
-      </w:r>
-      <w:proofErr w:type="gramEnd"/>
-      <w:r>
-        <w:t>代替手段の確立が急務となっている。</w:t>
+        <w:t>したがって、潜水士による目視確認や手探りの探索に頼らない、安全かつ低コストな代替手段の確立が急務となっている。</w:t>
       </w:r>
     </w:p>
     <w:p>
@@ -2728,11 +2701,9 @@
       <w:r>
         <w:t>は、</w:t>
       </w:r>
-      <w:proofErr w:type="spellStart"/>
       <w:r>
         <w:t>Digilent</w:t>
       </w:r>
-      <w:proofErr w:type="spellEnd"/>
       <w:r>
         <w:t>社製の</w:t>
       </w:r>
@@ -3319,7 +3290,7 @@
         </w:rPr>
         <w:lastRenderedPageBreak/>
         <w:drawing>
-          <wp:inline distT="0" distB="0" distL="0" distR="0" wp14:anchorId="1F221882" wp14:editId="31F80BA6">
+          <wp:inline distT="0" distB="0" distL="0" distR="0" wp14:anchorId="1F221882" wp14:editId="0532AF50">
             <wp:extent cx="3615267" cy="2733982"/>
             <wp:effectExtent l="0" t="0" r="4445" b="0"/>
             <wp:docPr id="916416252" name="図 5"/>
@@ -3752,7 +3723,19 @@
         <w:t>gaiyou</w:t>
       </w:r>
     </w:p>
-    <w:p/>
+    <w:p>
+      <w:pPr>
+        <w:rPr>
+          <w:rFonts w:hint="eastAsia"/>
+        </w:rPr>
+      </w:pPr>
+      <w:r>
+        <w:rPr>
+          <w:rFonts w:hint="eastAsia"/>
+        </w:rPr>
+        <w:t>windows</w:t>
+      </w:r>
+    </w:p>
     <w:p>
       <w:pPr>
         <w:pStyle w:val="1"/>

--- a/卒論.docx
+++ b/卒論.docx
@@ -233,6 +233,7 @@
           <w14:ligatures w14:val="none"/>
         </w:rPr>
       </w:pPr>
+      <w:proofErr w:type="spellStart"/>
       <w:r>
         <w:rPr>
           <w:rFonts w:ascii="Times New Roman" w:hAnsi="Times New Roman" w:cs="Times New Roman"/>
@@ -249,6 +250,7 @@
         </w:rPr>
         <w:t>onnnichiwa</w:t>
       </w:r>
+      <w:proofErr w:type="spellEnd"/>
       <w:r>
         <w:rPr>
           <w:rFonts w:ascii="Times New Roman" w:hAnsi="Times New Roman" w:cs="Times New Roman"/>
@@ -264,15 +266,32 @@
           <w14:ligatures w14:val="none"/>
         </w:rPr>
         <w:br/>
-        <w:t>a</w:t>
-      </w:r>
+      </w:r>
+      <w:proofErr w:type="spellStart"/>
       <w:r>
         <w:rPr>
           <w:rFonts w:ascii="Times New Roman" w:hAnsi="Times New Roman" w:cs="Times New Roman"/>
           <w:sz w:val="24"/>
           <w14:ligatures w14:val="none"/>
         </w:rPr>
-        <w:t>aaaaaa.</w:t>
+        <w:t>a</w:t>
+      </w:r>
+      <w:r>
+        <w:rPr>
+          <w:rFonts w:ascii="Times New Roman" w:hAnsi="Times New Roman" w:cs="Times New Roman"/>
+          <w:sz w:val="24"/>
+          <w14:ligatures w14:val="none"/>
+        </w:rPr>
+        <w:t>aaaaaa</w:t>
+      </w:r>
+      <w:proofErr w:type="spellEnd"/>
+      <w:r>
+        <w:rPr>
+          <w:rFonts w:ascii="Times New Roman" w:hAnsi="Times New Roman" w:cs="Times New Roman"/>
+          <w:sz w:val="24"/>
+          <w14:ligatures w14:val="none"/>
+        </w:rPr>
+        <w:t>.</w:t>
       </w:r>
       <w:r>
         <w:rPr>
@@ -2504,6 +2523,17 @@
     </w:p>
     <w:p>
       <w:pPr>
+        <w:widowControl/>
+        <w:rPr>
+          <w:rFonts w:hint="eastAsia"/>
+        </w:rPr>
+      </w:pPr>
+      <w:r>
+        <w:br w:type="page"/>
+      </w:r>
+    </w:p>
+    <w:p>
+      <w:pPr>
         <w:pStyle w:val="1"/>
         <w:ind w:left="0"/>
       </w:pPr>
@@ -2512,6 +2542,7 @@
         <w:rPr>
           <w:rFonts w:hint="eastAsia"/>
         </w:rPr>
+        <w:lastRenderedPageBreak/>
         <w:t>第２章　提案システム</w:t>
       </w:r>
       <w:r>
@@ -2578,146 +2609,161 @@
         <w:t xml:space="preserve"> </w:t>
       </w:r>
       <w:r>
-        <w:t>レンツの法則により、この渦電流は一次磁</w:t>
+        <w:t>レンツの法則により、この渦電流は一次磁界の変化を妨げる方向、すなわち一次磁界とは逆向きの磁界（二次磁界）を形成しようとする。この二次磁界の発生により、コイルのインピーダンス（交流抵抗）が見かけ上変化する。</w:t>
+      </w:r>
+      <w:r>
+        <w:t xml:space="preserve"> </w:t>
+      </w:r>
+      <w:r>
+        <w:t>本システムでは、このインピーダンスの変化に伴う検出用コイルの電圧変化を測定することによって、非接触で金属の有無を検知する。この手法は、対象物が泥や砂に埋もれていて視認できない場合でも、磁気的な特性変化として捉えることが可能である。</w:t>
+      </w:r>
+    </w:p>
+    <w:p>
+      <w:pPr>
+        <w:pStyle w:val="2"/>
+      </w:pPr>
+      <w:bookmarkStart w:id="10" w:name="_Toc219381863"/>
+      <w:r>
+        <w:t>2.2</w:t>
+      </w:r>
+      <w:r>
+        <w:rPr>
+          <w:rFonts w:hint="eastAsia"/>
+        </w:rPr>
+        <w:t xml:space="preserve">　システム全体構成</w:t>
+      </w:r>
+      <w:bookmarkEnd w:id="10"/>
+    </w:p>
+    <w:p>
+      <w:pPr>
+        <w:pStyle w:val="3"/>
+      </w:pPr>
+      <w:bookmarkStart w:id="11" w:name="_Toc219381864"/>
+      <w:r>
+        <w:t>2.2.1</w:t>
+      </w:r>
+      <w:r>
+        <w:rPr>
+          <w:rFonts w:hint="eastAsia"/>
+        </w:rPr>
+        <w:t xml:space="preserve">　提案システムの概要（最終目標）</w:t>
+      </w:r>
+      <w:bookmarkEnd w:id="11"/>
+    </w:p>
+    <w:p>
+      <w:pPr>
+        <w:ind w:firstLineChars="50" w:firstLine="105"/>
+      </w:pPr>
+      <w:r>
+        <w:t>英虞湾のような広範囲な海域を効率的に調査するため、最終的にはワイヤレスによる遠隔操作システムを提案する</w:t>
+      </w:r>
+      <w:r>
+        <w:rPr>
+          <w:rFonts w:hint="eastAsia"/>
+        </w:rPr>
+        <w:t>。</w:t>
+      </w:r>
+      <w:r>
+        <w:t>この構成では、水面に防水性・耐衝撃性に優れたペリカンケースを浮遊させ、その内部に</w:t>
+      </w:r>
+      <w:r>
+        <w:t>Raspberry Pi 5</w:t>
+      </w:r>
+      <w:r>
+        <w:t>、</w:t>
+      </w:r>
+      <w:r>
+        <w:t>Analog Discovery 2</w:t>
+      </w:r>
+      <w:r>
+        <w:t>、および</w:t>
+      </w:r>
+      <w:r>
+        <w:t>4G</w:t>
+      </w:r>
+      <w:r>
+        <w:t>通信モジュールを格納する。</w:t>
+      </w:r>
+    </w:p>
+    <w:p>
+      <w:pPr>
+        <w:ind w:firstLineChars="50" w:firstLine="105"/>
+      </w:pPr>
+      <w:r>
+        <w:t>ここで、各主要機器の役割について述べる。</w:t>
+      </w:r>
+      <w:r>
+        <w:t xml:space="preserve"> </w:t>
+      </w:r>
+    </w:p>
+    <w:p>
+      <w:pPr>
+        <w:ind w:firstLineChars="50" w:firstLine="105"/>
+      </w:pPr>
+      <w:r>
+        <w:t xml:space="preserve">Raspberry Pi 5 </w:t>
+      </w:r>
+      <w:r>
+        <w:t>は、英国</w:t>
+      </w:r>
+      <w:r>
+        <w:t>Raspberry Pi</w:t>
+      </w:r>
+      <w:r>
+        <w:t>財団が開発した高性能なシングルボードコンピュータである。小型ながら</w:t>
+      </w:r>
+      <w:r>
+        <w:t>PC</w:t>
+      </w:r>
+      <w:r>
+        <w:t>と同等の処理能力を有しており、本システムではメインコントローラとして機能する。具体的には、計測デバイスの制御ドライバの実行、取得データの一次処理、および</w:t>
+      </w:r>
+      <w:r>
+        <w:t>4G</w:t>
+      </w:r>
+      <w:r>
+        <w:t>ルーターを介した外部との通信制御を一手に担う</w:t>
+      </w:r>
+      <w:r>
+        <w:rPr>
+          <w:rFonts w:hint="eastAsia"/>
+        </w:rPr>
+        <w:t>。</w:t>
+      </w:r>
+    </w:p>
+    <w:p>
+      <w:pPr>
+        <w:ind w:firstLineChars="50" w:firstLine="105"/>
+      </w:pPr>
+      <w:r>
+        <w:t xml:space="preserve">Analog Discovery 2 </w:t>
+      </w:r>
+      <w:r>
+        <w:t>は、</w:t>
+      </w:r>
+      <w:proofErr w:type="spellStart"/>
+      <w:r>
+        <w:t>Digilent</w:t>
+      </w:r>
+      <w:proofErr w:type="spellEnd"/>
+      <w:r>
+        <w:t>社製の</w:t>
+      </w:r>
+      <w:r>
+        <w:t>USB</w:t>
+      </w:r>
+      <w:r>
+        <w:t>接続型多機能計測器である。オシロスコープやファンクションジェネレータ等の機能を掌サイズの筐体に集約しており、</w:t>
+      </w:r>
+      <w:r>
+        <w:t>Raspberry Pi</w:t>
+      </w:r>
+      <w:r>
+        <w:t>からの制御が可能である。本研究では、電磁センサの励磁コイルに対して特定の周波数の交流信号を出力すると同時に、検出コイルからの微弱な電圧変化を高精度にデジタル変</w:t>
       </w:r>
       <w:r>
         <w:lastRenderedPageBreak/>
-        <w:t>界の変化を妨げる方向、すなわち一次磁界とは逆向きの磁界（二次磁界）を形成しようとする。この二次磁界の発生により、コイルのインピーダンス（交流抵抗）が見かけ上変化する。</w:t>
-      </w:r>
-      <w:r>
-        <w:t xml:space="preserve"> </w:t>
-      </w:r>
-      <w:r>
-        <w:t>本システムでは、このインピーダンスの変化に伴う検出用コイルの電圧変化を測定することによって、非接触で金属の有無を検知する。この手法は、対象物が泥や砂に埋もれていて視認できない場合でも、磁気的な特性変化として捉えることが可能である。</w:t>
-      </w:r>
-    </w:p>
-    <w:p>
-      <w:pPr>
-        <w:pStyle w:val="2"/>
-      </w:pPr>
-      <w:bookmarkStart w:id="10" w:name="_Toc219381863"/>
-      <w:r>
-        <w:t>2.2</w:t>
-      </w:r>
-      <w:r>
-        <w:rPr>
-          <w:rFonts w:hint="eastAsia"/>
-        </w:rPr>
-        <w:t xml:space="preserve">　システム全体構成</w:t>
-      </w:r>
-      <w:bookmarkEnd w:id="10"/>
-    </w:p>
-    <w:p>
-      <w:pPr>
-        <w:pStyle w:val="3"/>
-      </w:pPr>
-      <w:bookmarkStart w:id="11" w:name="_Toc219381864"/>
-      <w:r>
-        <w:t>2.2.1</w:t>
-      </w:r>
-      <w:r>
-        <w:rPr>
-          <w:rFonts w:hint="eastAsia"/>
-        </w:rPr>
-        <w:t xml:space="preserve">　提案システムの概要（最終目標）</w:t>
-      </w:r>
-      <w:bookmarkEnd w:id="11"/>
-    </w:p>
-    <w:p>
-      <w:pPr>
-        <w:ind w:firstLineChars="50" w:firstLine="105"/>
-      </w:pPr>
-      <w:r>
-        <w:t>英虞湾のような広範囲な海域を効率的に調査するため、最終的にはワイヤレスによる遠隔操作システムを提案する</w:t>
-      </w:r>
-      <w:r>
-        <w:rPr>
-          <w:rFonts w:hint="eastAsia"/>
-        </w:rPr>
-        <w:t>。</w:t>
-      </w:r>
-      <w:r>
-        <w:t>この構成では、水面に防水性・耐衝撃性に優れたペリカンケースを浮遊させ、その内部に</w:t>
-      </w:r>
-      <w:r>
-        <w:t>Raspberry Pi 5</w:t>
-      </w:r>
-      <w:r>
-        <w:t>、</w:t>
-      </w:r>
-      <w:r>
-        <w:t>Analog Discovery 2</w:t>
-      </w:r>
-      <w:r>
-        <w:t>、および</w:t>
-      </w:r>
-      <w:r>
-        <w:t>4G</w:t>
-      </w:r>
-      <w:r>
-        <w:t>通信モジュールを格納する。</w:t>
-      </w:r>
-    </w:p>
-    <w:p>
-      <w:pPr>
-        <w:ind w:firstLineChars="50" w:firstLine="105"/>
-      </w:pPr>
-      <w:r>
-        <w:t>ここで、各主要機器の役割について述べる。</w:t>
-      </w:r>
-      <w:r>
-        <w:t xml:space="preserve"> Raspberry Pi 5 </w:t>
-      </w:r>
-      <w:r>
-        <w:t>は、英国</w:t>
-      </w:r>
-      <w:r>
-        <w:t>Raspberry Pi</w:t>
-      </w:r>
-      <w:r>
-        <w:t>財団が開発した高性能なシングルボードコンピュータである。小型ながら</w:t>
-      </w:r>
-      <w:r>
-        <w:t>PC</w:t>
-      </w:r>
-      <w:r>
-        <w:t>と同等の処理能力を有しており、本システムではメインコントローラとして機能する。具体的には、計測デバイスの制御ドライバの実行、取得データの一次処理、および</w:t>
-      </w:r>
-      <w:r>
-        <w:t>4G</w:t>
-      </w:r>
-      <w:r>
-        <w:t>ルーターを介した外部との通信制御を一手に担う</w:t>
-      </w:r>
-      <w:r>
-        <w:rPr>
-          <w:rFonts w:hint="eastAsia"/>
-        </w:rPr>
-        <w:t>。</w:t>
-      </w:r>
-      <w:r>
-        <w:t xml:space="preserve">Analog Discovery 2 </w:t>
-      </w:r>
-      <w:r>
-        <w:t>は、</w:t>
-      </w:r>
-      <w:r>
-        <w:t>Digilent</w:t>
-      </w:r>
-      <w:r>
-        <w:t>社製の</w:t>
-      </w:r>
-      <w:r>
-        <w:t>USB</w:t>
-      </w:r>
-      <w:r>
-        <w:t>接続型多機能計測器である。オシロスコープやファンクションジェネレータ等の機能を掌サイズの筐体に集約しており、</w:t>
-      </w:r>
-      <w:r>
-        <w:t>Raspberry Pi</w:t>
-      </w:r>
-      <w:r>
-        <w:t>からの制御が可能である。本研究では、電磁センサの励磁コイルに対して特定の周波数の交流信号を出力すると同時に、検出コイルからの微弱な電圧変化を高精度にデジタル変換し、データとして取り込むために使用する。</w:t>
+        <w:t>換し、データとして取り込むために使用する。</w:t>
       </w:r>
     </w:p>
     <w:p>
@@ -2771,7 +2817,6 @@
         <w:rPr>
           <w:noProof/>
         </w:rPr>
-        <w:lastRenderedPageBreak/>
         <w:drawing>
           <wp:inline distT="0" distB="0" distL="0" distR="0" wp14:anchorId="466BF13C" wp14:editId="7BAA9BC8">
             <wp:extent cx="4665134" cy="1611731"/>
@@ -2968,6 +3013,7 @@
       </w:pPr>
       <w:bookmarkStart w:id="13" w:name="_Toc219381866"/>
       <w:r>
+        <w:lastRenderedPageBreak/>
         <w:t>2.3</w:t>
       </w:r>
       <w:r>
@@ -3082,11 +3128,7 @@
         <w:t>れる。</w:t>
       </w:r>
       <w:r>
-        <w:t>本実験においては、まず有線接続によ</w:t>
-      </w:r>
-      <w:r>
-        <w:lastRenderedPageBreak/>
-        <w:t>る制御を確立し、学校のプール等での安定した動作を実現した。</w:t>
+        <w:t>本実験においては、まず有線接続による制御を確立し、学校のプール等での安定した動作を実現した。</w:t>
       </w:r>
     </w:p>
     <w:p>
@@ -3689,6 +3731,22 @@
     <w:p/>
     <w:p>
       <w:pPr>
+        <w:widowControl/>
+      </w:pPr>
+    </w:p>
+    <w:p>
+      <w:pPr>
+        <w:widowControl/>
+        <w:rPr>
+          <w:rFonts w:hint="eastAsia"/>
+        </w:rPr>
+      </w:pPr>
+      <w:r>
+        <w:br w:type="page"/>
+      </w:r>
+    </w:p>
+    <w:p>
+      <w:pPr>
         <w:pStyle w:val="1"/>
         <w:ind w:left="0"/>
       </w:pPr>
@@ -3719,16 +3777,13 @@
       <w:bookmarkEnd w:id="16"/>
     </w:p>
     <w:p>
+      <w:proofErr w:type="spellStart"/>
       <w:r>
         <w:t>gaiyou</w:t>
       </w:r>
-    </w:p>
-    <w:p>
-      <w:pPr>
-        <w:rPr>
-          <w:rFonts w:hint="eastAsia"/>
-        </w:rPr>
-      </w:pPr>
+      <w:proofErr w:type="spellEnd"/>
+    </w:p>
+    <w:p>
       <w:r>
         <w:rPr>
           <w:rFonts w:hint="eastAsia"/>

--- a/卒論.docx
+++ b/卒論.docx
@@ -340,7 +340,7 @@
         </w:rPr>
       </w:pPr>
     </w:p>
-    <w:bookmarkStart w:id="0" w:name="_Toc219381853" w:displacedByCustomXml="next"/>
+    <w:bookmarkStart w:id="0" w:name="_Toc219411506" w:displacedByCustomXml="next"/>
     <w:sdt>
       <w:sdtPr>
         <w:rPr>
@@ -411,7 +411,7 @@
             </w:rPr>
             <w:fldChar w:fldCharType="separate"/>
           </w:r>
-          <w:hyperlink w:anchor="_Toc219381853" w:history="1">
+          <w:hyperlink w:anchor="_Toc219411506" w:history="1">
             <w:r>
               <w:rPr>
                 <w:rStyle w:val="af1"/>
@@ -439,7 +439,7 @@
                 <w:noProof/>
                 <w:webHidden/>
               </w:rPr>
-              <w:instrText xml:space="preserve"> PAGEREF _Toc219381853 \h </w:instrText>
+              <w:instrText xml:space="preserve"> PAGEREF _Toc219411506 \h </w:instrText>
             </w:r>
             <w:r>
               <w:rPr>
@@ -486,7 +486,7 @@
               <w:szCs w:val="24"/>
             </w:rPr>
           </w:pPr>
-          <w:hyperlink w:anchor="_Toc219381854" w:history="1">
+          <w:hyperlink w:anchor="_Toc219411507" w:history="1">
             <w:r>
               <w:rPr>
                 <w:rStyle w:val="af1"/>
@@ -513,7 +513,7 @@
                 <w:noProof/>
                 <w:webHidden/>
               </w:rPr>
-              <w:instrText xml:space="preserve"> PAGEREF _Toc219381854 \h </w:instrText>
+              <w:instrText xml:space="preserve"> PAGEREF _Toc219411507 \h </w:instrText>
             </w:r>
             <w:r>
               <w:rPr>
@@ -533,7 +533,7 @@
                 <w:noProof/>
                 <w:webHidden/>
               </w:rPr>
-              <w:t>5</w:t>
+              <w:t>6</w:t>
             </w:r>
             <w:r>
               <w:rPr>
@@ -559,7 +559,7 @@
               <w:szCs w:val="24"/>
             </w:rPr>
           </w:pPr>
-          <w:hyperlink w:anchor="_Toc219381855" w:history="1">
+          <w:hyperlink w:anchor="_Toc219411508" w:history="1">
             <w:r>
               <w:rPr>
                 <w:rStyle w:val="af1"/>
@@ -603,7 +603,7 @@
                 <w:noProof/>
                 <w:webHidden/>
               </w:rPr>
-              <w:instrText xml:space="preserve"> PAGEREF _Toc219381855 \h </w:instrText>
+              <w:instrText xml:space="preserve"> PAGEREF _Toc219411508 \h </w:instrText>
             </w:r>
             <w:r>
               <w:rPr>
@@ -623,7 +623,7 @@
                 <w:noProof/>
                 <w:webHidden/>
               </w:rPr>
-              <w:t>5</w:t>
+              <w:t>6</w:t>
             </w:r>
             <w:r>
               <w:rPr>
@@ -650,7 +650,7 @@
               <w:szCs w:val="24"/>
             </w:rPr>
           </w:pPr>
-          <w:hyperlink w:anchor="_Toc219381856" w:history="1">
+          <w:hyperlink w:anchor="_Toc219411509" w:history="1">
             <w:r>
               <w:rPr>
                 <w:rStyle w:val="af1"/>
@@ -695,7 +695,7 @@
                 <w:noProof/>
                 <w:webHidden/>
               </w:rPr>
-              <w:instrText xml:space="preserve"> PAGEREF _Toc219381856 \h </w:instrText>
+              <w:instrText xml:space="preserve"> PAGEREF _Toc219411509 \h </w:instrText>
             </w:r>
             <w:r>
               <w:rPr>
@@ -715,7 +715,7 @@
                 <w:noProof/>
                 <w:webHidden/>
               </w:rPr>
-              <w:t>5</w:t>
+              <w:t>6</w:t>
             </w:r>
             <w:r>
               <w:rPr>
@@ -742,7 +742,7 @@
               <w:szCs w:val="24"/>
             </w:rPr>
           </w:pPr>
-          <w:hyperlink w:anchor="_Toc219381857" w:history="1">
+          <w:hyperlink w:anchor="_Toc219411510" w:history="1">
             <w:r>
               <w:rPr>
                 <w:rStyle w:val="af1"/>
@@ -787,7 +787,7 @@
                 <w:noProof/>
                 <w:webHidden/>
               </w:rPr>
-              <w:instrText xml:space="preserve"> PAGEREF _Toc219381857 \h </w:instrText>
+              <w:instrText xml:space="preserve"> PAGEREF _Toc219411510 \h </w:instrText>
             </w:r>
             <w:r>
               <w:rPr>
@@ -807,7 +807,7 @@
                 <w:noProof/>
                 <w:webHidden/>
               </w:rPr>
-              <w:t>5</w:t>
+              <w:t>6</w:t>
             </w:r>
             <w:r>
               <w:rPr>
@@ -834,7 +834,7 @@
               <w:szCs w:val="24"/>
             </w:rPr>
           </w:pPr>
-          <w:hyperlink w:anchor="_Toc219381858" w:history="1">
+          <w:hyperlink w:anchor="_Toc219411511" w:history="1">
             <w:r>
               <w:rPr>
                 <w:rStyle w:val="af1"/>
@@ -879,7 +879,7 @@
                 <w:noProof/>
                 <w:webHidden/>
               </w:rPr>
-              <w:instrText xml:space="preserve"> PAGEREF _Toc219381858 \h </w:instrText>
+              <w:instrText xml:space="preserve"> PAGEREF _Toc219411511 \h </w:instrText>
             </w:r>
             <w:r>
               <w:rPr>
@@ -899,7 +899,7 @@
                 <w:noProof/>
                 <w:webHidden/>
               </w:rPr>
-              <w:t>5</w:t>
+              <w:t>6</w:t>
             </w:r>
             <w:r>
               <w:rPr>
@@ -925,7 +925,7 @@
               <w:szCs w:val="24"/>
             </w:rPr>
           </w:pPr>
-          <w:hyperlink w:anchor="_Toc219381859" w:history="1">
+          <w:hyperlink w:anchor="_Toc219411512" w:history="1">
             <w:r>
               <w:rPr>
                 <w:rStyle w:val="af1"/>
@@ -969,7 +969,7 @@
                 <w:noProof/>
                 <w:webHidden/>
               </w:rPr>
-              <w:instrText xml:space="preserve"> PAGEREF _Toc219381859 \h </w:instrText>
+              <w:instrText xml:space="preserve"> PAGEREF _Toc219411512 \h </w:instrText>
             </w:r>
             <w:r>
               <w:rPr>
@@ -989,7 +989,7 @@
                 <w:noProof/>
                 <w:webHidden/>
               </w:rPr>
-              <w:t>6</w:t>
+              <w:t>7</w:t>
             </w:r>
             <w:r>
               <w:rPr>
@@ -1014,7 +1014,7 @@
               <w:szCs w:val="24"/>
             </w:rPr>
           </w:pPr>
-          <w:hyperlink w:anchor="_Toc219381860" w:history="1">
+          <w:hyperlink w:anchor="_Toc219411513" w:history="1">
             <w:r>
               <w:rPr>
                 <w:rStyle w:val="af1"/>
@@ -1041,7 +1041,7 @@
                 <w:noProof/>
                 <w:webHidden/>
               </w:rPr>
-              <w:instrText xml:space="preserve"> PAGEREF _Toc219381860 \h </w:instrText>
+              <w:instrText xml:space="preserve"> PAGEREF _Toc219411513 \h </w:instrText>
             </w:r>
             <w:r>
               <w:rPr>
@@ -1061,7 +1061,7 @@
                 <w:noProof/>
                 <w:webHidden/>
               </w:rPr>
-              <w:t>6</w:t>
+              <w:t>7</w:t>
             </w:r>
             <w:r>
               <w:rPr>
@@ -1088,7 +1088,7 @@
               <w:szCs w:val="24"/>
             </w:rPr>
           </w:pPr>
-          <w:hyperlink w:anchor="_Toc219381861" w:history="1">
+          <w:hyperlink w:anchor="_Toc219411514" w:history="1">
             <w:r>
               <w:rPr>
                 <w:rStyle w:val="af1"/>
@@ -1115,7 +1115,7 @@
                 <w:noProof/>
                 <w:webHidden/>
               </w:rPr>
-              <w:instrText xml:space="preserve"> PAGEREF _Toc219381861 \h </w:instrText>
+              <w:instrText xml:space="preserve"> PAGEREF _Toc219411514 \h </w:instrText>
             </w:r>
             <w:r>
               <w:rPr>
@@ -1135,7 +1135,7 @@
                 <w:noProof/>
                 <w:webHidden/>
               </w:rPr>
-              <w:t>6</w:t>
+              <w:t>8</w:t>
             </w:r>
             <w:r>
               <w:rPr>
@@ -1160,7 +1160,7 @@
               <w:szCs w:val="24"/>
             </w:rPr>
           </w:pPr>
-          <w:hyperlink w:anchor="_Toc219381862" w:history="1">
+          <w:hyperlink w:anchor="_Toc219411515" w:history="1">
             <w:r>
               <w:rPr>
                 <w:rStyle w:val="af1"/>
@@ -1187,7 +1187,7 @@
                 <w:noProof/>
                 <w:webHidden/>
               </w:rPr>
-              <w:instrText xml:space="preserve"> PAGEREF _Toc219381862 \h </w:instrText>
+              <w:instrText xml:space="preserve"> PAGEREF _Toc219411515 \h </w:instrText>
             </w:r>
             <w:r>
               <w:rPr>
@@ -1207,7 +1207,7 @@
                 <w:noProof/>
                 <w:webHidden/>
               </w:rPr>
-              <w:t>6</w:t>
+              <w:t>8</w:t>
             </w:r>
             <w:r>
               <w:rPr>
@@ -1232,7 +1232,7 @@
               <w:szCs w:val="24"/>
             </w:rPr>
           </w:pPr>
-          <w:hyperlink w:anchor="_Toc219381863" w:history="1">
+          <w:hyperlink w:anchor="_Toc219411516" w:history="1">
             <w:r>
               <w:rPr>
                 <w:rStyle w:val="af1"/>
@@ -1259,7 +1259,7 @@
                 <w:noProof/>
                 <w:webHidden/>
               </w:rPr>
-              <w:instrText xml:space="preserve"> PAGEREF _Toc219381863 \h </w:instrText>
+              <w:instrText xml:space="preserve"> PAGEREF _Toc219411516 \h </w:instrText>
             </w:r>
             <w:r>
               <w:rPr>
@@ -1279,7 +1279,7 @@
                 <w:noProof/>
                 <w:webHidden/>
               </w:rPr>
-              <w:t>7</w:t>
+              <w:t>8</w:t>
             </w:r>
             <w:r>
               <w:rPr>
@@ -1305,7 +1305,7 @@
               <w:szCs w:val="24"/>
             </w:rPr>
           </w:pPr>
-          <w:hyperlink w:anchor="_Toc219381864" w:history="1">
+          <w:hyperlink w:anchor="_Toc219411517" w:history="1">
             <w:r>
               <w:rPr>
                 <w:rStyle w:val="af1"/>
@@ -1332,7 +1332,7 @@
                 <w:noProof/>
                 <w:webHidden/>
               </w:rPr>
-              <w:instrText xml:space="preserve"> PAGEREF _Toc219381864 \h </w:instrText>
+              <w:instrText xml:space="preserve"> PAGEREF _Toc219411517 \h </w:instrText>
             </w:r>
             <w:r>
               <w:rPr>
@@ -1352,7 +1352,7 @@
                 <w:noProof/>
                 <w:webHidden/>
               </w:rPr>
-              <w:t>7</w:t>
+              <w:t>8</w:t>
             </w:r>
             <w:r>
               <w:rPr>
@@ -1378,7 +1378,7 @@
               <w:szCs w:val="24"/>
             </w:rPr>
           </w:pPr>
-          <w:hyperlink w:anchor="_Toc219381865" w:history="1">
+          <w:hyperlink w:anchor="_Toc219411518" w:history="1">
             <w:r>
               <w:rPr>
                 <w:rStyle w:val="af1"/>
@@ -1405,7 +1405,7 @@
                 <w:noProof/>
                 <w:webHidden/>
               </w:rPr>
-              <w:instrText xml:space="preserve"> PAGEREF _Toc219381865 \h </w:instrText>
+              <w:instrText xml:space="preserve"> PAGEREF _Toc219411518 \h </w:instrText>
             </w:r>
             <w:r>
               <w:rPr>
@@ -1425,7 +1425,7 @@
                 <w:noProof/>
                 <w:webHidden/>
               </w:rPr>
-              <w:t>8</w:t>
+              <w:t>9</w:t>
             </w:r>
             <w:r>
               <w:rPr>
@@ -1450,7 +1450,7 @@
               <w:szCs w:val="24"/>
             </w:rPr>
           </w:pPr>
-          <w:hyperlink w:anchor="_Toc219381866" w:history="1">
+          <w:hyperlink w:anchor="_Toc219411519" w:history="1">
             <w:r>
               <w:rPr>
                 <w:rStyle w:val="af1"/>
@@ -1477,7 +1477,7 @@
                 <w:noProof/>
                 <w:webHidden/>
               </w:rPr>
-              <w:instrText xml:space="preserve"> PAGEREF _Toc219381866 \h </w:instrText>
+              <w:instrText xml:space="preserve"> PAGEREF _Toc219411519 \h </w:instrText>
             </w:r>
             <w:r>
               <w:rPr>
@@ -1497,7 +1497,7 @@
                 <w:noProof/>
                 <w:webHidden/>
               </w:rPr>
-              <w:t>8</w:t>
+              <w:t>10</w:t>
             </w:r>
             <w:r>
               <w:rPr>
@@ -1522,7 +1522,7 @@
               <w:szCs w:val="24"/>
             </w:rPr>
           </w:pPr>
-          <w:hyperlink w:anchor="_Toc219381867" w:history="1">
+          <w:hyperlink w:anchor="_Toc219411520" w:history="1">
             <w:r>
               <w:rPr>
                 <w:rStyle w:val="af1"/>
@@ -1549,7 +1549,7 @@
                 <w:noProof/>
                 <w:webHidden/>
               </w:rPr>
-              <w:instrText xml:space="preserve"> PAGEREF _Toc219381867 \h </w:instrText>
+              <w:instrText xml:space="preserve"> PAGEREF _Toc219411520 \h </w:instrText>
             </w:r>
             <w:r>
               <w:rPr>
@@ -1569,7 +1569,7 @@
                 <w:noProof/>
                 <w:webHidden/>
               </w:rPr>
-              <w:t>9</w:t>
+              <w:t>10</w:t>
             </w:r>
             <w:r>
               <w:rPr>
@@ -1596,7 +1596,7 @@
               <w:szCs w:val="24"/>
             </w:rPr>
           </w:pPr>
-          <w:hyperlink w:anchor="_Toc219381868" w:history="1">
+          <w:hyperlink w:anchor="_Toc219411521" w:history="1">
             <w:r>
               <w:rPr>
                 <w:rStyle w:val="af1"/>
@@ -1623,7 +1623,7 @@
                 <w:noProof/>
                 <w:webHidden/>
               </w:rPr>
-              <w:instrText xml:space="preserve"> PAGEREF _Toc219381868 \h </w:instrText>
+              <w:instrText xml:space="preserve"> PAGEREF _Toc219411521 \h </w:instrText>
             </w:r>
             <w:r>
               <w:rPr>
@@ -1643,7 +1643,7 @@
                 <w:noProof/>
                 <w:webHidden/>
               </w:rPr>
-              <w:t>12</w:t>
+              <w:t>13</w:t>
             </w:r>
             <w:r>
               <w:rPr>
@@ -1668,7 +1668,7 @@
               <w:szCs w:val="24"/>
             </w:rPr>
           </w:pPr>
-          <w:hyperlink w:anchor="_Toc219381869" w:history="1">
+          <w:hyperlink w:anchor="_Toc219411522" w:history="1">
             <w:r>
               <w:rPr>
                 <w:rStyle w:val="af1"/>
@@ -1695,7 +1695,7 @@
                 <w:noProof/>
                 <w:webHidden/>
               </w:rPr>
-              <w:instrText xml:space="preserve"> PAGEREF _Toc219381869 \h </w:instrText>
+              <w:instrText xml:space="preserve"> PAGEREF _Toc219411522 \h </w:instrText>
             </w:r>
             <w:r>
               <w:rPr>
@@ -1715,7 +1715,371 @@
                 <w:noProof/>
                 <w:webHidden/>
               </w:rPr>
-              <w:t>12</w:t>
+              <w:t>13</w:t>
+            </w:r>
+            <w:r>
+              <w:rPr>
+                <w:noProof/>
+                <w:webHidden/>
+              </w:rPr>
+              <w:fldChar w:fldCharType="end"/>
+            </w:r>
+          </w:hyperlink>
+        </w:p>
+        <w:p>
+          <w:pPr>
+            <w:pStyle w:val="31"/>
+            <w:tabs>
+              <w:tab w:val="right" w:leader="dot" w:pos="8494"/>
+            </w:tabs>
+            <w:rPr>
+              <w:rFonts w:eastAsiaTheme="minorEastAsia"/>
+              <w:i w:val="0"/>
+              <w:iCs w:val="0"/>
+              <w:noProof/>
+              <w:sz w:val="21"/>
+              <w:szCs w:val="24"/>
+            </w:rPr>
+          </w:pPr>
+          <w:hyperlink w:anchor="_Toc219411523" w:history="1">
+            <w:r>
+              <w:rPr>
+                <w:rStyle w:val="af1"/>
+                <w:noProof/>
+              </w:rPr>
+              <w:t>3.1.1　水槽実験（基礎特性の検証）</w:t>
+            </w:r>
+            <w:r>
+              <w:rPr>
+                <w:noProof/>
+                <w:webHidden/>
+              </w:rPr>
+              <w:tab/>
+            </w:r>
+            <w:r>
+              <w:rPr>
+                <w:noProof/>
+                <w:webHidden/>
+              </w:rPr>
+              <w:fldChar w:fldCharType="begin"/>
+            </w:r>
+            <w:r>
+              <w:rPr>
+                <w:noProof/>
+                <w:webHidden/>
+              </w:rPr>
+              <w:instrText xml:space="preserve"> PAGEREF _Toc219411523 \h </w:instrText>
+            </w:r>
+            <w:r>
+              <w:rPr>
+                <w:noProof/>
+                <w:webHidden/>
+              </w:rPr>
+            </w:r>
+            <w:r>
+              <w:rPr>
+                <w:noProof/>
+                <w:webHidden/>
+              </w:rPr>
+              <w:fldChar w:fldCharType="separate"/>
+            </w:r>
+            <w:r>
+              <w:rPr>
+                <w:noProof/>
+                <w:webHidden/>
+              </w:rPr>
+              <w:t>13</w:t>
+            </w:r>
+            <w:r>
+              <w:rPr>
+                <w:noProof/>
+                <w:webHidden/>
+              </w:rPr>
+              <w:fldChar w:fldCharType="end"/>
+            </w:r>
+          </w:hyperlink>
+        </w:p>
+        <w:p>
+          <w:pPr>
+            <w:pStyle w:val="31"/>
+            <w:tabs>
+              <w:tab w:val="right" w:leader="dot" w:pos="8494"/>
+            </w:tabs>
+            <w:rPr>
+              <w:rFonts w:eastAsiaTheme="minorEastAsia"/>
+              <w:i w:val="0"/>
+              <w:iCs w:val="0"/>
+              <w:noProof/>
+              <w:sz w:val="21"/>
+              <w:szCs w:val="24"/>
+            </w:rPr>
+          </w:pPr>
+          <w:hyperlink w:anchor="_Toc219411524" w:history="1">
+            <w:r>
+              <w:rPr>
+                <w:rStyle w:val="af1"/>
+                <w:noProof/>
+              </w:rPr>
+              <w:t>3.1.2　プール実験（システム動作検証）</w:t>
+            </w:r>
+            <w:r>
+              <w:rPr>
+                <w:noProof/>
+                <w:webHidden/>
+              </w:rPr>
+              <w:tab/>
+            </w:r>
+            <w:r>
+              <w:rPr>
+                <w:noProof/>
+                <w:webHidden/>
+              </w:rPr>
+              <w:fldChar w:fldCharType="begin"/>
+            </w:r>
+            <w:r>
+              <w:rPr>
+                <w:noProof/>
+                <w:webHidden/>
+              </w:rPr>
+              <w:instrText xml:space="preserve"> PAGEREF _Toc219411524 \h </w:instrText>
+            </w:r>
+            <w:r>
+              <w:rPr>
+                <w:noProof/>
+                <w:webHidden/>
+              </w:rPr>
+            </w:r>
+            <w:r>
+              <w:rPr>
+                <w:noProof/>
+                <w:webHidden/>
+              </w:rPr>
+              <w:fldChar w:fldCharType="separate"/>
+            </w:r>
+            <w:r>
+              <w:rPr>
+                <w:noProof/>
+                <w:webHidden/>
+              </w:rPr>
+              <w:t>13</w:t>
+            </w:r>
+            <w:r>
+              <w:rPr>
+                <w:noProof/>
+                <w:webHidden/>
+              </w:rPr>
+              <w:fldChar w:fldCharType="end"/>
+            </w:r>
+          </w:hyperlink>
+        </w:p>
+        <w:p>
+          <w:pPr>
+            <w:pStyle w:val="25"/>
+            <w:tabs>
+              <w:tab w:val="right" w:leader="dot" w:pos="8494"/>
+            </w:tabs>
+            <w:rPr>
+              <w:rFonts w:eastAsiaTheme="minorEastAsia"/>
+              <w:smallCaps w:val="0"/>
+              <w:noProof/>
+              <w:sz w:val="21"/>
+              <w:szCs w:val="24"/>
+            </w:rPr>
+          </w:pPr>
+          <w:hyperlink w:anchor="_Toc219411525" w:history="1">
+            <w:r>
+              <w:rPr>
+                <w:rStyle w:val="af1"/>
+                <w:noProof/>
+              </w:rPr>
+              <w:t>3.2　実験1：水槽を用いた基礎特性の検証</w:t>
+            </w:r>
+            <w:r>
+              <w:rPr>
+                <w:noProof/>
+                <w:webHidden/>
+              </w:rPr>
+              <w:tab/>
+            </w:r>
+            <w:r>
+              <w:rPr>
+                <w:noProof/>
+                <w:webHidden/>
+              </w:rPr>
+              <w:fldChar w:fldCharType="begin"/>
+            </w:r>
+            <w:r>
+              <w:rPr>
+                <w:noProof/>
+                <w:webHidden/>
+              </w:rPr>
+              <w:instrText xml:space="preserve"> PAGEREF _Toc219411525 \h </w:instrText>
+            </w:r>
+            <w:r>
+              <w:rPr>
+                <w:noProof/>
+                <w:webHidden/>
+              </w:rPr>
+            </w:r>
+            <w:r>
+              <w:rPr>
+                <w:noProof/>
+                <w:webHidden/>
+              </w:rPr>
+              <w:fldChar w:fldCharType="separate"/>
+            </w:r>
+            <w:r>
+              <w:rPr>
+                <w:noProof/>
+                <w:webHidden/>
+              </w:rPr>
+              <w:t>13</w:t>
+            </w:r>
+            <w:r>
+              <w:rPr>
+                <w:noProof/>
+                <w:webHidden/>
+              </w:rPr>
+              <w:fldChar w:fldCharType="end"/>
+            </w:r>
+          </w:hyperlink>
+        </w:p>
+        <w:p>
+          <w:pPr>
+            <w:pStyle w:val="31"/>
+            <w:tabs>
+              <w:tab w:val="right" w:leader="dot" w:pos="8494"/>
+            </w:tabs>
+            <w:rPr>
+              <w:rFonts w:eastAsiaTheme="minorEastAsia"/>
+              <w:i w:val="0"/>
+              <w:iCs w:val="0"/>
+              <w:noProof/>
+              <w:sz w:val="21"/>
+              <w:szCs w:val="24"/>
+            </w:rPr>
+          </w:pPr>
+          <w:hyperlink w:anchor="_Toc219411526" w:history="1">
+            <w:r>
+              <w:rPr>
+                <w:rStyle w:val="af1"/>
+                <w:noProof/>
+              </w:rPr>
+              <w:t>3.2.1　実験方法</w:t>
+            </w:r>
+            <w:r>
+              <w:rPr>
+                <w:noProof/>
+                <w:webHidden/>
+              </w:rPr>
+              <w:tab/>
+            </w:r>
+            <w:r>
+              <w:rPr>
+                <w:noProof/>
+                <w:webHidden/>
+              </w:rPr>
+              <w:fldChar w:fldCharType="begin"/>
+            </w:r>
+            <w:r>
+              <w:rPr>
+                <w:noProof/>
+                <w:webHidden/>
+              </w:rPr>
+              <w:instrText xml:space="preserve"> PAGEREF _Toc219411526 \h </w:instrText>
+            </w:r>
+            <w:r>
+              <w:rPr>
+                <w:noProof/>
+                <w:webHidden/>
+              </w:rPr>
+            </w:r>
+            <w:r>
+              <w:rPr>
+                <w:noProof/>
+                <w:webHidden/>
+              </w:rPr>
+              <w:fldChar w:fldCharType="separate"/>
+            </w:r>
+            <w:r>
+              <w:rPr>
+                <w:noProof/>
+                <w:webHidden/>
+              </w:rPr>
+              <w:t>13</w:t>
+            </w:r>
+            <w:r>
+              <w:rPr>
+                <w:noProof/>
+                <w:webHidden/>
+              </w:rPr>
+              <w:fldChar w:fldCharType="end"/>
+            </w:r>
+          </w:hyperlink>
+        </w:p>
+        <w:p>
+          <w:pPr>
+            <w:pStyle w:val="31"/>
+            <w:tabs>
+              <w:tab w:val="right" w:leader="dot" w:pos="8494"/>
+            </w:tabs>
+            <w:rPr>
+              <w:rFonts w:eastAsiaTheme="minorEastAsia"/>
+              <w:i w:val="0"/>
+              <w:iCs w:val="0"/>
+              <w:noProof/>
+              <w:sz w:val="21"/>
+              <w:szCs w:val="24"/>
+            </w:rPr>
+          </w:pPr>
+          <w:hyperlink w:anchor="_Toc219411527" w:history="1">
+            <w:r>
+              <w:rPr>
+                <w:rStyle w:val="af1"/>
+                <w:noProof/>
+              </w:rPr>
+              <w:t>3.2.2　実験結果</w:t>
+            </w:r>
+            <w:r>
+              <w:rPr>
+                <w:noProof/>
+                <w:webHidden/>
+              </w:rPr>
+              <w:tab/>
+            </w:r>
+            <w:r>
+              <w:rPr>
+                <w:noProof/>
+                <w:webHidden/>
+              </w:rPr>
+              <w:fldChar w:fldCharType="begin"/>
+            </w:r>
+            <w:r>
+              <w:rPr>
+                <w:noProof/>
+                <w:webHidden/>
+              </w:rPr>
+              <w:instrText xml:space="preserve"> PAGEREF _Toc219411527 \h </w:instrText>
+            </w:r>
+            <w:r>
+              <w:rPr>
+                <w:noProof/>
+                <w:webHidden/>
+              </w:rPr>
+            </w:r>
+            <w:r>
+              <w:rPr>
+                <w:noProof/>
+                <w:webHidden/>
+              </w:rPr>
+              <w:fldChar w:fldCharType="separate"/>
+            </w:r>
+            <w:r>
+              <w:rPr>
+                <w:noProof/>
+                <w:webHidden/>
+              </w:rPr>
+              <w:t>14</w:t>
             </w:r>
             <w:r>
               <w:rPr>
@@ -1742,7 +2106,7 @@
               <w:szCs w:val="24"/>
             </w:rPr>
           </w:pPr>
-          <w:hyperlink w:anchor="_Toc219381870" w:history="1">
+          <w:hyperlink w:anchor="_Toc219411528" w:history="1">
             <w:r>
               <w:rPr>
                 <w:rStyle w:val="af1"/>
@@ -1769,7 +2133,7 @@
                 <w:noProof/>
                 <w:webHidden/>
               </w:rPr>
-              <w:instrText xml:space="preserve"> PAGEREF _Toc219381870 \h </w:instrText>
+              <w:instrText xml:space="preserve"> PAGEREF _Toc219411528 \h </w:instrText>
             </w:r>
             <w:r>
               <w:rPr>
@@ -1789,7 +2153,7 @@
                 <w:noProof/>
                 <w:webHidden/>
               </w:rPr>
-              <w:t>12</w:t>
+              <w:t>14</w:t>
             </w:r>
             <w:r>
               <w:rPr>
@@ -1814,7 +2178,7 @@
               <w:szCs w:val="24"/>
             </w:rPr>
           </w:pPr>
-          <w:hyperlink w:anchor="_Toc219381871" w:history="1">
+          <w:hyperlink w:anchor="_Toc219411529" w:history="1">
             <w:r>
               <w:rPr>
                 <w:rStyle w:val="af1"/>
@@ -1841,7 +2205,7 @@
                 <w:noProof/>
                 <w:webHidden/>
               </w:rPr>
-              <w:instrText xml:space="preserve"> PAGEREF _Toc219381871 \h </w:instrText>
+              <w:instrText xml:space="preserve"> PAGEREF _Toc219411529 \h </w:instrText>
             </w:r>
             <w:r>
               <w:rPr>
@@ -1861,7 +2225,7 @@
                 <w:noProof/>
                 <w:webHidden/>
               </w:rPr>
-              <w:t>12</w:t>
+              <w:t>14</w:t>
             </w:r>
             <w:r>
               <w:rPr>
@@ -1886,7 +2250,7 @@
               <w:szCs w:val="24"/>
             </w:rPr>
           </w:pPr>
-          <w:hyperlink w:anchor="_Toc219381872" w:history="1">
+          <w:hyperlink w:anchor="_Toc219411530" w:history="1">
             <w:r>
               <w:rPr>
                 <w:rStyle w:val="af1"/>
@@ -1913,7 +2277,7 @@
                 <w:noProof/>
                 <w:webHidden/>
               </w:rPr>
-              <w:instrText xml:space="preserve"> PAGEREF _Toc219381872 \h </w:instrText>
+              <w:instrText xml:space="preserve"> PAGEREF _Toc219411530 \h </w:instrText>
             </w:r>
             <w:r>
               <w:rPr>
@@ -1933,7 +2297,7 @@
                 <w:noProof/>
                 <w:webHidden/>
               </w:rPr>
-              <w:t>12</w:t>
+              <w:t>14</w:t>
             </w:r>
             <w:r>
               <w:rPr>
@@ -1958,7 +2322,7 @@
               <w:szCs w:val="24"/>
             </w:rPr>
           </w:pPr>
-          <w:hyperlink w:anchor="_Toc219381873" w:history="1">
+          <w:hyperlink w:anchor="_Toc219411531" w:history="1">
             <w:r>
               <w:rPr>
                 <w:rStyle w:val="af1"/>
@@ -1985,7 +2349,7 @@
                 <w:noProof/>
                 <w:webHidden/>
               </w:rPr>
-              <w:instrText xml:space="preserve"> PAGEREF _Toc219381873 \h </w:instrText>
+              <w:instrText xml:space="preserve"> PAGEREF _Toc219411531 \h </w:instrText>
             </w:r>
             <w:r>
               <w:rPr>
@@ -2005,7 +2369,7 @@
                 <w:noProof/>
                 <w:webHidden/>
               </w:rPr>
-              <w:t>13</w:t>
+              <w:t>15</w:t>
             </w:r>
             <w:r>
               <w:rPr>
@@ -2032,7 +2396,7 @@
               <w:szCs w:val="24"/>
             </w:rPr>
           </w:pPr>
-          <w:hyperlink w:anchor="_Toc219381874" w:history="1">
+          <w:hyperlink w:anchor="_Toc219411532" w:history="1">
             <w:r>
               <w:rPr>
                 <w:rStyle w:val="af1"/>
@@ -2060,7 +2424,7 @@
                 <w:noProof/>
                 <w:webHidden/>
               </w:rPr>
-              <w:instrText xml:space="preserve"> PAGEREF _Toc219381874 \h </w:instrText>
+              <w:instrText xml:space="preserve"> PAGEREF _Toc219411532 \h </w:instrText>
             </w:r>
             <w:r>
               <w:rPr>
@@ -2080,7 +2444,7 @@
                 <w:noProof/>
                 <w:webHidden/>
               </w:rPr>
-              <w:t>13</w:t>
+              <w:t>15</w:t>
             </w:r>
             <w:r>
               <w:rPr>
@@ -2123,7 +2487,7 @@
       <w:pPr>
         <w:pStyle w:val="1"/>
       </w:pPr>
-      <w:bookmarkStart w:id="1" w:name="_Toc219381854"/>
+      <w:bookmarkStart w:id="1" w:name="_Toc219411507"/>
       <w:r>
         <w:rPr>
           <w:rFonts w:hint="eastAsia"/>
@@ -2141,7 +2505,7 @@
           <w:numId w:val="2"/>
         </w:numPr>
       </w:pPr>
-      <w:bookmarkStart w:id="2" w:name="_Toc219381855"/>
+      <w:bookmarkStart w:id="2" w:name="_Toc219411508"/>
       <w:r>
         <w:rPr>
           <w:rFonts w:hint="eastAsia"/>
@@ -2158,7 +2522,7 @@
           <w:numId w:val="2"/>
         </w:numPr>
       </w:pPr>
-      <w:bookmarkStart w:id="3" w:name="_Toc219381856"/>
+      <w:bookmarkStart w:id="3" w:name="_Toc219411509"/>
       <w:r>
         <w:t>英虞湾における真珠養殖と海底ゴミの問題</w:t>
       </w:r>
@@ -2251,7 +2615,7 @@
           <w:numId w:val="2"/>
         </w:numPr>
       </w:pPr>
-      <w:bookmarkStart w:id="4" w:name="_Toc219381857"/>
+      <w:bookmarkStart w:id="4" w:name="_Toc219411510"/>
       <w:r>
         <w:t>既存の調査手法とその限界</w:t>
       </w:r>
@@ -2365,7 +2729,7 @@
           <w:numId w:val="2"/>
         </w:numPr>
       </w:pPr>
-      <w:bookmarkStart w:id="5" w:name="_Toc219381858"/>
+      <w:bookmarkStart w:id="5" w:name="_Toc219411511"/>
       <w:r>
         <w:t>水中ドローンによる解決のアプローチ</w:t>
       </w:r>
@@ -2422,7 +2786,7 @@
           <w:numId w:val="2"/>
         </w:numPr>
       </w:pPr>
-      <w:bookmarkStart w:id="6" w:name="_Toc219381859"/>
+      <w:bookmarkStart w:id="6" w:name="_Toc219411512"/>
       <w:r>
         <w:rPr>
           <w:rFonts w:hint="eastAsia"/>
@@ -2489,7 +2853,7 @@
       <w:pPr>
         <w:pStyle w:val="2"/>
       </w:pPr>
-      <w:bookmarkStart w:id="7" w:name="_Toc219381860"/>
+      <w:bookmarkStart w:id="7" w:name="_Toc219411513"/>
       <w:r>
         <w:t>1.3</w:t>
       </w:r>
@@ -2524,9 +2888,6 @@
     <w:p>
       <w:pPr>
         <w:widowControl/>
-        <w:rPr>
-          <w:rFonts w:hint="eastAsia"/>
-        </w:rPr>
       </w:pPr>
       <w:r>
         <w:br w:type="page"/>
@@ -2537,7 +2898,7 @@
         <w:pStyle w:val="1"/>
         <w:ind w:left="0"/>
       </w:pPr>
-      <w:bookmarkStart w:id="8" w:name="_Toc219381861"/>
+      <w:bookmarkStart w:id="8" w:name="_Toc219411514"/>
       <w:r>
         <w:rPr>
           <w:rFonts w:hint="eastAsia"/>
@@ -2557,7 +2918,7 @@
       <w:pPr>
         <w:pStyle w:val="2"/>
       </w:pPr>
-      <w:bookmarkStart w:id="9" w:name="_Toc219381862"/>
+      <w:bookmarkStart w:id="9" w:name="_Toc219411515"/>
       <w:r>
         <w:t>2.1</w:t>
       </w:r>
@@ -2622,7 +2983,7 @@
       <w:pPr>
         <w:pStyle w:val="2"/>
       </w:pPr>
-      <w:bookmarkStart w:id="10" w:name="_Toc219381863"/>
+      <w:bookmarkStart w:id="10" w:name="_Toc219411516"/>
       <w:r>
         <w:t>2.2</w:t>
       </w:r>
@@ -2638,7 +2999,7 @@
       <w:pPr>
         <w:pStyle w:val="3"/>
       </w:pPr>
-      <w:bookmarkStart w:id="11" w:name="_Toc219381864"/>
+      <w:bookmarkStart w:id="11" w:name="_Toc219411517"/>
       <w:r>
         <w:t>2.2.1</w:t>
       </w:r>
@@ -2862,14 +3223,27 @@
       <w:r>
         <w:t xml:space="preserve">図 </w:t>
       </w:r>
-      <w:fldSimple w:instr=" SEQ 図 \* ARABIC ">
-        <w:r>
-          <w:rPr>
-            <w:noProof/>
-          </w:rPr>
-          <w:t>1</w:t>
-        </w:r>
-      </w:fldSimple>
+      <w:r>
+        <w:fldChar w:fldCharType="begin"/>
+      </w:r>
+      <w:r>
+        <w:instrText xml:space="preserve"> SEQ 図 \* ARABIC </w:instrText>
+      </w:r>
+      <w:r>
+        <w:fldChar w:fldCharType="separate"/>
+      </w:r>
+      <w:r>
+        <w:rPr>
+          <w:noProof/>
+        </w:rPr>
+        <w:t>1</w:t>
+      </w:r>
+      <w:r>
+        <w:rPr>
+          <w:noProof/>
+        </w:rPr>
+        <w:fldChar w:fldCharType="end"/>
+      </w:r>
       <w:r>
         <w:rPr>
           <w:rFonts w:hint="eastAsia"/>
@@ -2888,7 +3262,7 @@
       <w:pPr>
         <w:pStyle w:val="3"/>
       </w:pPr>
-      <w:bookmarkStart w:id="12" w:name="_Toc219381865"/>
+      <w:bookmarkStart w:id="12" w:name="_Toc219411518"/>
       <w:r>
         <w:t>2.2.2</w:t>
       </w:r>
@@ -2987,14 +3361,27 @@
       <w:r>
         <w:t xml:space="preserve">図 </w:t>
       </w:r>
-      <w:fldSimple w:instr=" SEQ 図 \* ARABIC ">
-        <w:r>
-          <w:rPr>
-            <w:noProof/>
-          </w:rPr>
-          <w:t>2</w:t>
-        </w:r>
-      </w:fldSimple>
+      <w:r>
+        <w:fldChar w:fldCharType="begin"/>
+      </w:r>
+      <w:r>
+        <w:instrText xml:space="preserve"> SEQ 図 \* ARABIC </w:instrText>
+      </w:r>
+      <w:r>
+        <w:fldChar w:fldCharType="separate"/>
+      </w:r>
+      <w:r>
+        <w:rPr>
+          <w:noProof/>
+        </w:rPr>
+        <w:t>2</w:t>
+      </w:r>
+      <w:r>
+        <w:rPr>
+          <w:noProof/>
+        </w:rPr>
+        <w:fldChar w:fldCharType="end"/>
+      </w:r>
       <w:r>
         <w:rPr>
           <w:rFonts w:hint="eastAsia"/>
@@ -3011,7 +3398,7 @@
       <w:pPr>
         <w:pStyle w:val="2"/>
       </w:pPr>
-      <w:bookmarkStart w:id="13" w:name="_Toc219381866"/>
+      <w:bookmarkStart w:id="13" w:name="_Toc219411519"/>
       <w:r>
         <w:lastRenderedPageBreak/>
         <w:t>2.3</w:t>
@@ -3203,14 +3590,27 @@
       <w:r>
         <w:t xml:space="preserve">図 </w:t>
       </w:r>
-      <w:fldSimple w:instr=" SEQ 図 \* ARABIC ">
-        <w:r>
-          <w:rPr>
-            <w:noProof/>
-          </w:rPr>
-          <w:t>3</w:t>
-        </w:r>
-      </w:fldSimple>
+      <w:r>
+        <w:fldChar w:fldCharType="begin"/>
+      </w:r>
+      <w:r>
+        <w:instrText xml:space="preserve"> SEQ 図 \* ARABIC </w:instrText>
+      </w:r>
+      <w:r>
+        <w:fldChar w:fldCharType="separate"/>
+      </w:r>
+      <w:r>
+        <w:rPr>
+          <w:noProof/>
+        </w:rPr>
+        <w:t>3</w:t>
+      </w:r>
+      <w:r>
+        <w:rPr>
+          <w:noProof/>
+        </w:rPr>
+        <w:fldChar w:fldCharType="end"/>
+      </w:r>
       <w:r>
         <w:rPr>
           <w:rFonts w:hint="eastAsia"/>
@@ -3223,7 +3623,7 @@
       <w:pPr>
         <w:pStyle w:val="2"/>
       </w:pPr>
-      <w:bookmarkStart w:id="14" w:name="_Toc219381867"/>
+      <w:bookmarkStart w:id="14" w:name="_Toc219411520"/>
       <w:r>
         <w:t>2.4</w:t>
       </w:r>
@@ -3382,14 +3782,27 @@
       <w:r>
         <w:t xml:space="preserve">図 </w:t>
       </w:r>
-      <w:fldSimple w:instr=" SEQ 図 \* ARABIC ">
-        <w:r>
-          <w:rPr>
-            <w:noProof/>
-          </w:rPr>
-          <w:t>4</w:t>
-        </w:r>
-      </w:fldSimple>
+      <w:r>
+        <w:fldChar w:fldCharType="begin"/>
+      </w:r>
+      <w:r>
+        <w:instrText xml:space="preserve"> SEQ 図 \* ARABIC </w:instrText>
+      </w:r>
+      <w:r>
+        <w:fldChar w:fldCharType="separate"/>
+      </w:r>
+      <w:r>
+        <w:rPr>
+          <w:noProof/>
+        </w:rPr>
+        <w:t>4</w:t>
+      </w:r>
+      <w:r>
+        <w:rPr>
+          <w:noProof/>
+        </w:rPr>
+        <w:fldChar w:fldCharType="end"/>
+      </w:r>
       <w:r>
         <w:rPr>
           <w:rFonts w:hint="eastAsia"/>
@@ -3598,14 +4011,27 @@
       <w:r>
         <w:t xml:space="preserve">図 </w:t>
       </w:r>
-      <w:fldSimple w:instr=" SEQ 図 \* ARABIC ">
-        <w:r>
-          <w:rPr>
-            <w:noProof/>
-          </w:rPr>
-          <w:t>5</w:t>
-        </w:r>
-      </w:fldSimple>
+      <w:r>
+        <w:fldChar w:fldCharType="begin"/>
+      </w:r>
+      <w:r>
+        <w:instrText xml:space="preserve"> SEQ 図 \* ARABIC </w:instrText>
+      </w:r>
+      <w:r>
+        <w:fldChar w:fldCharType="separate"/>
+      </w:r>
+      <w:r>
+        <w:rPr>
+          <w:noProof/>
+        </w:rPr>
+        <w:t>5</w:t>
+      </w:r>
+      <w:r>
+        <w:rPr>
+          <w:noProof/>
+        </w:rPr>
+        <w:fldChar w:fldCharType="end"/>
+      </w:r>
       <w:r>
         <w:rPr>
           <w:rFonts w:hint="eastAsia"/>
@@ -3695,14 +4121,27 @@
       <w:r>
         <w:t xml:space="preserve">図 </w:t>
       </w:r>
-      <w:fldSimple w:instr=" SEQ 図 \* ARABIC ">
-        <w:r>
-          <w:rPr>
-            <w:noProof/>
-          </w:rPr>
-          <w:t>6</w:t>
-        </w:r>
-      </w:fldSimple>
+      <w:r>
+        <w:fldChar w:fldCharType="begin"/>
+      </w:r>
+      <w:r>
+        <w:instrText xml:space="preserve"> SEQ 図 \* ARABIC </w:instrText>
+      </w:r>
+      <w:r>
+        <w:fldChar w:fldCharType="separate"/>
+      </w:r>
+      <w:r>
+        <w:rPr>
+          <w:noProof/>
+        </w:rPr>
+        <w:t>6</w:t>
+      </w:r>
+      <w:r>
+        <w:rPr>
+          <w:noProof/>
+        </w:rPr>
+        <w:fldChar w:fldCharType="end"/>
+      </w:r>
       <w:r>
         <w:rPr>
           <w:rFonts w:hint="eastAsia"/>
@@ -3737,9 +4176,6 @@
     <w:p>
       <w:pPr>
         <w:widowControl/>
-        <w:rPr>
-          <w:rFonts w:hint="eastAsia"/>
-        </w:rPr>
       </w:pPr>
       <w:r>
         <w:br w:type="page"/>
@@ -3750,7 +4186,7 @@
         <w:pStyle w:val="1"/>
         <w:ind w:left="0"/>
       </w:pPr>
-      <w:bookmarkStart w:id="15" w:name="_Toc219381868"/>
+      <w:bookmarkStart w:id="15" w:name="_Toc219411521"/>
       <w:r>
         <w:rPr>
           <w:rFonts w:hint="eastAsia"/>
@@ -3764,7 +4200,7 @@
       <w:pPr>
         <w:pStyle w:val="2"/>
       </w:pPr>
-      <w:bookmarkStart w:id="16" w:name="_Toc219381869"/>
+      <w:bookmarkStart w:id="16" w:name="_Toc219411522"/>
       <w:r>
         <w:t>3.1</w:t>
       </w:r>
@@ -3777,39 +4213,2355 @@
       <w:bookmarkEnd w:id="16"/>
     </w:p>
     <w:p>
-      <w:proofErr w:type="spellStart"/>
-      <w:r>
-        <w:t>gaiyou</w:t>
-      </w:r>
-      <w:proofErr w:type="spellEnd"/>
-    </w:p>
-    <w:p>
-      <w:r>
-        <w:rPr>
-          <w:rFonts w:hint="eastAsia"/>
-        </w:rPr>
-        <w:t>windows</w:t>
-      </w:r>
+      <w:pPr>
+        <w:ind w:firstLineChars="50" w:firstLine="105"/>
+      </w:pPr>
+      <w:r>
+        <w:rPr>
+          <w:rFonts w:hint="eastAsia"/>
+        </w:rPr>
+        <w:t>本章では、第</w:t>
+      </w:r>
+      <w:r>
+        <w:t>2</w:t>
+      </w:r>
+      <w:r>
+        <w:t>章で試作した電磁センサの基本性能、および水中ドローンに搭載した状態での探査システムの実現可能性を検証するために行った、</w:t>
+      </w:r>
+      <w:r>
+        <w:t>2</w:t>
+      </w:r>
+      <w:r>
+        <w:t>つの実験について述べる。</w:t>
+      </w:r>
+    </w:p>
+    <w:p>
+      <w:pPr>
+        <w:pStyle w:val="3"/>
+      </w:pPr>
+      <w:bookmarkStart w:id="17" w:name="_Toc219411523"/>
+      <w:r>
+        <w:rPr>
+          <w:rFonts w:hint="eastAsia"/>
+        </w:rPr>
+        <w:t xml:space="preserve">3.1.1　</w:t>
+      </w:r>
+      <w:r>
+        <w:rPr>
+          <w:rFonts w:hint="eastAsia"/>
+        </w:rPr>
+        <w:t>水槽実験（基礎特性の検証）</w:t>
+      </w:r>
+      <w:bookmarkEnd w:id="17"/>
+    </w:p>
+    <w:p>
+      <w:pPr>
+        <w:ind w:firstLineChars="100" w:firstLine="210"/>
+        <w:rPr>
+          <w:rFonts w:hint="eastAsia"/>
+        </w:rPr>
+      </w:pPr>
+      <w:r>
+        <w:rPr>
+          <w:rFonts w:hint="eastAsia"/>
+        </w:rPr>
+        <w:t>まず、センサ単体の基礎的な検出能力を把握するために、研究室内の水槽を用いた実験を行った。</w:t>
+      </w:r>
+      <w:r>
+        <w:t xml:space="preserve"> </w:t>
+      </w:r>
+      <w:r>
+        <w:t>本研究の最終的な適用フィールドは英虞湾（海水域）である。海水は淡水と比較して導電率が高く、電磁波の減衰や位相変化といった影響（表皮効果等）が無視できない可能性がある。</w:t>
+      </w:r>
+      <w:r>
+        <w:t xml:space="preserve"> </w:t>
+      </w:r>
+      <w:r>
+        <w:t>そこで本実験では、「淡水」および海水を模した「</w:t>
+      </w:r>
+      <w:r>
+        <w:rPr>
+          <w:rFonts w:hint="eastAsia"/>
+        </w:rPr>
+        <w:t>人工海水</w:t>
+      </w:r>
+      <w:r>
+        <w:t>」の双方の環境下で計測を行い、水の導電性がセンサの金属検知性能に与える影響を比較・検証した。</w:t>
+      </w:r>
+    </w:p>
+    <w:p>
+      <w:pPr>
+        <w:pStyle w:val="3"/>
+      </w:pPr>
+      <w:bookmarkStart w:id="18" w:name="_Toc219411524"/>
+      <w:r>
+        <w:rPr>
+          <w:rFonts w:hint="eastAsia"/>
+        </w:rPr>
+        <w:t xml:space="preserve">3.1.2　</w:t>
+      </w:r>
+      <w:r>
+        <w:rPr>
+          <w:rFonts w:hint="eastAsia"/>
+        </w:rPr>
+        <w:t>プール実験（システム動作検証）</w:t>
+      </w:r>
+      <w:bookmarkEnd w:id="18"/>
+    </w:p>
+    <w:p>
+      <w:pPr>
+        <w:ind w:firstLineChars="100" w:firstLine="210"/>
+        <w:rPr>
+          <w:rFonts w:hint="eastAsia"/>
+        </w:rPr>
+      </w:pPr>
+      <w:r>
+        <w:rPr>
+          <w:rFonts w:hint="eastAsia"/>
+        </w:rPr>
+        <w:t>次に、実際の運用に近い環境での動作を確認するために、学校のプールを用いた実験を行った。</w:t>
+      </w:r>
+      <w:r>
+        <w:t xml:space="preserve"> </w:t>
+      </w:r>
+      <w:r>
+        <w:t>この実験では、試作した電磁センサを実際に水中ドローンに搭載・結線し、システム全体を稼働させた状態で試験を行った。</w:t>
+      </w:r>
+      <w:r>
+        <w:t xml:space="preserve"> </w:t>
+      </w:r>
+      <w:r>
+        <w:t>ドローンのスラスタが発生する電磁ノイズや、機体の振動・移動がセンサの信号に与える影響を確認するとともに、広くて深い水中環境における金属検知の実証を行うことを目的とした。</w:t>
+      </w:r>
+    </w:p>
+    <w:p>
+      <w:pPr>
+        <w:pStyle w:val="2"/>
+      </w:pPr>
+      <w:bookmarkStart w:id="19" w:name="_Toc219411525"/>
+      <w:r>
+        <w:rPr>
+          <w:rFonts w:hint="eastAsia"/>
+        </w:rPr>
+        <w:t xml:space="preserve">3.2　</w:t>
+      </w:r>
+      <w:r>
+        <w:rPr>
+          <w:rFonts w:hint="eastAsia"/>
+        </w:rPr>
+        <w:t>実験</w:t>
+      </w:r>
+      <w:r>
+        <w:t>1：水槽を用いた基礎特性の検証</w:t>
+      </w:r>
+      <w:bookmarkEnd w:id="19"/>
+    </w:p>
+    <w:p>
+      <w:pPr>
+        <w:pStyle w:val="3"/>
+      </w:pPr>
+      <w:bookmarkStart w:id="20" w:name="_Toc219411526"/>
+      <w:r>
+        <w:rPr>
+          <w:rFonts w:hint="eastAsia"/>
+        </w:rPr>
+        <w:t>3.2.1　実験方法</w:t>
+      </w:r>
+      <w:bookmarkEnd w:id="20"/>
+    </w:p>
+    <w:p>
+      <w:pPr>
+        <w:ind w:firstLineChars="50" w:firstLine="105"/>
+      </w:pPr>
+      <w:r>
+        <w:rPr>
+          <w:rFonts w:hint="eastAsia"/>
+        </w:rPr>
+        <w:t>実験は研究室内の水槽を用いて行った。水槽の底部には、実際の海底環境を模した砂を敷き詰め、その上に検出対象を配置した。</w:t>
+      </w:r>
+      <w:r>
+        <w:t xml:space="preserve"> </w:t>
+      </w:r>
+      <w:r>
+        <w:t>検出対象（ターゲット）には、縦</w:t>
+      </w:r>
+      <w:r>
+        <w:t xml:space="preserve"> 150 mm × </w:t>
+      </w:r>
+      <w:r>
+        <w:t>横</w:t>
+      </w:r>
+      <w:r>
+        <w:t xml:space="preserve"> 150 mm × </w:t>
+      </w:r>
+      <w:r>
+        <w:t>厚さ</w:t>
+      </w:r>
+      <w:r>
+        <w:t xml:space="preserve"> 5 mm </w:t>
+      </w:r>
+      <w:r>
+        <w:t>の鉄板、および同寸法のアクリル板（非金属ターゲット）を使用した。</w:t>
+      </w:r>
+    </w:p>
+    <w:p>
+      <w:pPr>
+        <w:ind w:firstLineChars="50" w:firstLine="105"/>
+        <w:rPr>
+          <w:rFonts w:hint="eastAsia"/>
+        </w:rPr>
+      </w:pPr>
+      <w:r>
+        <w:rPr>
+          <w:rFonts w:hint="eastAsia"/>
+        </w:rPr>
+        <w:t>Analog Discovery2</w:t>
+      </w:r>
+      <w:r>
+        <w:rPr>
+          <w:rFonts w:hint="eastAsia"/>
+        </w:rPr>
+        <w:t>の</w:t>
+      </w:r>
+      <w:r>
+        <w:rPr>
+          <w:rFonts w:hint="eastAsia"/>
+        </w:rPr>
+        <w:t>ファンクションジェネレータ</w:t>
+      </w:r>
+      <w:r>
+        <w:rPr>
+          <w:rFonts w:hint="eastAsia"/>
+        </w:rPr>
+        <w:t>を使用し、センサの励磁コイルに</w:t>
+      </w:r>
+      <w:r>
+        <w:rPr>
+          <w:rFonts w:hint="eastAsia"/>
+        </w:rPr>
+        <w:t>1MHz</w:t>
+      </w:r>
+      <w:r>
+        <w:rPr>
+          <w:rFonts w:hint="eastAsia"/>
+        </w:rPr>
+        <w:t>、振幅</w:t>
+      </w:r>
+      <w:r>
+        <w:rPr>
+          <w:rFonts w:hint="eastAsia"/>
+        </w:rPr>
+        <w:t>5V</w:t>
+      </w:r>
+      <w:r>
+        <w:rPr>
+          <w:rFonts w:hint="eastAsia"/>
+        </w:rPr>
+        <w:t>の交流電圧を印加した。検出コイルと</w:t>
+      </w:r>
+      <w:r>
+        <w:rPr>
+          <w:rFonts w:hint="eastAsia"/>
+        </w:rPr>
+        <w:t>Analog Discovery2</w:t>
+      </w:r>
+      <w:r>
+        <w:rPr>
+          <w:rFonts w:hint="eastAsia"/>
+        </w:rPr>
+        <w:t>のオシロスコープを接続し、</w:t>
+      </w:r>
+      <w:r>
+        <w:rPr>
+          <w:rFonts w:hint="eastAsia"/>
+        </w:rPr>
+        <w:t>Raspberry Pi5</w:t>
+      </w:r>
+      <w:r>
+        <w:rPr>
+          <w:rFonts w:hint="eastAsia"/>
+        </w:rPr>
+        <w:t>にインストールされた</w:t>
+      </w:r>
+      <w:r>
+        <w:rPr>
+          <w:rFonts w:hint="eastAsia"/>
+        </w:rPr>
+        <w:t>「</w:t>
+      </w:r>
+      <w:r>
+        <w:rPr>
+          <w:rFonts w:hint="eastAsia"/>
+        </w:rPr>
+        <w:t>WaveForm</w:t>
+      </w:r>
+      <w:r>
+        <w:rPr>
+          <w:rFonts w:hint="eastAsia"/>
+        </w:rPr>
+        <w:t>s</w:t>
+      </w:r>
+      <w:r>
+        <w:rPr>
+          <w:rFonts w:hint="eastAsia"/>
+        </w:rPr>
+        <w:t>」というソフトを使用し波形を観察した。</w:t>
+      </w:r>
+    </w:p>
+    <w:p>
+      <w:pPr>
+        <w:ind w:firstLineChars="50" w:firstLine="105"/>
+      </w:pPr>
+      <w:r>
+        <w:rPr>
+          <w:rFonts w:hint="eastAsia"/>
+        </w:rPr>
+        <w:lastRenderedPageBreak/>
+        <w:t>本実験では、実際の探査で想定される状況や、センサの識別能力を検証するため、以下の</w:t>
+      </w:r>
+      <w:r>
+        <w:t>5</w:t>
+      </w:r>
+      <w:r>
+        <w:t>つの条件（ケース）を設定して測定を行った。</w:t>
+      </w:r>
+    </w:p>
+    <w:p>
+      <w:pPr>
+        <w:pStyle w:val="a9"/>
+        <w:numPr>
+          <w:ilvl w:val="0"/>
+          <w:numId w:val="6"/>
+        </w:numPr>
+      </w:pPr>
+      <w:r>
+        <w:rPr>
+          <w:rFonts w:hint="eastAsia"/>
+        </w:rPr>
+        <w:t>基本条件（表面配置）</w:t>
+      </w:r>
+      <w:r>
+        <w:t xml:space="preserve">: </w:t>
+      </w:r>
+      <w:r>
+        <w:t>鉄板を砂の上に露出させて配置し、センサをその直上で昇降させる。</w:t>
+      </w:r>
+    </w:p>
+    <w:p>
+      <w:pPr>
+        <w:pStyle w:val="a9"/>
+        <w:numPr>
+          <w:ilvl w:val="0"/>
+          <w:numId w:val="6"/>
+        </w:numPr>
+      </w:pPr>
+      <w:r>
+        <w:rPr>
+          <w:rFonts w:hint="eastAsia"/>
+        </w:rPr>
+        <w:t>埋没条件</w:t>
+      </w:r>
+      <w:r>
+        <w:rPr>
+          <w:rFonts w:hint="eastAsia"/>
+        </w:rPr>
+        <w:t xml:space="preserve"> </w:t>
+      </w:r>
+      <w:r>
+        <w:t xml:space="preserve">: </w:t>
+      </w:r>
+      <w:r>
+        <w:t>鉄板を砂の中に完全に埋没させ、視認できない状態で、センサを砂の表面直上で昇降させる。これは、本研究の主目的である「埋没ゴミの探知」を想定したものである。</w:t>
+      </w:r>
+    </w:p>
+    <w:p>
+      <w:pPr>
+        <w:pStyle w:val="a9"/>
+        <w:numPr>
+          <w:ilvl w:val="0"/>
+          <w:numId w:val="6"/>
+        </w:numPr>
+      </w:pPr>
+      <w:r>
+        <w:rPr>
+          <w:rFonts w:hint="eastAsia"/>
+        </w:rPr>
+        <w:t>オフセット条件</w:t>
+      </w:r>
+      <w:r>
+        <w:rPr>
+          <w:rFonts w:hint="eastAsia"/>
+        </w:rPr>
+        <w:t xml:space="preserve"> </w:t>
+      </w:r>
+      <w:r>
+        <w:t xml:space="preserve">: </w:t>
+      </w:r>
+      <w:r>
+        <w:t>鉄板を砂の上に配置するが、センサの中心軸を鉄板の中心から水平方向に数</w:t>
+      </w:r>
+      <w:r>
+        <w:t xml:space="preserve"> cm </w:t>
+      </w:r>
+      <w:r>
+        <w:t>ずらした位置で昇降させる。これにより、センサの検知範囲（横方向の感度）を確認する。</w:t>
+      </w:r>
+    </w:p>
+    <w:p>
+      <w:pPr>
+        <w:pStyle w:val="a9"/>
+        <w:numPr>
+          <w:ilvl w:val="0"/>
+          <w:numId w:val="6"/>
+        </w:numPr>
+      </w:pPr>
+      <w:r>
+        <w:rPr>
+          <w:rFonts w:hint="eastAsia"/>
+        </w:rPr>
+        <w:t>対照実験（アクリル板）</w:t>
+      </w:r>
+      <w:r>
+        <w:t xml:space="preserve">: </w:t>
+      </w:r>
+      <w:r>
+        <w:t>鉄板の代わりにアクリル板を砂の上に配置し、同様に測定を行う。これにより、センサが形状ではなく「金属素材」のみに反応していることを確認する。</w:t>
+      </w:r>
+    </w:p>
+    <w:p>
+      <w:pPr>
+        <w:pStyle w:val="a9"/>
+        <w:numPr>
+          <w:ilvl w:val="0"/>
+          <w:numId w:val="6"/>
+        </w:numPr>
+      </w:pPr>
+      <w:r>
+        <w:rPr>
+          <w:rFonts w:hint="eastAsia"/>
+        </w:rPr>
+        <w:t>何もなし</w:t>
+      </w:r>
+      <w:r>
+        <w:rPr>
+          <w:rFonts w:hint="eastAsia"/>
+        </w:rPr>
+        <w:t xml:space="preserve"> </w:t>
+      </w:r>
+      <w:r>
+        <w:t xml:space="preserve">: </w:t>
+      </w:r>
+      <w:r>
+        <w:t>ターゲットを何も置かない状態で測定を行う。</w:t>
+      </w:r>
+    </w:p>
+    <w:p>
+      <w:pPr>
+        <w:ind w:firstLineChars="50" w:firstLine="105"/>
+      </w:pPr>
+      <w:r>
+        <w:rPr>
+          <w:rFonts w:hint="eastAsia"/>
+        </w:rPr>
+        <w:t>各条件において、センサとターゲット（または砂表面）との距離を変化させながら（接触〜約</w:t>
+      </w:r>
+      <w:r>
+        <w:t xml:space="preserve"> 130 mm</w:t>
+      </w:r>
+      <w:r>
+        <w:t>）、検出コイルの電圧変化を</w:t>
+      </w:r>
+      <w:r>
+        <w:t xml:space="preserve"> Analog Discovery 2 </w:t>
+      </w:r>
+      <w:r>
+        <w:t>にて記録した。</w:t>
+      </w:r>
+      <w:r>
+        <w:t xml:space="preserve"> </w:t>
+      </w:r>
+      <w:r>
+        <w:t>なお、これらの実験は前述の通り、淡水および塩水の</w:t>
+      </w:r>
+      <w:r>
+        <w:t>2</w:t>
+      </w:r>
+      <w:r>
+        <w:t>つの環境下で実施した。</w:t>
+      </w:r>
+    </w:p>
+    <w:p>
+      <w:pPr>
+        <w:rPr>
+          <w:rFonts w:hint="eastAsia"/>
+        </w:rPr>
+      </w:pPr>
+    </w:p>
+    <w:p>
+      <w:pPr>
+        <w:pStyle w:val="3"/>
+        <w:rPr>
+          <w:rFonts w:hint="eastAsia"/>
+        </w:rPr>
+      </w:pPr>
+      <w:bookmarkStart w:id="21" w:name="_Toc219411527"/>
+      <w:r>
+        <w:rPr>
+          <w:rFonts w:hint="eastAsia"/>
+        </w:rPr>
+        <w:t xml:space="preserve">3.2.2　</w:t>
+      </w:r>
+      <w:r>
+        <w:rPr>
+          <w:rFonts w:hint="eastAsia"/>
+        </w:rPr>
+        <w:t>淡水</w:t>
+      </w:r>
+      <w:r>
+        <w:rPr>
+          <w:rFonts w:hint="eastAsia"/>
+        </w:rPr>
+        <w:t>での</w:t>
+      </w:r>
+      <w:r>
+        <w:rPr>
+          <w:rFonts w:hint="eastAsia"/>
+        </w:rPr>
+        <w:t>実験結果</w:t>
+      </w:r>
+      <w:bookmarkEnd w:id="21"/>
+    </w:p>
+    <w:p>
+      <w:pPr>
+        <w:pStyle w:val="a9"/>
+        <w:numPr>
+          <w:ilvl w:val="0"/>
+          <w:numId w:val="8"/>
+        </w:numPr>
+        <w:rPr>
+          <w:rFonts w:hint="eastAsia"/>
+        </w:rPr>
+      </w:pPr>
+      <w:r>
+        <w:rPr>
+          <w:rFonts w:hint="eastAsia"/>
+        </w:rPr>
+        <w:t>基本条件</w:t>
+      </w:r>
+    </w:p>
+    <w:p>
+      <w:pPr>
+        <w:ind w:firstLineChars="50" w:firstLine="105"/>
+      </w:pPr>
+      <w:r>
+        <w:rPr>
+          <w:rFonts w:hint="eastAsia"/>
+        </w:rPr>
+        <w:t>まず、鉄板を砂の上に露出させた基本条件における測定結果を図</w:t>
+      </w:r>
+      <w:r>
+        <w:rPr>
+          <w:rFonts w:ascii="Segoe UI Emoji" w:hAnsi="Segoe UI Emoji" w:cs="Segoe UI Emoji" w:hint="eastAsia"/>
+        </w:rPr>
+        <w:t>🔴</w:t>
+      </w:r>
+      <w:r>
+        <w:t>に示す。</w:t>
+      </w:r>
+      <w:r>
+        <w:t xml:space="preserve"> </w:t>
+      </w:r>
+      <w:r>
+        <w:t>グラフの横軸は時間</w:t>
+      </w:r>
+      <w:r>
+        <w:t xml:space="preserve"> [s]</w:t>
+      </w:r>
+      <w:r>
+        <w:t>、縦軸は検出コイルの出力電圧</w:t>
+      </w:r>
+      <w:r>
+        <w:t xml:space="preserve"> [mV] </w:t>
+      </w:r>
+      <w:r>
+        <w:t>を表している。</w:t>
+      </w:r>
+    </w:p>
+    <w:p>
+      <w:pPr>
+        <w:ind w:firstLineChars="50" w:firstLine="105"/>
+      </w:pPr>
+      <w:r>
+        <w:rPr>
+          <w:rFonts w:hint="eastAsia"/>
+        </w:rPr>
+        <w:t>図に示す通り、センサがターゲットから十分に離れている初期状態（ベースライン）では、出力電圧は約</w:t>
+      </w:r>
+      <w:r>
+        <w:t xml:space="preserve"> -209 mV </w:t>
+      </w:r>
+      <w:r>
+        <w:t>前後で推移していた。</w:t>
+      </w:r>
+      <w:r>
+        <w:t xml:space="preserve"> </w:t>
+      </w:r>
+      <w:r>
+        <w:t>その後、センサを手動で鉄板に接近させるにつれて電圧値は急激に上昇し、最も接近した状態（距離</w:t>
+      </w:r>
+      <w:r>
+        <w:t xml:space="preserve"> 0 mm</w:t>
+      </w:r>
+      <w:r>
+        <w:t>）では約</w:t>
+      </w:r>
+      <w:r>
+        <w:t xml:space="preserve">-179 mV </w:t>
+      </w:r>
+      <w:r>
+        <w:rPr>
+          <w:rFonts w:hint="eastAsia"/>
+        </w:rPr>
+        <w:t>〜</w:t>
+      </w:r>
+      <w:r>
+        <w:t xml:space="preserve"> -175 mV </w:t>
+      </w:r>
+      <w:r>
+        <w:t>の値を示した。その後、センサを遠ざけると電圧は再び初期のベースライン付近まで低下した。</w:t>
+      </w:r>
+      <w:r>
+        <w:t xml:space="preserve"> </w:t>
+      </w:r>
+      <w:r>
+        <w:t>この結果より、本センサは金属ターゲットの接近に伴い、約</w:t>
+      </w:r>
+      <w:r>
+        <w:t xml:space="preserve">30 mV </w:t>
+      </w:r>
+      <w:r>
+        <w:t>の顕著な電圧上昇（有意な信号変化）を出力することが確認された。これに</w:t>
+      </w:r>
+      <w:r>
+        <w:rPr>
+          <w:rFonts w:hint="eastAsia"/>
+        </w:rPr>
+        <w:t>より、センサ直下の金属を明確に検知可能であることが実証された。</w:t>
+      </w:r>
+    </w:p>
+    <w:p>
+      <w:pPr>
+        <w:ind w:firstLineChars="50" w:firstLine="105"/>
+      </w:pPr>
+    </w:p>
+    <w:p>
+      <w:pPr>
+        <w:ind w:firstLineChars="50" w:firstLine="105"/>
+      </w:pPr>
+    </w:p>
+    <w:p>
+      <w:pPr>
+        <w:keepNext/>
+        <w:ind w:firstLineChars="50" w:firstLine="105"/>
+        <w:jc w:val="center"/>
+      </w:pPr>
+      <w:r>
+        <w:rPr>
+          <w:noProof/>
+        </w:rPr>
+        <w:drawing>
+          <wp:inline distT="0" distB="0" distL="0" distR="0" wp14:anchorId="1459B5A4" wp14:editId="0DDC9547">
+            <wp:extent cx="5397500" cy="3035300"/>
+            <wp:effectExtent l="0" t="0" r="0" b="0"/>
+            <wp:docPr id="464804350" name="図 2"/>
+            <wp:cNvGraphicFramePr>
+              <a:graphicFrameLocks xmlns:a="http://schemas.openxmlformats.org/drawingml/2006/main" noChangeAspect="1"/>
+            </wp:cNvGraphicFramePr>
+            <a:graphic xmlns:a="http://schemas.openxmlformats.org/drawingml/2006/main">
+              <a:graphicData uri="http://schemas.openxmlformats.org/drawingml/2006/picture">
+                <pic:pic xmlns:pic="http://schemas.openxmlformats.org/drawingml/2006/picture">
+                  <pic:nvPicPr>
+                    <pic:cNvPr id="0" name="Picture 2"/>
+                    <pic:cNvPicPr>
+                      <a:picLocks noChangeAspect="1" noChangeArrowheads="1"/>
+                    </pic:cNvPicPr>
+                  </pic:nvPicPr>
+                  <pic:blipFill>
+                    <a:blip r:embed="rId14" cstate="print">
+                      <a:extLst>
+                        <a:ext uri="{28A0092B-C50C-407E-A947-70E740481C1C}">
+                          <a14:useLocalDpi xmlns:a14="http://schemas.microsoft.com/office/drawing/2010/main" val="0"/>
+                        </a:ext>
+                      </a:extLst>
+                    </a:blip>
+                    <a:srcRect/>
+                    <a:stretch>
+                      <a:fillRect/>
+                    </a:stretch>
+                  </pic:blipFill>
+                  <pic:spPr bwMode="auto">
+                    <a:xfrm>
+                      <a:off x="0" y="0"/>
+                      <a:ext cx="5397500" cy="3035300"/>
+                    </a:xfrm>
+                    <a:prstGeom prst="rect">
+                      <a:avLst/>
+                    </a:prstGeom>
+                    <a:noFill/>
+                    <a:ln>
+                      <a:noFill/>
+                    </a:ln>
+                  </pic:spPr>
+                </pic:pic>
+              </a:graphicData>
+            </a:graphic>
+          </wp:inline>
+        </w:drawing>
+      </w:r>
+    </w:p>
+    <w:p>
+      <w:pPr>
+        <w:pStyle w:val="af2"/>
+        <w:jc w:val="center"/>
+      </w:pPr>
+      <w:r>
+        <w:t xml:space="preserve">図 </w:t>
+      </w:r>
+      <w:r>
+        <w:fldChar w:fldCharType="begin"/>
+      </w:r>
+      <w:r>
+        <w:instrText xml:space="preserve"> SEQ 図 \* ARABIC </w:instrText>
+      </w:r>
+      <w:r>
+        <w:fldChar w:fldCharType="separate"/>
+      </w:r>
+      <w:r>
+        <w:rPr>
+          <w:noProof/>
+        </w:rPr>
+        <w:t>7</w:t>
+      </w:r>
+      <w:r>
+        <w:fldChar w:fldCharType="end"/>
+      </w:r>
+      <w:r>
+        <w:rPr>
+          <w:rFonts w:hint="eastAsia"/>
+        </w:rPr>
+        <w:t xml:space="preserve">　基本条件におけるセンサ応答波形</w:t>
+      </w:r>
+    </w:p>
+    <w:p>
+      <w:pPr>
+        <w:rPr>
+          <w:rFonts w:hint="eastAsia"/>
+        </w:rPr>
+      </w:pPr>
+    </w:p>
+    <w:p>
+      <w:pPr>
+        <w:pStyle w:val="a9"/>
+        <w:numPr>
+          <w:ilvl w:val="0"/>
+          <w:numId w:val="8"/>
+        </w:numPr>
+      </w:pPr>
+      <w:r>
+        <w:rPr>
+          <w:rFonts w:hint="eastAsia"/>
+        </w:rPr>
+        <w:t>埋没条件</w:t>
+      </w:r>
+    </w:p>
+    <w:p>
+      <w:pPr>
+        <w:ind w:firstLineChars="50" w:firstLine="105"/>
+      </w:pPr>
+      <w:r>
+        <w:rPr>
+          <w:rFonts w:hint="eastAsia"/>
+        </w:rPr>
+        <w:t>次に、鉄板を砂の中に埋没させた状態での測定結果を述べる。本実験では、埋没深度を</w:t>
+      </w:r>
+      <w:r>
+        <w:t xml:space="preserve"> 64 mm </w:t>
+      </w:r>
+      <w:r>
+        <w:t>と</w:t>
+      </w:r>
+      <w:r>
+        <w:t xml:space="preserve"> 30 mm </w:t>
+      </w:r>
+      <w:r>
+        <w:t>の</w:t>
+      </w:r>
+      <w:r>
+        <w:t>2</w:t>
+      </w:r>
+      <w:r>
+        <w:t>段階に設定して検証を行った。</w:t>
+      </w:r>
+    </w:p>
+    <w:p>
+      <w:pPr>
+        <w:ind w:firstLineChars="50" w:firstLine="105"/>
+        <w:rPr>
+          <w:rFonts w:hint="eastAsia"/>
+        </w:rPr>
+      </w:pPr>
+      <w:r>
+        <w:rPr>
+          <w:rFonts w:hint="eastAsia"/>
+        </w:rPr>
+        <w:t>鉄板を砂の表面から</w:t>
+      </w:r>
+      <w:r>
+        <w:t xml:space="preserve"> 64 mm </w:t>
+      </w:r>
+      <w:r>
+        <w:t>の深さに埋没させた際の結果を図</w:t>
+      </w:r>
+      <w:r>
+        <w:rPr>
+          <w:rFonts w:ascii="Segoe UI Emoji" w:hAnsi="Segoe UI Emoji" w:cs="Segoe UI Emoji" w:hint="eastAsia"/>
+        </w:rPr>
+        <w:t>🔴</w:t>
+      </w:r>
+      <w:r>
+        <w:t>に示す。</w:t>
+      </w:r>
+      <w:r>
+        <w:t xml:space="preserve"> </w:t>
+      </w:r>
+      <w:r>
+        <w:t>グラフを確認すると、センサを接近させたタイミングでわずかな電圧上昇の傾向が見られるものの、その変化量は数</w:t>
+      </w:r>
+      <w:r>
+        <w:t xml:space="preserve"> mV </w:t>
+      </w:r>
+      <w:r>
+        <w:t>程度にとどまっている</w:t>
+      </w:r>
+      <w:r>
+        <w:rPr>
+          <w:rFonts w:hint="eastAsia"/>
+        </w:rPr>
+        <w:t>。</w:t>
+      </w:r>
+    </w:p>
+    <w:p>
+      <w:pPr>
+        <w:ind w:firstLineChars="50" w:firstLine="105"/>
+        <w:rPr>
+          <w:rFonts w:hint="eastAsia"/>
+        </w:rPr>
+      </w:pPr>
+      <w:r>
+        <w:t>この変化量は、環境ノイズによるベースラインの揺らぎと同程度のレベルであり、信号とノイズの区別が困難である。したがって、本センサの現在の仕様においては、深さ</w:t>
+      </w:r>
+      <w:r>
+        <w:t xml:space="preserve"> 64 mm </w:t>
+      </w:r>
+      <w:r>
+        <w:t>の埋没物を明確に検知することは困難であると判断された。</w:t>
+      </w:r>
+    </w:p>
+    <w:p>
+      <w:pPr>
+        <w:keepNext/>
+        <w:jc w:val="center"/>
+      </w:pPr>
+      <w:r>
+        <w:rPr>
+          <w:noProof/>
+        </w:rPr>
+        <w:lastRenderedPageBreak/>
+        <w:drawing>
+          <wp:inline distT="0" distB="0" distL="0" distR="0" wp14:anchorId="6411802E" wp14:editId="150EAFB3">
+            <wp:extent cx="5397500" cy="3035300"/>
+            <wp:effectExtent l="0" t="0" r="0" b="0"/>
+            <wp:docPr id="741575295" name="図 3" descr="グラフィカル ユーザー インターフェイス, アプリケーション&#10;&#10;AI 生成コンテンツは誤りを含む可能性があります。"/>
+            <wp:cNvGraphicFramePr>
+              <a:graphicFrameLocks xmlns:a="http://schemas.openxmlformats.org/drawingml/2006/main" noChangeAspect="1"/>
+            </wp:cNvGraphicFramePr>
+            <a:graphic xmlns:a="http://schemas.openxmlformats.org/drawingml/2006/main">
+              <a:graphicData uri="http://schemas.openxmlformats.org/drawingml/2006/picture">
+                <pic:pic xmlns:pic="http://schemas.openxmlformats.org/drawingml/2006/picture">
+                  <pic:nvPicPr>
+                    <pic:cNvPr id="741575295" name="図 3" descr="グラフィカル ユーザー インターフェイス, アプリケーション&#10;&#10;AI 生成コンテンツは誤りを含む可能性があります。"/>
+                    <pic:cNvPicPr>
+                      <a:picLocks noChangeAspect="1" noChangeArrowheads="1"/>
+                    </pic:cNvPicPr>
+                  </pic:nvPicPr>
+                  <pic:blipFill>
+                    <a:blip r:embed="rId15" cstate="print">
+                      <a:extLst>
+                        <a:ext uri="{28A0092B-C50C-407E-A947-70E740481C1C}">
+                          <a14:useLocalDpi xmlns:a14="http://schemas.microsoft.com/office/drawing/2010/main" val="0"/>
+                        </a:ext>
+                      </a:extLst>
+                    </a:blip>
+                    <a:srcRect/>
+                    <a:stretch>
+                      <a:fillRect/>
+                    </a:stretch>
+                  </pic:blipFill>
+                  <pic:spPr bwMode="auto">
+                    <a:xfrm>
+                      <a:off x="0" y="0"/>
+                      <a:ext cx="5397500" cy="3035300"/>
+                    </a:xfrm>
+                    <a:prstGeom prst="rect">
+                      <a:avLst/>
+                    </a:prstGeom>
+                    <a:noFill/>
+                    <a:ln>
+                      <a:noFill/>
+                    </a:ln>
+                  </pic:spPr>
+                </pic:pic>
+              </a:graphicData>
+            </a:graphic>
+          </wp:inline>
+        </w:drawing>
+      </w:r>
+    </w:p>
+    <w:p>
+      <w:pPr>
+        <w:pStyle w:val="af2"/>
+        <w:jc w:val="center"/>
+      </w:pPr>
+      <w:r>
+        <w:t xml:space="preserve">図 </w:t>
+      </w:r>
+      <w:r>
+        <w:fldChar w:fldCharType="begin"/>
+      </w:r>
+      <w:r>
+        <w:instrText xml:space="preserve"> SEQ 図 \* ARABIC </w:instrText>
+      </w:r>
+      <w:r>
+        <w:fldChar w:fldCharType="separate"/>
+      </w:r>
+      <w:r>
+        <w:rPr>
+          <w:noProof/>
+        </w:rPr>
+        <w:t>8</w:t>
+      </w:r>
+      <w:r>
+        <w:fldChar w:fldCharType="end"/>
+      </w:r>
+      <w:r>
+        <w:rPr>
+          <w:rFonts w:hint="eastAsia"/>
+        </w:rPr>
+        <w:t xml:space="preserve">　</w:t>
+      </w:r>
+      <w:r>
+        <w:rPr>
+          <w:rFonts w:hint="eastAsia"/>
+        </w:rPr>
+        <w:t>埋没条件（深さ</w:t>
+      </w:r>
+      <w:r>
+        <w:t xml:space="preserve"> 64 mm）におけるセンサ応答</w:t>
+      </w:r>
+      <w:r>
+        <w:rPr>
+          <w:rFonts w:hint="eastAsia"/>
+        </w:rPr>
+        <w:t>波形</w:t>
+      </w:r>
+    </w:p>
+    <w:p/>
+    <w:p>
+      <w:pPr>
+        <w:ind w:firstLineChars="50" w:firstLine="105"/>
+      </w:pPr>
+      <w:r>
+        <w:rPr>
+          <w:rFonts w:hint="eastAsia"/>
+        </w:rPr>
+        <w:t>続いて、埋没深度を浅くし、深さ</w:t>
+      </w:r>
+      <w:r>
+        <w:t xml:space="preserve"> 30 mm </w:t>
+      </w:r>
+      <w:r>
+        <w:t>とした際の結果を図</w:t>
+      </w:r>
+      <w:r>
+        <w:rPr>
+          <w:rFonts w:ascii="Segoe UI Emoji" w:hAnsi="Segoe UI Emoji" w:cs="Segoe UI Emoji" w:hint="eastAsia"/>
+        </w:rPr>
+        <w:t>🔴</w:t>
+      </w:r>
+      <w:r>
+        <w:t>に示す。</w:t>
+      </w:r>
+      <w:r>
+        <w:t xml:space="preserve"> </w:t>
+      </w:r>
+      <w:r>
+        <w:t>この条件下では、センサの接近に伴い、電圧値が約</w:t>
+      </w:r>
+      <w:r>
+        <w:t xml:space="preserve"> 10 mV </w:t>
+      </w:r>
+      <w:r>
+        <w:t>弱ほど「下降」する挙動が明瞭に確認された。</w:t>
+      </w:r>
+      <w:r>
+        <w:t xml:space="preserve"> </w:t>
+      </w:r>
+      <w:r>
+        <w:t>基本条件（表面配置）では電圧が「上昇」していたのに対し、埋没条件（深さ</w:t>
+      </w:r>
+      <w:r>
+        <w:t xml:space="preserve"> 30 mm</w:t>
+      </w:r>
+      <w:r>
+        <w:t>）では逆の極性（下降）への変化が見られた点は特筆すべきである。これは、コイルとターゲット間の距離（リフトオフ）が大きくなったことで、相互インダクタンスの位相特性が変化したことに起因すると推察される。</w:t>
+      </w:r>
+      <w:r>
+        <w:t xml:space="preserve"> </w:t>
+      </w:r>
+    </w:p>
+    <w:p>
+      <w:pPr>
+        <w:ind w:firstLineChars="50" w:firstLine="105"/>
+      </w:pPr>
+      <w:r>
+        <w:rPr>
+          <w:rFonts w:hint="eastAsia"/>
+        </w:rPr>
+        <w:t>しかし、本実験における主目的は、金属の存在に伴うセンサ出力の「有意な変化」を捉えることにある。</w:t>
+      </w:r>
+      <w:r>
+        <w:t xml:space="preserve"> </w:t>
+      </w:r>
+      <w:r>
+        <w:t>電圧変化の正負（上昇か下降か）に関わらず、ノイズレベルを超えた明確な信号変動が観測されれば、金属の検知は可能であると言える。</w:t>
+      </w:r>
+    </w:p>
+    <w:p>
+      <w:pPr>
+        <w:ind w:firstLineChars="50" w:firstLine="105"/>
+      </w:pPr>
+      <w:r>
+        <w:t>信号の強度は基本条件（約</w:t>
+      </w:r>
+      <w:r>
+        <w:t xml:space="preserve"> 30 mV</w:t>
+      </w:r>
+      <w:r>
+        <w:t>）と</w:t>
+      </w:r>
+      <w:r>
+        <w:rPr>
+          <w:rFonts w:hint="eastAsia"/>
+        </w:rPr>
+        <w:t>比較して</w:t>
+      </w:r>
+      <w:r>
+        <w:t xml:space="preserve"> 1/3 </w:t>
+      </w:r>
+      <w:r>
+        <w:t>程度に減衰しているものの、ノイズレベルを超えた有意な変化として認識可能であった。</w:t>
+      </w:r>
+    </w:p>
+    <w:p>
+      <w:pPr>
+        <w:ind w:firstLineChars="50" w:firstLine="105"/>
+      </w:pPr>
+      <w:r>
+        <w:rPr>
+          <w:rFonts w:hint="eastAsia"/>
+        </w:rPr>
+        <w:t>以上の結果より、本システムは深さ</w:t>
+      </w:r>
+      <w:r>
+        <w:t xml:space="preserve"> 30 mm </w:t>
+      </w:r>
+      <w:r>
+        <w:t>程度の浅い埋没状態であれば、砂に埋もれた金属を検知可能であることが示された。</w:t>
+      </w:r>
+    </w:p>
+    <w:p/>
+    <w:p>
+      <w:pPr>
+        <w:keepNext/>
+        <w:jc w:val="center"/>
+      </w:pPr>
+      <w:r>
+        <w:rPr>
+          <w:rFonts w:hint="eastAsia"/>
+          <w:noProof/>
+        </w:rPr>
+        <w:lastRenderedPageBreak/>
+        <w:drawing>
+          <wp:inline distT="0" distB="0" distL="0" distR="0" wp14:anchorId="3B7299B7" wp14:editId="6A237652">
+            <wp:extent cx="5400040" cy="3037840"/>
+            <wp:effectExtent l="0" t="0" r="0" b="0"/>
+            <wp:docPr id="143356835" name="図 6" descr="グラフィカル ユーザー インターフェイス, グラフ, アプリケーション, 折れ線グラフ&#10;&#10;AI 生成コンテンツは誤りを含む可能性があります。"/>
+            <wp:cNvGraphicFramePr>
+              <a:graphicFrameLocks xmlns:a="http://schemas.openxmlformats.org/drawingml/2006/main" noChangeAspect="1"/>
+            </wp:cNvGraphicFramePr>
+            <a:graphic xmlns:a="http://schemas.openxmlformats.org/drawingml/2006/main">
+              <a:graphicData uri="http://schemas.openxmlformats.org/drawingml/2006/picture">
+                <pic:pic xmlns:pic="http://schemas.openxmlformats.org/drawingml/2006/picture">
+                  <pic:nvPicPr>
+                    <pic:cNvPr id="143356835" name="図 6" descr="グラフィカル ユーザー インターフェイス, グラフ, アプリケーション, 折れ線グラフ&#10;&#10;AI 生成コンテンツは誤りを含む可能性があります。"/>
+                    <pic:cNvPicPr/>
+                  </pic:nvPicPr>
+                  <pic:blipFill>
+                    <a:blip r:embed="rId16" cstate="print">
+                      <a:extLst>
+                        <a:ext uri="{28A0092B-C50C-407E-A947-70E740481C1C}">
+                          <a14:useLocalDpi xmlns:a14="http://schemas.microsoft.com/office/drawing/2010/main" val="0"/>
+                        </a:ext>
+                      </a:extLst>
+                    </a:blip>
+                    <a:stretch>
+                      <a:fillRect/>
+                    </a:stretch>
+                  </pic:blipFill>
+                  <pic:spPr>
+                    <a:xfrm>
+                      <a:off x="0" y="0"/>
+                      <a:ext cx="5400040" cy="3037840"/>
+                    </a:xfrm>
+                    <a:prstGeom prst="rect">
+                      <a:avLst/>
+                    </a:prstGeom>
+                  </pic:spPr>
+                </pic:pic>
+              </a:graphicData>
+            </a:graphic>
+          </wp:inline>
+        </w:drawing>
+      </w:r>
+    </w:p>
+    <w:p>
+      <w:pPr>
+        <w:pStyle w:val="af2"/>
+        <w:jc w:val="center"/>
+        <w:rPr>
+          <w:rFonts w:hint="eastAsia"/>
+        </w:rPr>
+      </w:pPr>
+      <w:r>
+        <w:t xml:space="preserve">図 </w:t>
+      </w:r>
+      <w:r>
+        <w:fldChar w:fldCharType="begin"/>
+      </w:r>
+      <w:r>
+        <w:instrText xml:space="preserve"> SEQ 図 \* ARABIC </w:instrText>
+      </w:r>
+      <w:r>
+        <w:fldChar w:fldCharType="separate"/>
+      </w:r>
+      <w:r>
+        <w:rPr>
+          <w:noProof/>
+        </w:rPr>
+        <w:t>9</w:t>
+      </w:r>
+      <w:r>
+        <w:fldChar w:fldCharType="end"/>
+      </w:r>
+      <w:r>
+        <w:rPr>
+          <w:rFonts w:hint="eastAsia"/>
+        </w:rPr>
+        <w:t xml:space="preserve">　</w:t>
+      </w:r>
+      <w:r>
+        <w:rPr>
+          <w:rFonts w:hint="eastAsia"/>
+        </w:rPr>
+        <w:t>埋没条件（深さ</w:t>
+      </w:r>
+      <w:r>
+        <w:t xml:space="preserve"> 30 mm）におけるセンサ応答</w:t>
+      </w:r>
+      <w:r>
+        <w:rPr>
+          <w:rFonts w:hint="eastAsia"/>
+        </w:rPr>
+        <w:t>波形</w:t>
+      </w:r>
+    </w:p>
+    <w:p>
+      <w:pPr>
+        <w:pStyle w:val="a9"/>
+        <w:numPr>
+          <w:ilvl w:val="0"/>
+          <w:numId w:val="8"/>
+        </w:numPr>
+      </w:pPr>
+      <w:r>
+        <w:rPr>
+          <w:rFonts w:hint="eastAsia"/>
+        </w:rPr>
+        <w:t>オフセット条件</w:t>
+      </w:r>
+    </w:p>
+    <w:p>
+      <w:pPr>
+        <w:ind w:firstLineChars="50" w:firstLine="105"/>
+      </w:pPr>
+      <w:r>
+        <w:rPr>
+          <w:rFonts w:hint="eastAsia"/>
+        </w:rPr>
+        <w:t>実際の探査において、ドローンが常に金属ゴミの真上を通過するとは限らない。そこで、センサの中心軸とターゲット（鉄板）の中心軸を水平方向にずらした「オフセット条件」における検知性能を検証した。本実験では、オフセット量を</w:t>
+      </w:r>
+      <w:r>
+        <w:t xml:space="preserve"> 100 mm</w:t>
+      </w:r>
+      <w:r>
+        <w:t>（</w:t>
+      </w:r>
+      <w:r>
+        <w:t>10 cm</w:t>
+      </w:r>
+      <w:r>
+        <w:t>）と</w:t>
+      </w:r>
+      <w:r>
+        <w:t xml:space="preserve"> 50 mm</w:t>
+      </w:r>
+      <w:r>
+        <w:t>（</w:t>
+      </w:r>
+      <w:r>
+        <w:t>5 cm</w:t>
+      </w:r>
+      <w:r>
+        <w:t>）の</w:t>
+      </w:r>
+      <w:r>
+        <w:t>2</w:t>
+      </w:r>
+      <w:r>
+        <w:t>パターンに設定した。</w:t>
+      </w:r>
+    </w:p>
+    <w:p>
+      <w:pPr>
+        <w:ind w:firstLineChars="50" w:firstLine="105"/>
+      </w:pPr>
+      <w:r>
+        <w:rPr>
+          <w:rFonts w:hint="eastAsia"/>
+        </w:rPr>
+        <w:t>まず、水平方向に</w:t>
+      </w:r>
+      <w:r>
+        <w:t xml:space="preserve"> 100 mm </w:t>
+      </w:r>
+      <w:r>
+        <w:t>ずらした際の結果を図</w:t>
+      </w:r>
+      <w:r>
+        <w:rPr>
+          <w:rFonts w:ascii="Segoe UI Emoji" w:hAnsi="Segoe UI Emoji" w:cs="Segoe UI Emoji" w:hint="eastAsia"/>
+        </w:rPr>
+        <w:t>🔴</w:t>
+      </w:r>
+      <w:r>
+        <w:t>に示す。</w:t>
+      </w:r>
+      <w:r>
+        <w:t xml:space="preserve"> </w:t>
+      </w:r>
+      <w:r>
+        <w:t>グラフを確認すると、センサを昇降させても電圧値に目立った変化は見られず、全体を通して不規則なノイズのみが観測された。</w:t>
+      </w:r>
+      <w:r>
+        <w:t xml:space="preserve"> </w:t>
+      </w:r>
+      <w:r>
+        <w:t>この結果から、センサ中心から半径</w:t>
+      </w:r>
+      <w:r>
+        <w:t xml:space="preserve"> 100 mm </w:t>
+      </w:r>
+      <w:r>
+        <w:t>離れた位置にある金属ターゲットに対しては、感度が及ばず検知不能であることがわかった。</w:t>
+      </w:r>
+    </w:p>
+    <w:p>
+      <w:pPr>
+        <w:keepNext/>
+        <w:jc w:val="center"/>
+      </w:pPr>
+      <w:r>
+        <w:rPr>
+          <w:noProof/>
+        </w:rPr>
+        <w:lastRenderedPageBreak/>
+        <w:drawing>
+          <wp:inline distT="0" distB="0" distL="0" distR="0" wp14:anchorId="5F03B72E" wp14:editId="169619D9">
+            <wp:extent cx="5400040" cy="3037840"/>
+            <wp:effectExtent l="0" t="0" r="0" b="0"/>
+            <wp:docPr id="460595641" name="図 7" descr="グラフィカル ユーザー インターフェイス, グラフ, アプリケーション&#10;&#10;AI 生成コンテンツは誤りを含む可能性があります。"/>
+            <wp:cNvGraphicFramePr>
+              <a:graphicFrameLocks xmlns:a="http://schemas.openxmlformats.org/drawingml/2006/main" noChangeAspect="1"/>
+            </wp:cNvGraphicFramePr>
+            <a:graphic xmlns:a="http://schemas.openxmlformats.org/drawingml/2006/main">
+              <a:graphicData uri="http://schemas.openxmlformats.org/drawingml/2006/picture">
+                <pic:pic xmlns:pic="http://schemas.openxmlformats.org/drawingml/2006/picture">
+                  <pic:nvPicPr>
+                    <pic:cNvPr id="460595641" name="図 7" descr="グラフィカル ユーザー インターフェイス, グラフ, アプリケーション&#10;&#10;AI 生成コンテンツは誤りを含む可能性があります。"/>
+                    <pic:cNvPicPr/>
+                  </pic:nvPicPr>
+                  <pic:blipFill>
+                    <a:blip r:embed="rId17" cstate="print">
+                      <a:extLst>
+                        <a:ext uri="{28A0092B-C50C-407E-A947-70E740481C1C}">
+                          <a14:useLocalDpi xmlns:a14="http://schemas.microsoft.com/office/drawing/2010/main" val="0"/>
+                        </a:ext>
+                      </a:extLst>
+                    </a:blip>
+                    <a:stretch>
+                      <a:fillRect/>
+                    </a:stretch>
+                  </pic:blipFill>
+                  <pic:spPr>
+                    <a:xfrm>
+                      <a:off x="0" y="0"/>
+                      <a:ext cx="5400040" cy="3037840"/>
+                    </a:xfrm>
+                    <a:prstGeom prst="rect">
+                      <a:avLst/>
+                    </a:prstGeom>
+                  </pic:spPr>
+                </pic:pic>
+              </a:graphicData>
+            </a:graphic>
+          </wp:inline>
+        </w:drawing>
+      </w:r>
+    </w:p>
+    <w:p>
+      <w:pPr>
+        <w:pStyle w:val="af2"/>
+        <w:jc w:val="center"/>
+      </w:pPr>
+      <w:r>
+        <w:t xml:space="preserve">図 </w:t>
+      </w:r>
+      <w:r>
+        <w:fldChar w:fldCharType="begin"/>
+      </w:r>
+      <w:r>
+        <w:instrText xml:space="preserve"> SEQ 図 \* ARABIC </w:instrText>
+      </w:r>
+      <w:r>
+        <w:fldChar w:fldCharType="separate"/>
+      </w:r>
+      <w:r>
+        <w:rPr>
+          <w:noProof/>
+        </w:rPr>
+        <w:t>10</w:t>
+      </w:r>
+      <w:r>
+        <w:fldChar w:fldCharType="end"/>
+      </w:r>
+      <w:r>
+        <w:rPr>
+          <w:rFonts w:hint="eastAsia"/>
+        </w:rPr>
+        <w:t xml:space="preserve">　</w:t>
+      </w:r>
+      <w:r>
+        <w:rPr>
+          <w:rFonts w:hint="eastAsia"/>
+        </w:rPr>
+        <w:t>オフセット条件（</w:t>
+      </w:r>
+      <w:r>
+        <w:t>100 mm）におけるセンサ応答</w:t>
+      </w:r>
+      <w:r>
+        <w:rPr>
+          <w:rFonts w:hint="eastAsia"/>
+        </w:rPr>
+        <w:t>波形</w:t>
+      </w:r>
+    </w:p>
+    <w:p/>
+    <w:p>
+      <w:pPr>
+        <w:ind w:firstLineChars="50" w:firstLine="105"/>
+        <w:rPr>
+          <w:rFonts w:hint="eastAsia"/>
+        </w:rPr>
+      </w:pPr>
+      <w:r>
+        <w:rPr>
+          <w:rFonts w:hint="eastAsia"/>
+        </w:rPr>
+        <w:t>次に、ずれ幅を半分の</w:t>
+      </w:r>
+      <w:r>
+        <w:t xml:space="preserve"> 50 mm </w:t>
+      </w:r>
+      <w:r>
+        <w:t>とした際の結果を図</w:t>
+      </w:r>
+      <w:r>
+        <w:t>3.5</w:t>
+      </w:r>
+      <w:r>
+        <w:t>に示す。</w:t>
+      </w:r>
+      <w:r>
+        <w:t xml:space="preserve"> </w:t>
+      </w:r>
+      <w:r>
+        <w:t>この条件下では、センサがターゲットに最接近したタイミングで、電圧値が約</w:t>
+      </w:r>
+      <w:r>
+        <w:t xml:space="preserve"> 10 mV </w:t>
+      </w:r>
+      <w:r>
+        <w:t>弱ほど「降下」する挙動が確認された。</w:t>
+      </w:r>
+      <w:r>
+        <w:t xml:space="preserve"> </w:t>
+      </w:r>
+      <w:r>
+        <w:t>これは前項の「埋没条件（深さ</w:t>
+      </w:r>
+      <w:r>
+        <w:t xml:space="preserve"> 30 mm</w:t>
+      </w:r>
+      <w:r>
+        <w:t>）」と同様の傾向である。ターゲットがセンサ直下（中心）から外れたことで、磁気的な結合距離が遠くなり、信号の極性が反転（電圧降下）したと考えられる。</w:t>
+      </w:r>
+      <w:r>
+        <w:t xml:space="preserve"> </w:t>
+      </w:r>
+      <w:r>
+        <w:t>変化量は小さいものの、ノイズとは異なる明確な信号パターンが読み取れるため、水平距離</w:t>
+      </w:r>
+      <w:r>
+        <w:t xml:space="preserve"> 50 mm </w:t>
+      </w:r>
+      <w:r>
+        <w:t>程度であれば検知範囲内であると</w:t>
+      </w:r>
+      <w:r>
+        <w:rPr>
+          <w:rFonts w:hint="eastAsia"/>
+        </w:rPr>
+        <w:t>言える。</w:t>
+      </w:r>
+    </w:p>
+    <w:p>
+      <w:pPr>
+        <w:keepNext/>
+        <w:jc w:val="center"/>
+      </w:pPr>
+      <w:r>
+        <w:rPr>
+          <w:noProof/>
+        </w:rPr>
+        <w:lastRenderedPageBreak/>
+        <w:drawing>
+          <wp:inline distT="0" distB="0" distL="0" distR="0" wp14:anchorId="3B3FE7DF" wp14:editId="01B51B1B">
+            <wp:extent cx="5400040" cy="3037840"/>
+            <wp:effectExtent l="0" t="0" r="0" b="0"/>
+            <wp:docPr id="1759174419" name="図 9" descr="グラフィカル ユーザー インターフェイス, グラフ, アプリケーション&#10;&#10;AI 生成コンテンツは誤りを含む可能性があります。"/>
+            <wp:cNvGraphicFramePr>
+              <a:graphicFrameLocks xmlns:a="http://schemas.openxmlformats.org/drawingml/2006/main" noChangeAspect="1"/>
+            </wp:cNvGraphicFramePr>
+            <a:graphic xmlns:a="http://schemas.openxmlformats.org/drawingml/2006/main">
+              <a:graphicData uri="http://schemas.openxmlformats.org/drawingml/2006/picture">
+                <pic:pic xmlns:pic="http://schemas.openxmlformats.org/drawingml/2006/picture">
+                  <pic:nvPicPr>
+                    <pic:cNvPr id="1759174419" name="図 9" descr="グラフィカル ユーザー インターフェイス, グラフ, アプリケーション&#10;&#10;AI 生成コンテンツは誤りを含む可能性があります。"/>
+                    <pic:cNvPicPr/>
+                  </pic:nvPicPr>
+                  <pic:blipFill>
+                    <a:blip r:embed="rId18" cstate="print">
+                      <a:extLst>
+                        <a:ext uri="{28A0092B-C50C-407E-A947-70E740481C1C}">
+                          <a14:useLocalDpi xmlns:a14="http://schemas.microsoft.com/office/drawing/2010/main" val="0"/>
+                        </a:ext>
+                      </a:extLst>
+                    </a:blip>
+                    <a:stretch>
+                      <a:fillRect/>
+                    </a:stretch>
+                  </pic:blipFill>
+                  <pic:spPr>
+                    <a:xfrm>
+                      <a:off x="0" y="0"/>
+                      <a:ext cx="5400040" cy="3037840"/>
+                    </a:xfrm>
+                    <a:prstGeom prst="rect">
+                      <a:avLst/>
+                    </a:prstGeom>
+                  </pic:spPr>
+                </pic:pic>
+              </a:graphicData>
+            </a:graphic>
+          </wp:inline>
+        </w:drawing>
+      </w:r>
+    </w:p>
+    <w:p>
+      <w:pPr>
+        <w:pStyle w:val="af2"/>
+        <w:jc w:val="center"/>
+      </w:pPr>
+      <w:r>
+        <w:t xml:space="preserve">図 </w:t>
+      </w:r>
+      <w:r>
+        <w:fldChar w:fldCharType="begin"/>
+      </w:r>
+      <w:r>
+        <w:instrText xml:space="preserve"> SEQ 図 \* ARABIC </w:instrText>
+      </w:r>
+      <w:r>
+        <w:fldChar w:fldCharType="separate"/>
+      </w:r>
+      <w:r>
+        <w:rPr>
+          <w:noProof/>
+        </w:rPr>
+        <w:t>11</w:t>
+      </w:r>
+      <w:r>
+        <w:fldChar w:fldCharType="end"/>
+      </w:r>
+      <w:r>
+        <w:rPr>
+          <w:rFonts w:hint="eastAsia"/>
+        </w:rPr>
+        <w:t xml:space="preserve">　</w:t>
+      </w:r>
+      <w:r>
+        <w:rPr>
+          <w:rFonts w:hint="eastAsia"/>
+        </w:rPr>
+        <w:t>オフセット条件（</w:t>
+      </w:r>
+      <w:r>
+        <w:t>50 mm）におけるセンサ応答</w:t>
+      </w:r>
+      <w:r>
+        <w:rPr>
+          <w:rFonts w:hint="eastAsia"/>
+        </w:rPr>
+        <w:t>波形</w:t>
+      </w:r>
+    </w:p>
+    <w:p/>
+    <w:p>
+      <w:pPr>
+        <w:rPr>
+          <w:rFonts w:hint="eastAsia"/>
+        </w:rPr>
+      </w:pPr>
+    </w:p>
+    <w:p>
+      <w:pPr>
+        <w:pStyle w:val="a9"/>
+        <w:numPr>
+          <w:ilvl w:val="0"/>
+          <w:numId w:val="8"/>
+        </w:numPr>
+      </w:pPr>
+      <w:r>
+        <w:rPr>
+          <w:rFonts w:hint="eastAsia"/>
+        </w:rPr>
+        <w:t>対照</w:t>
+      </w:r>
+      <w:r>
+        <w:rPr>
+          <w:rFonts w:hint="eastAsia"/>
+        </w:rPr>
+        <w:t>実験</w:t>
+      </w:r>
+    </w:p>
+    <w:p>
+      <w:pPr>
+        <w:ind w:firstLineChars="50" w:firstLine="105"/>
+      </w:pPr>
+      <w:r>
+        <w:rPr>
+          <w:rFonts w:hint="eastAsia"/>
+        </w:rPr>
+        <w:t>金属以外の物体に対するセンサの応答を確認するため、鉄板と同寸法の厚さ</w:t>
+      </w:r>
+      <w:r>
+        <w:t xml:space="preserve"> 5 mm </w:t>
+      </w:r>
+      <w:r>
+        <w:t>のアクリル板を用いた測定を行った結果を図</w:t>
+      </w:r>
+      <w:r>
+        <w:t>3.6</w:t>
+      </w:r>
+      <w:r>
+        <w:t>に示す。</w:t>
+      </w:r>
+      <w:r>
+        <w:t xml:space="preserve"> </w:t>
+      </w:r>
+      <w:r>
+        <w:t>グラフが示す通り、センサをアクリル板に接触するまで接近させても、電圧値には有意な変化は観測されなかった。観測されたのは微小な環境ノイズのみであり、ターゲットの有無による波形の変動は見られない。</w:t>
+      </w:r>
+    </w:p>
+    <w:p>
+      <w:pPr>
+        <w:ind w:firstLineChars="50" w:firstLine="105"/>
+      </w:pPr>
+      <w:r>
+        <w:t>この結果は、本センサが物体の「形状」や「存在」そのものではなく、導電体である「金属」の材質特性のみを選択的に検出していることを裏付けている。これは、岩石やゴミ</w:t>
+      </w:r>
+      <w:r>
+        <w:rPr>
+          <w:rFonts w:hint="eastAsia"/>
+        </w:rPr>
+        <w:t>が散乱する実際の海底において、金属ゴミのみを識別する上で極めて重要な特性である。</w:t>
+      </w:r>
+    </w:p>
+    <w:p/>
+    <w:p>
+      <w:pPr>
+        <w:keepNext/>
+        <w:jc w:val="center"/>
+      </w:pPr>
+      <w:r>
+        <w:rPr>
+          <w:rFonts w:hint="eastAsia"/>
+          <w:noProof/>
+        </w:rPr>
+        <w:lastRenderedPageBreak/>
+        <w:drawing>
+          <wp:inline distT="0" distB="0" distL="0" distR="0" wp14:anchorId="40E6CFB2" wp14:editId="0A317EA5">
+            <wp:extent cx="5400040" cy="3037840"/>
+            <wp:effectExtent l="0" t="0" r="0" b="0"/>
+            <wp:docPr id="1552827861" name="図 10" descr="グラフィカル ユーザー インターフェイス, グラフ, アプリケーション&#10;&#10;AI 生成コンテンツは誤りを含む可能性があります。"/>
+            <wp:cNvGraphicFramePr>
+              <a:graphicFrameLocks xmlns:a="http://schemas.openxmlformats.org/drawingml/2006/main" noChangeAspect="1"/>
+            </wp:cNvGraphicFramePr>
+            <a:graphic xmlns:a="http://schemas.openxmlformats.org/drawingml/2006/main">
+              <a:graphicData uri="http://schemas.openxmlformats.org/drawingml/2006/picture">
+                <pic:pic xmlns:pic="http://schemas.openxmlformats.org/drawingml/2006/picture">
+                  <pic:nvPicPr>
+                    <pic:cNvPr id="1552827861" name="図 10" descr="グラフィカル ユーザー インターフェイス, グラフ, アプリケーション&#10;&#10;AI 生成コンテンツは誤りを含む可能性があります。"/>
+                    <pic:cNvPicPr/>
+                  </pic:nvPicPr>
+                  <pic:blipFill>
+                    <a:blip r:embed="rId19" cstate="print">
+                      <a:extLst>
+                        <a:ext uri="{28A0092B-C50C-407E-A947-70E740481C1C}">
+                          <a14:useLocalDpi xmlns:a14="http://schemas.microsoft.com/office/drawing/2010/main" val="0"/>
+                        </a:ext>
+                      </a:extLst>
+                    </a:blip>
+                    <a:stretch>
+                      <a:fillRect/>
+                    </a:stretch>
+                  </pic:blipFill>
+                  <pic:spPr>
+                    <a:xfrm>
+                      <a:off x="0" y="0"/>
+                      <a:ext cx="5400040" cy="3037840"/>
+                    </a:xfrm>
+                    <a:prstGeom prst="rect">
+                      <a:avLst/>
+                    </a:prstGeom>
+                  </pic:spPr>
+                </pic:pic>
+              </a:graphicData>
+            </a:graphic>
+          </wp:inline>
+        </w:drawing>
+      </w:r>
+    </w:p>
+    <w:p>
+      <w:pPr>
+        <w:pStyle w:val="af2"/>
+        <w:jc w:val="center"/>
+        <w:rPr>
+          <w:rFonts w:hint="eastAsia"/>
+        </w:rPr>
+      </w:pPr>
+      <w:r>
+        <w:t xml:space="preserve">図 </w:t>
+      </w:r>
+      <w:r>
+        <w:fldChar w:fldCharType="begin"/>
+      </w:r>
+      <w:r>
+        <w:instrText xml:space="preserve"> SEQ 図 \* ARABIC </w:instrText>
+      </w:r>
+      <w:r>
+        <w:fldChar w:fldCharType="separate"/>
+      </w:r>
+      <w:r>
+        <w:rPr>
+          <w:noProof/>
+        </w:rPr>
+        <w:t>12</w:t>
+      </w:r>
+      <w:r>
+        <w:fldChar w:fldCharType="end"/>
+      </w:r>
+      <w:r>
+        <w:rPr>
+          <w:rFonts w:hint="eastAsia"/>
+        </w:rPr>
+        <w:t xml:space="preserve">　</w:t>
+      </w:r>
+      <w:r>
+        <w:rPr>
+          <w:rFonts w:hint="eastAsia"/>
+        </w:rPr>
+        <w:t>対照実験（アクリル板）におけるセンサ応答</w:t>
+      </w:r>
+      <w:r>
+        <w:rPr>
+          <w:rFonts w:hint="eastAsia"/>
+        </w:rPr>
+        <w:t>波形</w:t>
+      </w:r>
+    </w:p>
+    <w:p>
+      <w:pPr>
+        <w:rPr>
+          <w:rFonts w:hint="eastAsia"/>
+        </w:rPr>
+      </w:pPr>
+    </w:p>
+    <w:p>
+      <w:pPr>
+        <w:pStyle w:val="a9"/>
+        <w:numPr>
+          <w:ilvl w:val="0"/>
+          <w:numId w:val="8"/>
+        </w:numPr>
+      </w:pPr>
+      <w:r>
+        <w:rPr>
+          <w:rFonts w:hint="eastAsia"/>
+        </w:rPr>
+        <w:t>何もなし</w:t>
+      </w:r>
+    </w:p>
+    <w:p>
+      <w:pPr>
+        <w:ind w:firstLineChars="50" w:firstLine="105"/>
+      </w:pPr>
+      <w:r>
+        <w:rPr>
+          <w:rFonts w:hint="eastAsia"/>
+        </w:rPr>
+        <w:t>ターゲットを何も配置せず、砂のみの状態で同様の操作を行ったが、アクリル板の場合と同様に、センサ出力に有意な変化は見られなかった。これにより、センサの移動や水流自体が及ぼすノイズの影響は、金属検知の信号レベルと比較して十分に小さいことが確認された。</w:t>
+      </w:r>
+    </w:p>
+    <w:p>
+      <w:pPr>
+        <w:ind w:firstLineChars="50" w:firstLine="105"/>
+      </w:pPr>
+    </w:p>
+    <w:p>
+      <w:pPr>
+        <w:keepNext/>
+        <w:ind w:firstLineChars="50" w:firstLine="105"/>
+        <w:jc w:val="center"/>
+      </w:pPr>
+      <w:r>
+        <w:rPr>
+          <w:noProof/>
+        </w:rPr>
+        <w:lastRenderedPageBreak/>
+        <w:drawing>
+          <wp:inline distT="0" distB="0" distL="0" distR="0" wp14:anchorId="17D4A006" wp14:editId="19D136D6">
+            <wp:extent cx="5400040" cy="3037840"/>
+            <wp:effectExtent l="0" t="0" r="0" b="0"/>
+            <wp:docPr id="1150553908" name="図 11" descr="グラフィカル ユーザー インターフェイス, グラフ&#10;&#10;AI 生成コンテンツは誤りを含む可能性があります。"/>
+            <wp:cNvGraphicFramePr>
+              <a:graphicFrameLocks xmlns:a="http://schemas.openxmlformats.org/drawingml/2006/main" noChangeAspect="1"/>
+            </wp:cNvGraphicFramePr>
+            <a:graphic xmlns:a="http://schemas.openxmlformats.org/drawingml/2006/main">
+              <a:graphicData uri="http://schemas.openxmlformats.org/drawingml/2006/picture">
+                <pic:pic xmlns:pic="http://schemas.openxmlformats.org/drawingml/2006/picture">
+                  <pic:nvPicPr>
+                    <pic:cNvPr id="1150553908" name="図 11" descr="グラフィカル ユーザー インターフェイス, グラフ&#10;&#10;AI 生成コンテンツは誤りを含む可能性があります。"/>
+                    <pic:cNvPicPr/>
+                  </pic:nvPicPr>
+                  <pic:blipFill>
+                    <a:blip r:embed="rId20" cstate="print">
+                      <a:extLst>
+                        <a:ext uri="{28A0092B-C50C-407E-A947-70E740481C1C}">
+                          <a14:useLocalDpi xmlns:a14="http://schemas.microsoft.com/office/drawing/2010/main" val="0"/>
+                        </a:ext>
+                      </a:extLst>
+                    </a:blip>
+                    <a:stretch>
+                      <a:fillRect/>
+                    </a:stretch>
+                  </pic:blipFill>
+                  <pic:spPr>
+                    <a:xfrm>
+                      <a:off x="0" y="0"/>
+                      <a:ext cx="5400040" cy="3037840"/>
+                    </a:xfrm>
+                    <a:prstGeom prst="rect">
+                      <a:avLst/>
+                    </a:prstGeom>
+                  </pic:spPr>
+                </pic:pic>
+              </a:graphicData>
+            </a:graphic>
+          </wp:inline>
+        </w:drawing>
+      </w:r>
+    </w:p>
+    <w:p>
+      <w:pPr>
+        <w:pStyle w:val="af2"/>
+        <w:jc w:val="center"/>
+      </w:pPr>
+      <w:r>
+        <w:t xml:space="preserve">図 </w:t>
+      </w:r>
+      <w:r>
+        <w:fldChar w:fldCharType="begin"/>
+      </w:r>
+      <w:r>
+        <w:instrText xml:space="preserve"> SEQ 図 \* ARABIC </w:instrText>
+      </w:r>
+      <w:r>
+        <w:fldChar w:fldCharType="separate"/>
+      </w:r>
+      <w:r>
+        <w:rPr>
+          <w:noProof/>
+        </w:rPr>
+        <w:t>13</w:t>
+      </w:r>
+      <w:r>
+        <w:fldChar w:fldCharType="end"/>
+      </w:r>
+      <w:r>
+        <w:rPr>
+          <w:rFonts w:hint="eastAsia"/>
+        </w:rPr>
+        <w:t xml:space="preserve">　何も配置しなかった場合のセンサ応答波形</w:t>
+      </w:r>
+    </w:p>
+    <w:p>
+      <w:pPr>
+        <w:ind w:firstLineChars="50" w:firstLine="105"/>
+      </w:pPr>
+    </w:p>
+    <w:p>
+      <w:pPr>
+        <w:pStyle w:val="3"/>
+        <w:rPr>
+          <w:rFonts w:hint="eastAsia"/>
+        </w:rPr>
+      </w:pPr>
+      <w:r>
+        <w:rPr>
+          <w:rFonts w:hint="eastAsia"/>
+        </w:rPr>
+        <w:t>3.2.3　人工海水での実験結果</w:t>
+      </w:r>
+    </w:p>
+    <w:p>
+      <w:pPr>
+        <w:ind w:firstLineChars="50" w:firstLine="105"/>
+      </w:pPr>
+      <w:r>
+        <w:rPr>
+          <w:rFonts w:hint="eastAsia"/>
+        </w:rPr>
+        <w:t>本研究の最終目的は海水域である英虞湾での運用であるため、淡水環境との比較検証は極めて重要である。</w:t>
+      </w:r>
+      <w:r>
+        <w:t>本項では、水槽内の水を淡水から、実際の海水の塩分濃度（約</w:t>
+      </w:r>
+      <w:r>
+        <w:t xml:space="preserve"> 3.3% </w:t>
+      </w:r>
+      <w:r>
+        <w:rPr>
+          <w:rFonts w:hint="eastAsia"/>
+        </w:rPr>
+        <w:t>〜</w:t>
+      </w:r>
+      <w:r>
+        <w:t xml:space="preserve"> 3.5%</w:t>
+      </w:r>
+      <w:r>
+        <w:t>）を模した「人工海水」に入れ替え、同様の条件下で測定を行った。</w:t>
+      </w:r>
+    </w:p>
+    <w:p>
+      <w:pPr>
+        <w:ind w:firstLineChars="50" w:firstLine="105"/>
+        <w:rPr>
+          <w:rFonts w:hint="eastAsia"/>
+        </w:rPr>
+      </w:pPr>
+      <w:r>
+        <w:rPr>
+          <w:rFonts w:hint="eastAsia"/>
+        </w:rPr>
+        <w:t>基本条件における結果を図</w:t>
+      </w:r>
+      <w:r>
+        <w:rPr>
+          <w:rFonts w:ascii="Segoe UI Emoji" w:hAnsi="Segoe UI Emoji" w:cs="Segoe UI Emoji" w:hint="eastAsia"/>
+        </w:rPr>
+        <w:t>🔴</w:t>
+      </w:r>
+      <w:r>
+        <w:t>に示す。</w:t>
+      </w:r>
+      <w:r>
+        <w:t xml:space="preserve"> </w:t>
+      </w:r>
+      <w:r>
+        <w:t>グラフを確認すると、センサ接近に伴う電圧の変化は確認できるものの、その変化幅は約</w:t>
+      </w:r>
+      <w:r>
+        <w:t xml:space="preserve"> 10 mV </w:t>
+      </w:r>
+      <w:r>
+        <w:t>程度にとどまっている。淡水環境下では約</w:t>
+      </w:r>
+      <w:r>
+        <w:t xml:space="preserve"> 30 mV </w:t>
+      </w:r>
+      <w:r>
+        <w:t>の変化が得られていたことと比較すると、感度が約</w:t>
+      </w:r>
+      <w:r>
+        <w:t xml:space="preserve"> 1/3 </w:t>
+      </w:r>
+      <w:r>
+        <w:t>に低下していることがわかる。</w:t>
+      </w:r>
+      <w:r>
+        <w:t xml:space="preserve"> </w:t>
+      </w:r>
+      <w:r>
+        <w:t>また、「埋没条件（深さ</w:t>
+      </w:r>
+      <w:r>
+        <w:t xml:space="preserve"> 30 mm</w:t>
+      </w:r>
+      <w:r>
+        <w:t>）」</w:t>
+      </w:r>
+      <w:r>
+        <w:rPr>
+          <w:rFonts w:hint="eastAsia"/>
+        </w:rPr>
+        <w:t>「オフセット条件（横</w:t>
+      </w:r>
+      <w:r>
+        <w:rPr>
+          <w:rFonts w:hint="eastAsia"/>
+        </w:rPr>
+        <w:t xml:space="preserve"> 5 cm</w:t>
+      </w:r>
+      <w:r>
+        <w:rPr>
+          <w:rFonts w:hint="eastAsia"/>
+        </w:rPr>
+        <w:t>）」</w:t>
+      </w:r>
+      <w:r>
+        <w:t>においては、この感度低下の影響により、信号がノイズに埋もれてしまい検知不能となった。</w:t>
+      </w:r>
+    </w:p>
+    <w:p>
+      <w:pPr>
+        <w:ind w:firstLineChars="50" w:firstLine="105"/>
+      </w:pPr>
+      <w:r>
+        <w:rPr>
+          <w:rFonts w:hint="eastAsia"/>
+        </w:rPr>
+        <w:t>この結果より、海水環境下では導電性による電磁波の減衰（表皮効果）が顕著に現れることが確認された。したがって、実海域で埋没物を探査するためには、センサ出力の増強や周波数の低周波化といった対策が今後の課題として挙げられる。</w:t>
+      </w:r>
+    </w:p>
+    <w:p>
+      <w:pPr>
+        <w:keepNext/>
+        <w:ind w:firstLineChars="50" w:firstLine="105"/>
+        <w:jc w:val="center"/>
+      </w:pPr>
+      <w:r>
+        <w:rPr>
+          <w:noProof/>
+        </w:rPr>
+        <w:lastRenderedPageBreak/>
+        <w:drawing>
+          <wp:inline distT="0" distB="0" distL="0" distR="0" wp14:anchorId="6B3206D9" wp14:editId="005E74FB">
+            <wp:extent cx="5397500" cy="3035300"/>
+            <wp:effectExtent l="0" t="0" r="0" b="0"/>
+            <wp:docPr id="539692715" name="図 12" descr="グラフィカル ユーザー インターフェイス, グラフ&#10;&#10;AI 生成コンテンツは誤りを含む可能性があります。"/>
+            <wp:cNvGraphicFramePr>
+              <a:graphicFrameLocks xmlns:a="http://schemas.openxmlformats.org/drawingml/2006/main" noChangeAspect="1"/>
+            </wp:cNvGraphicFramePr>
+            <a:graphic xmlns:a="http://schemas.openxmlformats.org/drawingml/2006/main">
+              <a:graphicData uri="http://schemas.openxmlformats.org/drawingml/2006/picture">
+                <pic:pic xmlns:pic="http://schemas.openxmlformats.org/drawingml/2006/picture">
+                  <pic:nvPicPr>
+                    <pic:cNvPr id="539692715" name="図 12" descr="グラフィカル ユーザー インターフェイス, グラフ&#10;&#10;AI 生成コンテンツは誤りを含む可能性があります。"/>
+                    <pic:cNvPicPr>
+                      <a:picLocks noChangeAspect="1" noChangeArrowheads="1"/>
+                    </pic:cNvPicPr>
+                  </pic:nvPicPr>
+                  <pic:blipFill>
+                    <a:blip r:embed="rId21" cstate="print">
+                      <a:extLst>
+                        <a:ext uri="{28A0092B-C50C-407E-A947-70E740481C1C}">
+                          <a14:useLocalDpi xmlns:a14="http://schemas.microsoft.com/office/drawing/2010/main" val="0"/>
+                        </a:ext>
+                      </a:extLst>
+                    </a:blip>
+                    <a:srcRect/>
+                    <a:stretch>
+                      <a:fillRect/>
+                    </a:stretch>
+                  </pic:blipFill>
+                  <pic:spPr bwMode="auto">
+                    <a:xfrm>
+                      <a:off x="0" y="0"/>
+                      <a:ext cx="5397500" cy="3035300"/>
+                    </a:xfrm>
+                    <a:prstGeom prst="rect">
+                      <a:avLst/>
+                    </a:prstGeom>
+                    <a:noFill/>
+                    <a:ln>
+                      <a:noFill/>
+                    </a:ln>
+                  </pic:spPr>
+                </pic:pic>
+              </a:graphicData>
+            </a:graphic>
+          </wp:inline>
+        </w:drawing>
+      </w:r>
+    </w:p>
+    <w:p>
+      <w:pPr>
+        <w:pStyle w:val="af2"/>
+        <w:jc w:val="center"/>
+      </w:pPr>
+      <w:r>
+        <w:t xml:space="preserve">図 </w:t>
+      </w:r>
+      <w:r>
+        <w:fldChar w:fldCharType="begin"/>
+      </w:r>
+      <w:r>
+        <w:instrText xml:space="preserve"> SEQ 図 \* ARABIC </w:instrText>
+      </w:r>
+      <w:r>
+        <w:fldChar w:fldCharType="separate"/>
+      </w:r>
+      <w:r>
+        <w:rPr>
+          <w:noProof/>
+        </w:rPr>
+        <w:t>14</w:t>
+      </w:r>
+      <w:r>
+        <w:fldChar w:fldCharType="end"/>
+      </w:r>
+      <w:r>
+        <w:rPr>
+          <w:rFonts w:hint="eastAsia"/>
+        </w:rPr>
+        <w:t xml:space="preserve">　</w:t>
+      </w:r>
+      <w:r>
+        <w:rPr>
+          <w:rFonts w:hint="eastAsia"/>
+        </w:rPr>
+        <w:t>人工海水環境（基本条件）におけるセンサ応答</w:t>
+      </w:r>
+      <w:r>
+        <w:rPr>
+          <w:rFonts w:hint="eastAsia"/>
+        </w:rPr>
+        <w:t>波形</w:t>
+      </w:r>
+    </w:p>
+    <w:p>
+      <w:pPr>
+        <w:ind w:firstLineChars="50" w:firstLine="105"/>
+      </w:pPr>
+    </w:p>
+    <w:p>
+      <w:pPr>
+        <w:pStyle w:val="3"/>
+        <w:rPr>
+          <w:rFonts w:hint="eastAsia"/>
+        </w:rPr>
+      </w:pPr>
+      <w:r>
+        <w:rPr>
+          <w:rFonts w:hint="eastAsia"/>
+        </w:rPr>
+        <w:t>3.2.4　水槽実験の小括</w:t>
+      </w:r>
+    </w:p>
+    <w:p>
+      <w:pPr>
+        <w:pStyle w:val="a9"/>
+        <w:numPr>
+          <w:ilvl w:val="0"/>
+          <w:numId w:val="9"/>
+        </w:numPr>
+      </w:pPr>
+      <w:r>
+        <w:rPr>
+          <w:rFonts w:hint="eastAsia"/>
+        </w:rPr>
+        <w:t>金属検知能力と環境依存性</w:t>
+      </w:r>
+    </w:p>
+    <w:p>
+      <w:pPr>
+        <w:ind w:firstLineChars="100" w:firstLine="210"/>
+        <w:rPr>
+          <w:rFonts w:hint="eastAsia"/>
+        </w:rPr>
+      </w:pPr>
+      <w:r>
+        <w:rPr>
+          <w:rFonts w:hint="eastAsia"/>
+        </w:rPr>
+        <w:t>ターゲットが表面に露出している状態であれば、淡水・人工海水を問わず金属を検知可能である。ただし、人工海水環境下では導電性による信号減衰（表皮効果）の影響を受け、出力変化幅が淡水時の約</w:t>
+      </w:r>
+      <w:r>
+        <w:t xml:space="preserve"> 1/3 </w:t>
+      </w:r>
+      <w:r>
+        <w:t>程度まで低下することが確認された。</w:t>
+      </w:r>
+    </w:p>
+    <w:p>
+      <w:pPr>
+        <w:pStyle w:val="a9"/>
+        <w:numPr>
+          <w:ilvl w:val="0"/>
+          <w:numId w:val="9"/>
+        </w:numPr>
+      </w:pPr>
+      <w:r>
+        <w:rPr>
+          <w:rFonts w:hint="eastAsia"/>
+        </w:rPr>
+        <w:t>埋没物の検知限界</w:t>
+      </w:r>
+    </w:p>
+    <w:p>
+      <w:pPr>
+        <w:ind w:firstLineChars="100" w:firstLine="210"/>
+        <w:rPr>
+          <w:rFonts w:hint="eastAsia"/>
+        </w:rPr>
+      </w:pPr>
+      <w:r>
+        <w:rPr>
+          <w:rFonts w:hint="eastAsia"/>
+        </w:rPr>
+        <w:t>淡水環境下においては、深さ</w:t>
+      </w:r>
+      <w:r>
+        <w:t xml:space="preserve"> 30 mm </w:t>
+      </w:r>
+      <w:r>
+        <w:t>程度の浅い埋没状態であれば検知可能である。しかし、人工海水環境下においては、前述の減衰効果により信号がノイズレベルまで低下し、同深度での検知は困難であった。これにより、実海域で埋没物を探査するためには、センサ出力の増強等の改良が必要であることが明らかとなった。</w:t>
+      </w:r>
+    </w:p>
+    <w:p>
+      <w:pPr>
+        <w:rPr>
+          <w:rFonts w:hint="eastAsia"/>
+        </w:rPr>
+      </w:pPr>
+    </w:p>
+    <w:p>
+      <w:pPr>
+        <w:pStyle w:val="a9"/>
+        <w:numPr>
+          <w:ilvl w:val="0"/>
+          <w:numId w:val="9"/>
+        </w:numPr>
+      </w:pPr>
+      <w:r>
+        <w:rPr>
+          <w:rFonts w:hint="eastAsia"/>
+        </w:rPr>
+        <w:t>有効検知範囲</w:t>
+      </w:r>
+    </w:p>
+    <w:p>
+      <w:pPr>
+        <w:ind w:firstLineChars="50" w:firstLine="105"/>
+      </w:pPr>
+      <w:r>
+        <w:rPr>
+          <w:rFonts w:hint="eastAsia"/>
+        </w:rPr>
+        <w:t>センサ中心から水平方向に</w:t>
+      </w:r>
+      <w:r>
+        <w:t xml:space="preserve"> 50 mm </w:t>
+      </w:r>
+      <w:r>
+        <w:t>ずれた位置までは検知範囲内（信号変化あり）であるが、</w:t>
+      </w:r>
+      <w:r>
+        <w:t xml:space="preserve">100 mm </w:t>
+      </w:r>
+      <w:r>
+        <w:t>離れると反応しなくなる。したがって、探査時のスイープ幅（走査間隔）は、センサ直径と同程度以下に設定する必要がある。</w:t>
+      </w:r>
+    </w:p>
+    <w:p>
+      <w:pPr>
+        <w:rPr>
+          <w:rFonts w:hint="eastAsia"/>
+        </w:rPr>
+      </w:pPr>
+    </w:p>
+    <w:p>
+      <w:pPr>
+        <w:pStyle w:val="a9"/>
+        <w:numPr>
+          <w:ilvl w:val="0"/>
+          <w:numId w:val="9"/>
+        </w:numPr>
+      </w:pPr>
+      <w:r>
+        <w:rPr>
+          <w:rFonts w:hint="eastAsia"/>
+        </w:rPr>
+        <w:t>材質識別能力</w:t>
+      </w:r>
+    </w:p>
+    <w:p>
+      <w:pPr>
+        <w:ind w:firstLineChars="50" w:firstLine="105"/>
+      </w:pPr>
+      <w:r>
+        <w:rPr>
+          <w:rFonts w:hint="eastAsia"/>
+        </w:rPr>
+        <w:t>非金属であるアクリル板には一切反応せず、金属のみを選択的に検出できる特性が確認された。これは、岩石等の障害物が存在する海底において金属ゴミのみを識別する上で極めて有用な特性である。</w:t>
+      </w:r>
+    </w:p>
+    <w:p>
+      <w:pPr>
+        <w:ind w:firstLineChars="50" w:firstLine="105"/>
+      </w:pPr>
+    </w:p>
+    <w:p>
+      <w:pPr>
+        <w:ind w:firstLineChars="50" w:firstLine="105"/>
+      </w:pPr>
+      <w:r>
+        <w:rPr>
+          <w:rFonts w:hint="eastAsia"/>
+        </w:rPr>
+        <w:t>以上の結果より、本センサは「露出した金属」の探査には十分適用可能であるが、「海水中の埋没ゴミ」を発見するには性能向上が不可欠であると結論付けた。</w:t>
+      </w:r>
+    </w:p>
+    <w:p>
+      <w:pPr>
+        <w:ind w:firstLineChars="50" w:firstLine="105"/>
+      </w:pPr>
+    </w:p>
+    <w:p>
+      <w:pPr>
+        <w:pStyle w:val="2"/>
+        <w:rPr>
+          <w:rFonts w:hint="eastAsia"/>
+        </w:rPr>
+      </w:pPr>
+      <w:r>
+        <w:rPr>
+          <w:rFonts w:hint="eastAsia"/>
+        </w:rPr>
+        <w:t xml:space="preserve">3.3　</w:t>
+      </w:r>
+      <w:r>
+        <w:rPr>
+          <w:rFonts w:hint="eastAsia"/>
+        </w:rPr>
+        <w:t>実験</w:t>
+      </w:r>
+      <w:r>
+        <w:t>2：プールを用いたシステム動作検証</w:t>
+      </w:r>
+    </w:p>
+    <w:p>
+      <w:pPr>
+        <w:ind w:firstLineChars="50" w:firstLine="105"/>
+      </w:pPr>
+    </w:p>
+    <w:p>
+      <w:pPr>
+        <w:widowControl/>
+      </w:pPr>
+      <w:r>
+        <w:br w:type="page"/>
+      </w:r>
+    </w:p>
+    <w:p>
+      <w:pPr>
+        <w:ind w:firstLineChars="50" w:firstLine="105"/>
+        <w:rPr>
+          <w:rFonts w:hint="eastAsia"/>
+        </w:rPr>
+      </w:pPr>
     </w:p>
     <w:p>
       <w:pPr>
         <w:pStyle w:val="1"/>
         <w:ind w:left="0"/>
       </w:pPr>
-      <w:bookmarkStart w:id="17" w:name="_Toc219381870"/>
+      <w:bookmarkStart w:id="22" w:name="_Toc219411528"/>
       <w:r>
         <w:rPr>
           <w:rFonts w:hint="eastAsia"/>
         </w:rPr>
         <w:t>第４章　結論</w:t>
       </w:r>
-      <w:bookmarkEnd w:id="17"/>
+      <w:bookmarkEnd w:id="22"/>
     </w:p>
     <w:p>
       <w:pPr>
         <w:pStyle w:val="2"/>
       </w:pPr>
-      <w:bookmarkStart w:id="18" w:name="_Toc219381871"/>
+      <w:bookmarkStart w:id="23" w:name="_Toc219411529"/>
       <w:r>
         <w:t>4.1</w:t>
       </w:r>
@@ -3819,7 +6571,7 @@
         </w:rPr>
         <w:t xml:space="preserve">　本研究のまとめ</w:t>
       </w:r>
-      <w:bookmarkEnd w:id="18"/>
+      <w:bookmarkEnd w:id="23"/>
     </w:p>
     <w:p>
       <w:r>
@@ -3833,7 +6585,7 @@
       <w:pPr>
         <w:pStyle w:val="2"/>
       </w:pPr>
-      <w:bookmarkStart w:id="19" w:name="_Toc219381872"/>
+      <w:bookmarkStart w:id="24" w:name="_Toc219411530"/>
       <w:r>
         <w:t>4.2</w:t>
       </w:r>
@@ -3843,7 +6595,7 @@
         </w:rPr>
         <w:t xml:space="preserve">　今後の課題</w:t>
       </w:r>
-      <w:bookmarkEnd w:id="19"/>
+      <w:bookmarkEnd w:id="24"/>
     </w:p>
     <w:p>
       <w:r>
@@ -3872,7 +6624,7 @@
       <w:pPr>
         <w:pStyle w:val="2"/>
       </w:pPr>
-      <w:bookmarkStart w:id="20" w:name="_Toc219381873"/>
+      <w:bookmarkStart w:id="25" w:name="_Toc219411531"/>
       <w:r>
         <w:rPr>
           <w:rFonts w:hint="eastAsia"/>
@@ -3880,7 +6632,7 @@
         <w:lastRenderedPageBreak/>
         <w:t>今後の展望</w:t>
       </w:r>
-      <w:bookmarkEnd w:id="20"/>
+      <w:bookmarkEnd w:id="25"/>
     </w:p>
     <w:p/>
     <w:p>
@@ -3892,7 +6644,7 @@
       </w:r>
     </w:p>
     <w:p/>
-    <w:bookmarkStart w:id="21" w:name="_Toc219381874" w:displacedByCustomXml="next"/>
+    <w:bookmarkStart w:id="26" w:name="_Toc219411532" w:displacedByCustomXml="next"/>
     <w:sdt>
       <w:sdtPr>
         <w:rPr>
@@ -3933,7 +6685,7 @@
             </w:rPr>
             <w:t>文献</w:t>
           </w:r>
-          <w:bookmarkEnd w:id="21"/>
+          <w:bookmarkEnd w:id="26"/>
         </w:p>
         <w:sdt>
           <w:sdtPr>
@@ -4248,8 +7000,8 @@
       </w:sdtContent>
     </w:sdt>
     <w:sectPr>
-      <w:footerReference w:type="even" r:id="rId14"/>
-      <w:footerReference w:type="default" r:id="rId15"/>
+      <w:footerReference w:type="even" r:id="rId22"/>
+      <w:footerReference w:type="default" r:id="rId23"/>
       <w:pgSz w:w="11906" w:h="16838"/>
       <w:pgMar w:top="1985" w:right="1701" w:bottom="1701" w:left="1701" w:header="851" w:footer="992" w:gutter="0"/>
       <w:cols w:space="425"/>
@@ -4613,6 +7365,178 @@
     </w:lvl>
   </w:abstractNum>
   <w:abstractNum w:abstractNumId="2" w15:restartNumberingAfterBreak="0">
+    <w:nsid w:val="49B4494F"/>
+    <w:multiLevelType w:val="hybridMultilevel"/>
+    <w:tmpl w:val="4FA25AD0"/>
+    <w:lvl w:ilvl="0" w:tplc="0409000F">
+      <w:start w:val="1"/>
+      <w:numFmt w:val="decimal"/>
+      <w:lvlText w:val="%1."/>
+      <w:lvlJc w:val="left"/>
+      <w:pPr>
+        <w:ind w:left="545" w:hanging="440"/>
+      </w:pPr>
+    </w:lvl>
+    <w:lvl w:ilvl="1" w:tplc="04090017" w:tentative="1">
+      <w:start w:val="1"/>
+      <w:numFmt w:val="aiueoFullWidth"/>
+      <w:lvlText w:val="(%2)"/>
+      <w:lvlJc w:val="left"/>
+      <w:pPr>
+        <w:ind w:left="985" w:hanging="440"/>
+      </w:pPr>
+    </w:lvl>
+    <w:lvl w:ilvl="2" w:tplc="04090011" w:tentative="1">
+      <w:start w:val="1"/>
+      <w:numFmt w:val="decimalEnclosedCircle"/>
+      <w:lvlText w:val="%3"/>
+      <w:lvlJc w:val="left"/>
+      <w:pPr>
+        <w:ind w:left="1425" w:hanging="440"/>
+      </w:pPr>
+    </w:lvl>
+    <w:lvl w:ilvl="3" w:tplc="0409000F" w:tentative="1">
+      <w:start w:val="1"/>
+      <w:numFmt w:val="decimal"/>
+      <w:lvlText w:val="%4."/>
+      <w:lvlJc w:val="left"/>
+      <w:pPr>
+        <w:ind w:left="1865" w:hanging="440"/>
+      </w:pPr>
+    </w:lvl>
+    <w:lvl w:ilvl="4" w:tplc="04090017" w:tentative="1">
+      <w:start w:val="1"/>
+      <w:numFmt w:val="aiueoFullWidth"/>
+      <w:lvlText w:val="(%5)"/>
+      <w:lvlJc w:val="left"/>
+      <w:pPr>
+        <w:ind w:left="2305" w:hanging="440"/>
+      </w:pPr>
+    </w:lvl>
+    <w:lvl w:ilvl="5" w:tplc="04090011" w:tentative="1">
+      <w:start w:val="1"/>
+      <w:numFmt w:val="decimalEnclosedCircle"/>
+      <w:lvlText w:val="%6"/>
+      <w:lvlJc w:val="left"/>
+      <w:pPr>
+        <w:ind w:left="2745" w:hanging="440"/>
+      </w:pPr>
+    </w:lvl>
+    <w:lvl w:ilvl="6" w:tplc="0409000F" w:tentative="1">
+      <w:start w:val="1"/>
+      <w:numFmt w:val="decimal"/>
+      <w:lvlText w:val="%7."/>
+      <w:lvlJc w:val="left"/>
+      <w:pPr>
+        <w:ind w:left="3185" w:hanging="440"/>
+      </w:pPr>
+    </w:lvl>
+    <w:lvl w:ilvl="7" w:tplc="04090017" w:tentative="1">
+      <w:start w:val="1"/>
+      <w:numFmt w:val="aiueoFullWidth"/>
+      <w:lvlText w:val="(%8)"/>
+      <w:lvlJc w:val="left"/>
+      <w:pPr>
+        <w:ind w:left="3625" w:hanging="440"/>
+      </w:pPr>
+    </w:lvl>
+    <w:lvl w:ilvl="8" w:tplc="04090011" w:tentative="1">
+      <w:start w:val="1"/>
+      <w:numFmt w:val="decimalEnclosedCircle"/>
+      <w:lvlText w:val="%9"/>
+      <w:lvlJc w:val="left"/>
+      <w:pPr>
+        <w:ind w:left="4065" w:hanging="440"/>
+      </w:pPr>
+    </w:lvl>
+  </w:abstractNum>
+  <w:abstractNum w:abstractNumId="3" w15:restartNumberingAfterBreak="0">
+    <w:nsid w:val="52BC339F"/>
+    <w:multiLevelType w:val="hybridMultilevel"/>
+    <w:tmpl w:val="7B96A934"/>
+    <w:lvl w:ilvl="0" w:tplc="04090015">
+      <w:start w:val="1"/>
+      <w:numFmt w:val="upperLetter"/>
+      <w:lvlText w:val="%1)"/>
+      <w:lvlJc w:val="left"/>
+      <w:pPr>
+        <w:ind w:left="440" w:hanging="440"/>
+      </w:pPr>
+    </w:lvl>
+    <w:lvl w:ilvl="1" w:tplc="04090017" w:tentative="1">
+      <w:start w:val="1"/>
+      <w:numFmt w:val="aiueoFullWidth"/>
+      <w:lvlText w:val="(%2)"/>
+      <w:lvlJc w:val="left"/>
+      <w:pPr>
+        <w:ind w:left="880" w:hanging="440"/>
+      </w:pPr>
+    </w:lvl>
+    <w:lvl w:ilvl="2" w:tplc="04090011" w:tentative="1">
+      <w:start w:val="1"/>
+      <w:numFmt w:val="decimalEnclosedCircle"/>
+      <w:lvlText w:val="%3"/>
+      <w:lvlJc w:val="left"/>
+      <w:pPr>
+        <w:ind w:left="1320" w:hanging="440"/>
+      </w:pPr>
+    </w:lvl>
+    <w:lvl w:ilvl="3" w:tplc="0409000F" w:tentative="1">
+      <w:start w:val="1"/>
+      <w:numFmt w:val="decimal"/>
+      <w:lvlText w:val="%4."/>
+      <w:lvlJc w:val="left"/>
+      <w:pPr>
+        <w:ind w:left="1760" w:hanging="440"/>
+      </w:pPr>
+    </w:lvl>
+    <w:lvl w:ilvl="4" w:tplc="04090017" w:tentative="1">
+      <w:start w:val="1"/>
+      <w:numFmt w:val="aiueoFullWidth"/>
+      <w:lvlText w:val="(%5)"/>
+      <w:lvlJc w:val="left"/>
+      <w:pPr>
+        <w:ind w:left="2200" w:hanging="440"/>
+      </w:pPr>
+    </w:lvl>
+    <w:lvl w:ilvl="5" w:tplc="04090011" w:tentative="1">
+      <w:start w:val="1"/>
+      <w:numFmt w:val="decimalEnclosedCircle"/>
+      <w:lvlText w:val="%6"/>
+      <w:lvlJc w:val="left"/>
+      <w:pPr>
+        <w:ind w:left="2640" w:hanging="440"/>
+      </w:pPr>
+    </w:lvl>
+    <w:lvl w:ilvl="6" w:tplc="0409000F" w:tentative="1">
+      <w:start w:val="1"/>
+      <w:numFmt w:val="decimal"/>
+      <w:lvlText w:val="%7."/>
+      <w:lvlJc w:val="left"/>
+      <w:pPr>
+        <w:ind w:left="3080" w:hanging="440"/>
+      </w:pPr>
+    </w:lvl>
+    <w:lvl w:ilvl="7" w:tplc="04090017" w:tentative="1">
+      <w:start w:val="1"/>
+      <w:numFmt w:val="aiueoFullWidth"/>
+      <w:lvlText w:val="(%8)"/>
+      <w:lvlJc w:val="left"/>
+      <w:pPr>
+        <w:ind w:left="3520" w:hanging="440"/>
+      </w:pPr>
+    </w:lvl>
+    <w:lvl w:ilvl="8" w:tplc="04090011" w:tentative="1">
+      <w:start w:val="1"/>
+      <w:numFmt w:val="decimalEnclosedCircle"/>
+      <w:lvlText w:val="%9"/>
+      <w:lvlJc w:val="left"/>
+      <w:pPr>
+        <w:ind w:left="3960" w:hanging="440"/>
+      </w:pPr>
+    </w:lvl>
+  </w:abstractNum>
+  <w:abstractNum w:abstractNumId="4" w15:restartNumberingAfterBreak="0">
     <w:nsid w:val="569F5DAD"/>
     <w:multiLevelType w:val="hybridMultilevel"/>
     <w:tmpl w:val="25965A22"/>
@@ -4701,7 +7625,7 @@
       </w:pPr>
     </w:lvl>
   </w:abstractNum>
-  <w:abstractNum w:abstractNumId="3" w15:restartNumberingAfterBreak="0">
+  <w:abstractNum w:abstractNumId="5" w15:restartNumberingAfterBreak="0">
     <w:nsid w:val="62AF2A51"/>
     <w:multiLevelType w:val="multilevel"/>
     <w:tmpl w:val="386E649E"/>
@@ -4814,7 +7738,179 @@
       </w:rPr>
     </w:lvl>
   </w:abstractNum>
-  <w:abstractNum w:abstractNumId="4" w15:restartNumberingAfterBreak="0">
+  <w:abstractNum w:abstractNumId="6" w15:restartNumberingAfterBreak="0">
+    <w:nsid w:val="644E638A"/>
+    <w:multiLevelType w:val="hybridMultilevel"/>
+    <w:tmpl w:val="651657D4"/>
+    <w:lvl w:ilvl="0" w:tplc="04090015">
+      <w:start w:val="1"/>
+      <w:numFmt w:val="upperLetter"/>
+      <w:lvlText w:val="%1)"/>
+      <w:lvlJc w:val="left"/>
+      <w:pPr>
+        <w:ind w:left="440" w:hanging="440"/>
+      </w:pPr>
+    </w:lvl>
+    <w:lvl w:ilvl="1" w:tplc="04090017" w:tentative="1">
+      <w:start w:val="1"/>
+      <w:numFmt w:val="aiueoFullWidth"/>
+      <w:lvlText w:val="(%2)"/>
+      <w:lvlJc w:val="left"/>
+      <w:pPr>
+        <w:ind w:left="880" w:hanging="440"/>
+      </w:pPr>
+    </w:lvl>
+    <w:lvl w:ilvl="2" w:tplc="04090011" w:tentative="1">
+      <w:start w:val="1"/>
+      <w:numFmt w:val="decimalEnclosedCircle"/>
+      <w:lvlText w:val="%3"/>
+      <w:lvlJc w:val="left"/>
+      <w:pPr>
+        <w:ind w:left="1320" w:hanging="440"/>
+      </w:pPr>
+    </w:lvl>
+    <w:lvl w:ilvl="3" w:tplc="0409000F" w:tentative="1">
+      <w:start w:val="1"/>
+      <w:numFmt w:val="decimal"/>
+      <w:lvlText w:val="%4."/>
+      <w:lvlJc w:val="left"/>
+      <w:pPr>
+        <w:ind w:left="1760" w:hanging="440"/>
+      </w:pPr>
+    </w:lvl>
+    <w:lvl w:ilvl="4" w:tplc="04090017" w:tentative="1">
+      <w:start w:val="1"/>
+      <w:numFmt w:val="aiueoFullWidth"/>
+      <w:lvlText w:val="(%5)"/>
+      <w:lvlJc w:val="left"/>
+      <w:pPr>
+        <w:ind w:left="2200" w:hanging="440"/>
+      </w:pPr>
+    </w:lvl>
+    <w:lvl w:ilvl="5" w:tplc="04090011" w:tentative="1">
+      <w:start w:val="1"/>
+      <w:numFmt w:val="decimalEnclosedCircle"/>
+      <w:lvlText w:val="%6"/>
+      <w:lvlJc w:val="left"/>
+      <w:pPr>
+        <w:ind w:left="2640" w:hanging="440"/>
+      </w:pPr>
+    </w:lvl>
+    <w:lvl w:ilvl="6" w:tplc="0409000F" w:tentative="1">
+      <w:start w:val="1"/>
+      <w:numFmt w:val="decimal"/>
+      <w:lvlText w:val="%7."/>
+      <w:lvlJc w:val="left"/>
+      <w:pPr>
+        <w:ind w:left="3080" w:hanging="440"/>
+      </w:pPr>
+    </w:lvl>
+    <w:lvl w:ilvl="7" w:tplc="04090017" w:tentative="1">
+      <w:start w:val="1"/>
+      <w:numFmt w:val="aiueoFullWidth"/>
+      <w:lvlText w:val="(%8)"/>
+      <w:lvlJc w:val="left"/>
+      <w:pPr>
+        <w:ind w:left="3520" w:hanging="440"/>
+      </w:pPr>
+    </w:lvl>
+    <w:lvl w:ilvl="8" w:tplc="04090011" w:tentative="1">
+      <w:start w:val="1"/>
+      <w:numFmt w:val="decimalEnclosedCircle"/>
+      <w:lvlText w:val="%9"/>
+      <w:lvlJc w:val="left"/>
+      <w:pPr>
+        <w:ind w:left="3960" w:hanging="440"/>
+      </w:pPr>
+    </w:lvl>
+  </w:abstractNum>
+  <w:abstractNum w:abstractNumId="7" w15:restartNumberingAfterBreak="0">
+    <w:nsid w:val="68154BEF"/>
+    <w:multiLevelType w:val="hybridMultilevel"/>
+    <w:tmpl w:val="9BBACA7E"/>
+    <w:lvl w:ilvl="0" w:tplc="0409000F">
+      <w:start w:val="1"/>
+      <w:numFmt w:val="decimal"/>
+      <w:lvlText w:val="%1."/>
+      <w:lvlJc w:val="left"/>
+      <w:pPr>
+        <w:ind w:left="440" w:hanging="440"/>
+      </w:pPr>
+    </w:lvl>
+    <w:lvl w:ilvl="1" w:tplc="04090017" w:tentative="1">
+      <w:start w:val="1"/>
+      <w:numFmt w:val="aiueoFullWidth"/>
+      <w:lvlText w:val="(%2)"/>
+      <w:lvlJc w:val="left"/>
+      <w:pPr>
+        <w:ind w:left="880" w:hanging="440"/>
+      </w:pPr>
+    </w:lvl>
+    <w:lvl w:ilvl="2" w:tplc="04090011" w:tentative="1">
+      <w:start w:val="1"/>
+      <w:numFmt w:val="decimalEnclosedCircle"/>
+      <w:lvlText w:val="%3"/>
+      <w:lvlJc w:val="left"/>
+      <w:pPr>
+        <w:ind w:left="1320" w:hanging="440"/>
+      </w:pPr>
+    </w:lvl>
+    <w:lvl w:ilvl="3" w:tplc="0409000F" w:tentative="1">
+      <w:start w:val="1"/>
+      <w:numFmt w:val="decimal"/>
+      <w:lvlText w:val="%4."/>
+      <w:lvlJc w:val="left"/>
+      <w:pPr>
+        <w:ind w:left="1760" w:hanging="440"/>
+      </w:pPr>
+    </w:lvl>
+    <w:lvl w:ilvl="4" w:tplc="04090017" w:tentative="1">
+      <w:start w:val="1"/>
+      <w:numFmt w:val="aiueoFullWidth"/>
+      <w:lvlText w:val="(%5)"/>
+      <w:lvlJc w:val="left"/>
+      <w:pPr>
+        <w:ind w:left="2200" w:hanging="440"/>
+      </w:pPr>
+    </w:lvl>
+    <w:lvl w:ilvl="5" w:tplc="04090011" w:tentative="1">
+      <w:start w:val="1"/>
+      <w:numFmt w:val="decimalEnclosedCircle"/>
+      <w:lvlText w:val="%6"/>
+      <w:lvlJc w:val="left"/>
+      <w:pPr>
+        <w:ind w:left="2640" w:hanging="440"/>
+      </w:pPr>
+    </w:lvl>
+    <w:lvl w:ilvl="6" w:tplc="0409000F" w:tentative="1">
+      <w:start w:val="1"/>
+      <w:numFmt w:val="decimal"/>
+      <w:lvlText w:val="%7."/>
+      <w:lvlJc w:val="left"/>
+      <w:pPr>
+        <w:ind w:left="3080" w:hanging="440"/>
+      </w:pPr>
+    </w:lvl>
+    <w:lvl w:ilvl="7" w:tplc="04090017" w:tentative="1">
+      <w:start w:val="1"/>
+      <w:numFmt w:val="aiueoFullWidth"/>
+      <w:lvlText w:val="(%8)"/>
+      <w:lvlJc w:val="left"/>
+      <w:pPr>
+        <w:ind w:left="3520" w:hanging="440"/>
+      </w:pPr>
+    </w:lvl>
+    <w:lvl w:ilvl="8" w:tplc="04090011" w:tentative="1">
+      <w:start w:val="1"/>
+      <w:numFmt w:val="decimalEnclosedCircle"/>
+      <w:lvlText w:val="%9"/>
+      <w:lvlJc w:val="left"/>
+      <w:pPr>
+        <w:ind w:left="3960" w:hanging="440"/>
+      </w:pPr>
+    </w:lvl>
+  </w:abstractNum>
+  <w:abstractNum w:abstractNumId="8" w15:restartNumberingAfterBreak="0">
     <w:nsid w:val="7B05312D"/>
     <w:multiLevelType w:val="hybridMultilevel"/>
     <w:tmpl w:val="EF22A608"/>
@@ -4904,19 +8000,31 @@
     </w:lvl>
   </w:abstractNum>
   <w:num w:numId="1" w16cid:durableId="108791198">
-    <w:abstractNumId w:val="4"/>
+    <w:abstractNumId w:val="8"/>
   </w:num>
   <w:num w:numId="2" w16cid:durableId="888999424">
-    <w:abstractNumId w:val="3"/>
+    <w:abstractNumId w:val="5"/>
   </w:num>
   <w:num w:numId="3" w16cid:durableId="1675843957">
-    <w:abstractNumId w:val="2"/>
+    <w:abstractNumId w:val="4"/>
   </w:num>
   <w:num w:numId="4" w16cid:durableId="674067548">
     <w:abstractNumId w:val="1"/>
   </w:num>
   <w:num w:numId="5" w16cid:durableId="24411808">
     <w:abstractNumId w:val="0"/>
+  </w:num>
+  <w:num w:numId="6" w16cid:durableId="151410188">
+    <w:abstractNumId w:val="3"/>
+  </w:num>
+  <w:num w:numId="7" w16cid:durableId="792866954">
+    <w:abstractNumId w:val="7"/>
+  </w:num>
+  <w:num w:numId="8" w16cid:durableId="1838569309">
+    <w:abstractNumId w:val="6"/>
+  </w:num>
+  <w:num w:numId="9" w16cid:durableId="1327587889">
+    <w:abstractNumId w:val="2"/>
   </w:num>
 </w:numbering>
 </file>
@@ -5413,7 +8521,7 @@
     <w:semiHidden/>
     <w:unhideWhenUsed/>
     <w:qFormat/>
-    <w:rsid w:val="0010683F"/>
+    <w:rsid w:val="00DA1096"/>
     <w:pPr>
       <w:keepNext/>
       <w:keepLines/>
@@ -5421,7 +8529,8 @@
       <w:outlineLvl w:val="3"/>
     </w:pPr>
     <w:rPr>
-      <w:rFonts w:asciiTheme="majorHAnsi" w:eastAsiaTheme="majorEastAsia" w:hAnsiTheme="majorHAnsi" w:cstheme="majorBidi"/>
+      <w:rFonts w:asciiTheme="majorHAnsi" w:hAnsiTheme="majorHAnsi" w:cstheme="majorBidi"/>
+      <w:b/>
       <w:color w:val="000000" w:themeColor="text1"/>
     </w:rPr>
   </w:style>
@@ -5538,7 +8647,6 @@
   <w:style w:type="character" w:default="1" w:styleId="a0">
     <w:name w:val="Default Paragraph Font"/>
     <w:uiPriority w:val="1"/>
-    <w:semiHidden/>
     <w:unhideWhenUsed/>
   </w:style>
   <w:style w:type="table" w:default="1" w:styleId="a1">
@@ -5612,10 +8720,12 @@
     <w:link w:val="4"/>
     <w:uiPriority w:val="9"/>
     <w:semiHidden/>
-    <w:rsid w:val="0010683F"/>
+    <w:rsid w:val="00DA1096"/>
     <w:rPr>
-      <w:rFonts w:asciiTheme="majorHAnsi" w:eastAsiaTheme="majorEastAsia" w:hAnsiTheme="majorHAnsi" w:cstheme="majorBidi"/>
+      <w:rFonts w:asciiTheme="majorHAnsi" w:eastAsia="ＭＳ 明朝" w:hAnsiTheme="majorHAnsi" w:cstheme="majorBidi"/>
+      <w:b/>
       <w:color w:val="000000" w:themeColor="text1"/>
+      <w:sz w:val="21"/>
     </w:rPr>
   </w:style>
   <w:style w:type="character" w:customStyle="1" w:styleId="50">

--- a/卒論.docx
+++ b/卒論.docx
@@ -217,12 +217,20 @@
           <w:sz w:val="24"/>
         </w:rPr>
       </w:pPr>
+      <w:commentRangeStart w:id="0"/>
       <w:r>
         <w:rPr>
           <w:rFonts w:ascii="Times New Roman" w:hAnsi="Times New Roman" w:cs="Times New Roman"/>
           <w:sz w:val="24"/>
         </w:rPr>
         <w:t>ABSTRACT</w:t>
+      </w:r>
+      <w:commentRangeEnd w:id="0"/>
+      <w:r>
+        <w:rPr>
+          <w:rStyle w:val="af5"/>
+        </w:rPr>
+        <w:commentReference w:id="0"/>
       </w:r>
     </w:p>
     <w:p>
@@ -233,96 +241,97 @@
           <w14:ligatures w14:val="none"/>
         </w:rPr>
       </w:pPr>
-      <w:proofErr w:type="spellStart"/>
       <w:r>
         <w:rPr>
           <w:rFonts w:ascii="Times New Roman" w:hAnsi="Times New Roman" w:cs="Times New Roman"/>
           <w:sz w:val="24"/>
           <w14:ligatures w14:val="none"/>
         </w:rPr>
-        <w:t>K</w:t>
-      </w:r>
-      <w:r>
+        <w:t>Marine debris is a critical environmental issue. In Ago Bay, Mie Prefecture, waste from pearl farming accumulates on the seabed. Currently, removal relies on manual labor by divers, but this method is hazardous and inefficient due to poor visibility caused by sludge. Therefore, a safer and more efficient exploration method is required to locate metal debris buried in the sediment.</w:t>
+      </w:r>
+    </w:p>
+    <w:p>
+      <w:pPr>
         <w:rPr>
           <w:rFonts w:ascii="Times New Roman" w:hAnsi="Times New Roman" w:cs="Times New Roman"/>
           <w:sz w:val="24"/>
           <w14:ligatures w14:val="none"/>
         </w:rPr>
-        <w:t>onnnichiwa</w:t>
-      </w:r>
-      <w:proofErr w:type="spellEnd"/>
+      </w:pPr>
       <w:r>
         <w:rPr>
           <w:rFonts w:ascii="Times New Roman" w:hAnsi="Times New Roman" w:cs="Times New Roman"/>
           <w:sz w:val="24"/>
           <w14:ligatures w14:val="none"/>
         </w:rPr>
-        <w:t>.</w:t>
-      </w:r>
-      <w:r>
+        <w:t>This study aims to develop a metal detection system using an underwater drone to automate the search process. We designed a specific electromagnetic sensor housed in a spherical plastic shell to slide over the seabed. The system was integrated into a drone to verify its ability to detect metal objects and withstand the underwater environment, including the interference from thruster noise.</w:t>
+      </w:r>
+    </w:p>
+    <w:p>
+      <w:pPr>
         <w:rPr>
           <w:rFonts w:ascii="Times New Roman" w:hAnsi="Times New Roman" w:cs="Times New Roman"/>
           <w:sz w:val="24"/>
           <w14:ligatures w14:val="none"/>
         </w:rPr>
-        <w:br/>
-      </w:r>
-      <w:proofErr w:type="spellStart"/>
+      </w:pPr>
       <w:r>
         <w:rPr>
           <w:rFonts w:ascii="Times New Roman" w:hAnsi="Times New Roman" w:cs="Times New Roman"/>
           <w:sz w:val="24"/>
           <w14:ligatures w14:val="none"/>
         </w:rPr>
-        <w:t>a</w:t>
-      </w:r>
-      <w:r>
+        <w:t>Experimental results showed that the sensor successfully detected metal targets with a clear voltage change. While detection was possible for shallowly buried objects in freshwater, sensitivity decreased in seawater due to attenuation. Pool experiments confirmed that the drone could detect metal without significant interference from thruster noise. These findings demonstrate the system's basic feasibility, although increased sensor output is necessary for deep burial detection in seawater.</w:t>
+      </w:r>
+    </w:p>
+    <w:p>
+      <w:pPr>
         <w:rPr>
           <w:rFonts w:ascii="Times New Roman" w:hAnsi="Times New Roman" w:cs="Times New Roman"/>
           <w:sz w:val="24"/>
           <w14:ligatures w14:val="none"/>
         </w:rPr>
-        <w:t>aaaaaa</w:t>
-      </w:r>
-      <w:proofErr w:type="spellEnd"/>
+      </w:pPr>
       <w:r>
         <w:rPr>
           <w:rFonts w:ascii="Times New Roman" w:hAnsi="Times New Roman" w:cs="Times New Roman"/>
           <w:sz w:val="24"/>
           <w14:ligatures w14:val="none"/>
         </w:rPr>
-        <w:t>.</w:t>
-      </w:r>
-      <w:r>
+        <w:br w:type="page"/>
+      </w:r>
+    </w:p>
+    <w:p>
+      <w:pPr>
+        <w:widowControl/>
         <w:rPr>
           <w:rFonts w:ascii="Times New Roman" w:hAnsi="Times New Roman" w:cs="Times New Roman"/>
           <w:sz w:val="24"/>
           <w14:ligatures w14:val="none"/>
         </w:rPr>
-        <w:br w:type="page"/>
-      </w:r>
-    </w:p>
-    <w:p>
-      <w:pPr>
-        <w:widowControl/>
+      </w:pPr>
+      <w:r>
         <w:rPr>
           <w:rFonts w:ascii="Times New Roman" w:hAnsi="Times New Roman" w:cs="Times New Roman"/>
           <w:sz w:val="24"/>
           <w14:ligatures w14:val="none"/>
         </w:rPr>
-      </w:pPr>
-      <w:r>
+        <w:lastRenderedPageBreak/>
+        <w:br w:type="page"/>
+      </w:r>
+    </w:p>
+    <w:p>
+      <w:pPr>
         <w:rPr>
           <w:rFonts w:ascii="Times New Roman" w:hAnsi="Times New Roman" w:cs="Times New Roman"/>
           <w:sz w:val="24"/>
           <w14:ligatures w14:val="none"/>
         </w:rPr>
-        <w:lastRenderedPageBreak/>
-        <w:br w:type="page"/>
-      </w:r>
-    </w:p>
-    <w:p>
-      <w:pPr>
+      </w:pPr>
+    </w:p>
+    <w:p>
+      <w:pPr>
+        <w:widowControl/>
         <w:rPr>
           <w:rFonts w:ascii="Times New Roman" w:hAnsi="Times New Roman" w:cs="Times New Roman"/>
           <w:sz w:val="24"/>
@@ -330,17 +339,7 @@
         </w:rPr>
       </w:pPr>
     </w:p>
-    <w:p>
-      <w:pPr>
-        <w:widowControl/>
-        <w:rPr>
-          <w:rFonts w:ascii="Times New Roman" w:hAnsi="Times New Roman" w:cs="Times New Roman"/>
-          <w:sz w:val="24"/>
-          <w14:ligatures w14:val="none"/>
-        </w:rPr>
-      </w:pPr>
-    </w:p>
-    <w:bookmarkStart w:id="0" w:name="_Toc219411506" w:displacedByCustomXml="next"/>
+    <w:bookmarkStart w:id="1" w:name="_Toc219419769" w:displacedByCustomXml="next"/>
     <w:sdt>
       <w:sdtPr>
         <w:rPr>
@@ -376,7 +375,7 @@
             </w:rPr>
             <w:t>目次</w:t>
           </w:r>
-          <w:bookmarkEnd w:id="0"/>
+          <w:bookmarkEnd w:id="1"/>
         </w:p>
         <w:p>
           <w:pPr>
@@ -411,7 +410,7 @@
             </w:rPr>
             <w:fldChar w:fldCharType="separate"/>
           </w:r>
-          <w:hyperlink w:anchor="_Toc219411506" w:history="1">
+          <w:hyperlink w:anchor="_Toc219419769" w:history="1">
             <w:r>
               <w:rPr>
                 <w:rStyle w:val="af1"/>
@@ -439,7 +438,7 @@
                 <w:noProof/>
                 <w:webHidden/>
               </w:rPr>
-              <w:instrText xml:space="preserve"> PAGEREF _Toc219411506 \h </w:instrText>
+              <w:instrText xml:space="preserve"> PAGEREF _Toc219419769 \h </w:instrText>
             </w:r>
             <w:r>
               <w:rPr>
@@ -486,7 +485,7 @@
               <w:szCs w:val="24"/>
             </w:rPr>
           </w:pPr>
-          <w:hyperlink w:anchor="_Toc219411507" w:history="1">
+          <w:hyperlink w:anchor="_Toc219419770" w:history="1">
             <w:r>
               <w:rPr>
                 <w:rStyle w:val="af1"/>
@@ -513,7 +512,7 @@
                 <w:noProof/>
                 <w:webHidden/>
               </w:rPr>
-              <w:instrText xml:space="preserve"> PAGEREF _Toc219411507 \h </w:instrText>
+              <w:instrText xml:space="preserve"> PAGEREF _Toc219419770 \h </w:instrText>
             </w:r>
             <w:r>
               <w:rPr>
@@ -559,7 +558,7 @@
               <w:szCs w:val="24"/>
             </w:rPr>
           </w:pPr>
-          <w:hyperlink w:anchor="_Toc219411508" w:history="1">
+          <w:hyperlink w:anchor="_Toc219419771" w:history="1">
             <w:r>
               <w:rPr>
                 <w:rStyle w:val="af1"/>
@@ -603,7 +602,7 @@
                 <w:noProof/>
                 <w:webHidden/>
               </w:rPr>
-              <w:instrText xml:space="preserve"> PAGEREF _Toc219411508 \h </w:instrText>
+              <w:instrText xml:space="preserve"> PAGEREF _Toc219419771 \h </w:instrText>
             </w:r>
             <w:r>
               <w:rPr>
@@ -650,7 +649,7 @@
               <w:szCs w:val="24"/>
             </w:rPr>
           </w:pPr>
-          <w:hyperlink w:anchor="_Toc219411509" w:history="1">
+          <w:hyperlink w:anchor="_Toc219419772" w:history="1">
             <w:r>
               <w:rPr>
                 <w:rStyle w:val="af1"/>
@@ -695,7 +694,7 @@
                 <w:noProof/>
                 <w:webHidden/>
               </w:rPr>
-              <w:instrText xml:space="preserve"> PAGEREF _Toc219411509 \h </w:instrText>
+              <w:instrText xml:space="preserve"> PAGEREF _Toc219419772 \h </w:instrText>
             </w:r>
             <w:r>
               <w:rPr>
@@ -742,7 +741,7 @@
               <w:szCs w:val="24"/>
             </w:rPr>
           </w:pPr>
-          <w:hyperlink w:anchor="_Toc219411510" w:history="1">
+          <w:hyperlink w:anchor="_Toc219419773" w:history="1">
             <w:r>
               <w:rPr>
                 <w:rStyle w:val="af1"/>
@@ -787,7 +786,7 @@
                 <w:noProof/>
                 <w:webHidden/>
               </w:rPr>
-              <w:instrText xml:space="preserve"> PAGEREF _Toc219411510 \h </w:instrText>
+              <w:instrText xml:space="preserve"> PAGEREF _Toc219419773 \h </w:instrText>
             </w:r>
             <w:r>
               <w:rPr>
@@ -834,7 +833,7 @@
               <w:szCs w:val="24"/>
             </w:rPr>
           </w:pPr>
-          <w:hyperlink w:anchor="_Toc219411511" w:history="1">
+          <w:hyperlink w:anchor="_Toc219419774" w:history="1">
             <w:r>
               <w:rPr>
                 <w:rStyle w:val="af1"/>
@@ -879,7 +878,7 @@
                 <w:noProof/>
                 <w:webHidden/>
               </w:rPr>
-              <w:instrText xml:space="preserve"> PAGEREF _Toc219411511 \h </w:instrText>
+              <w:instrText xml:space="preserve"> PAGEREF _Toc219419774 \h </w:instrText>
             </w:r>
             <w:r>
               <w:rPr>
@@ -899,7 +898,7 @@
                 <w:noProof/>
                 <w:webHidden/>
               </w:rPr>
-              <w:t>6</w:t>
+              <w:t>7</w:t>
             </w:r>
             <w:r>
               <w:rPr>
@@ -925,7 +924,7 @@
               <w:szCs w:val="24"/>
             </w:rPr>
           </w:pPr>
-          <w:hyperlink w:anchor="_Toc219411512" w:history="1">
+          <w:hyperlink w:anchor="_Toc219419775" w:history="1">
             <w:r>
               <w:rPr>
                 <w:rStyle w:val="af1"/>
@@ -969,7 +968,7 @@
                 <w:noProof/>
                 <w:webHidden/>
               </w:rPr>
-              <w:instrText xml:space="preserve"> PAGEREF _Toc219411512 \h </w:instrText>
+              <w:instrText xml:space="preserve"> PAGEREF _Toc219419775 \h </w:instrText>
             </w:r>
             <w:r>
               <w:rPr>
@@ -1014,7 +1013,7 @@
               <w:szCs w:val="24"/>
             </w:rPr>
           </w:pPr>
-          <w:hyperlink w:anchor="_Toc219411513" w:history="1">
+          <w:hyperlink w:anchor="_Toc219419776" w:history="1">
             <w:r>
               <w:rPr>
                 <w:rStyle w:val="af1"/>
@@ -1041,7 +1040,7 @@
                 <w:noProof/>
                 <w:webHidden/>
               </w:rPr>
-              <w:instrText xml:space="preserve"> PAGEREF _Toc219411513 \h </w:instrText>
+              <w:instrText xml:space="preserve"> PAGEREF _Toc219419776 \h </w:instrText>
             </w:r>
             <w:r>
               <w:rPr>
@@ -1061,7 +1060,7 @@
                 <w:noProof/>
                 <w:webHidden/>
               </w:rPr>
-              <w:t>7</w:t>
+              <w:t>8</w:t>
             </w:r>
             <w:r>
               <w:rPr>
@@ -1088,7 +1087,7 @@
               <w:szCs w:val="24"/>
             </w:rPr>
           </w:pPr>
-          <w:hyperlink w:anchor="_Toc219411514" w:history="1">
+          <w:hyperlink w:anchor="_Toc219419777" w:history="1">
             <w:r>
               <w:rPr>
                 <w:rStyle w:val="af1"/>
@@ -1115,7 +1114,7 @@
                 <w:noProof/>
                 <w:webHidden/>
               </w:rPr>
-              <w:instrText xml:space="preserve"> PAGEREF _Toc219411514 \h </w:instrText>
+              <w:instrText xml:space="preserve"> PAGEREF _Toc219419777 \h </w:instrText>
             </w:r>
             <w:r>
               <w:rPr>
@@ -1160,7 +1159,7 @@
               <w:szCs w:val="24"/>
             </w:rPr>
           </w:pPr>
-          <w:hyperlink w:anchor="_Toc219411515" w:history="1">
+          <w:hyperlink w:anchor="_Toc219419778" w:history="1">
             <w:r>
               <w:rPr>
                 <w:rStyle w:val="af1"/>
@@ -1187,7 +1186,7 @@
                 <w:noProof/>
                 <w:webHidden/>
               </w:rPr>
-              <w:instrText xml:space="preserve"> PAGEREF _Toc219411515 \h </w:instrText>
+              <w:instrText xml:space="preserve"> PAGEREF _Toc219419778 \h </w:instrText>
             </w:r>
             <w:r>
               <w:rPr>
@@ -1232,7 +1231,7 @@
               <w:szCs w:val="24"/>
             </w:rPr>
           </w:pPr>
-          <w:hyperlink w:anchor="_Toc219411516" w:history="1">
+          <w:hyperlink w:anchor="_Toc219419779" w:history="1">
             <w:r>
               <w:rPr>
                 <w:rStyle w:val="af1"/>
@@ -1259,7 +1258,7 @@
                 <w:noProof/>
                 <w:webHidden/>
               </w:rPr>
-              <w:instrText xml:space="preserve"> PAGEREF _Toc219411516 \h </w:instrText>
+              <w:instrText xml:space="preserve"> PAGEREF _Toc219419779 \h </w:instrText>
             </w:r>
             <w:r>
               <w:rPr>
@@ -1279,7 +1278,7 @@
                 <w:noProof/>
                 <w:webHidden/>
               </w:rPr>
-              <w:t>8</w:t>
+              <w:t>9</w:t>
             </w:r>
             <w:r>
               <w:rPr>
@@ -1305,7 +1304,7 @@
               <w:szCs w:val="24"/>
             </w:rPr>
           </w:pPr>
-          <w:hyperlink w:anchor="_Toc219411517" w:history="1">
+          <w:hyperlink w:anchor="_Toc219419780" w:history="1">
             <w:r>
               <w:rPr>
                 <w:rStyle w:val="af1"/>
@@ -1332,7 +1331,7 @@
                 <w:noProof/>
                 <w:webHidden/>
               </w:rPr>
-              <w:instrText xml:space="preserve"> PAGEREF _Toc219411517 \h </w:instrText>
+              <w:instrText xml:space="preserve"> PAGEREF _Toc219419780 \h </w:instrText>
             </w:r>
             <w:r>
               <w:rPr>
@@ -1352,7 +1351,7 @@
                 <w:noProof/>
                 <w:webHidden/>
               </w:rPr>
-              <w:t>8</w:t>
+              <w:t>9</w:t>
             </w:r>
             <w:r>
               <w:rPr>
@@ -1378,7 +1377,7 @@
               <w:szCs w:val="24"/>
             </w:rPr>
           </w:pPr>
-          <w:hyperlink w:anchor="_Toc219411518" w:history="1">
+          <w:hyperlink w:anchor="_Toc219419781" w:history="1">
             <w:r>
               <w:rPr>
                 <w:rStyle w:val="af1"/>
@@ -1405,7 +1404,7 @@
                 <w:noProof/>
                 <w:webHidden/>
               </w:rPr>
-              <w:instrText xml:space="preserve"> PAGEREF _Toc219411518 \h </w:instrText>
+              <w:instrText xml:space="preserve"> PAGEREF _Toc219419781 \h </w:instrText>
             </w:r>
             <w:r>
               <w:rPr>
@@ -1425,7 +1424,7 @@
                 <w:noProof/>
                 <w:webHidden/>
               </w:rPr>
-              <w:t>9</w:t>
+              <w:t>10</w:t>
             </w:r>
             <w:r>
               <w:rPr>
@@ -1450,7 +1449,7 @@
               <w:szCs w:val="24"/>
             </w:rPr>
           </w:pPr>
-          <w:hyperlink w:anchor="_Toc219411519" w:history="1">
+          <w:hyperlink w:anchor="_Toc219419782" w:history="1">
             <w:r>
               <w:rPr>
                 <w:rStyle w:val="af1"/>
@@ -1477,7 +1476,7 @@
                 <w:noProof/>
                 <w:webHidden/>
               </w:rPr>
-              <w:instrText xml:space="preserve"> PAGEREF _Toc219411519 \h </w:instrText>
+              <w:instrText xml:space="preserve"> PAGEREF _Toc219419782 \h </w:instrText>
             </w:r>
             <w:r>
               <w:rPr>
@@ -1522,7 +1521,7 @@
               <w:szCs w:val="24"/>
             </w:rPr>
           </w:pPr>
-          <w:hyperlink w:anchor="_Toc219411520" w:history="1">
+          <w:hyperlink w:anchor="_Toc219419783" w:history="1">
             <w:r>
               <w:rPr>
                 <w:rStyle w:val="af1"/>
@@ -1549,7 +1548,7 @@
                 <w:noProof/>
                 <w:webHidden/>
               </w:rPr>
-              <w:instrText xml:space="preserve"> PAGEREF _Toc219411520 \h </w:instrText>
+              <w:instrText xml:space="preserve"> PAGEREF _Toc219419783 \h </w:instrText>
             </w:r>
             <w:r>
               <w:rPr>
@@ -1569,7 +1568,7 @@
                 <w:noProof/>
                 <w:webHidden/>
               </w:rPr>
-              <w:t>10</w:t>
+              <w:t>11</w:t>
             </w:r>
             <w:r>
               <w:rPr>
@@ -1596,7 +1595,7 @@
               <w:szCs w:val="24"/>
             </w:rPr>
           </w:pPr>
-          <w:hyperlink w:anchor="_Toc219411521" w:history="1">
+          <w:hyperlink w:anchor="_Toc219419784" w:history="1">
             <w:r>
               <w:rPr>
                 <w:rStyle w:val="af1"/>
@@ -1623,7 +1622,7 @@
                 <w:noProof/>
                 <w:webHidden/>
               </w:rPr>
-              <w:instrText xml:space="preserve"> PAGEREF _Toc219411521 \h </w:instrText>
+              <w:instrText xml:space="preserve"> PAGEREF _Toc219419784 \h </w:instrText>
             </w:r>
             <w:r>
               <w:rPr>
@@ -1643,7 +1642,7 @@
                 <w:noProof/>
                 <w:webHidden/>
               </w:rPr>
-              <w:t>13</w:t>
+              <w:t>14</w:t>
             </w:r>
             <w:r>
               <w:rPr>
@@ -1668,7 +1667,7 @@
               <w:szCs w:val="24"/>
             </w:rPr>
           </w:pPr>
-          <w:hyperlink w:anchor="_Toc219411522" w:history="1">
+          <w:hyperlink w:anchor="_Toc219419785" w:history="1">
             <w:r>
               <w:rPr>
                 <w:rStyle w:val="af1"/>
@@ -1695,7 +1694,7 @@
                 <w:noProof/>
                 <w:webHidden/>
               </w:rPr>
-              <w:instrText xml:space="preserve"> PAGEREF _Toc219411522 \h </w:instrText>
+              <w:instrText xml:space="preserve"> PAGEREF _Toc219419785 \h </w:instrText>
             </w:r>
             <w:r>
               <w:rPr>
@@ -1715,7 +1714,7 @@
                 <w:noProof/>
                 <w:webHidden/>
               </w:rPr>
-              <w:t>13</w:t>
+              <w:t>14</w:t>
             </w:r>
             <w:r>
               <w:rPr>
@@ -1741,7 +1740,7 @@
               <w:szCs w:val="24"/>
             </w:rPr>
           </w:pPr>
-          <w:hyperlink w:anchor="_Toc219411523" w:history="1">
+          <w:hyperlink w:anchor="_Toc219419786" w:history="1">
             <w:r>
               <w:rPr>
                 <w:rStyle w:val="af1"/>
@@ -1768,7 +1767,7 @@
                 <w:noProof/>
                 <w:webHidden/>
               </w:rPr>
-              <w:instrText xml:space="preserve"> PAGEREF _Toc219411523 \h </w:instrText>
+              <w:instrText xml:space="preserve"> PAGEREF _Toc219419786 \h </w:instrText>
             </w:r>
             <w:r>
               <w:rPr>
@@ -1788,7 +1787,7 @@
                 <w:noProof/>
                 <w:webHidden/>
               </w:rPr>
-              <w:t>13</w:t>
+              <w:t>14</w:t>
             </w:r>
             <w:r>
               <w:rPr>
@@ -1814,7 +1813,7 @@
               <w:szCs w:val="24"/>
             </w:rPr>
           </w:pPr>
-          <w:hyperlink w:anchor="_Toc219411524" w:history="1">
+          <w:hyperlink w:anchor="_Toc219419787" w:history="1">
             <w:r>
               <w:rPr>
                 <w:rStyle w:val="af1"/>
@@ -1841,7 +1840,7 @@
                 <w:noProof/>
                 <w:webHidden/>
               </w:rPr>
-              <w:instrText xml:space="preserve"> PAGEREF _Toc219411524 \h </w:instrText>
+              <w:instrText xml:space="preserve"> PAGEREF _Toc219419787 \h </w:instrText>
             </w:r>
             <w:r>
               <w:rPr>
@@ -1861,7 +1860,7 @@
                 <w:noProof/>
                 <w:webHidden/>
               </w:rPr>
-              <w:t>13</w:t>
+              <w:t>14</w:t>
             </w:r>
             <w:r>
               <w:rPr>
@@ -1886,7 +1885,7 @@
               <w:szCs w:val="24"/>
             </w:rPr>
           </w:pPr>
-          <w:hyperlink w:anchor="_Toc219411525" w:history="1">
+          <w:hyperlink w:anchor="_Toc219419788" w:history="1">
             <w:r>
               <w:rPr>
                 <w:rStyle w:val="af1"/>
@@ -1913,7 +1912,7 @@
                 <w:noProof/>
                 <w:webHidden/>
               </w:rPr>
-              <w:instrText xml:space="preserve"> PAGEREF _Toc219411525 \h </w:instrText>
+              <w:instrText xml:space="preserve"> PAGEREF _Toc219419788 \h </w:instrText>
             </w:r>
             <w:r>
               <w:rPr>
@@ -1933,7 +1932,7 @@
                 <w:noProof/>
                 <w:webHidden/>
               </w:rPr>
-              <w:t>13</w:t>
+              <w:t>14</w:t>
             </w:r>
             <w:r>
               <w:rPr>
@@ -1959,7 +1958,7 @@
               <w:szCs w:val="24"/>
             </w:rPr>
           </w:pPr>
-          <w:hyperlink w:anchor="_Toc219411526" w:history="1">
+          <w:hyperlink w:anchor="_Toc219419789" w:history="1">
             <w:r>
               <w:rPr>
                 <w:rStyle w:val="af1"/>
@@ -1986,7 +1985,7 @@
                 <w:noProof/>
                 <w:webHidden/>
               </w:rPr>
-              <w:instrText xml:space="preserve"> PAGEREF _Toc219411526 \h </w:instrText>
+              <w:instrText xml:space="preserve"> PAGEREF _Toc219419789 \h </w:instrText>
             </w:r>
             <w:r>
               <w:rPr>
@@ -2006,7 +2005,7 @@
                 <w:noProof/>
                 <w:webHidden/>
               </w:rPr>
-              <w:t>13</w:t>
+              <w:t>14</w:t>
             </w:r>
             <w:r>
               <w:rPr>
@@ -2032,13 +2031,13 @@
               <w:szCs w:val="24"/>
             </w:rPr>
           </w:pPr>
-          <w:hyperlink w:anchor="_Toc219411527" w:history="1">
+          <w:hyperlink w:anchor="_Toc219419790" w:history="1">
             <w:r>
               <w:rPr>
                 <w:rStyle w:val="af1"/>
                 <w:noProof/>
               </w:rPr>
-              <w:t>3.2.2　実験結果</w:t>
+              <w:t>3.2.2　淡水での実験結果</w:t>
             </w:r>
             <w:r>
               <w:rPr>
@@ -2059,7 +2058,7 @@
                 <w:noProof/>
                 <w:webHidden/>
               </w:rPr>
-              <w:instrText xml:space="preserve"> PAGEREF _Toc219411527 \h </w:instrText>
+              <w:instrText xml:space="preserve"> PAGEREF _Toc219419790 \h </w:instrText>
             </w:r>
             <w:r>
               <w:rPr>
@@ -2079,7 +2078,444 @@
                 <w:noProof/>
                 <w:webHidden/>
               </w:rPr>
-              <w:t>14</w:t>
+              <w:t>15</w:t>
+            </w:r>
+            <w:r>
+              <w:rPr>
+                <w:noProof/>
+                <w:webHidden/>
+              </w:rPr>
+              <w:fldChar w:fldCharType="end"/>
+            </w:r>
+          </w:hyperlink>
+        </w:p>
+        <w:p>
+          <w:pPr>
+            <w:pStyle w:val="31"/>
+            <w:tabs>
+              <w:tab w:val="right" w:leader="dot" w:pos="8494"/>
+            </w:tabs>
+            <w:rPr>
+              <w:rFonts w:eastAsiaTheme="minorEastAsia"/>
+              <w:i w:val="0"/>
+              <w:iCs w:val="0"/>
+              <w:noProof/>
+              <w:sz w:val="21"/>
+              <w:szCs w:val="24"/>
+            </w:rPr>
+          </w:pPr>
+          <w:hyperlink w:anchor="_Toc219419791" w:history="1">
+            <w:r>
+              <w:rPr>
+                <w:rStyle w:val="af1"/>
+                <w:noProof/>
+              </w:rPr>
+              <w:t>3.2.3　人工海水での実験結果</w:t>
+            </w:r>
+            <w:r>
+              <w:rPr>
+                <w:noProof/>
+                <w:webHidden/>
+              </w:rPr>
+              <w:tab/>
+            </w:r>
+            <w:r>
+              <w:rPr>
+                <w:noProof/>
+                <w:webHidden/>
+              </w:rPr>
+              <w:fldChar w:fldCharType="begin"/>
+            </w:r>
+            <w:r>
+              <w:rPr>
+                <w:noProof/>
+                <w:webHidden/>
+              </w:rPr>
+              <w:instrText xml:space="preserve"> PAGEREF _Toc219419791 \h </w:instrText>
+            </w:r>
+            <w:r>
+              <w:rPr>
+                <w:noProof/>
+                <w:webHidden/>
+              </w:rPr>
+            </w:r>
+            <w:r>
+              <w:rPr>
+                <w:noProof/>
+                <w:webHidden/>
+              </w:rPr>
+              <w:fldChar w:fldCharType="separate"/>
+            </w:r>
+            <w:r>
+              <w:rPr>
+                <w:noProof/>
+                <w:webHidden/>
+              </w:rPr>
+              <w:t>22</w:t>
+            </w:r>
+            <w:r>
+              <w:rPr>
+                <w:noProof/>
+                <w:webHidden/>
+              </w:rPr>
+              <w:fldChar w:fldCharType="end"/>
+            </w:r>
+          </w:hyperlink>
+        </w:p>
+        <w:p>
+          <w:pPr>
+            <w:pStyle w:val="31"/>
+            <w:tabs>
+              <w:tab w:val="right" w:leader="dot" w:pos="8494"/>
+            </w:tabs>
+            <w:rPr>
+              <w:rFonts w:eastAsiaTheme="minorEastAsia"/>
+              <w:i w:val="0"/>
+              <w:iCs w:val="0"/>
+              <w:noProof/>
+              <w:sz w:val="21"/>
+              <w:szCs w:val="24"/>
+            </w:rPr>
+          </w:pPr>
+          <w:hyperlink w:anchor="_Toc219419792" w:history="1">
+            <w:r>
+              <w:rPr>
+                <w:rStyle w:val="af1"/>
+                <w:noProof/>
+              </w:rPr>
+              <w:t>3.2.4　水槽実験の小括</w:t>
+            </w:r>
+            <w:r>
+              <w:rPr>
+                <w:noProof/>
+                <w:webHidden/>
+              </w:rPr>
+              <w:tab/>
+            </w:r>
+            <w:r>
+              <w:rPr>
+                <w:noProof/>
+                <w:webHidden/>
+              </w:rPr>
+              <w:fldChar w:fldCharType="begin"/>
+            </w:r>
+            <w:r>
+              <w:rPr>
+                <w:noProof/>
+                <w:webHidden/>
+              </w:rPr>
+              <w:instrText xml:space="preserve"> PAGEREF _Toc219419792 \h </w:instrText>
+            </w:r>
+            <w:r>
+              <w:rPr>
+                <w:noProof/>
+                <w:webHidden/>
+              </w:rPr>
+            </w:r>
+            <w:r>
+              <w:rPr>
+                <w:noProof/>
+                <w:webHidden/>
+              </w:rPr>
+              <w:fldChar w:fldCharType="separate"/>
+            </w:r>
+            <w:r>
+              <w:rPr>
+                <w:noProof/>
+                <w:webHidden/>
+              </w:rPr>
+              <w:t>23</w:t>
+            </w:r>
+            <w:r>
+              <w:rPr>
+                <w:noProof/>
+                <w:webHidden/>
+              </w:rPr>
+              <w:fldChar w:fldCharType="end"/>
+            </w:r>
+          </w:hyperlink>
+        </w:p>
+        <w:p>
+          <w:pPr>
+            <w:pStyle w:val="25"/>
+            <w:tabs>
+              <w:tab w:val="right" w:leader="dot" w:pos="8494"/>
+            </w:tabs>
+            <w:rPr>
+              <w:rFonts w:eastAsiaTheme="minorEastAsia"/>
+              <w:smallCaps w:val="0"/>
+              <w:noProof/>
+              <w:sz w:val="21"/>
+              <w:szCs w:val="24"/>
+            </w:rPr>
+          </w:pPr>
+          <w:hyperlink w:anchor="_Toc219419793" w:history="1">
+            <w:r>
+              <w:rPr>
+                <w:rStyle w:val="af1"/>
+                <w:noProof/>
+              </w:rPr>
+              <w:t>3.3　実験2：プールを用いたシステム動作検証</w:t>
+            </w:r>
+            <w:r>
+              <w:rPr>
+                <w:noProof/>
+                <w:webHidden/>
+              </w:rPr>
+              <w:tab/>
+            </w:r>
+            <w:r>
+              <w:rPr>
+                <w:noProof/>
+                <w:webHidden/>
+              </w:rPr>
+              <w:fldChar w:fldCharType="begin"/>
+            </w:r>
+            <w:r>
+              <w:rPr>
+                <w:noProof/>
+                <w:webHidden/>
+              </w:rPr>
+              <w:instrText xml:space="preserve"> PAGEREF _Toc219419793 \h </w:instrText>
+            </w:r>
+            <w:r>
+              <w:rPr>
+                <w:noProof/>
+                <w:webHidden/>
+              </w:rPr>
+            </w:r>
+            <w:r>
+              <w:rPr>
+                <w:noProof/>
+                <w:webHidden/>
+              </w:rPr>
+              <w:fldChar w:fldCharType="separate"/>
+            </w:r>
+            <w:r>
+              <w:rPr>
+                <w:noProof/>
+                <w:webHidden/>
+              </w:rPr>
+              <w:t>24</w:t>
+            </w:r>
+            <w:r>
+              <w:rPr>
+                <w:noProof/>
+                <w:webHidden/>
+              </w:rPr>
+              <w:fldChar w:fldCharType="end"/>
+            </w:r>
+          </w:hyperlink>
+        </w:p>
+        <w:p>
+          <w:pPr>
+            <w:pStyle w:val="31"/>
+            <w:tabs>
+              <w:tab w:val="right" w:leader="dot" w:pos="8494"/>
+            </w:tabs>
+            <w:rPr>
+              <w:rFonts w:eastAsiaTheme="minorEastAsia"/>
+              <w:i w:val="0"/>
+              <w:iCs w:val="0"/>
+              <w:noProof/>
+              <w:sz w:val="21"/>
+              <w:szCs w:val="24"/>
+            </w:rPr>
+          </w:pPr>
+          <w:hyperlink w:anchor="_Toc219419794" w:history="1">
+            <w:r>
+              <w:rPr>
+                <w:rStyle w:val="af1"/>
+                <w:noProof/>
+              </w:rPr>
+              <w:t>3.3.1　実験方法</w:t>
+            </w:r>
+            <w:r>
+              <w:rPr>
+                <w:noProof/>
+                <w:webHidden/>
+              </w:rPr>
+              <w:tab/>
+            </w:r>
+            <w:r>
+              <w:rPr>
+                <w:noProof/>
+                <w:webHidden/>
+              </w:rPr>
+              <w:fldChar w:fldCharType="begin"/>
+            </w:r>
+            <w:r>
+              <w:rPr>
+                <w:noProof/>
+                <w:webHidden/>
+              </w:rPr>
+              <w:instrText xml:space="preserve"> PAGEREF _Toc219419794 \h </w:instrText>
+            </w:r>
+            <w:r>
+              <w:rPr>
+                <w:noProof/>
+                <w:webHidden/>
+              </w:rPr>
+            </w:r>
+            <w:r>
+              <w:rPr>
+                <w:noProof/>
+                <w:webHidden/>
+              </w:rPr>
+              <w:fldChar w:fldCharType="separate"/>
+            </w:r>
+            <w:r>
+              <w:rPr>
+                <w:noProof/>
+                <w:webHidden/>
+              </w:rPr>
+              <w:t>24</w:t>
+            </w:r>
+            <w:r>
+              <w:rPr>
+                <w:noProof/>
+                <w:webHidden/>
+              </w:rPr>
+              <w:fldChar w:fldCharType="end"/>
+            </w:r>
+          </w:hyperlink>
+        </w:p>
+        <w:p>
+          <w:pPr>
+            <w:pStyle w:val="31"/>
+            <w:tabs>
+              <w:tab w:val="right" w:leader="dot" w:pos="8494"/>
+            </w:tabs>
+            <w:rPr>
+              <w:rFonts w:eastAsiaTheme="minorEastAsia"/>
+              <w:i w:val="0"/>
+              <w:iCs w:val="0"/>
+              <w:noProof/>
+              <w:sz w:val="21"/>
+              <w:szCs w:val="24"/>
+            </w:rPr>
+          </w:pPr>
+          <w:hyperlink w:anchor="_Toc219419795" w:history="1">
+            <w:r>
+              <w:rPr>
+                <w:rStyle w:val="af1"/>
+                <w:noProof/>
+              </w:rPr>
+              <w:t>3.3.2　実験結果および考察</w:t>
+            </w:r>
+            <w:r>
+              <w:rPr>
+                <w:noProof/>
+                <w:webHidden/>
+              </w:rPr>
+              <w:tab/>
+            </w:r>
+            <w:r>
+              <w:rPr>
+                <w:noProof/>
+                <w:webHidden/>
+              </w:rPr>
+              <w:fldChar w:fldCharType="begin"/>
+            </w:r>
+            <w:r>
+              <w:rPr>
+                <w:noProof/>
+                <w:webHidden/>
+              </w:rPr>
+              <w:instrText xml:space="preserve"> PAGEREF _Toc219419795 \h </w:instrText>
+            </w:r>
+            <w:r>
+              <w:rPr>
+                <w:noProof/>
+                <w:webHidden/>
+              </w:rPr>
+            </w:r>
+            <w:r>
+              <w:rPr>
+                <w:noProof/>
+                <w:webHidden/>
+              </w:rPr>
+              <w:fldChar w:fldCharType="separate"/>
+            </w:r>
+            <w:r>
+              <w:rPr>
+                <w:noProof/>
+                <w:webHidden/>
+              </w:rPr>
+              <w:t>25</w:t>
+            </w:r>
+            <w:r>
+              <w:rPr>
+                <w:noProof/>
+                <w:webHidden/>
+              </w:rPr>
+              <w:fldChar w:fldCharType="end"/>
+            </w:r>
+          </w:hyperlink>
+        </w:p>
+        <w:p>
+          <w:pPr>
+            <w:pStyle w:val="31"/>
+            <w:tabs>
+              <w:tab w:val="right" w:leader="dot" w:pos="8494"/>
+            </w:tabs>
+            <w:rPr>
+              <w:rFonts w:eastAsiaTheme="minorEastAsia"/>
+              <w:i w:val="0"/>
+              <w:iCs w:val="0"/>
+              <w:noProof/>
+              <w:sz w:val="21"/>
+              <w:szCs w:val="24"/>
+            </w:rPr>
+          </w:pPr>
+          <w:hyperlink w:anchor="_Toc219419796" w:history="1">
+            <w:r>
+              <w:rPr>
+                <w:rStyle w:val="af1"/>
+                <w:noProof/>
+              </w:rPr>
+              <w:t>3.3.3　プール実験の小括</w:t>
+            </w:r>
+            <w:r>
+              <w:rPr>
+                <w:noProof/>
+                <w:webHidden/>
+              </w:rPr>
+              <w:tab/>
+            </w:r>
+            <w:r>
+              <w:rPr>
+                <w:noProof/>
+                <w:webHidden/>
+              </w:rPr>
+              <w:fldChar w:fldCharType="begin"/>
+            </w:r>
+            <w:r>
+              <w:rPr>
+                <w:noProof/>
+                <w:webHidden/>
+              </w:rPr>
+              <w:instrText xml:space="preserve"> PAGEREF _Toc219419796 \h </w:instrText>
+            </w:r>
+            <w:r>
+              <w:rPr>
+                <w:noProof/>
+                <w:webHidden/>
+              </w:rPr>
+            </w:r>
+            <w:r>
+              <w:rPr>
+                <w:noProof/>
+                <w:webHidden/>
+              </w:rPr>
+              <w:fldChar w:fldCharType="separate"/>
+            </w:r>
+            <w:r>
+              <w:rPr>
+                <w:noProof/>
+                <w:webHidden/>
+              </w:rPr>
+              <w:t>27</w:t>
             </w:r>
             <w:r>
               <w:rPr>
@@ -2106,7 +2542,7 @@
               <w:szCs w:val="24"/>
             </w:rPr>
           </w:pPr>
-          <w:hyperlink w:anchor="_Toc219411528" w:history="1">
+          <w:hyperlink w:anchor="_Toc219419797" w:history="1">
             <w:r>
               <w:rPr>
                 <w:rStyle w:val="af1"/>
@@ -2133,7 +2569,7 @@
                 <w:noProof/>
                 <w:webHidden/>
               </w:rPr>
-              <w:instrText xml:space="preserve"> PAGEREF _Toc219411528 \h </w:instrText>
+              <w:instrText xml:space="preserve"> PAGEREF _Toc219419797 \h </w:instrText>
             </w:r>
             <w:r>
               <w:rPr>
@@ -2153,7 +2589,7 @@
                 <w:noProof/>
                 <w:webHidden/>
               </w:rPr>
-              <w:t>14</w:t>
+              <w:t>28</w:t>
             </w:r>
             <w:r>
               <w:rPr>
@@ -2178,7 +2614,7 @@
               <w:szCs w:val="24"/>
             </w:rPr>
           </w:pPr>
-          <w:hyperlink w:anchor="_Toc219411529" w:history="1">
+          <w:hyperlink w:anchor="_Toc219419798" w:history="1">
             <w:r>
               <w:rPr>
                 <w:rStyle w:val="af1"/>
@@ -2205,7 +2641,7 @@
                 <w:noProof/>
                 <w:webHidden/>
               </w:rPr>
-              <w:instrText xml:space="preserve"> PAGEREF _Toc219411529 \h </w:instrText>
+              <w:instrText xml:space="preserve"> PAGEREF _Toc219419798 \h </w:instrText>
             </w:r>
             <w:r>
               <w:rPr>
@@ -2225,7 +2661,7 @@
                 <w:noProof/>
                 <w:webHidden/>
               </w:rPr>
-              <w:t>14</w:t>
+              <w:t>28</w:t>
             </w:r>
             <w:r>
               <w:rPr>
@@ -2250,13 +2686,13 @@
               <w:szCs w:val="24"/>
             </w:rPr>
           </w:pPr>
-          <w:hyperlink w:anchor="_Toc219411530" w:history="1">
+          <w:hyperlink w:anchor="_Toc219419799" w:history="1">
             <w:r>
               <w:rPr>
                 <w:rStyle w:val="af1"/>
                 <w:noProof/>
               </w:rPr>
-              <w:t>4.2　今後の課題</w:t>
+              <w:t>4.2　今後の課題と展望</w:t>
             </w:r>
             <w:r>
               <w:rPr>
@@ -2277,7 +2713,7 @@
                 <w:noProof/>
                 <w:webHidden/>
               </w:rPr>
-              <w:instrText xml:space="preserve"> PAGEREF _Toc219411530 \h </w:instrText>
+              <w:instrText xml:space="preserve"> PAGEREF _Toc219419799 \h </w:instrText>
             </w:r>
             <w:r>
               <w:rPr>
@@ -2297,79 +2733,7 @@
                 <w:noProof/>
                 <w:webHidden/>
               </w:rPr>
-              <w:t>14</w:t>
-            </w:r>
-            <w:r>
-              <w:rPr>
-                <w:noProof/>
-                <w:webHidden/>
-              </w:rPr>
-              <w:fldChar w:fldCharType="end"/>
-            </w:r>
-          </w:hyperlink>
-        </w:p>
-        <w:p>
-          <w:pPr>
-            <w:pStyle w:val="25"/>
-            <w:tabs>
-              <w:tab w:val="right" w:leader="dot" w:pos="8494"/>
-            </w:tabs>
-            <w:rPr>
-              <w:rFonts w:eastAsiaTheme="minorEastAsia"/>
-              <w:smallCaps w:val="0"/>
-              <w:noProof/>
-              <w:sz w:val="21"/>
-              <w:szCs w:val="24"/>
-            </w:rPr>
-          </w:pPr>
-          <w:hyperlink w:anchor="_Toc219411531" w:history="1">
-            <w:r>
-              <w:rPr>
-                <w:rStyle w:val="af1"/>
-                <w:noProof/>
-              </w:rPr>
-              <w:t>今後の展望</w:t>
-            </w:r>
-            <w:r>
-              <w:rPr>
-                <w:noProof/>
-                <w:webHidden/>
-              </w:rPr>
-              <w:tab/>
-            </w:r>
-            <w:r>
-              <w:rPr>
-                <w:noProof/>
-                <w:webHidden/>
-              </w:rPr>
-              <w:fldChar w:fldCharType="begin"/>
-            </w:r>
-            <w:r>
-              <w:rPr>
-                <w:noProof/>
-                <w:webHidden/>
-              </w:rPr>
-              <w:instrText xml:space="preserve"> PAGEREF _Toc219411531 \h </w:instrText>
-            </w:r>
-            <w:r>
-              <w:rPr>
-                <w:noProof/>
-                <w:webHidden/>
-              </w:rPr>
-            </w:r>
-            <w:r>
-              <w:rPr>
-                <w:noProof/>
-                <w:webHidden/>
-              </w:rPr>
-              <w:fldChar w:fldCharType="separate"/>
-            </w:r>
-            <w:r>
-              <w:rPr>
-                <w:noProof/>
-                <w:webHidden/>
-              </w:rPr>
-              <w:t>15</w:t>
+              <w:t>29</w:t>
             </w:r>
             <w:r>
               <w:rPr>
@@ -2396,11 +2760,85 @@
               <w:szCs w:val="24"/>
             </w:rPr>
           </w:pPr>
-          <w:hyperlink w:anchor="_Toc219411532" w:history="1">
+          <w:hyperlink w:anchor="_Toc219419800" w:history="1">
             <w:r>
               <w:rPr>
                 <w:rStyle w:val="af1"/>
                 <w:noProof/>
+              </w:rPr>
+              <w:t>謝辞</w:t>
+            </w:r>
+            <w:r>
+              <w:rPr>
+                <w:noProof/>
+                <w:webHidden/>
+              </w:rPr>
+              <w:tab/>
+            </w:r>
+            <w:r>
+              <w:rPr>
+                <w:noProof/>
+                <w:webHidden/>
+              </w:rPr>
+              <w:fldChar w:fldCharType="begin"/>
+            </w:r>
+            <w:r>
+              <w:rPr>
+                <w:noProof/>
+                <w:webHidden/>
+              </w:rPr>
+              <w:instrText xml:space="preserve"> PAGEREF _Toc219419800 \h </w:instrText>
+            </w:r>
+            <w:r>
+              <w:rPr>
+                <w:noProof/>
+                <w:webHidden/>
+              </w:rPr>
+            </w:r>
+            <w:r>
+              <w:rPr>
+                <w:noProof/>
+                <w:webHidden/>
+              </w:rPr>
+              <w:fldChar w:fldCharType="separate"/>
+            </w:r>
+            <w:r>
+              <w:rPr>
+                <w:noProof/>
+                <w:webHidden/>
+              </w:rPr>
+              <w:t>30</w:t>
+            </w:r>
+            <w:r>
+              <w:rPr>
+                <w:noProof/>
+                <w:webHidden/>
+              </w:rPr>
+              <w:fldChar w:fldCharType="end"/>
+            </w:r>
+          </w:hyperlink>
+        </w:p>
+        <w:p>
+          <w:pPr>
+            <w:pStyle w:val="11"/>
+            <w:tabs>
+              <w:tab w:val="right" w:leader="dot" w:pos="8494"/>
+            </w:tabs>
+            <w:rPr>
+              <w:rFonts w:eastAsiaTheme="minorEastAsia"/>
+              <w:b w:val="0"/>
+              <w:bCs w:val="0"/>
+              <w:caps w:val="0"/>
+              <w:noProof/>
+              <w:sz w:val="21"/>
+              <w:szCs w:val="24"/>
+            </w:rPr>
+          </w:pPr>
+          <w:hyperlink w:anchor="_Toc219419801" w:history="1">
+            <w:r>
+              <w:rPr>
+                <w:rStyle w:val="af1"/>
+                <w:noProof/>
                 <w:lang w:val="ja"/>
               </w:rPr>
               <w:t>参考文献</w:t>
@@ -2424,7 +2862,7 @@
                 <w:noProof/>
                 <w:webHidden/>
               </w:rPr>
-              <w:instrText xml:space="preserve"> PAGEREF _Toc219411532 \h </w:instrText>
+              <w:instrText xml:space="preserve"> PAGEREF _Toc219419801 \h </w:instrText>
             </w:r>
             <w:r>
               <w:rPr>
@@ -2444,7 +2882,7 @@
                 <w:noProof/>
                 <w:webHidden/>
               </w:rPr>
-              <w:t>15</w:t>
+              <w:t>30</w:t>
             </w:r>
             <w:r>
               <w:rPr>
@@ -2487,7 +2925,7 @@
       <w:pPr>
         <w:pStyle w:val="1"/>
       </w:pPr>
-      <w:bookmarkStart w:id="1" w:name="_Toc219411507"/>
+      <w:bookmarkStart w:id="2" w:name="_Toc219419770"/>
       <w:r>
         <w:rPr>
           <w:rFonts w:hint="eastAsia"/>
@@ -2495,7 +2933,7 @@
         <w:lastRenderedPageBreak/>
         <w:t>第１章　序章</w:t>
       </w:r>
-      <w:bookmarkEnd w:id="1"/>
+      <w:bookmarkEnd w:id="2"/>
     </w:p>
     <w:p>
       <w:pPr>
@@ -2505,14 +2943,14 @@
           <w:numId w:val="2"/>
         </w:numPr>
       </w:pPr>
-      <w:bookmarkStart w:id="2" w:name="_Toc219411508"/>
+      <w:bookmarkStart w:id="3" w:name="_Toc219419771"/>
       <w:r>
         <w:rPr>
           <w:rFonts w:hint="eastAsia"/>
         </w:rPr>
         <w:t>研究の背景</w:t>
       </w:r>
-      <w:bookmarkEnd w:id="2"/>
+      <w:bookmarkEnd w:id="3"/>
     </w:p>
     <w:p>
       <w:pPr>
@@ -2522,15 +2960,15 @@
           <w:numId w:val="2"/>
         </w:numPr>
       </w:pPr>
-      <w:bookmarkStart w:id="3" w:name="_Toc219411509"/>
+      <w:bookmarkStart w:id="4" w:name="_Toc219419772"/>
       <w:r>
         <w:t>英虞湾における真珠養殖と海底ゴミの問題</w:t>
       </w:r>
-      <w:bookmarkEnd w:id="3"/>
-    </w:p>
-    <w:p>
-      <w:pPr>
-        <w:ind w:firstLineChars="50" w:firstLine="105"/>
+      <w:bookmarkEnd w:id="4"/>
+    </w:p>
+    <w:p>
+      <w:pPr>
+        <w:ind w:firstLineChars="100" w:firstLine="210"/>
       </w:pPr>
       <w:r>
         <w:t>三重県志摩市の英虞湾は、真珠の養殖業が盛んに行われている地域である</w:t>
@@ -2595,7 +3033,114 @@
     </w:p>
     <w:p>
       <w:pPr>
-        <w:ind w:firstLineChars="50" w:firstLine="105"/>
+        <w:keepNext/>
+        <w:jc w:val="center"/>
+      </w:pPr>
+      <w:r>
+        <w:rPr>
+          <w:rFonts w:hint="eastAsia"/>
+          <w:noProof/>
+        </w:rPr>
+        <w:drawing>
+          <wp:inline distT="0" distB="0" distL="0" distR="0" wp14:anchorId="65A85B42" wp14:editId="16E960F8">
+            <wp:extent cx="2921000" cy="2618029"/>
+            <wp:effectExtent l="0" t="0" r="0" b="0"/>
+            <wp:docPr id="1872789778" name="図 5" descr="グラフ, 円グラフ&#10;&#10;AI 生成コンテンツは誤りを含む可能性があります。"/>
+            <wp:cNvGraphicFramePr>
+              <a:graphicFrameLocks xmlns:a="http://schemas.openxmlformats.org/drawingml/2006/main" noChangeAspect="1"/>
+            </wp:cNvGraphicFramePr>
+            <a:graphic xmlns:a="http://schemas.openxmlformats.org/drawingml/2006/main">
+              <a:graphicData uri="http://schemas.openxmlformats.org/drawingml/2006/picture">
+                <pic:pic xmlns:pic="http://schemas.openxmlformats.org/drawingml/2006/picture">
+                  <pic:nvPicPr>
+                    <pic:cNvPr id="1872789778" name="図 5" descr="グラフ, 円グラフ&#10;&#10;AI 生成コンテンツは誤りを含む可能性があります。"/>
+                    <pic:cNvPicPr/>
+                  </pic:nvPicPr>
+                  <pic:blipFill rotWithShape="1">
+                    <a:blip r:embed="rId12" cstate="print">
+                      <a:extLst>
+                        <a:ext uri="{28A0092B-C50C-407E-A947-70E740481C1C}">
+                          <a14:useLocalDpi xmlns:a14="http://schemas.microsoft.com/office/drawing/2010/main" val="0"/>
+                        </a:ext>
+                      </a:extLst>
+                    </a:blip>
+                    <a:srcRect l="16704" r="16271"/>
+                    <a:stretch>
+                      <a:fillRect/>
+                    </a:stretch>
+                  </pic:blipFill>
+                  <pic:spPr bwMode="auto">
+                    <a:xfrm>
+                      <a:off x="0" y="0"/>
+                      <a:ext cx="2928421" cy="2624680"/>
+                    </a:xfrm>
+                    <a:prstGeom prst="rect">
+                      <a:avLst/>
+                    </a:prstGeom>
+                    <a:ln>
+                      <a:noFill/>
+                    </a:ln>
+                    <a:extLst>
+                      <a:ext uri="{53640926-AAD7-44D8-BBD7-CCE9431645EC}">
+                        <a14:shadowObscured xmlns:a14="http://schemas.microsoft.com/office/drawing/2010/main"/>
+                      </a:ext>
+                    </a:extLst>
+                  </pic:spPr>
+                </pic:pic>
+              </a:graphicData>
+            </a:graphic>
+          </wp:inline>
+        </w:drawing>
+      </w:r>
+    </w:p>
+    <w:p>
+      <w:pPr>
+        <w:pStyle w:val="af2"/>
+        <w:jc w:val="center"/>
+        <w:rPr>
+          <w:rFonts w:hint="eastAsia"/>
+        </w:rPr>
+      </w:pPr>
+      <w:r>
+        <w:t xml:space="preserve">図 </w:t>
+      </w:r>
+      <w:r>
+        <w:fldChar w:fldCharType="begin"/>
+      </w:r>
+      <w:r>
+        <w:instrText xml:space="preserve"> SEQ 図 \* ARABIC </w:instrText>
+      </w:r>
+      <w:r>
+        <w:fldChar w:fldCharType="separate"/>
+      </w:r>
+      <w:r>
+        <w:rPr>
+          <w:noProof/>
+        </w:rPr>
+        <w:t>1</w:t>
+      </w:r>
+      <w:r>
+        <w:fldChar w:fldCharType="end"/>
+      </w:r>
+      <w:r>
+        <w:rPr>
+          <w:rFonts w:hint="eastAsia"/>
+        </w:rPr>
+        <w:t xml:space="preserve">　</w:t>
+      </w:r>
+      <w:r>
+        <w:rPr>
+          <w:rFonts w:hint="eastAsia"/>
+        </w:rPr>
+        <w:t>令和</w:t>
+      </w:r>
+      <w:r>
+        <w:t>6年度　都道府県別「真珠」生産割合</w:t>
+      </w:r>
+    </w:p>
+    <w:p>
+      <w:pPr>
+        <w:ind w:firstLineChars="100" w:firstLine="210"/>
       </w:pPr>
       <w:r>
         <w:t>これらの金属ゴミが長期間海底に滞留することで、有害物質が海中へ溶出し、海洋生態系や現地の漁業資源に悪影響を及ぼす恐れがある。地域産業への打撃を防ぐためにも、これらのゴミの実態把握と回収が求められている。</w:t>
@@ -2615,15 +3160,15 @@
           <w:numId w:val="2"/>
         </w:numPr>
       </w:pPr>
-      <w:bookmarkStart w:id="4" w:name="_Toc219411510"/>
+      <w:bookmarkStart w:id="5" w:name="_Toc219419773"/>
       <w:r>
         <w:t>既存の調査手法とその限界</w:t>
       </w:r>
-      <w:bookmarkEnd w:id="4"/>
-    </w:p>
-    <w:p>
-      <w:pPr>
-        <w:ind w:firstLineChars="50" w:firstLine="105"/>
+      <w:bookmarkEnd w:id="5"/>
+    </w:p>
+    <w:p>
+      <w:pPr>
+        <w:ind w:firstLineChars="100" w:firstLine="210"/>
       </w:pPr>
       <w:r>
         <w:t>現在、海底ゴミの調査や回収は主に潜水士による作業に依存しているが、これには複数の大きな課題が存在する。</w:t>
@@ -2692,7 +3237,11 @@
         <w:t>。</w:t>
       </w:r>
       <w:r>
-        <w:t>そのため、海底のゴミの多くはこれら汚泥の中に埋没しており、目視による発見は極めて困難である。</w:t>
+        <w:t>そのため、海底のゴミの多くは</w:t>
+      </w:r>
+      <w:r>
+        <w:lastRenderedPageBreak/>
+        <w:t>これら汚泥の中に埋没しており、目視による発見は極めて困難である。</w:t>
       </w:r>
       <w:r>
         <w:t xml:space="preserve"> </w:t>
@@ -2715,7 +3264,7 @@
     </w:p>
     <w:p>
       <w:pPr>
-        <w:ind w:firstLineChars="50" w:firstLine="105"/>
+        <w:ind w:firstLineChars="100" w:firstLine="210"/>
       </w:pPr>
       <w:r>
         <w:t>したがって、潜水士による目視確認や手探りの探索に頼らない、安全かつ低コストな代替手段の確立が急務となっている。</w:t>
@@ -2729,15 +3278,15 @@
           <w:numId w:val="2"/>
         </w:numPr>
       </w:pPr>
-      <w:bookmarkStart w:id="5" w:name="_Toc219411511"/>
+      <w:bookmarkStart w:id="6" w:name="_Toc219419774"/>
       <w:r>
         <w:t>水中ドローンによる解決のアプローチ</w:t>
       </w:r>
-      <w:bookmarkEnd w:id="5"/>
-    </w:p>
-    <w:p>
-      <w:pPr>
-        <w:ind w:firstLineChars="50" w:firstLine="105"/>
+      <w:bookmarkEnd w:id="6"/>
+    </w:p>
+    <w:p>
+      <w:pPr>
+        <w:ind w:firstLineChars="100" w:firstLine="210"/>
       </w:pPr>
       <w:r>
         <w:t>上述のような遠隔操作による広範囲な海底ゴミ探査を実現するためには、まず汚泥に埋もれた金属を確実に検知できるセンサ技術の確立と、水中ドローンへの実装および動作検証が不可欠である。</w:t>
@@ -2746,16 +3295,12 @@
         <w:t xml:space="preserve"> </w:t>
       </w:r>
       <w:r>
-        <w:t>しかし、市販の金属探知機はハンディタイプが主流であり、小型の水中ドローンに搭載するには重量や形状の面で課題がある。また、電磁センサの特性上、</w:t>
-      </w:r>
-      <w:r>
-        <w:lastRenderedPageBreak/>
-        <w:t>空気中と水中、あるいは周囲の環境によって検出精度が異なる可能性があるため、実海域への投入前に基礎的な特性を明らかにする必要がある。</w:t>
-      </w:r>
-    </w:p>
-    <w:p>
-      <w:pPr>
-        <w:ind w:firstLineChars="50" w:firstLine="105"/>
+        <w:t>しかし、市販の金属探知機はハンディタイプが主流であり、小型の水中ドローンに搭載するには重量や形状の面で課題がある。また、電磁センサの特性上、空気中と水中、あるいは周囲の環境によって検出精度が異なる可能性があるため、実海域への投入前に基礎的な特性を明らかにする必要がある。</w:t>
+      </w:r>
+    </w:p>
+    <w:p>
+      <w:pPr>
+        <w:ind w:firstLineChars="100" w:firstLine="210"/>
       </w:pPr>
       <w:r>
         <w:t>そこで本研究では、将来的な英虞湾での実運用を見据えた基礎検討として、「水中ドローン搭載用に最適化した電磁センサの開発」</w:t>
@@ -2786,16 +3331,19 @@
           <w:numId w:val="2"/>
         </w:numPr>
       </w:pPr>
-      <w:bookmarkStart w:id="6" w:name="_Toc219411512"/>
+      <w:bookmarkStart w:id="7" w:name="_Toc219419775"/>
       <w:r>
         <w:rPr>
           <w:rFonts w:hint="eastAsia"/>
         </w:rPr>
         <w:t>研究の目的</w:t>
       </w:r>
-      <w:bookmarkEnd w:id="6"/>
-    </w:p>
-    <w:p>
+      <w:bookmarkEnd w:id="7"/>
+    </w:p>
+    <w:p>
+      <w:pPr>
+        <w:ind w:firstLineChars="100" w:firstLine="210"/>
+      </w:pPr>
       <w:r>
         <w:t>本研究の目的は、水中ドローンに</w:t>
       </w:r>
@@ -2819,78 +3367,141 @@
       </w:r>
     </w:p>
     <w:p>
-      <w:r>
-        <w:rPr>
-          <w:rFonts w:ascii="Apple Color Emoji" w:hAnsi="Apple Color Emoji" w:cs="Apple Color Emoji"/>
-        </w:rPr>
-        <w:t>⚫</w:t>
+      <w:pPr>
+        <w:pStyle w:val="a9"/>
+        <w:numPr>
+          <w:ilvl w:val="0"/>
+          <w:numId w:val="13"/>
+        </w:numPr>
+      </w:pPr>
+      <w:r>
+        <w:t>水中ドローン搭載用に最適化した電磁センサの開発</w:t>
+      </w:r>
+    </w:p>
+    <w:p>
+      <w:pPr>
+        <w:pStyle w:val="a9"/>
+        <w:numPr>
+          <w:ilvl w:val="0"/>
+          <w:numId w:val="13"/>
+        </w:numPr>
+      </w:pPr>
+      <w:r>
+        <w:t>水中環境における金属検知性能の検証</w:t>
+      </w:r>
+    </w:p>
+    <w:p>
+      <w:pPr>
+        <w:pStyle w:val="2"/>
+      </w:pPr>
+      <w:bookmarkStart w:id="8" w:name="_Toc219419776"/>
+      <w:r>
+        <w:lastRenderedPageBreak/>
+        <w:t>1.3</w:t>
+      </w:r>
+      <w:r>
+        <w:rPr>
+          <w:rFonts w:hint="eastAsia"/>
+        </w:rPr>
+        <w:t xml:space="preserve">　</w:t>
+      </w:r>
+      <w:bookmarkEnd w:id="8"/>
+      <w:r>
+        <w:rPr>
+          <w:rFonts w:hint="eastAsia"/>
+        </w:rPr>
+        <w:t>論文の構成</w:t>
+      </w:r>
+    </w:p>
+    <w:p>
+      <w:pPr>
+        <w:ind w:firstLineChars="100" w:firstLine="210"/>
+      </w:pPr>
+      <w:r>
+        <w:rPr>
+          <w:rFonts w:hint="eastAsia"/>
+        </w:rPr>
+        <w:t>本論文は全</w:t>
+      </w:r>
+      <w:r>
+        <w:t>4</w:t>
+      </w:r>
+      <w:r>
+        <w:t>章で構成される。</w:t>
+      </w:r>
+    </w:p>
+    <w:p>
+      <w:pPr>
+        <w:ind w:firstLineChars="100" w:firstLine="210"/>
+      </w:pPr>
+      <w:r>
+        <w:t>第</w:t>
+      </w:r>
+      <w:r>
+        <w:t>1</w:t>
+      </w:r>
+      <w:r>
+        <w:t>章では、研究の背景として英虞湾における海底ゴミ問題の現状と、既存の回収手法が抱える課題について述べ、本研究の目的と位置づけを明らかにする。</w:t>
       </w:r>
       <w:r>
         <w:t xml:space="preserve"> </w:t>
       </w:r>
-      <w:r>
-        <w:t>水中ドローン搭載用に最適化した電磁センサの開発</w:t>
-      </w:r>
-    </w:p>
-    <w:p>
-      <w:pPr>
-        <w:ind w:left="315" w:hangingChars="150" w:hanging="315"/>
-      </w:pPr>
-      <w:r>
-        <w:rPr>
-          <w:rFonts w:ascii="Apple Color Emoji" w:hAnsi="Apple Color Emoji" w:cs="Apple Color Emoji"/>
-        </w:rPr>
-        <w:t>⚫</w:t>
+    </w:p>
+    <w:p>
+      <w:pPr>
+        <w:ind w:firstLineChars="100" w:firstLine="210"/>
+      </w:pPr>
+      <w:r>
+        <w:t>第</w:t>
+      </w:r>
+      <w:r>
+        <w:t>2</w:t>
+      </w:r>
+      <w:r>
+        <w:t>章では、開発した金属探査システムの詳細について述べる。水中ドローンのハードウェア構成、および本研究の中核となるテトラポッド型電磁センサの設計・製作プロセス、防水・実装構造について説明する。</w:t>
       </w:r>
       <w:r>
         <w:t xml:space="preserve"> </w:t>
       </w:r>
-      <w:r>
-        <w:t>水中環境における金属検知性能の検証</w:t>
-      </w:r>
-    </w:p>
-    <w:p>
-      <w:pPr>
-        <w:pStyle w:val="2"/>
-      </w:pPr>
-      <w:bookmarkStart w:id="7" w:name="_Toc219411513"/>
-      <w:r>
-        <w:t>1.3</w:t>
-      </w:r>
-      <w:r>
-        <w:rPr>
-          <w:rFonts w:hint="eastAsia"/>
-        </w:rPr>
-        <w:t xml:space="preserve">　</w:t>
-      </w:r>
-      <w:r>
-        <w:rPr>
-          <w:rFonts w:hint="eastAsia"/>
-        </w:rPr>
-        <w:t>（必要なら）</w:t>
-      </w:r>
-      <w:r>
-        <w:rPr>
-          <w:rFonts w:hint="eastAsia"/>
-        </w:rPr>
-        <w:t>研究の概要</w:t>
-      </w:r>
-      <w:bookmarkEnd w:id="7"/>
-    </w:p>
-    <w:p>
-      <w:r>
-        <w:rPr>
-          <w:rFonts w:hint="eastAsia"/>
-        </w:rPr>
-        <w:t>な</w:t>
-      </w:r>
-    </w:p>
-    <w:p>
-      <w:pPr>
-        <w:widowControl/>
-      </w:pPr>
-      <w:r>
-        <w:br w:type="page"/>
+    </w:p>
+    <w:p>
+      <w:pPr>
+        <w:ind w:firstLineChars="100" w:firstLine="210"/>
+      </w:pPr>
+      <w:r>
+        <w:t>第</w:t>
+      </w:r>
+      <w:r>
+        <w:t>3</w:t>
+      </w:r>
+      <w:r>
+        <w:t>章では、試作システムを用いた評価実験とその結果について述べる。水槽実験による基礎特性の検証、および人工海水環境下での影響評価に加え、プールを</w:t>
+      </w:r>
+      <w:r>
+        <w:rPr>
+          <w:rFonts w:hint="eastAsia"/>
+        </w:rPr>
+        <w:t>用いた実機航行実験によるシステム全体の動作検証結果を示し、考察を行う。</w:t>
+      </w:r>
+      <w:r>
+        <w:t xml:space="preserve"> </w:t>
+      </w:r>
+    </w:p>
+    <w:p>
+      <w:pPr>
+        <w:ind w:firstLineChars="100" w:firstLine="210"/>
+        <w:rPr>
+          <w:rFonts w:hint="eastAsia"/>
+        </w:rPr>
+      </w:pPr>
+      <w:r>
+        <w:t>第</w:t>
+      </w:r>
+      <w:r>
+        <w:t>4</w:t>
+      </w:r>
+      <w:r>
+        <w:t>章では、本研究で得られた知見を総括するとともに、実用化に向けた今後の課題と展望について述べる。</w:t>
       </w:r>
     </w:p>
     <w:p>
@@ -2898,125 +3509,192 @@
         <w:pStyle w:val="1"/>
         <w:ind w:left="0"/>
       </w:pPr>
-      <w:bookmarkStart w:id="8" w:name="_Toc219411514"/>
-      <w:r>
-        <w:rPr>
-          <w:rFonts w:hint="eastAsia"/>
-        </w:rPr>
+      <w:bookmarkStart w:id="9" w:name="_Toc219419777"/>
+      <w:r>
+        <w:rPr>
+          <w:rFonts w:hint="eastAsia"/>
+        </w:rPr>
+        <w:t>第２章　提案システム</w:t>
+      </w:r>
+      <w:r>
+        <w:rPr>
+          <w:rFonts w:hint="eastAsia"/>
+        </w:rPr>
+        <w:t>の構成と原理</w:t>
+      </w:r>
+      <w:bookmarkEnd w:id="9"/>
+    </w:p>
+    <w:p>
+      <w:pPr>
+        <w:pStyle w:val="2"/>
+      </w:pPr>
+      <w:bookmarkStart w:id="10" w:name="_Toc219419778"/>
+      <w:r>
+        <w:t>2.1</w:t>
+      </w:r>
+      <w:r>
+        <w:rPr>
+          <w:rFonts w:hint="eastAsia"/>
+        </w:rPr>
+        <w:t xml:space="preserve">　</w:t>
+      </w:r>
+      <w:r>
+        <w:rPr>
+          <w:rFonts w:hint="eastAsia"/>
+        </w:rPr>
+        <w:t>測定原理</w:t>
+      </w:r>
+      <w:bookmarkEnd w:id="10"/>
+    </w:p>
+    <w:p>
+      <w:pPr>
+        <w:ind w:firstLineChars="100" w:firstLine="210"/>
+      </w:pPr>
+      <w:r>
+        <w:t>本研究で採用した金属探知手法は、電磁誘導現象を利用した渦電流探傷法（</w:t>
+      </w:r>
+      <w:r>
+        <w:t>ECT: Eddy Current Testing</w:t>
+      </w:r>
+      <w:r>
+        <w:t>）の原理に基づいている。</w:t>
+      </w:r>
+      <w:r>
+        <w:t xml:space="preserve"> </w:t>
+      </w:r>
+      <w:r>
+        <w:t>その具体的な検出メカニズムは以下の通りである。</w:t>
+      </w:r>
+      <w:r>
+        <w:t xml:space="preserve"> </w:t>
+      </w:r>
+    </w:p>
+    <w:p>
+      <w:pPr>
+        <w:ind w:firstLineChars="100" w:firstLine="210"/>
+      </w:pPr>
+      <w:r>
+        <w:t>まず、センサ内部の励磁用コイルに交流電流を流すことで、周囲に変動磁界（一次磁界）を発生させる。この状態で、コイル近傍に導電体である金属が存在すると、電磁誘導によって金属内部に「渦電流」が発生する。</w:t>
+      </w:r>
+      <w:r>
+        <w:t xml:space="preserve"> </w:t>
+      </w:r>
+      <w:r>
+        <w:t>レンツの法則により、この渦電流は一次磁界の変化を妨げる方向、すなわち一次磁界とは逆向きの磁界（二次磁界）を形成しようとする。この二次磁界の発生により、コイルのインピーダンス（交流抵抗）が見かけ上変化する。</w:t>
+      </w:r>
+      <w:r>
+        <w:t xml:space="preserve"> </w:t>
+      </w:r>
+      <w:r>
+        <w:t>本システムでは、このインピーダンスの変化に伴う検出用コイルの電圧変化を測定することによって、非接触で金属の有無を検知する。この手法は、対象物が泥や砂に埋もれていて視認できない場合でも、磁気的な特性変化として捉えることが可能である。</w:t>
+      </w:r>
+    </w:p>
+    <w:p>
+      <w:pPr>
+        <w:pStyle w:val="2"/>
+      </w:pPr>
+      <w:bookmarkStart w:id="11" w:name="_Toc219419779"/>
+      <w:r>
         <w:lastRenderedPageBreak/>
-        <w:t>第２章　提案システム</w:t>
-      </w:r>
-      <w:r>
-        <w:rPr>
-          <w:rFonts w:hint="eastAsia"/>
-        </w:rPr>
-        <w:t>の構成と原理</w:t>
-      </w:r>
-      <w:bookmarkEnd w:id="8"/>
-    </w:p>
-    <w:p>
-      <w:pPr>
-        <w:pStyle w:val="2"/>
-      </w:pPr>
-      <w:bookmarkStart w:id="9" w:name="_Toc219411515"/>
-      <w:r>
-        <w:t>2.1</w:t>
-      </w:r>
-      <w:r>
-        <w:rPr>
-          <w:rFonts w:hint="eastAsia"/>
-        </w:rPr>
-        <w:t xml:space="preserve">　</w:t>
-      </w:r>
-      <w:r>
-        <w:rPr>
-          <w:rFonts w:hint="eastAsia"/>
-        </w:rPr>
-        <w:t>測定原理</w:t>
-      </w:r>
-      <w:bookmarkEnd w:id="9"/>
-    </w:p>
-    <w:p>
-      <w:pPr>
-        <w:ind w:firstLineChars="50" w:firstLine="105"/>
-      </w:pPr>
-      <w:r>
-        <w:t>本研究で採用した金属探知手法は、電磁誘導現象を利用した渦電流探傷法（</w:t>
-      </w:r>
-      <w:r>
-        <w:t>ECT: Eddy Current Testing</w:t>
-      </w:r>
-      <w:r>
-        <w:t>）の原理に基づいている。</w:t>
+        <w:t>2.2</w:t>
+      </w:r>
+      <w:r>
+        <w:rPr>
+          <w:rFonts w:hint="eastAsia"/>
+        </w:rPr>
+        <w:t xml:space="preserve">　システム全体構成</w:t>
+      </w:r>
+      <w:bookmarkEnd w:id="11"/>
+    </w:p>
+    <w:p>
+      <w:pPr>
+        <w:pStyle w:val="3"/>
+      </w:pPr>
+      <w:bookmarkStart w:id="12" w:name="_Toc219419780"/>
+      <w:r>
+        <w:t>2.2.1</w:t>
+      </w:r>
+      <w:r>
+        <w:rPr>
+          <w:rFonts w:hint="eastAsia"/>
+        </w:rPr>
+        <w:t xml:space="preserve">　提案システムの概要（最終目標）</w:t>
+      </w:r>
+      <w:bookmarkEnd w:id="12"/>
+    </w:p>
+    <w:p>
+      <w:pPr>
+        <w:ind w:firstLineChars="100" w:firstLine="210"/>
+      </w:pPr>
+      <w:r>
+        <w:t>英虞湾のような広範囲な海域を効率的に調査するため、最終的にはワイヤレスによる遠隔操作システムを提案する</w:t>
+      </w:r>
+      <w:r>
+        <w:rPr>
+          <w:rFonts w:hint="eastAsia"/>
+        </w:rPr>
+        <w:t>。</w:t>
+      </w:r>
+      <w:r>
+        <w:t>この構成では、水面に防水性・耐衝撃性に優れたペリカンケースを浮遊させ、その内部に</w:t>
+      </w:r>
+      <w:r>
+        <w:t>Raspberry Pi 5</w:t>
+      </w:r>
+      <w:r>
+        <w:t>、</w:t>
+      </w:r>
+      <w:r>
+        <w:t>Analog Discovery 2</w:t>
+      </w:r>
+      <w:r>
+        <w:t>、および</w:t>
+      </w:r>
+      <w:r>
+        <w:t>4G</w:t>
+      </w:r>
+      <w:r>
+        <w:t>通信モジュールを格納する。</w:t>
+      </w:r>
+      <w:r>
+        <w:t>ここで、各主要機器の役割について述べる。</w:t>
       </w:r>
       <w:r>
         <w:t xml:space="preserve"> </w:t>
       </w:r>
-      <w:r>
-        <w:t>その具体的な検出メカニズムは以下の通りである。</w:t>
-      </w:r>
-      <w:r>
-        <w:t xml:space="preserve"> </w:t>
-      </w:r>
-    </w:p>
-    <w:p>
-      <w:pPr>
-        <w:ind w:firstLineChars="50" w:firstLine="105"/>
-      </w:pPr>
-      <w:r>
-        <w:t>まず、センサ内部の励磁用コイルに交流電流を流すことで、周囲に変動磁界（一次磁界）を発生させる。この状態で、コイル近傍に導電体である金属が存在すると、電磁誘導によって金属内部に「渦電流」が発生する。</w:t>
-      </w:r>
-      <w:r>
-        <w:t xml:space="preserve"> </w:t>
-      </w:r>
-      <w:r>
-        <w:t>レンツの法則により、この渦電流は一次磁界の変化を妨げる方向、すなわち一次磁界とは逆向きの磁界（二次磁界）を形成しようとする。この二次磁界の発生により、コイルのインピーダンス（交流抵抗）が見かけ上変化する。</w:t>
-      </w:r>
-      <w:r>
-        <w:t xml:space="preserve"> </w:t>
-      </w:r>
-      <w:r>
-        <w:t>本システムでは、このインピーダンスの変化に伴う検出用コイルの電圧変化を測定することによって、非接触で金属の有無を検知する。この手法は、対象物が泥や砂に埋もれていて視認できない場合でも、磁気的な特性変化として捉えることが可能である。</w:t>
-      </w:r>
-    </w:p>
-    <w:p>
-      <w:pPr>
-        <w:pStyle w:val="2"/>
-      </w:pPr>
-      <w:bookmarkStart w:id="10" w:name="_Toc219411516"/>
-      <w:r>
-        <w:t>2.2</w:t>
-      </w:r>
-      <w:r>
-        <w:rPr>
-          <w:rFonts w:hint="eastAsia"/>
-        </w:rPr>
-        <w:t xml:space="preserve">　システム全体構成</w:t>
-      </w:r>
-      <w:bookmarkEnd w:id="10"/>
-    </w:p>
-    <w:p>
-      <w:pPr>
-        <w:pStyle w:val="3"/>
-      </w:pPr>
-      <w:bookmarkStart w:id="11" w:name="_Toc219411517"/>
-      <w:r>
-        <w:t>2.2.1</w:t>
-      </w:r>
-      <w:r>
-        <w:rPr>
-          <w:rFonts w:hint="eastAsia"/>
-        </w:rPr>
-        <w:t xml:space="preserve">　提案システムの概要（最終目標）</w:t>
-      </w:r>
-      <w:bookmarkEnd w:id="11"/>
-    </w:p>
-    <w:p>
-      <w:pPr>
-        <w:ind w:firstLineChars="50" w:firstLine="105"/>
-      </w:pPr>
-      <w:r>
-        <w:t>英虞湾のような広範囲な海域を効率的に調査するため、最終的にはワイヤレスによる遠隔操作システムを提案する</w:t>
+    </w:p>
+    <w:p>
+      <w:pPr>
+        <w:ind w:firstLineChars="100" w:firstLine="210"/>
+      </w:pPr>
+    </w:p>
+    <w:p>
+      <w:pPr>
+        <w:ind w:firstLineChars="100" w:firstLine="210"/>
+      </w:pPr>
+      <w:r>
+        <w:t xml:space="preserve">Raspberry Pi 5 </w:t>
+      </w:r>
+      <w:r>
+        <w:t>は、英国</w:t>
+      </w:r>
+      <w:r>
+        <w:t>Raspberry Pi</w:t>
+      </w:r>
+      <w:r>
+        <w:t>財団が開発した高性能なシングルボードコンピュータである。小型ながら</w:t>
+      </w:r>
+      <w:r>
+        <w:t>PC</w:t>
+      </w:r>
+      <w:r>
+        <w:t>と同等の処理能力を有しており、本システムではメインコントローラとして機能する。具体的には、計測デバイスの制御ドライバの実行、取得データの一次処理、および</w:t>
+      </w:r>
+      <w:r>
+        <w:t>4G</w:t>
+      </w:r>
+      <w:r>
+        <w:t>ルーターを介した外部との通信制御を一手に担う</w:t>
       </w:r>
       <w:r>
         <w:rPr>
@@ -3024,112 +3702,47 @@
         </w:rPr>
         <w:t>。</w:t>
       </w:r>
-      <w:r>
-        <w:t>この構成では、水面に防水性・耐衝撃性に優れたペリカンケースを浮遊させ、その内部に</w:t>
-      </w:r>
-      <w:r>
-        <w:t>Raspberry Pi 5</w:t>
-      </w:r>
-      <w:r>
-        <w:t>、</w:t>
-      </w:r>
-      <w:r>
-        <w:t>Analog Discovery 2</w:t>
-      </w:r>
-      <w:r>
-        <w:t>、および</w:t>
-      </w:r>
-      <w:r>
-        <w:t>4G</w:t>
-      </w:r>
-      <w:r>
-        <w:t>通信モジュールを格納する。</w:t>
-      </w:r>
-    </w:p>
-    <w:p>
-      <w:pPr>
-        <w:ind w:firstLineChars="50" w:firstLine="105"/>
-      </w:pPr>
-      <w:r>
-        <w:t>ここで、各主要機器の役割について述べる。</w:t>
-      </w:r>
-      <w:r>
-        <w:t xml:space="preserve"> </w:t>
-      </w:r>
-    </w:p>
-    <w:p>
-      <w:pPr>
-        <w:ind w:firstLineChars="50" w:firstLine="105"/>
-      </w:pPr>
-      <w:r>
-        <w:t xml:space="preserve">Raspberry Pi 5 </w:t>
-      </w:r>
-      <w:r>
-        <w:t>は、英国</w:t>
+    </w:p>
+    <w:p>
+      <w:pPr>
+        <w:ind w:firstLineChars="100" w:firstLine="210"/>
+        <w:rPr>
+          <w:rFonts w:hint="eastAsia"/>
+        </w:rPr>
+      </w:pPr>
+    </w:p>
+    <w:p>
+      <w:pPr>
+        <w:ind w:firstLineChars="100" w:firstLine="210"/>
+      </w:pPr>
+      <w:r>
+        <w:t xml:space="preserve">Analog Discovery 2 </w:t>
+      </w:r>
+      <w:r>
+        <w:t>は、</w:t>
+      </w:r>
+      <w:r>
+        <w:t>Digilent</w:t>
+      </w:r>
+      <w:r>
+        <w:t>社製の</w:t>
+      </w:r>
+      <w:r>
+        <w:t>USB</w:t>
+      </w:r>
+      <w:r>
+        <w:t>接続型多機能計測器である。オシロスコープやファンクションジェネレータ等の機能を掌サイズの筐体に集約しており、</w:t>
       </w:r>
       <w:r>
         <w:t>Raspberry Pi</w:t>
       </w:r>
       <w:r>
-        <w:t>財団が開発した高性能なシングルボードコンピュータである。小型ながら</w:t>
-      </w:r>
-      <w:r>
-        <w:t>PC</w:t>
-      </w:r>
-      <w:r>
-        <w:t>と同等の処理能力を有しており、本システムではメインコントローラとして機能する。具体的には、計測デバイスの制御ドライバの実行、取得データの一次処理、および</w:t>
-      </w:r>
-      <w:r>
-        <w:t>4G</w:t>
-      </w:r>
-      <w:r>
-        <w:t>ルーターを介した外部との通信制御を一手に担う</w:t>
-      </w:r>
-      <w:r>
-        <w:rPr>
-          <w:rFonts w:hint="eastAsia"/>
-        </w:rPr>
-        <w:t>。</w:t>
-      </w:r>
-    </w:p>
-    <w:p>
-      <w:pPr>
-        <w:ind w:firstLineChars="50" w:firstLine="105"/>
-      </w:pPr>
-      <w:r>
-        <w:t xml:space="preserve">Analog Discovery 2 </w:t>
-      </w:r>
-      <w:r>
-        <w:t>は、</w:t>
-      </w:r>
-      <w:proofErr w:type="spellStart"/>
-      <w:r>
-        <w:t>Digilent</w:t>
-      </w:r>
-      <w:proofErr w:type="spellEnd"/>
-      <w:r>
-        <w:t>社製の</w:t>
-      </w:r>
-      <w:r>
-        <w:t>USB</w:t>
-      </w:r>
-      <w:r>
-        <w:t>接続型多機能計測器である。オシロスコープやファンクションジェネレータ等の機能を掌サイズの筐体に集約しており、</w:t>
-      </w:r>
-      <w:r>
-        <w:t>Raspberry Pi</w:t>
-      </w:r>
-      <w:r>
-        <w:t>からの制御が可能である。本研究では、電磁センサの励磁コイルに対して特定の周波数の交流信号を出力すると同時に、検出コイルからの微弱な電圧変化を高精度にデジタル変</w:t>
-      </w:r>
-      <w:r>
-        <w:lastRenderedPageBreak/>
-        <w:t>換し、データとして取り込むために使用する。</w:t>
-      </w:r>
-    </w:p>
-    <w:p>
-      <w:pPr>
-        <w:ind w:firstLineChars="50" w:firstLine="105"/>
+        <w:t>からの制御が可能である。本研究では、電磁センサの励磁コイルに対して特定の周波数の交流信号を出力すると同時に、検出コイルからの微弱な電圧変化を高精度にデジタル変換し、データとして取り込むために使用する。</w:t>
+      </w:r>
+    </w:p>
+    <w:p>
+      <w:pPr>
+        <w:ind w:firstLineChars="150" w:firstLine="315"/>
       </w:pPr>
       <w:r>
         <w:t>システム全体の動作としては</w:t>
@@ -3194,7 +3807,7 @@
                     <pic:cNvPicPr/>
                   </pic:nvPicPr>
                   <pic:blipFill>
-                    <a:blip r:embed="rId8"/>
+                    <a:blip r:embed="rId13"/>
                     <a:stretch>
                       <a:fillRect/>
                     </a:stretch>
@@ -3236,7 +3849,7 @@
         <w:rPr>
           <w:noProof/>
         </w:rPr>
-        <w:t>1</w:t>
+        <w:t>2</w:t>
       </w:r>
       <w:r>
         <w:rPr>
@@ -3262,7 +3875,7 @@
       <w:pPr>
         <w:pStyle w:val="3"/>
       </w:pPr>
-      <w:bookmarkStart w:id="12" w:name="_Toc219411518"/>
+      <w:bookmarkStart w:id="13" w:name="_Toc219419781"/>
       <w:r>
         <w:t>2.2.2</w:t>
       </w:r>
@@ -3272,11 +3885,11 @@
         </w:rPr>
         <w:t xml:space="preserve">　本研究における実験構成</w:t>
       </w:r>
-      <w:bookmarkEnd w:id="12"/>
-    </w:p>
-    <w:p>
-      <w:pPr>
-        <w:ind w:firstLineChars="50" w:firstLine="105"/>
+      <w:bookmarkEnd w:id="13"/>
+    </w:p>
+    <w:p>
+      <w:pPr>
+        <w:ind w:firstLineChars="100" w:firstLine="210"/>
       </w:pPr>
       <w:r>
         <w:t>本論文では、システムの核心となる「電磁センサの金属検知性能」を検証することを最優先課題とした。そのため、通信トラブル等の外部要因を排除し、安定したデータ取得を行う目的で、有線接続による実験用構成を採用した。</w:t>
@@ -3326,7 +3939,7 @@
                     <pic:cNvPicPr/>
                   </pic:nvPicPr>
                   <pic:blipFill>
-                    <a:blip r:embed="rId9" cstate="print">
+                    <a:blip r:embed="rId14" cstate="print">
                       <a:extLst>
                         <a:ext uri="{28A0092B-C50C-407E-A947-70E740481C1C}">
                           <a14:useLocalDpi xmlns:a14="http://schemas.microsoft.com/office/drawing/2010/main" val="0"/>
@@ -3374,7 +3987,7 @@
         <w:rPr>
           <w:noProof/>
         </w:rPr>
-        <w:t>2</w:t>
+        <w:t>3</w:t>
       </w:r>
       <w:r>
         <w:rPr>
@@ -3398,9 +4011,8 @@
       <w:pPr>
         <w:pStyle w:val="2"/>
       </w:pPr>
-      <w:bookmarkStart w:id="13" w:name="_Toc219411519"/>
-      <w:r>
-        <w:lastRenderedPageBreak/>
+      <w:bookmarkStart w:id="14" w:name="_Toc219419782"/>
+      <w:r>
         <w:t>2.3</w:t>
       </w:r>
       <w:r>
@@ -3409,11 +4021,11 @@
         </w:rPr>
         <w:t xml:space="preserve">　水中ドローンのハードウェア構成</w:t>
       </w:r>
-      <w:bookmarkEnd w:id="13"/>
-    </w:p>
-    <w:p>
-      <w:pPr>
-        <w:ind w:firstLineChars="50" w:firstLine="105"/>
+      <w:bookmarkEnd w:id="14"/>
+    </w:p>
+    <w:p>
+      <w:pPr>
+        <w:ind w:firstLineChars="100" w:firstLine="210"/>
       </w:pPr>
       <w:r>
         <w:t>探査の足回りとなる水中ドローン</w:t>
@@ -3527,6 +4139,7 @@
         <w:rPr>
           <w:noProof/>
         </w:rPr>
+        <w:lastRenderedPageBreak/>
         <w:drawing>
           <wp:inline distT="0" distB="0" distL="0" distR="0" wp14:anchorId="339DBA95" wp14:editId="4A75B4F2">
             <wp:extent cx="2476172" cy="3778413"/>
@@ -3545,7 +4158,7 @@
                     </pic:cNvPicPr>
                   </pic:nvPicPr>
                   <pic:blipFill rotWithShape="1">
-                    <a:blip r:embed="rId10" cstate="print">
+                    <a:blip r:embed="rId15" cstate="print">
                       <a:extLst>
                         <a:ext uri="{28A0092B-C50C-407E-A947-70E740481C1C}">
                           <a14:useLocalDpi xmlns:a14="http://schemas.microsoft.com/office/drawing/2010/main" val="0"/>
@@ -3603,7 +4216,7 @@
         <w:rPr>
           <w:noProof/>
         </w:rPr>
-        <w:t>3</w:t>
+        <w:t>4</w:t>
       </w:r>
       <w:r>
         <w:rPr>
@@ -3623,7 +4236,7 @@
       <w:pPr>
         <w:pStyle w:val="2"/>
       </w:pPr>
-      <w:bookmarkStart w:id="14" w:name="_Toc219411520"/>
+      <w:bookmarkStart w:id="15" w:name="_Toc219419783"/>
       <w:r>
         <w:t>2.4</w:t>
       </w:r>
@@ -3636,9 +4249,12 @@
       <w:r>
         <w:t>電磁センサの設計・製作</w:t>
       </w:r>
-      <w:bookmarkEnd w:id="14"/>
-    </w:p>
-    <w:p>
+      <w:bookmarkEnd w:id="15"/>
+    </w:p>
+    <w:p>
+      <w:pPr>
+        <w:ind w:firstLineChars="100" w:firstLine="210"/>
+      </w:pPr>
       <w:r>
         <w:rPr>
           <w:rFonts w:hint="eastAsia"/>
@@ -3666,7 +4282,7 @@
     </w:p>
     <w:p>
       <w:pPr>
-        <w:ind w:firstLineChars="50" w:firstLine="105"/>
+        <w:ind w:firstLineChars="100" w:firstLine="210"/>
       </w:pPr>
       <w:r>
         <w:t>ボビン形状には、海底の起伏に対して安定性を保ちやすく、かつ広範囲の磁界形成に適した</w:t>
@@ -3747,7 +4363,7 @@
                     <pic:cNvPicPr/>
                   </pic:nvPicPr>
                   <pic:blipFill>
-                    <a:blip r:embed="rId11" cstate="print">
+                    <a:blip r:embed="rId16" cstate="print">
                       <a:extLst>
                         <a:ext uri="{28A0092B-C50C-407E-A947-70E740481C1C}">
                           <a14:useLocalDpi xmlns:a14="http://schemas.microsoft.com/office/drawing/2010/main" val="0"/>
@@ -3795,7 +4411,7 @@
         <w:rPr>
           <w:noProof/>
         </w:rPr>
-        <w:t>4</w:t>
+        <w:t>5</w:t>
       </w:r>
       <w:r>
         <w:rPr>
@@ -3971,7 +4587,7 @@
                     </pic:cNvPicPr>
                   </pic:nvPicPr>
                   <pic:blipFill>
-                    <a:blip r:embed="rId12" cstate="print">
+                    <a:blip r:embed="rId17" cstate="print">
                       <a:extLst>
                         <a:ext uri="{28A0092B-C50C-407E-A947-70E740481C1C}">
                           <a14:useLocalDpi xmlns:a14="http://schemas.microsoft.com/office/drawing/2010/main" val="0"/>
@@ -4024,7 +4640,7 @@
         <w:rPr>
           <w:noProof/>
         </w:rPr>
-        <w:t>5</w:t>
+        <w:t>6</w:t>
       </w:r>
       <w:r>
         <w:rPr>
@@ -4041,6 +4657,9 @@
     </w:p>
     <w:p/>
     <w:p>
+      <w:pPr>
+        <w:ind w:firstLineChars="100" w:firstLine="210"/>
+      </w:pPr>
       <w:r>
         <w:rPr>
           <w:rFonts w:hint="eastAsia"/>
@@ -4081,7 +4700,7 @@
                     </pic:cNvPicPr>
                   </pic:nvPicPr>
                   <pic:blipFill>
-                    <a:blip r:embed="rId13" cstate="print">
+                    <a:blip r:embed="rId18" cstate="print">
                       <a:extLst>
                         <a:ext uri="{28A0092B-C50C-407E-A947-70E740481C1C}">
                           <a14:useLocalDpi xmlns:a14="http://schemas.microsoft.com/office/drawing/2010/main" val="0"/>
@@ -4134,7 +4753,7 @@
         <w:rPr>
           <w:noProof/>
         </w:rPr>
-        <w:t>6</w:t>
+        <w:t>7</w:t>
       </w:r>
       <w:r>
         <w:rPr>
@@ -4186,7 +4805,7 @@
         <w:pStyle w:val="1"/>
         <w:ind w:left="0"/>
       </w:pPr>
-      <w:bookmarkStart w:id="15" w:name="_Toc219411521"/>
+      <w:bookmarkStart w:id="16" w:name="_Toc219419784"/>
       <w:r>
         <w:rPr>
           <w:rFonts w:hint="eastAsia"/>
@@ -4194,13 +4813,13 @@
         <w:lastRenderedPageBreak/>
         <w:t>第３章　評価実験および考察</w:t>
       </w:r>
-      <w:bookmarkEnd w:id="15"/>
+      <w:bookmarkEnd w:id="16"/>
     </w:p>
     <w:p>
       <w:pPr>
         <w:pStyle w:val="2"/>
       </w:pPr>
-      <w:bookmarkStart w:id="16" w:name="_Toc219411522"/>
+      <w:bookmarkStart w:id="17" w:name="_Toc219419785"/>
       <w:r>
         <w:t>3.1</w:t>
       </w:r>
@@ -4210,11 +4829,11 @@
         </w:rPr>
         <w:t xml:space="preserve">　実験概要</w:t>
       </w:r>
-      <w:bookmarkEnd w:id="16"/>
-    </w:p>
-    <w:p>
-      <w:pPr>
-        <w:ind w:firstLineChars="50" w:firstLine="105"/>
+      <w:bookmarkEnd w:id="17"/>
+    </w:p>
+    <w:p>
+      <w:pPr>
+        <w:ind w:firstLineChars="100" w:firstLine="210"/>
       </w:pPr>
       <w:r>
         <w:rPr>
@@ -4239,7 +4858,7 @@
       <w:pPr>
         <w:pStyle w:val="3"/>
       </w:pPr>
-      <w:bookmarkStart w:id="17" w:name="_Toc219411523"/>
+      <w:bookmarkStart w:id="18" w:name="_Toc219419786"/>
       <w:r>
         <w:rPr>
           <w:rFonts w:hint="eastAsia"/>
@@ -4252,14 +4871,11 @@
         </w:rPr>
         <w:t>水槽実験（基礎特性の検証）</w:t>
       </w:r>
-      <w:bookmarkEnd w:id="17"/>
+      <w:bookmarkEnd w:id="18"/>
     </w:p>
     <w:p>
       <w:pPr>
         <w:ind w:firstLineChars="100" w:firstLine="210"/>
-        <w:rPr>
-          <w:rFonts w:hint="eastAsia"/>
-        </w:rPr>
       </w:pPr>
       <w:r>
         <w:rPr>
@@ -4293,7 +4909,7 @@
       <w:pPr>
         <w:pStyle w:val="3"/>
       </w:pPr>
-      <w:bookmarkStart w:id="18" w:name="_Toc219411524"/>
+      <w:bookmarkStart w:id="19" w:name="_Toc219419787"/>
       <w:r>
         <w:rPr>
           <w:rFonts w:hint="eastAsia"/>
@@ -4306,14 +4922,11 @@
         </w:rPr>
         <w:t>プール実験（システム動作検証）</w:t>
       </w:r>
-      <w:bookmarkEnd w:id="18"/>
+      <w:bookmarkEnd w:id="19"/>
     </w:p>
     <w:p>
       <w:pPr>
         <w:ind w:firstLineChars="100" w:firstLine="210"/>
-        <w:rPr>
-          <w:rFonts w:hint="eastAsia"/>
-        </w:rPr>
       </w:pPr>
       <w:r>
         <w:rPr>
@@ -4338,7 +4951,7 @@
       <w:pPr>
         <w:pStyle w:val="2"/>
       </w:pPr>
-      <w:bookmarkStart w:id="19" w:name="_Toc219411525"/>
+      <w:bookmarkStart w:id="20" w:name="_Toc219419788"/>
       <w:r>
         <w:rPr>
           <w:rFonts w:hint="eastAsia"/>
@@ -4354,24 +4967,24 @@
       <w:r>
         <w:t>1：水槽を用いた基礎特性の検証</w:t>
       </w:r>
-      <w:bookmarkEnd w:id="19"/>
+      <w:bookmarkEnd w:id="20"/>
     </w:p>
     <w:p>
       <w:pPr>
         <w:pStyle w:val="3"/>
       </w:pPr>
-      <w:bookmarkStart w:id="20" w:name="_Toc219411526"/>
+      <w:bookmarkStart w:id="21" w:name="_Toc219419789"/>
       <w:r>
         <w:rPr>
           <w:rFonts w:hint="eastAsia"/>
         </w:rPr>
         <w:t>3.2.1　実験方法</w:t>
       </w:r>
-      <w:bookmarkEnd w:id="20"/>
-    </w:p>
-    <w:p>
-      <w:pPr>
-        <w:ind w:firstLineChars="50" w:firstLine="105"/>
+      <w:bookmarkEnd w:id="21"/>
+    </w:p>
+    <w:p>
+      <w:pPr>
+        <w:ind w:firstLineChars="100" w:firstLine="210"/>
       </w:pPr>
       <w:r>
         <w:rPr>
@@ -4406,10 +5019,7 @@
     </w:p>
     <w:p>
       <w:pPr>
-        <w:ind w:firstLineChars="50" w:firstLine="105"/>
-        <w:rPr>
-          <w:rFonts w:hint="eastAsia"/>
-        </w:rPr>
+        <w:ind w:firstLineChars="100" w:firstLine="210"/>
       </w:pPr>
       <w:r>
         <w:rPr>
@@ -4510,7 +5120,7 @@
     </w:p>
     <w:p>
       <w:pPr>
-        <w:ind w:firstLineChars="50" w:firstLine="105"/>
+        <w:ind w:firstLineChars="100" w:firstLine="210"/>
       </w:pPr>
       <w:r>
         <w:rPr>
@@ -4523,7 +5133,7 @@
         <w:t>5</w:t>
       </w:r>
       <w:r>
-        <w:t>つの条件（ケース）を設定して測定を行った。</w:t>
+        <w:t>つの条件を設定して測定を行った。</w:t>
       </w:r>
     </w:p>
     <w:p>
@@ -4675,13 +5285,7 @@
         <w:t xml:space="preserve"> Analog Discovery 2 </w:t>
       </w:r>
       <w:r>
-        <w:t>にて記録した。</w:t>
-      </w:r>
-      <w:r>
-        <w:t xml:space="preserve"> </w:t>
-      </w:r>
-      <w:r>
-        <w:t>なお、これらの実験は前述の通り、淡水および塩水の</w:t>
+        <w:t>にて記録した。なお、これらの実験は前述の通り、淡水および塩水の</w:t>
       </w:r>
       <w:r>
         <w:t>2</w:t>
@@ -4690,21 +5294,12 @@
         <w:t>つの環境下で実施した。</w:t>
       </w:r>
     </w:p>
-    <w:p>
-      <w:pPr>
-        <w:rPr>
-          <w:rFonts w:hint="eastAsia"/>
-        </w:rPr>
-      </w:pPr>
-    </w:p>
+    <w:p/>
     <w:p>
       <w:pPr>
         <w:pStyle w:val="3"/>
-        <w:rPr>
-          <w:rFonts w:hint="eastAsia"/>
-        </w:rPr>
-      </w:pPr>
-      <w:bookmarkStart w:id="21" w:name="_Toc219411527"/>
+      </w:pPr>
+      <w:bookmarkStart w:id="22" w:name="_Toc219419790"/>
       <w:r>
         <w:rPr>
           <w:rFonts w:hint="eastAsia"/>
@@ -4729,7 +5324,7 @@
         </w:rPr>
         <w:t>実験結果</w:t>
       </w:r>
-      <w:bookmarkEnd w:id="21"/>
+      <w:bookmarkEnd w:id="22"/>
     </w:p>
     <w:p>
       <w:pPr>
@@ -4739,19 +5334,22 @@
           <w:numId w:val="8"/>
         </w:numPr>
         <w:rPr>
-          <w:rFonts w:hint="eastAsia"/>
-        </w:rPr>
-      </w:pPr>
-      <w:r>
-        <w:rPr>
-          <w:rFonts w:hint="eastAsia"/>
+          <w:b/>
+          <w:bCs/>
+        </w:rPr>
+      </w:pPr>
+      <w:r>
+        <w:rPr>
+          <w:rFonts w:hint="eastAsia"/>
+          <w:b/>
+          <w:bCs/>
         </w:rPr>
         <w:t>基本条件</w:t>
       </w:r>
     </w:p>
     <w:p>
       <w:pPr>
-        <w:ind w:firstLineChars="50" w:firstLine="105"/>
+        <w:ind w:firstLineChars="100" w:firstLine="210"/>
       </w:pPr>
       <w:r>
         <w:rPr>
@@ -4789,7 +5387,7 @@
     </w:p>
     <w:p>
       <w:pPr>
-        <w:ind w:firstLineChars="50" w:firstLine="105"/>
+        <w:ind w:firstLineChars="100" w:firstLine="210"/>
       </w:pPr>
       <w:r>
         <w:rPr>
@@ -4887,7 +5485,7 @@
                     </pic:cNvPicPr>
                   </pic:nvPicPr>
                   <pic:blipFill>
-                    <a:blip r:embed="rId14" cstate="print">
+                    <a:blip r:embed="rId19" cstate="print">
                       <a:extLst>
                         <a:ext uri="{28A0092B-C50C-407E-A947-70E740481C1C}">
                           <a14:useLocalDpi xmlns:a14="http://schemas.microsoft.com/office/drawing/2010/main" val="0"/>
@@ -4940,7 +5538,7 @@
         <w:rPr>
           <w:noProof/>
         </w:rPr>
-        <w:t>7</w:t>
+        <w:t>8</w:t>
       </w:r>
       <w:r>
         <w:fldChar w:fldCharType="end"/>
@@ -4952,13 +5550,7 @@
         <w:t xml:space="preserve">　基本条件におけるセンサ応答波形</w:t>
       </w:r>
     </w:p>
-    <w:p>
-      <w:pPr>
-        <w:rPr>
-          <w:rFonts w:hint="eastAsia"/>
-        </w:rPr>
-      </w:pPr>
-    </w:p>
+    <w:p/>
     <w:p>
       <w:pPr>
         <w:pStyle w:val="a9"/>
@@ -4966,17 +5558,23 @@
           <w:ilvl w:val="0"/>
           <w:numId w:val="8"/>
         </w:numPr>
-      </w:pPr>
-      <w:r>
-        <w:rPr>
-          <w:rFonts w:hint="eastAsia"/>
+        <w:rPr>
+          <w:b/>
+          <w:bCs/>
+        </w:rPr>
+      </w:pPr>
+      <w:r>
+        <w:rPr>
+          <w:rFonts w:hint="eastAsia"/>
+          <w:b/>
+          <w:bCs/>
         </w:rPr>
         <w:t>埋没条件</w:t>
       </w:r>
     </w:p>
     <w:p>
       <w:pPr>
-        <w:ind w:firstLineChars="50" w:firstLine="105"/>
+        <w:ind w:firstLineChars="100" w:firstLine="210"/>
       </w:pPr>
       <w:r>
         <w:rPr>
@@ -5005,10 +5603,7 @@
     </w:p>
     <w:p>
       <w:pPr>
-        <w:ind w:firstLineChars="50" w:firstLine="105"/>
-        <w:rPr>
-          <w:rFonts w:hint="eastAsia"/>
-        </w:rPr>
+        <w:ind w:firstLineChars="100" w:firstLine="210"/>
       </w:pPr>
       <w:r>
         <w:rPr>
@@ -5052,10 +5647,7 @@
     </w:p>
     <w:p>
       <w:pPr>
-        <w:ind w:firstLineChars="50" w:firstLine="105"/>
-        <w:rPr>
-          <w:rFonts w:hint="eastAsia"/>
-        </w:rPr>
+        <w:ind w:firstLineChars="100" w:firstLine="210"/>
       </w:pPr>
       <w:r>
         <w:t>この変化量は、環境ノイズによるベースラインの揺らぎと同程度のレベルであり、信号とノイズの区別が困難である。したがって、本センサの現在の仕様においては、深さ</w:t>
@@ -5095,7 +5687,7 @@
                     </pic:cNvPicPr>
                   </pic:nvPicPr>
                   <pic:blipFill>
-                    <a:blip r:embed="rId15" cstate="print">
+                    <a:blip r:embed="rId20" cstate="print">
                       <a:extLst>
                         <a:ext uri="{28A0092B-C50C-407E-A947-70E740481C1C}">
                           <a14:useLocalDpi xmlns:a14="http://schemas.microsoft.com/office/drawing/2010/main" val="0"/>
@@ -5148,7 +5740,7 @@
         <w:rPr>
           <w:noProof/>
         </w:rPr>
-        <w:t>8</w:t>
+        <w:t>9</w:t>
       </w:r>
       <w:r>
         <w:fldChar w:fldCharType="end"/>
@@ -5178,7 +5770,7 @@
     <w:p/>
     <w:p>
       <w:pPr>
-        <w:ind w:firstLineChars="50" w:firstLine="105"/>
+        <w:ind w:firstLineChars="100" w:firstLine="210"/>
       </w:pPr>
       <w:r>
         <w:rPr>
@@ -5231,7 +5823,7 @@
     </w:p>
     <w:p>
       <w:pPr>
-        <w:ind w:firstLineChars="50" w:firstLine="105"/>
+        <w:ind w:firstLineChars="100" w:firstLine="210"/>
       </w:pPr>
       <w:r>
         <w:rPr>
@@ -5248,7 +5840,7 @@
     </w:p>
     <w:p>
       <w:pPr>
-        <w:ind w:firstLineChars="50" w:firstLine="105"/>
+        <w:ind w:firstLineChars="100" w:firstLine="210"/>
       </w:pPr>
       <w:r>
         <w:t>信号の強度は基本条件（約</w:t>
@@ -5274,7 +5866,7 @@
     </w:p>
     <w:p>
       <w:pPr>
-        <w:ind w:firstLineChars="50" w:firstLine="105"/>
+        <w:ind w:firstLineChars="100" w:firstLine="210"/>
       </w:pPr>
       <w:r>
         <w:rPr>
@@ -5317,7 +5909,7 @@
                     <pic:cNvPicPr/>
                   </pic:nvPicPr>
                   <pic:blipFill>
-                    <a:blip r:embed="rId16" cstate="print">
+                    <a:blip r:embed="rId21" cstate="print">
                       <a:extLst>
                         <a:ext uri="{28A0092B-C50C-407E-A947-70E740481C1C}">
                           <a14:useLocalDpi xmlns:a14="http://schemas.microsoft.com/office/drawing/2010/main" val="0"/>
@@ -5348,9 +5940,6 @@
       <w:pPr>
         <w:pStyle w:val="af2"/>
         <w:jc w:val="center"/>
-        <w:rPr>
-          <w:rFonts w:hint="eastAsia"/>
-        </w:rPr>
       </w:pPr>
       <w:r>
         <w:t xml:space="preserve">図 </w:t>
@@ -5368,7 +5957,7 @@
         <w:rPr>
           <w:noProof/>
         </w:rPr>
-        <w:t>9</w:t>
+        <w:t>10</w:t>
       </w:r>
       <w:r>
         <w:fldChar w:fldCharType="end"/>
@@ -5402,17 +5991,23 @@
           <w:ilvl w:val="0"/>
           <w:numId w:val="8"/>
         </w:numPr>
-      </w:pPr>
-      <w:r>
-        <w:rPr>
-          <w:rFonts w:hint="eastAsia"/>
+        <w:rPr>
+          <w:b/>
+          <w:bCs/>
+        </w:rPr>
+      </w:pPr>
+      <w:r>
+        <w:rPr>
+          <w:rFonts w:hint="eastAsia"/>
+          <w:b/>
+          <w:bCs/>
         </w:rPr>
         <w:t>オフセット条件</w:t>
       </w:r>
     </w:p>
     <w:p>
       <w:pPr>
-        <w:ind w:firstLineChars="50" w:firstLine="105"/>
+        <w:ind w:firstLineChars="100" w:firstLine="210"/>
       </w:pPr>
       <w:r>
         <w:rPr>
@@ -5453,7 +6048,7 @@
     </w:p>
     <w:p>
       <w:pPr>
-        <w:ind w:firstLineChars="50" w:firstLine="105"/>
+        <w:ind w:firstLineChars="100" w:firstLine="210"/>
       </w:pPr>
       <w:r>
         <w:rPr>
@@ -5521,7 +6116,7 @@
                     <pic:cNvPicPr/>
                   </pic:nvPicPr>
                   <pic:blipFill>
-                    <a:blip r:embed="rId17" cstate="print">
+                    <a:blip r:embed="rId22" cstate="print">
                       <a:extLst>
                         <a:ext uri="{28A0092B-C50C-407E-A947-70E740481C1C}">
                           <a14:useLocalDpi xmlns:a14="http://schemas.microsoft.com/office/drawing/2010/main" val="0"/>
@@ -5569,7 +6164,7 @@
         <w:rPr>
           <w:noProof/>
         </w:rPr>
-        <w:t>10</w:t>
+        <w:t>11</w:t>
       </w:r>
       <w:r>
         <w:fldChar w:fldCharType="end"/>
@@ -5599,10 +6194,7 @@
     <w:p/>
     <w:p>
       <w:pPr>
-        <w:ind w:firstLineChars="50" w:firstLine="105"/>
-        <w:rPr>
-          <w:rFonts w:hint="eastAsia"/>
-        </w:rPr>
+        <w:ind w:firstLineChars="100" w:firstLine="210"/>
       </w:pPr>
       <w:r>
         <w:rPr>
@@ -5691,7 +6283,7 @@
                     <pic:cNvPicPr/>
                   </pic:nvPicPr>
                   <pic:blipFill>
-                    <a:blip r:embed="rId18" cstate="print">
+                    <a:blip r:embed="rId23" cstate="print">
                       <a:extLst>
                         <a:ext uri="{28A0092B-C50C-407E-A947-70E740481C1C}">
                           <a14:useLocalDpi xmlns:a14="http://schemas.microsoft.com/office/drawing/2010/main" val="0"/>
@@ -5739,7 +6331,7 @@
         <w:rPr>
           <w:noProof/>
         </w:rPr>
-        <w:t>11</w:t>
+        <w:t>12</w:t>
       </w:r>
       <w:r>
         <w:fldChar w:fldCharType="end"/>
@@ -5767,13 +6359,7 @@
       </w:r>
     </w:p>
     <w:p/>
-    <w:p>
-      <w:pPr>
-        <w:rPr>
-          <w:rFonts w:hint="eastAsia"/>
-        </w:rPr>
-      </w:pPr>
-    </w:p>
+    <w:p/>
     <w:p>
       <w:pPr>
         <w:pStyle w:val="a9"/>
@@ -5781,23 +6367,31 @@
           <w:ilvl w:val="0"/>
           <w:numId w:val="8"/>
         </w:numPr>
-      </w:pPr>
-      <w:r>
-        <w:rPr>
-          <w:rFonts w:hint="eastAsia"/>
+        <w:rPr>
+          <w:b/>
+          <w:bCs/>
+        </w:rPr>
+      </w:pPr>
+      <w:r>
+        <w:rPr>
+          <w:rFonts w:hint="eastAsia"/>
+          <w:b/>
+          <w:bCs/>
         </w:rPr>
         <w:t>対照</w:t>
       </w:r>
       <w:r>
         <w:rPr>
           <w:rFonts w:hint="eastAsia"/>
+          <w:b/>
+          <w:bCs/>
         </w:rPr>
         <w:t>実験</w:t>
       </w:r>
     </w:p>
     <w:p>
       <w:pPr>
-        <w:ind w:firstLineChars="50" w:firstLine="105"/>
+        <w:ind w:firstLineChars="100" w:firstLine="210"/>
       </w:pPr>
       <w:r>
         <w:rPr>
@@ -5826,7 +6420,7 @@
     </w:p>
     <w:p>
       <w:pPr>
-        <w:ind w:firstLineChars="50" w:firstLine="105"/>
+        <w:ind w:firstLineChars="100" w:firstLine="210"/>
       </w:pPr>
       <w:r>
         <w:t>この結果は、本センサが物体の「形状」や「存在」そのものではなく、導電体である「金属」の材質特性のみを選択的に検出していることを裏付けている。これは、岩石やゴミ</w:t>
@@ -5866,7 +6460,7 @@
                     <pic:cNvPicPr/>
                   </pic:nvPicPr>
                   <pic:blipFill>
-                    <a:blip r:embed="rId19" cstate="print">
+                    <a:blip r:embed="rId24" cstate="print">
                       <a:extLst>
                         <a:ext uri="{28A0092B-C50C-407E-A947-70E740481C1C}">
                           <a14:useLocalDpi xmlns:a14="http://schemas.microsoft.com/office/drawing/2010/main" val="0"/>
@@ -5897,9 +6491,6 @@
       <w:pPr>
         <w:pStyle w:val="af2"/>
         <w:jc w:val="center"/>
-        <w:rPr>
-          <w:rFonts w:hint="eastAsia"/>
-        </w:rPr>
       </w:pPr>
       <w:r>
         <w:t xml:space="preserve">図 </w:t>
@@ -5917,7 +6508,7 @@
         <w:rPr>
           <w:noProof/>
         </w:rPr>
-        <w:t>12</w:t>
+        <w:t>13</w:t>
       </w:r>
       <w:r>
         <w:fldChar w:fldCharType="end"/>
@@ -5941,13 +6532,7 @@
         <w:t>波形</w:t>
       </w:r>
     </w:p>
-    <w:p>
-      <w:pPr>
-        <w:rPr>
-          <w:rFonts w:hint="eastAsia"/>
-        </w:rPr>
-      </w:pPr>
-    </w:p>
+    <w:p/>
     <w:p>
       <w:pPr>
         <w:pStyle w:val="a9"/>
@@ -5955,17 +6540,23 @@
           <w:ilvl w:val="0"/>
           <w:numId w:val="8"/>
         </w:numPr>
-      </w:pPr>
-      <w:r>
-        <w:rPr>
-          <w:rFonts w:hint="eastAsia"/>
+        <w:rPr>
+          <w:b/>
+          <w:bCs/>
+        </w:rPr>
+      </w:pPr>
+      <w:r>
+        <w:rPr>
+          <w:rFonts w:hint="eastAsia"/>
+          <w:b/>
+          <w:bCs/>
         </w:rPr>
         <w:t>何もなし</w:t>
       </w:r>
     </w:p>
     <w:p>
       <w:pPr>
-        <w:ind w:firstLineChars="50" w:firstLine="105"/>
+        <w:ind w:firstLineChars="100" w:firstLine="210"/>
       </w:pPr>
       <w:r>
         <w:rPr>
@@ -6006,7 +6597,7 @@
                     <pic:cNvPicPr/>
                   </pic:nvPicPr>
                   <pic:blipFill>
-                    <a:blip r:embed="rId20" cstate="print">
+                    <a:blip r:embed="rId25" cstate="print">
                       <a:extLst>
                         <a:ext uri="{28A0092B-C50C-407E-A947-70E740481C1C}">
                           <a14:useLocalDpi xmlns:a14="http://schemas.microsoft.com/office/drawing/2010/main" val="0"/>
@@ -6054,7 +6645,7 @@
         <w:rPr>
           <w:noProof/>
         </w:rPr>
-        <w:t>13</w:t>
+        <w:t>14</w:t>
       </w:r>
       <w:r>
         <w:fldChar w:fldCharType="end"/>
@@ -6074,20 +6665,19 @@
     <w:p>
       <w:pPr>
         <w:pStyle w:val="3"/>
-        <w:rPr>
-          <w:rFonts w:hint="eastAsia"/>
-        </w:rPr>
-      </w:pPr>
+      </w:pPr>
+      <w:bookmarkStart w:id="23" w:name="_Toc219419791"/>
       <w:r>
         <w:rPr>
           <w:rFonts w:hint="eastAsia"/>
         </w:rPr>
         <w:t>3.2.3　人工海水での実験結果</w:t>
       </w:r>
-    </w:p>
-    <w:p>
-      <w:pPr>
-        <w:ind w:firstLineChars="50" w:firstLine="105"/>
+      <w:bookmarkEnd w:id="23"/>
+    </w:p>
+    <w:p>
+      <w:pPr>
+        <w:ind w:firstLineChars="100" w:firstLine="210"/>
       </w:pPr>
       <w:r>
         <w:rPr>
@@ -6116,10 +6706,7 @@
     </w:p>
     <w:p>
       <w:pPr>
-        <w:ind w:firstLineChars="50" w:firstLine="105"/>
-        <w:rPr>
-          <w:rFonts w:hint="eastAsia"/>
-        </w:rPr>
+        <w:ind w:firstLineChars="100" w:firstLine="210"/>
       </w:pPr>
       <w:r>
         <w:rPr>
@@ -6196,7 +6783,7 @@
     </w:p>
     <w:p>
       <w:pPr>
-        <w:ind w:firstLineChars="50" w:firstLine="105"/>
+        <w:ind w:firstLineChars="100" w:firstLine="210"/>
       </w:pPr>
       <w:r>
         <w:rPr>
@@ -6234,7 +6821,7 @@
                     </pic:cNvPicPr>
                   </pic:nvPicPr>
                   <pic:blipFill>
-                    <a:blip r:embed="rId21" cstate="print">
+                    <a:blip r:embed="rId26" cstate="print">
                       <a:extLst>
                         <a:ext uri="{28A0092B-C50C-407E-A947-70E740481C1C}">
                           <a14:useLocalDpi xmlns:a14="http://schemas.microsoft.com/office/drawing/2010/main" val="0"/>
@@ -6287,7 +6874,7 @@
         <w:rPr>
           <w:noProof/>
         </w:rPr>
-        <w:t>14</w:t>
+        <w:t>15</w:t>
       </w:r>
       <w:r>
         <w:fldChar w:fldCharType="end"/>
@@ -6319,16 +6906,15 @@
     <w:p>
       <w:pPr>
         <w:pStyle w:val="3"/>
-        <w:rPr>
-          <w:rFonts w:hint="eastAsia"/>
-        </w:rPr>
-      </w:pPr>
+      </w:pPr>
+      <w:bookmarkStart w:id="24" w:name="_Toc219419792"/>
       <w:r>
         <w:rPr>
           <w:rFonts w:hint="eastAsia"/>
         </w:rPr>
         <w:t>3.2.4　水槽実験の小括</w:t>
       </w:r>
+      <w:bookmarkEnd w:id="24"/>
     </w:p>
     <w:p>
       <w:pPr>
@@ -6337,10 +6923,16 @@
           <w:ilvl w:val="0"/>
           <w:numId w:val="9"/>
         </w:numPr>
-      </w:pPr>
-      <w:r>
-        <w:rPr>
-          <w:rFonts w:hint="eastAsia"/>
+        <w:rPr>
+          <w:b/>
+          <w:bCs/>
+        </w:rPr>
+      </w:pPr>
+      <w:r>
+        <w:rPr>
+          <w:rFonts w:hint="eastAsia"/>
+          <w:b/>
+          <w:bCs/>
         </w:rPr>
         <w:t>金属検知能力と環境依存性</w:t>
       </w:r>
@@ -6348,9 +6940,6 @@
     <w:p>
       <w:pPr>
         <w:ind w:firstLineChars="100" w:firstLine="210"/>
-        <w:rPr>
-          <w:rFonts w:hint="eastAsia"/>
-        </w:rPr>
       </w:pPr>
       <w:r>
         <w:rPr>
@@ -6372,10 +6961,16 @@
           <w:ilvl w:val="0"/>
           <w:numId w:val="9"/>
         </w:numPr>
-      </w:pPr>
-      <w:r>
-        <w:rPr>
-          <w:rFonts w:hint="eastAsia"/>
+        <w:rPr>
+          <w:b/>
+          <w:bCs/>
+        </w:rPr>
+      </w:pPr>
+      <w:r>
+        <w:rPr>
+          <w:rFonts w:hint="eastAsia"/>
+          <w:b/>
+          <w:bCs/>
         </w:rPr>
         <w:t>埋没物の検知限界</w:t>
       </w:r>
@@ -6383,9 +6978,6 @@
     <w:p>
       <w:pPr>
         <w:ind w:firstLineChars="100" w:firstLine="210"/>
-        <w:rPr>
-          <w:rFonts w:hint="eastAsia"/>
-        </w:rPr>
       </w:pPr>
       <w:r>
         <w:rPr>
@@ -6400,13 +6992,7 @@
         <w:t>程度の浅い埋没状態であれば検知可能である。しかし、人工海水環境下においては、前述の減衰効果により信号がノイズレベルまで低下し、同深度での検知は困難であった。これにより、実海域で埋没物を探査するためには、センサ出力の増強等の改良が必要であることが明らかとなった。</w:t>
       </w:r>
     </w:p>
-    <w:p>
-      <w:pPr>
-        <w:rPr>
-          <w:rFonts w:hint="eastAsia"/>
-        </w:rPr>
-      </w:pPr>
-    </w:p>
+    <w:p/>
     <w:p>
       <w:pPr>
         <w:pStyle w:val="a9"/>
@@ -6414,17 +7000,23 @@
           <w:ilvl w:val="0"/>
           <w:numId w:val="9"/>
         </w:numPr>
-      </w:pPr>
-      <w:r>
-        <w:rPr>
-          <w:rFonts w:hint="eastAsia"/>
+        <w:rPr>
+          <w:b/>
+          <w:bCs/>
+        </w:rPr>
+      </w:pPr>
+      <w:r>
+        <w:rPr>
+          <w:rFonts w:hint="eastAsia"/>
+          <w:b/>
+          <w:bCs/>
         </w:rPr>
         <w:t>有効検知範囲</w:t>
       </w:r>
     </w:p>
     <w:p>
       <w:pPr>
-        <w:ind w:firstLineChars="50" w:firstLine="105"/>
+        <w:ind w:firstLineChars="100" w:firstLine="210"/>
       </w:pPr>
       <w:r>
         <w:rPr>
@@ -6445,13 +7037,7 @@
         <w:t>離れると反応しなくなる。したがって、探査時のスイープ幅（走査間隔）は、センサ直径と同程度以下に設定する必要がある。</w:t>
       </w:r>
     </w:p>
-    <w:p>
-      <w:pPr>
-        <w:rPr>
-          <w:rFonts w:hint="eastAsia"/>
-        </w:rPr>
-      </w:pPr>
-    </w:p>
+    <w:p/>
     <w:p>
       <w:pPr>
         <w:pStyle w:val="a9"/>
@@ -6459,23 +7045,45 @@
           <w:ilvl w:val="0"/>
           <w:numId w:val="9"/>
         </w:numPr>
-      </w:pPr>
-      <w:r>
-        <w:rPr>
-          <w:rFonts w:hint="eastAsia"/>
+        <w:rPr>
+          <w:b/>
+          <w:bCs/>
+        </w:rPr>
+      </w:pPr>
+      <w:r>
+        <w:rPr>
+          <w:rFonts w:hint="eastAsia"/>
+          <w:b/>
+          <w:bCs/>
         </w:rPr>
         <w:t>材質識別能力</w:t>
       </w:r>
     </w:p>
     <w:p>
       <w:pPr>
+        <w:ind w:firstLineChars="100" w:firstLine="210"/>
+      </w:pPr>
+      <w:r>
+        <w:rPr>
+          <w:rFonts w:hint="eastAsia"/>
+        </w:rPr>
+        <w:t>非金属であるアクリル板には一切反応せず、金属のみを選択的に検出できる特性が確認された。これは、岩石等の障害物が存在する海底において金属ゴミのみを識別する上で極めて有用な特性である。</w:t>
+      </w:r>
+    </w:p>
+    <w:p>
+      <w:pPr>
         <w:ind w:firstLineChars="50" w:firstLine="105"/>
       </w:pPr>
-      <w:r>
-        <w:rPr>
-          <w:rFonts w:hint="eastAsia"/>
-        </w:rPr>
-        <w:t>非金属であるアクリル板には一切反応せず、金属のみを選択的に検出できる特性が確認された。これは、岩石等の障害物が存在する海底において金属ゴミのみを識別する上で極めて有用な特性である。</w:t>
+    </w:p>
+    <w:p>
+      <w:pPr>
+        <w:ind w:firstLineChars="100" w:firstLine="210"/>
+      </w:pPr>
+      <w:r>
+        <w:rPr>
+          <w:rFonts w:hint="eastAsia"/>
+        </w:rPr>
+        <w:t>以上の結果より、本センサは「露出した金属」の探査には十分適用可能であるが、「海水中の埋没ゴミ」を発見するには性能向上が不可欠であると結論付けた。</w:t>
       </w:r>
     </w:p>
     <w:p>
@@ -6485,83 +7093,896 @@
     </w:p>
     <w:p>
       <w:pPr>
+        <w:pStyle w:val="2"/>
+      </w:pPr>
+      <w:bookmarkStart w:id="25" w:name="_Toc219419793"/>
+      <w:r>
+        <w:rPr>
+          <w:rFonts w:hint="eastAsia"/>
+        </w:rPr>
+        <w:t xml:space="preserve">3.3　</w:t>
+      </w:r>
+      <w:r>
+        <w:rPr>
+          <w:rFonts w:hint="eastAsia"/>
+        </w:rPr>
+        <w:t>実験</w:t>
+      </w:r>
+      <w:r>
+        <w:t>2：プールを用いたシステム動作検証</w:t>
+      </w:r>
+      <w:bookmarkEnd w:id="25"/>
+    </w:p>
+    <w:p>
+      <w:pPr>
+        <w:pStyle w:val="3"/>
+      </w:pPr>
+      <w:bookmarkStart w:id="26" w:name="_Toc219419794"/>
+      <w:r>
+        <w:rPr>
+          <w:rFonts w:hint="eastAsia"/>
+        </w:rPr>
+        <w:t>3.3.1　実験方法</w:t>
+      </w:r>
+      <w:bookmarkEnd w:id="26"/>
+    </w:p>
+    <w:p>
+      <w:pPr>
+        <w:ind w:firstLineChars="100" w:firstLine="210"/>
+      </w:pPr>
+      <w:r>
+        <w:rPr>
+          <w:rFonts w:hint="eastAsia"/>
+        </w:rPr>
+        <w:t>水槽実験によるセンサ単体の評価に続き、システム全体としての動作確認を行うため、学校内のプールにて実機を用いた走行および探査実験を行った。</w:t>
+      </w:r>
+      <w:r>
+        <w:t xml:space="preserve"> </w:t>
+      </w:r>
+    </w:p>
+    <w:p>
+      <w:pPr>
+        <w:ind w:firstLineChars="100" w:firstLine="210"/>
+        <w:rPr>
+          <w:rFonts w:ascii="Segoe UI Emoji" w:hAnsi="Segoe UI Emoji" w:cs="Segoe UI Emoji"/>
+        </w:rPr>
+      </w:pPr>
+      <w:r>
+        <w:t>実験構成として、第</w:t>
+      </w:r>
+      <w:r>
+        <w:t>2</w:t>
+      </w:r>
+      <w:r>
+        <w:t>章で述べた水中ドローンの下部に、プラスチック球に封入した電磁センサを固定した。ドローンの制御およびセンサデータの取得は、プールサイドに設置した</w:t>
+      </w:r>
+      <w:r>
+        <w:t>PC</w:t>
+      </w:r>
+      <w:r>
+        <w:t>から有線</w:t>
+      </w:r>
+      <w:r>
+        <w:rPr>
+          <w:rFonts w:hint="eastAsia"/>
+        </w:rPr>
+        <w:t>接続</w:t>
+      </w:r>
+      <w:r>
+        <w:t>で行った。</w:t>
+      </w:r>
+      <w:r>
+        <w:rPr>
+          <w:rFonts w:hint="eastAsia"/>
+        </w:rPr>
+        <w:t>図</w:t>
+      </w:r>
+      <w:r>
+        <w:rPr>
+          <w:rFonts w:ascii="Segoe UI Emoji" w:hAnsi="Segoe UI Emoji" w:cs="Segoe UI Emoji" w:hint="eastAsia"/>
+        </w:rPr>
+        <w:t>🔴</w:t>
+      </w:r>
+      <w:r>
+        <w:rPr>
+          <w:rFonts w:ascii="Segoe UI Emoji" w:hAnsi="Segoe UI Emoji" w:cs="Segoe UI Emoji" w:hint="eastAsia"/>
+        </w:rPr>
+        <w:t>にセンサを取り付けた水中ドローンの画像を示す。</w:t>
+      </w:r>
+    </w:p>
+    <w:p>
+      <w:pPr>
+        <w:keepNext/>
+        <w:widowControl/>
+        <w:spacing w:after="0" w:line="240" w:lineRule="auto"/>
+        <w:jc w:val="center"/>
+      </w:pPr>
+      <w:r>
+        <w:rPr>
+          <w:rFonts w:ascii="ＭＳ Ｐゴシック" w:eastAsia="ＭＳ Ｐゴシック" w:hAnsi="ＭＳ Ｐゴシック" w:cs="ＭＳ Ｐゴシック"/>
+          <w:noProof/>
+          <w:kern w:val="0"/>
+          <w:sz w:val="24"/>
+          <w14:ligatures w14:val="none"/>
+        </w:rPr>
+        <w:drawing>
+          <wp:inline distT="0" distB="0" distL="0" distR="0" wp14:anchorId="6C4C78D6" wp14:editId="01293FD1">
+            <wp:extent cx="3244850" cy="2434775"/>
+            <wp:effectExtent l="0" t="0" r="0" b="3810"/>
+            <wp:docPr id="184963997" name="図 1" descr="屋外, 自転車, 座る, 駐車 が含まれている画像&#10;&#10;AI 生成コンテンツは誤りを含む可能性があります。"/>
+            <wp:cNvGraphicFramePr>
+              <a:graphicFrameLocks xmlns:a="http://schemas.openxmlformats.org/drawingml/2006/main" noChangeAspect="1"/>
+            </wp:cNvGraphicFramePr>
+            <a:graphic xmlns:a="http://schemas.openxmlformats.org/drawingml/2006/main">
+              <a:graphicData uri="http://schemas.openxmlformats.org/drawingml/2006/picture">
+                <pic:pic xmlns:pic="http://schemas.openxmlformats.org/drawingml/2006/picture">
+                  <pic:nvPicPr>
+                    <pic:cNvPr id="184963997" name="図 1" descr="屋外, 自転車, 座る, 駐車 が含まれている画像&#10;&#10;AI 生成コンテンツは誤りを含む可能性があります。"/>
+                    <pic:cNvPicPr>
+                      <a:picLocks noChangeAspect="1" noChangeArrowheads="1"/>
+                    </pic:cNvPicPr>
+                  </pic:nvPicPr>
+                  <pic:blipFill>
+                    <a:blip r:embed="rId27" cstate="print">
+                      <a:extLst>
+                        <a:ext uri="{28A0092B-C50C-407E-A947-70E740481C1C}">
+                          <a14:useLocalDpi xmlns:a14="http://schemas.microsoft.com/office/drawing/2010/main" val="0"/>
+                        </a:ext>
+                      </a:extLst>
+                    </a:blip>
+                    <a:srcRect/>
+                    <a:stretch>
+                      <a:fillRect/>
+                    </a:stretch>
+                  </pic:blipFill>
+                  <pic:spPr bwMode="auto">
+                    <a:xfrm>
+                      <a:off x="0" y="0"/>
+                      <a:ext cx="3257285" cy="2444106"/>
+                    </a:xfrm>
+                    <a:prstGeom prst="rect">
+                      <a:avLst/>
+                    </a:prstGeom>
+                    <a:noFill/>
+                    <a:ln>
+                      <a:noFill/>
+                    </a:ln>
+                  </pic:spPr>
+                </pic:pic>
+              </a:graphicData>
+            </a:graphic>
+          </wp:inline>
+        </w:drawing>
+      </w:r>
+    </w:p>
+    <w:p>
+      <w:pPr>
+        <w:pStyle w:val="af2"/>
+        <w:jc w:val="center"/>
+        <w:rPr>
+          <w:rFonts w:ascii="ＭＳ Ｐゴシック" w:eastAsia="ＭＳ Ｐゴシック" w:hAnsi="ＭＳ Ｐゴシック" w:cs="ＭＳ Ｐゴシック"/>
+          <w:kern w:val="0"/>
+          <w:sz w:val="24"/>
+          <w14:ligatures w14:val="none"/>
+        </w:rPr>
+      </w:pPr>
+      <w:r>
+        <w:t xml:space="preserve">図 </w:t>
+      </w:r>
+      <w:r>
+        <w:fldChar w:fldCharType="begin"/>
+      </w:r>
+      <w:r>
+        <w:instrText xml:space="preserve"> SEQ 図 \* ARABIC </w:instrText>
+      </w:r>
+      <w:r>
+        <w:fldChar w:fldCharType="separate"/>
+      </w:r>
+      <w:r>
+        <w:rPr>
+          <w:noProof/>
+        </w:rPr>
+        <w:t>16</w:t>
+      </w:r>
+      <w:r>
+        <w:fldChar w:fldCharType="end"/>
+      </w:r>
+      <w:r>
+        <w:rPr>
+          <w:rFonts w:hint="eastAsia"/>
+        </w:rPr>
+        <w:t xml:space="preserve">　電磁センサを取り付けた水中ドローン</w:t>
+      </w:r>
+    </w:p>
+    <w:p>
+      <w:pPr>
         <w:ind w:firstLineChars="50" w:firstLine="105"/>
-      </w:pPr>
-      <w:r>
-        <w:rPr>
-          <w:rFonts w:hint="eastAsia"/>
-        </w:rPr>
-        <w:t>以上の結果より、本センサは「露出した金属」の探査には十分適用可能であるが、「海水中の埋没ゴミ」を発見するには性能向上が不可欠であると結論付けた。</w:t>
+        <w:rPr>
+          <w:rFonts w:ascii="Segoe UI Emoji" w:hAnsi="Segoe UI Emoji" w:cs="Segoe UI Emoji"/>
+        </w:rPr>
+      </w:pPr>
+    </w:p>
+    <w:p>
+      <w:pPr>
+        <w:ind w:firstLineChars="100" w:firstLine="210"/>
+        <w:rPr>
+          <w:rFonts w:ascii="Segoe UI Emoji" w:hAnsi="Segoe UI Emoji" w:cs="Segoe UI Emoji"/>
+        </w:rPr>
+      </w:pPr>
+      <w:r>
+        <w:rPr>
+          <w:rFonts w:ascii="Segoe UI Emoji" w:hAnsi="Segoe UI Emoji" w:cs="Segoe UI Emoji" w:hint="eastAsia"/>
+        </w:rPr>
+        <w:lastRenderedPageBreak/>
+        <w:t>検出対象には、水槽実験と同様の</w:t>
+      </w:r>
+      <w:r>
+        <w:rPr>
+          <w:rFonts w:ascii="Segoe UI Emoji" w:hAnsi="Segoe UI Emoji" w:cs="Segoe UI Emoji"/>
+        </w:rPr>
+        <w:t xml:space="preserve"> </w:t>
+      </w:r>
+      <w:r>
+        <w:rPr>
+          <w:rFonts w:ascii="Segoe UI Emoji" w:hAnsi="Segoe UI Emoji" w:cs="Segoe UI Emoji"/>
+        </w:rPr>
+        <w:t>縦</w:t>
+      </w:r>
+      <w:r>
+        <w:rPr>
+          <w:rFonts w:ascii="Segoe UI Emoji" w:hAnsi="Segoe UI Emoji" w:cs="Segoe UI Emoji"/>
+        </w:rPr>
+        <w:t xml:space="preserve"> 150 mm × </w:t>
+      </w:r>
+      <w:r>
+        <w:rPr>
+          <w:rFonts w:ascii="Segoe UI Emoji" w:hAnsi="Segoe UI Emoji" w:cs="Segoe UI Emoji"/>
+        </w:rPr>
+        <w:t>横</w:t>
+      </w:r>
+      <w:r>
+        <w:rPr>
+          <w:rFonts w:ascii="Segoe UI Emoji" w:hAnsi="Segoe UI Emoji" w:cs="Segoe UI Emoji"/>
+        </w:rPr>
+        <w:t xml:space="preserve"> 150 mm × </w:t>
+      </w:r>
+      <w:r>
+        <w:rPr>
+          <w:rFonts w:ascii="Segoe UI Emoji" w:hAnsi="Segoe UI Emoji" w:cs="Segoe UI Emoji"/>
+        </w:rPr>
+        <w:t>厚さ</w:t>
+      </w:r>
+      <w:r>
+        <w:rPr>
+          <w:rFonts w:ascii="Segoe UI Emoji" w:hAnsi="Segoe UI Emoji" w:cs="Segoe UI Emoji"/>
+        </w:rPr>
+        <w:t xml:space="preserve"> 5 mm </w:t>
+      </w:r>
+      <w:r>
+        <w:rPr>
+          <w:rFonts w:ascii="Segoe UI Emoji" w:hAnsi="Segoe UI Emoji" w:cs="Segoe UI Emoji"/>
+        </w:rPr>
+        <w:t>の鉄板</w:t>
+      </w:r>
+      <w:r>
+        <w:rPr>
+          <w:rFonts w:ascii="Segoe UI Emoji" w:hAnsi="Segoe UI Emoji" w:cs="Segoe UI Emoji"/>
+        </w:rPr>
+        <w:t xml:space="preserve"> </w:t>
+      </w:r>
+      <w:r>
+        <w:rPr>
+          <w:rFonts w:ascii="Segoe UI Emoji" w:hAnsi="Segoe UI Emoji" w:cs="Segoe UI Emoji"/>
+        </w:rPr>
+        <w:t>を使用し、これをプールの底面（コンクリート上）に設置した。</w:t>
+      </w:r>
+      <w:r>
+        <w:rPr>
+          <w:rFonts w:ascii="Segoe UI Emoji" w:hAnsi="Segoe UI Emoji" w:cs="Segoe UI Emoji"/>
+        </w:rPr>
+        <w:t xml:space="preserve"> </w:t>
+      </w:r>
+      <w:r>
+        <w:rPr>
+          <w:rFonts w:ascii="Segoe UI Emoji" w:hAnsi="Segoe UI Emoji" w:cs="Segoe UI Emoji"/>
+        </w:rPr>
+        <w:t>実験手順として、ドローンを水面から潜行させ、ターゲットが設置された底部付近を航行させて通過させた際のセンサ出力を記録した。</w:t>
+      </w:r>
+    </w:p>
+    <w:p>
+      <w:pPr>
+        <w:pStyle w:val="3"/>
+      </w:pPr>
+      <w:bookmarkStart w:id="27" w:name="_Toc219419795"/>
+      <w:r>
+        <w:rPr>
+          <w:rFonts w:hint="eastAsia"/>
+        </w:rPr>
+        <w:t>3.3.2　実験結果および考察</w:t>
+      </w:r>
+      <w:bookmarkEnd w:id="27"/>
+    </w:p>
+    <w:p>
+      <w:pPr>
+        <w:pStyle w:val="a9"/>
+        <w:numPr>
+          <w:ilvl w:val="0"/>
+          <w:numId w:val="10"/>
+        </w:numPr>
+        <w:rPr>
+          <w:b/>
+          <w:bCs/>
+        </w:rPr>
+      </w:pPr>
+      <w:r>
+        <w:rPr>
+          <w:rFonts w:hint="eastAsia"/>
+          <w:b/>
+          <w:bCs/>
+        </w:rPr>
+        <w:t>スラスタノイズの影響</w:t>
       </w:r>
     </w:p>
     <w:p>
       <w:pPr>
         <w:ind w:firstLineChars="50" w:firstLine="105"/>
       </w:pPr>
-    </w:p>
-    <w:p>
-      <w:pPr>
-        <w:pStyle w:val="2"/>
-        <w:rPr>
-          <w:rFonts w:hint="eastAsia"/>
-        </w:rPr>
-      </w:pPr>
-      <w:r>
-        <w:rPr>
-          <w:rFonts w:hint="eastAsia"/>
-        </w:rPr>
-        <w:t xml:space="preserve">3.3　</w:t>
-      </w:r>
-      <w:r>
-        <w:rPr>
-          <w:rFonts w:hint="eastAsia"/>
-        </w:rPr>
-        <w:t>実験</w:t>
-      </w:r>
-      <w:r>
-        <w:t>2：プールを用いたシステム動作検証</w:t>
+      <w:r>
+        <w:rPr>
+          <w:rFonts w:hint="eastAsia"/>
+        </w:rPr>
+        <w:t>ドローンを潜行・浮上、および前後進させるためにスラスタを高出力で回転させた状態でセンサ出力をモニタリングしたが、波形に著しい乱れやスパイク状のノイズは観測されなかった。</w:t>
       </w:r>
     </w:p>
     <w:p>
       <w:pPr>
         <w:ind w:firstLineChars="50" w:firstLine="105"/>
+        <w:rPr>
+          <w:rFonts w:hint="eastAsia"/>
+        </w:rPr>
+      </w:pPr>
+      <w:r>
+        <w:t>これは、モータの駆動周波数や、</w:t>
+      </w:r>
+      <w:r>
+        <w:t>Arduino</w:t>
+      </w:r>
+      <w:r>
+        <w:t>等の制御回路から発生する電磁ノイズが、本センサの動作周波数帯域と干渉しなかったためと考えられる。これにより、ドローン航行中であってもセンサ信号の</w:t>
+      </w:r>
+      <w:r>
+        <w:t>S/N</w:t>
+      </w:r>
+      <w:r>
+        <w:t>比（信号対雑音比）は十分に維持されることが確認された。</w:t>
+      </w:r>
+    </w:p>
+    <w:p>
+      <w:pPr>
+        <w:pStyle w:val="a9"/>
+        <w:numPr>
+          <w:ilvl w:val="0"/>
+          <w:numId w:val="10"/>
+        </w:numPr>
+        <w:rPr>
+          <w:rFonts w:hint="eastAsia"/>
+          <w:b/>
+          <w:bCs/>
+        </w:rPr>
+      </w:pPr>
+      <w:r>
+        <w:rPr>
+          <w:rFonts w:hint="eastAsia"/>
+          <w:b/>
+          <w:bCs/>
+        </w:rPr>
+        <w:t>金属検知の結果</w:t>
+      </w:r>
+    </w:p>
+    <w:p>
+      <w:pPr>
+        <w:ind w:firstLineChars="100" w:firstLine="210"/>
+      </w:pPr>
+      <w:r>
+        <w:rPr>
+          <w:rFonts w:hint="eastAsia"/>
+        </w:rPr>
+        <w:t>ドローンを操作し、プール底の鉄板の上を通過させた際の測定結果を図</w:t>
+      </w:r>
+      <w:r>
+        <w:rPr>
+          <w:rFonts w:ascii="Segoe UI Emoji" w:hAnsi="Segoe UI Emoji" w:cs="Segoe UI Emoji" w:hint="eastAsia"/>
+        </w:rPr>
+        <w:t>🔴</w:t>
+      </w:r>
+      <w:r>
+        <w:t>に示す。</w:t>
+      </w:r>
+      <w:r>
+        <w:t xml:space="preserve"> </w:t>
+      </w:r>
+      <w:r>
+        <w:t>グラフの横軸は時間、縦軸は電圧を表している。</w:t>
+      </w:r>
+    </w:p>
+    <w:p>
+      <w:pPr>
+        <w:ind w:firstLineChars="100" w:firstLine="210"/>
+      </w:pPr>
+      <w:r>
+        <w:t>図の通り、ドローンがターゲットに接近・通過したタイミング（グラフ後半）において、電圧値がベースライン（約</w:t>
+      </w:r>
+      <w:r>
+        <w:t xml:space="preserve"> 0 mV </w:t>
+      </w:r>
+      <w:r>
+        <w:t>付近）から</w:t>
+      </w:r>
+      <w:r>
+        <w:t xml:space="preserve"> </w:t>
+      </w:r>
+      <w:r>
+        <w:t>約</w:t>
+      </w:r>
+      <w:r>
+        <w:t xml:space="preserve"> 30 mV </w:t>
+      </w:r>
+      <w:r>
+        <w:rPr>
+          <w:rFonts w:hint="eastAsia"/>
+        </w:rPr>
+        <w:t>〜</w:t>
+      </w:r>
+      <w:r>
+        <w:t xml:space="preserve"> 40 mV </w:t>
+      </w:r>
+      <w:r>
+        <w:t>程度まで上昇</w:t>
+      </w:r>
+      <w:r>
+        <w:t xml:space="preserve"> </w:t>
+      </w:r>
+      <w:r>
+        <w:t>する挙動が確認された。この変化挙動および変化量は、水槽実験における基本条件の結果と合致するものである。</w:t>
+      </w:r>
+      <w:r>
+        <w:t xml:space="preserve"> </w:t>
+      </w:r>
+      <w:r>
+        <w:t>このことから、本システムは実験用プールという広くて深い実環境下においても、正常に金属ターゲッ</w:t>
+      </w:r>
+      <w:r>
+        <w:rPr>
+          <w:rFonts w:hint="eastAsia"/>
+        </w:rPr>
+        <w:t>トを検知可能であることが実証された。</w:t>
+      </w:r>
+    </w:p>
+    <w:p>
+      <w:pPr>
+        <w:keepNext/>
+        <w:jc w:val="center"/>
+      </w:pPr>
+      <w:r>
+        <w:rPr>
+          <w:noProof/>
+        </w:rPr>
+        <w:lastRenderedPageBreak/>
+        <w:drawing>
+          <wp:inline distT="0" distB="0" distL="0" distR="0" wp14:anchorId="36BE648C" wp14:editId="600BC387">
+            <wp:extent cx="5400040" cy="3037840"/>
+            <wp:effectExtent l="0" t="0" r="0" b="0"/>
+            <wp:docPr id="1672442527" name="図 2" descr="グラフィカル ユーザー インターフェイス, グラフ, 折れ線グラフ&#10;&#10;AI 生成コンテンツは誤りを含む可能性があります。"/>
+            <wp:cNvGraphicFramePr>
+              <a:graphicFrameLocks xmlns:a="http://schemas.openxmlformats.org/drawingml/2006/main" noChangeAspect="1"/>
+            </wp:cNvGraphicFramePr>
+            <a:graphic xmlns:a="http://schemas.openxmlformats.org/drawingml/2006/main">
+              <a:graphicData uri="http://schemas.openxmlformats.org/drawingml/2006/picture">
+                <pic:pic xmlns:pic="http://schemas.openxmlformats.org/drawingml/2006/picture">
+                  <pic:nvPicPr>
+                    <pic:cNvPr id="1672442527" name="図 2" descr="グラフィカル ユーザー インターフェイス, グラフ, 折れ線グラフ&#10;&#10;AI 生成コンテンツは誤りを含む可能性があります。"/>
+                    <pic:cNvPicPr/>
+                  </pic:nvPicPr>
+                  <pic:blipFill>
+                    <a:blip r:embed="rId28" cstate="print">
+                      <a:extLst>
+                        <a:ext uri="{28A0092B-C50C-407E-A947-70E740481C1C}">
+                          <a14:useLocalDpi xmlns:a14="http://schemas.microsoft.com/office/drawing/2010/main" val="0"/>
+                        </a:ext>
+                      </a:extLst>
+                    </a:blip>
+                    <a:stretch>
+                      <a:fillRect/>
+                    </a:stretch>
+                  </pic:blipFill>
+                  <pic:spPr>
+                    <a:xfrm>
+                      <a:off x="0" y="0"/>
+                      <a:ext cx="5400040" cy="3037840"/>
+                    </a:xfrm>
+                    <a:prstGeom prst="rect">
+                      <a:avLst/>
+                    </a:prstGeom>
+                  </pic:spPr>
+                </pic:pic>
+              </a:graphicData>
+            </a:graphic>
+          </wp:inline>
+        </w:drawing>
+      </w:r>
+    </w:p>
+    <w:p>
+      <w:pPr>
+        <w:pStyle w:val="af2"/>
+        <w:jc w:val="center"/>
+      </w:pPr>
+      <w:r>
+        <w:t xml:space="preserve">図 </w:t>
+      </w:r>
+      <w:r>
+        <w:fldChar w:fldCharType="begin"/>
+      </w:r>
+      <w:r>
+        <w:instrText xml:space="preserve"> SEQ 図 \* ARABIC </w:instrText>
+      </w:r>
+      <w:r>
+        <w:fldChar w:fldCharType="separate"/>
+      </w:r>
+      <w:r>
+        <w:rPr>
+          <w:noProof/>
+        </w:rPr>
+        <w:t>17</w:t>
+      </w:r>
+      <w:r>
+        <w:fldChar w:fldCharType="end"/>
+      </w:r>
+      <w:r>
+        <w:rPr>
+          <w:rFonts w:hint="eastAsia"/>
+        </w:rPr>
+        <w:t xml:space="preserve">　</w:t>
+      </w:r>
+      <w:r>
+        <w:rPr>
+          <w:rFonts w:hint="eastAsia"/>
+        </w:rPr>
+        <w:t>プール実験における</w:t>
+      </w:r>
+      <w:r>
+        <w:rPr>
+          <w:rFonts w:hint="eastAsia"/>
+        </w:rPr>
+        <w:t>センサ応答</w:t>
+      </w:r>
+      <w:r>
+        <w:rPr>
+          <w:rFonts w:hint="eastAsia"/>
+        </w:rPr>
+        <w:t>波形</w:t>
+      </w:r>
+    </w:p>
+    <w:p>
+      <w:pPr>
+        <w:rPr>
+          <w:rFonts w:hint="eastAsia"/>
+        </w:rPr>
+      </w:pPr>
+    </w:p>
+    <w:p>
+      <w:pPr>
+        <w:keepNext/>
+        <w:jc w:val="center"/>
+      </w:pPr>
+      <w:r>
+        <w:rPr>
+          <w:noProof/>
+        </w:rPr>
+        <w:drawing>
+          <wp:inline distT="0" distB="0" distL="0" distR="0" wp14:anchorId="05008FA6" wp14:editId="058602E2">
+            <wp:extent cx="3486150" cy="2311400"/>
+            <wp:effectExtent l="0" t="0" r="0" b="0"/>
+            <wp:docPr id="1494937469" name="図 3"/>
+            <wp:cNvGraphicFramePr>
+              <a:graphicFrameLocks xmlns:a="http://schemas.openxmlformats.org/drawingml/2006/main" noChangeAspect="1"/>
+            </wp:cNvGraphicFramePr>
+            <a:graphic xmlns:a="http://schemas.openxmlformats.org/drawingml/2006/main">
+              <a:graphicData uri="http://schemas.openxmlformats.org/drawingml/2006/picture">
+                <pic:pic xmlns:pic="http://schemas.openxmlformats.org/drawingml/2006/picture">
+                  <pic:nvPicPr>
+                    <pic:cNvPr id="0" name="Picture 3"/>
+                    <pic:cNvPicPr>
+                      <a:picLocks noChangeAspect="1" noChangeArrowheads="1"/>
+                    </pic:cNvPicPr>
+                  </pic:nvPicPr>
+                  <pic:blipFill rotWithShape="1">
+                    <a:blip r:embed="rId29" cstate="print">
+                      <a:extLst>
+                        <a:ext uri="{28A0092B-C50C-407E-A947-70E740481C1C}">
+                          <a14:useLocalDpi xmlns:a14="http://schemas.microsoft.com/office/drawing/2010/main" val="0"/>
+                        </a:ext>
+                      </a:extLst>
+                    </a:blip>
+                    <a:srcRect l="18000" t="12267" r="17411" b="12058"/>
+                    <a:stretch>
+                      <a:fillRect/>
+                    </a:stretch>
+                  </pic:blipFill>
+                  <pic:spPr bwMode="auto">
+                    <a:xfrm>
+                      <a:off x="0" y="0"/>
+                      <a:ext cx="3486150" cy="2311400"/>
+                    </a:xfrm>
+                    <a:prstGeom prst="rect">
+                      <a:avLst/>
+                    </a:prstGeom>
+                    <a:noFill/>
+                    <a:ln>
+                      <a:noFill/>
+                    </a:ln>
+                    <a:extLst>
+                      <a:ext uri="{53640926-AAD7-44D8-BBD7-CCE9431645EC}">
+                        <a14:shadowObscured xmlns:a14="http://schemas.microsoft.com/office/drawing/2010/main"/>
+                      </a:ext>
+                    </a:extLst>
+                  </pic:spPr>
+                </pic:pic>
+              </a:graphicData>
+            </a:graphic>
+          </wp:inline>
+        </w:drawing>
+      </w:r>
+    </w:p>
+    <w:p>
+      <w:pPr>
+        <w:pStyle w:val="af2"/>
+        <w:jc w:val="center"/>
+      </w:pPr>
+      <w:r>
+        <w:t xml:space="preserve">図 </w:t>
+      </w:r>
+      <w:r>
+        <w:fldChar w:fldCharType="begin"/>
+      </w:r>
+      <w:r>
+        <w:instrText xml:space="preserve"> SEQ 図 \* ARABIC </w:instrText>
+      </w:r>
+      <w:r>
+        <w:fldChar w:fldCharType="separate"/>
+      </w:r>
+      <w:r>
+        <w:rPr>
+          <w:noProof/>
+        </w:rPr>
+        <w:t>18</w:t>
+      </w:r>
+      <w:r>
+        <w:fldChar w:fldCharType="end"/>
+      </w:r>
+      <w:r>
+        <w:rPr>
+          <w:rFonts w:hint="eastAsia"/>
+        </w:rPr>
+        <w:t xml:space="preserve">　水中ドローンが鉄板の横を通過する様子を撮影したもの</w:t>
+      </w:r>
+    </w:p>
+    <w:p>
+      <w:pPr>
+        <w:pStyle w:val="a9"/>
+        <w:numPr>
+          <w:ilvl w:val="0"/>
+          <w:numId w:val="10"/>
+        </w:numPr>
+        <w:rPr>
+          <w:b/>
+          <w:bCs/>
+        </w:rPr>
+      </w:pPr>
+      <w:r>
+        <w:rPr>
+          <w:rFonts w:hint="eastAsia"/>
+          <w:b/>
+          <w:bCs/>
+        </w:rPr>
+        <w:t>運用上の課題</w:t>
+      </w:r>
+    </w:p>
+    <w:p>
+      <w:pPr>
+        <w:ind w:firstLineChars="100" w:firstLine="210"/>
+      </w:pPr>
+      <w:r>
+        <w:rPr>
+          <w:rFonts w:hint="eastAsia"/>
+        </w:rPr>
+        <w:t>金属検知自体は成功したものの、運用面においては課題も浮き彫りとなった。</w:t>
+      </w:r>
+      <w:r>
+        <w:t xml:space="preserve"> </w:t>
+      </w:r>
+      <w:r>
+        <w:t>実験中、回収用に取り付けていたビニールテープが回転中のスラスタに吸い込まれて絡まり、一時的に航行に支障をきたす場面があった。</w:t>
+      </w:r>
+    </w:p>
+    <w:p>
+      <w:pPr>
+        <w:ind w:firstLineChars="100" w:firstLine="210"/>
+        <w:rPr>
+          <w:rFonts w:hint="eastAsia"/>
+        </w:rPr>
+      </w:pPr>
+      <w:r>
+        <w:lastRenderedPageBreak/>
+        <w:t>実際の英虞湾の海底には、アマモなどの水草や漂流ロープなどが多数存在するため、これらがスラスタに絡まるリスクはプール以上に高い。</w:t>
+      </w:r>
+      <w:r>
+        <w:t xml:space="preserve"> </w:t>
+      </w:r>
+      <w:r>
+        <w:t>したがって、実海域への投入に向けては、スラスタへのプロペラガードの装着や、吸い込みを防ぐ構造への改良といった物理的な対策が不可欠である。</w:t>
+      </w:r>
+    </w:p>
+    <w:p>
+      <w:pPr>
+        <w:rPr>
+          <w:rFonts w:hint="eastAsia"/>
+        </w:rPr>
+      </w:pPr>
+    </w:p>
+    <w:p>
+      <w:pPr>
+        <w:pStyle w:val="3"/>
+      </w:pPr>
+      <w:bookmarkStart w:id="28" w:name="_Toc219419796"/>
+      <w:r>
+        <w:rPr>
+          <w:rFonts w:hint="eastAsia"/>
+        </w:rPr>
+        <w:t xml:space="preserve">3.3.3　</w:t>
+      </w:r>
+      <w:r>
+        <w:rPr>
+          <w:rFonts w:hint="eastAsia"/>
+        </w:rPr>
+        <w:t>プール実験の小括</w:t>
+      </w:r>
+      <w:bookmarkEnd w:id="28"/>
+    </w:p>
+    <w:p>
+      <w:pPr>
+        <w:ind w:firstLineChars="100" w:firstLine="210"/>
+        <w:rPr>
+          <w:rFonts w:hint="eastAsia"/>
+        </w:rPr>
+      </w:pPr>
+      <w:r>
+        <w:rPr>
+          <w:rFonts w:hint="eastAsia"/>
+        </w:rPr>
+        <w:t>本節では、開発した電磁センサを水中ドローンに搭載し、実環境に近いプール環境においてシステム全体の動作検証を行った。得られた知見は以下の通りである。</w:t>
+      </w:r>
+    </w:p>
+    <w:p>
+      <w:pPr>
+        <w:ind w:firstLineChars="100" w:firstLine="210"/>
+        <w:rPr>
+          <w:rFonts w:hint="eastAsia"/>
+        </w:rPr>
+      </w:pPr>
+      <w:r>
+        <w:rPr>
+          <w:rFonts w:hint="eastAsia"/>
+        </w:rPr>
+        <w:t>第一に、システムの電気的な整合性と検知能力の実証である。</w:t>
+      </w:r>
+      <w:r>
+        <w:t xml:space="preserve"> </w:t>
+      </w:r>
+      <w:r>
+        <w:t>懸念されていたドローンの高出力スラスタから発生する電磁ノイズについては、センサ信号への干渉が極めて軽微であることが確認された。これにより、航行中であっても高い</w:t>
+      </w:r>
+      <w:r>
+        <w:t>S/N</w:t>
+      </w:r>
+      <w:r>
+        <w:t>比（信号対雑音比）を維持し、安定した計測が可能であることが実証された。</w:t>
+      </w:r>
+      <w:r>
+        <w:t xml:space="preserve"> </w:t>
+      </w:r>
+      <w:r>
+        <w:t>また、水深のあるプール底（コンクリート上）に設置した金属ターゲットに対しても、水槽実験と同様の信号パターン（約</w:t>
+      </w:r>
+      <w:r>
+        <w:t xml:space="preserve"> 30 mV </w:t>
+      </w:r>
+      <w:r>
+        <w:rPr>
+          <w:rFonts w:hint="eastAsia"/>
+        </w:rPr>
+        <w:t>〜</w:t>
+      </w:r>
+      <w:r>
+        <w:t xml:space="preserve"> 40 mV </w:t>
+      </w:r>
+      <w:r>
+        <w:t>の電圧上昇）が得られたことは、本システムが実験室レベルを超え、広範囲な水中フィ</w:t>
+      </w:r>
+      <w:r>
+        <w:rPr>
+          <w:rFonts w:hint="eastAsia"/>
+        </w:rPr>
+        <w:t>ールドでの探査に適用可能であることを強く示唆するものである。</w:t>
+      </w:r>
+    </w:p>
+    <w:p>
+      <w:pPr>
+        <w:ind w:firstLineChars="100" w:firstLine="210"/>
+      </w:pPr>
+      <w:r>
+        <w:rPr>
+          <w:rFonts w:hint="eastAsia"/>
+        </w:rPr>
+        <w:t>第二に、実海域運用に向けたハードウェア上の課題が明確となった。</w:t>
+      </w:r>
+      <w:r>
+        <w:t xml:space="preserve"> </w:t>
+      </w:r>
+      <w:r>
+        <w:t>航行実験中に発生したビニールテープの巻き込み事故は、実際の英虞湾において想定される海藻（アマモ等）や海洋浮遊ゴミのリスクを浮き彫りにした。現在のスラスタむき出しの構造では、異物の吸い込みにより容易に航行不能に陥る危険性が高い。したがって、今後の実用化に向けては、単なるセンシング性能の向上だけでなく、プロペラガードの装着やスラスタ配置の最適化など、障害物の多い海底環境に適応するための機体の物理的な堅牢性を確保することが急務である</w:t>
+      </w:r>
+      <w:r>
+        <w:rPr>
+          <w:rFonts w:hint="eastAsia"/>
+        </w:rPr>
+        <w:t>と結論付けられた。</w:t>
+      </w:r>
+    </w:p>
+    <w:p>
+      <w:pPr>
+        <w:rPr>
+          <w:rFonts w:hint="eastAsia"/>
+        </w:rPr>
+      </w:pPr>
+    </w:p>
+    <w:p>
+      <w:pPr>
+        <w:rPr>
+          <w:rFonts w:hint="eastAsia"/>
+        </w:rPr>
       </w:pPr>
     </w:p>
     <w:p>
       <w:pPr>
         <w:widowControl/>
+        <w:rPr>
+          <w:rFonts w:hint="eastAsia"/>
+        </w:rPr>
       </w:pPr>
       <w:r>
         <w:br w:type="page"/>
       </w:r>
-    </w:p>
-    <w:p>
-      <w:pPr>
-        <w:ind w:firstLineChars="50" w:firstLine="105"/>
-        <w:rPr>
-          <w:rFonts w:hint="eastAsia"/>
-        </w:rPr>
-      </w:pPr>
     </w:p>
     <w:p>
       <w:pPr>
         <w:pStyle w:val="1"/>
         <w:ind w:left="0"/>
       </w:pPr>
-      <w:bookmarkStart w:id="22" w:name="_Toc219411528"/>
-      <w:r>
-        <w:rPr>
-          <w:rFonts w:hint="eastAsia"/>
-        </w:rPr>
+      <w:bookmarkStart w:id="29" w:name="_Toc219419797"/>
+      <w:r>
+        <w:rPr>
+          <w:rFonts w:hint="eastAsia"/>
+        </w:rPr>
+        <w:lastRenderedPageBreak/>
         <w:t>第４章　結論</w:t>
       </w:r>
-      <w:bookmarkEnd w:id="22"/>
+      <w:bookmarkEnd w:id="29"/>
     </w:p>
     <w:p>
       <w:pPr>
         <w:pStyle w:val="2"/>
       </w:pPr>
-      <w:bookmarkStart w:id="23" w:name="_Toc219411529"/>
+      <w:bookmarkStart w:id="30" w:name="_Toc219419798"/>
       <w:r>
         <w:t>4.1</w:t>
       </w:r>
@@ -6571,22 +7992,190 @@
         </w:rPr>
         <w:t xml:space="preserve">　本研究のまとめ</w:t>
       </w:r>
-      <w:bookmarkEnd w:id="23"/>
-    </w:p>
-    <w:p>
-      <w:r>
-        <w:rPr>
-          <w:rFonts w:hint="eastAsia"/>
-        </w:rPr>
-        <w:t>まとめ</w:t>
+      <w:bookmarkEnd w:id="30"/>
+    </w:p>
+    <w:p>
+      <w:pPr>
+        <w:ind w:firstLineChars="100" w:firstLine="210"/>
+      </w:pPr>
+      <w:r>
+        <w:rPr>
+          <w:rFonts w:hint="eastAsia"/>
+        </w:rPr>
+        <w:t>本研究では、三重県英虞湾における海底</w:t>
+      </w:r>
+      <w:r>
+        <w:rPr>
+          <w:rFonts w:hint="eastAsia"/>
+        </w:rPr>
+        <w:t>金属</w:t>
+      </w:r>
+      <w:r>
+        <w:rPr>
+          <w:rFonts w:hint="eastAsia"/>
+        </w:rPr>
+        <w:t>ゴミ問題の解決に向け、潜水士に代わる安全かつ低コストな探査手法として、電磁センサを搭載した水中ドローンによる金属探査システムの開発を行った。</w:t>
+      </w:r>
+      <w:r>
+        <w:t xml:space="preserve"> </w:t>
+      </w:r>
+      <w:r>
+        <w:t>本論文で得られた主な成果を以下に要約する。</w:t>
+      </w:r>
+    </w:p>
+    <w:p>
+      <w:pPr>
+        <w:pStyle w:val="a9"/>
+        <w:numPr>
+          <w:ilvl w:val="0"/>
+          <w:numId w:val="11"/>
+        </w:numPr>
+        <w:rPr>
+          <w:b/>
+          <w:bCs/>
+        </w:rPr>
+      </w:pPr>
+      <w:r>
+        <w:rPr>
+          <w:rFonts w:hint="eastAsia"/>
+          <w:b/>
+          <w:bCs/>
+        </w:rPr>
+        <w:t>ドローン搭載用電磁センサの開発</w:t>
+      </w:r>
+    </w:p>
+    <w:p>
+      <w:pPr>
+        <w:ind w:firstLineChars="100" w:firstLine="210"/>
+      </w:pPr>
+      <w:r>
+        <w:rPr>
+          <w:rFonts w:hint="eastAsia"/>
+        </w:rPr>
+        <w:t>海底の起伏に対して走査しやすいテトラポッド型の形状と、防水およびスキッド機能を兼ねたプラスチック球体への封入構造を持つ電磁センサを設計・製作した。水槽実験により、本センサは非金属（アクリル板）には反応せず、金属のみを選択的に検知可能であることを確認した。</w:t>
+      </w:r>
+    </w:p>
+    <w:p>
+      <w:pPr>
+        <w:ind w:firstLineChars="100" w:firstLine="210"/>
+        <w:rPr>
+          <w:rFonts w:hint="eastAsia"/>
+        </w:rPr>
+      </w:pPr>
+    </w:p>
+    <w:p>
+      <w:pPr>
+        <w:pStyle w:val="a9"/>
+        <w:numPr>
+          <w:ilvl w:val="0"/>
+          <w:numId w:val="11"/>
+        </w:numPr>
+        <w:rPr>
+          <w:b/>
+          <w:bCs/>
+        </w:rPr>
+      </w:pPr>
+      <w:r>
+        <w:rPr>
+          <w:rFonts w:hint="eastAsia"/>
+          <w:b/>
+          <w:bCs/>
+        </w:rPr>
+        <w:t>金属検知性能と環境特性の解明</w:t>
+      </w:r>
+    </w:p>
+    <w:p>
+      <w:pPr>
+        <w:ind w:firstLineChars="100" w:firstLine="210"/>
+      </w:pPr>
+      <w:r>
+        <w:rPr>
+          <w:rFonts w:hint="eastAsia"/>
+        </w:rPr>
+        <w:t>試作センサは、ターゲット直上において明確な電圧変化（約</w:t>
+      </w:r>
+      <w:r>
+        <w:t xml:space="preserve"> 30 mV</w:t>
+      </w:r>
+      <w:r>
+        <w:t>）を出力し、金属検知に十分な感度を有している。</w:t>
+      </w:r>
+      <w:r>
+        <w:t xml:space="preserve"> </w:t>
+      </w:r>
+      <w:r>
+        <w:t>埋没物の検知に関しては、淡水環境下では深さ</w:t>
+      </w:r>
+      <w:r>
+        <w:t xml:space="preserve"> 30 mm </w:t>
+      </w:r>
+      <w:r>
+        <w:t>までの検知に成功した。しかし、人工海水環境下においては、導電性による電磁波の減衰（表皮効果）により感度が約</w:t>
+      </w:r>
+      <w:r>
+        <w:t xml:space="preserve"> 1/3 </w:t>
+      </w:r>
+      <w:r>
+        <w:t>に低下し、埋没物の検知が困難となるという限界点も明らかにした。</w:t>
+      </w:r>
+    </w:p>
+    <w:p>
+      <w:pPr>
+        <w:rPr>
+          <w:rFonts w:hint="eastAsia"/>
+        </w:rPr>
+      </w:pPr>
+    </w:p>
+    <w:p>
+      <w:pPr>
+        <w:pStyle w:val="a9"/>
+        <w:numPr>
+          <w:ilvl w:val="0"/>
+          <w:numId w:val="11"/>
+        </w:numPr>
+        <w:rPr>
+          <w:b/>
+          <w:bCs/>
+        </w:rPr>
+      </w:pPr>
+      <w:r>
+        <w:rPr>
+          <w:rFonts w:hint="eastAsia"/>
+          <w:b/>
+          <w:bCs/>
+        </w:rPr>
+        <w:t>システム動作の実証</w:t>
+      </w:r>
+    </w:p>
+    <w:p>
+      <w:r>
+        <w:rPr>
+          <w:rFonts w:hint="eastAsia"/>
+        </w:rPr>
+        <w:t>学校プールにおける航行実験により、ドローンの高出力スラスタが発する電磁ノイズの影響を受けずに、高精度なセンシングが可能であることを実証した。これにより、提案システムが実験室環境だけでなく、広範囲な水中フィールドにおいても適用可能であるという見通しを得た。</w:t>
+      </w:r>
+    </w:p>
+    <w:p/>
+    <w:p>
+      <w:pPr>
+        <w:rPr>
+          <w:rFonts w:hint="eastAsia"/>
+        </w:rPr>
+      </w:pPr>
+      <w:r>
+        <w:rPr>
+          <w:rFonts w:hint="eastAsia"/>
+        </w:rPr>
+        <w:t>以上の結果より、本研究は英虞湾の海底ゴミ探査に向けた基礎技術を確立し、その有効性と実用化に向けた具体的な技術的課題を明らかにしたと言える。</w:t>
       </w:r>
     </w:p>
     <w:p>
       <w:pPr>
         <w:pStyle w:val="2"/>
       </w:pPr>
-      <w:bookmarkStart w:id="24" w:name="_Toc219411530"/>
-      <w:r>
+      <w:bookmarkStart w:id="31" w:name="_Toc219419799"/>
+      <w:r>
+        <w:lastRenderedPageBreak/>
         <w:t>4.2</w:t>
       </w:r>
       <w:r>
@@ -6595,21 +8184,205 @@
         </w:rPr>
         <w:t xml:space="preserve">　今後の課題</w:t>
       </w:r>
-      <w:bookmarkEnd w:id="24"/>
-    </w:p>
-    <w:p>
-      <w:r>
-        <w:rPr>
-          <w:rFonts w:hint="eastAsia"/>
-        </w:rPr>
-        <w:t>今後の課題</w:t>
-      </w:r>
+      <w:r>
+        <w:rPr>
+          <w:rFonts w:hint="eastAsia"/>
+        </w:rPr>
+        <w:t>と展望</w:t>
+      </w:r>
+      <w:bookmarkEnd w:id="31"/>
     </w:p>
     <w:p>
       <w:pPr>
         <w:widowControl/>
-        <w:rPr>
-          <w:rFonts w:ascii="ＭＳ 明朝" w:hAnsi="ＭＳ 明朝" w:cs="ＭＳ 明朝"/>
+        <w:ind w:firstLineChars="100" w:firstLine="210"/>
+      </w:pPr>
+      <w:r>
+        <w:rPr>
+          <w:rFonts w:hint="eastAsia"/>
+        </w:rPr>
+        <w:t>本研究で得られた知見に基づき、実海域での運用を実現するために解決すべき課題と、今後の展望を以下に述べる。</w:t>
+      </w:r>
+    </w:p>
+    <w:p>
+      <w:pPr>
+        <w:pStyle w:val="a9"/>
+        <w:widowControl/>
+        <w:numPr>
+          <w:ilvl w:val="0"/>
+          <w:numId w:val="12"/>
+        </w:numPr>
+        <w:rPr>
+          <w:b/>
+          <w:bCs/>
+        </w:rPr>
+      </w:pPr>
+      <w:r>
+        <w:rPr>
+          <w:rFonts w:hint="eastAsia"/>
+          <w:b/>
+          <w:bCs/>
+        </w:rPr>
+        <w:t>海水環境における検知能力の向上</w:t>
+      </w:r>
+    </w:p>
+    <w:p>
+      <w:pPr>
+        <w:widowControl/>
+        <w:ind w:firstLineChars="100" w:firstLine="210"/>
+        <w:rPr>
+          <w:rFonts w:hint="eastAsia"/>
+        </w:rPr>
+      </w:pPr>
+      <w:r>
+        <w:rPr>
+          <w:rFonts w:hint="eastAsia"/>
+        </w:rPr>
+        <w:t>実験により、海水環境下では信号の減衰が無視できないことが判明した。</w:t>
+      </w:r>
+      <w:r>
+        <w:rPr>
+          <w:rFonts w:hint="eastAsia"/>
+        </w:rPr>
+        <w:t>本研究で実験に用いた電磁センサは</w:t>
+      </w:r>
+      <w:r>
+        <w:rPr>
+          <w:rFonts w:hint="eastAsia"/>
+        </w:rPr>
+        <w:t>試作</w:t>
+      </w:r>
+      <w:r>
+        <w:rPr>
+          <w:rFonts w:hint="eastAsia"/>
+        </w:rPr>
+        <w:t>しやすいよう小さめの大きさで設計したが、</w:t>
+      </w:r>
+      <w:r>
+        <w:rPr>
+          <w:rFonts w:hint="eastAsia"/>
+        </w:rPr>
+        <w:t>汚泥に埋もれた金属を確実に発見するためには、コイルの巻き数や印加電圧を見直してセンサ出力を大幅に増強するなど、対海水性能を向上させる物理的な改良が必要である。</w:t>
+      </w:r>
+    </w:p>
+    <w:p>
+      <w:pPr>
+        <w:pStyle w:val="a9"/>
+        <w:widowControl/>
+        <w:numPr>
+          <w:ilvl w:val="0"/>
+          <w:numId w:val="12"/>
+        </w:numPr>
+        <w:rPr>
+          <w:b/>
+          <w:bCs/>
+        </w:rPr>
+      </w:pPr>
+      <w:r>
+        <w:rPr>
+          <w:rFonts w:hint="eastAsia"/>
+          <w:b/>
+          <w:bCs/>
+        </w:rPr>
+        <w:t>機体の物理的堅牢性の確保</w:t>
+      </w:r>
+    </w:p>
+    <w:p>
+      <w:pPr>
+        <w:widowControl/>
+        <w:ind w:firstLineChars="100" w:firstLine="210"/>
+      </w:pPr>
+      <w:r>
+        <w:rPr>
+          <w:rFonts w:hint="eastAsia"/>
+        </w:rPr>
+        <w:t>プール実験において発生したビニールテープの巻き込み</w:t>
+      </w:r>
+      <w:r>
+        <w:rPr>
+          <w:rFonts w:hint="eastAsia"/>
+        </w:rPr>
+        <w:t>事故</w:t>
+      </w:r>
+      <w:r>
+        <w:rPr>
+          <w:rFonts w:hint="eastAsia"/>
+        </w:rPr>
+        <w:t>は、実海域における海藻や浮遊ゴミのリスクを示唆している。安定した連続探査を実現するためには、スラスタへのプロペラガードの装着や、異物を吸い込みにくい流体構造の採用など、障害物の多い海底環境に適応したハードウェアへの改良が不可欠である。</w:t>
+      </w:r>
+    </w:p>
+    <w:p>
+      <w:pPr>
+        <w:widowControl/>
+        <w:rPr>
+          <w:rFonts w:hint="eastAsia"/>
+        </w:rPr>
+      </w:pPr>
+    </w:p>
+    <w:p>
+      <w:pPr>
+        <w:pStyle w:val="a9"/>
+        <w:widowControl/>
+        <w:numPr>
+          <w:ilvl w:val="0"/>
+          <w:numId w:val="12"/>
+        </w:numPr>
+        <w:rPr>
+          <w:rFonts w:hint="eastAsia"/>
+          <w:b/>
+          <w:bCs/>
+        </w:rPr>
+      </w:pPr>
+      <w:r>
+        <w:rPr>
+          <w:rFonts w:hint="eastAsia"/>
+          <w:b/>
+          <w:bCs/>
+        </w:rPr>
+        <w:t>ワイヤレス遠隔操作とマッピングシステムの構築</w:t>
+      </w:r>
+    </w:p>
+    <w:p>
+      <w:pPr>
+        <w:widowControl/>
+        <w:ind w:firstLineChars="100" w:firstLine="210"/>
+        <w:rPr>
+          <w:rFonts w:hint="eastAsia"/>
+        </w:rPr>
+      </w:pPr>
+      <w:r>
+        <w:rPr>
+          <w:rFonts w:hint="eastAsia"/>
+        </w:rPr>
+        <w:t>本研究では基礎検証のため有線接続を用いたが、広範囲な英虞湾を効率的に調査するためには、当初の構想である「水上ペリカンケース」を用いた</w:t>
+      </w:r>
+      <w:r>
+        <w:t>4G</w:t>
+      </w:r>
+      <w:r>
+        <w:t>回線によるワイヤレス制御の実装が求められる。</w:t>
+      </w:r>
+      <w:r>
+        <w:t xml:space="preserve"> </w:t>
+      </w:r>
+      <w:r>
+        <w:t>さらに、ドローンの位置情報とセンサデータを統合し、金属ゴミの分布を地図上にマッピングするシステムを構築することで、効率的な回収計画の策定や、不法投棄の傾向分析といった社会的課題の解決に寄与できると考えられる。</w:t>
+      </w:r>
+    </w:p>
+    <w:p>
+      <w:pPr>
+        <w:widowControl/>
+        <w:rPr>
+          <w:rFonts w:hint="eastAsia"/>
+        </w:rPr>
+      </w:pPr>
+    </w:p>
+    <w:p>
+      <w:pPr>
+        <w:widowControl/>
+        <w:ind w:firstLineChars="100" w:firstLine="210"/>
+        <w:rPr>
+          <w:rFonts w:ascii="ＭＳ 明朝" w:hAnsi="ＭＳ 明朝" w:cs="ＭＳ 明朝" w:hint="eastAsia"/>
           <w:b/>
           <w:bCs/>
           <w:color w:val="000000" w:themeColor="text1"/>
@@ -6622,29 +8395,124 @@
     </w:p>
     <w:p>
       <w:pPr>
-        <w:pStyle w:val="2"/>
-      </w:pPr>
-      <w:bookmarkStart w:id="25" w:name="_Toc219411531"/>
+        <w:pStyle w:val="1"/>
+      </w:pPr>
+      <w:bookmarkStart w:id="32" w:name="_Toc219419800"/>
       <w:r>
         <w:rPr>
           <w:rFonts w:hint="eastAsia"/>
         </w:rPr>
         <w:lastRenderedPageBreak/>
-        <w:t>今後の展望</w:t>
-      </w:r>
-      <w:bookmarkEnd w:id="25"/>
-    </w:p>
-    <w:p/>
-    <w:p>
-      <w:r>
-        <w:rPr>
-          <w:rFonts w:hint="eastAsia"/>
-        </w:rPr>
         <w:t>謝辞</w:t>
       </w:r>
-    </w:p>
-    <w:p/>
-    <w:bookmarkStart w:id="26" w:name="_Toc219411532" w:displacedByCustomXml="next"/>
+      <w:bookmarkEnd w:id="32"/>
+    </w:p>
+    <w:p>
+      <w:pPr>
+        <w:ind w:firstLineChars="100" w:firstLine="210"/>
+      </w:pPr>
+      <w:r>
+        <w:rPr>
+          <w:rFonts w:hint="eastAsia"/>
+        </w:rPr>
+        <w:t>本論文は、鈴鹿工業高等専門学校</w:t>
+      </w:r>
+      <w:r>
+        <w:t xml:space="preserve"> </w:t>
+      </w:r>
+      <w:r>
+        <w:t>電子情報工学科</w:t>
+      </w:r>
+      <w:r>
+        <w:t xml:space="preserve"> </w:t>
+      </w:r>
+      <w:r>
+        <w:t>在学中に、板谷研究室において取り組んだ研究の成果をまとめたものです。</w:t>
+      </w:r>
+      <w:r>
+        <w:rPr>
+          <w:rFonts w:hint="eastAsia"/>
+        </w:rPr>
+        <w:t>本研究の遂行にあたり、終始懇切丁寧なご指導を賜りました指導教員の</w:t>
+      </w:r>
+      <w:r>
+        <w:rPr>
+          <w:rFonts w:hint="eastAsia"/>
+        </w:rPr>
+        <w:t>板谷年也准教授</w:t>
+      </w:r>
+      <w:r>
+        <w:t>に深く感謝いたします。</w:t>
+      </w:r>
+      <w:r>
+        <w:rPr>
+          <w:rFonts w:hint="eastAsia"/>
+        </w:rPr>
+        <w:t>また、本研究の実地調査にご協力いただきました志摩市役所</w:t>
+      </w:r>
+      <w:r>
+        <w:rPr>
+          <w:rFonts w:hint="eastAsia"/>
+        </w:rPr>
+        <w:t>様</w:t>
+      </w:r>
+      <w:r>
+        <w:rPr>
+          <w:rFonts w:hint="eastAsia"/>
+        </w:rPr>
+        <w:t>およびうみらぼ株式会社</w:t>
+      </w:r>
+      <w:r>
+        <w:rPr>
+          <w:rFonts w:hint="eastAsia"/>
+        </w:rPr>
+        <w:t>様</w:t>
+      </w:r>
+      <w:r>
+        <w:rPr>
+          <w:rFonts w:hint="eastAsia"/>
+        </w:rPr>
+        <w:t>の皆様に</w:t>
+      </w:r>
+      <w:r>
+        <w:rPr>
+          <w:rFonts w:hint="eastAsia"/>
+        </w:rPr>
+        <w:t>この場を借りて</w:t>
+      </w:r>
+      <w:r>
+        <w:rPr>
+          <w:rFonts w:hint="eastAsia"/>
+        </w:rPr>
+        <w:t>厚く御礼申し上げます。最後に、</w:t>
+      </w:r>
+      <w:r>
+        <w:rPr>
+          <w:rFonts w:hint="eastAsia"/>
+        </w:rPr>
+        <w:t>板谷</w:t>
+      </w:r>
+      <w:r>
+        <w:t>研究室の皆様には、本研究の遂行にあたり多大なご助言、ご協力頂きました。</w:t>
+      </w:r>
+      <w:r>
+        <w:rPr>
+          <w:rFonts w:hint="eastAsia"/>
+        </w:rPr>
+        <w:t>この場を借りて感謝申し上げます</w:t>
+      </w:r>
+      <w:r>
+        <w:t>。</w:t>
+      </w:r>
+    </w:p>
+    <w:p>
+      <w:pPr>
+        <w:rPr>
+          <w:rFonts w:hint="eastAsia"/>
+        </w:rPr>
+      </w:pPr>
+    </w:p>
+    <w:bookmarkStart w:id="33" w:name="_Toc219419801" w:displacedByCustomXml="next"/>
     <w:sdt>
       <w:sdtPr>
         <w:rPr>
@@ -6685,7 +8553,7 @@
             </w:rPr>
             <w:t>文献</w:t>
           </w:r>
-          <w:bookmarkEnd w:id="26"/>
+          <w:bookmarkEnd w:id="33"/>
         </w:p>
         <w:sdt>
           <w:sdtPr>
@@ -7000,8 +8868,8 @@
       </w:sdtContent>
     </w:sdt>
     <w:sectPr>
-      <w:footerReference w:type="even" r:id="rId22"/>
-      <w:footerReference w:type="default" r:id="rId23"/>
+      <w:footerReference w:type="even" r:id="rId30"/>
+      <w:footerReference w:type="default" r:id="rId31"/>
       <w:pgSz w:w="11906" w:h="16838"/>
       <w:pgMar w:top="1985" w:right="1701" w:bottom="1701" w:left="1701" w:header="851" w:footer="992" w:gutter="0"/>
       <w:cols w:space="425"/>
@@ -7009,6 +8877,74 @@
     </w:sectPr>
   </w:body>
 </w:document>
+</file>
+
+<file path=word/comments.xml><?xml version="1.0" encoding="utf-8"?>
+<w:comments xmlns:wpc="http://schemas.microsoft.com/office/word/2010/wordprocessingCanvas" xmlns:cx="http://schemas.microsoft.com/office/drawing/2014/chartex" xmlns:cx1="http://schemas.microsoft.com/office/drawing/2015/9/8/chartex" xmlns:cx2="http://schemas.microsoft.com/office/drawing/2015/10/21/chartex" xmlns:cx3="http://schemas.microsoft.com/office/drawing/2016/5/9/chartex" xmlns:cx4="http://schemas.microsoft.com/office/drawing/2016/5/10/chartex" xmlns:cx5="http://schemas.microsoft.com/office/drawing/2016/5/11/chartex" xmlns:cx6="http://schemas.microsoft.com/office/drawing/2016/5/12/chartex" xmlns:cx7="http://schemas.microsoft.com/office/drawing/2016/5/13/chartex" xmlns:cx8="http://schemas.microsoft.com/office/drawing/2016/5/14/chartex" xmlns:mc="http://schemas.openxmlformats.org/markup-compatibility/2006" xmlns:aink="http://schemas.microsoft.com/office/drawing/2016/ink" xmlns:am3d="http://schemas.microsoft.com/office/drawing/2017/model3d" xmlns:o="urn:schemas-microsoft-com:office:office" xmlns:oel="http://schemas.microsoft.com/office/2019/extlst" xmlns:r="http://schemas.openxmlformats.org/officeDocument/2006/relationships" xmlns:m="http://schemas.openxmlformats.org/officeDocument/2006/math" xmlns:v="urn:schemas-microsoft-com:vml" xmlns:wp14="http://schemas.microsoft.com/office/word/2010/wordprocessingDrawing" xmlns:wp="http://schemas.openxmlformats.org/drawingml/2006/wordprocessingDrawing" xmlns:w10="urn:schemas-microsoft-com:office:word" xmlns:w="http://schemas.openxmlformats.org/wordprocessingml/2006/main" xmlns:w14="http://schemas.microsoft.com/office/word/2010/wordml" xmlns:w15="http://schemas.microsoft.com/office/word/2012/wordml" xmlns:w16cex="http://schemas.microsoft.com/office/word/2018/wordml/cex" xmlns:w16cid="http://schemas.microsoft.com/office/word/2016/wordml/cid" xmlns:w16="http://schemas.microsoft.com/office/word/2018/wordml" xmlns:w16du="http://schemas.microsoft.com/office/word/2023/wordml/word16du" xmlns:w16sdtdh="http://schemas.microsoft.com/office/word/2020/wordml/sdtdatahash" xmlns:w16sdtfl="http://schemas.microsoft.com/office/word/2024/wordml/sdtformatlock" xmlns:w16se="http://schemas.microsoft.com/office/word/2015/wordml/symex" xmlns:wpg="http://schemas.microsoft.com/office/word/2010/wordprocessingGroup" xmlns:wpi="http://schemas.microsoft.com/office/word/2010/wordprocessingInk" xmlns:wne="http://schemas.microsoft.com/office/word/2006/wordml" xmlns:wps="http://schemas.microsoft.com/office/word/2010/wordprocessingShape" mc:Ignorable="w14 w15 w16se w16cid w16 w16cex w16sdtdh w16sdtfl w16du wp14">
+  <w:comment w:id="0" w:author="5I24 野下 航輝【鈴鹿】" w:date="2026-01-16T01:56:00Z" w:initials="野5">
+    <w:p>
+      <w:pPr>
+        <w:pStyle w:val="af6"/>
+      </w:pPr>
+      <w:r>
+        <w:rPr>
+          <w:rStyle w:val="af5"/>
+        </w:rPr>
+        <w:annotationRef/>
+      </w:r>
+      <w:r>
+        <w:t>日本語訳</w:t>
+      </w:r>
+    </w:p>
+    <w:p>
+      <w:pPr>
+        <w:pStyle w:val="af6"/>
+      </w:pPr>
+    </w:p>
+    <w:p>
+      <w:pPr>
+        <w:pStyle w:val="af6"/>
+      </w:pPr>
+      <w:r>
+        <w:t>海洋ゴミは深刻な環境問題である。三重県英虞湾では、真珠養殖による廃棄物が海底に堆積している。現在、その回収はダイバーの手作業に依存しているが、ヘドロによる視界不良のため、この方法は危険かつ非効率である。そのため、汚泥に埋もれた金属ゴミを特定するための、より安全で効率的な探査手法が求められている。</w:t>
+      </w:r>
+    </w:p>
+    <w:p>
+      <w:pPr>
+        <w:pStyle w:val="af6"/>
+      </w:pPr>
+      <w:r>
+        <w:t>本研究は、探査プロセスを自動化するために、水中ドローンを用いた金属探査システムの開発を目的とする。我々は、海底を滑走させるために球状のプラスチック殻に収めた専用の電磁センサを設計した。このシステムをドローンに統合し、金属物体を検知する能力や、スラスタノイズの干渉を含む水中環境への耐性を検証した。</w:t>
+      </w:r>
+    </w:p>
+    <w:p>
+      <w:pPr>
+        <w:pStyle w:val="af6"/>
+      </w:pPr>
+      <w:r>
+        <w:t>実験の結果、センサは明確な電圧変化を伴って金属ターゲットの検知に成功した。淡水中の浅い埋没物については検知可能であったが、海水中では減衰により感度が低下した。プール実験では、ドローンがスラスタノイズの大きな干渉を受けることなく金属を検知できることを確認した。これらの結果は、本システムの基本的な実現可能性を示すものであるが、海水中での深い埋没検知にはセンサ出力の増強が必要である。</w:t>
+      </w:r>
+    </w:p>
+  </w:comment>
+</w:comments>
+</file>
+
+<file path=word/commentsExtended.xml><?xml version="1.0" encoding="utf-8"?>
+<w15:commentsEx xmlns:wpc="http://schemas.microsoft.com/office/word/2010/wordprocessingCanvas" xmlns:cx="http://schemas.microsoft.com/office/drawing/2014/chartex" xmlns:cx1="http://schemas.microsoft.com/office/drawing/2015/9/8/chartex" xmlns:cx2="http://schemas.microsoft.com/office/drawing/2015/10/21/chartex" xmlns:cx3="http://schemas.microsoft.com/office/drawing/2016/5/9/chartex" xmlns:cx4="http://schemas.microsoft.com/office/drawing/2016/5/10/chartex" xmlns:cx5="http://schemas.microsoft.com/office/drawing/2016/5/11/chartex" xmlns:cx6="http://schemas.microsoft.com/office/drawing/2016/5/12/chartex" xmlns:cx7="http://schemas.microsoft.com/office/drawing/2016/5/13/chartex" xmlns:cx8="http://schemas.microsoft.com/office/drawing/2016/5/14/chartex" xmlns:mc="http://schemas.openxmlformats.org/markup-compatibility/2006" xmlns:aink="http://schemas.microsoft.com/office/drawing/2016/ink" xmlns:am3d="http://schemas.microsoft.com/office/drawing/2017/model3d" xmlns:o="urn:schemas-microsoft-com:office:office" xmlns:oel="http://schemas.microsoft.com/office/2019/extlst" xmlns:r="http://schemas.openxmlformats.org/officeDocument/2006/relationships" xmlns:m="http://schemas.openxmlformats.org/officeDocument/2006/math" xmlns:v="urn:schemas-microsoft-com:vml" xmlns:wp14="http://schemas.microsoft.com/office/word/2010/wordprocessingDrawing" xmlns:wp="http://schemas.openxmlformats.org/drawingml/2006/wordprocessingDrawing" xmlns:w10="urn:schemas-microsoft-com:office:word" xmlns:w="http://schemas.openxmlformats.org/wordprocessingml/2006/main" xmlns:w14="http://schemas.microsoft.com/office/word/2010/wordml" xmlns:w15="http://schemas.microsoft.com/office/word/2012/wordml" xmlns:w16cex="http://schemas.microsoft.com/office/word/2018/wordml/cex" xmlns:w16cid="http://schemas.microsoft.com/office/word/2016/wordml/cid" xmlns:w16="http://schemas.microsoft.com/office/word/2018/wordml" xmlns:w16du="http://schemas.microsoft.com/office/word/2023/wordml/word16du" xmlns:w16sdtdh="http://schemas.microsoft.com/office/word/2020/wordml/sdtdatahash" xmlns:w16sdtfl="http://schemas.microsoft.com/office/word/2024/wordml/sdtformatlock" xmlns:w16se="http://schemas.microsoft.com/office/word/2015/wordml/symex" xmlns:wpg="http://schemas.microsoft.com/office/word/2010/wordprocessingGroup" xmlns:wpi="http://schemas.microsoft.com/office/word/2010/wordprocessingInk" xmlns:wne="http://schemas.microsoft.com/office/word/2006/wordml" xmlns:wps="http://schemas.microsoft.com/office/word/2010/wordprocessingShape" mc:Ignorable="w14 w15 w16se w16cid w16 w16cex w16sdtdh w16sdtfl w16du wp14">
+  <w15:commentEx w15:paraId="550EC705" w15:done="0"/>
+</w15:commentsEx>
+</file>
+
+<file path=word/commentsExtensible.xml><?xml version="1.0" encoding="utf-8"?>
+<w16cex:commentsExtensible xmlns:wpc="http://schemas.microsoft.com/office/word/2010/wordprocessingCanvas" xmlns:cx="http://schemas.microsoft.com/office/drawing/2014/chartex" xmlns:cx1="http://schemas.microsoft.com/office/drawing/2015/9/8/chartex" xmlns:cx2="http://schemas.microsoft.com/office/drawing/2015/10/21/chartex" xmlns:cx3="http://schemas.microsoft.com/office/drawing/2016/5/9/chartex" xmlns:cx4="http://schemas.microsoft.com/office/drawing/2016/5/10/chartex" xmlns:cx5="http://schemas.microsoft.com/office/drawing/2016/5/11/chartex" xmlns:cx6="http://schemas.microsoft.com/office/drawing/2016/5/12/chartex" xmlns:cx7="http://schemas.microsoft.com/office/drawing/2016/5/13/chartex" xmlns:cx8="http://schemas.microsoft.com/office/drawing/2016/5/14/chartex" xmlns:cr="http://schemas.microsoft.com/office/comments/2020/reactions" xmlns:mc="http://schemas.openxmlformats.org/markup-compatibility/2006" xmlns:aink="http://schemas.microsoft.com/office/drawing/2016/ink" xmlns:am3d="http://schemas.microsoft.com/office/drawing/2017/model3d" xmlns:o="urn:schemas-microsoft-com:office:office" xmlns:oel="http://schemas.microsoft.com/office/2019/extlst" xmlns:r="http://schemas.openxmlformats.org/officeDocument/2006/relationships" xmlns:m="http://schemas.openxmlformats.org/officeDocument/2006/math" xmlns:v="urn:schemas-microsoft-com:vml" xmlns:wp14="http://schemas.microsoft.com/office/word/2010/wordprocessingDrawing" xmlns:wp="http://schemas.openxmlformats.org/drawingml/2006/wordprocessingDrawing" xmlns:w10="urn:schemas-microsoft-com:office:word" xmlns:w="http://schemas.openxmlformats.org/wordprocessingml/2006/main" xmlns:w14="http://schemas.microsoft.com/office/word/2010/wordml" xmlns:w15="http://schemas.microsoft.com/office/word/2012/wordml" xmlns:w16cex="http://schemas.microsoft.com/office/word/2018/wordml/cex" xmlns:w16cid="http://schemas.microsoft.com/office/word/2016/wordml/cid" xmlns:w16="http://schemas.microsoft.com/office/word/2018/wordml" xmlns:w16du="http://schemas.microsoft.com/office/word/2023/wordml/word16du" xmlns:w16sdtdh="http://schemas.microsoft.com/office/word/2020/wordml/sdtdatahash" xmlns:w16sdtfl="http://schemas.microsoft.com/office/word/2024/wordml/sdtformatlock" xmlns:w16se="http://schemas.microsoft.com/office/word/2015/wordml/symex" xmlns:wpg="http://schemas.microsoft.com/office/word/2010/wordprocessingGroup" xmlns:wpi="http://schemas.microsoft.com/office/word/2010/wordprocessingInk" xmlns:wne="http://schemas.microsoft.com/office/word/2006/wordml" xmlns:wps="http://schemas.microsoft.com/office/word/2010/wordprocessingShape" mc:Ignorable="w14 w15 w16se w16cid w16 w16cex w16sdtdh w16sdtfl cr w16du wp14">
+  <w16cex:commentExtensible w16cex:durableId="4A3B97D7" w16cex:dateUtc="2026-01-15T16:56:00Z"/>
+</w16cex:commentsExtensible>
+</file>
+
+<file path=word/commentsIds.xml><?xml version="1.0" encoding="utf-8"?>
+<w16cid:commentsIds xmlns:wpc="http://schemas.microsoft.com/office/word/2010/wordprocessingCanvas" xmlns:cx="http://schemas.microsoft.com/office/drawing/2014/chartex" xmlns:cx1="http://schemas.microsoft.com/office/drawing/2015/9/8/chartex" xmlns:cx2="http://schemas.microsoft.com/office/drawing/2015/10/21/chartex" xmlns:cx3="http://schemas.microsoft.com/office/drawing/2016/5/9/chartex" xmlns:cx4="http://schemas.microsoft.com/office/drawing/2016/5/10/chartex" xmlns:cx5="http://schemas.microsoft.com/office/drawing/2016/5/11/chartex" xmlns:cx6="http://schemas.microsoft.com/office/drawing/2016/5/12/chartex" xmlns:cx7="http://schemas.microsoft.com/office/drawing/2016/5/13/chartex" xmlns:cx8="http://schemas.microsoft.com/office/drawing/2016/5/14/chartex" xmlns:mc="http://schemas.openxmlformats.org/markup-compatibility/2006" xmlns:aink="http://schemas.microsoft.com/office/drawing/2016/ink" xmlns:am3d="http://schemas.microsoft.com/office/drawing/2017/model3d" xmlns:o="urn:schemas-microsoft-com:office:office" xmlns:oel="http://schemas.microsoft.com/office/2019/extlst" xmlns:r="http://schemas.openxmlformats.org/officeDocument/2006/relationships" xmlns:m="http://schemas.openxmlformats.org/officeDocument/2006/math" xmlns:v="urn:schemas-microsoft-com:vml" xmlns:wp14="http://schemas.microsoft.com/office/word/2010/wordprocessingDrawing" xmlns:wp="http://schemas.openxmlformats.org/drawingml/2006/wordprocessingDrawing" xmlns:w10="urn:schemas-microsoft-com:office:word" xmlns:w="http://schemas.openxmlformats.org/wordprocessingml/2006/main" xmlns:w14="http://schemas.microsoft.com/office/word/2010/wordml" xmlns:w15="http://schemas.microsoft.com/office/word/2012/wordml" xmlns:w16cex="http://schemas.microsoft.com/office/word/2018/wordml/cex" xmlns:w16cid="http://schemas.microsoft.com/office/word/2016/wordml/cid" xmlns:w16="http://schemas.microsoft.com/office/word/2018/wordml" xmlns:w16du="http://schemas.microsoft.com/office/word/2023/wordml/word16du" xmlns:w16sdtdh="http://schemas.microsoft.com/office/word/2020/wordml/sdtdatahash" xmlns:w16sdtfl="http://schemas.microsoft.com/office/word/2024/wordml/sdtformatlock" xmlns:w16se="http://schemas.microsoft.com/office/word/2015/wordml/symex" xmlns:wpg="http://schemas.microsoft.com/office/word/2010/wordprocessingGroup" xmlns:wpi="http://schemas.microsoft.com/office/word/2010/wordprocessingInk" xmlns:wne="http://schemas.microsoft.com/office/word/2006/wordml" xmlns:wps="http://schemas.microsoft.com/office/word/2010/wordprocessingShape" mc:Ignorable="w14 w15 w16se w16cid w16 w16cex w16sdtdh w16sdtfl w16du wp14">
+  <w16cid:commentId w16cid:paraId="550EC705" w16cid:durableId="4A3B97D7"/>
+</w16cid:commentsIds>
 </file>
 
 <file path=word/endnotes.xml><?xml version="1.0" encoding="utf-8"?>
@@ -7187,6 +9123,92 @@
 <file path=word/numbering.xml><?xml version="1.0" encoding="utf-8"?>
 <w:numbering xmlns:wpc="http://schemas.microsoft.com/office/word/2010/wordprocessingCanvas" xmlns:cx="http://schemas.microsoft.com/office/drawing/2014/chartex" xmlns:cx1="http://schemas.microsoft.com/office/drawing/2015/9/8/chartex" xmlns:cx2="http://schemas.microsoft.com/office/drawing/2015/10/21/chartex" xmlns:cx3="http://schemas.microsoft.com/office/drawing/2016/5/9/chartex" xmlns:cx4="http://schemas.microsoft.com/office/drawing/2016/5/10/chartex" xmlns:cx5="http://schemas.microsoft.com/office/drawing/2016/5/11/chartex" xmlns:cx6="http://schemas.microsoft.com/office/drawing/2016/5/12/chartex" xmlns:cx7="http://schemas.microsoft.com/office/drawing/2016/5/13/chartex" xmlns:cx8="http://schemas.microsoft.com/office/drawing/2016/5/14/chartex" xmlns:mc="http://schemas.openxmlformats.org/markup-compatibility/2006" xmlns:aink="http://schemas.microsoft.com/office/drawing/2016/ink" xmlns:am3d="http://schemas.microsoft.com/office/drawing/2017/model3d" xmlns:o="urn:schemas-microsoft-com:office:office" xmlns:oel="http://schemas.microsoft.com/office/2019/extlst" xmlns:r="http://schemas.openxmlformats.org/officeDocument/2006/relationships" xmlns:m="http://schemas.openxmlformats.org/officeDocument/2006/math" xmlns:v="urn:schemas-microsoft-com:vml" xmlns:wp14="http://schemas.microsoft.com/office/word/2010/wordprocessingDrawing" xmlns:wp="http://schemas.openxmlformats.org/drawingml/2006/wordprocessingDrawing" xmlns:w10="urn:schemas-microsoft-com:office:word" xmlns:w="http://schemas.openxmlformats.org/wordprocessingml/2006/main" xmlns:w14="http://schemas.microsoft.com/office/word/2010/wordml" xmlns:w15="http://schemas.microsoft.com/office/word/2012/wordml" xmlns:w16cex="http://schemas.microsoft.com/office/word/2018/wordml/cex" xmlns:w16cid="http://schemas.microsoft.com/office/word/2016/wordml/cid" xmlns:w16="http://schemas.microsoft.com/office/word/2018/wordml" xmlns:w16du="http://schemas.microsoft.com/office/word/2023/wordml/word16du" xmlns:w16sdtdh="http://schemas.microsoft.com/office/word/2020/wordml/sdtdatahash" xmlns:w16sdtfl="http://schemas.microsoft.com/office/word/2024/wordml/sdtformatlock" xmlns:w16se="http://schemas.microsoft.com/office/word/2015/wordml/symex" xmlns:wpg="http://schemas.microsoft.com/office/word/2010/wordprocessingGroup" xmlns:wpi="http://schemas.microsoft.com/office/word/2010/wordprocessingInk" xmlns:wne="http://schemas.microsoft.com/office/word/2006/wordml" xmlns:wps="http://schemas.microsoft.com/office/word/2010/wordprocessingShape" mc:Ignorable="w14 w15 w16se w16cid w16 w16cex w16sdtdh w16sdtfl w16du wp14">
   <w:abstractNum w:abstractNumId="0" w15:restartNumberingAfterBreak="0">
+    <w:nsid w:val="275E00BA"/>
+    <w:multiLevelType w:val="hybridMultilevel"/>
+    <w:tmpl w:val="FB2ECBCE"/>
+    <w:lvl w:ilvl="0" w:tplc="FFFFFFFF">
+      <w:start w:val="1"/>
+      <w:numFmt w:val="decimal"/>
+      <w:lvlText w:val="%1."/>
+      <w:lvlJc w:val="left"/>
+      <w:pPr>
+        <w:ind w:left="545" w:hanging="440"/>
+      </w:pPr>
+    </w:lvl>
+    <w:lvl w:ilvl="1" w:tplc="FFFFFFFF" w:tentative="1">
+      <w:start w:val="1"/>
+      <w:numFmt w:val="aiueoFullWidth"/>
+      <w:lvlText w:val="(%2)"/>
+      <w:lvlJc w:val="left"/>
+      <w:pPr>
+        <w:ind w:left="985" w:hanging="440"/>
+      </w:pPr>
+    </w:lvl>
+    <w:lvl w:ilvl="2" w:tplc="FFFFFFFF" w:tentative="1">
+      <w:start w:val="1"/>
+      <w:numFmt w:val="decimalEnclosedCircle"/>
+      <w:lvlText w:val="%3"/>
+      <w:lvlJc w:val="left"/>
+      <w:pPr>
+        <w:ind w:left="1425" w:hanging="440"/>
+      </w:pPr>
+    </w:lvl>
+    <w:lvl w:ilvl="3" w:tplc="FFFFFFFF" w:tentative="1">
+      <w:start w:val="1"/>
+      <w:numFmt w:val="decimal"/>
+      <w:lvlText w:val="%4."/>
+      <w:lvlJc w:val="left"/>
+      <w:pPr>
+        <w:ind w:left="1865" w:hanging="440"/>
+      </w:pPr>
+    </w:lvl>
+    <w:lvl w:ilvl="4" w:tplc="FFFFFFFF" w:tentative="1">
+      <w:start w:val="1"/>
+      <w:numFmt w:val="aiueoFullWidth"/>
+      <w:lvlText w:val="(%5)"/>
+      <w:lvlJc w:val="left"/>
+      <w:pPr>
+        <w:ind w:left="2305" w:hanging="440"/>
+      </w:pPr>
+    </w:lvl>
+    <w:lvl w:ilvl="5" w:tplc="FFFFFFFF" w:tentative="1">
+      <w:start w:val="1"/>
+      <w:numFmt w:val="decimalEnclosedCircle"/>
+      <w:lvlText w:val="%6"/>
+      <w:lvlJc w:val="left"/>
+      <w:pPr>
+        <w:ind w:left="2745" w:hanging="440"/>
+      </w:pPr>
+    </w:lvl>
+    <w:lvl w:ilvl="6" w:tplc="FFFFFFFF" w:tentative="1">
+      <w:start w:val="1"/>
+      <w:numFmt w:val="decimal"/>
+      <w:lvlText w:val="%7."/>
+      <w:lvlJc w:val="left"/>
+      <w:pPr>
+        <w:ind w:left="3185" w:hanging="440"/>
+      </w:pPr>
+    </w:lvl>
+    <w:lvl w:ilvl="7" w:tplc="FFFFFFFF" w:tentative="1">
+      <w:start w:val="1"/>
+      <w:numFmt w:val="aiueoFullWidth"/>
+      <w:lvlText w:val="(%8)"/>
+      <w:lvlJc w:val="left"/>
+      <w:pPr>
+        <w:ind w:left="3625" w:hanging="440"/>
+      </w:pPr>
+    </w:lvl>
+    <w:lvl w:ilvl="8" w:tplc="FFFFFFFF" w:tentative="1">
+      <w:start w:val="1"/>
+      <w:numFmt w:val="decimalEnclosedCircle"/>
+      <w:lvlText w:val="%9"/>
+      <w:lvlJc w:val="left"/>
+      <w:pPr>
+        <w:ind w:left="4065" w:hanging="440"/>
+      </w:pPr>
+    </w:lvl>
+  </w:abstractNum>
+  <w:abstractNum w:abstractNumId="1" w15:restartNumberingAfterBreak="0">
     <w:nsid w:val="27621555"/>
     <w:multiLevelType w:val="hybridMultilevel"/>
     <w:tmpl w:val="2D7C6868"/>
@@ -7275,7 +9297,7 @@
       </w:pPr>
     </w:lvl>
   </w:abstractNum>
-  <w:abstractNum w:abstractNumId="1" w15:restartNumberingAfterBreak="0">
+  <w:abstractNum w:abstractNumId="2" w15:restartNumberingAfterBreak="0">
     <w:nsid w:val="2C6853C2"/>
     <w:multiLevelType w:val="hybridMultilevel"/>
     <w:tmpl w:val="ED964A1A"/>
@@ -7364,10 +9386,96 @@
       </w:pPr>
     </w:lvl>
   </w:abstractNum>
-  <w:abstractNum w:abstractNumId="2" w15:restartNumberingAfterBreak="0">
+  <w:abstractNum w:abstractNumId="3" w15:restartNumberingAfterBreak="0">
+    <w:nsid w:val="4781707D"/>
+    <w:multiLevelType w:val="hybridMultilevel"/>
+    <w:tmpl w:val="A3B03136"/>
+    <w:lvl w:ilvl="0" w:tplc="FFFFFFFF">
+      <w:start w:val="1"/>
+      <w:numFmt w:val="decimal"/>
+      <w:lvlText w:val="%1."/>
+      <w:lvlJc w:val="left"/>
+      <w:pPr>
+        <w:ind w:left="545" w:hanging="440"/>
+      </w:pPr>
+    </w:lvl>
+    <w:lvl w:ilvl="1" w:tplc="FFFFFFFF" w:tentative="1">
+      <w:start w:val="1"/>
+      <w:numFmt w:val="aiueoFullWidth"/>
+      <w:lvlText w:val="(%2)"/>
+      <w:lvlJc w:val="left"/>
+      <w:pPr>
+        <w:ind w:left="985" w:hanging="440"/>
+      </w:pPr>
+    </w:lvl>
+    <w:lvl w:ilvl="2" w:tplc="FFFFFFFF" w:tentative="1">
+      <w:start w:val="1"/>
+      <w:numFmt w:val="decimalEnclosedCircle"/>
+      <w:lvlText w:val="%3"/>
+      <w:lvlJc w:val="left"/>
+      <w:pPr>
+        <w:ind w:left="1425" w:hanging="440"/>
+      </w:pPr>
+    </w:lvl>
+    <w:lvl w:ilvl="3" w:tplc="FFFFFFFF" w:tentative="1">
+      <w:start w:val="1"/>
+      <w:numFmt w:val="decimal"/>
+      <w:lvlText w:val="%4."/>
+      <w:lvlJc w:val="left"/>
+      <w:pPr>
+        <w:ind w:left="1865" w:hanging="440"/>
+      </w:pPr>
+    </w:lvl>
+    <w:lvl w:ilvl="4" w:tplc="FFFFFFFF" w:tentative="1">
+      <w:start w:val="1"/>
+      <w:numFmt w:val="aiueoFullWidth"/>
+      <w:lvlText w:val="(%5)"/>
+      <w:lvlJc w:val="left"/>
+      <w:pPr>
+        <w:ind w:left="2305" w:hanging="440"/>
+      </w:pPr>
+    </w:lvl>
+    <w:lvl w:ilvl="5" w:tplc="FFFFFFFF" w:tentative="1">
+      <w:start w:val="1"/>
+      <w:numFmt w:val="decimalEnclosedCircle"/>
+      <w:lvlText w:val="%6"/>
+      <w:lvlJc w:val="left"/>
+      <w:pPr>
+        <w:ind w:left="2745" w:hanging="440"/>
+      </w:pPr>
+    </w:lvl>
+    <w:lvl w:ilvl="6" w:tplc="FFFFFFFF" w:tentative="1">
+      <w:start w:val="1"/>
+      <w:numFmt w:val="decimal"/>
+      <w:lvlText w:val="%7."/>
+      <w:lvlJc w:val="left"/>
+      <w:pPr>
+        <w:ind w:left="3185" w:hanging="440"/>
+      </w:pPr>
+    </w:lvl>
+    <w:lvl w:ilvl="7" w:tplc="FFFFFFFF" w:tentative="1">
+      <w:start w:val="1"/>
+      <w:numFmt w:val="aiueoFullWidth"/>
+      <w:lvlText w:val="(%8)"/>
+      <w:lvlJc w:val="left"/>
+      <w:pPr>
+        <w:ind w:left="3625" w:hanging="440"/>
+      </w:pPr>
+    </w:lvl>
+    <w:lvl w:ilvl="8" w:tplc="FFFFFFFF" w:tentative="1">
+      <w:start w:val="1"/>
+      <w:numFmt w:val="decimalEnclosedCircle"/>
+      <w:lvlText w:val="%9"/>
+      <w:lvlJc w:val="left"/>
+      <w:pPr>
+        <w:ind w:left="4065" w:hanging="440"/>
+      </w:pPr>
+    </w:lvl>
+  </w:abstractNum>
+  <w:abstractNum w:abstractNumId="4" w15:restartNumberingAfterBreak="0">
     <w:nsid w:val="49B4494F"/>
     <w:multiLevelType w:val="hybridMultilevel"/>
-    <w:tmpl w:val="4FA25AD0"/>
+    <w:tmpl w:val="FBC8D642"/>
     <w:lvl w:ilvl="0" w:tplc="0409000F">
       <w:start w:val="1"/>
       <w:numFmt w:val="decimal"/>
@@ -7450,7 +9558,93 @@
       </w:pPr>
     </w:lvl>
   </w:abstractNum>
-  <w:abstractNum w:abstractNumId="3" w15:restartNumberingAfterBreak="0">
+  <w:abstractNum w:abstractNumId="5" w15:restartNumberingAfterBreak="0">
+    <w:nsid w:val="4F7E5FD3"/>
+    <w:multiLevelType w:val="hybridMultilevel"/>
+    <w:tmpl w:val="A3B03136"/>
+    <w:lvl w:ilvl="0" w:tplc="FFFFFFFF">
+      <w:start w:val="1"/>
+      <w:numFmt w:val="decimal"/>
+      <w:lvlText w:val="%1."/>
+      <w:lvlJc w:val="left"/>
+      <w:pPr>
+        <w:ind w:left="545" w:hanging="440"/>
+      </w:pPr>
+    </w:lvl>
+    <w:lvl w:ilvl="1" w:tplc="FFFFFFFF" w:tentative="1">
+      <w:start w:val="1"/>
+      <w:numFmt w:val="aiueoFullWidth"/>
+      <w:lvlText w:val="(%2)"/>
+      <w:lvlJc w:val="left"/>
+      <w:pPr>
+        <w:ind w:left="985" w:hanging="440"/>
+      </w:pPr>
+    </w:lvl>
+    <w:lvl w:ilvl="2" w:tplc="FFFFFFFF" w:tentative="1">
+      <w:start w:val="1"/>
+      <w:numFmt w:val="decimalEnclosedCircle"/>
+      <w:lvlText w:val="%3"/>
+      <w:lvlJc w:val="left"/>
+      <w:pPr>
+        <w:ind w:left="1425" w:hanging="440"/>
+      </w:pPr>
+    </w:lvl>
+    <w:lvl w:ilvl="3" w:tplc="FFFFFFFF" w:tentative="1">
+      <w:start w:val="1"/>
+      <w:numFmt w:val="decimal"/>
+      <w:lvlText w:val="%4."/>
+      <w:lvlJc w:val="left"/>
+      <w:pPr>
+        <w:ind w:left="1865" w:hanging="440"/>
+      </w:pPr>
+    </w:lvl>
+    <w:lvl w:ilvl="4" w:tplc="FFFFFFFF" w:tentative="1">
+      <w:start w:val="1"/>
+      <w:numFmt w:val="aiueoFullWidth"/>
+      <w:lvlText w:val="(%5)"/>
+      <w:lvlJc w:val="left"/>
+      <w:pPr>
+        <w:ind w:left="2305" w:hanging="440"/>
+      </w:pPr>
+    </w:lvl>
+    <w:lvl w:ilvl="5" w:tplc="FFFFFFFF" w:tentative="1">
+      <w:start w:val="1"/>
+      <w:numFmt w:val="decimalEnclosedCircle"/>
+      <w:lvlText w:val="%6"/>
+      <w:lvlJc w:val="left"/>
+      <w:pPr>
+        <w:ind w:left="2745" w:hanging="440"/>
+      </w:pPr>
+    </w:lvl>
+    <w:lvl w:ilvl="6" w:tplc="FFFFFFFF" w:tentative="1">
+      <w:start w:val="1"/>
+      <w:numFmt w:val="decimal"/>
+      <w:lvlText w:val="%7."/>
+      <w:lvlJc w:val="left"/>
+      <w:pPr>
+        <w:ind w:left="3185" w:hanging="440"/>
+      </w:pPr>
+    </w:lvl>
+    <w:lvl w:ilvl="7" w:tplc="FFFFFFFF" w:tentative="1">
+      <w:start w:val="1"/>
+      <w:numFmt w:val="aiueoFullWidth"/>
+      <w:lvlText w:val="(%8)"/>
+      <w:lvlJc w:val="left"/>
+      <w:pPr>
+        <w:ind w:left="3625" w:hanging="440"/>
+      </w:pPr>
+    </w:lvl>
+    <w:lvl w:ilvl="8" w:tplc="FFFFFFFF" w:tentative="1">
+      <w:start w:val="1"/>
+      <w:numFmt w:val="decimalEnclosedCircle"/>
+      <w:lvlText w:val="%9"/>
+      <w:lvlJc w:val="left"/>
+      <w:pPr>
+        <w:ind w:left="4065" w:hanging="440"/>
+      </w:pPr>
+    </w:lvl>
+  </w:abstractNum>
+  <w:abstractNum w:abstractNumId="6" w15:restartNumberingAfterBreak="0">
     <w:nsid w:val="52BC339F"/>
     <w:multiLevelType w:val="hybridMultilevel"/>
     <w:tmpl w:val="7B96A934"/>
@@ -7536,7 +9730,7 @@
       </w:pPr>
     </w:lvl>
   </w:abstractNum>
-  <w:abstractNum w:abstractNumId="4" w15:restartNumberingAfterBreak="0">
+  <w:abstractNum w:abstractNumId="7" w15:restartNumberingAfterBreak="0">
     <w:nsid w:val="569F5DAD"/>
     <w:multiLevelType w:val="hybridMultilevel"/>
     <w:tmpl w:val="25965A22"/>
@@ -7625,7 +9819,7 @@
       </w:pPr>
     </w:lvl>
   </w:abstractNum>
-  <w:abstractNum w:abstractNumId="5" w15:restartNumberingAfterBreak="0">
+  <w:abstractNum w:abstractNumId="8" w15:restartNumberingAfterBreak="0">
     <w:nsid w:val="62AF2A51"/>
     <w:multiLevelType w:val="multilevel"/>
     <w:tmpl w:val="386E649E"/>
@@ -7738,7 +9932,7 @@
       </w:rPr>
     </w:lvl>
   </w:abstractNum>
-  <w:abstractNum w:abstractNumId="6" w15:restartNumberingAfterBreak="0">
+  <w:abstractNum w:abstractNumId="9" w15:restartNumberingAfterBreak="0">
     <w:nsid w:val="644E638A"/>
     <w:multiLevelType w:val="hybridMultilevel"/>
     <w:tmpl w:val="651657D4"/>
@@ -7824,7 +10018,93 @@
       </w:pPr>
     </w:lvl>
   </w:abstractNum>
-  <w:abstractNum w:abstractNumId="7" w15:restartNumberingAfterBreak="0">
+  <w:abstractNum w:abstractNumId="10" w15:restartNumberingAfterBreak="0">
+    <w:nsid w:val="656358CA"/>
+    <w:multiLevelType w:val="hybridMultilevel"/>
+    <w:tmpl w:val="09A0ABAE"/>
+    <w:lvl w:ilvl="0" w:tplc="FFFFFFFF">
+      <w:start w:val="1"/>
+      <w:numFmt w:val="decimal"/>
+      <w:lvlText w:val="%1."/>
+      <w:lvlJc w:val="left"/>
+      <w:pPr>
+        <w:ind w:left="545" w:hanging="440"/>
+      </w:pPr>
+    </w:lvl>
+    <w:lvl w:ilvl="1" w:tplc="04090017" w:tentative="1">
+      <w:start w:val="1"/>
+      <w:numFmt w:val="aiueoFullWidth"/>
+      <w:lvlText w:val="(%2)"/>
+      <w:lvlJc w:val="left"/>
+      <w:pPr>
+        <w:ind w:left="880" w:hanging="440"/>
+      </w:pPr>
+    </w:lvl>
+    <w:lvl w:ilvl="2" w:tplc="04090011" w:tentative="1">
+      <w:start w:val="1"/>
+      <w:numFmt w:val="decimalEnclosedCircle"/>
+      <w:lvlText w:val="%3"/>
+      <w:lvlJc w:val="left"/>
+      <w:pPr>
+        <w:ind w:left="1320" w:hanging="440"/>
+      </w:pPr>
+    </w:lvl>
+    <w:lvl w:ilvl="3" w:tplc="0409000F" w:tentative="1">
+      <w:start w:val="1"/>
+      <w:numFmt w:val="decimal"/>
+      <w:lvlText w:val="%4."/>
+      <w:lvlJc w:val="left"/>
+      <w:pPr>
+        <w:ind w:left="1760" w:hanging="440"/>
+      </w:pPr>
+    </w:lvl>
+    <w:lvl w:ilvl="4" w:tplc="04090017" w:tentative="1">
+      <w:start w:val="1"/>
+      <w:numFmt w:val="aiueoFullWidth"/>
+      <w:lvlText w:val="(%5)"/>
+      <w:lvlJc w:val="left"/>
+      <w:pPr>
+        <w:ind w:left="2200" w:hanging="440"/>
+      </w:pPr>
+    </w:lvl>
+    <w:lvl w:ilvl="5" w:tplc="04090011" w:tentative="1">
+      <w:start w:val="1"/>
+      <w:numFmt w:val="decimalEnclosedCircle"/>
+      <w:lvlText w:val="%6"/>
+      <w:lvlJc w:val="left"/>
+      <w:pPr>
+        <w:ind w:left="2640" w:hanging="440"/>
+      </w:pPr>
+    </w:lvl>
+    <w:lvl w:ilvl="6" w:tplc="0409000F" w:tentative="1">
+      <w:start w:val="1"/>
+      <w:numFmt w:val="decimal"/>
+      <w:lvlText w:val="%7."/>
+      <w:lvlJc w:val="left"/>
+      <w:pPr>
+        <w:ind w:left="3080" w:hanging="440"/>
+      </w:pPr>
+    </w:lvl>
+    <w:lvl w:ilvl="7" w:tplc="04090017" w:tentative="1">
+      <w:start w:val="1"/>
+      <w:numFmt w:val="aiueoFullWidth"/>
+      <w:lvlText w:val="(%8)"/>
+      <w:lvlJc w:val="left"/>
+      <w:pPr>
+        <w:ind w:left="3520" w:hanging="440"/>
+      </w:pPr>
+    </w:lvl>
+    <w:lvl w:ilvl="8" w:tplc="04090011" w:tentative="1">
+      <w:start w:val="1"/>
+      <w:numFmt w:val="decimalEnclosedCircle"/>
+      <w:lvlText w:val="%9"/>
+      <w:lvlJc w:val="left"/>
+      <w:pPr>
+        <w:ind w:left="3960" w:hanging="440"/>
+      </w:pPr>
+    </w:lvl>
+  </w:abstractNum>
+  <w:abstractNum w:abstractNumId="11" w15:restartNumberingAfterBreak="0">
     <w:nsid w:val="68154BEF"/>
     <w:multiLevelType w:val="hybridMultilevel"/>
     <w:tmpl w:val="9BBACA7E"/>
@@ -7910,7 +10190,7 @@
       </w:pPr>
     </w:lvl>
   </w:abstractNum>
-  <w:abstractNum w:abstractNumId="8" w15:restartNumberingAfterBreak="0">
+  <w:abstractNum w:abstractNumId="12" w15:restartNumberingAfterBreak="0">
     <w:nsid w:val="7B05312D"/>
     <w:multiLevelType w:val="hybridMultilevel"/>
     <w:tmpl w:val="EF22A608"/>
@@ -8000,33 +10280,53 @@
     </w:lvl>
   </w:abstractNum>
   <w:num w:numId="1" w16cid:durableId="108791198">
+    <w:abstractNumId w:val="12"/>
+  </w:num>
+  <w:num w:numId="2" w16cid:durableId="888999424">
     <w:abstractNumId w:val="8"/>
   </w:num>
-  <w:num w:numId="2" w16cid:durableId="888999424">
+  <w:num w:numId="3" w16cid:durableId="1675843957">
+    <w:abstractNumId w:val="7"/>
+  </w:num>
+  <w:num w:numId="4" w16cid:durableId="674067548">
+    <w:abstractNumId w:val="2"/>
+  </w:num>
+  <w:num w:numId="5" w16cid:durableId="24411808">
+    <w:abstractNumId w:val="1"/>
+  </w:num>
+  <w:num w:numId="6" w16cid:durableId="151410188">
+    <w:abstractNumId w:val="6"/>
+  </w:num>
+  <w:num w:numId="7" w16cid:durableId="792866954">
+    <w:abstractNumId w:val="11"/>
+  </w:num>
+  <w:num w:numId="8" w16cid:durableId="1838569309">
+    <w:abstractNumId w:val="9"/>
+  </w:num>
+  <w:num w:numId="9" w16cid:durableId="1327587889">
+    <w:abstractNumId w:val="4"/>
+  </w:num>
+  <w:num w:numId="10" w16cid:durableId="23677014">
+    <w:abstractNumId w:val="0"/>
+  </w:num>
+  <w:num w:numId="11" w16cid:durableId="1901403419">
     <w:abstractNumId w:val="5"/>
   </w:num>
-  <w:num w:numId="3" w16cid:durableId="1675843957">
-    <w:abstractNumId w:val="4"/>
-  </w:num>
-  <w:num w:numId="4" w16cid:durableId="674067548">
-    <w:abstractNumId w:val="1"/>
-  </w:num>
-  <w:num w:numId="5" w16cid:durableId="24411808">
-    <w:abstractNumId w:val="0"/>
-  </w:num>
-  <w:num w:numId="6" w16cid:durableId="151410188">
+  <w:num w:numId="12" w16cid:durableId="929120584">
     <w:abstractNumId w:val="3"/>
   </w:num>
-  <w:num w:numId="7" w16cid:durableId="792866954">
-    <w:abstractNumId w:val="7"/>
-  </w:num>
-  <w:num w:numId="8" w16cid:durableId="1838569309">
-    <w:abstractNumId w:val="6"/>
-  </w:num>
-  <w:num w:numId="9" w16cid:durableId="1327587889">
-    <w:abstractNumId w:val="2"/>
+  <w:num w:numId="13" w16cid:durableId="1593590330">
+    <w:abstractNumId w:val="10"/>
   </w:num>
 </w:numbering>
+</file>
+
+<file path=word/people.xml><?xml version="1.0" encoding="utf-8"?>
+<w15:people xmlns:wpc="http://schemas.microsoft.com/office/word/2010/wordprocessingCanvas" xmlns:cx="http://schemas.microsoft.com/office/drawing/2014/chartex" xmlns:cx1="http://schemas.microsoft.com/office/drawing/2015/9/8/chartex" xmlns:cx2="http://schemas.microsoft.com/office/drawing/2015/10/21/chartex" xmlns:cx3="http://schemas.microsoft.com/office/drawing/2016/5/9/chartex" xmlns:cx4="http://schemas.microsoft.com/office/drawing/2016/5/10/chartex" xmlns:cx5="http://schemas.microsoft.com/office/drawing/2016/5/11/chartex" xmlns:cx6="http://schemas.microsoft.com/office/drawing/2016/5/12/chartex" xmlns:cx7="http://schemas.microsoft.com/office/drawing/2016/5/13/chartex" xmlns:cx8="http://schemas.microsoft.com/office/drawing/2016/5/14/chartex" xmlns:mc="http://schemas.openxmlformats.org/markup-compatibility/2006" xmlns:aink="http://schemas.microsoft.com/office/drawing/2016/ink" xmlns:am3d="http://schemas.microsoft.com/office/drawing/2017/model3d" xmlns:o="urn:schemas-microsoft-com:office:office" xmlns:oel="http://schemas.microsoft.com/office/2019/extlst" xmlns:r="http://schemas.openxmlformats.org/officeDocument/2006/relationships" xmlns:m="http://schemas.openxmlformats.org/officeDocument/2006/math" xmlns:v="urn:schemas-microsoft-com:vml" xmlns:wp14="http://schemas.microsoft.com/office/word/2010/wordprocessingDrawing" xmlns:wp="http://schemas.openxmlformats.org/drawingml/2006/wordprocessingDrawing" xmlns:w10="urn:schemas-microsoft-com:office:word" xmlns:w="http://schemas.openxmlformats.org/wordprocessingml/2006/main" xmlns:w14="http://schemas.microsoft.com/office/word/2010/wordml" xmlns:w15="http://schemas.microsoft.com/office/word/2012/wordml" xmlns:w16cex="http://schemas.microsoft.com/office/word/2018/wordml/cex" xmlns:w16cid="http://schemas.microsoft.com/office/word/2016/wordml/cid" xmlns:w16="http://schemas.microsoft.com/office/word/2018/wordml" xmlns:w16du="http://schemas.microsoft.com/office/word/2023/wordml/word16du" xmlns:w16sdtdh="http://schemas.microsoft.com/office/word/2020/wordml/sdtdatahash" xmlns:w16sdtfl="http://schemas.microsoft.com/office/word/2024/wordml/sdtformatlock" xmlns:w16se="http://schemas.microsoft.com/office/word/2015/wordml/symex" xmlns:wpg="http://schemas.microsoft.com/office/word/2010/wordprocessingGroup" xmlns:wpi="http://schemas.microsoft.com/office/word/2010/wordprocessingInk" xmlns:wne="http://schemas.microsoft.com/office/word/2006/wordml" xmlns:wps="http://schemas.microsoft.com/office/word/2010/wordprocessingShape" mc:Ignorable="w14 w15 w16se w16cid w16 w16cex w16sdtdh w16sdtfl w16du wp14">
+  <w15:person w15:author="5I24 野下 航輝【鈴鹿】">
+    <w15:presenceInfo w15:providerId="AD" w15:userId="S::r03i26@ed.cc.suzuka-ct.ac.jp::e3d47e70-bf56-4767-89ad-362d8c7c0f8c"/>
+  </w15:person>
+</w15:people>
 </file>
 
 <file path=word/styles.xml><?xml version="1.0" encoding="utf-8"?>
@@ -8647,6 +10947,7 @@
   <w:style w:type="character" w:default="1" w:styleId="a0">
     <w:name w:val="Default Paragraph Font"/>
     <w:uiPriority w:val="1"/>
+    <w:semiHidden/>
     <w:unhideWhenUsed/>
   </w:style>
   <w:style w:type="table" w:default="1" w:styleId="a1">
@@ -9401,6 +11702,65 @@
     <w:basedOn w:val="a0"/>
     <w:rsid w:val="003E1D41"/>
   </w:style>
+  <w:style w:type="character" w:styleId="af5">
+    <w:name w:val="annotation reference"/>
+    <w:basedOn w:val="a0"/>
+    <w:uiPriority w:val="99"/>
+    <w:semiHidden/>
+    <w:unhideWhenUsed/>
+    <w:rsid w:val="00D00F5B"/>
+    <w:rPr>
+      <w:sz w:val="18"/>
+      <w:szCs w:val="18"/>
+    </w:rPr>
+  </w:style>
+  <w:style w:type="paragraph" w:styleId="af6">
+    <w:name w:val="annotation text"/>
+    <w:basedOn w:val="a"/>
+    <w:link w:val="af7"/>
+    <w:uiPriority w:val="99"/>
+    <w:unhideWhenUsed/>
+    <w:rsid w:val="00D00F5B"/>
+  </w:style>
+  <w:style w:type="character" w:customStyle="1" w:styleId="af7">
+    <w:name w:val="コメント文字列 (文字)"/>
+    <w:basedOn w:val="a0"/>
+    <w:link w:val="af6"/>
+    <w:uiPriority w:val="99"/>
+    <w:rsid w:val="00D00F5B"/>
+    <w:rPr>
+      <w:rFonts w:eastAsia="ＭＳ 明朝"/>
+      <w:sz w:val="21"/>
+    </w:rPr>
+  </w:style>
+  <w:style w:type="paragraph" w:styleId="af8">
+    <w:name w:val="annotation subject"/>
+    <w:basedOn w:val="af6"/>
+    <w:next w:val="af6"/>
+    <w:link w:val="af9"/>
+    <w:uiPriority w:val="99"/>
+    <w:semiHidden/>
+    <w:unhideWhenUsed/>
+    <w:rsid w:val="00D00F5B"/>
+    <w:rPr>
+      <w:b/>
+      <w:bCs/>
+    </w:rPr>
+  </w:style>
+  <w:style w:type="character" w:customStyle="1" w:styleId="af9">
+    <w:name w:val="コメント内容 (文字)"/>
+    <w:basedOn w:val="af7"/>
+    <w:link w:val="af8"/>
+    <w:uiPriority w:val="99"/>
+    <w:semiHidden/>
+    <w:rsid w:val="00D00F5B"/>
+    <w:rPr>
+      <w:rFonts w:eastAsia="ＭＳ 明朝"/>
+      <w:b/>
+      <w:bCs/>
+      <w:sz w:val="21"/>
+    </w:rPr>
+  </w:style>
 </w:styles>
 </file>
 

--- a/卒論.docx
+++ b/卒論.docx
@@ -27,6 +27,9 @@
       </w:r>
     </w:p>
     <w:p>
+      <w:pPr>
+        <w:jc w:val="center"/>
+      </w:pPr>
       <w:r>
         <w:rPr>
           <w:rFonts w:ascii="ＭＳ 明朝" w:hAnsi="ＭＳ 明朝" w:cs="ＭＳ 明朝"/>
@@ -198,6 +201,7 @@
       <w:pPr>
         <w:widowControl/>
         <w:rPr>
+          <w:rFonts w:hint="eastAsia"/>
           <w:szCs w:val="22"/>
         </w:rPr>
       </w:pPr>
@@ -208,7 +212,6 @@
         <w:br w:type="page"/>
       </w:r>
     </w:p>
-    <w:p/>
     <w:p>
       <w:pPr>
         <w:jc w:val="center"/>
@@ -223,6 +226,7 @@
           <w:rFonts w:ascii="Times New Roman" w:hAnsi="Times New Roman" w:cs="Times New Roman"/>
           <w:sz w:val="24"/>
         </w:rPr>
+        <w:lastRenderedPageBreak/>
         <w:t>ABSTRACT</w:t>
       </w:r>
       <w:commentRangeEnd w:id="0"/>
@@ -303,22 +307,21 @@
     </w:p>
     <w:p>
       <w:pPr>
-        <w:widowControl/>
         <w:rPr>
           <w:rFonts w:ascii="Times New Roman" w:hAnsi="Times New Roman" w:cs="Times New Roman"/>
           <w:sz w:val="24"/>
           <w14:ligatures w14:val="none"/>
         </w:rPr>
       </w:pPr>
-      <w:r>
+    </w:p>
+    <w:p>
+      <w:pPr>
         <w:rPr>
           <w:rFonts w:ascii="Times New Roman" w:hAnsi="Times New Roman" w:cs="Times New Roman"/>
           <w:sz w:val="24"/>
           <w14:ligatures w14:val="none"/>
         </w:rPr>
-        <w:lastRenderedPageBreak/>
-        <w:br w:type="page"/>
-      </w:r>
+      </w:pPr>
     </w:p>
     <w:p>
       <w:pPr>
@@ -338,6 +341,14 @@
           <w14:ligatures w14:val="none"/>
         </w:rPr>
       </w:pPr>
+      <w:r>
+        <w:rPr>
+          <w:rFonts w:ascii="Times New Roman" w:hAnsi="Times New Roman" w:cs="Times New Roman"/>
+          <w:sz w:val="24"/>
+          <w14:ligatures w14:val="none"/>
+        </w:rPr>
+        <w:br w:type="page"/>
+      </w:r>
     </w:p>
     <w:bookmarkStart w:id="1" w:name="_Toc219419769" w:displacedByCustomXml="next"/>
     <w:sdt>
@@ -2971,64 +2982,49 @@
         <w:ind w:firstLineChars="100" w:firstLine="210"/>
       </w:pPr>
       <w:r>
-        <w:t>三重県志摩市の英虞湾は、真珠の養殖業が盛んに行われている地域である</w:t>
-      </w:r>
-      <w:sdt>
-        <w:sdtPr>
-          <w:id w:val="-1122308256"/>
-          <w:citation/>
-        </w:sdtPr>
-        <w:sdtContent>
-          <w:r>
-            <w:fldChar w:fldCharType="begin"/>
-          </w:r>
-          <w:r>
-            <w:instrText xml:space="preserve"> CITATION </w:instrText>
-          </w:r>
-          <w:r>
-            <w:instrText>農林水</w:instrText>
-          </w:r>
-          <w:r>
-            <w:instrText xml:space="preserve">25 \l 1033 </w:instrText>
-          </w:r>
-          <w:r>
-            <w:fldChar w:fldCharType="separate"/>
-          </w:r>
-          <w:r>
-            <w:rPr>
-              <w:noProof/>
-            </w:rPr>
-            <w:t xml:space="preserve"> </w:t>
-          </w:r>
-          <w:r>
-            <w:rPr>
-              <w:rFonts w:hint="eastAsia"/>
-              <w:noProof/>
-            </w:rPr>
-            <w:t>[1]</w:t>
-          </w:r>
-          <w:r>
-            <w:fldChar w:fldCharType="end"/>
-          </w:r>
-        </w:sdtContent>
-      </w:sdt>
+        <w:t>三重県志摩市の英虞湾は、真珠の養殖業が盛んに行われている地域である。</w:t>
+      </w:r>
+      <w:r>
+        <w:t>202</w:t>
+      </w:r>
+      <w:r>
+        <w:t>4</w:t>
+      </w:r>
+      <w:r>
+        <w:t>年の養殖真珠生産量において三重県は全国有数の生産地として知られて</w:t>
+      </w:r>
+      <w:r>
+        <w:rPr>
+          <w:rFonts w:hint="eastAsia"/>
+        </w:rPr>
+        <w:t>い</w:t>
+      </w:r>
+      <w:r>
+        <w:t>るが</w:t>
+      </w:r>
+      <w:r>
+        <w:t>[1]</w:t>
+      </w:r>
+      <w:r>
+        <w:rPr>
+          <w:rFonts w:hint="eastAsia"/>
+        </w:rPr>
+        <w:t>、</w:t>
+      </w:r>
+      <w:r>
+        <w:t>近年、同湾の海底において沈殿した金属ゴミによる環境汚染が懸念されている。</w:t>
+      </w:r>
+      <w:r>
+        <w:t xml:space="preserve"> </w:t>
+      </w:r>
+      <w:r>
+        <w:t>具体的には、不法投棄された家電製品や、老朽化し沈没した船舶、あるいは養殖過程で使用され海底に沈んだアコヤ貝の養殖用カゴなどが挙げられる</w:t>
+      </w:r>
+      <w:r>
+        <w:t>[2]</w:t>
+      </w:r>
       <w:r>
         <w:t>。</w:t>
-      </w:r>
-      <w:r>
-        <w:t>202</w:t>
-      </w:r>
-      <w:r>
-        <w:t>4</w:t>
-      </w:r>
-      <w:r>
-        <w:t>年の養殖真珠生産量において三重県は全国有数の生産地として知られているが、近年、同湾の海底において沈殿した金属ゴミによる環境汚染が懸念されている。</w:t>
-      </w:r>
-      <w:r>
-        <w:t xml:space="preserve"> </w:t>
-      </w:r>
-      <w:r>
-        <w:t>具体的には、不法投棄された家電製品や、老朽化し沈没した船舶、あるいは養殖過程で使用され海底に沈んだアコヤ貝の養殖用カゴなどが挙げられる。</w:t>
       </w:r>
     </w:p>
     <w:p>
@@ -3042,7 +3038,7 @@
           <w:noProof/>
         </w:rPr>
         <w:drawing>
-          <wp:inline distT="0" distB="0" distL="0" distR="0" wp14:anchorId="65A85B42" wp14:editId="16E960F8">
+          <wp:inline distT="0" distB="0" distL="0" distR="0" wp14:anchorId="65A85B42" wp14:editId="16DFA837">
             <wp:extent cx="2921000" cy="2618029"/>
             <wp:effectExtent l="0" t="0" r="0" b="0"/>
             <wp:docPr id="1872789778" name="図 5" descr="グラフ, 円グラフ&#10;&#10;AI 生成コンテンツは誤りを含む可能性があります。"/>
@@ -3097,31 +3093,18 @@
       <w:pPr>
         <w:pStyle w:val="af2"/>
         <w:jc w:val="center"/>
-        <w:rPr>
-          <w:rFonts w:hint="eastAsia"/>
-        </w:rPr>
       </w:pPr>
       <w:r>
         <w:t xml:space="preserve">図 </w:t>
       </w:r>
-      <w:r>
-        <w:fldChar w:fldCharType="begin"/>
-      </w:r>
-      <w:r>
-        <w:instrText xml:space="preserve"> SEQ 図 \* ARABIC </w:instrText>
-      </w:r>
-      <w:r>
-        <w:fldChar w:fldCharType="separate"/>
-      </w:r>
-      <w:r>
-        <w:rPr>
-          <w:noProof/>
-        </w:rPr>
-        <w:t>1</w:t>
-      </w:r>
-      <w:r>
-        <w:fldChar w:fldCharType="end"/>
-      </w:r>
+      <w:fldSimple w:instr=" SEQ 図 \* ARABIC ">
+        <w:r>
+          <w:rPr>
+            <w:noProof/>
+          </w:rPr>
+          <w:t>1</w:t>
+        </w:r>
+      </w:fldSimple>
       <w:r>
         <w:rPr>
           <w:rFonts w:hint="eastAsia"/>
@@ -3143,7 +3126,19 @@
         <w:ind w:firstLineChars="100" w:firstLine="210"/>
       </w:pPr>
       <w:r>
-        <w:t>これらの金属ゴミが長期間海底に滞留することで、有害物質が海中へ溶出し、海洋生態系や現地の漁業資源に悪影響を及ぼす恐れがある。地域産業への打撃を防ぐためにも、これらのゴミの実態把握と回収が求められている。</w:t>
+        <w:t>これらの金属ゴミが長期間海底に滞留することで、有害物質が海中へ溶出し、海洋生態系や現地の漁業資源に悪影響を及ぼす恐れがある</w:t>
+      </w:r>
+      <w:r>
+        <w:t>[3]</w:t>
+      </w:r>
+      <w:r>
+        <w:rPr>
+          <w:rFonts w:hint="eastAsia"/>
+        </w:rPr>
+        <w:t>。</w:t>
+      </w:r>
+      <w:r>
+        <w:t>地域産業への打撃を防ぐためにも、これらのゴミの実態把握と回収が求められている。</w:t>
       </w:r>
       <w:r>
         <w:t xml:space="preserve"> </w:t>
@@ -3171,7 +3166,13 @@
         <w:ind w:firstLineChars="100" w:firstLine="210"/>
       </w:pPr>
       <w:r>
-        <w:t>現在、海底ゴミの調査や回収は主に潜水士による作業に依存しているが、これには複数の大きな課題が存在する。</w:t>
+        <w:t>現在、海底ゴミの調査や回収は主に潜水士による作業に依存しているが</w:t>
+      </w:r>
+      <w:r>
+        <w:t>[4]</w:t>
+      </w:r>
+      <w:r>
+        <w:t>、これには複数の大きな課題が存在する。</w:t>
       </w:r>
       <w:r>
         <w:t xml:space="preserve"> </w:t>
@@ -3182,54 +3183,9 @@
       <w:r>
         <w:t>特に英虞湾の湾奥部では、有機物の堆積によりヘドロ（汚泥）化が進行している</w:t>
       </w:r>
-      <w:sdt>
-        <w:sdtPr>
-          <w:id w:val="823169588"/>
-          <w:citation/>
-        </w:sdtPr>
-        <w:sdtContent>
-          <w:r>
-            <w:fldChar w:fldCharType="begin"/>
-          </w:r>
-          <w:r>
-            <w:instrText xml:space="preserve"> </w:instrText>
-          </w:r>
-          <w:r>
-            <w:rPr>
-              <w:rFonts w:hint="eastAsia"/>
-            </w:rPr>
-            <w:instrText xml:space="preserve">CITATION </w:instrText>
-          </w:r>
-          <w:r>
-            <w:rPr>
-              <w:rFonts w:hint="eastAsia"/>
-            </w:rPr>
-            <w:instrText>国分秀</w:instrText>
-          </w:r>
-          <w:r>
-            <w:rPr>
-              <w:rFonts w:hint="eastAsia"/>
-            </w:rPr>
-            <w:instrText>04 \l 1041</w:instrText>
-          </w:r>
-          <w:r>
-            <w:instrText xml:space="preserve"> </w:instrText>
-          </w:r>
-          <w:r>
-            <w:fldChar w:fldCharType="separate"/>
-          </w:r>
-          <w:r>
-            <w:rPr>
-              <w:rFonts w:hint="eastAsia"/>
-              <w:noProof/>
-            </w:rPr>
-            <w:t xml:space="preserve"> [2]</w:t>
-          </w:r>
-          <w:r>
-            <w:fldChar w:fldCharType="end"/>
-          </w:r>
-        </w:sdtContent>
-      </w:sdt>
+      <w:r>
+        <w:t>[5]</w:t>
+      </w:r>
       <w:r>
         <w:rPr>
           <w:rFonts w:hint="eastAsia"/>
@@ -3247,7 +3203,19 @@
         <w:t xml:space="preserve"> </w:t>
       </w:r>
       <w:r>
-        <w:t>第二に、安全性とコストの問題である。大深度での潜水作業は身体的負担が大きく、危険を伴う。加えて、昨今の潜水士の人手不足に加え、依頼にかかるコストも高額となる傾向がある。</w:t>
+        <w:t>第二に、安全性とコストの問題である。大深度での潜水作業は身体的負担が大きく、危険を伴う</w:t>
+      </w:r>
+      <w:r>
+        <w:t>[6]</w:t>
+      </w:r>
+      <w:r>
+        <w:t>。加えて、昨今の潜水士の人手不足に加え、依頼にかかるコストも高額となる傾向がある</w:t>
+      </w:r>
+      <w:r>
+        <w:t>[7]</w:t>
+      </w:r>
+      <w:r>
+        <w:t>。</w:t>
       </w:r>
       <w:r>
         <w:t xml:space="preserve"> </w:t>
@@ -3267,7 +3235,15 @@
         <w:ind w:firstLineChars="100" w:firstLine="210"/>
       </w:pPr>
       <w:r>
-        <w:t>したがって、潜水士による目視確認や手探りの探索に頼らない、安全かつ低コストな代替手段の確立が急務となっている。</w:t>
+        <w:t>したがって、潜水士による目視確認や手探りの探索に頼らない、安全かつ低コスト</w:t>
+      </w:r>
+      <w:proofErr w:type="gramStart"/>
+      <w:r>
+        <w:t>な</w:t>
+      </w:r>
+      <w:proofErr w:type="gramEnd"/>
+      <w:r>
+        <w:t>代替手段の確立が急務となっている。</w:t>
       </w:r>
     </w:p>
     <w:p>
@@ -3295,12 +3271,27 @@
         <w:t xml:space="preserve"> </w:t>
       </w:r>
       <w:r>
-        <w:t>しかし、市販の金属探知機はハンディタイプが主流であり、小型の水中ドローンに搭載するには重量や形状の面で課題がある。また、電磁センサの特性上、空気中と水中、あるいは周囲の環境によって検出精度が異なる可能性があるため、実海域への投入前に基礎的な特性を明らかにする必要がある。</w:t>
+        <w:t>しかし、市販の金属探知機はハンディタイプが主流であり</w:t>
+      </w:r>
+      <w:r>
+        <w:t>[8]</w:t>
+      </w:r>
+      <w:r>
+        <w:rPr>
+          <w:rFonts w:hint="eastAsia"/>
+        </w:rPr>
+        <w:t>、</w:t>
+      </w:r>
+      <w:r>
+        <w:t>小型の水中ドローンに搭載するには重量や形状の面で課題がある。また、電磁センサの特性上、空気中と水中、あるいは周囲の環境によって検出精度が異なる可能性があるため、実海域への投入前に基礎的な特性を明らかにする必要がある。</w:t>
       </w:r>
     </w:p>
     <w:p>
       <w:pPr>
         <w:ind w:firstLineChars="100" w:firstLine="210"/>
+        <w:rPr>
+          <w:rFonts w:hint="eastAsia"/>
+        </w:rPr>
       </w:pPr>
       <w:r>
         <w:t>そこで本研究では、将来的な英虞湾での実運用を見据えた基礎検討として、「水中ドローン搭載用に最適化した電磁センサの開発」</w:t>
@@ -3321,8 +3312,6 @@
         <w:t>具体的には、渦電流を用いた小型・軽量な電磁センサを設計・製作し、これを水中ドローンに搭載する。そして、制御された水中環境下（学校プール等）において航行実験および金属検知実験を行い、提案手法が海底ゴミ探査に対して有効であるかを基礎的に検証する。</w:t>
       </w:r>
     </w:p>
-    <w:p/>
-    <w:p/>
     <w:p>
       <w:pPr>
         <w:pStyle w:val="2"/>
@@ -3396,21 +3385,58 @@
       </w:pPr>
       <w:bookmarkStart w:id="8" w:name="_Toc219419776"/>
       <w:r>
+        <w:t>1.3</w:t>
+      </w:r>
+      <w:r>
+        <w:rPr>
+          <w:rFonts w:hint="eastAsia"/>
+        </w:rPr>
+        <w:t xml:space="preserve">　</w:t>
+      </w:r>
+      <w:bookmarkEnd w:id="8"/>
+      <w:r>
+        <w:rPr>
+          <w:rFonts w:hint="eastAsia"/>
+        </w:rPr>
+        <w:t>論文の構成</w:t>
+      </w:r>
+    </w:p>
+    <w:p>
+      <w:pPr>
+        <w:ind w:firstLineChars="100" w:firstLine="210"/>
+      </w:pPr>
+      <w:r>
+        <w:rPr>
+          <w:rFonts w:hint="eastAsia"/>
+        </w:rPr>
+        <w:t>本論文は全</w:t>
+      </w:r>
+      <w:r>
+        <w:t>4</w:t>
+      </w:r>
+      <w:r>
+        <w:t>章で構成される。</w:t>
+      </w:r>
+    </w:p>
+    <w:p>
+      <w:pPr>
+        <w:ind w:firstLineChars="100" w:firstLine="210"/>
+      </w:pPr>
+      <w:r>
+        <w:t>第</w:t>
+      </w:r>
+      <w:r>
+        <w:t>1</w:t>
+      </w:r>
+      <w:r>
+        <w:t>章では、研究の背景として英虞湾における海底ゴミ問題の現状と、既存の回収手法</w:t>
+      </w:r>
+      <w:r>
         <w:lastRenderedPageBreak/>
-        <w:t>1.3</w:t>
-      </w:r>
-      <w:r>
-        <w:rPr>
-          <w:rFonts w:hint="eastAsia"/>
-        </w:rPr>
-        <w:t xml:space="preserve">　</w:t>
-      </w:r>
-      <w:bookmarkEnd w:id="8"/>
-      <w:r>
-        <w:rPr>
-          <w:rFonts w:hint="eastAsia"/>
-        </w:rPr>
-        <w:t>論文の構成</w:t>
+        <w:t>が抱える課題について述べ、本研究の目的と位置づけを明らかにする。</w:t>
+      </w:r>
+      <w:r>
+        <w:t xml:space="preserve"> </w:t>
       </w:r>
     </w:p>
     <w:p>
@@ -3418,16 +3444,16 @@
         <w:ind w:firstLineChars="100" w:firstLine="210"/>
       </w:pPr>
       <w:r>
-        <w:rPr>
-          <w:rFonts w:hint="eastAsia"/>
-        </w:rPr>
-        <w:t>本論文は全</w:t>
-      </w:r>
-      <w:r>
-        <w:t>4</w:t>
-      </w:r>
-      <w:r>
-        <w:t>章で構成される。</w:t>
+        <w:t>第</w:t>
+      </w:r>
+      <w:r>
+        <w:t>2</w:t>
+      </w:r>
+      <w:r>
+        <w:t>章では、開発した金属探査システムの詳細について述べる。水中ドローンのハードウェア構成、および本研究の中核となるテトラポッド型電磁センサの設計・製作プロセス、防水・実装構造について説明する。</w:t>
+      </w:r>
+      <w:r>
+        <w:t xml:space="preserve"> </w:t>
       </w:r>
     </w:p>
     <w:p>
@@ -3438,10 +3464,16 @@
         <w:t>第</w:t>
       </w:r>
       <w:r>
-        <w:t>1</w:t>
-      </w:r>
-      <w:r>
-        <w:t>章では、研究の背景として英虞湾における海底ゴミ問題の現状と、既存の回収手法が抱える課題について述べ、本研究の目的と位置づけを明らかにする。</w:t>
+        <w:t>3</w:t>
+      </w:r>
+      <w:r>
+        <w:t>章では、試作システムを用いた評価実験とその結果について述べる。水槽実験による基礎特性の検証、および人工海水環境下での影響評価に加え、プールを</w:t>
+      </w:r>
+      <w:r>
+        <w:rPr>
+          <w:rFonts w:hint="eastAsia"/>
+        </w:rPr>
+        <w:t>用いた実機航行実験によるシステム全体の動作検証結果を示し、考察を行う。</w:t>
       </w:r>
       <w:r>
         <w:t xml:space="preserve"> </w:t>
@@ -3450,49 +3482,6 @@
     <w:p>
       <w:pPr>
         <w:ind w:firstLineChars="100" w:firstLine="210"/>
-      </w:pPr>
-      <w:r>
-        <w:t>第</w:t>
-      </w:r>
-      <w:r>
-        <w:t>2</w:t>
-      </w:r>
-      <w:r>
-        <w:t>章では、開発した金属探査システムの詳細について述べる。水中ドローンのハードウェア構成、および本研究の中核となるテトラポッド型電磁センサの設計・製作プロセス、防水・実装構造について説明する。</w:t>
-      </w:r>
-      <w:r>
-        <w:t xml:space="preserve"> </w:t>
-      </w:r>
-    </w:p>
-    <w:p>
-      <w:pPr>
-        <w:ind w:firstLineChars="100" w:firstLine="210"/>
-      </w:pPr>
-      <w:r>
-        <w:t>第</w:t>
-      </w:r>
-      <w:r>
-        <w:t>3</w:t>
-      </w:r>
-      <w:r>
-        <w:t>章では、試作システムを用いた評価実験とその結果について述べる。水槽実験による基礎特性の検証、および人工海水環境下での影響評価に加え、プールを</w:t>
-      </w:r>
-      <w:r>
-        <w:rPr>
-          <w:rFonts w:hint="eastAsia"/>
-        </w:rPr>
-        <w:t>用いた実機航行実験によるシステム全体の動作検証結果を示し、考察を行う。</w:t>
-      </w:r>
-      <w:r>
-        <w:t xml:space="preserve"> </w:t>
-      </w:r>
-    </w:p>
-    <w:p>
-      <w:pPr>
-        <w:ind w:firstLineChars="100" w:firstLine="210"/>
-        <w:rPr>
-          <w:rFonts w:hint="eastAsia"/>
-        </w:rPr>
       </w:pPr>
       <w:r>
         <w:t>第</w:t>
@@ -3557,7 +3546,13 @@
         <w:t>ECT: Eddy Current Testing</w:t>
       </w:r>
       <w:r>
-        <w:t>）の原理に基づいている。</w:t>
+        <w:t>）の原理に基づいている</w:t>
+      </w:r>
+      <w:r>
+        <w:t>[9]</w:t>
+      </w:r>
+      <w:r>
+        <w:t>。</w:t>
       </w:r>
       <w:r>
         <w:t xml:space="preserve"> </w:t>
@@ -3595,39 +3590,109 @@
       </w:pPr>
       <w:bookmarkStart w:id="11" w:name="_Toc219419779"/>
       <w:r>
+        <w:t>2.2</w:t>
+      </w:r>
+      <w:r>
+        <w:rPr>
+          <w:rFonts w:hint="eastAsia"/>
+        </w:rPr>
+        <w:t xml:space="preserve">　システム全体構成</w:t>
+      </w:r>
+      <w:bookmarkEnd w:id="11"/>
+    </w:p>
+    <w:p>
+      <w:pPr>
+        <w:pStyle w:val="3"/>
+      </w:pPr>
+      <w:bookmarkStart w:id="12" w:name="_Toc219419780"/>
+      <w:r>
+        <w:t>2.2.1</w:t>
+      </w:r>
+      <w:r>
+        <w:rPr>
+          <w:rFonts w:hint="eastAsia"/>
+        </w:rPr>
+        <w:t xml:space="preserve">　提案システムの概要（最終目標）</w:t>
+      </w:r>
+      <w:bookmarkEnd w:id="12"/>
+    </w:p>
+    <w:p>
+      <w:pPr>
+        <w:ind w:firstLineChars="100" w:firstLine="210"/>
+      </w:pPr>
+      <w:r>
+        <w:t>英虞湾のような広範囲な海域を効率的に調査するため、最終的にはワイヤレスによる遠隔操作システムを提案する</w:t>
+      </w:r>
+      <w:r>
+        <w:rPr>
+          <w:rFonts w:hint="eastAsia"/>
+        </w:rPr>
+        <w:t>。</w:t>
+      </w:r>
+      <w:r>
+        <w:t>この構成では、水面に防水性・耐衝撃性に優れたペリカンケースを浮遊させ、その内部に</w:t>
+      </w:r>
+      <w:r>
+        <w:t>Raspberry Pi 5</w:t>
+      </w:r>
+      <w:r>
+        <w:t>、</w:t>
+      </w:r>
+      <w:r>
+        <w:t>Analog Discovery 2</w:t>
+      </w:r>
+      <w:r>
+        <w:t>、および</w:t>
+      </w:r>
+      <w:r>
+        <w:t>4G</w:t>
+      </w:r>
+      <w:r>
+        <w:t>通信モジュ</w:t>
+      </w:r>
+      <w:r>
         <w:lastRenderedPageBreak/>
-        <w:t>2.2</w:t>
-      </w:r>
-      <w:r>
-        <w:rPr>
-          <w:rFonts w:hint="eastAsia"/>
-        </w:rPr>
-        <w:t xml:space="preserve">　システム全体構成</w:t>
-      </w:r>
-      <w:bookmarkEnd w:id="11"/>
-    </w:p>
-    <w:p>
-      <w:pPr>
-        <w:pStyle w:val="3"/>
-      </w:pPr>
-      <w:bookmarkStart w:id="12" w:name="_Toc219419780"/>
-      <w:r>
-        <w:t>2.2.1</w:t>
-      </w:r>
-      <w:r>
-        <w:rPr>
-          <w:rFonts w:hint="eastAsia"/>
-        </w:rPr>
-        <w:t xml:space="preserve">　提案システムの概要（最終目標）</w:t>
-      </w:r>
-      <w:bookmarkEnd w:id="12"/>
+        <w:t>ールを格納する。</w:t>
+      </w:r>
+      <w:r>
+        <w:t>ここで、各主要機器の役割について述べる。</w:t>
+      </w:r>
+      <w:r>
+        <w:t xml:space="preserve"> </w:t>
+      </w:r>
     </w:p>
     <w:p>
       <w:pPr>
         <w:ind w:firstLineChars="100" w:firstLine="210"/>
       </w:pPr>
-      <w:r>
-        <w:t>英虞湾のような広範囲な海域を効率的に調査するため、最終的にはワイヤレスによる遠隔操作システムを提案する</w:t>
+    </w:p>
+    <w:p>
+      <w:pPr>
+        <w:ind w:firstLineChars="100" w:firstLine="210"/>
+      </w:pPr>
+      <w:r>
+        <w:t xml:space="preserve">Raspberry Pi 5 </w:t>
+      </w:r>
+      <w:r>
+        <w:t>は、英国</w:t>
+      </w:r>
+      <w:r>
+        <w:t>Raspberry Pi</w:t>
+      </w:r>
+      <w:r>
+        <w:t>財団が開発した高性能なシングルボードコンピュータである。小型ながら</w:t>
+      </w:r>
+      <w:r>
+        <w:t>PC</w:t>
+      </w:r>
+      <w:r>
+        <w:t>と同等の処理能力を有しており、本システムではメインコントローラとして機能する。具体的には、計測デバイスの制御ドライバの実行、取得データの一次処理、および</w:t>
+      </w:r>
+      <w:r>
+        <w:t>4G</w:t>
+      </w:r>
+      <w:r>
+        <w:t>ルーターを介した外部との通信制御を一手に担う</w:t>
       </w:r>
       <w:r>
         <w:rPr>
@@ -3635,150 +3700,107 @@
         </w:rPr>
         <w:t>。</w:t>
       </w:r>
-      <w:r>
-        <w:t>この構成では、水面に防水性・耐衝撃性に優れたペリカンケースを浮遊させ、その内部に</w:t>
-      </w:r>
-      <w:r>
-        <w:t>Raspberry Pi 5</w:t>
-      </w:r>
-      <w:r>
+    </w:p>
+    <w:p>
+      <w:pPr>
+        <w:ind w:firstLineChars="100" w:firstLine="210"/>
+      </w:pPr>
+    </w:p>
+    <w:p>
+      <w:pPr>
+        <w:ind w:firstLineChars="100" w:firstLine="210"/>
+      </w:pPr>
+      <w:r>
+        <w:t xml:space="preserve">Analog Discovery 2 </w:t>
+      </w:r>
+      <w:r>
+        <w:t>は、</w:t>
+      </w:r>
+      <w:r>
+        <w:t>Digilent</w:t>
+      </w:r>
+      <w:r>
+        <w:t>社製の</w:t>
+      </w:r>
+      <w:r>
+        <w:t>USB</w:t>
+      </w:r>
+      <w:r>
+        <w:t>接続型多機能計測器である。オシロスコープやファンクションジェネレータ等の機能を掌サイズの筐体に集約しており、</w:t>
+      </w:r>
+      <w:r>
+        <w:t>Raspberry Pi</w:t>
+      </w:r>
+      <w:r>
+        <w:t>からの制御が可能である。本研究では、電磁センサの励磁コイルに対して特定の周波数の交流信号を出力すると同時に、検出コイルからの微弱な電圧変化を高精度にデジタル変換し、データとして取り込むために使用する。</w:t>
+      </w:r>
+    </w:p>
+    <w:p>
+      <w:pPr>
+        <w:ind w:firstLineChars="150" w:firstLine="315"/>
+      </w:pPr>
+      <w:r>
+        <w:rPr>
+          <w:rFonts w:hint="eastAsia"/>
+        </w:rPr>
+        <w:t>図</w:t>
+      </w:r>
+      <w:r>
+        <w:rPr>
+          <w:rFonts w:ascii="Apple Color Emoji" w:hAnsi="Apple Color Emoji" w:cs="Apple Color Emoji" w:hint="eastAsia"/>
+        </w:rPr>
+        <w:t>⭕️</w:t>
+      </w:r>
+      <w:r>
+        <w:rPr>
+          <w:rFonts w:ascii="Apple Color Emoji" w:hAnsi="Apple Color Emoji" w:cs="Apple Color Emoji" w:hint="eastAsia"/>
+        </w:rPr>
+        <w:t>に</w:t>
+      </w:r>
+      <w:r>
+        <w:rPr>
+          <w:rFonts w:ascii="Apple Color Emoji" w:hAnsi="Apple Color Emoji" w:cs="Apple Color Emoji" w:hint="eastAsia"/>
+        </w:rPr>
+        <w:t>システム構成図</w:t>
+      </w:r>
+      <w:r>
+        <w:rPr>
+          <w:rFonts w:ascii="Apple Color Emoji" w:hAnsi="Apple Color Emoji" w:cs="Apple Color Emoji" w:hint="eastAsia"/>
+        </w:rPr>
+        <w:t>を示す。</w:t>
+      </w:r>
+      <w:r>
+        <w:t>全体の動作としては</w:t>
+      </w:r>
+      <w:r>
+        <w:rPr>
+          <w:rFonts w:hint="eastAsia"/>
+        </w:rPr>
         <w:t>、</w:t>
       </w:r>
       <w:r>
-        <w:t>Analog Discovery 2</w:t>
-      </w:r>
-      <w:r>
-        <w:t>、および</w:t>
+        <w:t>水中ドローンが</w:t>
+      </w:r>
+      <w:r>
+        <w:rPr>
+          <w:rFonts w:hint="eastAsia"/>
+        </w:rPr>
+        <w:t>ペリカン</w:t>
+      </w:r>
+      <w:r>
+        <w:rPr>
+          <w:rFonts w:hint="eastAsia"/>
+        </w:rPr>
+        <w:t>ケ</w:t>
+      </w:r>
+      <w:r>
+        <w:t>ースを牽引しながら移動し、</w:t>
       </w:r>
       <w:r>
         <w:t>4G</w:t>
       </w:r>
       <w:r>
-        <w:t>通信モジュールを格納する。</w:t>
-      </w:r>
-      <w:r>
-        <w:t>ここで、各主要機器の役割について述べる。</w:t>
-      </w:r>
-      <w:r>
-        <w:t xml:space="preserve"> </w:t>
-      </w:r>
-    </w:p>
-    <w:p>
-      <w:pPr>
-        <w:ind w:firstLineChars="100" w:firstLine="210"/>
-      </w:pPr>
-    </w:p>
-    <w:p>
-      <w:pPr>
-        <w:ind w:firstLineChars="100" w:firstLine="210"/>
-      </w:pPr>
-      <w:r>
-        <w:t xml:space="preserve">Raspberry Pi 5 </w:t>
-      </w:r>
-      <w:r>
-        <w:t>は、英国</w:t>
-      </w:r>
-      <w:r>
-        <w:t>Raspberry Pi</w:t>
-      </w:r>
-      <w:r>
-        <w:t>財団が開発した高性能なシングルボードコンピュータである。小型ながら</w:t>
-      </w:r>
-      <w:r>
-        <w:t>PC</w:t>
-      </w:r>
-      <w:r>
-        <w:t>と同等の処理能力を有しており、本システムではメインコントローラとして機能する。具体的には、計測デバイスの制御ドライバの実行、取得データの一次処理、および</w:t>
-      </w:r>
-      <w:r>
-        <w:t>4G</w:t>
-      </w:r>
-      <w:r>
-        <w:t>ルーターを介した外部との通信制御を一手に担う</w:t>
-      </w:r>
-      <w:r>
-        <w:rPr>
-          <w:rFonts w:hint="eastAsia"/>
-        </w:rPr>
-        <w:t>。</w:t>
-      </w:r>
-    </w:p>
-    <w:p>
-      <w:pPr>
-        <w:ind w:firstLineChars="100" w:firstLine="210"/>
-        <w:rPr>
-          <w:rFonts w:hint="eastAsia"/>
-        </w:rPr>
-      </w:pPr>
-    </w:p>
-    <w:p>
-      <w:pPr>
-        <w:ind w:firstLineChars="100" w:firstLine="210"/>
-      </w:pPr>
-      <w:r>
-        <w:t xml:space="preserve">Analog Discovery 2 </w:t>
-      </w:r>
-      <w:r>
-        <w:t>は、</w:t>
-      </w:r>
-      <w:r>
-        <w:t>Digilent</w:t>
-      </w:r>
-      <w:r>
-        <w:t>社製の</w:t>
-      </w:r>
-      <w:r>
-        <w:t>USB</w:t>
-      </w:r>
-      <w:r>
-        <w:t>接続型多機能計測器である。オシロスコープやファンクションジェネレータ等の機能を掌サイズの筐体に集約しており、</w:t>
-      </w:r>
-      <w:r>
-        <w:t>Raspberry Pi</w:t>
-      </w:r>
-      <w:r>
-        <w:t>からの制御が可能である。本研究では、電磁センサの励磁コイルに対して特定の周波数の交流信号を出力すると同時に、検出コイルからの微弱な電圧変化を高精度にデジタル変換し、データとして取り込むために使用する。</w:t>
-      </w:r>
-    </w:p>
-    <w:p>
-      <w:pPr>
-        <w:ind w:firstLineChars="150" w:firstLine="315"/>
-      </w:pPr>
-      <w:r>
-        <w:t>システム全体の動作としては</w:t>
-      </w:r>
-      <w:r>
-        <w:rPr>
-          <w:rFonts w:hint="eastAsia"/>
-        </w:rPr>
-        <w:t>、</w:t>
-      </w:r>
-      <w:r>
-        <w:t>水中ドローンがこのケースを牽引しながら移動し、</w:t>
-      </w:r>
-      <w:r>
-        <w:t>4G</w:t>
-      </w:r>
-      <w:r>
         <w:t>回線を通じて陸上の拠点へデータをリアルタイム送信する仕組みである。これにより、オペレータは場所を選ばずにドローンを操作でき、かつ高価な計測機器の水没リスクを最小限に抑えることが可能となる。</w:t>
-      </w:r>
-      <w:r>
-        <w:rPr>
-          <w:rFonts w:hint="eastAsia"/>
-        </w:rPr>
-        <w:t>図</w:t>
-      </w:r>
-      <w:r>
-        <w:rPr>
-          <w:rFonts w:ascii="Apple Color Emoji" w:hAnsi="Apple Color Emoji" w:cs="Apple Color Emoji" w:hint="eastAsia"/>
-        </w:rPr>
-        <w:t>⭕️</w:t>
-      </w:r>
-      <w:r>
-        <w:rPr>
-          <w:rFonts w:ascii="Apple Color Emoji" w:hAnsi="Apple Color Emoji" w:cs="Apple Color Emoji" w:hint="eastAsia"/>
-        </w:rPr>
-        <w:t>にその構成を示す。</w:t>
       </w:r>
     </w:p>
     <w:p>
@@ -3836,27 +3858,14 @@
       <w:r>
         <w:t xml:space="preserve">図 </w:t>
       </w:r>
-      <w:r>
-        <w:fldChar w:fldCharType="begin"/>
-      </w:r>
-      <w:r>
-        <w:instrText xml:space="preserve"> SEQ 図 \* ARABIC </w:instrText>
-      </w:r>
-      <w:r>
-        <w:fldChar w:fldCharType="separate"/>
-      </w:r>
-      <w:r>
-        <w:rPr>
-          <w:noProof/>
-        </w:rPr>
-        <w:t>2</w:t>
-      </w:r>
-      <w:r>
-        <w:rPr>
-          <w:noProof/>
-        </w:rPr>
-        <w:fldChar w:fldCharType="end"/>
-      </w:r>
+      <w:fldSimple w:instr=" SEQ 図 \* ARABIC ">
+        <w:r>
+          <w:rPr>
+            <w:noProof/>
+          </w:rPr>
+          <w:t>2</w:t>
+        </w:r>
+      </w:fldSimple>
       <w:r>
         <w:rPr>
           <w:rFonts w:hint="eastAsia"/>
@@ -3898,7 +3907,11 @@
         <w:t xml:space="preserve"> </w:t>
       </w:r>
       <w:r>
-        <w:t>この構成では、ペリカンケース等の水上ユニットは使用せず、</w:t>
+        <w:t>この構成では、ペリカンケース等</w:t>
+      </w:r>
+      <w:r>
+        <w:lastRenderedPageBreak/>
+        <w:t>の水上ユニットは使用せず、</w:t>
       </w:r>
       <w:r>
         <w:t xml:space="preserve">Raspberry Pi 5 </w:t>
@@ -3974,27 +3987,14 @@
       <w:r>
         <w:t xml:space="preserve">図 </w:t>
       </w:r>
-      <w:r>
-        <w:fldChar w:fldCharType="begin"/>
-      </w:r>
-      <w:r>
-        <w:instrText xml:space="preserve"> SEQ 図 \* ARABIC </w:instrText>
-      </w:r>
-      <w:r>
-        <w:fldChar w:fldCharType="separate"/>
-      </w:r>
-      <w:r>
-        <w:rPr>
-          <w:noProof/>
-        </w:rPr>
-        <w:t>3</w:t>
-      </w:r>
-      <w:r>
-        <w:rPr>
-          <w:noProof/>
-        </w:rPr>
-        <w:fldChar w:fldCharType="end"/>
-      </w:r>
+      <w:fldSimple w:instr=" SEQ 図 \* ARABIC ">
+        <w:r>
+          <w:rPr>
+            <w:noProof/>
+          </w:rPr>
+          <w:t>3</w:t>
+        </w:r>
+      </w:fldSimple>
       <w:r>
         <w:rPr>
           <w:rFonts w:hint="eastAsia"/>
@@ -4070,7 +4070,13 @@
         <w:t>スラスタは</w:t>
       </w:r>
       <w:r>
-        <w:t>11.1[V]</w:t>
+        <w:t>11.1</w:t>
+      </w:r>
+      <w:r>
+        <w:t xml:space="preserve"> </w:t>
+      </w:r>
+      <w:r>
+        <w:t>V</w:t>
       </w:r>
       <w:r>
         <w:rPr>
@@ -4139,7 +4145,6 @@
         <w:rPr>
           <w:noProof/>
         </w:rPr>
-        <w:lastRenderedPageBreak/>
         <w:drawing>
           <wp:inline distT="0" distB="0" distL="0" distR="0" wp14:anchorId="339DBA95" wp14:editId="4A75B4F2">
             <wp:extent cx="2476172" cy="3778413"/>
@@ -4203,27 +4208,14 @@
       <w:r>
         <w:t xml:space="preserve">図 </w:t>
       </w:r>
-      <w:r>
-        <w:fldChar w:fldCharType="begin"/>
-      </w:r>
-      <w:r>
-        <w:instrText xml:space="preserve"> SEQ 図 \* ARABIC </w:instrText>
-      </w:r>
-      <w:r>
-        <w:fldChar w:fldCharType="separate"/>
-      </w:r>
-      <w:r>
-        <w:rPr>
-          <w:noProof/>
-        </w:rPr>
-        <w:t>4</w:t>
-      </w:r>
-      <w:r>
-        <w:rPr>
-          <w:noProof/>
-        </w:rPr>
-        <w:fldChar w:fldCharType="end"/>
-      </w:r>
+      <w:fldSimple w:instr=" SEQ 図 \* ARABIC ">
+        <w:r>
+          <w:rPr>
+            <w:noProof/>
+          </w:rPr>
+          <w:t>4</w:t>
+        </w:r>
+      </w:fldSimple>
       <w:r>
         <w:rPr>
           <w:rFonts w:hint="eastAsia"/>
@@ -4238,6 +4230,7 @@
       </w:pPr>
       <w:bookmarkStart w:id="15" w:name="_Toc219419783"/>
       <w:r>
+        <w:lastRenderedPageBreak/>
         <w:t>2.4</w:t>
       </w:r>
       <w:r>
@@ -4346,7 +4339,6 @@
         <w:rPr>
           <w:noProof/>
         </w:rPr>
-        <w:lastRenderedPageBreak/>
         <w:drawing>
           <wp:inline distT="0" distB="0" distL="0" distR="0" wp14:anchorId="1F221882" wp14:editId="0532AF50">
             <wp:extent cx="3615267" cy="2733982"/>
@@ -4398,27 +4390,14 @@
       <w:r>
         <w:t xml:space="preserve">図 </w:t>
       </w:r>
-      <w:r>
-        <w:fldChar w:fldCharType="begin"/>
-      </w:r>
-      <w:r>
-        <w:instrText xml:space="preserve"> SEQ 図 \* ARABIC </w:instrText>
-      </w:r>
-      <w:r>
-        <w:fldChar w:fldCharType="separate"/>
-      </w:r>
-      <w:r>
-        <w:rPr>
-          <w:noProof/>
-        </w:rPr>
-        <w:t>5</w:t>
-      </w:r>
-      <w:r>
-        <w:rPr>
-          <w:noProof/>
-        </w:rPr>
-        <w:fldChar w:fldCharType="end"/>
-      </w:r>
+      <w:fldSimple w:instr=" SEQ 図 \* ARABIC ">
+        <w:r>
+          <w:rPr>
+            <w:noProof/>
+          </w:rPr>
+          <w:t>5</w:t>
+        </w:r>
+      </w:fldSimple>
       <w:r>
         <w:rPr>
           <w:rFonts w:hint="eastAsia"/>
@@ -4556,7 +4535,11 @@
         <w:t xml:space="preserve"> </w:t>
       </w:r>
       <w:r>
-        <w:t>ドローンへの実装としては、このセンサ入りプラスチック球を機体の下部に取り付け、海底面を滑らせるようにして探査を行う構成とした。</w:t>
+        <w:t>ドローンへの実装としては、このセンサ入りプラスチック球を機体の下部に取り付け、海底面を滑らせるよ</w:t>
+      </w:r>
+      <w:r>
+        <w:lastRenderedPageBreak/>
+        <w:t>うにして探査を行う構成とした。</w:t>
       </w:r>
     </w:p>
     <w:p>
@@ -4568,7 +4551,6 @@
         <w:rPr>
           <w:noProof/>
         </w:rPr>
-        <w:lastRenderedPageBreak/>
         <w:drawing>
           <wp:inline distT="0" distB="0" distL="0" distR="0" wp14:anchorId="18297CC3" wp14:editId="3E0C2BE9">
             <wp:extent cx="1955800" cy="2598610"/>
@@ -4627,27 +4609,14 @@
       <w:r>
         <w:t xml:space="preserve">図 </w:t>
       </w:r>
-      <w:r>
-        <w:fldChar w:fldCharType="begin"/>
-      </w:r>
-      <w:r>
-        <w:instrText xml:space="preserve"> SEQ 図 \* ARABIC </w:instrText>
-      </w:r>
-      <w:r>
-        <w:fldChar w:fldCharType="separate"/>
-      </w:r>
-      <w:r>
-        <w:rPr>
-          <w:noProof/>
-        </w:rPr>
-        <w:t>6</w:t>
-      </w:r>
-      <w:r>
-        <w:rPr>
-          <w:noProof/>
-        </w:rPr>
-        <w:fldChar w:fldCharType="end"/>
-      </w:r>
+      <w:fldSimple w:instr=" SEQ 図 \* ARABIC ">
+        <w:r>
+          <w:rPr>
+            <w:noProof/>
+          </w:rPr>
+          <w:t>6</w:t>
+        </w:r>
+      </w:fldSimple>
       <w:r>
         <w:rPr>
           <w:rFonts w:hint="eastAsia"/>
@@ -4740,27 +4709,14 @@
       <w:r>
         <w:t xml:space="preserve">図 </w:t>
       </w:r>
-      <w:r>
-        <w:fldChar w:fldCharType="begin"/>
-      </w:r>
-      <w:r>
-        <w:instrText xml:space="preserve"> SEQ 図 \* ARABIC </w:instrText>
-      </w:r>
-      <w:r>
-        <w:fldChar w:fldCharType="separate"/>
-      </w:r>
-      <w:r>
-        <w:rPr>
-          <w:noProof/>
-        </w:rPr>
-        <w:t>7</w:t>
-      </w:r>
-      <w:r>
-        <w:rPr>
-          <w:noProof/>
-        </w:rPr>
-        <w:fldChar w:fldCharType="end"/>
-      </w:r>
+      <w:fldSimple w:instr=" SEQ 図 \* ARABIC ">
+        <w:r>
+          <w:rPr>
+            <w:noProof/>
+          </w:rPr>
+          <w:t>7</w:t>
+        </w:r>
+      </w:fldSimple>
       <w:r>
         <w:rPr>
           <w:rFonts w:hint="eastAsia"/>
@@ -4797,6 +4753,7 @@
         <w:widowControl/>
       </w:pPr>
       <w:r>
+        <w:lastRenderedPageBreak/>
         <w:br w:type="page"/>
       </w:r>
     </w:p>
@@ -4999,19 +4956,37 @@
         <w:t>検出対象（ターゲット）には、縦</w:t>
       </w:r>
       <w:r>
-        <w:t xml:space="preserve"> 150 mm × </w:t>
+        <w:t xml:space="preserve"> </w:t>
+      </w:r>
+      <w:r>
+        <w:t>200</w:t>
+      </w:r>
+      <w:r>
+        <w:t xml:space="preserve"> mm × </w:t>
       </w:r>
       <w:r>
         <w:t>横</w:t>
       </w:r>
       <w:r>
-        <w:t xml:space="preserve"> 150 mm × </w:t>
+        <w:t xml:space="preserve"> </w:t>
+      </w:r>
+      <w:r>
+        <w:t>200</w:t>
+      </w:r>
+      <w:r>
+        <w:t xml:space="preserve"> mm × </w:t>
       </w:r>
       <w:r>
         <w:t>厚さ</w:t>
       </w:r>
       <w:r>
-        <w:t xml:space="preserve"> 5 mm </w:t>
+        <w:t xml:space="preserve"> </w:t>
+      </w:r>
+      <w:r>
+        <w:t>3</w:t>
+      </w:r>
+      <w:r>
+        <w:t xml:space="preserve"> mm </w:t>
       </w:r>
       <w:r>
         <w:t>の鉄板、および同寸法のアクリル板（非金属ターゲット）を使用した。</w:t>
@@ -5525,24 +5500,14 @@
       <w:r>
         <w:t xml:space="preserve">図 </w:t>
       </w:r>
-      <w:r>
-        <w:fldChar w:fldCharType="begin"/>
-      </w:r>
-      <w:r>
-        <w:instrText xml:space="preserve"> SEQ 図 \* ARABIC </w:instrText>
-      </w:r>
-      <w:r>
-        <w:fldChar w:fldCharType="separate"/>
-      </w:r>
-      <w:r>
-        <w:rPr>
-          <w:noProof/>
-        </w:rPr>
-        <w:t>8</w:t>
-      </w:r>
-      <w:r>
-        <w:fldChar w:fldCharType="end"/>
-      </w:r>
+      <w:fldSimple w:instr=" SEQ 図 \* ARABIC ">
+        <w:r>
+          <w:rPr>
+            <w:noProof/>
+          </w:rPr>
+          <w:t>8</w:t>
+        </w:r>
+      </w:fldSimple>
       <w:r>
         <w:rPr>
           <w:rFonts w:hint="eastAsia"/>
@@ -5727,24 +5692,14 @@
       <w:r>
         <w:t xml:space="preserve">図 </w:t>
       </w:r>
-      <w:r>
-        <w:fldChar w:fldCharType="begin"/>
-      </w:r>
-      <w:r>
-        <w:instrText xml:space="preserve"> SEQ 図 \* ARABIC </w:instrText>
-      </w:r>
-      <w:r>
-        <w:fldChar w:fldCharType="separate"/>
-      </w:r>
-      <w:r>
-        <w:rPr>
-          <w:noProof/>
-        </w:rPr>
-        <w:t>9</w:t>
-      </w:r>
-      <w:r>
-        <w:fldChar w:fldCharType="end"/>
-      </w:r>
+      <w:fldSimple w:instr=" SEQ 図 \* ARABIC ">
+        <w:r>
+          <w:rPr>
+            <w:noProof/>
+          </w:rPr>
+          <w:t>9</w:t>
+        </w:r>
+      </w:fldSimple>
       <w:r>
         <w:rPr>
           <w:rFonts w:hint="eastAsia"/>
@@ -5944,24 +5899,14 @@
       <w:r>
         <w:t xml:space="preserve">図 </w:t>
       </w:r>
-      <w:r>
-        <w:fldChar w:fldCharType="begin"/>
-      </w:r>
-      <w:r>
-        <w:instrText xml:space="preserve"> SEQ 図 \* ARABIC </w:instrText>
-      </w:r>
-      <w:r>
-        <w:fldChar w:fldCharType="separate"/>
-      </w:r>
-      <w:r>
-        <w:rPr>
-          <w:noProof/>
-        </w:rPr>
-        <w:t>10</w:t>
-      </w:r>
-      <w:r>
-        <w:fldChar w:fldCharType="end"/>
-      </w:r>
+      <w:fldSimple w:instr=" SEQ 図 \* ARABIC ">
+        <w:r>
+          <w:rPr>
+            <w:noProof/>
+          </w:rPr>
+          <w:t>10</w:t>
+        </w:r>
+      </w:fldSimple>
       <w:r>
         <w:rPr>
           <w:rFonts w:hint="eastAsia"/>
@@ -6151,24 +6096,14 @@
       <w:r>
         <w:t xml:space="preserve">図 </w:t>
       </w:r>
-      <w:r>
-        <w:fldChar w:fldCharType="begin"/>
-      </w:r>
-      <w:r>
-        <w:instrText xml:space="preserve"> SEQ 図 \* ARABIC </w:instrText>
-      </w:r>
-      <w:r>
-        <w:fldChar w:fldCharType="separate"/>
-      </w:r>
-      <w:r>
-        <w:rPr>
-          <w:noProof/>
-        </w:rPr>
-        <w:t>11</w:t>
-      </w:r>
-      <w:r>
-        <w:fldChar w:fldCharType="end"/>
-      </w:r>
+      <w:fldSimple w:instr=" SEQ 図 \* ARABIC ">
+        <w:r>
+          <w:rPr>
+            <w:noProof/>
+          </w:rPr>
+          <w:t>11</w:t>
+        </w:r>
+      </w:fldSimple>
       <w:r>
         <w:rPr>
           <w:rFonts w:hint="eastAsia"/>
@@ -6318,24 +6253,14 @@
       <w:r>
         <w:t xml:space="preserve">図 </w:t>
       </w:r>
-      <w:r>
-        <w:fldChar w:fldCharType="begin"/>
-      </w:r>
-      <w:r>
-        <w:instrText xml:space="preserve"> SEQ 図 \* ARABIC </w:instrText>
-      </w:r>
-      <w:r>
-        <w:fldChar w:fldCharType="separate"/>
-      </w:r>
-      <w:r>
-        <w:rPr>
-          <w:noProof/>
-        </w:rPr>
-        <w:t>12</w:t>
-      </w:r>
-      <w:r>
-        <w:fldChar w:fldCharType="end"/>
-      </w:r>
+      <w:fldSimple w:instr=" SEQ 図 \* ARABIC ">
+        <w:r>
+          <w:rPr>
+            <w:noProof/>
+          </w:rPr>
+          <w:t>12</w:t>
+        </w:r>
+      </w:fldSimple>
       <w:r>
         <w:rPr>
           <w:rFonts w:hint="eastAsia"/>
@@ -6495,24 +6420,14 @@
       <w:r>
         <w:t xml:space="preserve">図 </w:t>
       </w:r>
-      <w:r>
-        <w:fldChar w:fldCharType="begin"/>
-      </w:r>
-      <w:r>
-        <w:instrText xml:space="preserve"> SEQ 図 \* ARABIC </w:instrText>
-      </w:r>
-      <w:r>
-        <w:fldChar w:fldCharType="separate"/>
-      </w:r>
-      <w:r>
-        <w:rPr>
-          <w:noProof/>
-        </w:rPr>
-        <w:t>13</w:t>
-      </w:r>
-      <w:r>
-        <w:fldChar w:fldCharType="end"/>
-      </w:r>
+      <w:fldSimple w:instr=" SEQ 図 \* ARABIC ">
+        <w:r>
+          <w:rPr>
+            <w:noProof/>
+          </w:rPr>
+          <w:t>13</w:t>
+        </w:r>
+      </w:fldSimple>
       <w:r>
         <w:rPr>
           <w:rFonts w:hint="eastAsia"/>
@@ -6632,24 +6547,14 @@
       <w:r>
         <w:t xml:space="preserve">図 </w:t>
       </w:r>
-      <w:r>
-        <w:fldChar w:fldCharType="begin"/>
-      </w:r>
-      <w:r>
-        <w:instrText xml:space="preserve"> SEQ 図 \* ARABIC </w:instrText>
-      </w:r>
-      <w:r>
-        <w:fldChar w:fldCharType="separate"/>
-      </w:r>
-      <w:r>
-        <w:rPr>
-          <w:noProof/>
-        </w:rPr>
-        <w:t>14</w:t>
-      </w:r>
-      <w:r>
-        <w:fldChar w:fldCharType="end"/>
-      </w:r>
+      <w:fldSimple w:instr=" SEQ 図 \* ARABIC ">
+        <w:r>
+          <w:rPr>
+            <w:noProof/>
+          </w:rPr>
+          <w:t>14</w:t>
+        </w:r>
+      </w:fldSimple>
       <w:r>
         <w:rPr>
           <w:rFonts w:hint="eastAsia"/>
@@ -6861,24 +6766,14 @@
       <w:r>
         <w:t xml:space="preserve">図 </w:t>
       </w:r>
-      <w:r>
-        <w:fldChar w:fldCharType="begin"/>
-      </w:r>
-      <w:r>
-        <w:instrText xml:space="preserve"> SEQ 図 \* ARABIC </w:instrText>
-      </w:r>
-      <w:r>
-        <w:fldChar w:fldCharType="separate"/>
-      </w:r>
-      <w:r>
-        <w:rPr>
-          <w:noProof/>
-        </w:rPr>
-        <w:t>15</w:t>
-      </w:r>
-      <w:r>
-        <w:fldChar w:fldCharType="end"/>
-      </w:r>
+      <w:fldSimple w:instr=" SEQ 図 \* ARABIC ">
+        <w:r>
+          <w:rPr>
+            <w:noProof/>
+          </w:rPr>
+          <w:t>15</w:t>
+        </w:r>
+      </w:fldSimple>
       <w:r>
         <w:rPr>
           <w:rFonts w:hint="eastAsia"/>
@@ -7269,24 +7164,14 @@
       <w:r>
         <w:t xml:space="preserve">図 </w:t>
       </w:r>
-      <w:r>
-        <w:fldChar w:fldCharType="begin"/>
-      </w:r>
-      <w:r>
-        <w:instrText xml:space="preserve"> SEQ 図 \* ARABIC </w:instrText>
-      </w:r>
-      <w:r>
-        <w:fldChar w:fldCharType="separate"/>
-      </w:r>
-      <w:r>
-        <w:rPr>
-          <w:noProof/>
-        </w:rPr>
-        <w:t>16</w:t>
-      </w:r>
-      <w:r>
-        <w:fldChar w:fldCharType="end"/>
-      </w:r>
+      <w:fldSimple w:instr=" SEQ 図 \* ARABIC ">
+        <w:r>
+          <w:rPr>
+            <w:noProof/>
+          </w:rPr>
+          <w:t>16</w:t>
+        </w:r>
+      </w:fldSimple>
       <w:r>
         <w:rPr>
           <w:rFonts w:hint="eastAsia"/>
@@ -7332,31 +7217,67 @@
         <w:rPr>
           <w:rFonts w:ascii="Segoe UI Emoji" w:hAnsi="Segoe UI Emoji" w:cs="Segoe UI Emoji"/>
         </w:rPr>
-        <w:t xml:space="preserve"> 150 mm × </w:t>
+        <w:t xml:space="preserve"> </w:t>
       </w:r>
       <w:r>
         <w:rPr>
           <w:rFonts w:ascii="Segoe UI Emoji" w:hAnsi="Segoe UI Emoji" w:cs="Segoe UI Emoji"/>
         </w:rPr>
+        <w:t>200</w:t>
+      </w:r>
+      <w:r>
+        <w:rPr>
+          <w:rFonts w:ascii="Segoe UI Emoji" w:hAnsi="Segoe UI Emoji" w:cs="Segoe UI Emoji"/>
+        </w:rPr>
+        <w:t xml:space="preserve"> mm × </w:t>
+      </w:r>
+      <w:r>
+        <w:rPr>
+          <w:rFonts w:ascii="Segoe UI Emoji" w:hAnsi="Segoe UI Emoji" w:cs="Segoe UI Emoji"/>
+        </w:rPr>
         <w:t>横</w:t>
       </w:r>
       <w:r>
         <w:rPr>
           <w:rFonts w:ascii="Segoe UI Emoji" w:hAnsi="Segoe UI Emoji" w:cs="Segoe UI Emoji"/>
         </w:rPr>
-        <w:t xml:space="preserve"> 150 mm × </w:t>
+        <w:t xml:space="preserve"> </w:t>
       </w:r>
       <w:r>
         <w:rPr>
           <w:rFonts w:ascii="Segoe UI Emoji" w:hAnsi="Segoe UI Emoji" w:cs="Segoe UI Emoji"/>
         </w:rPr>
+        <w:t>200</w:t>
+      </w:r>
+      <w:r>
+        <w:rPr>
+          <w:rFonts w:ascii="Segoe UI Emoji" w:hAnsi="Segoe UI Emoji" w:cs="Segoe UI Emoji"/>
+        </w:rPr>
+        <w:t xml:space="preserve"> mm × </w:t>
+      </w:r>
+      <w:r>
+        <w:rPr>
+          <w:rFonts w:ascii="Segoe UI Emoji" w:hAnsi="Segoe UI Emoji" w:cs="Segoe UI Emoji"/>
+        </w:rPr>
         <w:t>厚さ</w:t>
       </w:r>
       <w:r>
         <w:rPr>
           <w:rFonts w:ascii="Segoe UI Emoji" w:hAnsi="Segoe UI Emoji" w:cs="Segoe UI Emoji"/>
         </w:rPr>
-        <w:t xml:space="preserve"> 5 mm </w:t>
+        <w:t xml:space="preserve"> </w:t>
+      </w:r>
+      <w:r>
+        <w:rPr>
+          <w:rFonts w:ascii="Segoe UI Emoji" w:hAnsi="Segoe UI Emoji" w:cs="Segoe UI Emoji"/>
+        </w:rPr>
+        <w:t>3</w:t>
+      </w:r>
+      <w:r>
+        <w:rPr>
+          <w:rFonts w:ascii="Segoe UI Emoji" w:hAnsi="Segoe UI Emoji" w:cs="Segoe UI Emoji"/>
+        </w:rPr>
+        <w:t xml:space="preserve"> mm </w:t>
       </w:r>
       <w:r>
         <w:rPr>
@@ -7437,9 +7358,6 @@
     <w:p>
       <w:pPr>
         <w:ind w:firstLineChars="50" w:firstLine="105"/>
-        <w:rPr>
-          <w:rFonts w:hint="eastAsia"/>
-        </w:rPr>
       </w:pPr>
       <w:r>
         <w:t>これは、モータの駆動周波数や、</w:t>
@@ -7465,7 +7383,6 @@
           <w:numId w:val="10"/>
         </w:numPr>
         <w:rPr>
-          <w:rFonts w:hint="eastAsia"/>
           <w:b/>
           <w:bCs/>
         </w:rPr>
@@ -7619,24 +7536,14 @@
       <w:r>
         <w:t xml:space="preserve">図 </w:t>
       </w:r>
-      <w:r>
-        <w:fldChar w:fldCharType="begin"/>
-      </w:r>
-      <w:r>
-        <w:instrText xml:space="preserve"> SEQ 図 \* ARABIC </w:instrText>
-      </w:r>
-      <w:r>
-        <w:fldChar w:fldCharType="separate"/>
-      </w:r>
-      <w:r>
-        <w:rPr>
-          <w:noProof/>
-        </w:rPr>
-        <w:t>17</w:t>
-      </w:r>
-      <w:r>
-        <w:fldChar w:fldCharType="end"/>
-      </w:r>
+      <w:fldSimple w:instr=" SEQ 図 \* ARABIC ">
+        <w:r>
+          <w:rPr>
+            <w:noProof/>
+          </w:rPr>
+          <w:t>17</w:t>
+        </w:r>
+      </w:fldSimple>
       <w:r>
         <w:rPr>
           <w:rFonts w:hint="eastAsia"/>
@@ -7662,13 +7569,7 @@
         <w:t>波形</w:t>
       </w:r>
     </w:p>
-    <w:p>
-      <w:pPr>
-        <w:rPr>
-          <w:rFonts w:hint="eastAsia"/>
-        </w:rPr>
-      </w:pPr>
-    </w:p>
+    <w:p/>
     <w:p>
       <w:pPr>
         <w:keepNext/>
@@ -7741,24 +7642,14 @@
       <w:r>
         <w:t xml:space="preserve">図 </w:t>
       </w:r>
-      <w:r>
-        <w:fldChar w:fldCharType="begin"/>
-      </w:r>
-      <w:r>
-        <w:instrText xml:space="preserve"> SEQ 図 \* ARABIC </w:instrText>
-      </w:r>
-      <w:r>
-        <w:fldChar w:fldCharType="separate"/>
-      </w:r>
-      <w:r>
-        <w:rPr>
-          <w:noProof/>
-        </w:rPr>
-        <w:t>18</w:t>
-      </w:r>
-      <w:r>
-        <w:fldChar w:fldCharType="end"/>
-      </w:r>
+      <w:fldSimple w:instr=" SEQ 図 \* ARABIC ">
+        <w:r>
+          <w:rPr>
+            <w:noProof/>
+          </w:rPr>
+          <w:t>18</w:t>
+        </w:r>
+      </w:fldSimple>
       <w:r>
         <w:rPr>
           <w:rFonts w:hint="eastAsia"/>
@@ -7807,9 +7698,6 @@
     <w:p>
       <w:pPr>
         <w:ind w:firstLineChars="100" w:firstLine="210"/>
-        <w:rPr>
-          <w:rFonts w:hint="eastAsia"/>
-        </w:rPr>
       </w:pPr>
       <w:r>
         <w:lastRenderedPageBreak/>
@@ -7822,13 +7710,7 @@
         <w:t>したがって、実海域への投入に向けては、スラスタへのプロペラガードの装着や、吸い込みを防ぐ構造への改良といった物理的な対策が不可欠である。</w:t>
       </w:r>
     </w:p>
-    <w:p>
-      <w:pPr>
-        <w:rPr>
-          <w:rFonts w:hint="eastAsia"/>
-        </w:rPr>
-      </w:pPr>
-    </w:p>
+    <w:p/>
     <w:p>
       <w:pPr>
         <w:pStyle w:val="3"/>
@@ -7851,9 +7733,6 @@
     <w:p>
       <w:pPr>
         <w:ind w:firstLineChars="100" w:firstLine="210"/>
-        <w:rPr>
-          <w:rFonts w:hint="eastAsia"/>
-        </w:rPr>
       </w:pPr>
       <w:r>
         <w:rPr>
@@ -7865,9 +7744,6 @@
     <w:p>
       <w:pPr>
         <w:ind w:firstLineChars="100" w:firstLine="210"/>
-        <w:rPr>
-          <w:rFonts w:hint="eastAsia"/>
-        </w:rPr>
       </w:pPr>
       <w:r>
         <w:rPr>
@@ -7938,26 +7814,11 @@
         <w:t>と結論付けられた。</w:t>
       </w:r>
     </w:p>
-    <w:p>
-      <w:pPr>
-        <w:rPr>
-          <w:rFonts w:hint="eastAsia"/>
-        </w:rPr>
-      </w:pPr>
-    </w:p>
-    <w:p>
-      <w:pPr>
-        <w:rPr>
-          <w:rFonts w:hint="eastAsia"/>
-        </w:rPr>
-      </w:pPr>
-    </w:p>
+    <w:p/>
+    <w:p/>
     <w:p>
       <w:pPr>
         <w:widowControl/>
-        <w:rPr>
-          <w:rFonts w:hint="eastAsia"/>
-        </w:rPr>
       </w:pPr>
       <w:r>
         <w:br w:type="page"/>
@@ -8014,7 +7875,21 @@
         <w:rPr>
           <w:rFonts w:hint="eastAsia"/>
         </w:rPr>
-        <w:t>ゴミ問題の解決に向け、潜水士に代わる安全かつ低コストな探査手法として、電磁センサを搭載した水中ドローンによる金属探査システムの開発を行った。</w:t>
+        <w:t>ゴミ問題の解決に向け、潜水士に代わる安全かつ低コスト</w:t>
+      </w:r>
+      <w:proofErr w:type="gramStart"/>
+      <w:r>
+        <w:rPr>
+          <w:rFonts w:hint="eastAsia"/>
+        </w:rPr>
+        <w:t>な</w:t>
+      </w:r>
+      <w:proofErr w:type="gramEnd"/>
+      <w:r>
+        <w:rPr>
+          <w:rFonts w:hint="eastAsia"/>
+        </w:rPr>
+        <w:t>探査手法として、電磁センサを搭載した水中ドローンによる金属探査システムの開発を行った。</w:t>
       </w:r>
       <w:r>
         <w:t xml:space="preserve"> </w:t>
@@ -8058,9 +7933,6 @@
     <w:p>
       <w:pPr>
         <w:ind w:firstLineChars="100" w:firstLine="210"/>
-        <w:rPr>
-          <w:rFonts w:hint="eastAsia"/>
-        </w:rPr>
       </w:pPr>
     </w:p>
     <w:p>
@@ -8119,13 +7991,7 @@
         <w:t>に低下し、埋没物の検知が困難となるという限界点も明らかにした。</w:t>
       </w:r>
     </w:p>
-    <w:p>
-      <w:pPr>
-        <w:rPr>
-          <w:rFonts w:hint="eastAsia"/>
-        </w:rPr>
-      </w:pPr>
-    </w:p>
+    <w:p/>
     <w:p>
       <w:pPr>
         <w:pStyle w:val="a9"/>
@@ -8157,11 +8023,6 @@
     </w:p>
     <w:p/>
     <w:p>
-      <w:pPr>
-        <w:rPr>
-          <w:rFonts w:hint="eastAsia"/>
-        </w:rPr>
-      </w:pPr>
       <w:r>
         <w:rPr>
           <w:rFonts w:hint="eastAsia"/>
@@ -8230,9 +8091,6 @@
       <w:pPr>
         <w:widowControl/>
         <w:ind w:firstLineChars="100" w:firstLine="210"/>
-        <w:rPr>
-          <w:rFonts w:hint="eastAsia"/>
-        </w:rPr>
       </w:pPr>
       <w:r>
         <w:rPr>
@@ -8314,9 +8172,6 @@
     <w:p>
       <w:pPr>
         <w:widowControl/>
-        <w:rPr>
-          <w:rFonts w:hint="eastAsia"/>
-        </w:rPr>
       </w:pPr>
     </w:p>
     <w:p>
@@ -8328,7 +8183,6 @@
           <w:numId w:val="12"/>
         </w:numPr>
         <w:rPr>
-          <w:rFonts w:hint="eastAsia"/>
           <w:b/>
           <w:bCs/>
         </w:rPr>
@@ -8346,9 +8200,6 @@
       <w:pPr>
         <w:widowControl/>
         <w:ind w:firstLineChars="100" w:firstLine="210"/>
-        <w:rPr>
-          <w:rFonts w:hint="eastAsia"/>
-        </w:rPr>
       </w:pPr>
       <w:r>
         <w:rPr>
@@ -8372,9 +8223,6 @@
     <w:p>
       <w:pPr>
         <w:widowControl/>
-        <w:rPr>
-          <w:rFonts w:hint="eastAsia"/>
-        </w:rPr>
       </w:pPr>
     </w:p>
     <w:p>
@@ -8382,7 +8230,7 @@
         <w:widowControl/>
         <w:ind w:firstLineChars="100" w:firstLine="210"/>
         <w:rPr>
-          <w:rFonts w:ascii="ＭＳ 明朝" w:hAnsi="ＭＳ 明朝" w:cs="ＭＳ 明朝" w:hint="eastAsia"/>
+          <w:rFonts w:ascii="ＭＳ 明朝" w:hAnsi="ＭＳ 明朝" w:cs="ＭＳ 明朝"/>
           <w:b/>
           <w:bCs/>
           <w:color w:val="000000" w:themeColor="text1"/>
@@ -8460,7 +8308,21 @@
         <w:rPr>
           <w:rFonts w:hint="eastAsia"/>
         </w:rPr>
-        <w:t>およびうみらぼ株式会社</w:t>
+        <w:t>および</w:t>
+      </w:r>
+      <w:proofErr w:type="gramStart"/>
+      <w:r>
+        <w:rPr>
+          <w:rFonts w:hint="eastAsia"/>
+        </w:rPr>
+        <w:t>うみらぼ</w:t>
+      </w:r>
+      <w:proofErr w:type="gramEnd"/>
+      <w:r>
+        <w:rPr>
+          <w:rFonts w:hint="eastAsia"/>
+        </w:rPr>
+        <w:t>株式会社</w:t>
       </w:r>
       <w:r>
         <w:rPr>
@@ -8507,369 +8369,535 @@
     </w:p>
     <w:p>
       <w:pPr>
-        <w:rPr>
-          <w:rFonts w:hint="eastAsia"/>
-        </w:rPr>
-      </w:pPr>
-    </w:p>
-    <w:bookmarkStart w:id="33" w:name="_Toc219419801" w:displacedByCustomXml="next"/>
-    <w:sdt>
-      <w:sdtPr>
-        <w:rPr>
-          <w:rFonts w:asciiTheme="minorHAnsi" w:hAnsiTheme="minorHAnsi" w:cstheme="minorBidi"/>
-          <w:b w:val="0"/>
-          <w:bCs w:val="0"/>
-          <w:color w:val="auto"/>
-          <w:sz w:val="21"/>
-          <w:szCs w:val="24"/>
-          <w:lang w:val="ja"/>
-        </w:rPr>
-        <w:id w:val="-1269309333"/>
-        <w:docPartObj>
-          <w:docPartGallery w:val="Bibliographies"/>
-          <w:docPartUnique/>
-        </w:docPartObj>
-      </w:sdtPr>
-      <w:sdtEndPr>
-        <w:rPr>
-          <w:lang w:val="en-US"/>
-        </w:rPr>
-      </w:sdtEndPr>
-      <w:sdtContent>
-        <w:p>
-          <w:pPr>
-            <w:pStyle w:val="1"/>
-          </w:pPr>
-          <w:r>
-            <w:rPr>
-              <w:rFonts w:hint="eastAsia"/>
-              <w:lang w:val="ja"/>
-            </w:rPr>
-            <w:t>参考</w:t>
-          </w:r>
-          <w:r>
-            <w:rPr>
-              <w:lang w:val="ja"/>
-            </w:rPr>
-            <w:t>文献</w:t>
-          </w:r>
-          <w:bookmarkEnd w:id="33"/>
-        </w:p>
-        <w:sdt>
-          <w:sdtPr>
-            <w:id w:val="111145805"/>
-            <w:bibliography/>
-          </w:sdtPr>
-          <w:sdtContent>
-            <w:p>
-              <w:pPr>
-                <w:pStyle w:val="af3"/>
-                <w:rPr>
-                  <w:noProof/>
-                  <w:kern w:val="0"/>
-                  <w:sz w:val="24"/>
-                  <w14:ligatures w14:val="none"/>
-                </w:rPr>
-              </w:pPr>
-              <w:r>
-                <w:fldChar w:fldCharType="begin"/>
-              </w:r>
-              <w:r>
-                <w:instrText>BIBLIOGRAPHY</w:instrText>
-              </w:r>
-              <w:r>
-                <w:fldChar w:fldCharType="separate"/>
-              </w:r>
-              <w:r>
-                <w:rPr>
-                  <w:rFonts w:hint="eastAsia"/>
-                  <w:noProof/>
-                </w:rPr>
-                <w:t xml:space="preserve">1. </w:t>
-              </w:r>
-              <w:r>
-                <w:rPr>
-                  <w:rFonts w:hint="eastAsia"/>
-                  <w:b/>
-                  <w:bCs/>
-                  <w:noProof/>
-                </w:rPr>
-                <w:t>農林水産省</w:t>
-              </w:r>
-              <w:r>
-                <w:rPr>
-                  <w:rFonts w:hint="eastAsia"/>
-                  <w:b/>
-                  <w:bCs/>
-                  <w:noProof/>
-                </w:rPr>
-                <w:t>.</w:t>
-              </w:r>
-              <w:r>
-                <w:rPr>
-                  <w:rFonts w:hint="eastAsia"/>
-                  <w:noProof/>
-                </w:rPr>
-                <w:t xml:space="preserve"> </w:t>
-              </w:r>
-              <w:r>
-                <w:rPr>
-                  <w:rFonts w:hint="eastAsia"/>
-                  <w:noProof/>
-                </w:rPr>
-                <w:t>海面漁業生産統計調査</w:t>
-              </w:r>
-              <w:r>
-                <w:rPr>
-                  <w:rFonts w:hint="eastAsia"/>
-                  <w:noProof/>
-                </w:rPr>
-                <w:t xml:space="preserve">. </w:t>
-              </w:r>
-              <w:r>
-                <w:rPr>
-                  <w:rFonts w:hint="eastAsia"/>
-                  <w:noProof/>
-                </w:rPr>
-                <w:t>農林水産省</w:t>
-              </w:r>
-              <w:r>
-                <w:rPr>
-                  <w:rFonts w:hint="eastAsia"/>
-                  <w:noProof/>
-                </w:rPr>
-                <w:t>. (</w:t>
-              </w:r>
-              <w:r>
-                <w:rPr>
-                  <w:rFonts w:hint="eastAsia"/>
-                  <w:noProof/>
-                </w:rPr>
-                <w:t>オンライン</w:t>
-              </w:r>
-              <w:r>
-                <w:rPr>
-                  <w:rFonts w:hint="eastAsia"/>
-                  <w:noProof/>
-                </w:rPr>
-                <w:t>) 2025</w:t>
-              </w:r>
-              <w:r>
-                <w:rPr>
-                  <w:rFonts w:hint="eastAsia"/>
-                  <w:noProof/>
-                </w:rPr>
-                <w:t>年</w:t>
-              </w:r>
-              <w:r>
-                <w:rPr>
-                  <w:rFonts w:hint="eastAsia"/>
-                  <w:noProof/>
-                </w:rPr>
-                <w:t>5</w:t>
-              </w:r>
-              <w:r>
-                <w:rPr>
-                  <w:rFonts w:hint="eastAsia"/>
-                  <w:noProof/>
-                </w:rPr>
-                <w:t>月</w:t>
-              </w:r>
-              <w:r>
-                <w:rPr>
-                  <w:rFonts w:hint="eastAsia"/>
-                  <w:noProof/>
-                </w:rPr>
-                <w:t>30</w:t>
-              </w:r>
-              <w:r>
-                <w:rPr>
-                  <w:rFonts w:hint="eastAsia"/>
-                  <w:noProof/>
-                </w:rPr>
-                <w:t>日</w:t>
-              </w:r>
-              <w:r>
-                <w:rPr>
-                  <w:rFonts w:hint="eastAsia"/>
-                  <w:noProof/>
-                </w:rPr>
-                <w:t>. (</w:t>
-              </w:r>
-              <w:r>
-                <w:rPr>
-                  <w:rFonts w:hint="eastAsia"/>
-                  <w:noProof/>
-                </w:rPr>
-                <w:t>引用日</w:t>
-              </w:r>
-              <w:r>
-                <w:rPr>
-                  <w:rFonts w:hint="eastAsia"/>
-                  <w:noProof/>
-                </w:rPr>
-                <w:t>: 2026</w:t>
-              </w:r>
-              <w:r>
-                <w:rPr>
-                  <w:rFonts w:hint="eastAsia"/>
-                  <w:noProof/>
-                </w:rPr>
-                <w:t>年</w:t>
-              </w:r>
-              <w:r>
-                <w:rPr>
-                  <w:rFonts w:hint="eastAsia"/>
-                  <w:noProof/>
-                </w:rPr>
-                <w:t>1</w:t>
-              </w:r>
-              <w:r>
-                <w:rPr>
-                  <w:rFonts w:hint="eastAsia"/>
-                  <w:noProof/>
-                </w:rPr>
-                <w:t>月</w:t>
-              </w:r>
-              <w:r>
-                <w:rPr>
-                  <w:rFonts w:hint="eastAsia"/>
-                  <w:noProof/>
-                </w:rPr>
-                <w:t>14</w:t>
-              </w:r>
-              <w:r>
-                <w:rPr>
-                  <w:rFonts w:hint="eastAsia"/>
-                  <w:noProof/>
-                </w:rPr>
-                <w:t>日</w:t>
-              </w:r>
-              <w:r>
-                <w:rPr>
-                  <w:rFonts w:hint="eastAsia"/>
-                  <w:noProof/>
-                </w:rPr>
-                <w:t>.) https://www.maff.go.jp/j/tokei/kouhyou/kaimen_gyosei/index.html.</w:t>
-              </w:r>
-            </w:p>
-            <w:p>
-              <w:pPr>
-                <w:pStyle w:val="af3"/>
-                <w:rPr>
-                  <w:noProof/>
-                </w:rPr>
-              </w:pPr>
-              <w:r>
-                <w:rPr>
-                  <w:rFonts w:hint="eastAsia"/>
-                  <w:noProof/>
-                </w:rPr>
-                <w:t xml:space="preserve">2. </w:t>
-              </w:r>
-              <w:r>
-                <w:rPr>
-                  <w:rFonts w:hint="eastAsia"/>
-                  <w:b/>
-                  <w:bCs/>
-                  <w:noProof/>
-                </w:rPr>
-                <w:t>国分秀樹</w:t>
-              </w:r>
-              <w:r>
-                <w:rPr>
-                  <w:rFonts w:hint="eastAsia"/>
-                  <w:b/>
-                  <w:bCs/>
-                  <w:noProof/>
-                </w:rPr>
-                <w:t xml:space="preserve">, </w:t>
-              </w:r>
-              <w:r>
-                <w:rPr>
-                  <w:rFonts w:hint="eastAsia"/>
-                  <w:b/>
-                  <w:bCs/>
-                  <w:noProof/>
-                </w:rPr>
-                <w:t>ほか</w:t>
-              </w:r>
-              <w:r>
-                <w:rPr>
-                  <w:rFonts w:hint="eastAsia"/>
-                  <w:b/>
-                  <w:bCs/>
-                  <w:noProof/>
-                </w:rPr>
-                <w:t>.</w:t>
-              </w:r>
-              <w:r>
-                <w:rPr>
-                  <w:rFonts w:hint="eastAsia"/>
-                  <w:noProof/>
-                </w:rPr>
-                <w:t xml:space="preserve"> </w:t>
-              </w:r>
-              <w:r>
-                <w:rPr>
-                  <w:rFonts w:hint="eastAsia"/>
-                  <w:noProof/>
-                </w:rPr>
-                <w:t>英虞湾における浚渫ヘドロを用いた干潟造成実験から得られた干潟底質の最適条件</w:t>
-              </w:r>
-              <w:r>
-                <w:rPr>
-                  <w:rFonts w:hint="eastAsia"/>
-                  <w:noProof/>
-                </w:rPr>
-                <w:t xml:space="preserve">. </w:t>
-              </w:r>
-              <w:r>
-                <w:rPr>
-                  <w:rFonts w:hint="eastAsia"/>
-                  <w:noProof/>
-                </w:rPr>
-                <w:t>出版地不明</w:t>
-              </w:r>
-              <w:r>
-                <w:rPr>
-                  <w:rFonts w:hint="eastAsia"/>
-                  <w:noProof/>
-                </w:rPr>
-                <w:t xml:space="preserve"> : </w:t>
-              </w:r>
-              <w:r>
-                <w:rPr>
-                  <w:rFonts w:hint="eastAsia"/>
-                  <w:noProof/>
-                </w:rPr>
-                <w:t>海岸工学論文集</w:t>
-              </w:r>
-              <w:r>
-                <w:rPr>
-                  <w:rFonts w:hint="eastAsia"/>
-                  <w:noProof/>
-                </w:rPr>
-                <w:t>, 2004.</w:t>
-              </w:r>
-            </w:p>
-            <w:p>
-              <w:r>
-                <w:rPr>
-                  <w:b/>
-                  <w:bCs/>
-                  <w:noProof/>
-                </w:rPr>
-                <w:fldChar w:fldCharType="end"/>
-              </w:r>
-            </w:p>
-          </w:sdtContent>
-        </w:sdt>
-      </w:sdtContent>
-    </w:sdt>
+        <w:ind w:firstLineChars="100" w:firstLine="210"/>
+      </w:pPr>
+    </w:p>
+    <w:p>
+      <w:pPr>
+        <w:ind w:firstLineChars="100" w:firstLine="210"/>
+      </w:pPr>
+    </w:p>
+    <w:p>
+      <w:pPr>
+        <w:pStyle w:val="1"/>
+      </w:pPr>
+      <w:r>
+        <w:rPr>
+          <w:rFonts w:hint="eastAsia"/>
+        </w:rPr>
+        <w:t>参考文献・引用元</w:t>
+      </w:r>
+    </w:p>
+    <w:p>
+      <w:pPr>
+        <w:rPr>
+          <w:rFonts w:hint="eastAsia"/>
+        </w:rPr>
+      </w:pPr>
+      <w:r>
+        <w:t>[1]</w:t>
+      </w:r>
+      <w:r>
+        <w:rPr>
+          <w:rFonts w:hint="eastAsia"/>
+        </w:rPr>
+        <w:t xml:space="preserve">　農林水産省　</w:t>
+      </w:r>
+      <w:r>
+        <w:t>海面漁業生産統計調査</w:t>
+      </w:r>
+      <w:r>
+        <w:rPr>
+          <w:rFonts w:hint="eastAsia"/>
+        </w:rPr>
+        <w:t xml:space="preserve">　</w:t>
+      </w:r>
+      <w:r>
+        <w:t>https://www.maff.go.jp/j/tokei/kouhyou/kaimen_gyosei/index.html</w:t>
+      </w:r>
+    </w:p>
+    <w:p>
+      <w:pPr>
+        <w:rPr>
+          <w:rFonts w:hint="eastAsia"/>
+        </w:rPr>
+      </w:pPr>
+      <w:r>
+        <w:t>[2]</w:t>
+      </w:r>
+      <w:r>
+        <w:rPr>
+          <w:rFonts w:hint="eastAsia"/>
+        </w:rPr>
+        <w:t xml:space="preserve">　</w:t>
+      </w:r>
+      <w:r>
+        <w:t>IDEAS FOR GOOD</w:t>
+      </w:r>
+      <w:r>
+        <w:rPr>
+          <w:rFonts w:hint="eastAsia"/>
+        </w:rPr>
+        <w:t xml:space="preserve">　</w:t>
+      </w:r>
+      <w:r>
+        <w:t>真珠養殖のごみを、地域の財産に。伊勢志摩で始まった廃漁具の水平リサイクル</w:t>
+      </w:r>
+      <w:r>
+        <w:rPr>
+          <w:rFonts w:hint="eastAsia"/>
+        </w:rPr>
+        <w:t xml:space="preserve">　</w:t>
+      </w:r>
+      <w:r>
+        <w:t>https://ideasforgood.jp/2024/09/10/circular-fish-net/</w:t>
+      </w:r>
+    </w:p>
+    <w:p>
+      <w:r>
+        <w:t>[3]</w:t>
+      </w:r>
+      <w:r>
+        <w:rPr>
+          <w:rFonts w:hint="eastAsia"/>
+        </w:rPr>
+        <w:t xml:space="preserve">　坂井博康・宇都野太・安井至　廃電気製品に含まれる有害金属の環境影響評価　東京大学</w:t>
+      </w:r>
+      <w:r>
+        <w:rPr>
+          <w:rFonts w:hint="eastAsia"/>
+        </w:rPr>
+        <w:t xml:space="preserve"> </w:t>
+      </w:r>
+      <w:r>
+        <w:t>生産研究</w:t>
+      </w:r>
+      <w:r>
+        <w:rPr>
+          <w:rFonts w:hint="eastAsia"/>
+        </w:rPr>
+        <w:t xml:space="preserve">　</w:t>
+      </w:r>
+      <w:r>
+        <w:t>1993</w:t>
+      </w:r>
+      <w:r>
+        <w:rPr>
+          <w:rFonts w:hint="eastAsia"/>
+        </w:rPr>
+        <w:t xml:space="preserve">年　</w:t>
+      </w:r>
+      <w:r>
+        <w:t>45</w:t>
+      </w:r>
+      <w:r>
+        <w:rPr>
+          <w:rFonts w:hint="eastAsia"/>
+        </w:rPr>
+        <w:t xml:space="preserve">巻　</w:t>
+      </w:r>
+      <w:r>
+        <w:rPr>
+          <w:rFonts w:hint="eastAsia"/>
+        </w:rPr>
+        <w:t>7</w:t>
+      </w:r>
+      <w:r>
+        <w:rPr>
+          <w:rFonts w:hint="eastAsia"/>
+        </w:rPr>
+        <w:t>号</w:t>
+      </w:r>
+      <w:r>
+        <w:rPr>
+          <w:rFonts w:hint="eastAsia"/>
+        </w:rPr>
+        <w:t xml:space="preserve">　</w:t>
+      </w:r>
+      <w:r>
+        <w:t>p.22-25</w:t>
+      </w:r>
+    </w:p>
+    <w:p>
+      <w:r>
+        <w:t>[4]</w:t>
+      </w:r>
+      <w:r>
+        <w:rPr>
+          <w:rFonts w:hint="eastAsia"/>
+        </w:rPr>
+        <w:t xml:space="preserve">　</w:t>
+      </w:r>
+      <w:r>
+        <w:rPr>
+          <w:rFonts w:hint="eastAsia"/>
+        </w:rPr>
+        <w:t>環境省　令和６年度</w:t>
+      </w:r>
+      <w:r>
+        <w:rPr>
+          <w:rFonts w:hint="eastAsia"/>
+        </w:rPr>
+        <w:t xml:space="preserve"> </w:t>
+      </w:r>
+      <w:r>
+        <w:t>漁業者の協力による海洋ゴミ回収に関わる実証業務</w:t>
+      </w:r>
+      <w:r>
+        <w:rPr>
+          <w:rFonts w:hint="eastAsia"/>
+        </w:rPr>
+        <w:t xml:space="preserve">　</w:t>
+      </w:r>
+      <w:r>
+        <w:t>2025</w:t>
+      </w:r>
+      <w:r>
+        <w:rPr>
+          <w:rFonts w:hint="eastAsia"/>
+        </w:rPr>
+        <w:t xml:space="preserve">　</w:t>
+      </w:r>
+      <w:hyperlink r:id="rId30" w:history="1">
+        <w:r>
+          <w:rPr>
+            <w:rStyle w:val="af1"/>
+          </w:rPr>
+          <w:t>https://www.env.go.jp/content/000311858.pdf</w:t>
+        </w:r>
+      </w:hyperlink>
+    </w:p>
+    <w:p>
+      <w:pPr>
+        <w:rPr>
+          <w:rFonts w:hint="eastAsia"/>
+        </w:rPr>
+      </w:pPr>
+      <w:r>
+        <w:t>[5]</w:t>
+      </w:r>
+      <w:r>
+        <w:rPr>
+          <w:rFonts w:hint="eastAsia"/>
+        </w:rPr>
+        <w:t xml:space="preserve">　</w:t>
+      </w:r>
+      <w:r>
+        <w:rPr>
+          <w:rFonts w:hint="eastAsia"/>
+        </w:rPr>
+        <w:t xml:space="preserve"> </w:t>
+      </w:r>
+      <w:r>
+        <w:t>国分秀樹</w:t>
+      </w:r>
+      <w:r>
+        <w:rPr>
+          <w:rFonts w:hint="eastAsia"/>
+        </w:rPr>
+        <w:t>・</w:t>
+      </w:r>
+      <w:r>
+        <w:rPr>
+          <w:rFonts w:hint="eastAsia"/>
+        </w:rPr>
+        <w:t>奥</w:t>
+      </w:r>
+      <w:r>
+        <w:t>村宏征</w:t>
+      </w:r>
+      <w:r>
+        <w:rPr>
+          <w:rFonts w:hint="eastAsia"/>
+        </w:rPr>
+        <w:t>・</w:t>
+      </w:r>
+      <w:r>
+        <w:rPr>
+          <w:rFonts w:hint="eastAsia"/>
+        </w:rPr>
+        <w:t>上</w:t>
+      </w:r>
+      <w:r>
+        <w:t>野成三</w:t>
+      </w:r>
+      <w:r>
+        <w:rPr>
+          <w:rFonts w:hint="eastAsia"/>
+        </w:rPr>
+        <w:t>・</w:t>
+      </w:r>
+      <w:r>
+        <w:t>高山</w:t>
+      </w:r>
+      <w:r>
+        <w:rPr>
+          <w:rFonts w:hint="eastAsia"/>
+        </w:rPr>
+        <w:t>百</w:t>
+      </w:r>
+      <w:r>
+        <w:t>合子</w:t>
+      </w:r>
+      <w:r>
+        <w:rPr>
+          <w:rFonts w:hint="eastAsia"/>
+        </w:rPr>
+        <w:t>・</w:t>
+      </w:r>
+      <w:r>
+        <w:t>湯浅</w:t>
+      </w:r>
+      <w:r>
+        <w:t xml:space="preserve"> </w:t>
+      </w:r>
+      <w:r>
+        <w:t>城之</w:t>
+      </w:r>
+      <w:r>
+        <w:rPr>
+          <w:rFonts w:hint="eastAsia"/>
+        </w:rPr>
+        <w:t xml:space="preserve">　</w:t>
+      </w:r>
+      <w:r>
+        <w:t>英虞湾における浚渫ヘドロを用いた干潟造成実験から得られた干潟底質の最適条件</w:t>
+      </w:r>
+      <w:r>
+        <w:rPr>
+          <w:rFonts w:hint="eastAsia"/>
+        </w:rPr>
+        <w:t xml:space="preserve">　海岸工学論文集　</w:t>
+      </w:r>
+      <w:r>
+        <w:t>2004</w:t>
+      </w:r>
+      <w:r>
+        <w:rPr>
+          <w:rFonts w:hint="eastAsia"/>
+        </w:rPr>
+        <w:t xml:space="preserve">年　</w:t>
+      </w:r>
+      <w:r>
+        <w:rPr>
+          <w:rFonts w:hint="eastAsia"/>
+        </w:rPr>
+        <w:t>51</w:t>
+      </w:r>
+      <w:r>
+        <w:rPr>
+          <w:rFonts w:hint="eastAsia"/>
+        </w:rPr>
+        <w:t xml:space="preserve">巻　</w:t>
+      </w:r>
+      <w:r>
+        <w:t>p.1191-1195</w:t>
+      </w:r>
+    </w:p>
+    <w:p>
+      <w:r>
+        <w:t>[6]</w:t>
+      </w:r>
+      <w:r>
+        <w:rPr>
+          <w:rFonts w:hint="eastAsia"/>
+        </w:rPr>
+        <w:t xml:space="preserve">　小松原真弓・白石</w:t>
+      </w:r>
+      <w:r>
+        <w:rPr>
+          <w:rFonts w:hint="eastAsia"/>
+        </w:rPr>
+        <w:t xml:space="preserve">由美子・柳原ゆり・田中誠一・井原秀俊・加茂洋志　</w:t>
+      </w:r>
+      <w:r>
+        <w:t>潜水士の業務及び健康状態の調査報告</w:t>
+      </w:r>
+      <w:r>
+        <w:rPr>
+          <w:rFonts w:hint="eastAsia"/>
+        </w:rPr>
+        <w:t xml:space="preserve">　日職災医誌　</w:t>
+      </w:r>
+      <w:r>
+        <w:t>2006</w:t>
+      </w:r>
+      <w:r>
+        <w:rPr>
+          <w:rFonts w:hint="eastAsia"/>
+        </w:rPr>
+        <w:t xml:space="preserve">　</w:t>
+      </w:r>
+      <w:r>
+        <w:t>54 : 79 - 83</w:t>
+      </w:r>
+    </w:p>
+    <w:p>
+      <w:pPr>
+        <w:rPr>
+          <w:rFonts w:hint="eastAsia"/>
+        </w:rPr>
+      </w:pPr>
+      <w:r>
+        <w:t>[7]</w:t>
+      </w:r>
+      <w:r>
+        <w:rPr>
+          <w:rFonts w:hint="eastAsia"/>
+        </w:rPr>
+        <w:t xml:space="preserve">　日本潜水協会　日本潜水協会の取り組みについて　</w:t>
+      </w:r>
+      <w:r>
+        <w:t>2025</w:t>
+      </w:r>
+      <w:r>
+        <w:rPr>
+          <w:rFonts w:hint="eastAsia"/>
+        </w:rPr>
+        <w:t xml:space="preserve">　</w:t>
+      </w:r>
+      <w:r>
+        <w:t>p.</w:t>
+      </w:r>
+      <w:r>
+        <w:t>11 – p.</w:t>
+      </w:r>
+      <w:r>
+        <w:rPr>
+          <w:rFonts w:hint="eastAsia"/>
+        </w:rPr>
+        <w:t>1</w:t>
+      </w:r>
+      <w:r>
+        <w:t>7</w:t>
+      </w:r>
+      <w:r>
+        <w:rPr>
+          <w:rFonts w:hint="eastAsia"/>
+        </w:rPr>
+        <w:t xml:space="preserve">　</w:t>
+      </w:r>
+      <w:r>
+        <w:t>https://www.mlit.go.jp/sogoseisaku/ocean_policy/content/001867551.pdf</w:t>
+      </w:r>
+    </w:p>
+    <w:p>
+      <w:pPr>
+        <w:rPr>
+          <w:rFonts w:hint="eastAsia"/>
+        </w:rPr>
+      </w:pPr>
+      <w:r>
+        <w:t>[8]</w:t>
+      </w:r>
+      <w:r>
+        <w:rPr>
+          <w:rFonts w:hint="eastAsia"/>
+        </w:rPr>
+        <w:t xml:space="preserve">　</w:t>
+      </w:r>
+      <w:r>
+        <w:rPr>
+          <w:rFonts w:hint="eastAsia"/>
+        </w:rPr>
+        <w:t>Mor</w:t>
+      </w:r>
+      <w:r>
+        <w:t>dor Intelligence</w:t>
+      </w:r>
+      <w:r>
+        <w:rPr>
+          <w:rFonts w:hint="eastAsia"/>
+        </w:rPr>
+        <w:t xml:space="preserve">　</w:t>
+      </w:r>
+      <w:r>
+        <w:t>金属探知機市場規模</w:t>
+      </w:r>
+      <w:r>
+        <w:t xml:space="preserve"> https://www.mordorintelligence.com/ja/industry-reports/metal-detectors-market</w:t>
+      </w:r>
+    </w:p>
+    <w:p>
+      <w:pPr>
+        <w:rPr>
+          <w:rFonts w:hint="eastAsia"/>
+        </w:rPr>
+      </w:pPr>
+      <w:r>
+        <w:lastRenderedPageBreak/>
+        <w:t>[9]</w:t>
+      </w:r>
+      <w:r>
+        <w:rPr>
+          <w:rFonts w:hint="eastAsia"/>
+        </w:rPr>
+        <w:t xml:space="preserve">　吉岡宰次郎・後藤雄治　</w:t>
+      </w:r>
+      <w:r>
+        <w:t>パルス渦電流探傷試験法を用いた被覆鋼管肉厚の定量評価法の提案</w:t>
+      </w:r>
+      <w:r>
+        <w:rPr>
+          <w:rFonts w:hint="eastAsia"/>
+        </w:rPr>
+        <w:t xml:space="preserve">　</w:t>
+      </w:r>
+      <w:r>
+        <w:t>計測自動制御学会論文集</w:t>
+      </w:r>
+      <w:r>
+        <w:rPr>
+          <w:rFonts w:hint="eastAsia"/>
+        </w:rPr>
+        <w:t xml:space="preserve">　</w:t>
+      </w:r>
+      <w:r>
+        <w:t>2018</w:t>
+      </w:r>
+      <w:r>
+        <w:rPr>
+          <w:rFonts w:hint="eastAsia"/>
+        </w:rPr>
+        <w:t xml:space="preserve">　</w:t>
+      </w:r>
+      <w:r>
+        <w:rPr>
+          <w:rFonts w:hint="eastAsia"/>
+        </w:rPr>
+        <w:t>54</w:t>
+      </w:r>
+      <w:r>
+        <w:rPr>
+          <w:rFonts w:hint="eastAsia"/>
+        </w:rPr>
+        <w:t xml:space="preserve">巻　</w:t>
+      </w:r>
+      <w:r>
+        <w:rPr>
+          <w:rFonts w:hint="eastAsia"/>
+        </w:rPr>
+        <w:t>12</w:t>
+      </w:r>
+      <w:r>
+        <w:rPr>
+          <w:rFonts w:hint="eastAsia"/>
+        </w:rPr>
+        <w:t>号</w:t>
+      </w:r>
+    </w:p>
+    <w:p/>
+    <w:p/>
+    <w:p>
+      <w:pPr>
+        <w:rPr>
+          <w:rFonts w:hint="eastAsia"/>
+        </w:rPr>
+      </w:pPr>
+    </w:p>
     <w:sectPr>
-      <w:footerReference w:type="even" r:id="rId30"/>
-      <w:footerReference w:type="default" r:id="rId31"/>
+      <w:footerReference w:type="even" r:id="rId31"/>
+      <w:footerReference w:type="default" r:id="rId32"/>
       <w:pgSz w:w="11906" w:h="16838"/>
       <w:pgMar w:top="1985" w:right="1701" w:bottom="1701" w:left="1701" w:header="851" w:footer="992" w:gutter="0"/>
       <w:cols w:space="425"/>
@@ -11761,6 +11789,88 @@
       <w:sz w:val="21"/>
     </w:rPr>
   </w:style>
+  <w:style w:type="paragraph" w:styleId="afa">
+    <w:name w:val="endnote text"/>
+    <w:basedOn w:val="a"/>
+    <w:link w:val="afb"/>
+    <w:uiPriority w:val="99"/>
+    <w:semiHidden/>
+    <w:unhideWhenUsed/>
+    <w:rsid w:val="0067569F"/>
+    <w:pPr>
+      <w:snapToGrid w:val="0"/>
+    </w:pPr>
+  </w:style>
+  <w:style w:type="character" w:customStyle="1" w:styleId="afb">
+    <w:name w:val="文末脚注文字列 (文字)"/>
+    <w:basedOn w:val="a0"/>
+    <w:link w:val="afa"/>
+    <w:uiPriority w:val="99"/>
+    <w:semiHidden/>
+    <w:rsid w:val="0067569F"/>
+    <w:rPr>
+      <w:rFonts w:eastAsia="ＭＳ 明朝"/>
+      <w:sz w:val="21"/>
+    </w:rPr>
+  </w:style>
+  <w:style w:type="character" w:styleId="afc">
+    <w:name w:val="endnote reference"/>
+    <w:basedOn w:val="a0"/>
+    <w:uiPriority w:val="99"/>
+    <w:semiHidden/>
+    <w:unhideWhenUsed/>
+    <w:rsid w:val="0067569F"/>
+    <w:rPr>
+      <w:vertAlign w:val="superscript"/>
+    </w:rPr>
+  </w:style>
+  <w:style w:type="paragraph" w:styleId="afd">
+    <w:name w:val="footnote text"/>
+    <w:basedOn w:val="a"/>
+    <w:link w:val="afe"/>
+    <w:uiPriority w:val="99"/>
+    <w:semiHidden/>
+    <w:unhideWhenUsed/>
+    <w:rsid w:val="001D0CCC"/>
+    <w:pPr>
+      <w:snapToGrid w:val="0"/>
+    </w:pPr>
+  </w:style>
+  <w:style w:type="character" w:customStyle="1" w:styleId="afe">
+    <w:name w:val="脚注文字列 (文字)"/>
+    <w:basedOn w:val="a0"/>
+    <w:link w:val="afd"/>
+    <w:uiPriority w:val="99"/>
+    <w:semiHidden/>
+    <w:rsid w:val="001D0CCC"/>
+    <w:rPr>
+      <w:rFonts w:eastAsia="ＭＳ 明朝"/>
+      <w:sz w:val="21"/>
+    </w:rPr>
+  </w:style>
+  <w:style w:type="character" w:styleId="aff">
+    <w:name w:val="footnote reference"/>
+    <w:basedOn w:val="a0"/>
+    <w:uiPriority w:val="99"/>
+    <w:semiHidden/>
+    <w:unhideWhenUsed/>
+    <w:rsid w:val="001D0CCC"/>
+    <w:rPr>
+      <w:vertAlign w:val="superscript"/>
+    </w:rPr>
+  </w:style>
+  <w:style w:type="character" w:styleId="aff0">
+    <w:name w:val="Unresolved Mention"/>
+    <w:basedOn w:val="a0"/>
+    <w:uiPriority w:val="99"/>
+    <w:semiHidden/>
+    <w:unhideWhenUsed/>
+    <w:rsid w:val="00606E02"/>
+    <w:rPr>
+      <w:color w:val="605E5C"/>
+      <w:shd w:val="clear" w:color="auto" w:fill="E1DFDD"/>
+    </w:rPr>
+  </w:style>
 </w:styles>
 </file>
 
@@ -12080,7 +12190,7 @@
 </file>
 
 <file path=customXml/item1.xml><?xml version="1.0" encoding="utf-8"?>
-<b:Sources xmlns:b="http://schemas.openxmlformats.org/officeDocument/2006/bibliography" xmlns="http://schemas.openxmlformats.org/officeDocument/2006/bibliography" SelectedStyle="/ISO690Nmerical.XSL" StyleName="ISO 690: 参照番号" Version="1987">
+<b:Sources xmlns:b="http://schemas.openxmlformats.org/officeDocument/2006/bibliography" xmlns="http://schemas.openxmlformats.org/officeDocument/2006/bibliography" SelectedStyle="/SIST02.XSL" StyleName="SIST02" Version="2003">
   <b:Source>
     <b:Tag>国分秀04</b:Tag>
     <b:SourceType>Report</b:SourceType>
@@ -12135,13 +12245,67 @@
     <b:YearAccessed>2026</b:YearAccessed>
     <b:MonthAccessed>1</b:MonthAccessed>
     <b:DayAccessed>14</b:DayAccessed>
+    <b:RefOrder>3</b:RefOrder>
+  </b:Source>
+  <b:Source>
+    <b:Tag>IDE24</b:Tag>
+    <b:SourceType>InternetSite</b:SourceType>
+    <b:Guid>{8C5F4DA1-44D2-C64F-8A9E-9C94BA4EF546}</b:Guid>
+    <b:Title>IDEAS FOR GOOD</b:Title>
+    <b:InternetSiteTitle>真珠養殖のごみを、地域の財産に。伊勢志摩で始まった廃漁具の水平リサイクル</b:InternetSiteTitle>
+    <b:URL>https://ideasforgood.jp/2024/09/10/circular-fish-net/</b:URL>
+    <b:Year>2024</b:Year>
+    <b:Month>9</b:Month>
+    <b:Day>10</b:Day>
+    <b:RefOrder>4</b:RefOrder>
+  </b:Source>
+  <b:Source>
+    <b:Tag>坂村博93</b:Tag>
+    <b:SourceType>Report</b:SourceType>
+    <b:Guid>{9D43D4B6-2BDA-7A49-A81D-7DD2CAAC628B}</b:Guid>
+    <b:Title>廃電気製品に含まれる有害金属の環境影響評価</b:Title>
+    <b:Year>1993</b:Year>
+    <b:Publisher>東京大学</b:Publisher>
+    <b:Author>
+      <b:Author>
+        <b:NameList>
+          <b:Person>
+            <b:Last>坂村</b:Last>
+            <b:First>博康</b:First>
+          </b:Person>
+          <b:Person>
+            <b:Last>宇都野</b:Last>
+            <b:First>太</b:First>
+          </b:Person>
+          <b:Person>
+            <b:Last>安井</b:Last>
+            <b:First>至</b:First>
+          </b:Person>
+        </b:NameList>
+      </b:Author>
+    </b:Author>
+    <b:RefOrder>5</b:RefOrder>
+  </b:Source>
+  <b:Source>
+    <b:Tag>環境省</b:Tag>
+    <b:SourceType>DocumentFromInternetSite</b:SourceType>
+    <b:Guid>{91060327-F98F-CC43-A280-166C78EFE7FE}</b:Guid>
+    <b:Author>
+      <b:Author>
+        <b:Corporate>環境省</b:Corporate>
+      </b:Author>
+    </b:Author>
+    <b:Title>漁業者の協力による海洋ゴミ回収に関わる実証業務</b:Title>
+    <b:URL>https://www.google.com/search?q=%E6%B5%B7%E5%BA%95%E3%82%B4%E3%83%9F+%E5%9B%9E%E5%8F%8E%E6%96%B9%E6%B3%95%E3%80%80%E6%BD%9C%E6%B0%B4%E5%A3%AB&amp;sca_esv=25010ec7c4de7282&amp;rlz=1C5AJCO_enJP1197JP1197&amp;sxsrf=ANbL-n5diS4uYjZQU1Uy2h8hRB5t7xpFDQ%3A1768522913460&amp;ei=o</b:URL>
+    <b:Year>2025</b:Year>
+    <b:Month>3</b:Month>
     <b:RefOrder>1</b:RefOrder>
   </b:Source>
 </b:Sources>
 </file>
 
 <file path=customXml/itemProps1.xml><?xml version="1.0" encoding="utf-8"?>
-<ds:datastoreItem xmlns:ds="http://schemas.openxmlformats.org/officeDocument/2006/customXml" ds:itemID="{56683181-4E44-9E4C-B379-9B50CA0D27FB}">
+<ds:datastoreItem xmlns:ds="http://schemas.openxmlformats.org/officeDocument/2006/customXml" ds:itemID="{A99DC56A-A87D-FE4E-8EC6-2FF20663F888}">
   <ds:schemaRefs>
     <ds:schemaRef ds:uri="http://schemas.openxmlformats.org/officeDocument/2006/bibliography"/>
   </ds:schemaRefs>

--- a/卒論.docx
+++ b/卒論.docx
@@ -29,28 +29,68 @@
     <w:p>
       <w:pPr>
         <w:jc w:val="center"/>
-      </w:pPr>
-      <w:r>
         <w:rPr>
           <w:rFonts w:ascii="ＭＳ 明朝" w:hAnsi="ＭＳ 明朝" w:cs="ＭＳ 明朝"/>
           <w:b/>
+          <w:bCs/>
+          <w:color w:val="595959" w:themeColor="text1" w:themeTint="A6"/>
+          <w:sz w:val="36"/>
+          <w:szCs w:val="36"/>
+          <w:u w:val="single"/>
+        </w:rPr>
+      </w:pPr>
+      <w:r>
+        <w:rPr>
+          <w:rFonts w:ascii="ＭＳ 明朝" w:hAnsi="ＭＳ 明朝" w:cs="ＭＳ 明朝"/>
+          <w:b/>
+          <w:bCs/>
           <w:color w:val="595959" w:themeColor="text1" w:themeTint="A6"/>
           <w:spacing w:val="15"/>
           <w:sz w:val="36"/>
           <w:szCs w:val="36"/>
           <w:u w:val="single"/>
         </w:rPr>
-        <w:t>電磁センサ搭載水中ドローンによる海底沈殿した金属ゴミの探査</w:t>
+        <w:t>電磁センサ搭載水中ドローンによる海底沈殿</w:t>
+      </w:r>
+      <w:r>
+        <w:rPr>
+          <w:rFonts w:ascii="ＭＳ 明朝" w:hAnsi="ＭＳ 明朝" w:cs="ＭＳ 明朝"/>
+          <w:b/>
+          <w:bCs/>
+          <w:color w:val="595959" w:themeColor="text1" w:themeTint="A6"/>
+          <w:spacing w:val="15"/>
+          <w:sz w:val="36"/>
+          <w:szCs w:val="36"/>
+          <w:u w:val="single"/>
+        </w:rPr>
+        <w:br/>
+      </w:r>
+      <w:r>
+        <w:rPr>
+          <w:rFonts w:ascii="ＭＳ 明朝" w:hAnsi="ＭＳ 明朝" w:cs="ＭＳ 明朝"/>
+          <w:b/>
+          <w:bCs/>
+          <w:color w:val="595959" w:themeColor="text1" w:themeTint="A6"/>
+          <w:spacing w:val="15"/>
+          <w:sz w:val="36"/>
+          <w:szCs w:val="36"/>
+          <w:u w:val="single"/>
+        </w:rPr>
+        <w:t>した金属ゴミの探査</w:t>
       </w:r>
     </w:p>
     <w:p>
       <w:pPr>
         <w:pStyle w:val="-3"/>
         <w:ind w:right="210"/>
-      </w:pPr>
-      <w:r>
-        <w:rPr>
-          <w:rFonts w:hint="eastAsia"/>
+        <w:rPr>
+          <w:lang w:eastAsia="zh-TW"/>
+        </w:rPr>
+      </w:pPr>
+      <w:r>
+        <w:rPr>
+          <w:rFonts w:hint="eastAsia"/>
+          <w:lang w:eastAsia="zh-TW"/>
         </w:rPr>
         <w:t>欧文標題</w:t>
       </w:r>
@@ -59,26 +99,38 @@
       <w:pPr>
         <w:pStyle w:val="-3"/>
         <w:ind w:leftChars="100" w:left="210"/>
-      </w:pPr>
-      <w:r>
-        <w:rPr>
-          <w:rFonts w:hint="eastAsia"/>
+        <w:rPr>
+          <w:lang w:eastAsia="zh-TW"/>
+        </w:rPr>
+      </w:pPr>
+      <w:r>
+        <w:rPr>
+          <w:rFonts w:hint="eastAsia"/>
+          <w:lang w:eastAsia="zh-TW"/>
         </w:rPr>
         <w:t>Name</w:t>
       </w:r>
     </w:p>
-    <w:p/>
+    <w:p>
+      <w:pPr>
+        <w:rPr>
+          <w:lang w:eastAsia="zh-TW"/>
+        </w:rPr>
+      </w:pPr>
+    </w:p>
     <w:p>
       <w:pPr>
         <w:pStyle w:val="-1"/>
         <w:ind w:left="1680"/>
         <w:rPr>
           <w:rStyle w:val="ae"/>
+          <w:lang w:eastAsia="zh-TW"/>
         </w:rPr>
       </w:pPr>
       <w:r>
         <w:rPr>
           <w:rStyle w:val="ae"/>
+          <w:lang w:eastAsia="zh-TW"/>
         </w:rPr>
         <w:t>研究者氏名</w:t>
       </w:r>
@@ -86,12 +138,14 @@
         <w:rPr>
           <w:rStyle w:val="ae"/>
           <w:rFonts w:hint="eastAsia"/>
+          <w:lang w:eastAsia="zh-TW"/>
         </w:rPr>
         <w:t xml:space="preserve">　野下</w:t>
       </w:r>
       <w:r>
         <w:rPr>
           <w:rStyle w:val="ae"/>
+          <w:lang w:eastAsia="zh-TW"/>
         </w:rPr>
         <w:t xml:space="preserve"> </w:t>
       </w:r>
@@ -99,6 +153,7 @@
         <w:rPr>
           <w:rStyle w:val="ae"/>
           <w:rFonts w:hint="eastAsia"/>
+          <w:lang w:eastAsia="zh-TW"/>
         </w:rPr>
         <w:t>航輝</w:t>
       </w:r>
@@ -109,12 +164,14 @@
         <w:ind w:left="1680"/>
         <w:rPr>
           <w:rStyle w:val="ae"/>
+          <w:lang w:eastAsia="zh-TW"/>
         </w:rPr>
       </w:pPr>
       <w:r>
         <w:rPr>
           <w:rStyle w:val="ae"/>
           <w:rFonts w:hint="eastAsia"/>
+          <w:lang w:eastAsia="zh-TW"/>
         </w:rPr>
         <w:t>指導教員</w:t>
       </w:r>
@@ -122,12 +179,14 @@
         <w:rPr>
           <w:rStyle w:val="ae"/>
           <w:rFonts w:hint="eastAsia"/>
+          <w:lang w:eastAsia="zh-TW"/>
         </w:rPr>
         <w:t xml:space="preserve">　板谷</w:t>
       </w:r>
       <w:r>
         <w:rPr>
           <w:rStyle w:val="ae"/>
+          <w:lang w:eastAsia="zh-TW"/>
         </w:rPr>
         <w:t xml:space="preserve"> </w:t>
       </w:r>
@@ -135,28 +194,38 @@
         <w:rPr>
           <w:rStyle w:val="ae"/>
           <w:rFonts w:hint="eastAsia"/>
+          <w:lang w:eastAsia="zh-TW"/>
         </w:rPr>
         <w:t>年也　准教授</w:t>
       </w:r>
     </w:p>
-    <w:p/>
+    <w:p>
+      <w:pPr>
+        <w:rPr>
+          <w:lang w:eastAsia="zh-TW"/>
+        </w:rPr>
+      </w:pPr>
+    </w:p>
     <w:p>
       <w:pPr>
         <w:pStyle w:val="-"/>
         <w:rPr>
           <w:rStyle w:val="af"/>
+          <w:lang w:eastAsia="zh-TW"/>
         </w:rPr>
       </w:pPr>
       <w:r>
         <w:rPr>
           <w:rStyle w:val="af"/>
           <w:rFonts w:hint="eastAsia"/>
+          <w:lang w:eastAsia="zh-TW"/>
         </w:rPr>
         <w:t>提出日　令和8年1月</w:t>
       </w:r>
       <w:r>
         <w:rPr>
           <w:rStyle w:val="af"/>
+          <w:lang w:eastAsia="zh-TW"/>
         </w:rPr>
         <w:t>23</w:t>
       </w:r>
@@ -164,6 +233,7 @@
         <w:rPr>
           <w:rStyle w:val="af"/>
           <w:rFonts w:hint="eastAsia"/>
+          <w:lang w:eastAsia="zh-TW"/>
         </w:rPr>
         <w:t>日</w:t>
       </w:r>
@@ -173,12 +243,14 @@
         <w:pStyle w:val="-"/>
         <w:rPr>
           <w:rStyle w:val="af"/>
+          <w:lang w:eastAsia="zh-TW"/>
         </w:rPr>
       </w:pPr>
       <w:r>
         <w:rPr>
           <w:rStyle w:val="af"/>
           <w:rFonts w:hint="eastAsia"/>
+          <w:lang w:eastAsia="zh-TW"/>
         </w:rPr>
         <w:t>鈴鹿工業高等専門学校</w:t>
       </w:r>
@@ -201,7 +273,6 @@
       <w:pPr>
         <w:widowControl/>
         <w:rPr>
-          <w:rFonts w:hint="eastAsia"/>
           <w:szCs w:val="22"/>
         </w:rPr>
       </w:pPr>
@@ -233,17 +304,24 @@
       <w:r>
         <w:rPr>
           <w:rStyle w:val="af5"/>
+          <w:rFonts w:ascii="Times New Roman" w:hAnsi="Times New Roman" w:cs="Times New Roman"/>
+          <w:sz w:val="24"/>
+          <w:szCs w:val="24"/>
         </w:rPr>
         <w:commentReference w:id="0"/>
       </w:r>
     </w:p>
     <w:p>
       <w:pPr>
+        <w:ind w:firstLineChars="200" w:firstLine="480"/>
         <w:rPr>
           <w:rFonts w:ascii="Times New Roman" w:hAnsi="Times New Roman" w:cs="Times New Roman"/>
           <w:sz w:val="24"/>
           <w14:ligatures w14:val="none"/>
         </w:rPr>
+        <w:pPrChange w:id="1" w:author="板谷 年也【鈴鹿】" w:date="2026-01-17T06:24:00Z" w16du:dateUtc="2026-01-16T21:24:00Z">
+          <w:pPr/>
+        </w:pPrChange>
       </w:pPr>
       <w:r>
         <w:rPr>
@@ -256,11 +334,15 @@
     </w:p>
     <w:p>
       <w:pPr>
+        <w:ind w:firstLineChars="200" w:firstLine="480"/>
         <w:rPr>
           <w:rFonts w:ascii="Times New Roman" w:hAnsi="Times New Roman" w:cs="Times New Roman"/>
           <w:sz w:val="24"/>
           <w14:ligatures w14:val="none"/>
         </w:rPr>
+        <w:pPrChange w:id="2" w:author="板谷 年也【鈴鹿】" w:date="2026-01-17T06:24:00Z" w16du:dateUtc="2026-01-16T21:24:00Z">
+          <w:pPr/>
+        </w:pPrChange>
       </w:pPr>
       <w:r>
         <w:rPr>
@@ -273,11 +355,15 @@
     </w:p>
     <w:p>
       <w:pPr>
+        <w:ind w:firstLineChars="200" w:firstLine="480"/>
         <w:rPr>
           <w:rFonts w:ascii="Times New Roman" w:hAnsi="Times New Roman" w:cs="Times New Roman"/>
           <w:sz w:val="24"/>
           <w14:ligatures w14:val="none"/>
         </w:rPr>
+        <w:pPrChange w:id="3" w:author="板谷 年也【鈴鹿】" w:date="2026-01-17T06:24:00Z" w16du:dateUtc="2026-01-16T21:24:00Z">
+          <w:pPr/>
+        </w:pPrChange>
       </w:pPr>
       <w:r>
         <w:rPr>
@@ -350,7 +436,7 @@
         <w:br w:type="page"/>
       </w:r>
     </w:p>
-    <w:bookmarkStart w:id="1" w:name="_Toc219419769" w:displacedByCustomXml="next"/>
+    <w:bookmarkStart w:id="4" w:name="_Toc219715629" w:displacedByCustomXml="next"/>
     <w:sdt>
       <w:sdtPr>
         <w:rPr>
@@ -359,7 +445,7 @@
           <w:bCs w:val="0"/>
           <w:color w:val="auto"/>
           <w:sz w:val="21"/>
-          <w:szCs w:val="24"/>
+          <w:szCs w:val="21"/>
           <w:lang w:val="ja"/>
         </w:rPr>
         <w:id w:val="-1798983783"/>
@@ -386,7 +472,7 @@
             </w:rPr>
             <w:t>目次</w:t>
           </w:r>
-          <w:bookmarkEnd w:id="1"/>
+          <w:bookmarkEnd w:id="4"/>
         </w:p>
         <w:p>
           <w:pPr>
@@ -421,7 +507,7 @@
             </w:rPr>
             <w:fldChar w:fldCharType="separate"/>
           </w:r>
-          <w:hyperlink w:anchor="_Toc219419769" w:history="1">
+          <w:hyperlink w:anchor="_Toc219715629" w:history="1">
             <w:r>
               <w:rPr>
                 <w:rStyle w:val="af1"/>
@@ -449,7 +535,7 @@
                 <w:noProof/>
                 <w:webHidden/>
               </w:rPr>
-              <w:instrText xml:space="preserve"> PAGEREF _Toc219419769 \h </w:instrText>
+              <w:instrText xml:space="preserve"> PAGEREF _Toc219715629 \h </w:instrText>
             </w:r>
             <w:r>
               <w:rPr>
@@ -496,7 +582,7 @@
               <w:szCs w:val="24"/>
             </w:rPr>
           </w:pPr>
-          <w:hyperlink w:anchor="_Toc219419770" w:history="1">
+          <w:hyperlink w:anchor="_Toc219715630" w:history="1">
             <w:r>
               <w:rPr>
                 <w:rStyle w:val="af1"/>
@@ -523,7 +609,7 @@
                 <w:noProof/>
                 <w:webHidden/>
               </w:rPr>
-              <w:instrText xml:space="preserve"> PAGEREF _Toc219419770 \h </w:instrText>
+              <w:instrText xml:space="preserve"> PAGEREF _Toc219715630 \h </w:instrText>
             </w:r>
             <w:r>
               <w:rPr>
@@ -569,7 +655,7 @@
               <w:szCs w:val="24"/>
             </w:rPr>
           </w:pPr>
-          <w:hyperlink w:anchor="_Toc219419771" w:history="1">
+          <w:hyperlink w:anchor="_Toc219715631" w:history="1">
             <w:r>
               <w:rPr>
                 <w:rStyle w:val="af1"/>
@@ -613,7 +699,7 @@
                 <w:noProof/>
                 <w:webHidden/>
               </w:rPr>
-              <w:instrText xml:space="preserve"> PAGEREF _Toc219419771 \h </w:instrText>
+              <w:instrText xml:space="preserve"> PAGEREF _Toc219715631 \h </w:instrText>
             </w:r>
             <w:r>
               <w:rPr>
@@ -660,7 +746,7 @@
               <w:szCs w:val="24"/>
             </w:rPr>
           </w:pPr>
-          <w:hyperlink w:anchor="_Toc219419772" w:history="1">
+          <w:hyperlink w:anchor="_Toc219715632" w:history="1">
             <w:r>
               <w:rPr>
                 <w:rStyle w:val="af1"/>
@@ -705,7 +791,7 @@
                 <w:noProof/>
                 <w:webHidden/>
               </w:rPr>
-              <w:instrText xml:space="preserve"> PAGEREF _Toc219419772 \h </w:instrText>
+              <w:instrText xml:space="preserve"> PAGEREF _Toc219715632 \h </w:instrText>
             </w:r>
             <w:r>
               <w:rPr>
@@ -752,7 +838,7 @@
               <w:szCs w:val="24"/>
             </w:rPr>
           </w:pPr>
-          <w:hyperlink w:anchor="_Toc219419773" w:history="1">
+          <w:hyperlink w:anchor="_Toc219715633" w:history="1">
             <w:r>
               <w:rPr>
                 <w:rStyle w:val="af1"/>
@@ -797,7 +883,7 @@
                 <w:noProof/>
                 <w:webHidden/>
               </w:rPr>
-              <w:instrText xml:space="preserve"> PAGEREF _Toc219419773 \h </w:instrText>
+              <w:instrText xml:space="preserve"> PAGEREF _Toc219715633 \h </w:instrText>
             </w:r>
             <w:r>
               <w:rPr>
@@ -844,7 +930,7 @@
               <w:szCs w:val="24"/>
             </w:rPr>
           </w:pPr>
-          <w:hyperlink w:anchor="_Toc219419774" w:history="1">
+          <w:hyperlink w:anchor="_Toc219715634" w:history="1">
             <w:r>
               <w:rPr>
                 <w:rStyle w:val="af1"/>
@@ -889,7 +975,7 @@
                 <w:noProof/>
                 <w:webHidden/>
               </w:rPr>
-              <w:instrText xml:space="preserve"> PAGEREF _Toc219419774 \h </w:instrText>
+              <w:instrText xml:space="preserve"> PAGEREF _Toc219715634 \h </w:instrText>
             </w:r>
             <w:r>
               <w:rPr>
@@ -935,7 +1021,7 @@
               <w:szCs w:val="24"/>
             </w:rPr>
           </w:pPr>
-          <w:hyperlink w:anchor="_Toc219419775" w:history="1">
+          <w:hyperlink w:anchor="_Toc219715635" w:history="1">
             <w:r>
               <w:rPr>
                 <w:rStyle w:val="af1"/>
@@ -979,7 +1065,7 @@
                 <w:noProof/>
                 <w:webHidden/>
               </w:rPr>
-              <w:instrText xml:space="preserve"> PAGEREF _Toc219419775 \h </w:instrText>
+              <w:instrText xml:space="preserve"> PAGEREF _Toc219715635 \h </w:instrText>
             </w:r>
             <w:r>
               <w:rPr>
@@ -1024,13 +1110,13 @@
               <w:szCs w:val="24"/>
             </w:rPr>
           </w:pPr>
-          <w:hyperlink w:anchor="_Toc219419776" w:history="1">
+          <w:hyperlink w:anchor="_Toc219715636" w:history="1">
             <w:r>
               <w:rPr>
                 <w:rStyle w:val="af1"/>
                 <w:noProof/>
               </w:rPr>
-              <w:t>1.3　（必要なら）研究の概要</w:t>
+              <w:t>1.3　論文の構成</w:t>
             </w:r>
             <w:r>
               <w:rPr>
@@ -1051,7 +1137,7 @@
                 <w:noProof/>
                 <w:webHidden/>
               </w:rPr>
-              <w:instrText xml:space="preserve"> PAGEREF _Toc219419776 \h </w:instrText>
+              <w:instrText xml:space="preserve"> PAGEREF _Toc219715636 \h </w:instrText>
             </w:r>
             <w:r>
               <w:rPr>
@@ -1071,7 +1157,7 @@
                 <w:noProof/>
                 <w:webHidden/>
               </w:rPr>
-              <w:t>8</w:t>
+              <w:t>7</w:t>
             </w:r>
             <w:r>
               <w:rPr>
@@ -1098,13 +1184,13 @@
               <w:szCs w:val="24"/>
             </w:rPr>
           </w:pPr>
-          <w:hyperlink w:anchor="_Toc219419777" w:history="1">
+          <w:hyperlink w:anchor="_Toc219715637" w:history="1">
             <w:r>
               <w:rPr>
                 <w:rStyle w:val="af1"/>
                 <w:noProof/>
               </w:rPr>
-              <w:t>第２章　提案システムの構成と原理</w:t>
+              <w:t>第２章　提案システムの構成と金属ゴミの測定原理</w:t>
             </w:r>
             <w:r>
               <w:rPr>
@@ -1125,7 +1211,7 @@
                 <w:noProof/>
                 <w:webHidden/>
               </w:rPr>
-              <w:instrText xml:space="preserve"> PAGEREF _Toc219419777 \h </w:instrText>
+              <w:instrText xml:space="preserve"> PAGEREF _Toc219715637 \h </w:instrText>
             </w:r>
             <w:r>
               <w:rPr>
@@ -1170,7 +1256,7 @@
               <w:szCs w:val="24"/>
             </w:rPr>
           </w:pPr>
-          <w:hyperlink w:anchor="_Toc219419778" w:history="1">
+          <w:hyperlink w:anchor="_Toc219715638" w:history="1">
             <w:r>
               <w:rPr>
                 <w:rStyle w:val="af1"/>
@@ -1197,7 +1283,7 @@
                 <w:noProof/>
                 <w:webHidden/>
               </w:rPr>
-              <w:instrText xml:space="preserve"> PAGEREF _Toc219419778 \h </w:instrText>
+              <w:instrText xml:space="preserve"> PAGEREF _Toc219715638 \h </w:instrText>
             </w:r>
             <w:r>
               <w:rPr>
@@ -1242,7 +1328,7 @@
               <w:szCs w:val="24"/>
             </w:rPr>
           </w:pPr>
-          <w:hyperlink w:anchor="_Toc219419779" w:history="1">
+          <w:hyperlink w:anchor="_Toc219715639" w:history="1">
             <w:r>
               <w:rPr>
                 <w:rStyle w:val="af1"/>
@@ -1269,7 +1355,7 @@
                 <w:noProof/>
                 <w:webHidden/>
               </w:rPr>
-              <w:instrText xml:space="preserve"> PAGEREF _Toc219419779 \h </w:instrText>
+              <w:instrText xml:space="preserve"> PAGEREF _Toc219715639 \h </w:instrText>
             </w:r>
             <w:r>
               <w:rPr>
@@ -1289,7 +1375,7 @@
                 <w:noProof/>
                 <w:webHidden/>
               </w:rPr>
-              <w:t>9</w:t>
+              <w:t>8</w:t>
             </w:r>
             <w:r>
               <w:rPr>
@@ -1315,13 +1401,13 @@
               <w:szCs w:val="24"/>
             </w:rPr>
           </w:pPr>
-          <w:hyperlink w:anchor="_Toc219419780" w:history="1">
+          <w:hyperlink w:anchor="_Toc219715640" w:history="1">
             <w:r>
               <w:rPr>
                 <w:rStyle w:val="af1"/>
                 <w:noProof/>
               </w:rPr>
-              <w:t>2.2.1　提案システムの概要（最終目標）</w:t>
+              <w:t>2.2.1　提案システムの概要</w:t>
             </w:r>
             <w:r>
               <w:rPr>
@@ -1342,7 +1428,7 @@
                 <w:noProof/>
                 <w:webHidden/>
               </w:rPr>
-              <w:instrText xml:space="preserve"> PAGEREF _Toc219419780 \h </w:instrText>
+              <w:instrText xml:space="preserve"> PAGEREF _Toc219715640 \h </w:instrText>
             </w:r>
             <w:r>
               <w:rPr>
@@ -1362,7 +1448,7 @@
                 <w:noProof/>
                 <w:webHidden/>
               </w:rPr>
-              <w:t>9</w:t>
+              <w:t>8</w:t>
             </w:r>
             <w:r>
               <w:rPr>
@@ -1388,7 +1474,7 @@
               <w:szCs w:val="24"/>
             </w:rPr>
           </w:pPr>
-          <w:hyperlink w:anchor="_Toc219419781" w:history="1">
+          <w:hyperlink w:anchor="_Toc219715641" w:history="1">
             <w:r>
               <w:rPr>
                 <w:rStyle w:val="af1"/>
@@ -1415,7 +1501,7 @@
                 <w:noProof/>
                 <w:webHidden/>
               </w:rPr>
-              <w:instrText xml:space="preserve"> PAGEREF _Toc219419781 \h </w:instrText>
+              <w:instrText xml:space="preserve"> PAGEREF _Toc219715641 \h </w:instrText>
             </w:r>
             <w:r>
               <w:rPr>
@@ -1435,7 +1521,7 @@
                 <w:noProof/>
                 <w:webHidden/>
               </w:rPr>
-              <w:t>10</w:t>
+              <w:t>9</w:t>
             </w:r>
             <w:r>
               <w:rPr>
@@ -1460,7 +1546,7 @@
               <w:szCs w:val="24"/>
             </w:rPr>
           </w:pPr>
-          <w:hyperlink w:anchor="_Toc219419782" w:history="1">
+          <w:hyperlink w:anchor="_Toc219715642" w:history="1">
             <w:r>
               <w:rPr>
                 <w:rStyle w:val="af1"/>
@@ -1487,7 +1573,7 @@
                 <w:noProof/>
                 <w:webHidden/>
               </w:rPr>
-              <w:instrText xml:space="preserve"> PAGEREF _Toc219419782 \h </w:instrText>
+              <w:instrText xml:space="preserve"> PAGEREF _Toc219715642 \h </w:instrText>
             </w:r>
             <w:r>
               <w:rPr>
@@ -1532,7 +1618,7 @@
               <w:szCs w:val="24"/>
             </w:rPr>
           </w:pPr>
-          <w:hyperlink w:anchor="_Toc219419783" w:history="1">
+          <w:hyperlink w:anchor="_Toc219715643" w:history="1">
             <w:r>
               <w:rPr>
                 <w:rStyle w:val="af1"/>
@@ -1559,7 +1645,7 @@
                 <w:noProof/>
                 <w:webHidden/>
               </w:rPr>
-              <w:instrText xml:space="preserve"> PAGEREF _Toc219419783 \h </w:instrText>
+              <w:instrText xml:space="preserve"> PAGEREF _Toc219715643 \h </w:instrText>
             </w:r>
             <w:r>
               <w:rPr>
@@ -1579,7 +1665,7 @@
                 <w:noProof/>
                 <w:webHidden/>
               </w:rPr>
-              <w:t>11</w:t>
+              <w:t>10</w:t>
             </w:r>
             <w:r>
               <w:rPr>
@@ -1606,7 +1692,7 @@
               <w:szCs w:val="24"/>
             </w:rPr>
           </w:pPr>
-          <w:hyperlink w:anchor="_Toc219419784" w:history="1">
+          <w:hyperlink w:anchor="_Toc219715644" w:history="1">
             <w:r>
               <w:rPr>
                 <w:rStyle w:val="af1"/>
@@ -1633,7 +1719,7 @@
                 <w:noProof/>
                 <w:webHidden/>
               </w:rPr>
-              <w:instrText xml:space="preserve"> PAGEREF _Toc219419784 \h </w:instrText>
+              <w:instrText xml:space="preserve"> PAGEREF _Toc219715644 \h </w:instrText>
             </w:r>
             <w:r>
               <w:rPr>
@@ -1653,7 +1739,7 @@
                 <w:noProof/>
                 <w:webHidden/>
               </w:rPr>
-              <w:t>14</w:t>
+              <w:t>13</w:t>
             </w:r>
             <w:r>
               <w:rPr>
@@ -1678,7 +1764,7 @@
               <w:szCs w:val="24"/>
             </w:rPr>
           </w:pPr>
-          <w:hyperlink w:anchor="_Toc219419785" w:history="1">
+          <w:hyperlink w:anchor="_Toc219715645" w:history="1">
             <w:r>
               <w:rPr>
                 <w:rStyle w:val="af1"/>
@@ -1705,7 +1791,7 @@
                 <w:noProof/>
                 <w:webHidden/>
               </w:rPr>
-              <w:instrText xml:space="preserve"> PAGEREF _Toc219419785 \h </w:instrText>
+              <w:instrText xml:space="preserve"> PAGEREF _Toc219715645 \h </w:instrText>
             </w:r>
             <w:r>
               <w:rPr>
@@ -1725,7 +1811,7 @@
                 <w:noProof/>
                 <w:webHidden/>
               </w:rPr>
-              <w:t>14</w:t>
+              <w:t>13</w:t>
             </w:r>
             <w:r>
               <w:rPr>
@@ -1751,13 +1837,13 @@
               <w:szCs w:val="24"/>
             </w:rPr>
           </w:pPr>
-          <w:hyperlink w:anchor="_Toc219419786" w:history="1">
+          <w:hyperlink w:anchor="_Toc219715646" w:history="1">
             <w:r>
               <w:rPr>
                 <w:rStyle w:val="af1"/>
                 <w:noProof/>
               </w:rPr>
-              <w:t>3.1.1　水槽実験（基礎特性の検証）</w:t>
+              <w:t>3.1.1　基礎特性の検証</w:t>
             </w:r>
             <w:r>
               <w:rPr>
@@ -1778,7 +1864,7 @@
                 <w:noProof/>
                 <w:webHidden/>
               </w:rPr>
-              <w:instrText xml:space="preserve"> PAGEREF _Toc219419786 \h </w:instrText>
+              <w:instrText xml:space="preserve"> PAGEREF _Toc219715646 \h </w:instrText>
             </w:r>
             <w:r>
               <w:rPr>
@@ -1798,7 +1884,7 @@
                 <w:noProof/>
                 <w:webHidden/>
               </w:rPr>
-              <w:t>14</w:t>
+              <w:t>13</w:t>
             </w:r>
             <w:r>
               <w:rPr>
@@ -1824,13 +1910,13 @@
               <w:szCs w:val="24"/>
             </w:rPr>
           </w:pPr>
-          <w:hyperlink w:anchor="_Toc219419787" w:history="1">
+          <w:hyperlink w:anchor="_Toc219715647" w:history="1">
             <w:r>
               <w:rPr>
                 <w:rStyle w:val="af1"/>
                 <w:noProof/>
               </w:rPr>
-              <w:t>3.1.2　プール実験（システム動作検証）</w:t>
+              <w:t>3.1.2　システム動作検証</w:t>
             </w:r>
             <w:r>
               <w:rPr>
@@ -1851,7 +1937,7 @@
                 <w:noProof/>
                 <w:webHidden/>
               </w:rPr>
-              <w:instrText xml:space="preserve"> PAGEREF _Toc219419787 \h </w:instrText>
+              <w:instrText xml:space="preserve"> PAGEREF _Toc219715647 \h </w:instrText>
             </w:r>
             <w:r>
               <w:rPr>
@@ -1871,7 +1957,7 @@
                 <w:noProof/>
                 <w:webHidden/>
               </w:rPr>
-              <w:t>14</w:t>
+              <w:t>13</w:t>
             </w:r>
             <w:r>
               <w:rPr>
@@ -1896,13 +1982,13 @@
               <w:szCs w:val="24"/>
             </w:rPr>
           </w:pPr>
-          <w:hyperlink w:anchor="_Toc219419788" w:history="1">
+          <w:hyperlink w:anchor="_Toc219715648" w:history="1">
             <w:r>
               <w:rPr>
                 <w:rStyle w:val="af1"/>
                 <w:noProof/>
               </w:rPr>
-              <w:t>3.2　実験1：水槽を用いた基礎特性の検証</w:t>
+              <w:t>3.2　水槽を用いた基礎特性の検証</w:t>
             </w:r>
             <w:r>
               <w:rPr>
@@ -1923,7 +2009,7 @@
                 <w:noProof/>
                 <w:webHidden/>
               </w:rPr>
-              <w:instrText xml:space="preserve"> PAGEREF _Toc219419788 \h </w:instrText>
+              <w:instrText xml:space="preserve"> PAGEREF _Toc219715648 \h </w:instrText>
             </w:r>
             <w:r>
               <w:rPr>
@@ -1943,7 +2029,7 @@
                 <w:noProof/>
                 <w:webHidden/>
               </w:rPr>
-              <w:t>14</w:t>
+              <w:t>13</w:t>
             </w:r>
             <w:r>
               <w:rPr>
@@ -1969,7 +2055,7 @@
               <w:szCs w:val="24"/>
             </w:rPr>
           </w:pPr>
-          <w:hyperlink w:anchor="_Toc219419789" w:history="1">
+          <w:hyperlink w:anchor="_Toc219715649" w:history="1">
             <w:r>
               <w:rPr>
                 <w:rStyle w:val="af1"/>
@@ -1996,7 +2082,7 @@
                 <w:noProof/>
                 <w:webHidden/>
               </w:rPr>
-              <w:instrText xml:space="preserve"> PAGEREF _Toc219419789 \h </w:instrText>
+              <w:instrText xml:space="preserve"> PAGEREF _Toc219715649 \h </w:instrText>
             </w:r>
             <w:r>
               <w:rPr>
@@ -2016,7 +2102,7 @@
                 <w:noProof/>
                 <w:webHidden/>
               </w:rPr>
-              <w:t>14</w:t>
+              <w:t>13</w:t>
             </w:r>
             <w:r>
               <w:rPr>
@@ -2042,7 +2128,7 @@
               <w:szCs w:val="24"/>
             </w:rPr>
           </w:pPr>
-          <w:hyperlink w:anchor="_Toc219419790" w:history="1">
+          <w:hyperlink w:anchor="_Toc219715650" w:history="1">
             <w:r>
               <w:rPr>
                 <w:rStyle w:val="af1"/>
@@ -2069,7 +2155,7 @@
                 <w:noProof/>
                 <w:webHidden/>
               </w:rPr>
-              <w:instrText xml:space="preserve"> PAGEREF _Toc219419790 \h </w:instrText>
+              <w:instrText xml:space="preserve"> PAGEREF _Toc219715650 \h </w:instrText>
             </w:r>
             <w:r>
               <w:rPr>
@@ -2089,7 +2175,7 @@
                 <w:noProof/>
                 <w:webHidden/>
               </w:rPr>
-              <w:t>15</w:t>
+              <w:t>14</w:t>
             </w:r>
             <w:r>
               <w:rPr>
@@ -2115,7 +2201,7 @@
               <w:szCs w:val="24"/>
             </w:rPr>
           </w:pPr>
-          <w:hyperlink w:anchor="_Toc219419791" w:history="1">
+          <w:hyperlink w:anchor="_Toc219715651" w:history="1">
             <w:r>
               <w:rPr>
                 <w:rStyle w:val="af1"/>
@@ -2142,7 +2228,7 @@
                 <w:noProof/>
                 <w:webHidden/>
               </w:rPr>
-              <w:instrText xml:space="preserve"> PAGEREF _Toc219419791 \h </w:instrText>
+              <w:instrText xml:space="preserve"> PAGEREF _Toc219715651 \h </w:instrText>
             </w:r>
             <w:r>
               <w:rPr>
@@ -2162,7 +2248,7 @@
                 <w:noProof/>
                 <w:webHidden/>
               </w:rPr>
-              <w:t>22</w:t>
+              <w:t>21</w:t>
             </w:r>
             <w:r>
               <w:rPr>
@@ -2188,7 +2274,7 @@
               <w:szCs w:val="24"/>
             </w:rPr>
           </w:pPr>
-          <w:hyperlink w:anchor="_Toc219419792" w:history="1">
+          <w:hyperlink w:anchor="_Toc219715652" w:history="1">
             <w:r>
               <w:rPr>
                 <w:rStyle w:val="af1"/>
@@ -2215,7 +2301,7 @@
                 <w:noProof/>
                 <w:webHidden/>
               </w:rPr>
-              <w:instrText xml:space="preserve"> PAGEREF _Toc219419792 \h </w:instrText>
+              <w:instrText xml:space="preserve"> PAGEREF _Toc219715652 \h </w:instrText>
             </w:r>
             <w:r>
               <w:rPr>
@@ -2235,7 +2321,7 @@
                 <w:noProof/>
                 <w:webHidden/>
               </w:rPr>
-              <w:t>23</w:t>
+              <w:t>22</w:t>
             </w:r>
             <w:r>
               <w:rPr>
@@ -2260,13 +2346,13 @@
               <w:szCs w:val="24"/>
             </w:rPr>
           </w:pPr>
-          <w:hyperlink w:anchor="_Toc219419793" w:history="1">
+          <w:hyperlink w:anchor="_Toc219715653" w:history="1">
             <w:r>
               <w:rPr>
                 <w:rStyle w:val="af1"/>
                 <w:noProof/>
               </w:rPr>
-              <w:t>3.3　実験2：プールを用いたシステム動作検証</w:t>
+              <w:t>3.3　プールを用いたシステム動作検証</w:t>
             </w:r>
             <w:r>
               <w:rPr>
@@ -2287,7 +2373,7 @@
                 <w:noProof/>
                 <w:webHidden/>
               </w:rPr>
-              <w:instrText xml:space="preserve"> PAGEREF _Toc219419793 \h </w:instrText>
+              <w:instrText xml:space="preserve"> PAGEREF _Toc219715653 \h </w:instrText>
             </w:r>
             <w:r>
               <w:rPr>
@@ -2307,7 +2393,7 @@
                 <w:noProof/>
                 <w:webHidden/>
               </w:rPr>
-              <w:t>24</w:t>
+              <w:t>23</w:t>
             </w:r>
             <w:r>
               <w:rPr>
@@ -2333,7 +2419,7 @@
               <w:szCs w:val="24"/>
             </w:rPr>
           </w:pPr>
-          <w:hyperlink w:anchor="_Toc219419794" w:history="1">
+          <w:hyperlink w:anchor="_Toc219715654" w:history="1">
             <w:r>
               <w:rPr>
                 <w:rStyle w:val="af1"/>
@@ -2360,7 +2446,7 @@
                 <w:noProof/>
                 <w:webHidden/>
               </w:rPr>
-              <w:instrText xml:space="preserve"> PAGEREF _Toc219419794 \h </w:instrText>
+              <w:instrText xml:space="preserve"> PAGEREF _Toc219715654 \h </w:instrText>
             </w:r>
             <w:r>
               <w:rPr>
@@ -2380,7 +2466,7 @@
                 <w:noProof/>
                 <w:webHidden/>
               </w:rPr>
-              <w:t>24</w:t>
+              <w:t>23</w:t>
             </w:r>
             <w:r>
               <w:rPr>
@@ -2406,7 +2492,7 @@
               <w:szCs w:val="24"/>
             </w:rPr>
           </w:pPr>
-          <w:hyperlink w:anchor="_Toc219419795" w:history="1">
+          <w:hyperlink w:anchor="_Toc219715655" w:history="1">
             <w:r>
               <w:rPr>
                 <w:rStyle w:val="af1"/>
@@ -2433,7 +2519,7 @@
                 <w:noProof/>
                 <w:webHidden/>
               </w:rPr>
-              <w:instrText xml:space="preserve"> PAGEREF _Toc219419795 \h </w:instrText>
+              <w:instrText xml:space="preserve"> PAGEREF _Toc219715655 \h </w:instrText>
             </w:r>
             <w:r>
               <w:rPr>
@@ -2453,7 +2539,7 @@
                 <w:noProof/>
                 <w:webHidden/>
               </w:rPr>
-              <w:t>25</w:t>
+              <w:t>23</w:t>
             </w:r>
             <w:r>
               <w:rPr>
@@ -2479,7 +2565,7 @@
               <w:szCs w:val="24"/>
             </w:rPr>
           </w:pPr>
-          <w:hyperlink w:anchor="_Toc219419796" w:history="1">
+          <w:hyperlink w:anchor="_Toc219715656" w:history="1">
             <w:r>
               <w:rPr>
                 <w:rStyle w:val="af1"/>
@@ -2506,7 +2592,7 @@
                 <w:noProof/>
                 <w:webHidden/>
               </w:rPr>
-              <w:instrText xml:space="preserve"> PAGEREF _Toc219419796 \h </w:instrText>
+              <w:instrText xml:space="preserve"> PAGEREF _Toc219715656 \h </w:instrText>
             </w:r>
             <w:r>
               <w:rPr>
@@ -2526,7 +2612,7 @@
                 <w:noProof/>
                 <w:webHidden/>
               </w:rPr>
-              <w:t>27</w:t>
+              <w:t>25</w:t>
             </w:r>
             <w:r>
               <w:rPr>
@@ -2553,7 +2639,7 @@
               <w:szCs w:val="24"/>
             </w:rPr>
           </w:pPr>
-          <w:hyperlink w:anchor="_Toc219419797" w:history="1">
+          <w:hyperlink w:anchor="_Toc219715657" w:history="1">
             <w:r>
               <w:rPr>
                 <w:rStyle w:val="af1"/>
@@ -2580,7 +2666,7 @@
                 <w:noProof/>
                 <w:webHidden/>
               </w:rPr>
-              <w:instrText xml:space="preserve"> PAGEREF _Toc219419797 \h </w:instrText>
+              <w:instrText xml:space="preserve"> PAGEREF _Toc219715657 \h </w:instrText>
             </w:r>
             <w:r>
               <w:rPr>
@@ -2600,7 +2686,7 @@
                 <w:noProof/>
                 <w:webHidden/>
               </w:rPr>
-              <w:t>28</w:t>
+              <w:t>27</w:t>
             </w:r>
             <w:r>
               <w:rPr>
@@ -2625,7 +2711,7 @@
               <w:szCs w:val="24"/>
             </w:rPr>
           </w:pPr>
-          <w:hyperlink w:anchor="_Toc219419798" w:history="1">
+          <w:hyperlink w:anchor="_Toc219715658" w:history="1">
             <w:r>
               <w:rPr>
                 <w:rStyle w:val="af1"/>
@@ -2652,7 +2738,7 @@
                 <w:noProof/>
                 <w:webHidden/>
               </w:rPr>
-              <w:instrText xml:space="preserve"> PAGEREF _Toc219419798 \h </w:instrText>
+              <w:instrText xml:space="preserve"> PAGEREF _Toc219715658 \h </w:instrText>
             </w:r>
             <w:r>
               <w:rPr>
@@ -2672,7 +2758,7 @@
                 <w:noProof/>
                 <w:webHidden/>
               </w:rPr>
-              <w:t>28</w:t>
+              <w:t>27</w:t>
             </w:r>
             <w:r>
               <w:rPr>
@@ -2697,7 +2783,7 @@
               <w:szCs w:val="24"/>
             </w:rPr>
           </w:pPr>
-          <w:hyperlink w:anchor="_Toc219419799" w:history="1">
+          <w:hyperlink w:anchor="_Toc219715659" w:history="1">
             <w:r>
               <w:rPr>
                 <w:rStyle w:val="af1"/>
@@ -2724,7 +2810,7 @@
                 <w:noProof/>
                 <w:webHidden/>
               </w:rPr>
-              <w:instrText xml:space="preserve"> PAGEREF _Toc219419799 \h </w:instrText>
+              <w:instrText xml:space="preserve"> PAGEREF _Toc219715659 \h </w:instrText>
             </w:r>
             <w:r>
               <w:rPr>
@@ -2744,7 +2830,7 @@
                 <w:noProof/>
                 <w:webHidden/>
               </w:rPr>
-              <w:t>29</w:t>
+              <w:t>27</w:t>
             </w:r>
             <w:r>
               <w:rPr>
@@ -2771,7 +2857,7 @@
               <w:szCs w:val="24"/>
             </w:rPr>
           </w:pPr>
-          <w:hyperlink w:anchor="_Toc219419800" w:history="1">
+          <w:hyperlink w:anchor="_Toc219715660" w:history="1">
             <w:r>
               <w:rPr>
                 <w:rStyle w:val="af1"/>
@@ -2798,7 +2884,7 @@
                 <w:noProof/>
                 <w:webHidden/>
               </w:rPr>
-              <w:instrText xml:space="preserve"> PAGEREF _Toc219419800 \h </w:instrText>
+              <w:instrText xml:space="preserve"> PAGEREF _Toc219715660 \h </w:instrText>
             </w:r>
             <w:r>
               <w:rPr>
@@ -2818,7 +2904,7 @@
                 <w:noProof/>
                 <w:webHidden/>
               </w:rPr>
-              <w:t>30</w:t>
+              <w:t>29</w:t>
             </w:r>
             <w:r>
               <w:rPr>
@@ -2845,14 +2931,13 @@
               <w:szCs w:val="24"/>
             </w:rPr>
           </w:pPr>
-          <w:hyperlink w:anchor="_Toc219419801" w:history="1">
+          <w:hyperlink w:anchor="_Toc219715661" w:history="1">
             <w:r>
               <w:rPr>
                 <w:rStyle w:val="af1"/>
                 <w:noProof/>
-                <w:lang w:val="ja"/>
-              </w:rPr>
-              <w:t>参考文献</w:t>
+              </w:rPr>
+              <w:t>参考文献・引用元</w:t>
             </w:r>
             <w:r>
               <w:rPr>
@@ -2873,7 +2958,7 @@
                 <w:noProof/>
                 <w:webHidden/>
               </w:rPr>
-              <w:instrText xml:space="preserve"> PAGEREF _Toc219419801 \h </w:instrText>
+              <w:instrText xml:space="preserve"> PAGEREF _Toc219715661 \h </w:instrText>
             </w:r>
             <w:r>
               <w:rPr>
@@ -2893,7 +2978,7 @@
                 <w:noProof/>
                 <w:webHidden/>
               </w:rPr>
-              <w:t>30</w:t>
+              <w:t>29</w:t>
             </w:r>
             <w:r>
               <w:rPr>
@@ -2936,7 +3021,7 @@
       <w:pPr>
         <w:pStyle w:val="1"/>
       </w:pPr>
-      <w:bookmarkStart w:id="2" w:name="_Toc219419770"/>
+      <w:bookmarkStart w:id="5" w:name="_Toc219715630"/>
       <w:r>
         <w:rPr>
           <w:rFonts w:hint="eastAsia"/>
@@ -2944,7 +3029,7 @@
         <w:lastRenderedPageBreak/>
         <w:t>第１章　序章</w:t>
       </w:r>
-      <w:bookmarkEnd w:id="2"/>
+      <w:bookmarkEnd w:id="5"/>
     </w:p>
     <w:p>
       <w:pPr>
@@ -2954,14 +3039,14 @@
           <w:numId w:val="2"/>
         </w:numPr>
       </w:pPr>
-      <w:bookmarkStart w:id="3" w:name="_Toc219419771"/>
+      <w:bookmarkStart w:id="6" w:name="_Toc219715631"/>
       <w:r>
         <w:rPr>
           <w:rFonts w:hint="eastAsia"/>
         </w:rPr>
         <w:t>研究の背景</w:t>
       </w:r>
-      <w:bookmarkEnd w:id="3"/>
+      <w:bookmarkEnd w:id="6"/>
     </w:p>
     <w:p>
       <w:pPr>
@@ -2971,11 +3056,11 @@
           <w:numId w:val="2"/>
         </w:numPr>
       </w:pPr>
-      <w:bookmarkStart w:id="4" w:name="_Toc219419772"/>
+      <w:bookmarkStart w:id="7" w:name="_Toc219715632"/>
       <w:r>
         <w:t>英虞湾における真珠養殖と海底ゴミの問題</w:t>
       </w:r>
-      <w:bookmarkEnd w:id="4"/>
+      <w:bookmarkEnd w:id="7"/>
     </w:p>
     <w:p>
       <w:pPr>
@@ -3053,7 +3138,7 @@
                     <pic:cNvPicPr/>
                   </pic:nvPicPr>
                   <pic:blipFill rotWithShape="1">
-                    <a:blip r:embed="rId12" cstate="print">
+                    <a:blip r:embed="rId15" cstate="print">
                       <a:extLst>
                         <a:ext uri="{28A0092B-C50C-407E-A947-70E740481C1C}">
                           <a14:useLocalDpi xmlns:a14="http://schemas.microsoft.com/office/drawing/2010/main" val="0"/>
@@ -3093,31 +3178,56 @@
       <w:pPr>
         <w:pStyle w:val="af2"/>
         <w:jc w:val="center"/>
-      </w:pPr>
-      <w:r>
+        <w:rPr>
+          <w:lang w:eastAsia="zh-TW"/>
+        </w:rPr>
+      </w:pPr>
+      <w:r>
+        <w:rPr>
+          <w:lang w:eastAsia="zh-TW"/>
+        </w:rPr>
         <w:t xml:space="preserve">図 </w:t>
       </w:r>
-      <w:fldSimple w:instr=" SEQ 図 \* ARABIC ">
-        <w:r>
-          <w:rPr>
-            <w:noProof/>
-          </w:rPr>
-          <w:t>1</w:t>
-        </w:r>
-      </w:fldSimple>
-      <w:r>
-        <w:rPr>
-          <w:rFonts w:hint="eastAsia"/>
+      <w:r>
+        <w:fldChar w:fldCharType="begin"/>
+      </w:r>
+      <w:r>
+        <w:rPr>
+          <w:lang w:eastAsia="zh-TW"/>
+        </w:rPr>
+        <w:instrText>SEQ 図 \* ARABIC</w:instrText>
+      </w:r>
+      <w:r>
+        <w:fldChar w:fldCharType="separate"/>
+      </w:r>
+      <w:r>
+        <w:rPr>
+          <w:noProof/>
+          <w:lang w:eastAsia="zh-TW"/>
+        </w:rPr>
+        <w:t>1</w:t>
+      </w:r>
+      <w:r>
+        <w:fldChar w:fldCharType="end"/>
+      </w:r>
+      <w:r>
+        <w:rPr>
+          <w:rFonts w:hint="eastAsia"/>
+          <w:lang w:eastAsia="zh-TW"/>
         </w:rPr>
         <w:t xml:space="preserve">　</w:t>
       </w:r>
       <w:r>
         <w:rPr>
           <w:rFonts w:hint="eastAsia"/>
+          <w:lang w:eastAsia="zh-TW"/>
         </w:rPr>
         <w:t>令和</w:t>
       </w:r>
       <w:r>
+        <w:rPr>
+          <w:lang w:eastAsia="zh-TW"/>
+        </w:rPr>
         <w:t>6年度　都道府県別「真珠」生産割合</w:t>
       </w:r>
     </w:p>
@@ -3155,11 +3265,11 @@
           <w:numId w:val="2"/>
         </w:numPr>
       </w:pPr>
-      <w:bookmarkStart w:id="5" w:name="_Toc219419773"/>
+      <w:bookmarkStart w:id="8" w:name="_Toc219715633"/>
       <w:r>
         <w:t>既存の調査手法とその限界</w:t>
       </w:r>
-      <w:bookmarkEnd w:id="5"/>
+      <w:bookmarkEnd w:id="8"/>
     </w:p>
     <w:p>
       <w:pPr>
@@ -3193,57 +3303,49 @@
         <w:t>。</w:t>
       </w:r>
       <w:r>
-        <w:t>そのため、海底のゴミの多くは</w:t>
+        <w:t>そのため、海底のゴミの多くはこれら汚泥の中に埋没しており、目視による発見は極めて困難である。</w:t>
+      </w:r>
+      <w:r>
+        <w:t xml:space="preserve"> </w:t>
+      </w:r>
+      <w:r>
+        <w:t>第二に、安全性</w:t>
       </w:r>
       <w:r>
         <w:lastRenderedPageBreak/>
-        <w:t>これら汚泥の中に埋没しており、目視による発見は極めて困難である。</w:t>
+        <w:t>とコストの問題である。大深度での潜水作業は身体的負担が大きく、危険を伴う</w:t>
+      </w:r>
+      <w:r>
+        <w:t>[6]</w:t>
+      </w:r>
+      <w:r>
+        <w:t>。加えて、昨今の潜水士の人手不足に加え、依頼にかかるコストも高額となる傾向がある</w:t>
+      </w:r>
+      <w:r>
+        <w:t>[7]</w:t>
+      </w:r>
+      <w:r>
+        <w:t>。</w:t>
       </w:r>
       <w:r>
         <w:t xml:space="preserve"> </w:t>
       </w:r>
       <w:r>
-        <w:t>第二に、安全性とコストの問題である。大深度での潜水作業は身体的負担が大きく、危険を伴う</w:t>
-      </w:r>
-      <w:r>
-        <w:t>[6]</w:t>
-      </w:r>
-      <w:r>
-        <w:t>。加えて、昨今の潜水士の人手不足に加え、依頼にかかるコストも高額となる傾向がある</w:t>
-      </w:r>
-      <w:r>
-        <w:t>[7]</w:t>
-      </w:r>
-      <w:r>
+        <w:t>第三に、計画の困難さである。現在、どれだけのゴミがどこに沈んでいるかという分布状況が不明であるため、潜水士を効率的に投入する計画すら立てられないのが現状である</w:t>
+      </w:r>
+      <w:r>
+        <w:rPr>
+          <w:rFonts w:hint="eastAsia"/>
+        </w:rPr>
         <w:t>。</w:t>
       </w:r>
-      <w:r>
-        <w:t xml:space="preserve"> </w:t>
-      </w:r>
-      <w:r>
-        <w:t>第三に、計画の困難さである。現在、どれだけのゴミがどこに沈んでいるかという分布状況が不明であるため、潜水士を効率的に投入する計画すら立てられないのが現状である</w:t>
-      </w:r>
-      <w:r>
-        <w:rPr>
-          <w:rFonts w:hint="eastAsia"/>
-        </w:rPr>
-        <w:t>。</w:t>
-      </w:r>
     </w:p>
     <w:p>
       <w:pPr>
         <w:ind w:firstLineChars="100" w:firstLine="210"/>
       </w:pPr>
       <w:r>
-        <w:t>したがって、潜水士による目視確認や手探りの探索に頼らない、安全かつ低コスト</w:t>
-      </w:r>
-      <w:proofErr w:type="gramStart"/>
-      <w:r>
-        <w:t>な</w:t>
-      </w:r>
-      <w:proofErr w:type="gramEnd"/>
-      <w:r>
-        <w:t>代替手段の確立が急務となっている。</w:t>
+        <w:t>したがって、潜水士による目視確認や手探りの探索に頼らない、安全かつ低コストな代替手段の確立が急務となっている。</w:t>
       </w:r>
     </w:p>
     <w:p>
@@ -3254,11 +3356,11 @@
           <w:numId w:val="2"/>
         </w:numPr>
       </w:pPr>
-      <w:bookmarkStart w:id="6" w:name="_Toc219419774"/>
+      <w:bookmarkStart w:id="9" w:name="_Toc219715634"/>
       <w:r>
         <w:t>水中ドローンによる解決のアプローチ</w:t>
       </w:r>
-      <w:bookmarkEnd w:id="6"/>
+      <w:bookmarkEnd w:id="9"/>
     </w:p>
     <w:p>
       <w:pPr>
@@ -3289,9 +3391,6 @@
     <w:p>
       <w:pPr>
         <w:ind w:firstLineChars="100" w:firstLine="210"/>
-        <w:rPr>
-          <w:rFonts w:hint="eastAsia"/>
-        </w:rPr>
       </w:pPr>
       <w:r>
         <w:t>そこで本研究では、将来的な英虞湾での実運用を見据えた基礎検討として、「水中ドローン搭載用に最適化した電磁センサの開発」</w:t>
@@ -3320,14 +3419,14 @@
           <w:numId w:val="2"/>
         </w:numPr>
       </w:pPr>
-      <w:bookmarkStart w:id="7" w:name="_Toc219419775"/>
+      <w:bookmarkStart w:id="10" w:name="_Toc219715635"/>
       <w:r>
         <w:rPr>
           <w:rFonts w:hint="eastAsia"/>
         </w:rPr>
         <w:t>研究の目的</w:t>
       </w:r>
-      <w:bookmarkEnd w:id="7"/>
+      <w:bookmarkEnd w:id="10"/>
     </w:p>
     <w:p>
       <w:pPr>
@@ -3383,7 +3482,7 @@
       <w:pPr>
         <w:pStyle w:val="2"/>
       </w:pPr>
-      <w:bookmarkStart w:id="8" w:name="_Toc219419776"/>
+      <w:bookmarkStart w:id="11" w:name="_Toc219715636"/>
       <w:r>
         <w:t>1.3</w:t>
       </w:r>
@@ -3393,13 +3492,13 @@
         </w:rPr>
         <w:t xml:space="preserve">　</w:t>
       </w:r>
-      <w:bookmarkEnd w:id="8"/>
       <w:r>
         <w:rPr>
           <w:rFonts w:hint="eastAsia"/>
         </w:rPr>
         <w:t>論文の構成</w:t>
       </w:r>
+      <w:bookmarkEnd w:id="11"/>
     </w:p>
     <w:p>
       <w:pPr>
@@ -3429,28 +3528,28 @@
         <w:t>1</w:t>
       </w:r>
       <w:r>
-        <w:t>章では、研究の背景として英虞湾における海底ゴミ問題の現状と、既存の回収手法</w:t>
+        <w:t>章では、研究の背景として英虞湾における海底ゴミ問題の現状と、既存の回収手法が抱える課題について述べ、本研究の目的と位置づけを明らかにする。</w:t>
+      </w:r>
+      <w:r>
+        <w:t xml:space="preserve"> </w:t>
+      </w:r>
+    </w:p>
+    <w:p>
+      <w:pPr>
+        <w:ind w:firstLineChars="100" w:firstLine="210"/>
+      </w:pPr>
+      <w:r>
+        <w:t>第</w:t>
+      </w:r>
+      <w:r>
+        <w:t>2</w:t>
+      </w:r>
+      <w:r>
+        <w:t>章では、開発した金属探査システムの詳細について述べる。水中ドローンのハードウェア構成、および本研究の中核となるテトラポッド型電磁センサの設計・製作プロセ</w:t>
       </w:r>
       <w:r>
         <w:lastRenderedPageBreak/>
-        <w:t>が抱える課題について述べ、本研究の目的と位置づけを明らかにする。</w:t>
-      </w:r>
-      <w:r>
-        <w:t xml:space="preserve"> </w:t>
-      </w:r>
-    </w:p>
-    <w:p>
-      <w:pPr>
-        <w:ind w:firstLineChars="100" w:firstLine="210"/>
-      </w:pPr>
-      <w:r>
-        <w:t>第</w:t>
-      </w:r>
-      <w:r>
-        <w:t>2</w:t>
-      </w:r>
-      <w:r>
-        <w:t>章では、開発した金属探査システムの詳細について述べる。水中ドローンのハードウェア構成、および本研究の中核となるテトラポッド型電磁センサの設計・製作プロセス、防水・実装構造について説明する。</w:t>
+        <w:t>ス、防水・実装構造について説明する。</w:t>
       </w:r>
       <w:r>
         <w:t xml:space="preserve"> </w:t>
@@ -3498,7 +3597,7 @@
         <w:pStyle w:val="1"/>
         <w:ind w:left="0"/>
       </w:pPr>
-      <w:bookmarkStart w:id="9" w:name="_Toc219419777"/>
+      <w:bookmarkStart w:id="12" w:name="_Toc219715637"/>
       <w:r>
         <w:rPr>
           <w:rFonts w:hint="eastAsia"/>
@@ -3509,15 +3608,33 @@
         <w:rPr>
           <w:rFonts w:hint="eastAsia"/>
         </w:rPr>
-        <w:t>の構成と原理</w:t>
-      </w:r>
-      <w:bookmarkEnd w:id="9"/>
+        <w:t>の構成と</w:t>
+      </w:r>
+      <w:r>
+        <w:rPr>
+          <w:rFonts w:hint="eastAsia"/>
+        </w:rPr>
+        <w:t>金属ゴミの</w:t>
+      </w:r>
+      <w:r>
+        <w:rPr>
+          <w:rFonts w:hint="eastAsia"/>
+        </w:rPr>
+        <w:t>測定</w:t>
+      </w:r>
+      <w:r>
+        <w:rPr>
+          <w:rFonts w:hint="eastAsia"/>
+        </w:rPr>
+        <w:t>原理</w:t>
+      </w:r>
+      <w:bookmarkEnd w:id="12"/>
     </w:p>
     <w:p>
       <w:pPr>
         <w:pStyle w:val="2"/>
       </w:pPr>
-      <w:bookmarkStart w:id="10" w:name="_Toc219419778"/>
+      <w:bookmarkStart w:id="13" w:name="_Toc219715638"/>
       <w:r>
         <w:t>2.1</w:t>
       </w:r>
@@ -3533,12 +3650,13 @@
         </w:rPr>
         <w:t>測定原理</w:t>
       </w:r>
-      <w:bookmarkEnd w:id="10"/>
+      <w:bookmarkEnd w:id="13"/>
     </w:p>
     <w:p>
       <w:pPr>
         <w:ind w:firstLineChars="100" w:firstLine="210"/>
       </w:pPr>
+      <w:commentRangeStart w:id="14"/>
       <w:r>
         <w:t>本研究で採用した金属探知手法は、電磁誘導現象を利用した渦電流探傷法（</w:t>
       </w:r>
@@ -3583,12 +3701,21 @@
       <w:r>
         <w:t>本システムでは、このインピーダンスの変化に伴う検出用コイルの電圧変化を測定することによって、非接触で金属の有無を検知する。この手法は、対象物が泥や砂に埋もれていて視認できない場合でも、磁気的な特性変化として捉えることが可能である。</w:t>
       </w:r>
+      <w:commentRangeEnd w:id="14"/>
+      <w:r>
+        <w:rPr>
+          <w:rStyle w:val="af5"/>
+          <w:sz w:val="21"/>
+          <w:szCs w:val="24"/>
+        </w:rPr>
+        <w:commentReference w:id="14"/>
+      </w:r>
     </w:p>
     <w:p>
       <w:pPr>
         <w:pStyle w:val="2"/>
       </w:pPr>
-      <w:bookmarkStart w:id="11" w:name="_Toc219419779"/>
+      <w:bookmarkStart w:id="15" w:name="_Toc219715639"/>
       <w:r>
         <w:t>2.2</w:t>
       </w:r>
@@ -3598,13 +3725,13 @@
         </w:rPr>
         <w:t xml:space="preserve">　システム全体構成</w:t>
       </w:r>
-      <w:bookmarkEnd w:id="11"/>
+      <w:bookmarkEnd w:id="15"/>
     </w:p>
     <w:p>
       <w:pPr>
         <w:pStyle w:val="3"/>
       </w:pPr>
-      <w:bookmarkStart w:id="12" w:name="_Toc219419780"/>
+      <w:bookmarkStart w:id="16" w:name="_Toc219715640"/>
       <w:r>
         <w:t>2.2.1</w:t>
       </w:r>
@@ -3612,9 +3739,9 @@
         <w:rPr>
           <w:rFonts w:hint="eastAsia"/>
         </w:rPr>
-        <w:t xml:space="preserve">　提案システムの概要（最終目標）</w:t>
-      </w:r>
-      <w:bookmarkEnd w:id="12"/>
+        <w:t xml:space="preserve">　提案システムの概要</w:t>
+      </w:r>
+      <w:bookmarkEnd w:id="16"/>
     </w:p>
     <w:p>
       <w:pPr>
@@ -3648,17 +3775,57 @@
         <w:t>4G</w:t>
       </w:r>
       <w:r>
-        <w:t>通信モジュ</w:t>
+        <w:t>通信モジュールを格納する。</w:t>
+      </w:r>
+      <w:r>
+        <w:t>ここで、各主要機器の役割について述べる。</w:t>
+      </w:r>
+      <w:r>
+        <w:t xml:space="preserve"> </w:t>
+      </w:r>
+    </w:p>
+    <w:p>
+      <w:pPr>
+        <w:ind w:firstLineChars="100" w:firstLine="210"/>
+      </w:pPr>
+    </w:p>
+    <w:p>
+      <w:pPr>
+        <w:ind w:firstLineChars="100" w:firstLine="210"/>
+      </w:pPr>
+      <w:r>
+        <w:t xml:space="preserve">Raspberry Pi 5 </w:t>
+      </w:r>
+      <w:r>
+        <w:t>は、英国</w:t>
+      </w:r>
+      <w:r>
+        <w:t>Raspberry Pi</w:t>
+      </w:r>
+      <w:r>
+        <w:t>財団が開発した高性能なシングルボードコンピュータである。小型ながら</w:t>
+      </w:r>
+      <w:r>
+        <w:t>PC</w:t>
+      </w:r>
+      <w:r>
+        <w:t>と同等の処理能力を有しており、本システムではメインコントローラとして機能する。具体的には、計測デバイスの制御ドライバの実行、取得データ</w:t>
       </w:r>
       <w:r>
         <w:lastRenderedPageBreak/>
-        <w:t>ールを格納する。</w:t>
-      </w:r>
-      <w:r>
-        <w:t>ここで、各主要機器の役割について述べる。</w:t>
-      </w:r>
-      <w:r>
-        <w:t xml:space="preserve"> </w:t>
+        <w:t>の一次処理、および</w:t>
+      </w:r>
+      <w:r>
+        <w:t>4G</w:t>
+      </w:r>
+      <w:r>
+        <w:t>ルーターを介した外部との通信制御を一手に担う</w:t>
+      </w:r>
+      <w:r>
+        <w:rPr>
+          <w:rFonts w:hint="eastAsia"/>
+        </w:rPr>
+        <w:t>。</w:t>
       </w:r>
     </w:p>
     <w:p>
@@ -3671,67 +3838,29 @@
         <w:ind w:firstLineChars="100" w:firstLine="210"/>
       </w:pPr>
       <w:r>
-        <w:t xml:space="preserve">Raspberry Pi 5 </w:t>
-      </w:r>
-      <w:r>
-        <w:t>は、英国</w:t>
+        <w:t xml:space="preserve">Analog Discovery 2 </w:t>
+      </w:r>
+      <w:r>
+        <w:t>は、</w:t>
+      </w:r>
+      <w:proofErr w:type="spellStart"/>
+      <w:r>
+        <w:t>Digilent</w:t>
+      </w:r>
+      <w:proofErr w:type="spellEnd"/>
+      <w:r>
+        <w:t>社製の</w:t>
+      </w:r>
+      <w:r>
+        <w:t>USB</w:t>
+      </w:r>
+      <w:r>
+        <w:t>接続型多機能計測器である。オシロスコープやファンクションジェネレータ等の機能を掌サイズの筐体に集約しており、</w:t>
       </w:r>
       <w:r>
         <w:t>Raspberry Pi</w:t>
       </w:r>
       <w:r>
-        <w:t>財団が開発した高性能なシングルボードコンピュータである。小型ながら</w:t>
-      </w:r>
-      <w:r>
-        <w:t>PC</w:t>
-      </w:r>
-      <w:r>
-        <w:t>と同等の処理能力を有しており、本システムではメインコントローラとして機能する。具体的には、計測デバイスの制御ドライバの実行、取得データの一次処理、および</w:t>
-      </w:r>
-      <w:r>
-        <w:t>4G</w:t>
-      </w:r>
-      <w:r>
-        <w:t>ルーターを介した外部との通信制御を一手に担う</w:t>
-      </w:r>
-      <w:r>
-        <w:rPr>
-          <w:rFonts w:hint="eastAsia"/>
-        </w:rPr>
-        <w:t>。</w:t>
-      </w:r>
-    </w:p>
-    <w:p>
-      <w:pPr>
-        <w:ind w:firstLineChars="100" w:firstLine="210"/>
-      </w:pPr>
-    </w:p>
-    <w:p>
-      <w:pPr>
-        <w:ind w:firstLineChars="100" w:firstLine="210"/>
-      </w:pPr>
-      <w:r>
-        <w:t xml:space="preserve">Analog Discovery 2 </w:t>
-      </w:r>
-      <w:r>
-        <w:t>は、</w:t>
-      </w:r>
-      <w:r>
-        <w:t>Digilent</w:t>
-      </w:r>
-      <w:r>
-        <w:t>社製の</w:t>
-      </w:r>
-      <w:r>
-        <w:t>USB</w:t>
-      </w:r>
-      <w:r>
-        <w:t>接続型多機能計測器である。オシロスコープやファンクションジェネレータ等の機能を掌サイズの筐体に集約しており、</w:t>
-      </w:r>
-      <w:r>
-        <w:t>Raspberry Pi</w:t>
-      </w:r>
-      <w:r>
         <w:t>からの制御が可能である。本研究では、電磁センサの励磁コイルに対して特定の周波数の交流信号を出力すると同時に、検出コイルからの微弱な電圧変化を高精度にデジタル変換し、データとして取り込むために使用する。</w:t>
       </w:r>
     </w:p>
@@ -3755,19 +3884,7 @@
         <w:rPr>
           <w:rFonts w:ascii="Apple Color Emoji" w:hAnsi="Apple Color Emoji" w:cs="Apple Color Emoji" w:hint="eastAsia"/>
         </w:rPr>
-        <w:t>に</w:t>
-      </w:r>
-      <w:r>
-        <w:rPr>
-          <w:rFonts w:ascii="Apple Color Emoji" w:hAnsi="Apple Color Emoji" w:cs="Apple Color Emoji" w:hint="eastAsia"/>
-        </w:rPr>
-        <w:t>システム構成図</w:t>
-      </w:r>
-      <w:r>
-        <w:rPr>
-          <w:rFonts w:ascii="Apple Color Emoji" w:hAnsi="Apple Color Emoji" w:cs="Apple Color Emoji" w:hint="eastAsia"/>
-        </w:rPr>
-        <w:t>を示す。</w:t>
+        <w:t>にシステム構成図を示す。</w:t>
       </w:r>
       <w:r>
         <w:t>全体の動作としては</w:t>
@@ -3829,7 +3946,7 @@
                     <pic:cNvPicPr/>
                   </pic:nvPicPr>
                   <pic:blipFill>
-                    <a:blip r:embed="rId13"/>
+                    <a:blip r:embed="rId16"/>
                     <a:stretch>
                       <a:fillRect/>
                     </a:stretch>
@@ -3858,14 +3975,24 @@
       <w:r>
         <w:t xml:space="preserve">図 </w:t>
       </w:r>
-      <w:fldSimple w:instr=" SEQ 図 \* ARABIC ">
-        <w:r>
-          <w:rPr>
-            <w:noProof/>
-          </w:rPr>
-          <w:t>2</w:t>
-        </w:r>
-      </w:fldSimple>
+      <w:r>
+        <w:fldChar w:fldCharType="begin"/>
+      </w:r>
+      <w:r>
+        <w:instrText>SEQ 図 \* ARABIC</w:instrText>
+      </w:r>
+      <w:r>
+        <w:fldChar w:fldCharType="separate"/>
+      </w:r>
+      <w:r>
+        <w:rPr>
+          <w:noProof/>
+        </w:rPr>
+        <w:t>2</w:t>
+      </w:r>
+      <w:r>
+        <w:fldChar w:fldCharType="end"/>
+      </w:r>
       <w:r>
         <w:rPr>
           <w:rFonts w:hint="eastAsia"/>
@@ -3884,7 +4011,7 @@
       <w:pPr>
         <w:pStyle w:val="3"/>
       </w:pPr>
-      <w:bookmarkStart w:id="13" w:name="_Toc219419781"/>
+      <w:bookmarkStart w:id="17" w:name="_Toc219715641"/>
       <w:r>
         <w:t>2.2.2</w:t>
       </w:r>
@@ -3894,7 +4021,7 @@
         </w:rPr>
         <w:t xml:space="preserve">　本研究における実験構成</w:t>
       </w:r>
-      <w:bookmarkEnd w:id="13"/>
+      <w:bookmarkEnd w:id="17"/>
     </w:p>
     <w:p>
       <w:pPr>
@@ -3907,11 +4034,7 @@
         <w:t xml:space="preserve"> </w:t>
       </w:r>
       <w:r>
-        <w:t>この構成では、ペリカンケース等</w:t>
-      </w:r>
-      <w:r>
-        <w:lastRenderedPageBreak/>
-        <w:t>の水上ユニットは使用せず、</w:t>
+        <w:t>この構成では、ペリカンケース等の水上ユニットは使用せず、</w:t>
       </w:r>
       <w:r>
         <w:t xml:space="preserve">Raspberry Pi 5 </w:t>
@@ -3952,7 +4075,7 @@
                     <pic:cNvPicPr/>
                   </pic:nvPicPr>
                   <pic:blipFill>
-                    <a:blip r:embed="rId14" cstate="print">
+                    <a:blip r:embed="rId17" cstate="print">
                       <a:extLst>
                         <a:ext uri="{28A0092B-C50C-407E-A947-70E740481C1C}">
                           <a14:useLocalDpi xmlns:a14="http://schemas.microsoft.com/office/drawing/2010/main" val="0"/>
@@ -3987,14 +4110,24 @@
       <w:r>
         <w:t xml:space="preserve">図 </w:t>
       </w:r>
-      <w:fldSimple w:instr=" SEQ 図 \* ARABIC ">
-        <w:r>
-          <w:rPr>
-            <w:noProof/>
-          </w:rPr>
-          <w:t>3</w:t>
-        </w:r>
-      </w:fldSimple>
+      <w:r>
+        <w:fldChar w:fldCharType="begin"/>
+      </w:r>
+      <w:r>
+        <w:instrText>SEQ 図 \* ARABIC</w:instrText>
+      </w:r>
+      <w:r>
+        <w:fldChar w:fldCharType="separate"/>
+      </w:r>
+      <w:r>
+        <w:rPr>
+          <w:noProof/>
+        </w:rPr>
+        <w:t>3</w:t>
+      </w:r>
+      <w:r>
+        <w:fldChar w:fldCharType="end"/>
+      </w:r>
       <w:r>
         <w:rPr>
           <w:rFonts w:hint="eastAsia"/>
@@ -4011,7 +4144,7 @@
       <w:pPr>
         <w:pStyle w:val="2"/>
       </w:pPr>
-      <w:bookmarkStart w:id="14" w:name="_Toc219419782"/>
+      <w:bookmarkStart w:id="18" w:name="_Toc219715642"/>
       <w:r>
         <w:t>2.3</w:t>
       </w:r>
@@ -4021,12 +4154,13 @@
         </w:rPr>
         <w:t xml:space="preserve">　水中ドローンのハードウェア構成</w:t>
       </w:r>
-      <w:bookmarkEnd w:id="14"/>
+      <w:bookmarkEnd w:id="18"/>
     </w:p>
     <w:p>
       <w:pPr>
         <w:ind w:firstLineChars="100" w:firstLine="210"/>
       </w:pPr>
+      <w:commentRangeStart w:id="19"/>
       <w:r>
         <w:t>探査の足回りとなる水中ドローン</w:t>
       </w:r>
@@ -4134,6 +4268,15 @@
       </w:r>
       <w:r>
         <w:t>本実験においては、まず有線接続による制御を確立し、学校のプール等での安定した動作を実現した。</w:t>
+      </w:r>
+      <w:commentRangeEnd w:id="19"/>
+      <w:r>
+        <w:rPr>
+          <w:rStyle w:val="af5"/>
+          <w:sz w:val="21"/>
+          <w:szCs w:val="24"/>
+        </w:rPr>
+        <w:commentReference w:id="19"/>
       </w:r>
     </w:p>
     <w:p>
@@ -4163,7 +4306,7 @@
                     </pic:cNvPicPr>
                   </pic:nvPicPr>
                   <pic:blipFill rotWithShape="1">
-                    <a:blip r:embed="rId15" cstate="print">
+                    <a:blip r:embed="rId18" cstate="print">
                       <a:extLst>
                         <a:ext uri="{28A0092B-C50C-407E-A947-70E740481C1C}">
                           <a14:useLocalDpi xmlns:a14="http://schemas.microsoft.com/office/drawing/2010/main" val="0"/>
@@ -4208,14 +4351,24 @@
       <w:r>
         <w:t xml:space="preserve">図 </w:t>
       </w:r>
-      <w:fldSimple w:instr=" SEQ 図 \* ARABIC ">
-        <w:r>
-          <w:rPr>
-            <w:noProof/>
-          </w:rPr>
-          <w:t>4</w:t>
-        </w:r>
-      </w:fldSimple>
+      <w:r>
+        <w:fldChar w:fldCharType="begin"/>
+      </w:r>
+      <w:r>
+        <w:instrText>SEQ 図 \* ARABIC</w:instrText>
+      </w:r>
+      <w:r>
+        <w:fldChar w:fldCharType="separate"/>
+      </w:r>
+      <w:r>
+        <w:rPr>
+          <w:noProof/>
+        </w:rPr>
+        <w:t>4</w:t>
+      </w:r>
+      <w:r>
+        <w:fldChar w:fldCharType="end"/>
+      </w:r>
       <w:r>
         <w:rPr>
           <w:rFonts w:hint="eastAsia"/>
@@ -4228,9 +4381,8 @@
       <w:pPr>
         <w:pStyle w:val="2"/>
       </w:pPr>
-      <w:bookmarkStart w:id="15" w:name="_Toc219419783"/>
-      <w:r>
-        <w:lastRenderedPageBreak/>
+      <w:bookmarkStart w:id="20" w:name="_Toc219715643"/>
+      <w:r>
         <w:t>2.4</w:t>
       </w:r>
       <w:r>
@@ -4242,7 +4394,7 @@
       <w:r>
         <w:t>電磁センサの設計・製作</w:t>
       </w:r>
-      <w:bookmarkEnd w:id="15"/>
+      <w:bookmarkEnd w:id="20"/>
     </w:p>
     <w:p>
       <w:pPr>
@@ -4339,6 +4491,7 @@
         <w:rPr>
           <w:noProof/>
         </w:rPr>
+        <w:lastRenderedPageBreak/>
         <w:drawing>
           <wp:inline distT="0" distB="0" distL="0" distR="0" wp14:anchorId="1F221882" wp14:editId="0532AF50">
             <wp:extent cx="3615267" cy="2733982"/>
@@ -4355,7 +4508,7 @@
                     <pic:cNvPicPr/>
                   </pic:nvPicPr>
                   <pic:blipFill>
-                    <a:blip r:embed="rId16" cstate="print">
+                    <a:blip r:embed="rId19" cstate="print">
                       <a:extLst>
                         <a:ext uri="{28A0092B-C50C-407E-A947-70E740481C1C}">
                           <a14:useLocalDpi xmlns:a14="http://schemas.microsoft.com/office/drawing/2010/main" val="0"/>
@@ -4390,14 +4543,24 @@
       <w:r>
         <w:t xml:space="preserve">図 </w:t>
       </w:r>
-      <w:fldSimple w:instr=" SEQ 図 \* ARABIC ">
-        <w:r>
-          <w:rPr>
-            <w:noProof/>
-          </w:rPr>
-          <w:t>5</w:t>
-        </w:r>
-      </w:fldSimple>
+      <w:r>
+        <w:fldChar w:fldCharType="begin"/>
+      </w:r>
+      <w:r>
+        <w:instrText>SEQ 図 \* ARABIC</w:instrText>
+      </w:r>
+      <w:r>
+        <w:fldChar w:fldCharType="separate"/>
+      </w:r>
+      <w:r>
+        <w:rPr>
+          <w:noProof/>
+        </w:rPr>
+        <w:t>5</w:t>
+      </w:r>
+      <w:r>
+        <w:fldChar w:fldCharType="end"/>
+      </w:r>
       <w:r>
         <w:rPr>
           <w:rFonts w:hint="eastAsia"/>
@@ -4535,11 +4698,7 @@
         <w:t xml:space="preserve"> </w:t>
       </w:r>
       <w:r>
-        <w:t>ドローンへの実装としては、このセンサ入りプラスチック球を機体の下部に取り付け、海底面を滑らせるよ</w:t>
-      </w:r>
-      <w:r>
-        <w:lastRenderedPageBreak/>
-        <w:t>うにして探査を行う構成とした。</w:t>
+        <w:t>ドローンへの実装としては、このセンサ入りプラスチック球を機体の下部に取り付け、海底面を滑らせるようにして探査を行う構成とした。</w:t>
       </w:r>
     </w:p>
     <w:p>
@@ -4569,7 +4728,7 @@
                     </pic:cNvPicPr>
                   </pic:nvPicPr>
                   <pic:blipFill>
-                    <a:blip r:embed="rId17" cstate="print">
+                    <a:blip r:embed="rId20" cstate="print">
                       <a:extLst>
                         <a:ext uri="{28A0092B-C50C-407E-A947-70E740481C1C}">
                           <a14:useLocalDpi xmlns:a14="http://schemas.microsoft.com/office/drawing/2010/main" val="0"/>
@@ -4609,14 +4768,24 @@
       <w:r>
         <w:t xml:space="preserve">図 </w:t>
       </w:r>
-      <w:fldSimple w:instr=" SEQ 図 \* ARABIC ">
-        <w:r>
-          <w:rPr>
-            <w:noProof/>
-          </w:rPr>
-          <w:t>6</w:t>
-        </w:r>
-      </w:fldSimple>
+      <w:r>
+        <w:fldChar w:fldCharType="begin"/>
+      </w:r>
+      <w:r>
+        <w:instrText>SEQ 図 \* ARABIC</w:instrText>
+      </w:r>
+      <w:r>
+        <w:fldChar w:fldCharType="separate"/>
+      </w:r>
+      <w:r>
+        <w:rPr>
+          <w:noProof/>
+        </w:rPr>
+        <w:t>6</w:t>
+      </w:r>
+      <w:r>
+        <w:fldChar w:fldCharType="end"/>
+      </w:r>
       <w:r>
         <w:rPr>
           <w:rFonts w:hint="eastAsia"/>
@@ -4669,7 +4838,7 @@
                     </pic:cNvPicPr>
                   </pic:nvPicPr>
                   <pic:blipFill>
-                    <a:blip r:embed="rId18" cstate="print">
+                    <a:blip r:embed="rId21" cstate="print">
                       <a:extLst>
                         <a:ext uri="{28A0092B-C50C-407E-A947-70E740481C1C}">
                           <a14:useLocalDpi xmlns:a14="http://schemas.microsoft.com/office/drawing/2010/main" val="0"/>
@@ -4709,14 +4878,24 @@
       <w:r>
         <w:t xml:space="preserve">図 </w:t>
       </w:r>
-      <w:fldSimple w:instr=" SEQ 図 \* ARABIC ">
-        <w:r>
-          <w:rPr>
-            <w:noProof/>
-          </w:rPr>
-          <w:t>7</w:t>
-        </w:r>
-      </w:fldSimple>
+      <w:r>
+        <w:fldChar w:fldCharType="begin"/>
+      </w:r>
+      <w:r>
+        <w:instrText>SEQ 図 \* ARABIC</w:instrText>
+      </w:r>
+      <w:r>
+        <w:fldChar w:fldCharType="separate"/>
+      </w:r>
+      <w:r>
+        <w:rPr>
+          <w:noProof/>
+        </w:rPr>
+        <w:t>7</w:t>
+      </w:r>
+      <w:r>
+        <w:fldChar w:fldCharType="end"/>
+      </w:r>
       <w:r>
         <w:rPr>
           <w:rFonts w:hint="eastAsia"/>
@@ -4753,7 +4932,6 @@
         <w:widowControl/>
       </w:pPr>
       <w:r>
-        <w:lastRenderedPageBreak/>
         <w:br w:type="page"/>
       </w:r>
     </w:p>
@@ -4762,7 +4940,7 @@
         <w:pStyle w:val="1"/>
         <w:ind w:left="0"/>
       </w:pPr>
-      <w:bookmarkStart w:id="16" w:name="_Toc219419784"/>
+      <w:bookmarkStart w:id="21" w:name="_Toc219715644"/>
       <w:r>
         <w:rPr>
           <w:rFonts w:hint="eastAsia"/>
@@ -4770,13 +4948,13 @@
         <w:lastRenderedPageBreak/>
         <w:t>第３章　評価実験および考察</w:t>
       </w:r>
-      <w:bookmarkEnd w:id="16"/>
+      <w:bookmarkEnd w:id="21"/>
     </w:p>
     <w:p>
       <w:pPr>
         <w:pStyle w:val="2"/>
       </w:pPr>
-      <w:bookmarkStart w:id="17" w:name="_Toc219419785"/>
+      <w:bookmarkStart w:id="22" w:name="_Toc219715645"/>
       <w:r>
         <w:t>3.1</w:t>
       </w:r>
@@ -4786,7 +4964,7 @@
         </w:rPr>
         <w:t xml:space="preserve">　実験概要</w:t>
       </w:r>
-      <w:bookmarkEnd w:id="17"/>
+      <w:bookmarkEnd w:id="22"/>
     </w:p>
     <w:p>
       <w:pPr>
@@ -4815,7 +4993,7 @@
       <w:pPr>
         <w:pStyle w:val="3"/>
       </w:pPr>
-      <w:bookmarkStart w:id="18" w:name="_Toc219419786"/>
+      <w:bookmarkStart w:id="23" w:name="_Toc219715646"/>
       <w:r>
         <w:rPr>
           <w:rFonts w:hint="eastAsia"/>
@@ -4826,9 +5004,9 @@
         <w:rPr>
           <w:rFonts w:hint="eastAsia"/>
         </w:rPr>
-        <w:t>水槽実験（基礎特性の検証）</w:t>
-      </w:r>
-      <w:bookmarkEnd w:id="18"/>
+        <w:t>基礎特性の検証</w:t>
+      </w:r>
+      <w:bookmarkEnd w:id="23"/>
     </w:p>
     <w:p>
       <w:pPr>
@@ -4866,7 +5044,7 @@
       <w:pPr>
         <w:pStyle w:val="3"/>
       </w:pPr>
-      <w:bookmarkStart w:id="19" w:name="_Toc219419787"/>
+      <w:bookmarkStart w:id="24" w:name="_Toc219715647"/>
       <w:r>
         <w:rPr>
           <w:rFonts w:hint="eastAsia"/>
@@ -4877,9 +5055,9 @@
         <w:rPr>
           <w:rFonts w:hint="eastAsia"/>
         </w:rPr>
-        <w:t>プール実験（システム動作検証）</w:t>
-      </w:r>
-      <w:bookmarkEnd w:id="19"/>
+        <w:t>システム動作検証</w:t>
+      </w:r>
+      <w:bookmarkEnd w:id="24"/>
     </w:p>
     <w:p>
       <w:pPr>
@@ -4908,7 +5086,7 @@
       <w:pPr>
         <w:pStyle w:val="2"/>
       </w:pPr>
-      <w:bookmarkStart w:id="20" w:name="_Toc219419788"/>
+      <w:bookmarkStart w:id="25" w:name="_Toc219715648"/>
       <w:r>
         <w:rPr>
           <w:rFonts w:hint="eastAsia"/>
@@ -4916,28 +5094,22 @@
         <w:t xml:space="preserve">3.2　</w:t>
       </w:r>
       <w:r>
-        <w:rPr>
-          <w:rFonts w:hint="eastAsia"/>
-        </w:rPr>
-        <w:t>実験</w:t>
-      </w:r>
-      <w:r>
-        <w:t>1：水槽を用いた基礎特性の検証</w:t>
-      </w:r>
-      <w:bookmarkEnd w:id="20"/>
+        <w:t>水槽を用いた基礎特性の検証</w:t>
+      </w:r>
+      <w:bookmarkEnd w:id="25"/>
     </w:p>
     <w:p>
       <w:pPr>
         <w:pStyle w:val="3"/>
       </w:pPr>
-      <w:bookmarkStart w:id="21" w:name="_Toc219419789"/>
+      <w:bookmarkStart w:id="26" w:name="_Toc219715649"/>
       <w:r>
         <w:rPr>
           <w:rFonts w:hint="eastAsia"/>
         </w:rPr>
         <w:t>3.2.1　実験方法</w:t>
       </w:r>
-      <w:bookmarkEnd w:id="21"/>
+      <w:bookmarkEnd w:id="26"/>
     </w:p>
     <w:p>
       <w:pPr>
@@ -5074,6 +5246,7 @@
         </w:rPr>
         <w:t>「</w:t>
       </w:r>
+      <w:proofErr w:type="spellStart"/>
       <w:r>
         <w:rPr>
           <w:rFonts w:hint="eastAsia"/>
@@ -5086,6 +5259,7 @@
         </w:rPr>
         <w:t>s</w:t>
       </w:r>
+      <w:proofErr w:type="spellEnd"/>
       <w:r>
         <w:rPr>
           <w:rFonts w:hint="eastAsia"/>
@@ -5101,8 +5275,14 @@
         <w:rPr>
           <w:rFonts w:hint="eastAsia"/>
         </w:rPr>
+        <w:t>本実験では、実際の探査で想定される状況や、センサの識別能力を検証するため、以下</w:t>
+      </w:r>
+      <w:r>
+        <w:rPr>
+          <w:rFonts w:hint="eastAsia"/>
+        </w:rPr>
         <w:lastRenderedPageBreak/>
-        <w:t>本実験では、実際の探査で想定される状況や、センサの識別能力を検証するため、以下の</w:t>
+        <w:t>の</w:t>
       </w:r>
       <w:r>
         <w:t>5</w:t>
@@ -5274,7 +5454,7 @@
       <w:pPr>
         <w:pStyle w:val="3"/>
       </w:pPr>
-      <w:bookmarkStart w:id="22" w:name="_Toc219419790"/>
+      <w:bookmarkStart w:id="27" w:name="_Toc219715650"/>
       <w:r>
         <w:rPr>
           <w:rFonts w:hint="eastAsia"/>
@@ -5299,7 +5479,7 @@
         </w:rPr>
         <w:t>実験結果</w:t>
       </w:r>
-      <w:bookmarkEnd w:id="22"/>
+      <w:bookmarkEnd w:id="27"/>
     </w:p>
     <w:p>
       <w:pPr>
@@ -5442,6 +5622,7 @@
         <w:rPr>
           <w:noProof/>
         </w:rPr>
+        <w:lastRenderedPageBreak/>
         <w:drawing>
           <wp:inline distT="0" distB="0" distL="0" distR="0" wp14:anchorId="1459B5A4" wp14:editId="0DDC9547">
             <wp:extent cx="5397500" cy="3035300"/>
@@ -5460,7 +5641,7 @@
                     </pic:cNvPicPr>
                   </pic:nvPicPr>
                   <pic:blipFill>
-                    <a:blip r:embed="rId19" cstate="print">
+                    <a:blip r:embed="rId22" cstate="print">
                       <a:extLst>
                         <a:ext uri="{28A0092B-C50C-407E-A947-70E740481C1C}">
                           <a14:useLocalDpi xmlns:a14="http://schemas.microsoft.com/office/drawing/2010/main" val="0"/>
@@ -5500,14 +5681,24 @@
       <w:r>
         <w:t xml:space="preserve">図 </w:t>
       </w:r>
-      <w:fldSimple w:instr=" SEQ 図 \* ARABIC ">
-        <w:r>
-          <w:rPr>
-            <w:noProof/>
-          </w:rPr>
-          <w:t>8</w:t>
-        </w:r>
-      </w:fldSimple>
+      <w:r>
+        <w:fldChar w:fldCharType="begin"/>
+      </w:r>
+      <w:r>
+        <w:instrText>SEQ 図 \* ARABIC</w:instrText>
+      </w:r>
+      <w:r>
+        <w:fldChar w:fldCharType="separate"/>
+      </w:r>
+      <w:r>
+        <w:rPr>
+          <w:noProof/>
+        </w:rPr>
+        <w:t>8</w:t>
+      </w:r>
+      <w:r>
+        <w:fldChar w:fldCharType="end"/>
+      </w:r>
       <w:r>
         <w:rPr>
           <w:rFonts w:hint="eastAsia"/>
@@ -5652,7 +5843,7 @@
                     </pic:cNvPicPr>
                   </pic:nvPicPr>
                   <pic:blipFill>
-                    <a:blip r:embed="rId20" cstate="print">
+                    <a:blip r:embed="rId23" cstate="print">
                       <a:extLst>
                         <a:ext uri="{28A0092B-C50C-407E-A947-70E740481C1C}">
                           <a14:useLocalDpi xmlns:a14="http://schemas.microsoft.com/office/drawing/2010/main" val="0"/>
@@ -5692,14 +5883,24 @@
       <w:r>
         <w:t xml:space="preserve">図 </w:t>
       </w:r>
-      <w:fldSimple w:instr=" SEQ 図 \* ARABIC ">
-        <w:r>
-          <w:rPr>
-            <w:noProof/>
-          </w:rPr>
-          <w:t>9</w:t>
-        </w:r>
-      </w:fldSimple>
+      <w:r>
+        <w:fldChar w:fldCharType="begin"/>
+      </w:r>
+      <w:r>
+        <w:instrText>SEQ 図 \* ARABIC</w:instrText>
+      </w:r>
+      <w:r>
+        <w:fldChar w:fldCharType="separate"/>
+      </w:r>
+      <w:r>
+        <w:rPr>
+          <w:noProof/>
+        </w:rPr>
+        <w:t>9</w:t>
+      </w:r>
+      <w:r>
+        <w:fldChar w:fldCharType="end"/>
+      </w:r>
       <w:r>
         <w:rPr>
           <w:rFonts w:hint="eastAsia"/>
@@ -5861,527 +6062,6 @@
                 <pic:pic xmlns:pic="http://schemas.openxmlformats.org/drawingml/2006/picture">
                   <pic:nvPicPr>
                     <pic:cNvPr id="143356835" name="図 6" descr="グラフィカル ユーザー インターフェイス, グラフ, アプリケーション, 折れ線グラフ&#10;&#10;AI 生成コンテンツは誤りを含む可能性があります。"/>
-                    <pic:cNvPicPr/>
-                  </pic:nvPicPr>
-                  <pic:blipFill>
-                    <a:blip r:embed="rId21" cstate="print">
-                      <a:extLst>
-                        <a:ext uri="{28A0092B-C50C-407E-A947-70E740481C1C}">
-                          <a14:useLocalDpi xmlns:a14="http://schemas.microsoft.com/office/drawing/2010/main" val="0"/>
-                        </a:ext>
-                      </a:extLst>
-                    </a:blip>
-                    <a:stretch>
-                      <a:fillRect/>
-                    </a:stretch>
-                  </pic:blipFill>
-                  <pic:spPr>
-                    <a:xfrm>
-                      <a:off x="0" y="0"/>
-                      <a:ext cx="5400040" cy="3037840"/>
-                    </a:xfrm>
-                    <a:prstGeom prst="rect">
-                      <a:avLst/>
-                    </a:prstGeom>
-                  </pic:spPr>
-                </pic:pic>
-              </a:graphicData>
-            </a:graphic>
-          </wp:inline>
-        </w:drawing>
-      </w:r>
-    </w:p>
-    <w:p>
-      <w:pPr>
-        <w:pStyle w:val="af2"/>
-        <w:jc w:val="center"/>
-      </w:pPr>
-      <w:r>
-        <w:t xml:space="preserve">図 </w:t>
-      </w:r>
-      <w:fldSimple w:instr=" SEQ 図 \* ARABIC ">
-        <w:r>
-          <w:rPr>
-            <w:noProof/>
-          </w:rPr>
-          <w:t>10</w:t>
-        </w:r>
-      </w:fldSimple>
-      <w:r>
-        <w:rPr>
-          <w:rFonts w:hint="eastAsia"/>
-        </w:rPr>
-        <w:t xml:space="preserve">　</w:t>
-      </w:r>
-      <w:r>
-        <w:rPr>
-          <w:rFonts w:hint="eastAsia"/>
-        </w:rPr>
-        <w:t>埋没条件（深さ</w:t>
-      </w:r>
-      <w:r>
-        <w:t xml:space="preserve"> 30 mm）におけるセンサ応答</w:t>
-      </w:r>
-      <w:r>
-        <w:rPr>
-          <w:rFonts w:hint="eastAsia"/>
-        </w:rPr>
-        <w:t>波形</w:t>
-      </w:r>
-    </w:p>
-    <w:p>
-      <w:pPr>
-        <w:pStyle w:val="a9"/>
-        <w:numPr>
-          <w:ilvl w:val="0"/>
-          <w:numId w:val="8"/>
-        </w:numPr>
-        <w:rPr>
-          <w:b/>
-          <w:bCs/>
-        </w:rPr>
-      </w:pPr>
-      <w:r>
-        <w:rPr>
-          <w:rFonts w:hint="eastAsia"/>
-          <w:b/>
-          <w:bCs/>
-        </w:rPr>
-        <w:t>オフセット条件</w:t>
-      </w:r>
-    </w:p>
-    <w:p>
-      <w:pPr>
-        <w:ind w:firstLineChars="100" w:firstLine="210"/>
-      </w:pPr>
-      <w:r>
-        <w:rPr>
-          <w:rFonts w:hint="eastAsia"/>
-        </w:rPr>
-        <w:t>実際の探査において、ドローンが常に金属ゴミの真上を通過するとは限らない。そこで、センサの中心軸とターゲット（鉄板）の中心軸を水平方向にずらした「オフセット条件」における検知性能を検証した。本実験では、オフセット量を</w:t>
-      </w:r>
-      <w:r>
-        <w:t xml:space="preserve"> 100 mm</w:t>
-      </w:r>
-      <w:r>
-        <w:t>（</w:t>
-      </w:r>
-      <w:r>
-        <w:t>10 cm</w:t>
-      </w:r>
-      <w:r>
-        <w:t>）と</w:t>
-      </w:r>
-      <w:r>
-        <w:t xml:space="preserve"> 50 mm</w:t>
-      </w:r>
-      <w:r>
-        <w:t>（</w:t>
-      </w:r>
-      <w:r>
-        <w:t>5 cm</w:t>
-      </w:r>
-      <w:r>
-        <w:t>）の</w:t>
-      </w:r>
-      <w:r>
-        <w:t>2</w:t>
-      </w:r>
-      <w:r>
-        <w:t>パターンに設定した。</w:t>
-      </w:r>
-    </w:p>
-    <w:p>
-      <w:pPr>
-        <w:ind w:firstLineChars="100" w:firstLine="210"/>
-      </w:pPr>
-      <w:r>
-        <w:rPr>
-          <w:rFonts w:hint="eastAsia"/>
-        </w:rPr>
-        <w:t>まず、水平方向に</w:t>
-      </w:r>
-      <w:r>
-        <w:t xml:space="preserve"> 100 mm </w:t>
-      </w:r>
-      <w:r>
-        <w:t>ずらした際の結果を図</w:t>
-      </w:r>
-      <w:r>
-        <w:rPr>
-          <w:rFonts w:ascii="Segoe UI Emoji" w:hAnsi="Segoe UI Emoji" w:cs="Segoe UI Emoji" w:hint="eastAsia"/>
-        </w:rPr>
-        <w:t>🔴</w:t>
-      </w:r>
-      <w:r>
-        <w:t>に示す。</w:t>
-      </w:r>
-      <w:r>
-        <w:t xml:space="preserve"> </w:t>
-      </w:r>
-      <w:r>
-        <w:t>グラフを確認すると、センサを昇降させても電圧値に目立った変化は見られず、全体を通して不規則なノイズのみが観測された。</w:t>
-      </w:r>
-      <w:r>
-        <w:t xml:space="preserve"> </w:t>
-      </w:r>
-      <w:r>
-        <w:t>この結果から、センサ中心から半径</w:t>
-      </w:r>
-      <w:r>
-        <w:t xml:space="preserve"> 100 mm </w:t>
-      </w:r>
-      <w:r>
-        <w:t>離れた位置にある金属ターゲットに対しては、感度が及ばず検知不能であることがわかった。</w:t>
-      </w:r>
-    </w:p>
-    <w:p>
-      <w:pPr>
-        <w:keepNext/>
-        <w:jc w:val="center"/>
-      </w:pPr>
-      <w:r>
-        <w:rPr>
-          <w:noProof/>
-        </w:rPr>
-        <w:lastRenderedPageBreak/>
-        <w:drawing>
-          <wp:inline distT="0" distB="0" distL="0" distR="0" wp14:anchorId="5F03B72E" wp14:editId="169619D9">
-            <wp:extent cx="5400040" cy="3037840"/>
-            <wp:effectExtent l="0" t="0" r="0" b="0"/>
-            <wp:docPr id="460595641" name="図 7" descr="グラフィカル ユーザー インターフェイス, グラフ, アプリケーション&#10;&#10;AI 生成コンテンツは誤りを含む可能性があります。"/>
-            <wp:cNvGraphicFramePr>
-              <a:graphicFrameLocks xmlns:a="http://schemas.openxmlformats.org/drawingml/2006/main" noChangeAspect="1"/>
-            </wp:cNvGraphicFramePr>
-            <a:graphic xmlns:a="http://schemas.openxmlformats.org/drawingml/2006/main">
-              <a:graphicData uri="http://schemas.openxmlformats.org/drawingml/2006/picture">
-                <pic:pic xmlns:pic="http://schemas.openxmlformats.org/drawingml/2006/picture">
-                  <pic:nvPicPr>
-                    <pic:cNvPr id="460595641" name="図 7" descr="グラフィカル ユーザー インターフェイス, グラフ, アプリケーション&#10;&#10;AI 生成コンテンツは誤りを含む可能性があります。"/>
-                    <pic:cNvPicPr/>
-                  </pic:nvPicPr>
-                  <pic:blipFill>
-                    <a:blip r:embed="rId22" cstate="print">
-                      <a:extLst>
-                        <a:ext uri="{28A0092B-C50C-407E-A947-70E740481C1C}">
-                          <a14:useLocalDpi xmlns:a14="http://schemas.microsoft.com/office/drawing/2010/main" val="0"/>
-                        </a:ext>
-                      </a:extLst>
-                    </a:blip>
-                    <a:stretch>
-                      <a:fillRect/>
-                    </a:stretch>
-                  </pic:blipFill>
-                  <pic:spPr>
-                    <a:xfrm>
-                      <a:off x="0" y="0"/>
-                      <a:ext cx="5400040" cy="3037840"/>
-                    </a:xfrm>
-                    <a:prstGeom prst="rect">
-                      <a:avLst/>
-                    </a:prstGeom>
-                  </pic:spPr>
-                </pic:pic>
-              </a:graphicData>
-            </a:graphic>
-          </wp:inline>
-        </w:drawing>
-      </w:r>
-    </w:p>
-    <w:p>
-      <w:pPr>
-        <w:pStyle w:val="af2"/>
-        <w:jc w:val="center"/>
-      </w:pPr>
-      <w:r>
-        <w:t xml:space="preserve">図 </w:t>
-      </w:r>
-      <w:fldSimple w:instr=" SEQ 図 \* ARABIC ">
-        <w:r>
-          <w:rPr>
-            <w:noProof/>
-          </w:rPr>
-          <w:t>11</w:t>
-        </w:r>
-      </w:fldSimple>
-      <w:r>
-        <w:rPr>
-          <w:rFonts w:hint="eastAsia"/>
-        </w:rPr>
-        <w:t xml:space="preserve">　</w:t>
-      </w:r>
-      <w:r>
-        <w:rPr>
-          <w:rFonts w:hint="eastAsia"/>
-        </w:rPr>
-        <w:t>オフセット条件（</w:t>
-      </w:r>
-      <w:r>
-        <w:t>100 mm）におけるセンサ応答</w:t>
-      </w:r>
-      <w:r>
-        <w:rPr>
-          <w:rFonts w:hint="eastAsia"/>
-        </w:rPr>
-        <w:t>波形</w:t>
-      </w:r>
-    </w:p>
-    <w:p/>
-    <w:p>
-      <w:pPr>
-        <w:ind w:firstLineChars="100" w:firstLine="210"/>
-      </w:pPr>
-      <w:r>
-        <w:rPr>
-          <w:rFonts w:hint="eastAsia"/>
-        </w:rPr>
-        <w:t>次に、ずれ幅を半分の</w:t>
-      </w:r>
-      <w:r>
-        <w:t xml:space="preserve"> 50 mm </w:t>
-      </w:r>
-      <w:r>
-        <w:t>とした際の結果を図</w:t>
-      </w:r>
-      <w:r>
-        <w:t>3.5</w:t>
-      </w:r>
-      <w:r>
-        <w:t>に示す。</w:t>
-      </w:r>
-      <w:r>
-        <w:t xml:space="preserve"> </w:t>
-      </w:r>
-      <w:r>
-        <w:t>この条件下では、センサがターゲットに最接近したタイミングで、電圧値が約</w:t>
-      </w:r>
-      <w:r>
-        <w:t xml:space="preserve"> 10 mV </w:t>
-      </w:r>
-      <w:r>
-        <w:t>弱ほど「降下」する挙動が確認された。</w:t>
-      </w:r>
-      <w:r>
-        <w:t xml:space="preserve"> </w:t>
-      </w:r>
-      <w:r>
-        <w:t>これは前項の「埋没条件（深さ</w:t>
-      </w:r>
-      <w:r>
-        <w:t xml:space="preserve"> 30 mm</w:t>
-      </w:r>
-      <w:r>
-        <w:t>）」と同様の傾向である。ターゲットがセンサ直下（中心）から外れたことで、磁気的な結合距離が遠くなり、信号の極性が反転（電圧降下）したと考えられる。</w:t>
-      </w:r>
-      <w:r>
-        <w:t xml:space="preserve"> </w:t>
-      </w:r>
-      <w:r>
-        <w:t>変化量は小さいものの、ノイズとは異なる明確な信号パターンが読み取れるため、水平距離</w:t>
-      </w:r>
-      <w:r>
-        <w:t xml:space="preserve"> 50 mm </w:t>
-      </w:r>
-      <w:r>
-        <w:t>程度であれば検知範囲内であると</w:t>
-      </w:r>
-      <w:r>
-        <w:rPr>
-          <w:rFonts w:hint="eastAsia"/>
-        </w:rPr>
-        <w:t>言える。</w:t>
-      </w:r>
-    </w:p>
-    <w:p>
-      <w:pPr>
-        <w:keepNext/>
-        <w:jc w:val="center"/>
-      </w:pPr>
-      <w:r>
-        <w:rPr>
-          <w:noProof/>
-        </w:rPr>
-        <w:lastRenderedPageBreak/>
-        <w:drawing>
-          <wp:inline distT="0" distB="0" distL="0" distR="0" wp14:anchorId="3B3FE7DF" wp14:editId="01B51B1B">
-            <wp:extent cx="5400040" cy="3037840"/>
-            <wp:effectExtent l="0" t="0" r="0" b="0"/>
-            <wp:docPr id="1759174419" name="図 9" descr="グラフィカル ユーザー インターフェイス, グラフ, アプリケーション&#10;&#10;AI 生成コンテンツは誤りを含む可能性があります。"/>
-            <wp:cNvGraphicFramePr>
-              <a:graphicFrameLocks xmlns:a="http://schemas.openxmlformats.org/drawingml/2006/main" noChangeAspect="1"/>
-            </wp:cNvGraphicFramePr>
-            <a:graphic xmlns:a="http://schemas.openxmlformats.org/drawingml/2006/main">
-              <a:graphicData uri="http://schemas.openxmlformats.org/drawingml/2006/picture">
-                <pic:pic xmlns:pic="http://schemas.openxmlformats.org/drawingml/2006/picture">
-                  <pic:nvPicPr>
-                    <pic:cNvPr id="1759174419" name="図 9" descr="グラフィカル ユーザー インターフェイス, グラフ, アプリケーション&#10;&#10;AI 生成コンテンツは誤りを含む可能性があります。"/>
-                    <pic:cNvPicPr/>
-                  </pic:nvPicPr>
-                  <pic:blipFill>
-                    <a:blip r:embed="rId23" cstate="print">
-                      <a:extLst>
-                        <a:ext uri="{28A0092B-C50C-407E-A947-70E740481C1C}">
-                          <a14:useLocalDpi xmlns:a14="http://schemas.microsoft.com/office/drawing/2010/main" val="0"/>
-                        </a:ext>
-                      </a:extLst>
-                    </a:blip>
-                    <a:stretch>
-                      <a:fillRect/>
-                    </a:stretch>
-                  </pic:blipFill>
-                  <pic:spPr>
-                    <a:xfrm>
-                      <a:off x="0" y="0"/>
-                      <a:ext cx="5400040" cy="3037840"/>
-                    </a:xfrm>
-                    <a:prstGeom prst="rect">
-                      <a:avLst/>
-                    </a:prstGeom>
-                  </pic:spPr>
-                </pic:pic>
-              </a:graphicData>
-            </a:graphic>
-          </wp:inline>
-        </w:drawing>
-      </w:r>
-    </w:p>
-    <w:p>
-      <w:pPr>
-        <w:pStyle w:val="af2"/>
-        <w:jc w:val="center"/>
-      </w:pPr>
-      <w:r>
-        <w:t xml:space="preserve">図 </w:t>
-      </w:r>
-      <w:fldSimple w:instr=" SEQ 図 \* ARABIC ">
-        <w:r>
-          <w:rPr>
-            <w:noProof/>
-          </w:rPr>
-          <w:t>12</w:t>
-        </w:r>
-      </w:fldSimple>
-      <w:r>
-        <w:rPr>
-          <w:rFonts w:hint="eastAsia"/>
-        </w:rPr>
-        <w:t xml:space="preserve">　</w:t>
-      </w:r>
-      <w:r>
-        <w:rPr>
-          <w:rFonts w:hint="eastAsia"/>
-        </w:rPr>
-        <w:t>オフセット条件（</w:t>
-      </w:r>
-      <w:r>
-        <w:t>50 mm）におけるセンサ応答</w:t>
-      </w:r>
-      <w:r>
-        <w:rPr>
-          <w:rFonts w:hint="eastAsia"/>
-        </w:rPr>
-        <w:t>波形</w:t>
-      </w:r>
-    </w:p>
-    <w:p/>
-    <w:p/>
-    <w:p>
-      <w:pPr>
-        <w:pStyle w:val="a9"/>
-        <w:numPr>
-          <w:ilvl w:val="0"/>
-          <w:numId w:val="8"/>
-        </w:numPr>
-        <w:rPr>
-          <w:b/>
-          <w:bCs/>
-        </w:rPr>
-      </w:pPr>
-      <w:r>
-        <w:rPr>
-          <w:rFonts w:hint="eastAsia"/>
-          <w:b/>
-          <w:bCs/>
-        </w:rPr>
-        <w:t>対照</w:t>
-      </w:r>
-      <w:r>
-        <w:rPr>
-          <w:rFonts w:hint="eastAsia"/>
-          <w:b/>
-          <w:bCs/>
-        </w:rPr>
-        <w:t>実験</w:t>
-      </w:r>
-    </w:p>
-    <w:p>
-      <w:pPr>
-        <w:ind w:firstLineChars="100" w:firstLine="210"/>
-      </w:pPr>
-      <w:r>
-        <w:rPr>
-          <w:rFonts w:hint="eastAsia"/>
-        </w:rPr>
-        <w:t>金属以外の物体に対するセンサの応答を確認するため、鉄板と同寸法の厚さ</w:t>
-      </w:r>
-      <w:r>
-        <w:t xml:space="preserve"> 5 mm </w:t>
-      </w:r>
-      <w:r>
-        <w:t>のアクリル板を用いた測定を行った結果を図</w:t>
-      </w:r>
-      <w:r>
-        <w:t>3.6</w:t>
-      </w:r>
-      <w:r>
-        <w:t>に示す。</w:t>
-      </w:r>
-      <w:r>
-        <w:t xml:space="preserve"> </w:t>
-      </w:r>
-      <w:r>
-        <w:t>グラフが示す通り、センサをアクリル板に接触するまで接近させても、電圧値には有意な変化は観測されなかった。観測されたのは微小な環境ノイズのみであり、ターゲットの有無による波形の変動は見られない。</w:t>
-      </w:r>
-    </w:p>
-    <w:p>
-      <w:pPr>
-        <w:ind w:firstLineChars="100" w:firstLine="210"/>
-      </w:pPr>
-      <w:r>
-        <w:t>この結果は、本センサが物体の「形状」や「存在」そのものではなく、導電体である「金属」の材質特性のみを選択的に検出していることを裏付けている。これは、岩石やゴミ</w:t>
-      </w:r>
-      <w:r>
-        <w:rPr>
-          <w:rFonts w:hint="eastAsia"/>
-        </w:rPr>
-        <w:t>が散乱する実際の海底において、金属ゴミのみを識別する上で極めて重要な特性である。</w:t>
-      </w:r>
-    </w:p>
-    <w:p/>
-    <w:p>
-      <w:pPr>
-        <w:keepNext/>
-        <w:jc w:val="center"/>
-      </w:pPr>
-      <w:r>
-        <w:rPr>
-          <w:rFonts w:hint="eastAsia"/>
-          <w:noProof/>
-        </w:rPr>
-        <w:lastRenderedPageBreak/>
-        <w:drawing>
-          <wp:inline distT="0" distB="0" distL="0" distR="0" wp14:anchorId="40E6CFB2" wp14:editId="0A317EA5">
-            <wp:extent cx="5400040" cy="3037840"/>
-            <wp:effectExtent l="0" t="0" r="0" b="0"/>
-            <wp:docPr id="1552827861" name="図 10" descr="グラフィカル ユーザー インターフェイス, グラフ, アプリケーション&#10;&#10;AI 生成コンテンツは誤りを含む可能性があります。"/>
-            <wp:cNvGraphicFramePr>
-              <a:graphicFrameLocks xmlns:a="http://schemas.openxmlformats.org/drawingml/2006/main" noChangeAspect="1"/>
-            </wp:cNvGraphicFramePr>
-            <a:graphic xmlns:a="http://schemas.openxmlformats.org/drawingml/2006/main">
-              <a:graphicData uri="http://schemas.openxmlformats.org/drawingml/2006/picture">
-                <pic:pic xmlns:pic="http://schemas.openxmlformats.org/drawingml/2006/picture">
-                  <pic:nvPicPr>
-                    <pic:cNvPr id="1552827861" name="図 10" descr="グラフィカル ユーザー インターフェイス, グラフ, アプリケーション&#10;&#10;AI 生成コンテンツは誤りを含む可能性があります。"/>
                     <pic:cNvPicPr/>
                   </pic:nvPicPr>
                   <pic:blipFill>
@@ -6420,14 +6100,24 @@
       <w:r>
         <w:t xml:space="preserve">図 </w:t>
       </w:r>
-      <w:fldSimple w:instr=" SEQ 図 \* ARABIC ">
-        <w:r>
-          <w:rPr>
-            <w:noProof/>
-          </w:rPr>
-          <w:t>13</w:t>
-        </w:r>
-      </w:fldSimple>
+      <w:r>
+        <w:fldChar w:fldCharType="begin"/>
+      </w:r>
+      <w:r>
+        <w:instrText>SEQ 図 \* ARABIC</w:instrText>
+      </w:r>
+      <w:r>
+        <w:fldChar w:fldCharType="separate"/>
+      </w:r>
+      <w:r>
+        <w:rPr>
+          <w:noProof/>
+        </w:rPr>
+        <w:t>10</w:t>
+      </w:r>
+      <w:r>
+        <w:fldChar w:fldCharType="end"/>
+      </w:r>
       <w:r>
         <w:rPr>
           <w:rFonts w:hint="eastAsia"/>
@@ -6438,7 +6128,10 @@
         <w:rPr>
           <w:rFonts w:hint="eastAsia"/>
         </w:rPr>
-        <w:t>対照実験（アクリル板）におけるセンサ応答</w:t>
+        <w:t>埋没条件（深さ</w:t>
+      </w:r>
+      <w:r>
+        <w:t xml:space="preserve"> 30 mm）におけるセンサ応答</w:t>
       </w:r>
       <w:r>
         <w:rPr>
@@ -6447,7 +6140,6 @@
         <w:t>波形</w:t>
       </w:r>
     </w:p>
-    <w:p/>
     <w:p>
       <w:pPr>
         <w:pStyle w:val="a9"/>
@@ -6466,7 +6158,7 @@
           <w:b/>
           <w:bCs/>
         </w:rPr>
-        <w:t>何もなし</w:t>
+        <w:t>オフセット条件</w:t>
       </w:r>
     </w:p>
     <w:p>
@@ -6477,18 +6169,86 @@
         <w:rPr>
           <w:rFonts w:hint="eastAsia"/>
         </w:rPr>
-        <w:t>ターゲットを何も配置せず、砂のみの状態で同様の操作を行ったが、アクリル板の場合と同様に、センサ出力に有意な変化は見られなかった。これにより、センサの移動や水流自体が及ぼすノイズの影響は、金属検知の信号レベルと比較して十分に小さいことが確認された。</w:t>
-      </w:r>
-    </w:p>
-    <w:p>
-      <w:pPr>
-        <w:ind w:firstLineChars="50" w:firstLine="105"/>
-      </w:pPr>
+        <w:t>実際の探査において、ドローンが常に金属ゴミの真上を通過するとは限らない。そこで、センサの中心軸とターゲット（鉄板）の中心軸を水平方向にずらした「オフセット条件」における検知性能を検証した。本実験では、オフセット量を</w:t>
+      </w:r>
+      <w:r>
+        <w:t xml:space="preserve"> 100 mm</w:t>
+      </w:r>
+      <w:r>
+        <w:t>（</w:t>
+      </w:r>
+      <w:r>
+        <w:t>10 cm</w:t>
+      </w:r>
+      <w:r>
+        <w:t>）と</w:t>
+      </w:r>
+      <w:r>
+        <w:t xml:space="preserve"> 50 mm</w:t>
+      </w:r>
+      <w:r>
+        <w:t>（</w:t>
+      </w:r>
+      <w:r>
+        <w:t>5 cm</w:t>
+      </w:r>
+      <w:r>
+        <w:t>）の</w:t>
+      </w:r>
+      <w:r>
+        <w:t>2</w:t>
+      </w:r>
+      <w:r>
+        <w:t>パターンに設定した。</w:t>
+      </w:r>
+    </w:p>
+    <w:p>
+      <w:pPr>
+        <w:ind w:firstLineChars="100" w:firstLine="210"/>
+      </w:pPr>
+      <w:r>
+        <w:rPr>
+          <w:rFonts w:hint="eastAsia"/>
+        </w:rPr>
+        <w:t>まず、水平方向に</w:t>
+      </w:r>
+      <w:r>
+        <w:t xml:space="preserve"> 100 mm </w:t>
+      </w:r>
+      <w:r>
+        <w:t>ずらした際の結果を図</w:t>
+      </w:r>
+      <w:r>
+        <w:rPr>
+          <w:rFonts w:ascii="Segoe UI Emoji" w:hAnsi="Segoe UI Emoji" w:cs="Segoe UI Emoji" w:hint="eastAsia"/>
+        </w:rPr>
+        <w:t>🔴</w:t>
+      </w:r>
+      <w:r>
+        <w:t>に示す。</w:t>
+      </w:r>
+      <w:r>
+        <w:t xml:space="preserve"> </w:t>
+      </w:r>
+      <w:r>
+        <w:t>グラフを確認すると、センサを昇降させても電圧値に目立った変化は見られず、全体を通して不規則なノイズのみが観測された。</w:t>
+      </w:r>
+      <w:r>
+        <w:t xml:space="preserve"> </w:t>
+      </w:r>
+      <w:r>
+        <w:t>この結果から、センサ中心から半径</w:t>
+      </w:r>
+      <w:r>
+        <w:t xml:space="preserve"> 100 mm </w:t>
+      </w:r>
+      <w:r>
+        <w:t>離れた位置にある金属ターゲットに対しては、感度が及ばず検知不能であることがわかった。</w:t>
+      </w:r>
     </w:p>
     <w:p>
       <w:pPr>
         <w:keepNext/>
-        <w:ind w:firstLineChars="50" w:firstLine="105"/>
         <w:jc w:val="center"/>
       </w:pPr>
       <w:r>
@@ -6497,10 +6257,10 @@
         </w:rPr>
         <w:lastRenderedPageBreak/>
         <w:drawing>
-          <wp:inline distT="0" distB="0" distL="0" distR="0" wp14:anchorId="17D4A006" wp14:editId="19D136D6">
+          <wp:inline distT="0" distB="0" distL="0" distR="0" wp14:anchorId="5F03B72E" wp14:editId="169619D9">
             <wp:extent cx="5400040" cy="3037840"/>
             <wp:effectExtent l="0" t="0" r="0" b="0"/>
-            <wp:docPr id="1150553908" name="図 11" descr="グラフィカル ユーザー インターフェイス, グラフ&#10;&#10;AI 生成コンテンツは誤りを含む可能性があります。"/>
+            <wp:docPr id="460595641" name="図 7" descr="グラフィカル ユーザー インターフェイス, グラフ, アプリケーション&#10;&#10;AI 生成コンテンツは誤りを含む可能性があります。"/>
             <wp:cNvGraphicFramePr>
               <a:graphicFrameLocks xmlns:a="http://schemas.openxmlformats.org/drawingml/2006/main" noChangeAspect="1"/>
             </wp:cNvGraphicFramePr>
@@ -6508,7 +6268,7 @@
               <a:graphicData uri="http://schemas.openxmlformats.org/drawingml/2006/picture">
                 <pic:pic xmlns:pic="http://schemas.openxmlformats.org/drawingml/2006/picture">
                   <pic:nvPicPr>
-                    <pic:cNvPr id="1150553908" name="図 11" descr="グラフィカル ユーザー インターフェイス, グラフ&#10;&#10;AI 生成コンテンツは誤りを含む可能性があります。"/>
+                    <pic:cNvPr id="460595641" name="図 7" descr="グラフィカル ユーザー インターフェイス, グラフ, アプリケーション&#10;&#10;AI 生成コンテンツは誤りを含む可能性があります。"/>
                     <pic:cNvPicPr/>
                   </pic:nvPicPr>
                   <pic:blipFill>
@@ -6547,14 +6307,493 @@
       <w:r>
         <w:t xml:space="preserve">図 </w:t>
       </w:r>
-      <w:fldSimple w:instr=" SEQ 図 \* ARABIC ">
-        <w:r>
-          <w:rPr>
-            <w:noProof/>
-          </w:rPr>
-          <w:t>14</w:t>
-        </w:r>
-      </w:fldSimple>
+      <w:r>
+        <w:fldChar w:fldCharType="begin"/>
+      </w:r>
+      <w:r>
+        <w:instrText>SEQ 図 \* ARABIC</w:instrText>
+      </w:r>
+      <w:r>
+        <w:fldChar w:fldCharType="separate"/>
+      </w:r>
+      <w:r>
+        <w:rPr>
+          <w:noProof/>
+        </w:rPr>
+        <w:t>11</w:t>
+      </w:r>
+      <w:r>
+        <w:fldChar w:fldCharType="end"/>
+      </w:r>
+      <w:r>
+        <w:rPr>
+          <w:rFonts w:hint="eastAsia"/>
+        </w:rPr>
+        <w:t xml:space="preserve">　</w:t>
+      </w:r>
+      <w:r>
+        <w:rPr>
+          <w:rFonts w:hint="eastAsia"/>
+        </w:rPr>
+        <w:t>オフセット条件（</w:t>
+      </w:r>
+      <w:r>
+        <w:t>100 mm）におけるセンサ応答</w:t>
+      </w:r>
+      <w:r>
+        <w:rPr>
+          <w:rFonts w:hint="eastAsia"/>
+        </w:rPr>
+        <w:t>波形</w:t>
+      </w:r>
+    </w:p>
+    <w:p/>
+    <w:p>
+      <w:pPr>
+        <w:ind w:firstLineChars="100" w:firstLine="210"/>
+      </w:pPr>
+      <w:r>
+        <w:t>次に、ずれ幅を半分の</w:t>
+      </w:r>
+      <w:r>
+        <w:t xml:space="preserve"> 50 mm </w:t>
+      </w:r>
+      <w:r>
+        <w:t>とした際の結果を図</w:t>
+      </w:r>
+      <w:r>
+        <w:t>⭕️</w:t>
+      </w:r>
+      <w:r>
+        <w:t>に示す。</w:t>
+      </w:r>
+      <w:r>
+        <w:t xml:space="preserve"> </w:t>
+      </w:r>
+      <w:r>
+        <w:t>この条件下では、センサがターゲットに最接近したタイミングで、電圧値が約</w:t>
+      </w:r>
+      <w:r>
+        <w:t xml:space="preserve"> 10 mV </w:t>
+      </w:r>
+      <w:r>
+        <w:t>弱ほど「降下」する挙動が確認された。</w:t>
+      </w:r>
+      <w:r>
+        <w:t xml:space="preserve"> </w:t>
+      </w:r>
+      <w:r>
+        <w:t>これは前項の「埋没条件（深さ</w:t>
+      </w:r>
+      <w:r>
+        <w:t xml:space="preserve"> 30 mm</w:t>
+      </w:r>
+      <w:r>
+        <w:t>）」と同様の傾向である。ターゲットがセンサ直下（中心）から外れたことで、磁気的な結合距離が遠くなり、信号の極性が反転（電圧降下）したと考えられる。</w:t>
+      </w:r>
+      <w:r>
+        <w:t xml:space="preserve"> </w:t>
+      </w:r>
+      <w:r>
+        <w:t>変化量は小さいものの、ノイズとは異なる明確な信号パターンが読み取れるため、水平距離</w:t>
+      </w:r>
+      <w:r>
+        <w:t xml:space="preserve"> 50 mm </w:t>
+      </w:r>
+      <w:r>
+        <w:t>程度であれば検知範囲内であると言える。</w:t>
+      </w:r>
+    </w:p>
+    <w:p>
+      <w:pPr>
+        <w:keepNext/>
+        <w:jc w:val="center"/>
+      </w:pPr>
+      <w:r>
+        <w:rPr>
+          <w:noProof/>
+        </w:rPr>
+        <w:lastRenderedPageBreak/>
+        <w:drawing>
+          <wp:inline distT="0" distB="0" distL="0" distR="0" wp14:anchorId="3B3FE7DF" wp14:editId="01B51B1B">
+            <wp:extent cx="5400040" cy="3037840"/>
+            <wp:effectExtent l="0" t="0" r="0" b="0"/>
+            <wp:docPr id="1759174419" name="図 9" descr="グラフィカル ユーザー インターフェイス, グラフ, アプリケーション&#10;&#10;AI 生成コンテンツは誤りを含む可能性があります。"/>
+            <wp:cNvGraphicFramePr>
+              <a:graphicFrameLocks xmlns:a="http://schemas.openxmlformats.org/drawingml/2006/main" noChangeAspect="1"/>
+            </wp:cNvGraphicFramePr>
+            <a:graphic xmlns:a="http://schemas.openxmlformats.org/drawingml/2006/main">
+              <a:graphicData uri="http://schemas.openxmlformats.org/drawingml/2006/picture">
+                <pic:pic xmlns:pic="http://schemas.openxmlformats.org/drawingml/2006/picture">
+                  <pic:nvPicPr>
+                    <pic:cNvPr id="1759174419" name="図 9" descr="グラフィカル ユーザー インターフェイス, グラフ, アプリケーション&#10;&#10;AI 生成コンテンツは誤りを含む可能性があります。"/>
+                    <pic:cNvPicPr/>
+                  </pic:nvPicPr>
+                  <pic:blipFill>
+                    <a:blip r:embed="rId26" cstate="print">
+                      <a:extLst>
+                        <a:ext uri="{28A0092B-C50C-407E-A947-70E740481C1C}">
+                          <a14:useLocalDpi xmlns:a14="http://schemas.microsoft.com/office/drawing/2010/main" val="0"/>
+                        </a:ext>
+                      </a:extLst>
+                    </a:blip>
+                    <a:stretch>
+                      <a:fillRect/>
+                    </a:stretch>
+                  </pic:blipFill>
+                  <pic:spPr>
+                    <a:xfrm>
+                      <a:off x="0" y="0"/>
+                      <a:ext cx="5400040" cy="3037840"/>
+                    </a:xfrm>
+                    <a:prstGeom prst="rect">
+                      <a:avLst/>
+                    </a:prstGeom>
+                  </pic:spPr>
+                </pic:pic>
+              </a:graphicData>
+            </a:graphic>
+          </wp:inline>
+        </w:drawing>
+      </w:r>
+    </w:p>
+    <w:p>
+      <w:pPr>
+        <w:pStyle w:val="af2"/>
+        <w:jc w:val="center"/>
+      </w:pPr>
+      <w:r>
+        <w:t xml:space="preserve">図 </w:t>
+      </w:r>
+      <w:r>
+        <w:fldChar w:fldCharType="begin"/>
+      </w:r>
+      <w:r>
+        <w:instrText>SEQ 図 \* ARABIC</w:instrText>
+      </w:r>
+      <w:r>
+        <w:fldChar w:fldCharType="separate"/>
+      </w:r>
+      <w:r>
+        <w:rPr>
+          <w:noProof/>
+        </w:rPr>
+        <w:t>12</w:t>
+      </w:r>
+      <w:r>
+        <w:fldChar w:fldCharType="end"/>
+      </w:r>
+      <w:r>
+        <w:rPr>
+          <w:rFonts w:hint="eastAsia"/>
+        </w:rPr>
+        <w:t xml:space="preserve">　</w:t>
+      </w:r>
+      <w:r>
+        <w:rPr>
+          <w:rFonts w:hint="eastAsia"/>
+        </w:rPr>
+        <w:t>オフセット条件（</w:t>
+      </w:r>
+      <w:r>
+        <w:t>50 mm）におけるセンサ応答</w:t>
+      </w:r>
+      <w:r>
+        <w:rPr>
+          <w:rFonts w:hint="eastAsia"/>
+        </w:rPr>
+        <w:t>波形</w:t>
+      </w:r>
+    </w:p>
+    <w:p/>
+    <w:p/>
+    <w:p>
+      <w:pPr>
+        <w:pStyle w:val="a9"/>
+        <w:numPr>
+          <w:ilvl w:val="0"/>
+          <w:numId w:val="8"/>
+        </w:numPr>
+        <w:rPr>
+          <w:b/>
+          <w:bCs/>
+        </w:rPr>
+      </w:pPr>
+      <w:r>
+        <w:rPr>
+          <w:rFonts w:hint="eastAsia"/>
+          <w:b/>
+          <w:bCs/>
+        </w:rPr>
+        <w:t>対照</w:t>
+      </w:r>
+      <w:r>
+        <w:rPr>
+          <w:rFonts w:hint="eastAsia"/>
+          <w:b/>
+          <w:bCs/>
+        </w:rPr>
+        <w:t>実験</w:t>
+      </w:r>
+    </w:p>
+    <w:p>
+      <w:pPr>
+        <w:ind w:firstLineChars="100" w:firstLine="210"/>
+      </w:pPr>
+      <w:r>
+        <w:t>金属以外の物体に対するセンサの応答を確認するため、鉄板と同寸法の厚さ</w:t>
+      </w:r>
+      <w:r>
+        <w:t xml:space="preserve"> 5 mm </w:t>
+      </w:r>
+      <w:r>
+        <w:t>のアクリル板を用いた測定を行った結果を図</w:t>
+      </w:r>
+      <w:r>
+        <w:t>⭕️</w:t>
+      </w:r>
+      <w:r>
+        <w:t>に示す。</w:t>
+      </w:r>
+      <w:r>
+        <w:t xml:space="preserve"> </w:t>
+      </w:r>
+      <w:r>
+        <w:t>グラフが示す通り、センサをアクリル板に接触するまで接近させても、電圧値には有意な変化は観測されなかった。観測されたのは微小な環境ノイズのみであり、ターゲットの有無による波形の変動は見られない。</w:t>
+      </w:r>
+    </w:p>
+    <w:p>
+      <w:pPr>
+        <w:ind w:firstLineChars="100" w:firstLine="210"/>
+      </w:pPr>
+      <w:r>
+        <w:t>この結果は、本センサが物体の「形状」や「存在」そのものではなく、導電体である「金属」の材質特性のみを選択的に検出していることを裏付けている。これは、岩石やゴミ</w:t>
+      </w:r>
+      <w:r>
+        <w:rPr>
+          <w:rFonts w:hint="eastAsia"/>
+        </w:rPr>
+        <w:t>が散乱する実際の海底において、金属ゴミのみを識別する上で極めて重要な特性である。</w:t>
+      </w:r>
+    </w:p>
+    <w:p/>
+    <w:p>
+      <w:pPr>
+        <w:keepNext/>
+        <w:jc w:val="center"/>
+      </w:pPr>
+      <w:r>
+        <w:rPr>
+          <w:rFonts w:hint="eastAsia"/>
+          <w:noProof/>
+        </w:rPr>
+        <w:lastRenderedPageBreak/>
+        <w:drawing>
+          <wp:inline distT="0" distB="0" distL="0" distR="0" wp14:anchorId="40E6CFB2" wp14:editId="0A317EA5">
+            <wp:extent cx="5400040" cy="3037840"/>
+            <wp:effectExtent l="0" t="0" r="0" b="0"/>
+            <wp:docPr id="1552827861" name="図 10" descr="グラフィカル ユーザー インターフェイス, グラフ, アプリケーション&#10;&#10;AI 生成コンテンツは誤りを含む可能性があります。"/>
+            <wp:cNvGraphicFramePr>
+              <a:graphicFrameLocks xmlns:a="http://schemas.openxmlformats.org/drawingml/2006/main" noChangeAspect="1"/>
+            </wp:cNvGraphicFramePr>
+            <a:graphic xmlns:a="http://schemas.openxmlformats.org/drawingml/2006/main">
+              <a:graphicData uri="http://schemas.openxmlformats.org/drawingml/2006/picture">
+                <pic:pic xmlns:pic="http://schemas.openxmlformats.org/drawingml/2006/picture">
+                  <pic:nvPicPr>
+                    <pic:cNvPr id="1552827861" name="図 10" descr="グラフィカル ユーザー インターフェイス, グラフ, アプリケーション&#10;&#10;AI 生成コンテンツは誤りを含む可能性があります。"/>
+                    <pic:cNvPicPr/>
+                  </pic:nvPicPr>
+                  <pic:blipFill>
+                    <a:blip r:embed="rId27" cstate="print">
+                      <a:extLst>
+                        <a:ext uri="{28A0092B-C50C-407E-A947-70E740481C1C}">
+                          <a14:useLocalDpi xmlns:a14="http://schemas.microsoft.com/office/drawing/2010/main" val="0"/>
+                        </a:ext>
+                      </a:extLst>
+                    </a:blip>
+                    <a:stretch>
+                      <a:fillRect/>
+                    </a:stretch>
+                  </pic:blipFill>
+                  <pic:spPr>
+                    <a:xfrm>
+                      <a:off x="0" y="0"/>
+                      <a:ext cx="5400040" cy="3037840"/>
+                    </a:xfrm>
+                    <a:prstGeom prst="rect">
+                      <a:avLst/>
+                    </a:prstGeom>
+                  </pic:spPr>
+                </pic:pic>
+              </a:graphicData>
+            </a:graphic>
+          </wp:inline>
+        </w:drawing>
+      </w:r>
+    </w:p>
+    <w:p>
+      <w:pPr>
+        <w:pStyle w:val="af2"/>
+        <w:jc w:val="center"/>
+      </w:pPr>
+      <w:r>
+        <w:t xml:space="preserve">図 </w:t>
+      </w:r>
+      <w:r>
+        <w:fldChar w:fldCharType="begin"/>
+      </w:r>
+      <w:r>
+        <w:instrText>SEQ 図 \* ARABIC</w:instrText>
+      </w:r>
+      <w:r>
+        <w:fldChar w:fldCharType="separate"/>
+      </w:r>
+      <w:r>
+        <w:rPr>
+          <w:noProof/>
+        </w:rPr>
+        <w:t>13</w:t>
+      </w:r>
+      <w:r>
+        <w:fldChar w:fldCharType="end"/>
+      </w:r>
+      <w:r>
+        <w:rPr>
+          <w:rFonts w:hint="eastAsia"/>
+        </w:rPr>
+        <w:t xml:space="preserve">　</w:t>
+      </w:r>
+      <w:r>
+        <w:rPr>
+          <w:rFonts w:hint="eastAsia"/>
+        </w:rPr>
+        <w:t>対照実験（アクリル板）におけるセンサ応答</w:t>
+      </w:r>
+      <w:r>
+        <w:rPr>
+          <w:rFonts w:hint="eastAsia"/>
+        </w:rPr>
+        <w:t>波形</w:t>
+      </w:r>
+    </w:p>
+    <w:p/>
+    <w:p>
+      <w:pPr>
+        <w:pStyle w:val="a9"/>
+        <w:numPr>
+          <w:ilvl w:val="0"/>
+          <w:numId w:val="8"/>
+        </w:numPr>
+        <w:rPr>
+          <w:b/>
+          <w:bCs/>
+        </w:rPr>
+      </w:pPr>
+      <w:r>
+        <w:rPr>
+          <w:rFonts w:hint="eastAsia"/>
+          <w:b/>
+          <w:bCs/>
+        </w:rPr>
+        <w:t>何もなし</w:t>
+      </w:r>
+    </w:p>
+    <w:p>
+      <w:pPr>
+        <w:ind w:firstLineChars="100" w:firstLine="210"/>
+      </w:pPr>
+      <w:r>
+        <w:rPr>
+          <w:rFonts w:hint="eastAsia"/>
+        </w:rPr>
+        <w:t>ターゲットを何も配置せず、砂のみの状態で同様の操作を行ったが、アクリル板の場合と同様に、センサ出力に有意な変化は見られなかった。これにより、センサの移動や水流自体が及ぼすノイズの影響は、金属検知の信号レベルと比較して十分に小さいことが確認された。</w:t>
+      </w:r>
+    </w:p>
+    <w:p>
+      <w:pPr>
+        <w:ind w:firstLineChars="50" w:firstLine="105"/>
+      </w:pPr>
+    </w:p>
+    <w:p>
+      <w:pPr>
+        <w:keepNext/>
+        <w:ind w:firstLineChars="50" w:firstLine="105"/>
+        <w:jc w:val="center"/>
+      </w:pPr>
+      <w:r>
+        <w:rPr>
+          <w:noProof/>
+        </w:rPr>
+        <w:lastRenderedPageBreak/>
+        <w:drawing>
+          <wp:inline distT="0" distB="0" distL="0" distR="0" wp14:anchorId="17D4A006" wp14:editId="19D136D6">
+            <wp:extent cx="5400040" cy="3037840"/>
+            <wp:effectExtent l="0" t="0" r="0" b="0"/>
+            <wp:docPr id="1150553908" name="図 11" descr="グラフィカル ユーザー インターフェイス, グラフ&#10;&#10;AI 生成コンテンツは誤りを含む可能性があります。"/>
+            <wp:cNvGraphicFramePr>
+              <a:graphicFrameLocks xmlns:a="http://schemas.openxmlformats.org/drawingml/2006/main" noChangeAspect="1"/>
+            </wp:cNvGraphicFramePr>
+            <a:graphic xmlns:a="http://schemas.openxmlformats.org/drawingml/2006/main">
+              <a:graphicData uri="http://schemas.openxmlformats.org/drawingml/2006/picture">
+                <pic:pic xmlns:pic="http://schemas.openxmlformats.org/drawingml/2006/picture">
+                  <pic:nvPicPr>
+                    <pic:cNvPr id="1150553908" name="図 11" descr="グラフィカル ユーザー インターフェイス, グラフ&#10;&#10;AI 生成コンテンツは誤りを含む可能性があります。"/>
+                    <pic:cNvPicPr/>
+                  </pic:nvPicPr>
+                  <pic:blipFill>
+                    <a:blip r:embed="rId28" cstate="print">
+                      <a:extLst>
+                        <a:ext uri="{28A0092B-C50C-407E-A947-70E740481C1C}">
+                          <a14:useLocalDpi xmlns:a14="http://schemas.microsoft.com/office/drawing/2010/main" val="0"/>
+                        </a:ext>
+                      </a:extLst>
+                    </a:blip>
+                    <a:stretch>
+                      <a:fillRect/>
+                    </a:stretch>
+                  </pic:blipFill>
+                  <pic:spPr>
+                    <a:xfrm>
+                      <a:off x="0" y="0"/>
+                      <a:ext cx="5400040" cy="3037840"/>
+                    </a:xfrm>
+                    <a:prstGeom prst="rect">
+                      <a:avLst/>
+                    </a:prstGeom>
+                  </pic:spPr>
+                </pic:pic>
+              </a:graphicData>
+            </a:graphic>
+          </wp:inline>
+        </w:drawing>
+      </w:r>
+    </w:p>
+    <w:p>
+      <w:pPr>
+        <w:pStyle w:val="af2"/>
+        <w:jc w:val="center"/>
+      </w:pPr>
+      <w:r>
+        <w:t xml:space="preserve">図 </w:t>
+      </w:r>
+      <w:r>
+        <w:fldChar w:fldCharType="begin"/>
+      </w:r>
+      <w:r>
+        <w:instrText>SEQ 図 \* ARABIC</w:instrText>
+      </w:r>
+      <w:r>
+        <w:fldChar w:fldCharType="separate"/>
+      </w:r>
+      <w:r>
+        <w:rPr>
+          <w:noProof/>
+        </w:rPr>
+        <w:t>14</w:t>
+      </w:r>
+      <w:r>
+        <w:fldChar w:fldCharType="end"/>
+      </w:r>
       <w:r>
         <w:rPr>
           <w:rFonts w:hint="eastAsia"/>
@@ -6571,14 +6810,14 @@
       <w:pPr>
         <w:pStyle w:val="3"/>
       </w:pPr>
-      <w:bookmarkStart w:id="23" w:name="_Toc219419791"/>
+      <w:bookmarkStart w:id="28" w:name="_Toc219715651"/>
       <w:r>
         <w:rPr>
           <w:rFonts w:hint="eastAsia"/>
         </w:rPr>
         <w:t>3.2.3　人工海水での実験結果</w:t>
       </w:r>
-      <w:bookmarkEnd w:id="23"/>
+      <w:bookmarkEnd w:id="28"/>
     </w:p>
     <w:p>
       <w:pPr>
@@ -6726,7 +6965,7 @@
                     </pic:cNvPicPr>
                   </pic:nvPicPr>
                   <pic:blipFill>
-                    <a:blip r:embed="rId26" cstate="print">
+                    <a:blip r:embed="rId29" cstate="print">
                       <a:extLst>
                         <a:ext uri="{28A0092B-C50C-407E-A947-70E740481C1C}">
                           <a14:useLocalDpi xmlns:a14="http://schemas.microsoft.com/office/drawing/2010/main" val="0"/>
@@ -6766,14 +7005,24 @@
       <w:r>
         <w:t xml:space="preserve">図 </w:t>
       </w:r>
-      <w:fldSimple w:instr=" SEQ 図 \* ARABIC ">
-        <w:r>
-          <w:rPr>
-            <w:noProof/>
-          </w:rPr>
-          <w:t>15</w:t>
-        </w:r>
-      </w:fldSimple>
+      <w:r>
+        <w:fldChar w:fldCharType="begin"/>
+      </w:r>
+      <w:r>
+        <w:instrText>SEQ 図 \* ARABIC</w:instrText>
+      </w:r>
+      <w:r>
+        <w:fldChar w:fldCharType="separate"/>
+      </w:r>
+      <w:r>
+        <w:rPr>
+          <w:noProof/>
+        </w:rPr>
+        <w:t>15</w:t>
+      </w:r>
+      <w:r>
+        <w:fldChar w:fldCharType="end"/>
+      </w:r>
       <w:r>
         <w:rPr>
           <w:rFonts w:hint="eastAsia"/>
@@ -6802,14 +7051,14 @@
       <w:pPr>
         <w:pStyle w:val="3"/>
       </w:pPr>
-      <w:bookmarkStart w:id="24" w:name="_Toc219419792"/>
+      <w:bookmarkStart w:id="29" w:name="_Toc219715652"/>
       <w:r>
         <w:rPr>
           <w:rFonts w:hint="eastAsia"/>
         </w:rPr>
         <w:t>3.2.4　水槽実験の小括</w:t>
       </w:r>
-      <w:bookmarkEnd w:id="24"/>
+      <w:bookmarkEnd w:id="29"/>
     </w:p>
     <w:p>
       <w:pPr>
@@ -6962,7 +7211,14 @@
         <w:rPr>
           <w:rFonts w:hint="eastAsia"/>
         </w:rPr>
-        <w:t>非金属であるアクリル板には一切反応せず、金属のみを選択的に検出できる特性が確認された。これは、岩石等の障害物が存在する海底において金属ゴミのみを識別する上で極めて有用な特性である。</w:t>
+        <w:t>非金属であるアクリル板には一切反応せず、金属のみを選択的に検出できる特性が確認</w:t>
+      </w:r>
+      <w:r>
+        <w:rPr>
+          <w:rFonts w:hint="eastAsia"/>
+        </w:rPr>
+        <w:lastRenderedPageBreak/>
+        <w:t>された。これは、岩石等の障害物が存在する海底において金属ゴミのみを識別する上で極めて有用な特性である。</w:t>
       </w:r>
     </w:p>
     <w:p>
@@ -6990,7 +7246,7 @@
       <w:pPr>
         <w:pStyle w:val="2"/>
       </w:pPr>
-      <w:bookmarkStart w:id="25" w:name="_Toc219419793"/>
+      <w:bookmarkStart w:id="30" w:name="_Toc219715653"/>
       <w:r>
         <w:rPr>
           <w:rFonts w:hint="eastAsia"/>
@@ -7001,25 +7257,25 @@
         <w:rPr>
           <w:rFonts w:hint="eastAsia"/>
         </w:rPr>
-        <w:t>実験</w:t>
-      </w:r>
-      <w:r>
-        <w:t>2：プールを用いたシステム動作検証</w:t>
-      </w:r>
-      <w:bookmarkEnd w:id="25"/>
+        <w:t>プ</w:t>
+      </w:r>
+      <w:r>
+        <w:t>ールを用いたシステム動作検証</w:t>
+      </w:r>
+      <w:bookmarkEnd w:id="30"/>
     </w:p>
     <w:p>
       <w:pPr>
         <w:pStyle w:val="3"/>
       </w:pPr>
-      <w:bookmarkStart w:id="26" w:name="_Toc219419794"/>
+      <w:bookmarkStart w:id="31" w:name="_Toc219715654"/>
       <w:r>
         <w:rPr>
           <w:rFonts w:hint="eastAsia"/>
         </w:rPr>
         <w:t>3.3.1　実験方法</w:t>
       </w:r>
-      <w:bookmarkEnd w:id="26"/>
+      <w:bookmarkEnd w:id="31"/>
     </w:p>
     <w:p>
       <w:pPr>
@@ -7089,7 +7345,7 @@
       <w:pPr>
         <w:keepNext/>
         <w:widowControl/>
-        <w:spacing w:after="0" w:line="240" w:lineRule="auto"/>
+        <w:spacing w:line="240" w:lineRule="auto"/>
         <w:jc w:val="center"/>
       </w:pPr>
       <w:r>
@@ -7118,7 +7374,7 @@
                     </pic:cNvPicPr>
                   </pic:nvPicPr>
                   <pic:blipFill>
-                    <a:blip r:embed="rId27" cstate="print">
+                    <a:blip r:embed="rId30" cstate="print">
                       <a:extLst>
                         <a:ext uri="{28A0092B-C50C-407E-A947-70E740481C1C}">
                           <a14:useLocalDpi xmlns:a14="http://schemas.microsoft.com/office/drawing/2010/main" val="0"/>
@@ -7164,14 +7420,24 @@
       <w:r>
         <w:t xml:space="preserve">図 </w:t>
       </w:r>
-      <w:fldSimple w:instr=" SEQ 図 \* ARABIC ">
-        <w:r>
-          <w:rPr>
-            <w:noProof/>
-          </w:rPr>
-          <w:t>16</w:t>
-        </w:r>
-      </w:fldSimple>
+      <w:r>
+        <w:fldChar w:fldCharType="begin"/>
+      </w:r>
+      <w:r>
+        <w:instrText>SEQ 図 \* ARABIC</w:instrText>
+      </w:r>
+      <w:r>
+        <w:fldChar w:fldCharType="separate"/>
+      </w:r>
+      <w:r>
+        <w:rPr>
+          <w:noProof/>
+        </w:rPr>
+        <w:t>16</w:t>
+      </w:r>
+      <w:r>
+        <w:fldChar w:fldCharType="end"/>
+      </w:r>
       <w:r>
         <w:rPr>
           <w:rFonts w:hint="eastAsia"/>
@@ -7198,7 +7464,6 @@
         <w:rPr>
           <w:rFonts w:ascii="Segoe UI Emoji" w:hAnsi="Segoe UI Emoji" w:cs="Segoe UI Emoji" w:hint="eastAsia"/>
         </w:rPr>
-        <w:lastRenderedPageBreak/>
         <w:t>検出対象には、水槽実験と同様の</w:t>
       </w:r>
       <w:r>
@@ -7314,14 +7579,14 @@
       <w:pPr>
         <w:pStyle w:val="3"/>
       </w:pPr>
-      <w:bookmarkStart w:id="27" w:name="_Toc219419795"/>
+      <w:bookmarkStart w:id="32" w:name="_Toc219715655"/>
       <w:r>
         <w:rPr>
           <w:rFonts w:hint="eastAsia"/>
         </w:rPr>
         <w:t>3.3.2　実験結果および考察</w:t>
       </w:r>
-      <w:bookmarkEnd w:id="27"/>
+      <w:bookmarkEnd w:id="32"/>
     </w:p>
     <w:p>
       <w:pPr>
@@ -7352,6 +7617,7 @@
         <w:rPr>
           <w:rFonts w:hint="eastAsia"/>
         </w:rPr>
+        <w:lastRenderedPageBreak/>
         <w:t>ドローンを潜行・浮上、および前後進させるためにスラスタを高出力で回転させた状態でセンサ出力をモニタリングしたが、波形に著しい乱れやスパイク状のノイズは観測されなかった。</w:t>
       </w:r>
     </w:p>
@@ -7484,7 +7750,6 @@
         <w:rPr>
           <w:noProof/>
         </w:rPr>
-        <w:lastRenderedPageBreak/>
         <w:drawing>
           <wp:inline distT="0" distB="0" distL="0" distR="0" wp14:anchorId="36BE648C" wp14:editId="600BC387">
             <wp:extent cx="5400040" cy="3037840"/>
@@ -7501,7 +7766,7 @@
                     <pic:cNvPicPr/>
                   </pic:nvPicPr>
                   <pic:blipFill>
-                    <a:blip r:embed="rId28" cstate="print">
+                    <a:blip r:embed="rId31" cstate="print">
                       <a:extLst>
                         <a:ext uri="{28A0092B-C50C-407E-A947-70E740481C1C}">
                           <a14:useLocalDpi xmlns:a14="http://schemas.microsoft.com/office/drawing/2010/main" val="0"/>
@@ -7536,14 +7801,24 @@
       <w:r>
         <w:t xml:space="preserve">図 </w:t>
       </w:r>
-      <w:fldSimple w:instr=" SEQ 図 \* ARABIC ">
-        <w:r>
-          <w:rPr>
-            <w:noProof/>
-          </w:rPr>
-          <w:t>17</w:t>
-        </w:r>
-      </w:fldSimple>
+      <w:r>
+        <w:fldChar w:fldCharType="begin"/>
+      </w:r>
+      <w:r>
+        <w:instrText>SEQ 図 \* ARABIC</w:instrText>
+      </w:r>
+      <w:r>
+        <w:fldChar w:fldCharType="separate"/>
+      </w:r>
+      <w:r>
+        <w:rPr>
+          <w:noProof/>
+        </w:rPr>
+        <w:t>17</w:t>
+      </w:r>
+      <w:r>
+        <w:fldChar w:fldCharType="end"/>
+      </w:r>
       <w:r>
         <w:rPr>
           <w:rFonts w:hint="eastAsia"/>
@@ -7579,6 +7854,7 @@
         <w:rPr>
           <w:noProof/>
         </w:rPr>
+        <w:lastRenderedPageBreak/>
         <w:drawing>
           <wp:inline distT="0" distB="0" distL="0" distR="0" wp14:anchorId="05008FA6" wp14:editId="058602E2">
             <wp:extent cx="3486150" cy="2311400"/>
@@ -7597,7 +7873,7 @@
                     </pic:cNvPicPr>
                   </pic:nvPicPr>
                   <pic:blipFill rotWithShape="1">
-                    <a:blip r:embed="rId29" cstate="print">
+                    <a:blip r:embed="rId32" cstate="print">
                       <a:extLst>
                         <a:ext uri="{28A0092B-C50C-407E-A947-70E740481C1C}">
                           <a14:useLocalDpi xmlns:a14="http://schemas.microsoft.com/office/drawing/2010/main" val="0"/>
@@ -7642,14 +7918,24 @@
       <w:r>
         <w:t xml:space="preserve">図 </w:t>
       </w:r>
-      <w:fldSimple w:instr=" SEQ 図 \* ARABIC ">
-        <w:r>
-          <w:rPr>
-            <w:noProof/>
-          </w:rPr>
-          <w:t>18</w:t>
-        </w:r>
-      </w:fldSimple>
+      <w:r>
+        <w:fldChar w:fldCharType="begin"/>
+      </w:r>
+      <w:r>
+        <w:instrText>SEQ 図 \* ARABIC</w:instrText>
+      </w:r>
+      <w:r>
+        <w:fldChar w:fldCharType="separate"/>
+      </w:r>
+      <w:r>
+        <w:rPr>
+          <w:noProof/>
+        </w:rPr>
+        <w:t>18</w:t>
+      </w:r>
+      <w:r>
+        <w:fldChar w:fldCharType="end"/>
+      </w:r>
       <w:r>
         <w:rPr>
           <w:rFonts w:hint="eastAsia"/>
@@ -7700,112 +7986,115 @@
         <w:ind w:firstLineChars="100" w:firstLine="210"/>
       </w:pPr>
       <w:r>
+        <w:t>実際の英虞湾の海底には、アマモなどの水草や漂流ロープなどが多数存在するため、これらがスラスタに絡まるリスクはプール以上に高い。</w:t>
+      </w:r>
+      <w:r>
+        <w:t xml:space="preserve"> </w:t>
+      </w:r>
+      <w:r>
+        <w:t>したがって、実海域への投入に向けては、スラスタへのプロペラガードの装着や、吸い込みを防ぐ構造への改良といった物理的な対策が不可欠である。</w:t>
+      </w:r>
+    </w:p>
+    <w:p/>
+    <w:p>
+      <w:pPr>
+        <w:pStyle w:val="3"/>
+      </w:pPr>
+      <w:bookmarkStart w:id="33" w:name="_Toc219715656"/>
+      <w:r>
+        <w:rPr>
+          <w:rFonts w:hint="eastAsia"/>
+        </w:rPr>
+        <w:t xml:space="preserve">3.3.3　</w:t>
+      </w:r>
+      <w:r>
+        <w:rPr>
+          <w:rFonts w:hint="eastAsia"/>
+        </w:rPr>
+        <w:t>プール実験の小括</w:t>
+      </w:r>
+      <w:bookmarkEnd w:id="33"/>
+    </w:p>
+    <w:p>
+      <w:pPr>
+        <w:ind w:firstLineChars="100" w:firstLine="210"/>
+      </w:pPr>
+      <w:r>
+        <w:rPr>
+          <w:rFonts w:hint="eastAsia"/>
+        </w:rPr>
+        <w:t>本節では、開発した電磁センサを水中ドローンに搭載し、実環境に近いプール環境においてシステム全体の動作検証を行った。得られた知見は以下の通りである。</w:t>
+      </w:r>
+    </w:p>
+    <w:p>
+      <w:pPr>
+        <w:ind w:firstLineChars="100" w:firstLine="210"/>
+      </w:pPr>
+      <w:r>
+        <w:rPr>
+          <w:rFonts w:hint="eastAsia"/>
+        </w:rPr>
+        <w:t>第一に、システムの電気的な整合性と検知能力の実証である。</w:t>
+      </w:r>
+      <w:r>
+        <w:t xml:space="preserve"> </w:t>
+      </w:r>
+      <w:r>
+        <w:t>懸念されていたドローンの高出力スラスタから発生する電磁ノイズについては、センサ信号への干渉が極めて軽微であることが確認された。これにより、航行中であっても高い</w:t>
+      </w:r>
+      <w:r>
+        <w:t>S/N</w:t>
+      </w:r>
+      <w:r>
+        <w:t>比（信号対雑音比）を維持し、安定した計測が可能であることが実証された。</w:t>
+      </w:r>
+      <w:r>
+        <w:t xml:space="preserve"> </w:t>
+      </w:r>
+      <w:r>
+        <w:t>また、水深のあるプール底（コンクリート上）に設置した金属ターゲットに対しても、水槽実験と同様の信号パターン（約</w:t>
+      </w:r>
+      <w:r>
+        <w:t xml:space="preserve"> 30 mV </w:t>
+      </w:r>
+      <w:r>
+        <w:rPr>
+          <w:rFonts w:hint="eastAsia"/>
+        </w:rPr>
+        <w:t>〜</w:t>
+      </w:r>
+      <w:r>
+        <w:t xml:space="preserve"> 40 mV </w:t>
+      </w:r>
+      <w:r>
+        <w:t>の電圧上昇）が得られたことは、本システムが実験室レベルを超え、広範囲な水中フィ</w:t>
+      </w:r>
+      <w:r>
+        <w:rPr>
+          <w:rFonts w:hint="eastAsia"/>
+        </w:rPr>
+        <w:t>ールドでの探査に適用可能であることを強く示唆するものである。</w:t>
+      </w:r>
+    </w:p>
+    <w:p>
+      <w:pPr>
+        <w:ind w:firstLineChars="100" w:firstLine="210"/>
+      </w:pPr>
+      <w:r>
+        <w:rPr>
+          <w:rFonts w:hint="eastAsia"/>
+        </w:rPr>
+        <w:t>第二に、実海域運用に向けたハードウェア上の課題が明確となった。</w:t>
+      </w:r>
+      <w:r>
+        <w:t xml:space="preserve"> </w:t>
+      </w:r>
+      <w:r>
+        <w:t>航行実験中に発生したビニールテープの巻き込み事故は、実際の英虞湾において想定される海藻（アマモ</w:t>
+      </w:r>
+      <w:r>
         <w:lastRenderedPageBreak/>
-        <w:t>実際の英虞湾の海底には、アマモなどの水草や漂流ロープなどが多数存在するため、これらがスラスタに絡まるリスクはプール以上に高い。</w:t>
-      </w:r>
-      <w:r>
-        <w:t xml:space="preserve"> </w:t>
-      </w:r>
-      <w:r>
-        <w:t>したがって、実海域への投入に向けては、スラスタへのプロペラガードの装着や、吸い込みを防ぐ構造への改良といった物理的な対策が不可欠である。</w:t>
-      </w:r>
-    </w:p>
-    <w:p/>
-    <w:p>
-      <w:pPr>
-        <w:pStyle w:val="3"/>
-      </w:pPr>
-      <w:bookmarkStart w:id="28" w:name="_Toc219419796"/>
-      <w:r>
-        <w:rPr>
-          <w:rFonts w:hint="eastAsia"/>
-        </w:rPr>
-        <w:t xml:space="preserve">3.3.3　</w:t>
-      </w:r>
-      <w:r>
-        <w:rPr>
-          <w:rFonts w:hint="eastAsia"/>
-        </w:rPr>
-        <w:t>プール実験の小括</w:t>
-      </w:r>
-      <w:bookmarkEnd w:id="28"/>
-    </w:p>
-    <w:p>
-      <w:pPr>
-        <w:ind w:firstLineChars="100" w:firstLine="210"/>
-      </w:pPr>
-      <w:r>
-        <w:rPr>
-          <w:rFonts w:hint="eastAsia"/>
-        </w:rPr>
-        <w:t>本節では、開発した電磁センサを水中ドローンに搭載し、実環境に近いプール環境においてシステム全体の動作検証を行った。得られた知見は以下の通りである。</w:t>
-      </w:r>
-    </w:p>
-    <w:p>
-      <w:pPr>
-        <w:ind w:firstLineChars="100" w:firstLine="210"/>
-      </w:pPr>
-      <w:r>
-        <w:rPr>
-          <w:rFonts w:hint="eastAsia"/>
-        </w:rPr>
-        <w:t>第一に、システムの電気的な整合性と検知能力の実証である。</w:t>
-      </w:r>
-      <w:r>
-        <w:t xml:space="preserve"> </w:t>
-      </w:r>
-      <w:r>
-        <w:t>懸念されていたドローンの高出力スラスタから発生する電磁ノイズについては、センサ信号への干渉が極めて軽微であることが確認された。これにより、航行中であっても高い</w:t>
-      </w:r>
-      <w:r>
-        <w:t>S/N</w:t>
-      </w:r>
-      <w:r>
-        <w:t>比（信号対雑音比）を維持し、安定した計測が可能であることが実証された。</w:t>
-      </w:r>
-      <w:r>
-        <w:t xml:space="preserve"> </w:t>
-      </w:r>
-      <w:r>
-        <w:t>また、水深のあるプール底（コンクリート上）に設置した金属ターゲットに対しても、水槽実験と同様の信号パターン（約</w:t>
-      </w:r>
-      <w:r>
-        <w:t xml:space="preserve"> 30 mV </w:t>
-      </w:r>
-      <w:r>
-        <w:rPr>
-          <w:rFonts w:hint="eastAsia"/>
-        </w:rPr>
-        <w:t>〜</w:t>
-      </w:r>
-      <w:r>
-        <w:t xml:space="preserve"> 40 mV </w:t>
-      </w:r>
-      <w:r>
-        <w:t>の電圧上昇）が得られたことは、本システムが実験室レベルを超え、広範囲な水中フィ</w:t>
-      </w:r>
-      <w:r>
-        <w:rPr>
-          <w:rFonts w:hint="eastAsia"/>
-        </w:rPr>
-        <w:t>ールドでの探査に適用可能であることを強く示唆するものである。</w:t>
-      </w:r>
-    </w:p>
-    <w:p>
-      <w:pPr>
-        <w:ind w:firstLineChars="100" w:firstLine="210"/>
-      </w:pPr>
-      <w:r>
-        <w:rPr>
-          <w:rFonts w:hint="eastAsia"/>
-        </w:rPr>
-        <w:t>第二に、実海域運用に向けたハードウェア上の課題が明確となった。</w:t>
-      </w:r>
-      <w:r>
-        <w:t xml:space="preserve"> </w:t>
-      </w:r>
-      <w:r>
-        <w:t>航行実験中に発生したビニールテープの巻き込み事故は、実際の英虞湾において想定される海藻（アマモ等）や海洋浮遊ゴミのリスクを浮き彫りにした。現在のスラスタむき出しの構造では、異物の吸い込みにより容易に航行不能に陥る危険性が高い。したがって、今後の実用化に向けては、単なるセンシング性能の向上だけでなく、プロペラガードの装着やスラスタ配置の最適化など、障害物の多い海底環境に適応するための機体の物理的な堅牢性を確保することが急務である</w:t>
+        <w:t>等）や海洋浮遊ゴミのリスクを浮き彫りにした。現在のスラスタむき出しの構造では、異物の吸い込みにより容易に航行不能に陥る危険性が高い。したがって、今後の実用化に向けては、単なるセンシング性能の向上だけでなく、プロペラガードの装着やスラスタ配置の最適化など、障害物の多い海底環境に適応するための機体の物理的な堅牢性を確保することが急務である</w:t>
       </w:r>
       <w:r>
         <w:rPr>
@@ -7829,7 +8118,7 @@
         <w:pStyle w:val="1"/>
         <w:ind w:left="0"/>
       </w:pPr>
-      <w:bookmarkStart w:id="29" w:name="_Toc219419797"/>
+      <w:bookmarkStart w:id="34" w:name="_Toc219715657"/>
       <w:r>
         <w:rPr>
           <w:rFonts w:hint="eastAsia"/>
@@ -7837,13 +8126,13 @@
         <w:lastRenderedPageBreak/>
         <w:t>第４章　結論</w:t>
       </w:r>
-      <w:bookmarkEnd w:id="29"/>
+      <w:bookmarkEnd w:id="34"/>
     </w:p>
     <w:p>
       <w:pPr>
         <w:pStyle w:val="2"/>
       </w:pPr>
-      <w:bookmarkStart w:id="30" w:name="_Toc219419798"/>
+      <w:bookmarkStart w:id="35" w:name="_Toc219715658"/>
       <w:r>
         <w:t>4.1</w:t>
       </w:r>
@@ -7853,7 +8142,7 @@
         </w:rPr>
         <w:t xml:space="preserve">　本研究のまとめ</w:t>
       </w:r>
-      <w:bookmarkEnd w:id="30"/>
+      <w:bookmarkEnd w:id="35"/>
     </w:p>
     <w:p>
       <w:pPr>
@@ -7875,21 +8164,7 @@
         <w:rPr>
           <w:rFonts w:hint="eastAsia"/>
         </w:rPr>
-        <w:t>ゴミ問題の解決に向け、潜水士に代わる安全かつ低コスト</w:t>
-      </w:r>
-      <w:proofErr w:type="gramStart"/>
-      <w:r>
-        <w:rPr>
-          <w:rFonts w:hint="eastAsia"/>
-        </w:rPr>
-        <w:t>な</w:t>
-      </w:r>
-      <w:proofErr w:type="gramEnd"/>
-      <w:r>
-        <w:rPr>
-          <w:rFonts w:hint="eastAsia"/>
-        </w:rPr>
-        <w:t>探査手法として、電磁センサを搭載した水中ドローンによる金属探査システムの開発を行った。</w:t>
+        <w:t>ゴミ問題の解決に向け、潜水士に代わる安全かつ低コストな探査手法として、電磁センサを搭載した水中ドローンによる金属探査システムの開発を行った。</w:t>
       </w:r>
       <w:r>
         <w:t xml:space="preserve"> </w:t>
@@ -8034,9 +8309,8 @@
       <w:pPr>
         <w:pStyle w:val="2"/>
       </w:pPr>
-      <w:bookmarkStart w:id="31" w:name="_Toc219419799"/>
-      <w:r>
-        <w:lastRenderedPageBreak/>
+      <w:bookmarkStart w:id="36" w:name="_Toc219715659"/>
+      <w:r>
         <w:t>4.2</w:t>
       </w:r>
       <w:r>
@@ -8051,7 +8325,7 @@
         </w:rPr>
         <w:t>と展望</w:t>
       </w:r>
-      <w:bookmarkEnd w:id="31"/>
+      <w:bookmarkEnd w:id="36"/>
     </w:p>
     <w:p>
       <w:pPr>
@@ -8096,6 +8370,7 @@
         <w:rPr>
           <w:rFonts w:hint="eastAsia"/>
         </w:rPr>
+        <w:lastRenderedPageBreak/>
         <w:t>実験により、海水環境下では信号の減衰が無視できないことが判明した。</w:t>
       </w:r>
       <w:r>
@@ -8245,7 +8520,7 @@
       <w:pPr>
         <w:pStyle w:val="1"/>
       </w:pPr>
-      <w:bookmarkStart w:id="32" w:name="_Toc219419800"/>
+      <w:bookmarkStart w:id="37" w:name="_Toc219715660"/>
       <w:r>
         <w:rPr>
           <w:rFonts w:hint="eastAsia"/>
@@ -8253,7 +8528,7 @@
         <w:lastRenderedPageBreak/>
         <w:t>謝辞</w:t>
       </w:r>
-      <w:bookmarkEnd w:id="32"/>
+      <w:bookmarkEnd w:id="37"/>
     </w:p>
     <w:p>
       <w:pPr>
@@ -8308,21 +8583,7 @@
         <w:rPr>
           <w:rFonts w:hint="eastAsia"/>
         </w:rPr>
-        <w:t>および</w:t>
-      </w:r>
-      <w:proofErr w:type="gramStart"/>
-      <w:r>
-        <w:rPr>
-          <w:rFonts w:hint="eastAsia"/>
-        </w:rPr>
-        <w:t>うみらぼ</w:t>
-      </w:r>
-      <w:proofErr w:type="gramEnd"/>
-      <w:r>
-        <w:rPr>
-          <w:rFonts w:hint="eastAsia"/>
-        </w:rPr>
-        <w:t>株式会社</w:t>
+        <w:t>およびうみらぼ株式会社</w:t>
       </w:r>
       <w:r>
         <w:rPr>
@@ -8381,19 +8642,16 @@
       <w:pPr>
         <w:pStyle w:val="1"/>
       </w:pPr>
+      <w:bookmarkStart w:id="38" w:name="_Toc219715661"/>
       <w:r>
         <w:rPr>
           <w:rFonts w:hint="eastAsia"/>
         </w:rPr>
         <w:t>参考文献・引用元</w:t>
       </w:r>
-    </w:p>
-    <w:p>
-      <w:pPr>
-        <w:rPr>
-          <w:rFonts w:hint="eastAsia"/>
-        </w:rPr>
-      </w:pPr>
+      <w:bookmarkEnd w:id="38"/>
+    </w:p>
+    <w:p>
       <w:r>
         <w:t>[1]</w:t>
       </w:r>
@@ -8417,11 +8675,6 @@
       </w:r>
     </w:p>
     <w:p>
-      <w:pPr>
-        <w:rPr>
-          <w:rFonts w:hint="eastAsia"/>
-        </w:rPr>
-      </w:pPr>
       <w:r>
         <w:t>[2]</w:t>
       </w:r>
@@ -8519,60 +8772,120 @@
       </w:r>
     </w:p>
     <w:p>
-      <w:r>
+      <w:pPr>
+        <w:rPr>
+          <w:lang w:eastAsia="zh-TW"/>
+        </w:rPr>
+      </w:pPr>
+      <w:r>
+        <w:rPr>
+          <w:lang w:eastAsia="zh-TW"/>
+        </w:rPr>
         <w:t>[4]</w:t>
       </w:r>
       <w:r>
         <w:rPr>
           <w:rFonts w:hint="eastAsia"/>
+          <w:lang w:eastAsia="zh-TW"/>
         </w:rPr>
         <w:t xml:space="preserve">　</w:t>
       </w:r>
       <w:r>
         <w:rPr>
           <w:rFonts w:hint="eastAsia"/>
+          <w:lang w:eastAsia="zh-TW"/>
         </w:rPr>
         <w:t>環境省　令和６年度</w:t>
       </w:r>
       <w:r>
         <w:rPr>
           <w:rFonts w:hint="eastAsia"/>
+          <w:lang w:eastAsia="zh-TW"/>
         </w:rPr>
         <w:t xml:space="preserve"> </w:t>
       </w:r>
       <w:r>
-        <w:t>漁業者の協力による海洋ゴミ回収に関わる実証業務</w:t>
-      </w:r>
-      <w:r>
-        <w:rPr>
-          <w:rFonts w:hint="eastAsia"/>
+        <w:rPr>
+          <w:lang w:eastAsia="zh-TW"/>
+        </w:rPr>
+        <w:t>漁業者</w:t>
+      </w:r>
+      <w:r>
+        <w:t>の</w:t>
+      </w:r>
+      <w:r>
+        <w:rPr>
+          <w:lang w:eastAsia="zh-TW"/>
+        </w:rPr>
+        <w:t>協力</w:t>
+      </w:r>
+      <w:r>
+        <w:t>による</w:t>
+      </w:r>
+      <w:r>
+        <w:rPr>
+          <w:lang w:eastAsia="zh-TW"/>
+        </w:rPr>
+        <w:t>海洋</w:t>
+      </w:r>
+      <w:r>
+        <w:t>ゴミ</w:t>
+      </w:r>
+      <w:r>
+        <w:rPr>
+          <w:lang w:eastAsia="zh-TW"/>
+        </w:rPr>
+        <w:t>回収</w:t>
+      </w:r>
+      <w:r>
+        <w:t>に</w:t>
+      </w:r>
+      <w:r>
+        <w:rPr>
+          <w:lang w:eastAsia="zh-TW"/>
+        </w:rPr>
+        <w:t>関</w:t>
+      </w:r>
+      <w:r>
+        <w:t>わる</w:t>
+      </w:r>
+      <w:r>
+        <w:rPr>
+          <w:lang w:eastAsia="zh-TW"/>
+        </w:rPr>
+        <w:t>実証業務</w:t>
+      </w:r>
+      <w:r>
+        <w:rPr>
+          <w:rFonts w:hint="eastAsia"/>
+          <w:lang w:eastAsia="zh-TW"/>
         </w:rPr>
         <w:t xml:space="preserve">　</w:t>
       </w:r>
       <w:r>
+        <w:rPr>
+          <w:lang w:eastAsia="zh-TW"/>
+        </w:rPr>
         <w:t>2025</w:t>
       </w:r>
       <w:r>
         <w:rPr>
           <w:rFonts w:hint="eastAsia"/>
+          <w:lang w:eastAsia="zh-TW"/>
         </w:rPr>
         <w:t xml:space="preserve">　</w:t>
       </w:r>
-      <w:hyperlink r:id="rId30" w:history="1">
+      <w:hyperlink r:id="rId33" w:history="1">
         <w:r>
           <w:rPr>
             <w:rStyle w:val="af1"/>
+            <w:lang w:eastAsia="zh-TW"/>
           </w:rPr>
           <w:t>https://www.env.go.jp/content/000311858.pdf</w:t>
         </w:r>
       </w:hyperlink>
     </w:p>
     <w:p>
-      <w:pPr>
-        <w:rPr>
-          <w:rFonts w:hint="eastAsia"/>
-        </w:rPr>
-      </w:pPr>
       <w:r>
         <w:t>[5]</w:t>
       </w:r>
@@ -8733,11 +9046,6 @@
       </w:r>
     </w:p>
     <w:p>
-      <w:pPr>
-        <w:rPr>
-          <w:rFonts w:hint="eastAsia"/>
-        </w:rPr>
-      </w:pPr>
       <w:r>
         <w:t>[7]</w:t>
       </w:r>
@@ -8782,11 +9090,6 @@
       </w:r>
     </w:p>
     <w:p>
-      <w:pPr>
-        <w:rPr>
-          <w:rFonts w:hint="eastAsia"/>
-        </w:rPr>
-      </w:pPr>
       <w:r>
         <w:t>[8]</w:t>
       </w:r>
@@ -8819,13 +9122,7 @@
       </w:r>
     </w:p>
     <w:p>
-      <w:pPr>
-        <w:rPr>
-          <w:rFonts w:hint="eastAsia"/>
-        </w:rPr>
-      </w:pPr>
-      <w:r>
-        <w:lastRenderedPageBreak/>
+      <w:r>
         <w:t>[9]</w:t>
       </w:r>
       <w:r>
@@ -8888,16 +9185,10 @@
     </w:p>
     <w:p/>
     <w:p/>
-    <w:p>
-      <w:pPr>
-        <w:rPr>
-          <w:rFonts w:hint="eastAsia"/>
-        </w:rPr>
-      </w:pPr>
-    </w:p>
+    <w:p/>
     <w:sectPr>
-      <w:footerReference w:type="even" r:id="rId31"/>
-      <w:footerReference w:type="default" r:id="rId32"/>
+      <w:footerReference w:type="even" r:id="rId34"/>
+      <w:footerReference w:type="default" r:id="rId35"/>
       <w:pgSz w:w="11906" w:h="16838"/>
       <w:pgMar w:top="1985" w:right="1701" w:bottom="1701" w:left="1701" w:header="851" w:footer="992" w:gutter="0"/>
       <w:cols w:space="425"/>
@@ -8954,24 +9245,62 @@
       </w:r>
     </w:p>
   </w:comment>
+  <w:comment w:id="14" w:author="板谷 年也【鈴鹿】" w:date="2026-01-17T06:26:00Z" w:initials="年板">
+    <w:p>
+      <w:pPr>
+        <w:pStyle w:val="af6"/>
+      </w:pPr>
+      <w:r>
+        <w:rPr>
+          <w:rStyle w:val="af5"/>
+        </w:rPr>
+        <w:annotationRef/>
+      </w:r>
+      <w:r>
+        <w:t>測定原理の図を入れてください。</w:t>
+      </w:r>
+    </w:p>
+  </w:comment>
+  <w:comment w:id="19" w:author="板谷 年也【鈴鹿】" w:date="2026-01-17T06:27:00Z" w:initials="年板">
+    <w:p>
+      <w:pPr>
+        <w:pStyle w:val="af6"/>
+      </w:pPr>
+      <w:r>
+        <w:rPr>
+          <w:rStyle w:val="af5"/>
+        </w:rPr>
+        <w:annotationRef/>
+      </w:r>
+      <w:r>
+        <w:t>もっと詳しく</w:t>
+      </w:r>
+    </w:p>
+  </w:comment>
 </w:comments>
 </file>
 
 <file path=word/commentsExtended.xml><?xml version="1.0" encoding="utf-8"?>
 <w15:commentsEx xmlns:wpc="http://schemas.microsoft.com/office/word/2010/wordprocessingCanvas" xmlns:cx="http://schemas.microsoft.com/office/drawing/2014/chartex" xmlns:cx1="http://schemas.microsoft.com/office/drawing/2015/9/8/chartex" xmlns:cx2="http://schemas.microsoft.com/office/drawing/2015/10/21/chartex" xmlns:cx3="http://schemas.microsoft.com/office/drawing/2016/5/9/chartex" xmlns:cx4="http://schemas.microsoft.com/office/drawing/2016/5/10/chartex" xmlns:cx5="http://schemas.microsoft.com/office/drawing/2016/5/11/chartex" xmlns:cx6="http://schemas.microsoft.com/office/drawing/2016/5/12/chartex" xmlns:cx7="http://schemas.microsoft.com/office/drawing/2016/5/13/chartex" xmlns:cx8="http://schemas.microsoft.com/office/drawing/2016/5/14/chartex" xmlns:mc="http://schemas.openxmlformats.org/markup-compatibility/2006" xmlns:aink="http://schemas.microsoft.com/office/drawing/2016/ink" xmlns:am3d="http://schemas.microsoft.com/office/drawing/2017/model3d" xmlns:o="urn:schemas-microsoft-com:office:office" xmlns:oel="http://schemas.microsoft.com/office/2019/extlst" xmlns:r="http://schemas.openxmlformats.org/officeDocument/2006/relationships" xmlns:m="http://schemas.openxmlformats.org/officeDocument/2006/math" xmlns:v="urn:schemas-microsoft-com:vml" xmlns:wp14="http://schemas.microsoft.com/office/word/2010/wordprocessingDrawing" xmlns:wp="http://schemas.openxmlformats.org/drawingml/2006/wordprocessingDrawing" xmlns:w10="urn:schemas-microsoft-com:office:word" xmlns:w="http://schemas.openxmlformats.org/wordprocessingml/2006/main" xmlns:w14="http://schemas.microsoft.com/office/word/2010/wordml" xmlns:w15="http://schemas.microsoft.com/office/word/2012/wordml" xmlns:w16cex="http://schemas.microsoft.com/office/word/2018/wordml/cex" xmlns:w16cid="http://schemas.microsoft.com/office/word/2016/wordml/cid" xmlns:w16="http://schemas.microsoft.com/office/word/2018/wordml" xmlns:w16du="http://schemas.microsoft.com/office/word/2023/wordml/word16du" xmlns:w16sdtdh="http://schemas.microsoft.com/office/word/2020/wordml/sdtdatahash" xmlns:w16sdtfl="http://schemas.microsoft.com/office/word/2024/wordml/sdtformatlock" xmlns:w16se="http://schemas.microsoft.com/office/word/2015/wordml/symex" xmlns:wpg="http://schemas.microsoft.com/office/word/2010/wordprocessingGroup" xmlns:wpi="http://schemas.microsoft.com/office/word/2010/wordprocessingInk" xmlns:wne="http://schemas.microsoft.com/office/word/2006/wordml" xmlns:wps="http://schemas.microsoft.com/office/word/2010/wordprocessingShape" mc:Ignorable="w14 w15 w16se w16cid w16 w16cex w16sdtdh w16sdtfl w16du wp14">
   <w15:commentEx w15:paraId="550EC705" w15:done="0"/>
+  <w15:commentEx w15:paraId="61C7C6E4" w15:done="0"/>
+  <w15:commentEx w15:paraId="588BA039" w15:done="0"/>
 </w15:commentsEx>
 </file>
 
 <file path=word/commentsExtensible.xml><?xml version="1.0" encoding="utf-8"?>
 <w16cex:commentsExtensible xmlns:wpc="http://schemas.microsoft.com/office/word/2010/wordprocessingCanvas" xmlns:cx="http://schemas.microsoft.com/office/drawing/2014/chartex" xmlns:cx1="http://schemas.microsoft.com/office/drawing/2015/9/8/chartex" xmlns:cx2="http://schemas.microsoft.com/office/drawing/2015/10/21/chartex" xmlns:cx3="http://schemas.microsoft.com/office/drawing/2016/5/9/chartex" xmlns:cx4="http://schemas.microsoft.com/office/drawing/2016/5/10/chartex" xmlns:cx5="http://schemas.microsoft.com/office/drawing/2016/5/11/chartex" xmlns:cx6="http://schemas.microsoft.com/office/drawing/2016/5/12/chartex" xmlns:cx7="http://schemas.microsoft.com/office/drawing/2016/5/13/chartex" xmlns:cx8="http://schemas.microsoft.com/office/drawing/2016/5/14/chartex" xmlns:cr="http://schemas.microsoft.com/office/comments/2020/reactions" xmlns:mc="http://schemas.openxmlformats.org/markup-compatibility/2006" xmlns:aink="http://schemas.microsoft.com/office/drawing/2016/ink" xmlns:am3d="http://schemas.microsoft.com/office/drawing/2017/model3d" xmlns:o="urn:schemas-microsoft-com:office:office" xmlns:oel="http://schemas.microsoft.com/office/2019/extlst" xmlns:r="http://schemas.openxmlformats.org/officeDocument/2006/relationships" xmlns:m="http://schemas.openxmlformats.org/officeDocument/2006/math" xmlns:v="urn:schemas-microsoft-com:vml" xmlns:wp14="http://schemas.microsoft.com/office/word/2010/wordprocessingDrawing" xmlns:wp="http://schemas.openxmlformats.org/drawingml/2006/wordprocessingDrawing" xmlns:w10="urn:schemas-microsoft-com:office:word" xmlns:w="http://schemas.openxmlformats.org/wordprocessingml/2006/main" xmlns:w14="http://schemas.microsoft.com/office/word/2010/wordml" xmlns:w15="http://schemas.microsoft.com/office/word/2012/wordml" xmlns:w16cex="http://schemas.microsoft.com/office/word/2018/wordml/cex" xmlns:w16cid="http://schemas.microsoft.com/office/word/2016/wordml/cid" xmlns:w16="http://schemas.microsoft.com/office/word/2018/wordml" xmlns:w16du="http://schemas.microsoft.com/office/word/2023/wordml/word16du" xmlns:w16sdtdh="http://schemas.microsoft.com/office/word/2020/wordml/sdtdatahash" xmlns:w16sdtfl="http://schemas.microsoft.com/office/word/2024/wordml/sdtformatlock" xmlns:w16se="http://schemas.microsoft.com/office/word/2015/wordml/symex" xmlns:wpg="http://schemas.microsoft.com/office/word/2010/wordprocessingGroup" xmlns:wpi="http://schemas.microsoft.com/office/word/2010/wordprocessingInk" xmlns:wne="http://schemas.microsoft.com/office/word/2006/wordml" xmlns:wps="http://schemas.microsoft.com/office/word/2010/wordprocessingShape" mc:Ignorable="w14 w15 w16se w16cid w16 w16cex w16sdtdh w16sdtfl cr w16du wp14">
   <w16cex:commentExtensible w16cex:durableId="4A3B97D7" w16cex:dateUtc="2026-01-15T16:56:00Z"/>
+  <w16cex:commentExtensible w16cex:durableId="71DF39B4" w16cex:dateUtc="2026-01-16T21:26:00Z"/>
+  <w16cex:commentExtensible w16cex:durableId="05617AC0" w16cex:dateUtc="2026-01-16T21:27:00Z"/>
 </w16cex:commentsExtensible>
 </file>
 
 <file path=word/commentsIds.xml><?xml version="1.0" encoding="utf-8"?>
 <w16cid:commentsIds xmlns:wpc="http://schemas.microsoft.com/office/word/2010/wordprocessingCanvas" xmlns:cx="http://schemas.microsoft.com/office/drawing/2014/chartex" xmlns:cx1="http://schemas.microsoft.com/office/drawing/2015/9/8/chartex" xmlns:cx2="http://schemas.microsoft.com/office/drawing/2015/10/21/chartex" xmlns:cx3="http://schemas.microsoft.com/office/drawing/2016/5/9/chartex" xmlns:cx4="http://schemas.microsoft.com/office/drawing/2016/5/10/chartex" xmlns:cx5="http://schemas.microsoft.com/office/drawing/2016/5/11/chartex" xmlns:cx6="http://schemas.microsoft.com/office/drawing/2016/5/12/chartex" xmlns:cx7="http://schemas.microsoft.com/office/drawing/2016/5/13/chartex" xmlns:cx8="http://schemas.microsoft.com/office/drawing/2016/5/14/chartex" xmlns:mc="http://schemas.openxmlformats.org/markup-compatibility/2006" xmlns:aink="http://schemas.microsoft.com/office/drawing/2016/ink" xmlns:am3d="http://schemas.microsoft.com/office/drawing/2017/model3d" xmlns:o="urn:schemas-microsoft-com:office:office" xmlns:oel="http://schemas.microsoft.com/office/2019/extlst" xmlns:r="http://schemas.openxmlformats.org/officeDocument/2006/relationships" xmlns:m="http://schemas.openxmlformats.org/officeDocument/2006/math" xmlns:v="urn:schemas-microsoft-com:vml" xmlns:wp14="http://schemas.microsoft.com/office/word/2010/wordprocessingDrawing" xmlns:wp="http://schemas.openxmlformats.org/drawingml/2006/wordprocessingDrawing" xmlns:w10="urn:schemas-microsoft-com:office:word" xmlns:w="http://schemas.openxmlformats.org/wordprocessingml/2006/main" xmlns:w14="http://schemas.microsoft.com/office/word/2010/wordml" xmlns:w15="http://schemas.microsoft.com/office/word/2012/wordml" xmlns:w16cex="http://schemas.microsoft.com/office/word/2018/wordml/cex" xmlns:w16cid="http://schemas.microsoft.com/office/word/2016/wordml/cid" xmlns:w16="http://schemas.microsoft.com/office/word/2018/wordml" xmlns:w16du="http://schemas.microsoft.com/office/word/2023/wordml/word16du" xmlns:w16sdtdh="http://schemas.microsoft.com/office/word/2020/wordml/sdtdatahash" xmlns:w16sdtfl="http://schemas.microsoft.com/office/word/2024/wordml/sdtformatlock" xmlns:w16se="http://schemas.microsoft.com/office/word/2015/wordml/symex" xmlns:wpg="http://schemas.microsoft.com/office/word/2010/wordprocessingGroup" xmlns:wpi="http://schemas.microsoft.com/office/word/2010/wordprocessingInk" xmlns:wne="http://schemas.microsoft.com/office/word/2006/wordml" xmlns:wps="http://schemas.microsoft.com/office/word/2010/wordprocessingShape" mc:Ignorable="w14 w15 w16se w16cid w16 w16cex w16sdtdh w16sdtfl w16du wp14">
   <w16cid:commentId w16cid:paraId="550EC705" w16cid:durableId="4A3B97D7"/>
+  <w16cid:commentId w16cid:paraId="61C7C6E4" w16cid:durableId="71DF39B4"/>
+  <w16cid:commentId w16cid:paraId="588BA039" w16cid:durableId="05617AC0"/>
 </w16cid:commentsIds>
 </file>
 
@@ -8980,7 +9309,7 @@
   <w:endnote w:type="separator" w:id="-1">
     <w:p>
       <w:pPr>
-        <w:spacing w:after="0" w:line="240" w:lineRule="auto"/>
+        <w:spacing w:line="240" w:lineRule="auto"/>
       </w:pPr>
       <w:r>
         <w:separator/>
@@ -8990,7 +9319,7 @@
   <w:endnote w:type="continuationSeparator" w:id="0">
     <w:p>
       <w:pPr>
-        <w:spacing w:after="0" w:line="240" w:lineRule="auto"/>
+        <w:spacing w:line="240" w:lineRule="auto"/>
       </w:pPr>
       <w:r>
         <w:continuationSeparator/>
@@ -9128,7 +9457,7 @@
   <w:footnote w:type="separator" w:id="-1">
     <w:p>
       <w:pPr>
-        <w:spacing w:after="0" w:line="240" w:lineRule="auto"/>
+        <w:spacing w:line="240" w:lineRule="auto"/>
       </w:pPr>
       <w:r>
         <w:separator/>
@@ -9138,7 +9467,7 @@
   <w:footnote w:type="continuationSeparator" w:id="0">
     <w:p>
       <w:pPr>
-        <w:spacing w:after="0" w:line="240" w:lineRule="auto"/>
+        <w:spacing w:line="240" w:lineRule="auto"/>
       </w:pPr>
       <w:r>
         <w:continuationSeparator/>
@@ -10353,6 +10682,9 @@
 <w15:people xmlns:wpc="http://schemas.microsoft.com/office/word/2010/wordprocessingCanvas" xmlns:cx="http://schemas.microsoft.com/office/drawing/2014/chartex" xmlns:cx1="http://schemas.microsoft.com/office/drawing/2015/9/8/chartex" xmlns:cx2="http://schemas.microsoft.com/office/drawing/2015/10/21/chartex" xmlns:cx3="http://schemas.microsoft.com/office/drawing/2016/5/9/chartex" xmlns:cx4="http://schemas.microsoft.com/office/drawing/2016/5/10/chartex" xmlns:cx5="http://schemas.microsoft.com/office/drawing/2016/5/11/chartex" xmlns:cx6="http://schemas.microsoft.com/office/drawing/2016/5/12/chartex" xmlns:cx7="http://schemas.microsoft.com/office/drawing/2016/5/13/chartex" xmlns:cx8="http://schemas.microsoft.com/office/drawing/2016/5/14/chartex" xmlns:mc="http://schemas.openxmlformats.org/markup-compatibility/2006" xmlns:aink="http://schemas.microsoft.com/office/drawing/2016/ink" xmlns:am3d="http://schemas.microsoft.com/office/drawing/2017/model3d" xmlns:o="urn:schemas-microsoft-com:office:office" xmlns:oel="http://schemas.microsoft.com/office/2019/extlst" xmlns:r="http://schemas.openxmlformats.org/officeDocument/2006/relationships" xmlns:m="http://schemas.openxmlformats.org/officeDocument/2006/math" xmlns:v="urn:schemas-microsoft-com:vml" xmlns:wp14="http://schemas.microsoft.com/office/word/2010/wordprocessingDrawing" xmlns:wp="http://schemas.openxmlformats.org/drawingml/2006/wordprocessingDrawing" xmlns:w10="urn:schemas-microsoft-com:office:word" xmlns:w="http://schemas.openxmlformats.org/wordprocessingml/2006/main" xmlns:w14="http://schemas.microsoft.com/office/word/2010/wordml" xmlns:w15="http://schemas.microsoft.com/office/word/2012/wordml" xmlns:w16cex="http://schemas.microsoft.com/office/word/2018/wordml/cex" xmlns:w16cid="http://schemas.microsoft.com/office/word/2016/wordml/cid" xmlns:w16="http://schemas.microsoft.com/office/word/2018/wordml" xmlns:w16du="http://schemas.microsoft.com/office/word/2023/wordml/word16du" xmlns:w16sdtdh="http://schemas.microsoft.com/office/word/2020/wordml/sdtdatahash" xmlns:w16sdtfl="http://schemas.microsoft.com/office/word/2024/wordml/sdtformatlock" xmlns:w16se="http://schemas.microsoft.com/office/word/2015/wordml/symex" xmlns:wpg="http://schemas.microsoft.com/office/word/2010/wordprocessingGroup" xmlns:wpi="http://schemas.microsoft.com/office/word/2010/wordprocessingInk" xmlns:wne="http://schemas.microsoft.com/office/word/2006/wordml" xmlns:wps="http://schemas.microsoft.com/office/word/2010/wordprocessingShape" mc:Ignorable="w14 w15 w16se w16cid w16 w16cex w16sdtdh w16sdtfl w16du wp14">
   <w15:person w15:author="5I24 野下 航輝【鈴鹿】">
     <w15:presenceInfo w15:providerId="AD" w15:userId="S::r03i26@ed.cc.suzuka-ct.ac.jp::e3d47e70-bf56-4767-89ad-362d8c7c0f8c"/>
+  </w15:person>
+  <w15:person w15:author="板谷 年也【鈴鹿】">
+    <w15:presenceInfo w15:providerId="AD" w15:userId="S::itaya@info.suzuka-ct.ac.jp::8ac57839-aee6-46d5-a480-a06719f346e6"/>
   </w15:person>
 </w15:people>
 </file>
@@ -10757,9 +11089,10 @@
   <w:style w:type="paragraph" w:default="1" w:styleId="a">
     <w:name w:val="Normal"/>
     <w:qFormat/>
-    <w:rsid w:val="00FB650F"/>
+    <w:rsid w:val="00BB6B42"/>
     <w:pPr>
       <w:widowControl w:val="0"/>
+      <w:spacing w:after="0"/>
     </w:pPr>
     <w:rPr>
       <w:rFonts w:eastAsia="ＭＳ 明朝"/>
@@ -11417,7 +11750,6 @@
     <w:unhideWhenUsed/>
     <w:rsid w:val="00BD452F"/>
     <w:pPr>
-      <w:spacing w:after="0"/>
       <w:ind w:left="210"/>
     </w:pPr>
     <w:rPr>
@@ -11436,7 +11768,6 @@
     <w:unhideWhenUsed/>
     <w:rsid w:val="00BD452F"/>
     <w:pPr>
-      <w:spacing w:after="0"/>
       <w:ind w:left="420"/>
     </w:pPr>
     <w:rPr>
@@ -11457,7 +11788,6 @@
     <w:unhideWhenUsed/>
     <w:rsid w:val="00BD452F"/>
     <w:pPr>
-      <w:spacing w:after="0"/>
       <w:ind w:left="630"/>
     </w:pPr>
     <w:rPr>
@@ -11476,7 +11806,6 @@
     <w:unhideWhenUsed/>
     <w:rsid w:val="00BD452F"/>
     <w:pPr>
-      <w:spacing w:after="0"/>
       <w:ind w:left="840"/>
     </w:pPr>
     <w:rPr>
@@ -11495,7 +11824,6 @@
     <w:unhideWhenUsed/>
     <w:rsid w:val="00BD452F"/>
     <w:pPr>
-      <w:spacing w:after="0"/>
       <w:ind w:left="1050"/>
     </w:pPr>
     <w:rPr>
@@ -11514,7 +11842,6 @@
     <w:unhideWhenUsed/>
     <w:rsid w:val="00BD452F"/>
     <w:pPr>
-      <w:spacing w:after="0"/>
       <w:ind w:left="1260"/>
     </w:pPr>
     <w:rPr>
@@ -11533,7 +11860,6 @@
     <w:unhideWhenUsed/>
     <w:rsid w:val="00BD452F"/>
     <w:pPr>
-      <w:spacing w:after="0"/>
       <w:ind w:left="1470"/>
     </w:pPr>
     <w:rPr>
@@ -11552,7 +11878,6 @@
     <w:unhideWhenUsed/>
     <w:rsid w:val="00BD452F"/>
     <w:pPr>
-      <w:spacing w:after="0"/>
       <w:ind w:left="1680"/>
     </w:pPr>
     <w:rPr>
@@ -11869,6 +12194,20 @@
     <w:rPr>
       <w:color w:val="605E5C"/>
       <w:shd w:val="clear" w:color="auto" w:fill="E1DFDD"/>
+    </w:rPr>
+  </w:style>
+  <w:style w:type="paragraph" w:styleId="aff1">
+    <w:name w:val="Revision"/>
+    <w:hidden/>
+    <w:uiPriority w:val="99"/>
+    <w:semiHidden/>
+    <w:rsid w:val="002A3475"/>
+    <w:pPr>
+      <w:spacing w:after="0" w:line="240" w:lineRule="auto"/>
+    </w:pPr>
+    <w:rPr>
+      <w:rFonts w:eastAsia="ＭＳ 明朝"/>
+      <w:sz w:val="21"/>
     </w:rPr>
   </w:style>
 </w:styles>
@@ -12304,10 +12643,281 @@
 </b:Sources>
 </file>
 
+<file path=customXml/item2.xml><?xml version="1.0" encoding="utf-8"?>
+<?mso-contentType ?>
+<FormTemplates xmlns="http://schemas.microsoft.com/sharepoint/v3/contenttype/forms">
+  <Display>DocumentLibraryForm</Display>
+  <Edit>DocumentLibraryForm</Edit>
+  <New>DocumentLibraryForm</New>
+</FormTemplates>
+</file>
+
+<file path=customXml/item3.xml><?xml version="1.0" encoding="utf-8"?>
+<ct:contentTypeSchema xmlns:ct="http://schemas.microsoft.com/office/2006/metadata/contentType" xmlns:ma="http://schemas.microsoft.com/office/2006/metadata/properties/metaAttributes" ct:_="" ma:_="" ma:contentTypeName="ドキュメント" ma:contentTypeID="0x0101008E7AA510A5F3DA439FA59E9299B0621A" ma:contentTypeVersion="14" ma:contentTypeDescription="新しいドキュメントを作成します。" ma:contentTypeScope="" ma:versionID="121aed8e3ba15d36081b37416ab06ebb">
+  <xsd:schema xmlns:xsd="http://www.w3.org/2001/XMLSchema" xmlns:xs="http://www.w3.org/2001/XMLSchema" xmlns:p="http://schemas.microsoft.com/office/2006/metadata/properties" xmlns:ns2="57199bd4-3ad7-4c17-90e8-59925990642e" xmlns:ns3="645ef163-9275-403f-9bea-380ade2256bf" targetNamespace="http://schemas.microsoft.com/office/2006/metadata/properties" ma:root="true" ma:fieldsID="8f8255aa57b9e53d6dd3ba567cb63dde" ns2:_="" ns3:_="">
+    <xsd:import namespace="57199bd4-3ad7-4c17-90e8-59925990642e"/>
+    <xsd:import namespace="645ef163-9275-403f-9bea-380ade2256bf"/>
+    <xsd:element name="properties">
+      <xsd:complexType>
+        <xsd:sequence>
+          <xsd:element name="documentManagement">
+            <xsd:complexType>
+              <xsd:all>
+                <xsd:element ref="ns2:MediaServiceMetadata" minOccurs="0"/>
+                <xsd:element ref="ns2:MediaServiceFastMetadata" minOccurs="0"/>
+                <xsd:element ref="ns2:MediaServiceSearchProperties" minOccurs="0"/>
+                <xsd:element ref="ns2:MediaServiceObjectDetectorVersions" minOccurs="0"/>
+                <xsd:element ref="ns2:lcf76f155ced4ddcb4097134ff3c332f" minOccurs="0"/>
+                <xsd:element ref="ns3:TaxCatchAll" minOccurs="0"/>
+                <xsd:element ref="ns2:MediaServiceDateTaken" minOccurs="0"/>
+                <xsd:element ref="ns2:MediaServiceOCR" minOccurs="0"/>
+                <xsd:element ref="ns2:MediaServiceGenerationTime" minOccurs="0"/>
+                <xsd:element ref="ns2:MediaServiceEventHashCode" minOccurs="0"/>
+                <xsd:element ref="ns2:MediaLengthInSeconds" minOccurs="0"/>
+                <xsd:element ref="ns2:MediaServiceBillingMetadata" minOccurs="0"/>
+                <xsd:element ref="ns2:MediaServiceLocation" minOccurs="0"/>
+              </xsd:all>
+            </xsd:complexType>
+          </xsd:element>
+        </xsd:sequence>
+      </xsd:complexType>
+    </xsd:element>
+  </xsd:schema>
+  <xsd:schema xmlns:xsd="http://www.w3.org/2001/XMLSchema" xmlns:xs="http://www.w3.org/2001/XMLSchema" xmlns:dms="http://schemas.microsoft.com/office/2006/documentManagement/types" xmlns:pc="http://schemas.microsoft.com/office/infopath/2007/PartnerControls" targetNamespace="57199bd4-3ad7-4c17-90e8-59925990642e" elementFormDefault="qualified">
+    <xsd:import namespace="http://schemas.microsoft.com/office/2006/documentManagement/types"/>
+    <xsd:import namespace="http://schemas.microsoft.com/office/infopath/2007/PartnerControls"/>
+    <xsd:element name="MediaServiceMetadata" ma:index="8" nillable="true" ma:displayName="MediaServiceMetadata" ma:hidden="true" ma:internalName="MediaServiceMetadata" ma:readOnly="true">
+      <xsd:simpleType>
+        <xsd:restriction base="dms:Note"/>
+      </xsd:simpleType>
+    </xsd:element>
+    <xsd:element name="MediaServiceFastMetadata" ma:index="9" nillable="true" ma:displayName="MediaServiceFastMetadata" ma:hidden="true" ma:internalName="MediaServiceFastMetadata" ma:readOnly="true">
+      <xsd:simpleType>
+        <xsd:restriction base="dms:Note"/>
+      </xsd:simpleType>
+    </xsd:element>
+    <xsd:element name="MediaServiceSearchProperties" ma:index="10" nillable="true" ma:displayName="MediaServiceSearchProperties" ma:hidden="true" ma:internalName="MediaServiceSearchProperties" ma:readOnly="true">
+      <xsd:simpleType>
+        <xsd:restriction base="dms:Note"/>
+      </xsd:simpleType>
+    </xsd:element>
+    <xsd:element name="MediaServiceObjectDetectorVersions" ma:index="11" nillable="true" ma:displayName="MediaServiceObjectDetectorVersions" ma:hidden="true" ma:indexed="true" ma:internalName="MediaServiceObjectDetectorVersions" ma:readOnly="true">
+      <xsd:simpleType>
+        <xsd:restriction base="dms:Text"/>
+      </xsd:simpleType>
+    </xsd:element>
+    <xsd:element name="lcf76f155ced4ddcb4097134ff3c332f" ma:index="13" nillable="true" ma:taxonomy="true" ma:internalName="lcf76f155ced4ddcb4097134ff3c332f" ma:taxonomyFieldName="MediaServiceImageTags" ma:displayName="画像タグ" ma:readOnly="false" ma:fieldId="{5cf76f15-5ced-4ddc-b409-7134ff3c332f}" ma:taxonomyMulti="true" ma:sspId="c1ec0f05-8db9-4cb4-a53b-b8806002f24b" ma:termSetId="09814cd3-568e-fe90-9814-8d621ff8fb84" ma:anchorId="fba54fb3-c3e1-fe81-a776-ca4b69148c4d" ma:open="true" ma:isKeyword="false">
+      <xsd:complexType>
+        <xsd:sequence>
+          <xsd:element ref="pc:Terms" minOccurs="0" maxOccurs="1"/>
+        </xsd:sequence>
+      </xsd:complexType>
+    </xsd:element>
+    <xsd:element name="MediaServiceDateTaken" ma:index="15" nillable="true" ma:displayName="MediaServiceDateTaken" ma:hidden="true" ma:indexed="true" ma:internalName="MediaServiceDateTaken" ma:readOnly="true">
+      <xsd:simpleType>
+        <xsd:restriction base="dms:Text"/>
+      </xsd:simpleType>
+    </xsd:element>
+    <xsd:element name="MediaServiceOCR" ma:index="16" nillable="true" ma:displayName="Extracted Text" ma:internalName="MediaServiceOCR" ma:readOnly="true">
+      <xsd:simpleType>
+        <xsd:restriction base="dms:Note">
+          <xsd:maxLength value="255"/>
+        </xsd:restriction>
+      </xsd:simpleType>
+    </xsd:element>
+    <xsd:element name="MediaServiceGenerationTime" ma:index="17" nillable="true" ma:displayName="MediaServiceGenerationTime" ma:hidden="true" ma:internalName="MediaServiceGenerationTime" ma:readOnly="true">
+      <xsd:simpleType>
+        <xsd:restriction base="dms:Text"/>
+      </xsd:simpleType>
+    </xsd:element>
+    <xsd:element name="MediaServiceEventHashCode" ma:index="18" nillable="true" ma:displayName="MediaServiceEventHashCode" ma:hidden="true" ma:internalName="MediaServiceEventHashCode" ma:readOnly="true">
+      <xsd:simpleType>
+        <xsd:restriction base="dms:Text"/>
+      </xsd:simpleType>
+    </xsd:element>
+    <xsd:element name="MediaLengthInSeconds" ma:index="19" nillable="true" ma:displayName="MediaLengthInSeconds" ma:hidden="true" ma:internalName="MediaLengthInSeconds" ma:readOnly="true">
+      <xsd:simpleType>
+        <xsd:restriction base="dms:Unknown"/>
+      </xsd:simpleType>
+    </xsd:element>
+    <xsd:element name="MediaServiceBillingMetadata" ma:index="20" nillable="true" ma:displayName="MediaServiceBillingMetadata" ma:hidden="true" ma:internalName="MediaServiceBillingMetadata" ma:readOnly="true">
+      <xsd:simpleType>
+        <xsd:restriction base="dms:Note"/>
+      </xsd:simpleType>
+    </xsd:element>
+    <xsd:element name="MediaServiceLocation" ma:index="21" nillable="true" ma:displayName="Location" ma:indexed="true" ma:internalName="MediaServiceLocation" ma:readOnly="true">
+      <xsd:simpleType>
+        <xsd:restriction base="dms:Text"/>
+      </xsd:simpleType>
+    </xsd:element>
+  </xsd:schema>
+  <xsd:schema xmlns:xsd="http://www.w3.org/2001/XMLSchema" xmlns:xs="http://www.w3.org/2001/XMLSchema" xmlns:dms="http://schemas.microsoft.com/office/2006/documentManagement/types" xmlns:pc="http://schemas.microsoft.com/office/infopath/2007/PartnerControls" targetNamespace="645ef163-9275-403f-9bea-380ade2256bf" elementFormDefault="qualified">
+    <xsd:import namespace="http://schemas.microsoft.com/office/2006/documentManagement/types"/>
+    <xsd:import namespace="http://schemas.microsoft.com/office/infopath/2007/PartnerControls"/>
+    <xsd:element name="TaxCatchAll" ma:index="14" nillable="true" ma:displayName="Taxonomy Catch All Column" ma:hidden="true" ma:list="{46f00fbe-8f14-459c-b13e-d7c0561b62d6}" ma:internalName="TaxCatchAll" ma:showField="CatchAllData" ma:web="645ef163-9275-403f-9bea-380ade2256bf">
+      <xsd:complexType>
+        <xsd:complexContent>
+          <xsd:extension base="dms:MultiChoiceLookup">
+            <xsd:sequence>
+              <xsd:element name="Value" type="dms:Lookup" maxOccurs="unbounded" minOccurs="0" nillable="true"/>
+            </xsd:sequence>
+          </xsd:extension>
+        </xsd:complexContent>
+      </xsd:complexType>
+    </xsd:element>
+  </xsd:schema>
+  <xsd:schema xmlns="http://schemas.openxmlformats.org/package/2006/metadata/core-properties" xmlns:xsd="http://www.w3.org/2001/XMLSchema" xmlns:xsi="http://www.w3.org/2001/XMLSchema-instance" xmlns:dc="http://purl.org/dc/elements/1.1/" xmlns:dcterms="http://purl.org/dc/terms/" xmlns:odoc="http://schemas.microsoft.com/internal/obd" targetNamespace="http://schemas.openxmlformats.org/package/2006/metadata/core-properties" elementFormDefault="qualified" attributeFormDefault="unqualified" blockDefault="#all">
+    <xsd:import namespace="http://purl.org/dc/elements/1.1/" schemaLocation="http://dublincore.org/schemas/xmls/qdc/2003/04/02/dc.xsd"/>
+    <xsd:import namespace="http://purl.org/dc/terms/" schemaLocation="http://dublincore.org/schemas/xmls/qdc/2003/04/02/dcterms.xsd"/>
+    <xsd:element name="coreProperties" type="CT_coreProperties"/>
+    <xsd:complexType name="CT_coreProperties">
+      <xsd:all>
+        <xsd:element ref="dc:creator" minOccurs="0" maxOccurs="1"/>
+        <xsd:element ref="dcterms:created" minOccurs="0" maxOccurs="1"/>
+        <xsd:element ref="dc:identifier" minOccurs="0" maxOccurs="1"/>
+        <xsd:element name="contentType" minOccurs="0" maxOccurs="1" type="xsd:string" ma:index="0" ma:displayName="コンテンツ タイプ"/>
+        <xsd:element ref="dc:title" minOccurs="0" maxOccurs="1" ma:index="4" ma:displayName="タイトル"/>
+        <xsd:element ref="dc:subject" minOccurs="0" maxOccurs="1"/>
+        <xsd:element ref="dc:description" minOccurs="0" maxOccurs="1"/>
+        <xsd:element name="keywords" minOccurs="0" maxOccurs="1" type="xsd:string"/>
+        <xsd:element ref="dc:language" minOccurs="0" maxOccurs="1"/>
+        <xsd:element name="category" minOccurs="0" maxOccurs="1" type="xsd:string"/>
+        <xsd:element name="version" minOccurs="0" maxOccurs="1" type="xsd:string"/>
+        <xsd:element name="revision" minOccurs="0" maxOccurs="1" type="xsd:string">
+          <xsd:annotation>
+            <xsd:documentation>
+                        This value indicates the number of saves or revisions. The application is responsible for updating this value after each revision.
+                    </xsd:documentation>
+          </xsd:annotation>
+        </xsd:element>
+        <xsd:element name="lastModifiedBy" minOccurs="0" maxOccurs="1" type="xsd:string"/>
+        <xsd:element ref="dcterms:modified" minOccurs="0" maxOccurs="1"/>
+        <xsd:element name="contentStatus" minOccurs="0" maxOccurs="1" type="xsd:string"/>
+      </xsd:all>
+    </xsd:complexType>
+  </xsd:schema>
+  <xs:schema xmlns:pc="http://schemas.microsoft.com/office/infopath/2007/PartnerControls" xmlns:xs="http://www.w3.org/2001/XMLSchema" targetNamespace="http://schemas.microsoft.com/office/infopath/2007/PartnerControls" elementFormDefault="qualified" attributeFormDefault="unqualified">
+    <xs:element name="Person">
+      <xs:complexType>
+        <xs:sequence>
+          <xs:element ref="pc:DisplayName" minOccurs="0"/>
+          <xs:element ref="pc:AccountId" minOccurs="0"/>
+          <xs:element ref="pc:AccountType" minOccurs="0"/>
+        </xs:sequence>
+      </xs:complexType>
+    </xs:element>
+    <xs:element name="DisplayName" type="xs:string"/>
+    <xs:element name="AccountId" type="xs:string"/>
+    <xs:element name="AccountType" type="xs:string"/>
+    <xs:element name="BDCAssociatedEntity">
+      <xs:complexType>
+        <xs:sequence>
+          <xs:element ref="pc:BDCEntity" minOccurs="0" maxOccurs="unbounded"/>
+        </xs:sequence>
+        <xs:attribute ref="pc:EntityNamespace"/>
+        <xs:attribute ref="pc:EntityName"/>
+        <xs:attribute ref="pc:SystemInstanceName"/>
+        <xs:attribute ref="pc:AssociationName"/>
+      </xs:complexType>
+    </xs:element>
+    <xs:attribute name="EntityNamespace" type="xs:string"/>
+    <xs:attribute name="EntityName" type="xs:string"/>
+    <xs:attribute name="SystemInstanceName" type="xs:string"/>
+    <xs:attribute name="AssociationName" type="xs:string"/>
+    <xs:element name="BDCEntity">
+      <xs:complexType>
+        <xs:sequence>
+          <xs:element ref="pc:EntityDisplayName" minOccurs="0"/>
+          <xs:element ref="pc:EntityInstanceReference" minOccurs="0"/>
+          <xs:element ref="pc:EntityId1" minOccurs="0"/>
+          <xs:element ref="pc:EntityId2" minOccurs="0"/>
+          <xs:element ref="pc:EntityId3" minOccurs="0"/>
+          <xs:element ref="pc:EntityId4" minOccurs="0"/>
+          <xs:element ref="pc:EntityId5" minOccurs="0"/>
+        </xs:sequence>
+      </xs:complexType>
+    </xs:element>
+    <xs:element name="EntityDisplayName" type="xs:string"/>
+    <xs:element name="EntityInstanceReference" type="xs:string"/>
+    <xs:element name="EntityId1" type="xs:string"/>
+    <xs:element name="EntityId2" type="xs:string"/>
+    <xs:element name="EntityId3" type="xs:string"/>
+    <xs:element name="EntityId4" type="xs:string"/>
+    <xs:element name="EntityId5" type="xs:string"/>
+    <xs:element name="Terms">
+      <xs:complexType>
+        <xs:sequence>
+          <xs:element ref="pc:TermInfo" minOccurs="0" maxOccurs="unbounded"/>
+        </xs:sequence>
+      </xs:complexType>
+    </xs:element>
+    <xs:element name="TermInfo">
+      <xs:complexType>
+        <xs:sequence>
+          <xs:element ref="pc:TermName" minOccurs="0"/>
+          <xs:element ref="pc:TermId" minOccurs="0"/>
+        </xs:sequence>
+      </xs:complexType>
+    </xs:element>
+    <xs:element name="TermName" type="xs:string"/>
+    <xs:element name="TermId" type="xs:string"/>
+  </xs:schema>
+</ct:contentTypeSchema>
+</file>
+
+<file path=customXml/item4.xml><?xml version="1.0" encoding="utf-8"?>
+<p:properties xmlns:p="http://schemas.microsoft.com/office/2006/metadata/properties" xmlns:xsi="http://www.w3.org/2001/XMLSchema-instance" xmlns:pc="http://schemas.microsoft.com/office/infopath/2007/PartnerControls">
+  <documentManagement>
+    <lcf76f155ced4ddcb4097134ff3c332f xmlns="57199bd4-3ad7-4c17-90e8-59925990642e">
+      <Terms xmlns="http://schemas.microsoft.com/office/infopath/2007/PartnerControls"/>
+    </lcf76f155ced4ddcb4097134ff3c332f>
+    <TaxCatchAll xmlns="645ef163-9275-403f-9bea-380ade2256bf" xsi:nil="true"/>
+  </documentManagement>
+</p:properties>
+</file>
+
 <file path=customXml/itemProps1.xml><?xml version="1.0" encoding="utf-8"?>
 <ds:datastoreItem xmlns:ds="http://schemas.openxmlformats.org/officeDocument/2006/customXml" ds:itemID="{A99DC56A-A87D-FE4E-8EC6-2FF20663F888}">
   <ds:schemaRefs>
     <ds:schemaRef ds:uri="http://schemas.openxmlformats.org/officeDocument/2006/bibliography"/>
   </ds:schemaRefs>
 </ds:datastoreItem>
+</file>
+
+<file path=customXml/itemProps2.xml><?xml version="1.0" encoding="utf-8"?>
+<ds:datastoreItem xmlns:ds="http://schemas.openxmlformats.org/officeDocument/2006/customXml" ds:itemID="{58F7F0EB-A4F8-4A13-B8AC-4C27755BC2C3}">
+  <ds:schemaRefs>
+    <ds:schemaRef ds:uri="http://schemas.microsoft.com/sharepoint/v3/contenttype/forms"/>
+  </ds:schemaRefs>
+</ds:datastoreItem>
+</file>
+
+<file path=customXml/itemProps3.xml><?xml version="1.0" encoding="utf-8"?>
+<ds:datastoreItem xmlns:ds="http://schemas.openxmlformats.org/officeDocument/2006/customXml" ds:itemID="{B09BA528-F963-4F41-9564-BE39AE93AB48}">
+  <ds:schemaRefs>
+    <ds:schemaRef ds:uri="http://schemas.microsoft.com/office/2006/metadata/contentType"/>
+    <ds:schemaRef ds:uri="http://schemas.microsoft.com/office/2006/metadata/properties/metaAttributes"/>
+    <ds:schemaRef ds:uri="http://www.w3.org/2001/XMLSchema"/>
+    <ds:schemaRef ds:uri="http://schemas.microsoft.com/office/2006/metadata/properties"/>
+    <ds:schemaRef ds:uri="57199bd4-3ad7-4c17-90e8-59925990642e"/>
+    <ds:schemaRef ds:uri="645ef163-9275-403f-9bea-380ade2256bf"/>
+    <ds:schemaRef ds:uri="http://schemas.microsoft.com/office/2006/documentManagement/types"/>
+    <ds:schemaRef ds:uri="http://schemas.microsoft.com/office/infopath/2007/PartnerControls"/>
+    <ds:schemaRef ds:uri="http://schemas.openxmlformats.org/package/2006/metadata/core-properties"/>
+    <ds:schemaRef ds:uri="http://purl.org/dc/elements/1.1/"/>
+    <ds:schemaRef ds:uri="http://purl.org/dc/terms/"/>
+    <ds:schemaRef ds:uri="http://schemas.microsoft.com/internal/obd"/>
+  </ds:schemaRefs>
+</ds:datastoreItem>
+</file>
+
+<file path=customXml/itemProps4.xml><?xml version="1.0" encoding="utf-8"?>
+<ds:datastoreItem xmlns:ds="http://schemas.openxmlformats.org/officeDocument/2006/customXml" ds:itemID="{6C8B05D1-0FC8-470E-9078-82AC2BC30345}">
+  <ds:schemaRefs>
+    <ds:schemaRef ds:uri="http://schemas.microsoft.com/office/2006/metadata/properties"/>
+    <ds:schemaRef ds:uri="http://schemas.microsoft.com/office/infopath/2007/PartnerControls"/>
+    <ds:schemaRef ds:uri="57199bd4-3ad7-4c17-90e8-59925990642e"/>
+    <ds:schemaRef ds:uri="645ef163-9275-403f-9bea-380ade2256bf"/>
+  </ds:schemaRefs>
+</ds:datastoreItem>
 </file>
--- a/卒論.docx
+++ b/卒論.docx
@@ -3123,7 +3123,7 @@
           <w:noProof/>
         </w:rPr>
         <w:drawing>
-          <wp:inline distT="0" distB="0" distL="0" distR="0" wp14:anchorId="65A85B42" wp14:editId="16DFA837">
+          <wp:inline distT="0" distB="0" distL="0" distR="0" wp14:anchorId="65A85B42" wp14:editId="35B783D6">
             <wp:extent cx="2921000" cy="2618029"/>
             <wp:effectExtent l="0" t="0" r="0" b="0"/>
             <wp:docPr id="1872789778" name="図 5" descr="グラフ, 円グラフ&#10;&#10;AI 生成コンテンツは誤りを含む可能性があります。"/>
@@ -3345,7 +3345,15 @@
         <w:ind w:firstLineChars="100" w:firstLine="210"/>
       </w:pPr>
       <w:r>
-        <w:t>したがって、潜水士による目視確認や手探りの探索に頼らない、安全かつ低コストな代替手段の確立が急務となっている。</w:t>
+        <w:t>したがって、潜水士による目視確認や手探りの探索に頼らない、安全かつ低コスト</w:t>
+      </w:r>
+      <w:proofErr w:type="gramStart"/>
+      <w:r>
+        <w:t>な</w:t>
+      </w:r>
+      <w:proofErr w:type="gramEnd"/>
+      <w:r>
+        <w:t>代替手段の確立が急務となっている。</w:t>
       </w:r>
     </w:p>
     <w:p>
@@ -5022,7 +5030,19 @@
         <w:t xml:space="preserve"> </w:t>
       </w:r>
       <w:r>
-        <w:t>本研究の最終的な適用フィールドは英虞湾（海水域）である。海水は淡水と比較して導電率が高く、電磁波の減衰や位相変化といった影響（表皮効果等）が無視できない可能性がある。</w:t>
+        <w:t>本研究の最終的な適用フィールドは英虞湾（海水域）である。海水は淡水と比較して導電率が高く、電磁波の減衰や位相変化といった影響（表皮効果等）</w:t>
+      </w:r>
+      <w:r>
+        <w:t>[10]</w:t>
+      </w:r>
+      <w:r>
+        <w:rPr>
+          <w:rFonts w:hint="eastAsia"/>
+        </w:rPr>
+        <w:t>が</w:t>
+      </w:r>
+      <w:r>
+        <w:t>無視できない可能性がある。</w:t>
       </w:r>
       <w:r>
         <w:t xml:space="preserve"> </w:t>
@@ -5624,8 +5644,8 @@
         </w:rPr>
         <w:lastRenderedPageBreak/>
         <w:drawing>
-          <wp:inline distT="0" distB="0" distL="0" distR="0" wp14:anchorId="1459B5A4" wp14:editId="0DDC9547">
-            <wp:extent cx="5397500" cy="3035300"/>
+          <wp:inline distT="0" distB="0" distL="0" distR="0" wp14:anchorId="1459B5A4" wp14:editId="482FA741">
+            <wp:extent cx="4639672" cy="3035300"/>
             <wp:effectExtent l="0" t="0" r="0" b="0"/>
             <wp:docPr id="464804350" name="図 2"/>
             <wp:cNvGraphicFramePr>
@@ -5635,7 +5655,7 @@
               <a:graphicData uri="http://schemas.openxmlformats.org/drawingml/2006/picture">
                 <pic:pic xmlns:pic="http://schemas.openxmlformats.org/drawingml/2006/picture">
                   <pic:nvPicPr>
-                    <pic:cNvPr id="0" name="Picture 2"/>
+                    <pic:cNvPr id="464804350" name="図 2"/>
                     <pic:cNvPicPr>
                       <a:picLocks noChangeAspect="1" noChangeArrowheads="1"/>
                     </pic:cNvPicPr>
@@ -5648,7 +5668,6 @@
                         </a:ext>
                       </a:extLst>
                     </a:blip>
-                    <a:srcRect/>
                     <a:stretch>
                       <a:fillRect/>
                     </a:stretch>
@@ -5656,7 +5675,7 @@
                   <pic:spPr bwMode="auto">
                     <a:xfrm>
                       <a:off x="0" y="0"/>
-                      <a:ext cx="5397500" cy="3035300"/>
+                      <a:ext cx="4639672" cy="3035300"/>
                     </a:xfrm>
                     <a:prstGeom prst="rect">
                       <a:avLst/>
@@ -5677,6 +5696,9 @@
       <w:pPr>
         <w:pStyle w:val="af2"/>
         <w:jc w:val="center"/>
+        <w:rPr>
+          <w:rFonts w:hint="eastAsia"/>
+        </w:rPr>
       </w:pPr>
       <w:r>
         <w:t xml:space="preserve">図 </w:t>
@@ -5826,10 +5848,10 @@
         </w:rPr>
         <w:lastRenderedPageBreak/>
         <w:drawing>
-          <wp:inline distT="0" distB="0" distL="0" distR="0" wp14:anchorId="6411802E" wp14:editId="150EAFB3">
-            <wp:extent cx="5397500" cy="3035300"/>
+          <wp:inline distT="0" distB="0" distL="0" distR="0" wp14:anchorId="6411802E" wp14:editId="32176FFA">
+            <wp:extent cx="4639672" cy="3035300"/>
             <wp:effectExtent l="0" t="0" r="0" b="0"/>
-            <wp:docPr id="741575295" name="図 3" descr="グラフィカル ユーザー インターフェイス, アプリケーション&#10;&#10;AI 生成コンテンツは誤りを含む可能性があります。"/>
+            <wp:docPr id="741575295" name="図 3"/>
             <wp:cNvGraphicFramePr>
               <a:graphicFrameLocks xmlns:a="http://schemas.openxmlformats.org/drawingml/2006/main" noChangeAspect="1"/>
             </wp:cNvGraphicFramePr>
@@ -5837,7 +5859,7 @@
               <a:graphicData uri="http://schemas.openxmlformats.org/drawingml/2006/picture">
                 <pic:pic xmlns:pic="http://schemas.openxmlformats.org/drawingml/2006/picture">
                   <pic:nvPicPr>
-                    <pic:cNvPr id="741575295" name="図 3" descr="グラフィカル ユーザー インターフェイス, アプリケーション&#10;&#10;AI 生成コンテンツは誤りを含む可能性があります。"/>
+                    <pic:cNvPr id="741575295" name="図 3"/>
                     <pic:cNvPicPr>
                       <a:picLocks noChangeAspect="1" noChangeArrowheads="1"/>
                     </pic:cNvPicPr>
@@ -5850,7 +5872,6 @@
                         </a:ext>
                       </a:extLst>
                     </a:blip>
-                    <a:srcRect/>
                     <a:stretch>
                       <a:fillRect/>
                     </a:stretch>
@@ -5858,7 +5879,7 @@
                   <pic:spPr bwMode="auto">
                     <a:xfrm>
                       <a:off x="0" y="0"/>
-                      <a:ext cx="5397500" cy="3035300"/>
+                      <a:ext cx="4639672" cy="3035300"/>
                     </a:xfrm>
                     <a:prstGeom prst="rect">
                       <a:avLst/>
@@ -6050,10 +6071,10 @@
         </w:rPr>
         <w:lastRenderedPageBreak/>
         <w:drawing>
-          <wp:inline distT="0" distB="0" distL="0" distR="0" wp14:anchorId="3B7299B7" wp14:editId="6A237652">
-            <wp:extent cx="5400040" cy="3037840"/>
-            <wp:effectExtent l="0" t="0" r="0" b="0"/>
-            <wp:docPr id="143356835" name="図 6" descr="グラフィカル ユーザー インターフェイス, グラフ, アプリケーション, 折れ線グラフ&#10;&#10;AI 生成コンテンツは誤りを含む可能性があります。"/>
+          <wp:inline distT="0" distB="0" distL="0" distR="0" wp14:anchorId="3B7299B7" wp14:editId="02AFDE1C">
+            <wp:extent cx="4643555" cy="3037840"/>
+            <wp:effectExtent l="0" t="0" r="5080" b="0"/>
+            <wp:docPr id="143356835" name="図 6"/>
             <wp:cNvGraphicFramePr>
               <a:graphicFrameLocks xmlns:a="http://schemas.openxmlformats.org/drawingml/2006/main" noChangeAspect="1"/>
             </wp:cNvGraphicFramePr>
@@ -6061,7 +6082,7 @@
               <a:graphicData uri="http://schemas.openxmlformats.org/drawingml/2006/picture">
                 <pic:pic xmlns:pic="http://schemas.openxmlformats.org/drawingml/2006/picture">
                   <pic:nvPicPr>
-                    <pic:cNvPr id="143356835" name="図 6" descr="グラフィカル ユーザー インターフェイス, グラフ, アプリケーション, 折れ線グラフ&#10;&#10;AI 生成コンテンツは誤りを含む可能性があります。"/>
+                    <pic:cNvPr id="143356835" name="図 6"/>
                     <pic:cNvPicPr/>
                   </pic:nvPicPr>
                   <pic:blipFill>
@@ -6079,7 +6100,7 @@
                   <pic:spPr>
                     <a:xfrm>
                       <a:off x="0" y="0"/>
-                      <a:ext cx="5400040" cy="3037840"/>
+                      <a:ext cx="4643555" cy="3037840"/>
                     </a:xfrm>
                     <a:prstGeom prst="rect">
                       <a:avLst/>
@@ -6257,10 +6278,10 @@
         </w:rPr>
         <w:lastRenderedPageBreak/>
         <w:drawing>
-          <wp:inline distT="0" distB="0" distL="0" distR="0" wp14:anchorId="5F03B72E" wp14:editId="169619D9">
-            <wp:extent cx="5400040" cy="3037840"/>
-            <wp:effectExtent l="0" t="0" r="0" b="0"/>
-            <wp:docPr id="460595641" name="図 7" descr="グラフィカル ユーザー インターフェイス, グラフ, アプリケーション&#10;&#10;AI 生成コンテンツは誤りを含む可能性があります。"/>
+          <wp:inline distT="0" distB="0" distL="0" distR="0" wp14:anchorId="5F03B72E" wp14:editId="33EC135E">
+            <wp:extent cx="4643555" cy="3037840"/>
+            <wp:effectExtent l="0" t="0" r="5080" b="0"/>
+            <wp:docPr id="460595641" name="図 7"/>
             <wp:cNvGraphicFramePr>
               <a:graphicFrameLocks xmlns:a="http://schemas.openxmlformats.org/drawingml/2006/main" noChangeAspect="1"/>
             </wp:cNvGraphicFramePr>
@@ -6268,7 +6289,7 @@
               <a:graphicData uri="http://schemas.openxmlformats.org/drawingml/2006/picture">
                 <pic:pic xmlns:pic="http://schemas.openxmlformats.org/drawingml/2006/picture">
                   <pic:nvPicPr>
-                    <pic:cNvPr id="460595641" name="図 7" descr="グラフィカル ユーザー インターフェイス, グラフ, アプリケーション&#10;&#10;AI 生成コンテンツは誤りを含む可能性があります。"/>
+                    <pic:cNvPr id="460595641" name="図 7"/>
                     <pic:cNvPicPr/>
                   </pic:nvPicPr>
                   <pic:blipFill>
@@ -6286,7 +6307,7 @@
                   <pic:spPr>
                     <a:xfrm>
                       <a:off x="0" y="0"/>
-                      <a:ext cx="5400040" cy="3037840"/>
+                      <a:ext cx="4643555" cy="3037840"/>
                     </a:xfrm>
                     <a:prstGeom prst="rect">
                       <a:avLst/>
@@ -6408,6 +6429,9 @@
       <w:pPr>
         <w:keepNext/>
         <w:jc w:val="center"/>
+        <w:rPr>
+          <w:rFonts w:hint="eastAsia"/>
+        </w:rPr>
       </w:pPr>
       <w:r>
         <w:rPr>
@@ -6415,10 +6439,10 @@
         </w:rPr>
         <w:lastRenderedPageBreak/>
         <w:drawing>
-          <wp:inline distT="0" distB="0" distL="0" distR="0" wp14:anchorId="3B3FE7DF" wp14:editId="01B51B1B">
-            <wp:extent cx="5400040" cy="3037840"/>
-            <wp:effectExtent l="0" t="0" r="0" b="0"/>
-            <wp:docPr id="1759174419" name="図 9" descr="グラフィカル ユーザー インターフェイス, グラフ, アプリケーション&#10;&#10;AI 生成コンテンツは誤りを含む可能性があります。"/>
+          <wp:inline distT="0" distB="0" distL="0" distR="0" wp14:anchorId="3B3FE7DF" wp14:editId="584D98CF">
+            <wp:extent cx="4643555" cy="3037840"/>
+            <wp:effectExtent l="0" t="0" r="5080" b="0"/>
+            <wp:docPr id="1759174419" name="図 9"/>
             <wp:cNvGraphicFramePr>
               <a:graphicFrameLocks xmlns:a="http://schemas.openxmlformats.org/drawingml/2006/main" noChangeAspect="1"/>
             </wp:cNvGraphicFramePr>
@@ -6426,7 +6450,7 @@
               <a:graphicData uri="http://schemas.openxmlformats.org/drawingml/2006/picture">
                 <pic:pic xmlns:pic="http://schemas.openxmlformats.org/drawingml/2006/picture">
                   <pic:nvPicPr>
-                    <pic:cNvPr id="1759174419" name="図 9" descr="グラフィカル ユーザー インターフェイス, グラフ, アプリケーション&#10;&#10;AI 生成コンテンツは誤りを含む可能性があります。"/>
+                    <pic:cNvPr id="1759174419" name="図 9"/>
                     <pic:cNvPicPr/>
                   </pic:nvPicPr>
                   <pic:blipFill>
@@ -6444,7 +6468,7 @@
                   <pic:spPr>
                     <a:xfrm>
                       <a:off x="0" y="0"/>
-                      <a:ext cx="5400040" cy="3037840"/>
+                      <a:ext cx="4643555" cy="3037840"/>
                     </a:xfrm>
                     <a:prstGeom prst="rect">
                       <a:avLst/>
@@ -6581,6 +6605,9 @@
       <w:pPr>
         <w:keepNext/>
         <w:jc w:val="center"/>
+        <w:rPr>
+          <w:rFonts w:hint="eastAsia"/>
+        </w:rPr>
       </w:pPr>
       <w:r>
         <w:rPr>
@@ -6589,10 +6616,10 @@
         </w:rPr>
         <w:lastRenderedPageBreak/>
         <w:drawing>
-          <wp:inline distT="0" distB="0" distL="0" distR="0" wp14:anchorId="40E6CFB2" wp14:editId="0A317EA5">
-            <wp:extent cx="5400040" cy="3037840"/>
-            <wp:effectExtent l="0" t="0" r="0" b="0"/>
-            <wp:docPr id="1552827861" name="図 10" descr="グラフィカル ユーザー インターフェイス, グラフ, アプリケーション&#10;&#10;AI 生成コンテンツは誤りを含む可能性があります。"/>
+          <wp:inline distT="0" distB="0" distL="0" distR="0" wp14:anchorId="40E6CFB2" wp14:editId="47B6C6C4">
+            <wp:extent cx="4643555" cy="3037840"/>
+            <wp:effectExtent l="0" t="0" r="5080" b="0"/>
+            <wp:docPr id="1552827861" name="図 10"/>
             <wp:cNvGraphicFramePr>
               <a:graphicFrameLocks xmlns:a="http://schemas.openxmlformats.org/drawingml/2006/main" noChangeAspect="1"/>
             </wp:cNvGraphicFramePr>
@@ -6600,7 +6627,7 @@
               <a:graphicData uri="http://schemas.openxmlformats.org/drawingml/2006/picture">
                 <pic:pic xmlns:pic="http://schemas.openxmlformats.org/drawingml/2006/picture">
                   <pic:nvPicPr>
-                    <pic:cNvPr id="1552827861" name="図 10" descr="グラフィカル ユーザー インターフェイス, グラフ, アプリケーション&#10;&#10;AI 生成コンテンツは誤りを含む可能性があります。"/>
+                    <pic:cNvPr id="1552827861" name="図 10"/>
                     <pic:cNvPicPr/>
                   </pic:nvPicPr>
                   <pic:blipFill>
@@ -6618,7 +6645,7 @@
                   <pic:spPr>
                     <a:xfrm>
                       <a:off x="0" y="0"/>
-                      <a:ext cx="5400040" cy="3037840"/>
+                      <a:ext cx="4643555" cy="3037840"/>
                     </a:xfrm>
                     <a:prstGeom prst="rect">
                       <a:avLst/>
@@ -6719,6 +6746,9 @@
         <w:keepNext/>
         <w:ind w:firstLineChars="50" w:firstLine="105"/>
         <w:jc w:val="center"/>
+        <w:rPr>
+          <w:rFonts w:hint="eastAsia"/>
+        </w:rPr>
       </w:pPr>
       <w:r>
         <w:rPr>
@@ -6726,10 +6756,10 @@
         </w:rPr>
         <w:lastRenderedPageBreak/>
         <w:drawing>
-          <wp:inline distT="0" distB="0" distL="0" distR="0" wp14:anchorId="17D4A006" wp14:editId="19D136D6">
-            <wp:extent cx="5400040" cy="3037840"/>
-            <wp:effectExtent l="0" t="0" r="0" b="0"/>
-            <wp:docPr id="1150553908" name="図 11" descr="グラフィカル ユーザー インターフェイス, グラフ&#10;&#10;AI 生成コンテンツは誤りを含む可能性があります。"/>
+          <wp:inline distT="0" distB="0" distL="0" distR="0" wp14:anchorId="17D4A006" wp14:editId="46E4845D">
+            <wp:extent cx="4643555" cy="3037840"/>
+            <wp:effectExtent l="0" t="0" r="5080" b="0"/>
+            <wp:docPr id="1150553908" name="図 11"/>
             <wp:cNvGraphicFramePr>
               <a:graphicFrameLocks xmlns:a="http://schemas.openxmlformats.org/drawingml/2006/main" noChangeAspect="1"/>
             </wp:cNvGraphicFramePr>
@@ -6737,7 +6767,7 @@
               <a:graphicData uri="http://schemas.openxmlformats.org/drawingml/2006/picture">
                 <pic:pic xmlns:pic="http://schemas.openxmlformats.org/drawingml/2006/picture">
                   <pic:nvPicPr>
-                    <pic:cNvPr id="1150553908" name="図 11" descr="グラフィカル ユーザー インターフェイス, グラフ&#10;&#10;AI 生成コンテンツは誤りを含む可能性があります。"/>
+                    <pic:cNvPr id="1150553908" name="図 11"/>
                     <pic:cNvPicPr/>
                   </pic:nvPicPr>
                   <pic:blipFill>
@@ -6755,7 +6785,7 @@
                   <pic:spPr>
                     <a:xfrm>
                       <a:off x="0" y="0"/>
-                      <a:ext cx="5400040" cy="3037840"/>
+                      <a:ext cx="4643555" cy="3037840"/>
                     </a:xfrm>
                     <a:prstGeom prst="rect">
                       <a:avLst/>
@@ -6948,10 +6978,10 @@
         </w:rPr>
         <w:lastRenderedPageBreak/>
         <w:drawing>
-          <wp:inline distT="0" distB="0" distL="0" distR="0" wp14:anchorId="6B3206D9" wp14:editId="005E74FB">
-            <wp:extent cx="5397500" cy="3035300"/>
+          <wp:inline distT="0" distB="0" distL="0" distR="0" wp14:anchorId="6B3206D9" wp14:editId="5562CC05">
+            <wp:extent cx="4639672" cy="3035300"/>
             <wp:effectExtent l="0" t="0" r="0" b="0"/>
-            <wp:docPr id="539692715" name="図 12" descr="グラフィカル ユーザー インターフェイス, グラフ&#10;&#10;AI 生成コンテンツは誤りを含む可能性があります。"/>
+            <wp:docPr id="539692715" name="図 12"/>
             <wp:cNvGraphicFramePr>
               <a:graphicFrameLocks xmlns:a="http://schemas.openxmlformats.org/drawingml/2006/main" noChangeAspect="1"/>
             </wp:cNvGraphicFramePr>
@@ -6959,7 +6989,7 @@
               <a:graphicData uri="http://schemas.openxmlformats.org/drawingml/2006/picture">
                 <pic:pic xmlns:pic="http://schemas.openxmlformats.org/drawingml/2006/picture">
                   <pic:nvPicPr>
-                    <pic:cNvPr id="539692715" name="図 12" descr="グラフィカル ユーザー インターフェイス, グラフ&#10;&#10;AI 生成コンテンツは誤りを含む可能性があります。"/>
+                    <pic:cNvPr id="539692715" name="図 12"/>
                     <pic:cNvPicPr>
                       <a:picLocks noChangeAspect="1" noChangeArrowheads="1"/>
                     </pic:cNvPicPr>
@@ -6972,7 +7002,6 @@
                         </a:ext>
                       </a:extLst>
                     </a:blip>
-                    <a:srcRect/>
                     <a:stretch>
                       <a:fillRect/>
                     </a:stretch>
@@ -6980,7 +7009,7 @@
                   <pic:spPr bwMode="auto">
                     <a:xfrm>
                       <a:off x="0" y="0"/>
-                      <a:ext cx="5397500" cy="3035300"/>
+                      <a:ext cx="4639672" cy="3035300"/>
                     </a:xfrm>
                     <a:prstGeom prst="rect">
                       <a:avLst/>
@@ -7708,7 +7737,13 @@
         <w:t>約</w:t>
       </w:r>
       <w:r>
-        <w:t xml:space="preserve"> 30 mV </w:t>
+        <w:t xml:space="preserve"> </w:t>
+      </w:r>
+      <w:r>
+        <w:t>1</w:t>
+      </w:r>
+      <w:r>
+        <w:t xml:space="preserve">0 mV </w:t>
       </w:r>
       <w:r>
         <w:rPr>
@@ -7717,10 +7752,22 @@
         <w:t>〜</w:t>
       </w:r>
       <w:r>
-        <w:t xml:space="preserve"> 40 mV </w:t>
-      </w:r>
-      <w:r>
-        <w:t>程度まで上昇</w:t>
+        <w:t xml:space="preserve"> </w:t>
+      </w:r>
+      <w:r>
+        <w:t>20</w:t>
+      </w:r>
+      <w:r>
+        <w:t xml:space="preserve"> mV </w:t>
+      </w:r>
+      <w:r>
+        <w:t>程度まで</w:t>
+      </w:r>
+      <w:r>
+        <w:rPr>
+          <w:rFonts w:hint="eastAsia"/>
+        </w:rPr>
+        <w:t>下降</w:t>
       </w:r>
       <w:r>
         <w:t xml:space="preserve"> </w:t>
@@ -7751,10 +7798,10 @@
           <w:noProof/>
         </w:rPr>
         <w:drawing>
-          <wp:inline distT="0" distB="0" distL="0" distR="0" wp14:anchorId="36BE648C" wp14:editId="600BC387">
-            <wp:extent cx="5400040" cy="3037840"/>
-            <wp:effectExtent l="0" t="0" r="0" b="0"/>
-            <wp:docPr id="1672442527" name="図 2" descr="グラフィカル ユーザー インターフェイス, グラフ, 折れ線グラフ&#10;&#10;AI 生成コンテンツは誤りを含む可能性があります。"/>
+          <wp:inline distT="0" distB="0" distL="0" distR="0" wp14:anchorId="36BE648C" wp14:editId="2AF53116">
+            <wp:extent cx="4643555" cy="3037840"/>
+            <wp:effectExtent l="0" t="0" r="5080" b="0"/>
+            <wp:docPr id="1672442527" name="図 2"/>
             <wp:cNvGraphicFramePr>
               <a:graphicFrameLocks xmlns:a="http://schemas.openxmlformats.org/drawingml/2006/main" noChangeAspect="1"/>
             </wp:cNvGraphicFramePr>
@@ -7762,7 +7809,7 @@
               <a:graphicData uri="http://schemas.openxmlformats.org/drawingml/2006/picture">
                 <pic:pic xmlns:pic="http://schemas.openxmlformats.org/drawingml/2006/picture">
                   <pic:nvPicPr>
-                    <pic:cNvPr id="1672442527" name="図 2" descr="グラフィカル ユーザー インターフェイス, グラフ, 折れ線グラフ&#10;&#10;AI 生成コンテンツは誤りを含む可能性があります。"/>
+                    <pic:cNvPr id="1672442527" name="図 2"/>
                     <pic:cNvPicPr/>
                   </pic:nvPicPr>
                   <pic:blipFill>
@@ -7780,7 +7827,7 @@
                   <pic:spPr>
                     <a:xfrm>
                       <a:off x="0" y="0"/>
-                      <a:ext cx="5400040" cy="3037840"/>
+                      <a:ext cx="4643555" cy="3037840"/>
                     </a:xfrm>
                     <a:prstGeom prst="rect">
                       <a:avLst/>
@@ -8052,22 +8099,43 @@
         <w:t xml:space="preserve"> </w:t>
       </w:r>
       <w:r>
-        <w:t>また、水深のあるプール底（コンクリート上）に設置した金属ターゲットに対しても、水槽実験と同様の信号パターン（約</w:t>
-      </w:r>
-      <w:r>
-        <w:t xml:space="preserve"> 30 mV </w:t>
-      </w:r>
-      <w:r>
-        <w:rPr>
-          <w:rFonts w:hint="eastAsia"/>
-        </w:rPr>
-        <w:t>〜</w:t>
-      </w:r>
-      <w:r>
-        <w:t xml:space="preserve"> 40 mV </w:t>
-      </w:r>
-      <w:r>
-        <w:t>の電圧上昇）が得られたことは、本システムが実験室レベルを超え、広範囲な水中フィ</w:t>
+        <w:t>また、水深のあるプール底（コンクリート上）に設置した金属ターゲットに対しても、水槽実験と</w:t>
+      </w:r>
+      <w:r>
+        <w:rPr>
+          <w:rFonts w:hint="eastAsia"/>
+        </w:rPr>
+        <w:t>同程度</w:t>
+      </w:r>
+      <w:r>
+        <w:t>の信号</w:t>
+      </w:r>
+      <w:r>
+        <w:rPr>
+          <w:rFonts w:hint="eastAsia"/>
+        </w:rPr>
+        <w:t>強度</w:t>
+      </w:r>
+      <w:r>
+        <w:t>（約</w:t>
+      </w:r>
+      <w:r>
+        <w:t xml:space="preserve"> </w:t>
+      </w:r>
+      <w:r>
+        <w:t>20 mV</w:t>
+      </w:r>
+      <w:r>
+        <w:t>の電圧</w:t>
+      </w:r>
+      <w:r>
+        <w:rPr>
+          <w:rFonts w:hint="eastAsia"/>
+        </w:rPr>
+        <w:t>下降</w:t>
+      </w:r>
+      <w:r>
+        <w:t>）が得られたことは、本システムが実験室レベルを超え、広範囲な水中フィ</w:t>
       </w:r>
       <w:r>
         <w:rPr>
@@ -8090,11 +8158,11 @@
         <w:t xml:space="preserve"> </w:t>
       </w:r>
       <w:r>
-        <w:t>航行実験中に発生したビニールテープの巻き込み事故は、実際の英虞湾において想定される海藻（アマモ</w:t>
+        <w:t>航行実験中に発生したビニールテープの巻き込み事故は、実際の英虞湾において想定される海藻（アマモ等）や海洋浮遊ゴミのリスクを浮き彫りにした。現在のスラスタむき出しの構造では、異</w:t>
       </w:r>
       <w:r>
         <w:lastRenderedPageBreak/>
-        <w:t>等）や海洋浮遊ゴミのリスクを浮き彫りにした。現在のスラスタむき出しの構造では、異物の吸い込みにより容易に航行不能に陥る危険性が高い。したがって、今後の実用化に向けては、単なるセンシング性能の向上だけでなく、プロペラガードの装着やスラスタ配置の最適化など、障害物の多い海底環境に適応するための機体の物理的な堅牢性を確保することが急務である</w:t>
+        <w:t>物の吸い込みにより容易に航行不能に陥る危険性が高い。したがって、今後の実用化に向けては、単なるセンシング性能の向上だけでなく、プロペラガードの装着やスラスタ配置の最適化など、障害物の多い海底環境に適応するための機体の物理的な堅牢性を確保することが急務である</w:t>
       </w:r>
       <w:r>
         <w:rPr>
@@ -8164,7 +8232,21 @@
         <w:rPr>
           <w:rFonts w:hint="eastAsia"/>
         </w:rPr>
-        <w:t>ゴミ問題の解決に向け、潜水士に代わる安全かつ低コストな探査手法として、電磁センサを搭載した水中ドローンによる金属探査システムの開発を行った。</w:t>
+        <w:t>ゴミ問題の解決に向け、潜水士に代わる安全かつ低コスト</w:t>
+      </w:r>
+      <w:proofErr w:type="gramStart"/>
+      <w:r>
+        <w:rPr>
+          <w:rFonts w:hint="eastAsia"/>
+        </w:rPr>
+        <w:t>な</w:t>
+      </w:r>
+      <w:proofErr w:type="gramEnd"/>
+      <w:r>
+        <w:rPr>
+          <w:rFonts w:hint="eastAsia"/>
+        </w:rPr>
+        <w:t>探査手法として、電磁センサを搭載した水中ドローンによる金属探査システムの開発を行った。</w:t>
       </w:r>
       <w:r>
         <w:t xml:space="preserve"> </w:t>
@@ -8583,7 +8665,21 @@
         <w:rPr>
           <w:rFonts w:hint="eastAsia"/>
         </w:rPr>
-        <w:t>およびうみらぼ株式会社</w:t>
+        <w:t>および</w:t>
+      </w:r>
+      <w:proofErr w:type="gramStart"/>
+      <w:r>
+        <w:rPr>
+          <w:rFonts w:hint="eastAsia"/>
+        </w:rPr>
+        <w:t>うみらぼ</w:t>
+      </w:r>
+      <w:proofErr w:type="gramEnd"/>
+      <w:r>
+        <w:rPr>
+          <w:rFonts w:hint="eastAsia"/>
+        </w:rPr>
+        <w:t>株式会社</w:t>
       </w:r>
       <w:r>
         <w:rPr>
@@ -9183,7 +9279,58 @@
         <w:t>号</w:t>
       </w:r>
     </w:p>
-    <w:p/>
+    <w:p>
+      <w:pPr>
+        <w:rPr>
+          <w:rFonts w:hint="eastAsia"/>
+        </w:rPr>
+      </w:pPr>
+      <w:r>
+        <w:t>[10]</w:t>
+      </w:r>
+      <w:r>
+        <w:rPr>
+          <w:rFonts w:hint="eastAsia"/>
+        </w:rPr>
+        <w:t xml:space="preserve">　霜田光一　</w:t>
+      </w:r>
+      <w:r>
+        <w:t>導体を流れる交流の表皮効果</w:t>
+      </w:r>
+      <w:r>
+        <w:rPr>
+          <w:rFonts w:hint="eastAsia"/>
+        </w:rPr>
+        <w:t xml:space="preserve">　</w:t>
+      </w:r>
+      <w:r>
+        <w:t>日本物理教育学会</w:t>
+      </w:r>
+      <w:r>
+        <w:rPr>
+          <w:rFonts w:hint="eastAsia"/>
+        </w:rPr>
+        <w:t xml:space="preserve">　</w:t>
+      </w:r>
+      <w:r>
+        <w:t>物理教育</w:t>
+      </w:r>
+      <w:r>
+        <w:rPr>
+          <w:rFonts w:hint="eastAsia"/>
+        </w:rPr>
+        <w:t xml:space="preserve">　</w:t>
+      </w:r>
+      <w:r>
+        <w:rPr>
+          <w:rFonts w:hint="eastAsia"/>
+        </w:rPr>
+        <w:t>2013</w:t>
+      </w:r>
+      <w:r>
+        <w:t xml:space="preserve"> 61 (1), 18-20</w:t>
+      </w:r>
+    </w:p>
     <w:p/>
     <w:p/>
     <w:sectPr>
@@ -12529,6 +12676,15 @@
 </file>
 
 <file path=customXml/item1.xml><?xml version="1.0" encoding="utf-8"?>
+<?mso-contentType ?>
+<FormTemplates xmlns="http://schemas.microsoft.com/sharepoint/v3/contenttype/forms">
+  <Display>DocumentLibraryForm</Display>
+  <Edit>DocumentLibraryForm</Edit>
+  <New>DocumentLibraryForm</New>
+</FormTemplates>
+</file>
+
+<file path=customXml/item2.xml><?xml version="1.0" encoding="utf-8"?>
 <b:Sources xmlns:b="http://schemas.openxmlformats.org/officeDocument/2006/bibliography" xmlns="http://schemas.openxmlformats.org/officeDocument/2006/bibliography" SelectedStyle="/SIST02.XSL" StyleName="SIST02" Version="2003">
   <b:Source>
     <b:Tag>国分秀04</b:Tag>
@@ -12643,16 +12799,18 @@
 </b:Sources>
 </file>
 
-<file path=customXml/item2.xml><?xml version="1.0" encoding="utf-8"?>
-<?mso-contentType ?>
-<FormTemplates xmlns="http://schemas.microsoft.com/sharepoint/v3/contenttype/forms">
-  <Display>DocumentLibraryForm</Display>
-  <Edit>DocumentLibraryForm</Edit>
-  <New>DocumentLibraryForm</New>
-</FormTemplates>
+<file path=customXml/item3.xml><?xml version="1.0" encoding="utf-8"?>
+<p:properties xmlns:p="http://schemas.microsoft.com/office/2006/metadata/properties" xmlns:xsi="http://www.w3.org/2001/XMLSchema-instance" xmlns:pc="http://schemas.microsoft.com/office/infopath/2007/PartnerControls">
+  <documentManagement>
+    <lcf76f155ced4ddcb4097134ff3c332f xmlns="57199bd4-3ad7-4c17-90e8-59925990642e">
+      <Terms xmlns="http://schemas.microsoft.com/office/infopath/2007/PartnerControls"/>
+    </lcf76f155ced4ddcb4097134ff3c332f>
+    <TaxCatchAll xmlns="645ef163-9275-403f-9bea-380ade2256bf" xsi:nil="true"/>
+  </documentManagement>
+</p:properties>
 </file>
 
-<file path=customXml/item3.xml><?xml version="1.0" encoding="utf-8"?>
+<file path=customXml/item4.xml><?xml version="1.0" encoding="utf-8"?>
 <ct:contentTypeSchema xmlns:ct="http://schemas.microsoft.com/office/2006/metadata/contentType" xmlns:ma="http://schemas.microsoft.com/office/2006/metadata/properties/metaAttributes" ct:_="" ma:_="" ma:contentTypeName="ドキュメント" ma:contentTypeID="0x0101008E7AA510A5F3DA439FA59E9299B0621A" ma:contentTypeVersion="14" ma:contentTypeDescription="新しいドキュメントを作成します。" ma:contentTypeScope="" ma:versionID="121aed8e3ba15d36081b37416ab06ebb">
   <xsd:schema xmlns:xsd="http://www.w3.org/2001/XMLSchema" xmlns:xs="http://www.w3.org/2001/XMLSchema" xmlns:p="http://schemas.microsoft.com/office/2006/metadata/properties" xmlns:ns2="57199bd4-3ad7-4c17-90e8-59925990642e" xmlns:ns3="645ef163-9275-403f-9bea-380ade2256bf" targetNamespace="http://schemas.microsoft.com/office/2006/metadata/properties" ma:root="true" ma:fieldsID="8f8255aa57b9e53d6dd3ba567cb63dde" ns2:_="" ns3:_="">
     <xsd:import namespace="57199bd4-3ad7-4c17-90e8-59925990642e"/>
@@ -12865,18 +13023,15 @@
 </ct:contentTypeSchema>
 </file>
 
-<file path=customXml/item4.xml><?xml version="1.0" encoding="utf-8"?>
-<p:properties xmlns:p="http://schemas.microsoft.com/office/2006/metadata/properties" xmlns:xsi="http://www.w3.org/2001/XMLSchema-instance" xmlns:pc="http://schemas.microsoft.com/office/infopath/2007/PartnerControls">
-  <documentManagement>
-    <lcf76f155ced4ddcb4097134ff3c332f xmlns="57199bd4-3ad7-4c17-90e8-59925990642e">
-      <Terms xmlns="http://schemas.microsoft.com/office/infopath/2007/PartnerControls"/>
-    </lcf76f155ced4ddcb4097134ff3c332f>
-    <TaxCatchAll xmlns="645ef163-9275-403f-9bea-380ade2256bf" xsi:nil="true"/>
-  </documentManagement>
-</p:properties>
+<file path=customXml/itemProps1.xml><?xml version="1.0" encoding="utf-8"?>
+<ds:datastoreItem xmlns:ds="http://schemas.openxmlformats.org/officeDocument/2006/customXml" ds:itemID="{58F7F0EB-A4F8-4A13-B8AC-4C27755BC2C3}">
+  <ds:schemaRefs>
+    <ds:schemaRef ds:uri="http://schemas.microsoft.com/sharepoint/v3/contenttype/forms"/>
+  </ds:schemaRefs>
+</ds:datastoreItem>
 </file>
 
-<file path=customXml/itemProps1.xml><?xml version="1.0" encoding="utf-8"?>
+<file path=customXml/itemProps2.xml><?xml version="1.0" encoding="utf-8"?>
 <ds:datastoreItem xmlns:ds="http://schemas.openxmlformats.org/officeDocument/2006/customXml" ds:itemID="{A99DC56A-A87D-FE4E-8EC6-2FF20663F888}">
   <ds:schemaRefs>
     <ds:schemaRef ds:uri="http://schemas.openxmlformats.org/officeDocument/2006/bibliography"/>
@@ -12884,15 +13039,18 @@
 </ds:datastoreItem>
 </file>
 
-<file path=customXml/itemProps2.xml><?xml version="1.0" encoding="utf-8"?>
-<ds:datastoreItem xmlns:ds="http://schemas.openxmlformats.org/officeDocument/2006/customXml" ds:itemID="{58F7F0EB-A4F8-4A13-B8AC-4C27755BC2C3}">
+<file path=customXml/itemProps3.xml><?xml version="1.0" encoding="utf-8"?>
+<ds:datastoreItem xmlns:ds="http://schemas.openxmlformats.org/officeDocument/2006/customXml" ds:itemID="{6C8B05D1-0FC8-470E-9078-82AC2BC30345}">
   <ds:schemaRefs>
-    <ds:schemaRef ds:uri="http://schemas.microsoft.com/sharepoint/v3/contenttype/forms"/>
+    <ds:schemaRef ds:uri="http://schemas.microsoft.com/office/2006/metadata/properties"/>
+    <ds:schemaRef ds:uri="http://schemas.microsoft.com/office/infopath/2007/PartnerControls"/>
+    <ds:schemaRef ds:uri="57199bd4-3ad7-4c17-90e8-59925990642e"/>
+    <ds:schemaRef ds:uri="645ef163-9275-403f-9bea-380ade2256bf"/>
   </ds:schemaRefs>
 </ds:datastoreItem>
 </file>
 
-<file path=customXml/itemProps3.xml><?xml version="1.0" encoding="utf-8"?>
+<file path=customXml/itemProps4.xml><?xml version="1.0" encoding="utf-8"?>
 <ds:datastoreItem xmlns:ds="http://schemas.openxmlformats.org/officeDocument/2006/customXml" ds:itemID="{B09BA528-F963-4F41-9564-BE39AE93AB48}">
   <ds:schemaRefs>
     <ds:schemaRef ds:uri="http://schemas.microsoft.com/office/2006/metadata/contentType"/>
@@ -12909,15 +13067,4 @@
     <ds:schemaRef ds:uri="http://schemas.microsoft.com/internal/obd"/>
   </ds:schemaRefs>
 </ds:datastoreItem>
-</file>
-
-<file path=customXml/itemProps4.xml><?xml version="1.0" encoding="utf-8"?>
-<ds:datastoreItem xmlns:ds="http://schemas.openxmlformats.org/officeDocument/2006/customXml" ds:itemID="{6C8B05D1-0FC8-470E-9078-82AC2BC30345}">
-  <ds:schemaRefs>
-    <ds:schemaRef ds:uri="http://schemas.microsoft.com/office/2006/metadata/properties"/>
-    <ds:schemaRef ds:uri="http://schemas.microsoft.com/office/infopath/2007/PartnerControls"/>
-    <ds:schemaRef ds:uri="57199bd4-3ad7-4c17-90e8-59925990642e"/>
-    <ds:schemaRef ds:uri="645ef163-9275-403f-9bea-380ade2256bf"/>
-  </ds:schemaRefs>
-</ds:datastoreItem>
 </file>
--- a/卒論.docx
+++ b/卒論.docx
@@ -17,7 +17,6 @@
     <w:p>
       <w:pPr>
         <w:pStyle w:val="-3"/>
-        <w:ind w:right="210"/>
       </w:pPr>
       <w:r>
         <w:rPr>
@@ -50,7 +49,7 @@
           <w:szCs w:val="36"/>
           <w:u w:val="single"/>
         </w:rPr>
-        <w:t>電磁センサ搭載水中ドローンによる海底沈殿</w:t>
+        <w:t>電磁センサ搭載水中ドローンによる</w:t>
       </w:r>
       <w:r>
         <w:rPr>
@@ -76,13 +75,12 @@
           <w:szCs w:val="36"/>
           <w:u w:val="single"/>
         </w:rPr>
-        <w:t>した金属ゴミの探査</w:t>
+        <w:t>海底沈殿した金属ゴミの探査</w:t>
       </w:r>
     </w:p>
     <w:p>
       <w:pPr>
         <w:pStyle w:val="-3"/>
-        <w:ind w:right="210"/>
         <w:rPr>
           <w:lang w:eastAsia="zh-TW"/>
         </w:rPr>
@@ -98,17 +96,18 @@
     <w:p>
       <w:pPr>
         <w:pStyle w:val="-3"/>
-        <w:ind w:leftChars="100" w:left="210"/>
-        <w:rPr>
+        <w:jc w:val="center"/>
+        <w:rPr>
+          <w:u w:val="single"/>
           <w:lang w:eastAsia="zh-TW"/>
         </w:rPr>
       </w:pPr>
       <w:r>
         <w:rPr>
-          <w:rFonts w:hint="eastAsia"/>
+          <w:u w:val="single"/>
           <w:lang w:eastAsia="zh-TW"/>
         </w:rPr>
-        <w:t>Name</w:t>
+        <w:t>Exploration of Metal Debris Settled on the Seabed Using an Underwater Drone Equipped with an Electromagnetic Sensor</w:t>
       </w:r>
     </w:p>
     <w:p>
@@ -436,7 +435,7 @@
         <w:br w:type="page"/>
       </w:r>
     </w:p>
-    <w:bookmarkStart w:id="4" w:name="_Toc219715629" w:displacedByCustomXml="next"/>
+    <w:bookmarkStart w:id="4" w:name="_Toc219734228" w:displacedByCustomXml="next"/>
     <w:sdt>
       <w:sdtPr>
         <w:rPr>
@@ -507,7 +506,7 @@
             </w:rPr>
             <w:fldChar w:fldCharType="separate"/>
           </w:r>
-          <w:hyperlink w:anchor="_Toc219715629" w:history="1">
+          <w:hyperlink w:anchor="_Toc219734228" w:history="1">
             <w:r>
               <w:rPr>
                 <w:rStyle w:val="af1"/>
@@ -535,7 +534,7 @@
                 <w:noProof/>
                 <w:webHidden/>
               </w:rPr>
-              <w:instrText xml:space="preserve"> PAGEREF _Toc219715629 \h </w:instrText>
+              <w:instrText xml:space="preserve"> PAGEREF _Toc219734228 \h </w:instrText>
             </w:r>
             <w:r>
               <w:rPr>
@@ -582,7 +581,7 @@
               <w:szCs w:val="24"/>
             </w:rPr>
           </w:pPr>
-          <w:hyperlink w:anchor="_Toc219715630" w:history="1">
+          <w:hyperlink w:anchor="_Toc219734229" w:history="1">
             <w:r>
               <w:rPr>
                 <w:rStyle w:val="af1"/>
@@ -609,7 +608,7 @@
                 <w:noProof/>
                 <w:webHidden/>
               </w:rPr>
-              <w:instrText xml:space="preserve"> PAGEREF _Toc219715630 \h </w:instrText>
+              <w:instrText xml:space="preserve"> PAGEREF _Toc219734229 \h </w:instrText>
             </w:r>
             <w:r>
               <w:rPr>
@@ -655,7 +654,7 @@
               <w:szCs w:val="24"/>
             </w:rPr>
           </w:pPr>
-          <w:hyperlink w:anchor="_Toc219715631" w:history="1">
+          <w:hyperlink w:anchor="_Toc219734230" w:history="1">
             <w:r>
               <w:rPr>
                 <w:rStyle w:val="af1"/>
@@ -699,7 +698,7 @@
                 <w:noProof/>
                 <w:webHidden/>
               </w:rPr>
-              <w:instrText xml:space="preserve"> PAGEREF _Toc219715631 \h </w:instrText>
+              <w:instrText xml:space="preserve"> PAGEREF _Toc219734230 \h </w:instrText>
             </w:r>
             <w:r>
               <w:rPr>
@@ -746,7 +745,7 @@
               <w:szCs w:val="24"/>
             </w:rPr>
           </w:pPr>
-          <w:hyperlink w:anchor="_Toc219715632" w:history="1">
+          <w:hyperlink w:anchor="_Toc219734231" w:history="1">
             <w:r>
               <w:rPr>
                 <w:rStyle w:val="af1"/>
@@ -791,7 +790,7 @@
                 <w:noProof/>
                 <w:webHidden/>
               </w:rPr>
-              <w:instrText xml:space="preserve"> PAGEREF _Toc219715632 \h </w:instrText>
+              <w:instrText xml:space="preserve"> PAGEREF _Toc219734231 \h </w:instrText>
             </w:r>
             <w:r>
               <w:rPr>
@@ -838,7 +837,7 @@
               <w:szCs w:val="24"/>
             </w:rPr>
           </w:pPr>
-          <w:hyperlink w:anchor="_Toc219715633" w:history="1">
+          <w:hyperlink w:anchor="_Toc219734232" w:history="1">
             <w:r>
               <w:rPr>
                 <w:rStyle w:val="af1"/>
@@ -883,7 +882,7 @@
                 <w:noProof/>
                 <w:webHidden/>
               </w:rPr>
-              <w:instrText xml:space="preserve"> PAGEREF _Toc219715633 \h </w:instrText>
+              <w:instrText xml:space="preserve"> PAGEREF _Toc219734232 \h </w:instrText>
             </w:r>
             <w:r>
               <w:rPr>
@@ -930,7 +929,7 @@
               <w:szCs w:val="24"/>
             </w:rPr>
           </w:pPr>
-          <w:hyperlink w:anchor="_Toc219715634" w:history="1">
+          <w:hyperlink w:anchor="_Toc219734233" w:history="1">
             <w:r>
               <w:rPr>
                 <w:rStyle w:val="af1"/>
@@ -975,7 +974,7 @@
                 <w:noProof/>
                 <w:webHidden/>
               </w:rPr>
-              <w:instrText xml:space="preserve"> PAGEREF _Toc219715634 \h </w:instrText>
+              <w:instrText xml:space="preserve"> PAGEREF _Toc219734233 \h </w:instrText>
             </w:r>
             <w:r>
               <w:rPr>
@@ -1021,7 +1020,7 @@
               <w:szCs w:val="24"/>
             </w:rPr>
           </w:pPr>
-          <w:hyperlink w:anchor="_Toc219715635" w:history="1">
+          <w:hyperlink w:anchor="_Toc219734234" w:history="1">
             <w:r>
               <w:rPr>
                 <w:rStyle w:val="af1"/>
@@ -1065,7 +1064,7 @@
                 <w:noProof/>
                 <w:webHidden/>
               </w:rPr>
-              <w:instrText xml:space="preserve"> PAGEREF _Toc219715635 \h </w:instrText>
+              <w:instrText xml:space="preserve"> PAGEREF _Toc219734234 \h </w:instrText>
             </w:r>
             <w:r>
               <w:rPr>
@@ -1110,7 +1109,7 @@
               <w:szCs w:val="24"/>
             </w:rPr>
           </w:pPr>
-          <w:hyperlink w:anchor="_Toc219715636" w:history="1">
+          <w:hyperlink w:anchor="_Toc219734235" w:history="1">
             <w:r>
               <w:rPr>
                 <w:rStyle w:val="af1"/>
@@ -1137,7 +1136,7 @@
                 <w:noProof/>
                 <w:webHidden/>
               </w:rPr>
-              <w:instrText xml:space="preserve"> PAGEREF _Toc219715636 \h </w:instrText>
+              <w:instrText xml:space="preserve"> PAGEREF _Toc219734235 \h </w:instrText>
             </w:r>
             <w:r>
               <w:rPr>
@@ -1184,7 +1183,7 @@
               <w:szCs w:val="24"/>
             </w:rPr>
           </w:pPr>
-          <w:hyperlink w:anchor="_Toc219715637" w:history="1">
+          <w:hyperlink w:anchor="_Toc219734236" w:history="1">
             <w:r>
               <w:rPr>
                 <w:rStyle w:val="af1"/>
@@ -1211,7 +1210,7 @@
                 <w:noProof/>
                 <w:webHidden/>
               </w:rPr>
-              <w:instrText xml:space="preserve"> PAGEREF _Toc219715637 \h </w:instrText>
+              <w:instrText xml:space="preserve"> PAGEREF _Toc219734236 \h </w:instrText>
             </w:r>
             <w:r>
               <w:rPr>
@@ -1256,7 +1255,7 @@
               <w:szCs w:val="24"/>
             </w:rPr>
           </w:pPr>
-          <w:hyperlink w:anchor="_Toc219715638" w:history="1">
+          <w:hyperlink w:anchor="_Toc219734237" w:history="1">
             <w:r>
               <w:rPr>
                 <w:rStyle w:val="af1"/>
@@ -1283,7 +1282,7 @@
                 <w:noProof/>
                 <w:webHidden/>
               </w:rPr>
-              <w:instrText xml:space="preserve"> PAGEREF _Toc219715638 \h </w:instrText>
+              <w:instrText xml:space="preserve"> PAGEREF _Toc219734237 \h </w:instrText>
             </w:r>
             <w:r>
               <w:rPr>
@@ -1328,7 +1327,7 @@
               <w:szCs w:val="24"/>
             </w:rPr>
           </w:pPr>
-          <w:hyperlink w:anchor="_Toc219715639" w:history="1">
+          <w:hyperlink w:anchor="_Toc219734238" w:history="1">
             <w:r>
               <w:rPr>
                 <w:rStyle w:val="af1"/>
@@ -1355,7 +1354,7 @@
                 <w:noProof/>
                 <w:webHidden/>
               </w:rPr>
-              <w:instrText xml:space="preserve"> PAGEREF _Toc219715639 \h </w:instrText>
+              <w:instrText xml:space="preserve"> PAGEREF _Toc219734238 \h </w:instrText>
             </w:r>
             <w:r>
               <w:rPr>
@@ -1375,7 +1374,7 @@
                 <w:noProof/>
                 <w:webHidden/>
               </w:rPr>
-              <w:t>8</w:t>
+              <w:t>9</w:t>
             </w:r>
             <w:r>
               <w:rPr>
@@ -1401,7 +1400,7 @@
               <w:szCs w:val="24"/>
             </w:rPr>
           </w:pPr>
-          <w:hyperlink w:anchor="_Toc219715640" w:history="1">
+          <w:hyperlink w:anchor="_Toc219734239" w:history="1">
             <w:r>
               <w:rPr>
                 <w:rStyle w:val="af1"/>
@@ -1428,7 +1427,7 @@
                 <w:noProof/>
                 <w:webHidden/>
               </w:rPr>
-              <w:instrText xml:space="preserve"> PAGEREF _Toc219715640 \h </w:instrText>
+              <w:instrText xml:space="preserve"> PAGEREF _Toc219734239 \h </w:instrText>
             </w:r>
             <w:r>
               <w:rPr>
@@ -1448,7 +1447,7 @@
                 <w:noProof/>
                 <w:webHidden/>
               </w:rPr>
-              <w:t>8</w:t>
+              <w:t>9</w:t>
             </w:r>
             <w:r>
               <w:rPr>
@@ -1474,7 +1473,7 @@
               <w:szCs w:val="24"/>
             </w:rPr>
           </w:pPr>
-          <w:hyperlink w:anchor="_Toc219715641" w:history="1">
+          <w:hyperlink w:anchor="_Toc219734240" w:history="1">
             <w:r>
               <w:rPr>
                 <w:rStyle w:val="af1"/>
@@ -1501,7 +1500,7 @@
                 <w:noProof/>
                 <w:webHidden/>
               </w:rPr>
-              <w:instrText xml:space="preserve"> PAGEREF _Toc219715641 \h </w:instrText>
+              <w:instrText xml:space="preserve"> PAGEREF _Toc219734240 \h </w:instrText>
             </w:r>
             <w:r>
               <w:rPr>
@@ -1521,7 +1520,7 @@
                 <w:noProof/>
                 <w:webHidden/>
               </w:rPr>
-              <w:t>9</w:t>
+              <w:t>10</w:t>
             </w:r>
             <w:r>
               <w:rPr>
@@ -1546,7 +1545,7 @@
               <w:szCs w:val="24"/>
             </w:rPr>
           </w:pPr>
-          <w:hyperlink w:anchor="_Toc219715642" w:history="1">
+          <w:hyperlink w:anchor="_Toc219734241" w:history="1">
             <w:r>
               <w:rPr>
                 <w:rStyle w:val="af1"/>
@@ -1573,7 +1572,7 @@
                 <w:noProof/>
                 <w:webHidden/>
               </w:rPr>
-              <w:instrText xml:space="preserve"> PAGEREF _Toc219715642 \h </w:instrText>
+              <w:instrText xml:space="preserve"> PAGEREF _Toc219734241 \h </w:instrText>
             </w:r>
             <w:r>
               <w:rPr>
@@ -1618,7 +1617,7 @@
               <w:szCs w:val="24"/>
             </w:rPr>
           </w:pPr>
-          <w:hyperlink w:anchor="_Toc219715643" w:history="1">
+          <w:hyperlink w:anchor="_Toc219734242" w:history="1">
             <w:r>
               <w:rPr>
                 <w:rStyle w:val="af1"/>
@@ -1645,7 +1644,7 @@
                 <w:noProof/>
                 <w:webHidden/>
               </w:rPr>
-              <w:instrText xml:space="preserve"> PAGEREF _Toc219715643 \h </w:instrText>
+              <w:instrText xml:space="preserve"> PAGEREF _Toc219734242 \h </w:instrText>
             </w:r>
             <w:r>
               <w:rPr>
@@ -1665,7 +1664,7 @@
                 <w:noProof/>
                 <w:webHidden/>
               </w:rPr>
-              <w:t>10</w:t>
+              <w:t>11</w:t>
             </w:r>
             <w:r>
               <w:rPr>
@@ -1692,7 +1691,7 @@
               <w:szCs w:val="24"/>
             </w:rPr>
           </w:pPr>
-          <w:hyperlink w:anchor="_Toc219715644" w:history="1">
+          <w:hyperlink w:anchor="_Toc219734243" w:history="1">
             <w:r>
               <w:rPr>
                 <w:rStyle w:val="af1"/>
@@ -1719,7 +1718,7 @@
                 <w:noProof/>
                 <w:webHidden/>
               </w:rPr>
-              <w:instrText xml:space="preserve"> PAGEREF _Toc219715644 \h </w:instrText>
+              <w:instrText xml:space="preserve"> PAGEREF _Toc219734243 \h </w:instrText>
             </w:r>
             <w:r>
               <w:rPr>
@@ -1739,7 +1738,7 @@
                 <w:noProof/>
                 <w:webHidden/>
               </w:rPr>
-              <w:t>13</w:t>
+              <w:t>14</w:t>
             </w:r>
             <w:r>
               <w:rPr>
@@ -1764,7 +1763,7 @@
               <w:szCs w:val="24"/>
             </w:rPr>
           </w:pPr>
-          <w:hyperlink w:anchor="_Toc219715645" w:history="1">
+          <w:hyperlink w:anchor="_Toc219734244" w:history="1">
             <w:r>
               <w:rPr>
                 <w:rStyle w:val="af1"/>
@@ -1791,7 +1790,7 @@
                 <w:noProof/>
                 <w:webHidden/>
               </w:rPr>
-              <w:instrText xml:space="preserve"> PAGEREF _Toc219715645 \h </w:instrText>
+              <w:instrText xml:space="preserve"> PAGEREF _Toc219734244 \h </w:instrText>
             </w:r>
             <w:r>
               <w:rPr>
@@ -1811,7 +1810,7 @@
                 <w:noProof/>
                 <w:webHidden/>
               </w:rPr>
-              <w:t>13</w:t>
+              <w:t>14</w:t>
             </w:r>
             <w:r>
               <w:rPr>
@@ -1837,7 +1836,7 @@
               <w:szCs w:val="24"/>
             </w:rPr>
           </w:pPr>
-          <w:hyperlink w:anchor="_Toc219715646" w:history="1">
+          <w:hyperlink w:anchor="_Toc219734245" w:history="1">
             <w:r>
               <w:rPr>
                 <w:rStyle w:val="af1"/>
@@ -1864,7 +1863,7 @@
                 <w:noProof/>
                 <w:webHidden/>
               </w:rPr>
-              <w:instrText xml:space="preserve"> PAGEREF _Toc219715646 \h </w:instrText>
+              <w:instrText xml:space="preserve"> PAGEREF _Toc219734245 \h </w:instrText>
             </w:r>
             <w:r>
               <w:rPr>
@@ -1884,7 +1883,7 @@
                 <w:noProof/>
                 <w:webHidden/>
               </w:rPr>
-              <w:t>13</w:t>
+              <w:t>14</w:t>
             </w:r>
             <w:r>
               <w:rPr>
@@ -1910,7 +1909,7 @@
               <w:szCs w:val="24"/>
             </w:rPr>
           </w:pPr>
-          <w:hyperlink w:anchor="_Toc219715647" w:history="1">
+          <w:hyperlink w:anchor="_Toc219734246" w:history="1">
             <w:r>
               <w:rPr>
                 <w:rStyle w:val="af1"/>
@@ -1937,7 +1936,7 @@
                 <w:noProof/>
                 <w:webHidden/>
               </w:rPr>
-              <w:instrText xml:space="preserve"> PAGEREF _Toc219715647 \h </w:instrText>
+              <w:instrText xml:space="preserve"> PAGEREF _Toc219734246 \h </w:instrText>
             </w:r>
             <w:r>
               <w:rPr>
@@ -1957,7 +1956,7 @@
                 <w:noProof/>
                 <w:webHidden/>
               </w:rPr>
-              <w:t>13</w:t>
+              <w:t>14</w:t>
             </w:r>
             <w:r>
               <w:rPr>
@@ -1982,7 +1981,7 @@
               <w:szCs w:val="24"/>
             </w:rPr>
           </w:pPr>
-          <w:hyperlink w:anchor="_Toc219715648" w:history="1">
+          <w:hyperlink w:anchor="_Toc219734247" w:history="1">
             <w:r>
               <w:rPr>
                 <w:rStyle w:val="af1"/>
@@ -2009,7 +2008,7 @@
                 <w:noProof/>
                 <w:webHidden/>
               </w:rPr>
-              <w:instrText xml:space="preserve"> PAGEREF _Toc219715648 \h </w:instrText>
+              <w:instrText xml:space="preserve"> PAGEREF _Toc219734247 \h </w:instrText>
             </w:r>
             <w:r>
               <w:rPr>
@@ -2029,7 +2028,7 @@
                 <w:noProof/>
                 <w:webHidden/>
               </w:rPr>
-              <w:t>13</w:t>
+              <w:t>14</w:t>
             </w:r>
             <w:r>
               <w:rPr>
@@ -2055,7 +2054,7 @@
               <w:szCs w:val="24"/>
             </w:rPr>
           </w:pPr>
-          <w:hyperlink w:anchor="_Toc219715649" w:history="1">
+          <w:hyperlink w:anchor="_Toc219734248" w:history="1">
             <w:r>
               <w:rPr>
                 <w:rStyle w:val="af1"/>
@@ -2082,7 +2081,7 @@
                 <w:noProof/>
                 <w:webHidden/>
               </w:rPr>
-              <w:instrText xml:space="preserve"> PAGEREF _Toc219715649 \h </w:instrText>
+              <w:instrText xml:space="preserve"> PAGEREF _Toc219734248 \h </w:instrText>
             </w:r>
             <w:r>
               <w:rPr>
@@ -2102,7 +2101,7 @@
                 <w:noProof/>
                 <w:webHidden/>
               </w:rPr>
-              <w:t>13</w:t>
+              <w:t>14</w:t>
             </w:r>
             <w:r>
               <w:rPr>
@@ -2128,7 +2127,7 @@
               <w:szCs w:val="24"/>
             </w:rPr>
           </w:pPr>
-          <w:hyperlink w:anchor="_Toc219715650" w:history="1">
+          <w:hyperlink w:anchor="_Toc219734249" w:history="1">
             <w:r>
               <w:rPr>
                 <w:rStyle w:val="af1"/>
@@ -2155,7 +2154,7 @@
                 <w:noProof/>
                 <w:webHidden/>
               </w:rPr>
-              <w:instrText xml:space="preserve"> PAGEREF _Toc219715650 \h </w:instrText>
+              <w:instrText xml:space="preserve"> PAGEREF _Toc219734249 \h </w:instrText>
             </w:r>
             <w:r>
               <w:rPr>
@@ -2175,7 +2174,7 @@
                 <w:noProof/>
                 <w:webHidden/>
               </w:rPr>
-              <w:t>14</w:t>
+              <w:t>15</w:t>
             </w:r>
             <w:r>
               <w:rPr>
@@ -2201,7 +2200,7 @@
               <w:szCs w:val="24"/>
             </w:rPr>
           </w:pPr>
-          <w:hyperlink w:anchor="_Toc219715651" w:history="1">
+          <w:hyperlink w:anchor="_Toc219734250" w:history="1">
             <w:r>
               <w:rPr>
                 <w:rStyle w:val="af1"/>
@@ -2228,7 +2227,7 @@
                 <w:noProof/>
                 <w:webHidden/>
               </w:rPr>
-              <w:instrText xml:space="preserve"> PAGEREF _Toc219715651 \h </w:instrText>
+              <w:instrText xml:space="preserve"> PAGEREF _Toc219734250 \h </w:instrText>
             </w:r>
             <w:r>
               <w:rPr>
@@ -2248,7 +2247,7 @@
                 <w:noProof/>
                 <w:webHidden/>
               </w:rPr>
-              <w:t>21</w:t>
+              <w:t>22</w:t>
             </w:r>
             <w:r>
               <w:rPr>
@@ -2274,7 +2273,7 @@
               <w:szCs w:val="24"/>
             </w:rPr>
           </w:pPr>
-          <w:hyperlink w:anchor="_Toc219715652" w:history="1">
+          <w:hyperlink w:anchor="_Toc219734251" w:history="1">
             <w:r>
               <w:rPr>
                 <w:rStyle w:val="af1"/>
@@ -2301,7 +2300,7 @@
                 <w:noProof/>
                 <w:webHidden/>
               </w:rPr>
-              <w:instrText xml:space="preserve"> PAGEREF _Toc219715652 \h </w:instrText>
+              <w:instrText xml:space="preserve"> PAGEREF _Toc219734251 \h </w:instrText>
             </w:r>
             <w:r>
               <w:rPr>
@@ -2321,7 +2320,7 @@
                 <w:noProof/>
                 <w:webHidden/>
               </w:rPr>
-              <w:t>22</w:t>
+              <w:t>23</w:t>
             </w:r>
             <w:r>
               <w:rPr>
@@ -2346,7 +2345,7 @@
               <w:szCs w:val="24"/>
             </w:rPr>
           </w:pPr>
-          <w:hyperlink w:anchor="_Toc219715653" w:history="1">
+          <w:hyperlink w:anchor="_Toc219734252" w:history="1">
             <w:r>
               <w:rPr>
                 <w:rStyle w:val="af1"/>
@@ -2373,7 +2372,7 @@
                 <w:noProof/>
                 <w:webHidden/>
               </w:rPr>
-              <w:instrText xml:space="preserve"> PAGEREF _Toc219715653 \h </w:instrText>
+              <w:instrText xml:space="preserve"> PAGEREF _Toc219734252 \h </w:instrText>
             </w:r>
             <w:r>
               <w:rPr>
@@ -2393,7 +2392,7 @@
                 <w:noProof/>
                 <w:webHidden/>
               </w:rPr>
-              <w:t>23</w:t>
+              <w:t>24</w:t>
             </w:r>
             <w:r>
               <w:rPr>
@@ -2419,7 +2418,7 @@
               <w:szCs w:val="24"/>
             </w:rPr>
           </w:pPr>
-          <w:hyperlink w:anchor="_Toc219715654" w:history="1">
+          <w:hyperlink w:anchor="_Toc219734253" w:history="1">
             <w:r>
               <w:rPr>
                 <w:rStyle w:val="af1"/>
@@ -2446,7 +2445,7 @@
                 <w:noProof/>
                 <w:webHidden/>
               </w:rPr>
-              <w:instrText xml:space="preserve"> PAGEREF _Toc219715654 \h </w:instrText>
+              <w:instrText xml:space="preserve"> PAGEREF _Toc219734253 \h </w:instrText>
             </w:r>
             <w:r>
               <w:rPr>
@@ -2466,7 +2465,7 @@
                 <w:noProof/>
                 <w:webHidden/>
               </w:rPr>
-              <w:t>23</w:t>
+              <w:t>24</w:t>
             </w:r>
             <w:r>
               <w:rPr>
@@ -2492,7 +2491,7 @@
               <w:szCs w:val="24"/>
             </w:rPr>
           </w:pPr>
-          <w:hyperlink w:anchor="_Toc219715655" w:history="1">
+          <w:hyperlink w:anchor="_Toc219734254" w:history="1">
             <w:r>
               <w:rPr>
                 <w:rStyle w:val="af1"/>
@@ -2519,7 +2518,7 @@
                 <w:noProof/>
                 <w:webHidden/>
               </w:rPr>
-              <w:instrText xml:space="preserve"> PAGEREF _Toc219715655 \h </w:instrText>
+              <w:instrText xml:space="preserve"> PAGEREF _Toc219734254 \h </w:instrText>
             </w:r>
             <w:r>
               <w:rPr>
@@ -2539,7 +2538,7 @@
                 <w:noProof/>
                 <w:webHidden/>
               </w:rPr>
-              <w:t>23</w:t>
+              <w:t>24</w:t>
             </w:r>
             <w:r>
               <w:rPr>
@@ -2565,7 +2564,7 @@
               <w:szCs w:val="24"/>
             </w:rPr>
           </w:pPr>
-          <w:hyperlink w:anchor="_Toc219715656" w:history="1">
+          <w:hyperlink w:anchor="_Toc219734255" w:history="1">
             <w:r>
               <w:rPr>
                 <w:rStyle w:val="af1"/>
@@ -2592,7 +2591,7 @@
                 <w:noProof/>
                 <w:webHidden/>
               </w:rPr>
-              <w:instrText xml:space="preserve"> PAGEREF _Toc219715656 \h </w:instrText>
+              <w:instrText xml:space="preserve"> PAGEREF _Toc219734255 \h </w:instrText>
             </w:r>
             <w:r>
               <w:rPr>
@@ -2612,7 +2611,7 @@
                 <w:noProof/>
                 <w:webHidden/>
               </w:rPr>
-              <w:t>25</w:t>
+              <w:t>26</w:t>
             </w:r>
             <w:r>
               <w:rPr>
@@ -2639,7 +2638,7 @@
               <w:szCs w:val="24"/>
             </w:rPr>
           </w:pPr>
-          <w:hyperlink w:anchor="_Toc219715657" w:history="1">
+          <w:hyperlink w:anchor="_Toc219734256" w:history="1">
             <w:r>
               <w:rPr>
                 <w:rStyle w:val="af1"/>
@@ -2666,7 +2665,7 @@
                 <w:noProof/>
                 <w:webHidden/>
               </w:rPr>
-              <w:instrText xml:space="preserve"> PAGEREF _Toc219715657 \h </w:instrText>
+              <w:instrText xml:space="preserve"> PAGEREF _Toc219734256 \h </w:instrText>
             </w:r>
             <w:r>
               <w:rPr>
@@ -2686,7 +2685,7 @@
                 <w:noProof/>
                 <w:webHidden/>
               </w:rPr>
-              <w:t>27</w:t>
+              <w:t>28</w:t>
             </w:r>
             <w:r>
               <w:rPr>
@@ -2711,7 +2710,7 @@
               <w:szCs w:val="24"/>
             </w:rPr>
           </w:pPr>
-          <w:hyperlink w:anchor="_Toc219715658" w:history="1">
+          <w:hyperlink w:anchor="_Toc219734257" w:history="1">
             <w:r>
               <w:rPr>
                 <w:rStyle w:val="af1"/>
@@ -2738,7 +2737,7 @@
                 <w:noProof/>
                 <w:webHidden/>
               </w:rPr>
-              <w:instrText xml:space="preserve"> PAGEREF _Toc219715658 \h </w:instrText>
+              <w:instrText xml:space="preserve"> PAGEREF _Toc219734257 \h </w:instrText>
             </w:r>
             <w:r>
               <w:rPr>
@@ -2758,7 +2757,7 @@
                 <w:noProof/>
                 <w:webHidden/>
               </w:rPr>
-              <w:t>27</w:t>
+              <w:t>28</w:t>
             </w:r>
             <w:r>
               <w:rPr>
@@ -2783,7 +2782,7 @@
               <w:szCs w:val="24"/>
             </w:rPr>
           </w:pPr>
-          <w:hyperlink w:anchor="_Toc219715659" w:history="1">
+          <w:hyperlink w:anchor="_Toc219734258" w:history="1">
             <w:r>
               <w:rPr>
                 <w:rStyle w:val="af1"/>
@@ -2810,7 +2809,7 @@
                 <w:noProof/>
                 <w:webHidden/>
               </w:rPr>
-              <w:instrText xml:space="preserve"> PAGEREF _Toc219715659 \h </w:instrText>
+              <w:instrText xml:space="preserve"> PAGEREF _Toc219734258 \h </w:instrText>
             </w:r>
             <w:r>
               <w:rPr>
@@ -2830,7 +2829,7 @@
                 <w:noProof/>
                 <w:webHidden/>
               </w:rPr>
-              <w:t>27</w:t>
+              <w:t>28</w:t>
             </w:r>
             <w:r>
               <w:rPr>
@@ -2857,7 +2856,7 @@
               <w:szCs w:val="24"/>
             </w:rPr>
           </w:pPr>
-          <w:hyperlink w:anchor="_Toc219715660" w:history="1">
+          <w:hyperlink w:anchor="_Toc219734259" w:history="1">
             <w:r>
               <w:rPr>
                 <w:rStyle w:val="af1"/>
@@ -2884,7 +2883,7 @@
                 <w:noProof/>
                 <w:webHidden/>
               </w:rPr>
-              <w:instrText xml:space="preserve"> PAGEREF _Toc219715660 \h </w:instrText>
+              <w:instrText xml:space="preserve"> PAGEREF _Toc219734259 \h </w:instrText>
             </w:r>
             <w:r>
               <w:rPr>
@@ -2904,7 +2903,7 @@
                 <w:noProof/>
                 <w:webHidden/>
               </w:rPr>
-              <w:t>29</w:t>
+              <w:t>30</w:t>
             </w:r>
             <w:r>
               <w:rPr>
@@ -2931,7 +2930,7 @@
               <w:szCs w:val="24"/>
             </w:rPr>
           </w:pPr>
-          <w:hyperlink w:anchor="_Toc219715661" w:history="1">
+          <w:hyperlink w:anchor="_Toc219734260" w:history="1">
             <w:r>
               <w:rPr>
                 <w:rStyle w:val="af1"/>
@@ -2958,7 +2957,7 @@
                 <w:noProof/>
                 <w:webHidden/>
               </w:rPr>
-              <w:instrText xml:space="preserve"> PAGEREF _Toc219715661 \h </w:instrText>
+              <w:instrText xml:space="preserve"> PAGEREF _Toc219734260 \h </w:instrText>
             </w:r>
             <w:r>
               <w:rPr>
@@ -2978,7 +2977,7 @@
                 <w:noProof/>
                 <w:webHidden/>
               </w:rPr>
-              <w:t>29</w:t>
+              <w:t>30</w:t>
             </w:r>
             <w:r>
               <w:rPr>
@@ -3021,7 +3020,7 @@
       <w:pPr>
         <w:pStyle w:val="1"/>
       </w:pPr>
-      <w:bookmarkStart w:id="5" w:name="_Toc219715630"/>
+      <w:bookmarkStart w:id="5" w:name="_Toc219734229"/>
       <w:r>
         <w:rPr>
           <w:rFonts w:hint="eastAsia"/>
@@ -3039,7 +3038,7 @@
           <w:numId w:val="2"/>
         </w:numPr>
       </w:pPr>
-      <w:bookmarkStart w:id="6" w:name="_Toc219715631"/>
+      <w:bookmarkStart w:id="6" w:name="_Toc219734230"/>
       <w:r>
         <w:rPr>
           <w:rFonts w:hint="eastAsia"/>
@@ -3056,7 +3055,7 @@
           <w:numId w:val="2"/>
         </w:numPr>
       </w:pPr>
-      <w:bookmarkStart w:id="7" w:name="_Toc219715632"/>
+      <w:bookmarkStart w:id="7" w:name="_Toc219734231"/>
       <w:r>
         <w:t>英虞湾における真珠養殖と海底ゴミの問題</w:t>
       </w:r>
@@ -3265,7 +3264,7 @@
           <w:numId w:val="2"/>
         </w:numPr>
       </w:pPr>
-      <w:bookmarkStart w:id="8" w:name="_Toc219715633"/>
+      <w:bookmarkStart w:id="8" w:name="_Toc219734232"/>
       <w:r>
         <w:t>既存の調査手法とその限界</w:t>
       </w:r>
@@ -3345,15 +3344,7 @@
         <w:ind w:firstLineChars="100" w:firstLine="210"/>
       </w:pPr>
       <w:r>
-        <w:t>したがって、潜水士による目視確認や手探りの探索に頼らない、安全かつ低コスト</w:t>
-      </w:r>
-      <w:proofErr w:type="gramStart"/>
-      <w:r>
-        <w:t>な</w:t>
-      </w:r>
-      <w:proofErr w:type="gramEnd"/>
-      <w:r>
-        <w:t>代替手段の確立が急務となっている。</w:t>
+        <w:t>したがって、潜水士による目視確認や手探りの探索に頼らない、安全かつ低コストな代替手段の確立が急務となっている。</w:t>
       </w:r>
     </w:p>
     <w:p>
@@ -3364,7 +3355,7 @@
           <w:numId w:val="2"/>
         </w:numPr>
       </w:pPr>
-      <w:bookmarkStart w:id="9" w:name="_Toc219715634"/>
+      <w:bookmarkStart w:id="9" w:name="_Toc219734233"/>
       <w:r>
         <w:t>水中ドローンによる解決のアプローチ</w:t>
       </w:r>
@@ -3427,7 +3418,7 @@
           <w:numId w:val="2"/>
         </w:numPr>
       </w:pPr>
-      <w:bookmarkStart w:id="10" w:name="_Toc219715635"/>
+      <w:bookmarkStart w:id="10" w:name="_Toc219734234"/>
       <w:r>
         <w:rPr>
           <w:rFonts w:hint="eastAsia"/>
@@ -3490,7 +3481,7 @@
       <w:pPr>
         <w:pStyle w:val="2"/>
       </w:pPr>
-      <w:bookmarkStart w:id="11" w:name="_Toc219715636"/>
+      <w:bookmarkStart w:id="11" w:name="_Toc219734235"/>
       <w:r>
         <w:t>1.3</w:t>
       </w:r>
@@ -3605,7 +3596,7 @@
         <w:pStyle w:val="1"/>
         <w:ind w:left="0"/>
       </w:pPr>
-      <w:bookmarkStart w:id="12" w:name="_Toc219715637"/>
+      <w:bookmarkStart w:id="12" w:name="_Toc219734236"/>
       <w:r>
         <w:rPr>
           <w:rFonts w:hint="eastAsia"/>
@@ -3642,7 +3633,7 @@
       <w:pPr>
         <w:pStyle w:val="2"/>
       </w:pPr>
-      <w:bookmarkStart w:id="13" w:name="_Toc219715638"/>
+      <w:bookmarkStart w:id="13" w:name="_Toc219734237"/>
       <w:r>
         <w:t>2.1</w:t>
       </w:r>
@@ -3694,6 +3685,36 @@
       <w:pPr>
         <w:ind w:firstLineChars="100" w:firstLine="210"/>
       </w:pPr>
+      <w:r>
+        <w:rPr>
+          <w:rFonts w:hint="eastAsia"/>
+        </w:rPr>
+        <w:t>図</w:t>
+      </w:r>
+      <w:r>
+        <w:rPr>
+          <w:rFonts w:ascii="Segoe UI Emoji" w:hAnsi="Segoe UI Emoji" w:cs="Segoe UI Emoji" w:hint="eastAsia"/>
+        </w:rPr>
+        <w:t>🔴</w:t>
+      </w:r>
+      <w:r>
+        <w:rPr>
+          <w:rFonts w:ascii="Segoe UI Emoji" w:hAnsi="Segoe UI Emoji" w:cs="Segoe UI Emoji" w:hint="eastAsia"/>
+        </w:rPr>
+        <w:t>に</w:t>
+      </w:r>
+      <w:r>
+        <w:rPr>
+          <w:rFonts w:ascii="Segoe UI Emoji" w:hAnsi="Segoe UI Emoji" w:cs="Segoe UI Emoji" w:hint="eastAsia"/>
+        </w:rPr>
+        <w:t>検出</w:t>
+      </w:r>
+      <w:r>
+        <w:rPr>
+          <w:rFonts w:ascii="Segoe UI Emoji" w:hAnsi="Segoe UI Emoji" w:cs="Segoe UI Emoji" w:hint="eastAsia"/>
+        </w:rPr>
+        <w:t>メカニズムのイメージを示す。</w:t>
+      </w:r>
       <w:r>
         <w:t>まず、センサ内部の励磁用コイルに交流電流を流すことで、周囲に変動磁界（一次磁界）を発生させる。この状態で、コイル近傍に導電体である金属が存在すると、電磁誘導によって金属内部に「渦電流」が発生する。</w:t>
       </w:r>
@@ -3721,9 +3742,103 @@
     </w:p>
     <w:p>
       <w:pPr>
+        <w:keepNext/>
+        <w:ind w:firstLineChars="100" w:firstLine="210"/>
+        <w:jc w:val="center"/>
+      </w:pPr>
+      <w:r>
+        <w:rPr>
+          <w:noProof/>
+        </w:rPr>
+        <w:drawing>
+          <wp:inline distT="0" distB="0" distL="0" distR="0" wp14:anchorId="1B32877E" wp14:editId="50EF660A">
+            <wp:extent cx="5399882" cy="2276475"/>
+            <wp:effectExtent l="0" t="0" r="0" b="0"/>
+            <wp:docPr id="1623147678" name="図 1"/>
+            <wp:cNvGraphicFramePr>
+              <a:graphicFrameLocks xmlns:a="http://schemas.openxmlformats.org/drawingml/2006/main" noChangeAspect="1"/>
+            </wp:cNvGraphicFramePr>
+            <a:graphic xmlns:a="http://schemas.openxmlformats.org/drawingml/2006/main">
+              <a:graphicData uri="http://schemas.openxmlformats.org/drawingml/2006/picture">
+                <pic:pic xmlns:pic="http://schemas.openxmlformats.org/drawingml/2006/picture">
+                  <pic:nvPicPr>
+                    <pic:cNvPr id="1623147678" name="図 1"/>
+                    <pic:cNvPicPr/>
+                  </pic:nvPicPr>
+                  <pic:blipFill>
+                    <a:blip r:embed="rId16" cstate="print">
+                      <a:extLst>
+                        <a:ext uri="{28A0092B-C50C-407E-A947-70E740481C1C}">
+                          <a14:useLocalDpi xmlns:a14="http://schemas.microsoft.com/office/drawing/2010/main" val="0"/>
+                        </a:ext>
+                      </a:extLst>
+                    </a:blip>
+                    <a:stretch>
+                      <a:fillRect/>
+                    </a:stretch>
+                  </pic:blipFill>
+                  <pic:spPr>
+                    <a:xfrm>
+                      <a:off x="0" y="0"/>
+                      <a:ext cx="5399882" cy="2276475"/>
+                    </a:xfrm>
+                    <a:prstGeom prst="rect">
+                      <a:avLst/>
+                    </a:prstGeom>
+                  </pic:spPr>
+                </pic:pic>
+              </a:graphicData>
+            </a:graphic>
+          </wp:inline>
+        </w:drawing>
+      </w:r>
+    </w:p>
+    <w:p>
+      <w:pPr>
+        <w:pStyle w:val="af2"/>
+        <w:jc w:val="center"/>
+      </w:pPr>
+      <w:r>
+        <w:t xml:space="preserve">図 </w:t>
+      </w:r>
+      <w:r>
+        <w:fldChar w:fldCharType="begin"/>
+      </w:r>
+      <w:r>
+        <w:instrText xml:space="preserve"> SEQ 図 \* ARABIC </w:instrText>
+      </w:r>
+      <w:r>
+        <w:fldChar w:fldCharType="separate"/>
+      </w:r>
+      <w:r>
+        <w:rPr>
+          <w:noProof/>
+        </w:rPr>
+        <w:t>2</w:t>
+      </w:r>
+      <w:r>
+        <w:fldChar w:fldCharType="end"/>
+      </w:r>
+      <w:r>
+        <w:rPr>
+          <w:rFonts w:hint="eastAsia"/>
+        </w:rPr>
+        <w:t xml:space="preserve">　測定原理のイメージ図</w:t>
+      </w:r>
+    </w:p>
+    <w:p>
+      <w:pPr>
+        <w:ind w:firstLineChars="100" w:firstLine="210"/>
+        <w:rPr>
+          <w:rFonts w:hint="eastAsia"/>
+        </w:rPr>
+      </w:pPr>
+    </w:p>
+    <w:p>
+      <w:pPr>
         <w:pStyle w:val="2"/>
       </w:pPr>
-      <w:bookmarkStart w:id="15" w:name="_Toc219715639"/>
+      <w:bookmarkStart w:id="15" w:name="_Toc219734238"/>
       <w:r>
         <w:t>2.2</w:t>
       </w:r>
@@ -3739,7 +3854,7 @@
       <w:pPr>
         <w:pStyle w:val="3"/>
       </w:pPr>
-      <w:bookmarkStart w:id="16" w:name="_Toc219715640"/>
+      <w:bookmarkStart w:id="16" w:name="_Toc219734239"/>
       <w:r>
         <w:t>2.2.1</w:t>
       </w:r>
@@ -3817,11 +3932,7 @@
         <w:t>PC</w:t>
       </w:r>
       <w:r>
-        <w:t>と同等の処理能力を有しており、本システムではメインコントローラとして機能する。具体的には、計測デバイスの制御ドライバの実行、取得データ</w:t>
-      </w:r>
-      <w:r>
-        <w:lastRenderedPageBreak/>
-        <w:t>の一次処理、および</w:t>
+        <w:t>と同等の処理能力を有しており、本システムではメインコントローラとして機能する。具体的には、計測デバイスの制御ドライバの実行、取得データの一次処理、および</w:t>
       </w:r>
       <w:r>
         <w:t>4G</w:t>
@@ -3954,7 +4065,7 @@
                     <pic:cNvPicPr/>
                   </pic:nvPicPr>
                   <pic:blipFill>
-                    <a:blip r:embed="rId16"/>
+                    <a:blip r:embed="rId17"/>
                     <a:stretch>
                       <a:fillRect/>
                     </a:stretch>
@@ -3996,7 +4107,7 @@
         <w:rPr>
           <w:noProof/>
         </w:rPr>
-        <w:t>2</w:t>
+        <w:t>3</w:t>
       </w:r>
       <w:r>
         <w:fldChar w:fldCharType="end"/>
@@ -4019,8 +4130,9 @@
       <w:pPr>
         <w:pStyle w:val="3"/>
       </w:pPr>
-      <w:bookmarkStart w:id="17" w:name="_Toc219715641"/>
-      <w:r>
+      <w:bookmarkStart w:id="17" w:name="_Toc219734240"/>
+      <w:r>
+        <w:lastRenderedPageBreak/>
         <w:t>2.2.2</w:t>
       </w:r>
       <w:r>
@@ -4083,7 +4195,7 @@
                     <pic:cNvPicPr/>
                   </pic:nvPicPr>
                   <pic:blipFill>
-                    <a:blip r:embed="rId17" cstate="print">
+                    <a:blip r:embed="rId18" cstate="print">
                       <a:extLst>
                         <a:ext uri="{28A0092B-C50C-407E-A947-70E740481C1C}">
                           <a14:useLocalDpi xmlns:a14="http://schemas.microsoft.com/office/drawing/2010/main" val="0"/>
@@ -4131,7 +4243,7 @@
         <w:rPr>
           <w:noProof/>
         </w:rPr>
-        <w:t>3</w:t>
+        <w:t>4</w:t>
       </w:r>
       <w:r>
         <w:fldChar w:fldCharType="end"/>
@@ -4152,7 +4264,7 @@
       <w:pPr>
         <w:pStyle w:val="2"/>
       </w:pPr>
-      <w:bookmarkStart w:id="18" w:name="_Toc219715642"/>
+      <w:bookmarkStart w:id="18" w:name="_Toc219734241"/>
       <w:r>
         <w:t>2.3</w:t>
       </w:r>
@@ -4167,124 +4279,293 @@
     <w:p>
       <w:pPr>
         <w:ind w:firstLineChars="100" w:firstLine="210"/>
-      </w:pPr>
-      <w:commentRangeStart w:id="19"/>
-      <w:r>
-        <w:t>探査の足回りとなる水中ドローン</w:t>
-      </w:r>
-      <w:r>
-        <w:rPr>
-          <w:rFonts w:hint="eastAsia"/>
-        </w:rPr>
-        <w:t>は</w:t>
-      </w:r>
-      <w:r>
-        <w:rPr>
-          <w:rFonts w:hint="eastAsia"/>
-        </w:rPr>
-        <w:t>、</w:t>
-      </w:r>
-      <w:r>
-        <w:t>機体</w:t>
-      </w:r>
-      <w:r>
-        <w:rPr>
-          <w:rFonts w:hint="eastAsia"/>
-        </w:rPr>
-        <w:t>の</w:t>
-      </w:r>
-      <w:r>
-        <w:t>前後左右および深度方向への移動を可能にするため、計</w:t>
+        <w:rPr>
+          <w:rFonts w:hint="eastAsia"/>
+        </w:rPr>
+      </w:pPr>
+      <w:r>
+        <w:rPr>
+          <w:rFonts w:hint="eastAsia"/>
+        </w:rPr>
+        <w:t>本探査システムの母船となる水中ドローンは、</w:t>
+      </w:r>
+      <w:r>
+        <w:rPr>
+          <w:rFonts w:hint="eastAsia"/>
+        </w:rPr>
+        <w:t>ポリ塩化ビニル製の筐体で、</w:t>
+      </w:r>
+      <w:r>
+        <w:t>全長【</w:t>
+      </w:r>
+      <w:r>
+        <w:t>000</w:t>
+      </w:r>
+      <w:r>
+        <w:t>】</w:t>
+      </w:r>
+      <w:r>
+        <w:t xml:space="preserve">mm × </w:t>
+      </w:r>
+      <w:r>
+        <w:t>全幅【</w:t>
+      </w:r>
+      <w:r>
+        <w:t>000</w:t>
+      </w:r>
+      <w:r>
+        <w:t>】</w:t>
+      </w:r>
+      <w:r>
+        <w:t xml:space="preserve">mm × </w:t>
+      </w:r>
+      <w:r>
+        <w:t>全高【</w:t>
+      </w:r>
+      <w:r>
+        <w:t>000</w:t>
+      </w:r>
+      <w:r>
+        <w:t>】</w:t>
+      </w:r>
+      <w:r>
+        <w:t>mm</w:t>
+      </w:r>
+      <w:r>
+        <w:t>である。</w:t>
+      </w:r>
+      <w:r>
+        <w:rPr>
+          <w:rFonts w:hint="eastAsia"/>
+        </w:rPr>
+        <w:t>（火曜日測ります）</w:t>
+      </w:r>
+    </w:p>
+    <w:p>
+      <w:pPr>
+        <w:ind w:firstLineChars="100" w:firstLine="210"/>
+        <w:rPr>
+          <w:rFonts w:hint="eastAsia"/>
+        </w:rPr>
+      </w:pPr>
+      <w:r>
+        <w:rPr>
+          <w:rFonts w:hint="eastAsia"/>
+        </w:rPr>
+        <w:t>推進系には、防水仕様のスラスタを計</w:t>
       </w:r>
       <w:r>
         <w:t>4</w:t>
       </w:r>
       <w:r>
-        <w:t>つのスラスタを配置している。</w:t>
+        <w:t>基搭載している。配置構成は、機体の前進・後退および旋回を担う水平スラスタを左右に</w:t>
+      </w:r>
+      <w:r>
+        <w:t>2</w:t>
+      </w:r>
+      <w:r>
+        <w:t>基、潜行・浮上を担う垂直スラスタを機体中央部に</w:t>
+      </w:r>
+      <w:r>
+        <w:t>2</w:t>
+      </w:r>
+      <w:r>
+        <w:t>基配置する構成</w:t>
+      </w:r>
+      <w:r>
+        <w:rPr>
+          <w:rFonts w:hint="eastAsia"/>
+        </w:rPr>
+        <w:t>である</w:t>
+      </w:r>
+      <w:r>
+        <w:t>。これにより、海底探査において重要な「一定深度を保ちつつ移動する」動作を安定して行うことが可能である。</w:t>
       </w:r>
       <w:r>
         <w:t xml:space="preserve"> </w:t>
       </w:r>
       <w:r>
-        <w:rPr>
-          <w:rFonts w:hint="eastAsia"/>
-        </w:rPr>
-        <w:t>スラスタは</w:t>
-      </w:r>
-      <w:r>
-        <w:t>11.1</w:t>
+        <w:t>また、水中での姿勢安定性を確保するため、機体上部に発泡スチロール製のフロート材を配置し、重心が浮心よりも下に来るよう重量バランスを調整した。</w:t>
+      </w:r>
+    </w:p>
+    <w:p>
+      <w:pPr>
+        <w:ind w:firstLineChars="100" w:firstLine="210"/>
+      </w:pPr>
+      <w:r>
+        <w:t>ドローンの制御中枢には、マイクロコントローラボード「</w:t>
+      </w:r>
+      <w:r>
+        <w:t>Arduino Uno</w:t>
+      </w:r>
+      <w:r>
+        <w:t>」を採用した。</w:t>
       </w:r>
       <w:r>
         <w:t xml:space="preserve"> </w:t>
       </w:r>
       <w:r>
-        <w:t>V</w:t>
-      </w:r>
-      <w:r>
-        <w:rPr>
-          <w:rFonts w:hint="eastAsia"/>
-        </w:rPr>
-        <w:t>のリチウムポリマー電池で駆動させる。</w:t>
-      </w:r>
-      <w:r>
-        <w:t>これらのスラスタの制御には</w:t>
+        <w:t>操作インターフェースには、汎用性の高いゲームコントローラ「</w:t>
+      </w:r>
+      <w:r>
+        <w:t>Dual Shock 2</w:t>
+      </w:r>
+      <w:r>
+        <w:t>」を使用し、</w:t>
       </w:r>
       <w:r>
         <w:t>Arduino</w:t>
       </w:r>
       <w:r>
-        <w:t>を使用し、専用のモータドライバを介して</w:t>
-      </w:r>
-      <w:r>
-        <w:rPr>
-          <w:rFonts w:hint="eastAsia"/>
-        </w:rPr>
-        <w:t>「</w:t>
-      </w:r>
-      <w:r>
-        <w:t>Dual</w:t>
+        <w:t>側の制御プログラムにおいては、コントローラからの</w:t>
+      </w:r>
+      <w:r>
+        <w:t>SPI</w:t>
+      </w:r>
+      <w:r>
+        <w:t>通信ベースの独自プロトコル信号を解析するために、オープンソースライブラリ「</w:t>
+      </w:r>
+      <w:r>
+        <w:t>Arduino-PS2X</w:t>
+      </w:r>
+      <w:r>
+        <w:t>」（</w:t>
+      </w:r>
+      <w:r>
+        <w:t>Bill Porter</w:t>
+      </w:r>
+      <w:r>
+        <w:t>氏</w:t>
       </w:r>
       <w:r>
         <w:t xml:space="preserve"> </w:t>
       </w:r>
       <w:r>
-        <w:t>Shock2</w:t>
-      </w:r>
-      <w:r>
-        <w:rPr>
-          <w:rFonts w:hint="eastAsia"/>
-        </w:rPr>
-        <w:t>」というコントローラで</w:t>
-      </w:r>
-      <w:r>
-        <w:t>制御する。機体構造は、浮力を確保するための</w:t>
-      </w:r>
-      <w:r>
-        <w:rPr>
-          <w:rFonts w:hint="eastAsia"/>
-        </w:rPr>
-        <w:t>浮き</w:t>
-      </w:r>
-      <w:r>
-        <w:t>やフレーム、スラスタから構成さ</w:t>
-      </w:r>
-      <w:r>
-        <w:rPr>
-          <w:rFonts w:hint="eastAsia"/>
-        </w:rPr>
-        <w:t>れる。</w:t>
-      </w:r>
-      <w:r>
-        <w:t>本実験においては、まず有線接続による制御を確立し、学校のプール等での安定した動作を実現した。</w:t>
-      </w:r>
-      <w:commentRangeEnd w:id="19"/>
-      <w:r>
-        <w:rPr>
-          <w:rStyle w:val="af5"/>
-          <w:sz w:val="21"/>
-          <w:szCs w:val="24"/>
-        </w:rPr>
-        <w:commentReference w:id="19"/>
+        <w:t>開発）</w:t>
+      </w:r>
+      <w:r>
+        <w:rPr>
+          <w:rFonts w:hint="eastAsia"/>
+        </w:rPr>
+        <w:t>[1</w:t>
+      </w:r>
+      <w:r>
+        <w:rPr>
+          <w:rFonts w:hint="eastAsia"/>
+        </w:rPr>
+        <w:t>0</w:t>
+      </w:r>
+      <w:r>
+        <w:rPr>
+          <w:rFonts w:hint="eastAsia"/>
+        </w:rPr>
+        <w:t>]</w:t>
+      </w:r>
+      <w:r>
+        <w:t>を採用した。このライブラリを用いることで、コントローラのジョイスティックによるアナログ入力値をスムーズにスラスタの回転数へと変換し、直感的な操縦</w:t>
+      </w:r>
+      <w:r>
+        <w:rPr>
+          <w:rFonts w:hint="eastAsia"/>
+        </w:rPr>
+        <w:t>も可能となる</w:t>
+      </w:r>
+      <w:r>
+        <w:t>。</w:t>
+      </w:r>
+      <w:r>
+        <w:rPr>
+          <w:rFonts w:hint="eastAsia"/>
+        </w:rPr>
+        <w:t>電源には、電圧</w:t>
+      </w:r>
+      <w:r>
+        <w:t xml:space="preserve"> 11.1 V</w:t>
+      </w:r>
+      <w:r>
+        <w:rPr>
+          <w:rFonts w:hint="eastAsia"/>
+        </w:rPr>
+        <w:t>、容量</w:t>
+      </w:r>
+      <w:r>
+        <w:rPr>
+          <w:rFonts w:hint="eastAsia"/>
+        </w:rPr>
+        <w:t xml:space="preserve">5200 </w:t>
+      </w:r>
+      <w:proofErr w:type="spellStart"/>
+      <w:r>
+        <w:rPr>
+          <w:rFonts w:hint="eastAsia"/>
+        </w:rPr>
+        <w:t>mAh</w:t>
+      </w:r>
+      <w:proofErr w:type="spellEnd"/>
+      <w:r>
+        <w:t>のリチウムポリマーバッテリーを使用し、システム全体に電力を供給している。</w:t>
+      </w:r>
+      <w:r>
+        <w:t xml:space="preserve"> </w:t>
+      </w:r>
+    </w:p>
+    <w:p>
+      <w:pPr>
+        <w:ind w:firstLineChars="100" w:firstLine="210"/>
+      </w:pPr>
+      <w:r>
+        <w:rPr>
+          <w:rFonts w:hint="eastAsia"/>
+        </w:rPr>
+        <w:t>ドローンの制御システム（</w:t>
+      </w:r>
+      <w:r>
+        <w:t>Arduino</w:t>
+      </w:r>
+      <w:r>
+        <w:t>およびモータドライバ）と電源バッテリーについて</w:t>
+      </w:r>
+      <w:r>
+        <w:lastRenderedPageBreak/>
+        <w:t>は、機体内部にすべて格納する。</w:t>
+      </w:r>
+    </w:p>
+    <w:p>
+      <w:pPr>
+        <w:ind w:firstLineChars="100" w:firstLine="210"/>
+        <w:rPr>
+          <w:rFonts w:hint="eastAsia"/>
+        </w:rPr>
+      </w:pPr>
+      <w:r>
+        <w:rPr>
+          <w:rFonts w:hint="eastAsia"/>
+        </w:rPr>
+        <w:t>なお、本実験段階においては、電波の</w:t>
+      </w:r>
+      <w:r>
+        <w:rPr>
+          <w:rFonts w:hint="eastAsia"/>
+        </w:rPr>
+        <w:t>減衰</w:t>
+      </w:r>
+      <w:r>
+        <w:rPr>
+          <w:rFonts w:hint="eastAsia"/>
+        </w:rPr>
+        <w:t>が激しい水中環境での確実な通信を担保するため、陸上のコントローラと機体内部の</w:t>
+      </w:r>
+      <w:r>
+        <w:rPr>
+          <w:rFonts w:hint="eastAsia"/>
+        </w:rPr>
+        <w:t>Arduino</w:t>
+      </w:r>
+      <w:r>
+        <w:rPr>
+          <w:rFonts w:hint="eastAsia"/>
+        </w:rPr>
+        <w:t>間を有線ケーブルで接続して制御信号を送受信する方式をとっている。</w:t>
       </w:r>
     </w:p>
     <w:p>
@@ -4314,7 +4595,7 @@
                     </pic:cNvPicPr>
                   </pic:nvPicPr>
                   <pic:blipFill rotWithShape="1">
-                    <a:blip r:embed="rId18" cstate="print">
+                    <a:blip r:embed="rId19" cstate="print">
                       <a:extLst>
                         <a:ext uri="{28A0092B-C50C-407E-A947-70E740481C1C}">
                           <a14:useLocalDpi xmlns:a14="http://schemas.microsoft.com/office/drawing/2010/main" val="0"/>
@@ -4372,7 +4653,7 @@
         <w:rPr>
           <w:noProof/>
         </w:rPr>
-        <w:t>4</w:t>
+        <w:t>5</w:t>
       </w:r>
       <w:r>
         <w:fldChar w:fldCharType="end"/>
@@ -4389,7 +4670,7 @@
       <w:pPr>
         <w:pStyle w:val="2"/>
       </w:pPr>
-      <w:bookmarkStart w:id="20" w:name="_Toc219715643"/>
+      <w:bookmarkStart w:id="19" w:name="_Toc219734242"/>
       <w:r>
         <w:t>2.4</w:t>
       </w:r>
@@ -4402,7 +4683,7 @@
       <w:r>
         <w:t>電磁センサの設計・製作</w:t>
       </w:r>
-      <w:bookmarkEnd w:id="20"/>
+      <w:bookmarkEnd w:id="19"/>
     </w:p>
     <w:p>
       <w:pPr>
@@ -4516,7 +4797,7 @@
                     <pic:cNvPicPr/>
                   </pic:nvPicPr>
                   <pic:blipFill>
-                    <a:blip r:embed="rId19" cstate="print">
+                    <a:blip r:embed="rId20" cstate="print">
                       <a:extLst>
                         <a:ext uri="{28A0092B-C50C-407E-A947-70E740481C1C}">
                           <a14:useLocalDpi xmlns:a14="http://schemas.microsoft.com/office/drawing/2010/main" val="0"/>
@@ -4564,7 +4845,7 @@
         <w:rPr>
           <w:noProof/>
         </w:rPr>
-        <w:t>5</w:t>
+        <w:t>6</w:t>
       </w:r>
       <w:r>
         <w:fldChar w:fldCharType="end"/>
@@ -4736,7 +5017,7 @@
                     </pic:cNvPicPr>
                   </pic:nvPicPr>
                   <pic:blipFill>
-                    <a:blip r:embed="rId20" cstate="print">
+                    <a:blip r:embed="rId21" cstate="print">
                       <a:extLst>
                         <a:ext uri="{28A0092B-C50C-407E-A947-70E740481C1C}">
                           <a14:useLocalDpi xmlns:a14="http://schemas.microsoft.com/office/drawing/2010/main" val="0"/>
@@ -4789,7 +5070,7 @@
         <w:rPr>
           <w:noProof/>
         </w:rPr>
-        <w:t>6</w:t>
+        <w:t>7</w:t>
       </w:r>
       <w:r>
         <w:fldChar w:fldCharType="end"/>
@@ -4846,7 +5127,7 @@
                     </pic:cNvPicPr>
                   </pic:nvPicPr>
                   <pic:blipFill>
-                    <a:blip r:embed="rId21" cstate="print">
+                    <a:blip r:embed="rId22" cstate="print">
                       <a:extLst>
                         <a:ext uri="{28A0092B-C50C-407E-A947-70E740481C1C}">
                           <a14:useLocalDpi xmlns:a14="http://schemas.microsoft.com/office/drawing/2010/main" val="0"/>
@@ -4899,7 +5180,7 @@
         <w:rPr>
           <w:noProof/>
         </w:rPr>
-        <w:t>7</w:t>
+        <w:t>8</w:t>
       </w:r>
       <w:r>
         <w:fldChar w:fldCharType="end"/>
@@ -4948,7 +5229,7 @@
         <w:pStyle w:val="1"/>
         <w:ind w:left="0"/>
       </w:pPr>
-      <w:bookmarkStart w:id="21" w:name="_Toc219715644"/>
+      <w:bookmarkStart w:id="20" w:name="_Toc219734243"/>
       <w:r>
         <w:rPr>
           <w:rFonts w:hint="eastAsia"/>
@@ -4956,23 +5237,189 @@
         <w:lastRenderedPageBreak/>
         <w:t>第３章　評価実験および考察</w:t>
       </w:r>
+      <w:bookmarkEnd w:id="20"/>
+    </w:p>
+    <w:p>
+      <w:pPr>
+        <w:pStyle w:val="2"/>
+      </w:pPr>
+      <w:bookmarkStart w:id="21" w:name="_Toc219734244"/>
+      <w:r>
+        <w:t>3.1</w:t>
+      </w:r>
+      <w:r>
+        <w:rPr>
+          <w:rFonts w:hint="eastAsia"/>
+        </w:rPr>
+        <w:t xml:space="preserve">　実験概要</w:t>
+      </w:r>
       <w:bookmarkEnd w:id="21"/>
     </w:p>
     <w:p>
       <w:pPr>
+        <w:ind w:firstLineChars="100" w:firstLine="210"/>
+      </w:pPr>
+      <w:r>
+        <w:rPr>
+          <w:rFonts w:hint="eastAsia"/>
+        </w:rPr>
+        <w:t>本章では、第</w:t>
+      </w:r>
+      <w:r>
+        <w:t>2</w:t>
+      </w:r>
+      <w:r>
+        <w:t>章で試作した電磁センサの基本性能、および水中ドローンに搭載した状態での探査システムの実現可能性を検証するために行った、</w:t>
+      </w:r>
+      <w:r>
+        <w:t>2</w:t>
+      </w:r>
+      <w:r>
+        <w:t>つの実験について述べる。</w:t>
+      </w:r>
+    </w:p>
+    <w:p>
+      <w:pPr>
+        <w:pStyle w:val="3"/>
+      </w:pPr>
+      <w:bookmarkStart w:id="22" w:name="_Toc219734245"/>
+      <w:r>
+        <w:rPr>
+          <w:rFonts w:hint="eastAsia"/>
+        </w:rPr>
+        <w:t xml:space="preserve">3.1.1　</w:t>
+      </w:r>
+      <w:r>
+        <w:rPr>
+          <w:rFonts w:hint="eastAsia"/>
+        </w:rPr>
+        <w:t>基礎特性の検証</w:t>
+      </w:r>
+      <w:bookmarkEnd w:id="22"/>
+    </w:p>
+    <w:p>
+      <w:pPr>
+        <w:ind w:firstLineChars="100" w:firstLine="210"/>
+      </w:pPr>
+      <w:r>
+        <w:rPr>
+          <w:rFonts w:hint="eastAsia"/>
+        </w:rPr>
+        <w:t>まず、センサ単体の基礎的な検出能力を把握するために、研究室内の水槽を用いた実験を行った。</w:t>
+      </w:r>
+      <w:r>
+        <w:t xml:space="preserve"> </w:t>
+      </w:r>
+      <w:r>
+        <w:t>本研究の最終的な適用フィールドは英虞湾（海水域）である。海水は淡水と比較して導電率が高く、電磁波の減衰や位相変化といった影響（表皮効果等）</w:t>
+      </w:r>
+      <w:r>
+        <w:t>[1</w:t>
+      </w:r>
+      <w:r>
+        <w:rPr>
+          <w:rFonts w:hint="eastAsia"/>
+        </w:rPr>
+        <w:t>1</w:t>
+      </w:r>
+      <w:r>
+        <w:t>]</w:t>
+      </w:r>
+      <w:r>
+        <w:rPr>
+          <w:rFonts w:hint="eastAsia"/>
+        </w:rPr>
+        <w:t>が</w:t>
+      </w:r>
+      <w:r>
+        <w:t>無視できない可能性がある。</w:t>
+      </w:r>
+      <w:r>
+        <w:t xml:space="preserve"> </w:t>
+      </w:r>
+      <w:r>
+        <w:t>そこで本実験では、「淡水」および海水を模した「</w:t>
+      </w:r>
+      <w:r>
+        <w:rPr>
+          <w:rFonts w:hint="eastAsia"/>
+        </w:rPr>
+        <w:t>人工海水</w:t>
+      </w:r>
+      <w:r>
+        <w:t>」の双方の環境下で計測を行い、水の導電性がセンサの金属検知性能に与える影響を比較・検証した。</w:t>
+      </w:r>
+    </w:p>
+    <w:p>
+      <w:pPr>
+        <w:pStyle w:val="3"/>
+      </w:pPr>
+      <w:bookmarkStart w:id="23" w:name="_Toc219734246"/>
+      <w:r>
+        <w:rPr>
+          <w:rFonts w:hint="eastAsia"/>
+        </w:rPr>
+        <w:t xml:space="preserve">3.1.2　</w:t>
+      </w:r>
+      <w:r>
+        <w:rPr>
+          <w:rFonts w:hint="eastAsia"/>
+        </w:rPr>
+        <w:t>システム動作検証</w:t>
+      </w:r>
+      <w:bookmarkEnd w:id="23"/>
+    </w:p>
+    <w:p>
+      <w:pPr>
+        <w:ind w:firstLineChars="100" w:firstLine="210"/>
+      </w:pPr>
+      <w:r>
+        <w:rPr>
+          <w:rFonts w:hint="eastAsia"/>
+        </w:rPr>
+        <w:t>次に、実際の運用に近い環境での動作を確認するために、学校のプールを用いた実験を行った。</w:t>
+      </w:r>
+      <w:r>
+        <w:t xml:space="preserve"> </w:t>
+      </w:r>
+      <w:r>
+        <w:t>この実験では、試作した電磁センサを実際に水中ドローンに搭載・結線し、システム全体を稼働させた状態で試験を行った。</w:t>
+      </w:r>
+      <w:r>
+        <w:t xml:space="preserve"> </w:t>
+      </w:r>
+      <w:r>
+        <w:t>ドローンのスラスタが発生する電磁ノイズや、機体の振動・移動がセンサの信号に与える影響を確認するとともに、広くて深い水中環境における金属検知の実証を行うことを目的とした。</w:t>
+      </w:r>
+    </w:p>
+    <w:p>
+      <w:pPr>
         <w:pStyle w:val="2"/>
       </w:pPr>
-      <w:bookmarkStart w:id="22" w:name="_Toc219715645"/>
-      <w:r>
-        <w:t>3.1</w:t>
-      </w:r>
-      <w:r>
-        <w:rPr>
-          <w:rFonts w:hint="eastAsia"/>
-        </w:rPr>
-        <w:t xml:space="preserve">　実験概要</w:t>
-      </w:r>
-      <w:bookmarkEnd w:id="22"/>
+      <w:bookmarkStart w:id="24" w:name="_Toc219734247"/>
+      <w:r>
+        <w:rPr>
+          <w:rFonts w:hint="eastAsia"/>
+        </w:rPr>
+        <w:t xml:space="preserve">3.2　</w:t>
+      </w:r>
+      <w:r>
+        <w:t>水槽を用いた基礎特性の検証</w:t>
+      </w:r>
+      <w:bookmarkEnd w:id="24"/>
+    </w:p>
+    <w:p>
+      <w:pPr>
+        <w:pStyle w:val="3"/>
+      </w:pPr>
+      <w:bookmarkStart w:id="25" w:name="_Toc219734248"/>
+      <w:r>
+        <w:rPr>
+          <w:rFonts w:hint="eastAsia"/>
+        </w:rPr>
+        <w:t>3.2.1　実験方法</w:t>
+      </w:r>
+      <w:bookmarkEnd w:id="25"/>
     </w:p>
     <w:p>
       <w:pPr>
@@ -4982,39 +5429,50 @@
         <w:rPr>
           <w:rFonts w:hint="eastAsia"/>
         </w:rPr>
-        <w:t>本章では、第</w:t>
-      </w:r>
-      <w:r>
-        <w:t>2</w:t>
-      </w:r>
-      <w:r>
-        <w:t>章で試作した電磁センサの基本性能、および水中ドローンに搭載した状態での探査システムの実現可能性を検証するために行った、</w:t>
-      </w:r>
-      <w:r>
-        <w:t>2</w:t>
-      </w:r>
-      <w:r>
-        <w:t>つの実験について述べる。</w:t>
-      </w:r>
-    </w:p>
-    <w:p>
-      <w:pPr>
-        <w:pStyle w:val="3"/>
-      </w:pPr>
-      <w:bookmarkStart w:id="23" w:name="_Toc219715646"/>
-      <w:r>
-        <w:rPr>
-          <w:rFonts w:hint="eastAsia"/>
-        </w:rPr>
-        <w:t xml:space="preserve">3.1.1　</w:t>
-      </w:r>
-      <w:r>
-        <w:rPr>
-          <w:rFonts w:hint="eastAsia"/>
-        </w:rPr>
-        <w:t>基礎特性の検証</w:t>
-      </w:r>
-      <w:bookmarkEnd w:id="23"/>
+        <w:t>実験は研究室内の水槽を用いて行った。水槽の底部には、実際の海底環境を模した砂を敷き詰め、その上に検出対象を配置した。</w:t>
+      </w:r>
+      <w:r>
+        <w:t xml:space="preserve"> </w:t>
+      </w:r>
+      <w:r>
+        <w:t>検出対象（ターゲット）には、縦</w:t>
+      </w:r>
+      <w:r>
+        <w:t xml:space="preserve"> </w:t>
+      </w:r>
+      <w:r>
+        <w:t>200</w:t>
+      </w:r>
+      <w:r>
+        <w:t xml:space="preserve"> mm × </w:t>
+      </w:r>
+      <w:r>
+        <w:t>横</w:t>
+      </w:r>
+      <w:r>
+        <w:t xml:space="preserve"> </w:t>
+      </w:r>
+      <w:r>
+        <w:t>200</w:t>
+      </w:r>
+      <w:r>
+        <w:t xml:space="preserve"> mm × </w:t>
+      </w:r>
+      <w:r>
+        <w:t>厚さ</w:t>
+      </w:r>
+      <w:r>
+        <w:t xml:space="preserve"> </w:t>
+      </w:r>
+      <w:r>
+        <w:t>3</w:t>
+      </w:r>
+      <w:r>
+        <w:t xml:space="preserve"> mm </w:t>
+      </w:r>
+      <w:r>
+        <w:t>の鉄板、および同寸法のアクリル板（非金属ターゲット）を使用した。</w:t>
+      </w:r>
     </w:p>
     <w:p>
       <w:pPr>
@@ -5024,174 +5482,6 @@
         <w:rPr>
           <w:rFonts w:hint="eastAsia"/>
         </w:rPr>
-        <w:t>まず、センサ単体の基礎的な検出能力を把握するために、研究室内の水槽を用いた実験を行った。</w:t>
-      </w:r>
-      <w:r>
-        <w:t xml:space="preserve"> </w:t>
-      </w:r>
-      <w:r>
-        <w:t>本研究の最終的な適用フィールドは英虞湾（海水域）である。海水は淡水と比較して導電率が高く、電磁波の減衰や位相変化といった影響（表皮効果等）</w:t>
-      </w:r>
-      <w:r>
-        <w:t>[10]</w:t>
-      </w:r>
-      <w:r>
-        <w:rPr>
-          <w:rFonts w:hint="eastAsia"/>
-        </w:rPr>
-        <w:t>が</w:t>
-      </w:r>
-      <w:r>
-        <w:t>無視できない可能性がある。</w:t>
-      </w:r>
-      <w:r>
-        <w:t xml:space="preserve"> </w:t>
-      </w:r>
-      <w:r>
-        <w:t>そこで本実験では、「淡水」および海水を模した「</w:t>
-      </w:r>
-      <w:r>
-        <w:rPr>
-          <w:rFonts w:hint="eastAsia"/>
-        </w:rPr>
-        <w:t>人工海水</w:t>
-      </w:r>
-      <w:r>
-        <w:t>」の双方の環境下で計測を行い、水の導電性がセンサの金属検知性能に与える影響を比較・検証した。</w:t>
-      </w:r>
-    </w:p>
-    <w:p>
-      <w:pPr>
-        <w:pStyle w:val="3"/>
-      </w:pPr>
-      <w:bookmarkStart w:id="24" w:name="_Toc219715647"/>
-      <w:r>
-        <w:rPr>
-          <w:rFonts w:hint="eastAsia"/>
-        </w:rPr>
-        <w:t xml:space="preserve">3.1.2　</w:t>
-      </w:r>
-      <w:r>
-        <w:rPr>
-          <w:rFonts w:hint="eastAsia"/>
-        </w:rPr>
-        <w:t>システム動作検証</w:t>
-      </w:r>
-      <w:bookmarkEnd w:id="24"/>
-    </w:p>
-    <w:p>
-      <w:pPr>
-        <w:ind w:firstLineChars="100" w:firstLine="210"/>
-      </w:pPr>
-      <w:r>
-        <w:rPr>
-          <w:rFonts w:hint="eastAsia"/>
-        </w:rPr>
-        <w:t>次に、実際の運用に近い環境での動作を確認するために、学校のプールを用いた実験を行った。</w:t>
-      </w:r>
-      <w:r>
-        <w:t xml:space="preserve"> </w:t>
-      </w:r>
-      <w:r>
-        <w:t>この実験では、試作した電磁センサを実際に水中ドローンに搭載・結線し、システム全体を稼働させた状態で試験を行った。</w:t>
-      </w:r>
-      <w:r>
-        <w:t xml:space="preserve"> </w:t>
-      </w:r>
-      <w:r>
-        <w:t>ドローンのスラスタが発生する電磁ノイズや、機体の振動・移動がセンサの信号に与える影響を確認するとともに、広くて深い水中環境における金属検知の実証を行うことを目的とした。</w:t>
-      </w:r>
-    </w:p>
-    <w:p>
-      <w:pPr>
-        <w:pStyle w:val="2"/>
-      </w:pPr>
-      <w:bookmarkStart w:id="25" w:name="_Toc219715648"/>
-      <w:r>
-        <w:rPr>
-          <w:rFonts w:hint="eastAsia"/>
-        </w:rPr>
-        <w:t xml:space="preserve">3.2　</w:t>
-      </w:r>
-      <w:r>
-        <w:t>水槽を用いた基礎特性の検証</w:t>
-      </w:r>
-      <w:bookmarkEnd w:id="25"/>
-    </w:p>
-    <w:p>
-      <w:pPr>
-        <w:pStyle w:val="3"/>
-      </w:pPr>
-      <w:bookmarkStart w:id="26" w:name="_Toc219715649"/>
-      <w:r>
-        <w:rPr>
-          <w:rFonts w:hint="eastAsia"/>
-        </w:rPr>
-        <w:t>3.2.1　実験方法</w:t>
-      </w:r>
-      <w:bookmarkEnd w:id="26"/>
-    </w:p>
-    <w:p>
-      <w:pPr>
-        <w:ind w:firstLineChars="100" w:firstLine="210"/>
-      </w:pPr>
-      <w:r>
-        <w:rPr>
-          <w:rFonts w:hint="eastAsia"/>
-        </w:rPr>
-        <w:t>実験は研究室内の水槽を用いて行った。水槽の底部には、実際の海底環境を模した砂を敷き詰め、その上に検出対象を配置した。</w:t>
-      </w:r>
-      <w:r>
-        <w:t xml:space="preserve"> </w:t>
-      </w:r>
-      <w:r>
-        <w:t>検出対象（ターゲット）には、縦</w:t>
-      </w:r>
-      <w:r>
-        <w:t xml:space="preserve"> </w:t>
-      </w:r>
-      <w:r>
-        <w:t>200</w:t>
-      </w:r>
-      <w:r>
-        <w:t xml:space="preserve"> mm × </w:t>
-      </w:r>
-      <w:r>
-        <w:t>横</w:t>
-      </w:r>
-      <w:r>
-        <w:t xml:space="preserve"> </w:t>
-      </w:r>
-      <w:r>
-        <w:t>200</w:t>
-      </w:r>
-      <w:r>
-        <w:t xml:space="preserve"> mm × </w:t>
-      </w:r>
-      <w:r>
-        <w:t>厚さ</w:t>
-      </w:r>
-      <w:r>
-        <w:t xml:space="preserve"> </w:t>
-      </w:r>
-      <w:r>
-        <w:t>3</w:t>
-      </w:r>
-      <w:r>
-        <w:t xml:space="preserve"> mm </w:t>
-      </w:r>
-      <w:r>
-        <w:t>の鉄板、および同寸法のアクリル板（非金属ターゲット）を使用した。</w:t>
-      </w:r>
-    </w:p>
-    <w:p>
-      <w:pPr>
-        <w:ind w:firstLineChars="100" w:firstLine="210"/>
-      </w:pPr>
-      <w:r>
-        <w:rPr>
-          <w:rFonts w:hint="eastAsia"/>
-        </w:rPr>
         <w:t>Analog Discovery2</w:t>
       </w:r>
       <w:r>
@@ -5264,27 +5554,35 @@
         <w:rPr>
           <w:rFonts w:hint="eastAsia"/>
         </w:rPr>
-        <w:t>「</w:t>
+        <w:t>、</w:t>
+      </w:r>
+      <w:r>
+        <w:rPr>
+          <w:rFonts w:hint="eastAsia"/>
+        </w:rPr>
+        <w:t>データ収集、分析、視覚化が行える</w:t>
       </w:r>
       <w:proofErr w:type="spellStart"/>
       <w:r>
-        <w:rPr>
-          <w:rFonts w:hint="eastAsia"/>
-        </w:rPr>
-        <w:t>WaveForm</w:t>
-      </w:r>
-      <w:r>
-        <w:rPr>
-          <w:rFonts w:hint="eastAsia"/>
-        </w:rPr>
-        <w:t>s</w:t>
+        <w:t>Digilent</w:t>
       </w:r>
       <w:proofErr w:type="spellEnd"/>
       <w:r>
-        <w:rPr>
-          <w:rFonts w:hint="eastAsia"/>
-        </w:rPr>
-        <w:t>」というソフトを使用し波形を観察した。</w:t>
+        <w:t>の制御ソフト「</w:t>
+      </w:r>
+      <w:proofErr w:type="spellStart"/>
+      <w:r>
+        <w:t>WaveForms</w:t>
+      </w:r>
+      <w:proofErr w:type="spellEnd"/>
+      <w:r>
+        <w:t>」</w:t>
+      </w:r>
+      <w:r>
+        <w:rPr>
+          <w:rFonts w:hint="eastAsia"/>
+        </w:rPr>
+        <w:t>というソフトを使用し波形を観察した。</w:t>
       </w:r>
     </w:p>
     <w:p>
@@ -5322,6 +5620,8 @@
       <w:r>
         <w:rPr>
           <w:rFonts w:hint="eastAsia"/>
+          <w:b/>
+          <w:bCs/>
         </w:rPr>
         <w:t>基本条件（表面配置）</w:t>
       </w:r>
@@ -5343,6 +5643,8 @@
       <w:r>
         <w:rPr>
           <w:rFonts w:hint="eastAsia"/>
+          <w:b/>
+          <w:bCs/>
         </w:rPr>
         <w:t>埋没条件</w:t>
       </w:r>
@@ -5370,6 +5672,8 @@
       <w:r>
         <w:rPr>
           <w:rFonts w:hint="eastAsia"/>
+          <w:b/>
+          <w:bCs/>
         </w:rPr>
         <w:t>オフセット条件</w:t>
       </w:r>
@@ -5403,6 +5707,8 @@
       <w:r>
         <w:rPr>
           <w:rFonts w:hint="eastAsia"/>
+          <w:b/>
+          <w:bCs/>
         </w:rPr>
         <w:t>対照実験（アクリル板）</w:t>
       </w:r>
@@ -5424,6 +5730,8 @@
       <w:r>
         <w:rPr>
           <w:rFonts w:hint="eastAsia"/>
+          <w:b/>
+          <w:bCs/>
         </w:rPr>
         <w:t>何もなし</w:t>
       </w:r>
@@ -5474,7 +5782,7 @@
       <w:pPr>
         <w:pStyle w:val="3"/>
       </w:pPr>
-      <w:bookmarkStart w:id="27" w:name="_Toc219715650"/>
+      <w:bookmarkStart w:id="26" w:name="_Toc219734249"/>
       <w:r>
         <w:rPr>
           <w:rFonts w:hint="eastAsia"/>
@@ -5499,7 +5807,7 @@
         </w:rPr>
         <w:t>実験結果</w:t>
       </w:r>
-      <w:bookmarkEnd w:id="27"/>
+      <w:bookmarkEnd w:id="26"/>
     </w:p>
     <w:p>
       <w:pPr>
@@ -5656,210 +5964,6 @@
                 <pic:pic xmlns:pic="http://schemas.openxmlformats.org/drawingml/2006/picture">
                   <pic:nvPicPr>
                     <pic:cNvPr id="464804350" name="図 2"/>
-                    <pic:cNvPicPr>
-                      <a:picLocks noChangeAspect="1" noChangeArrowheads="1"/>
-                    </pic:cNvPicPr>
-                  </pic:nvPicPr>
-                  <pic:blipFill>
-                    <a:blip r:embed="rId22" cstate="print">
-                      <a:extLst>
-                        <a:ext uri="{28A0092B-C50C-407E-A947-70E740481C1C}">
-                          <a14:useLocalDpi xmlns:a14="http://schemas.microsoft.com/office/drawing/2010/main" val="0"/>
-                        </a:ext>
-                      </a:extLst>
-                    </a:blip>
-                    <a:stretch>
-                      <a:fillRect/>
-                    </a:stretch>
-                  </pic:blipFill>
-                  <pic:spPr bwMode="auto">
-                    <a:xfrm>
-                      <a:off x="0" y="0"/>
-                      <a:ext cx="4639672" cy="3035300"/>
-                    </a:xfrm>
-                    <a:prstGeom prst="rect">
-                      <a:avLst/>
-                    </a:prstGeom>
-                    <a:noFill/>
-                    <a:ln>
-                      <a:noFill/>
-                    </a:ln>
-                  </pic:spPr>
-                </pic:pic>
-              </a:graphicData>
-            </a:graphic>
-          </wp:inline>
-        </w:drawing>
-      </w:r>
-    </w:p>
-    <w:p>
-      <w:pPr>
-        <w:pStyle w:val="af2"/>
-        <w:jc w:val="center"/>
-        <w:rPr>
-          <w:rFonts w:hint="eastAsia"/>
-        </w:rPr>
-      </w:pPr>
-      <w:r>
-        <w:t xml:space="preserve">図 </w:t>
-      </w:r>
-      <w:r>
-        <w:fldChar w:fldCharType="begin"/>
-      </w:r>
-      <w:r>
-        <w:instrText>SEQ 図 \* ARABIC</w:instrText>
-      </w:r>
-      <w:r>
-        <w:fldChar w:fldCharType="separate"/>
-      </w:r>
-      <w:r>
-        <w:rPr>
-          <w:noProof/>
-        </w:rPr>
-        <w:t>8</w:t>
-      </w:r>
-      <w:r>
-        <w:fldChar w:fldCharType="end"/>
-      </w:r>
-      <w:r>
-        <w:rPr>
-          <w:rFonts w:hint="eastAsia"/>
-        </w:rPr>
-        <w:t xml:space="preserve">　基本条件におけるセンサ応答波形</w:t>
-      </w:r>
-    </w:p>
-    <w:p/>
-    <w:p>
-      <w:pPr>
-        <w:pStyle w:val="a9"/>
-        <w:numPr>
-          <w:ilvl w:val="0"/>
-          <w:numId w:val="8"/>
-        </w:numPr>
-        <w:rPr>
-          <w:b/>
-          <w:bCs/>
-        </w:rPr>
-      </w:pPr>
-      <w:r>
-        <w:rPr>
-          <w:rFonts w:hint="eastAsia"/>
-          <w:b/>
-          <w:bCs/>
-        </w:rPr>
-        <w:t>埋没条件</w:t>
-      </w:r>
-    </w:p>
-    <w:p>
-      <w:pPr>
-        <w:ind w:firstLineChars="100" w:firstLine="210"/>
-      </w:pPr>
-      <w:r>
-        <w:rPr>
-          <w:rFonts w:hint="eastAsia"/>
-        </w:rPr>
-        <w:t>次に、鉄板を砂の中に埋没させた状態での測定結果を述べる。本実験では、埋没深度を</w:t>
-      </w:r>
-      <w:r>
-        <w:t xml:space="preserve"> 64 mm </w:t>
-      </w:r>
-      <w:r>
-        <w:t>と</w:t>
-      </w:r>
-      <w:r>
-        <w:t xml:space="preserve"> 30 mm </w:t>
-      </w:r>
-      <w:r>
-        <w:t>の</w:t>
-      </w:r>
-      <w:r>
-        <w:t>2</w:t>
-      </w:r>
-      <w:r>
-        <w:t>段階に設定して検証を行った。</w:t>
-      </w:r>
-    </w:p>
-    <w:p>
-      <w:pPr>
-        <w:ind w:firstLineChars="100" w:firstLine="210"/>
-      </w:pPr>
-      <w:r>
-        <w:rPr>
-          <w:rFonts w:hint="eastAsia"/>
-        </w:rPr>
-        <w:t>鉄板を砂の表面から</w:t>
-      </w:r>
-      <w:r>
-        <w:t xml:space="preserve"> 64 mm </w:t>
-      </w:r>
-      <w:r>
-        <w:t>の深さに埋没させた際の結果を図</w:t>
-      </w:r>
-      <w:r>
-        <w:rPr>
-          <w:rFonts w:ascii="Segoe UI Emoji" w:hAnsi="Segoe UI Emoji" w:cs="Segoe UI Emoji" w:hint="eastAsia"/>
-        </w:rPr>
-        <w:t>🔴</w:t>
-      </w:r>
-      <w:r>
-        <w:t>に示す。</w:t>
-      </w:r>
-      <w:r>
-        <w:t xml:space="preserve"> </w:t>
-      </w:r>
-      <w:r>
-        <w:t>グラフを確認すると、センサを接近させたタイミングでわずかな電圧上昇の傾向が見られるものの、その変化量は数</w:t>
-      </w:r>
-      <w:r>
-        <w:t xml:space="preserve"> mV </w:t>
-      </w:r>
-      <w:r>
-        <w:t>程度にとどまっている</w:t>
-      </w:r>
-      <w:r>
-        <w:rPr>
-          <w:rFonts w:hint="eastAsia"/>
-        </w:rPr>
-        <w:t>。</w:t>
-      </w:r>
-    </w:p>
-    <w:p>
-      <w:pPr>
-        <w:ind w:firstLineChars="100" w:firstLine="210"/>
-      </w:pPr>
-      <w:r>
-        <w:t>この変化量は、環境ノイズによるベースラインの揺らぎと同程度のレベルであり、信号とノイズの区別が困難である。したがって、本センサの現在の仕様においては、深さ</w:t>
-      </w:r>
-      <w:r>
-        <w:t xml:space="preserve"> 64 mm </w:t>
-      </w:r>
-      <w:r>
-        <w:t>の埋没物を明確に検知することは困難であると判断された。</w:t>
-      </w:r>
-    </w:p>
-    <w:p>
-      <w:pPr>
-        <w:keepNext/>
-        <w:jc w:val="center"/>
-      </w:pPr>
-      <w:r>
-        <w:rPr>
-          <w:noProof/>
-        </w:rPr>
-        <w:lastRenderedPageBreak/>
-        <w:drawing>
-          <wp:inline distT="0" distB="0" distL="0" distR="0" wp14:anchorId="6411802E" wp14:editId="32176FFA">
-            <wp:extent cx="4639672" cy="3035300"/>
-            <wp:effectExtent l="0" t="0" r="0" b="0"/>
-            <wp:docPr id="741575295" name="図 3"/>
-            <wp:cNvGraphicFramePr>
-              <a:graphicFrameLocks xmlns:a="http://schemas.openxmlformats.org/drawingml/2006/main" noChangeAspect="1"/>
-            </wp:cNvGraphicFramePr>
-            <a:graphic xmlns:a="http://schemas.openxmlformats.org/drawingml/2006/main">
-              <a:graphicData uri="http://schemas.openxmlformats.org/drawingml/2006/picture">
-                <pic:pic xmlns:pic="http://schemas.openxmlformats.org/drawingml/2006/picture">
-                  <pic:nvPicPr>
-                    <pic:cNvPr id="741575295" name="図 3"/>
                     <pic:cNvPicPr>
                       <a:picLocks noChangeAspect="1" noChangeArrowheads="1"/>
                     </pic:cNvPicPr>
@@ -5926,6 +6030,207 @@
         <w:rPr>
           <w:rFonts w:hint="eastAsia"/>
         </w:rPr>
+        <w:t xml:space="preserve">　基本条件におけるセンサ応答波形</w:t>
+      </w:r>
+    </w:p>
+    <w:p/>
+    <w:p>
+      <w:pPr>
+        <w:pStyle w:val="a9"/>
+        <w:numPr>
+          <w:ilvl w:val="0"/>
+          <w:numId w:val="8"/>
+        </w:numPr>
+        <w:rPr>
+          <w:b/>
+          <w:bCs/>
+        </w:rPr>
+      </w:pPr>
+      <w:r>
+        <w:rPr>
+          <w:rFonts w:hint="eastAsia"/>
+          <w:b/>
+          <w:bCs/>
+        </w:rPr>
+        <w:t>埋没条件</w:t>
+      </w:r>
+    </w:p>
+    <w:p>
+      <w:pPr>
+        <w:ind w:firstLineChars="100" w:firstLine="210"/>
+      </w:pPr>
+      <w:r>
+        <w:rPr>
+          <w:rFonts w:hint="eastAsia"/>
+        </w:rPr>
+        <w:t>次に、鉄板を砂の中に埋没させた状態での測定結果を述べる。本実験では、埋没深度を</w:t>
+      </w:r>
+      <w:r>
+        <w:t xml:space="preserve"> 64 mm </w:t>
+      </w:r>
+      <w:r>
+        <w:t>と</w:t>
+      </w:r>
+      <w:r>
+        <w:t xml:space="preserve"> 30 mm </w:t>
+      </w:r>
+      <w:r>
+        <w:t>の</w:t>
+      </w:r>
+      <w:r>
+        <w:t>2</w:t>
+      </w:r>
+      <w:r>
+        <w:t>段階に設定して検証を行った。</w:t>
+      </w:r>
+    </w:p>
+    <w:p>
+      <w:pPr>
+        <w:ind w:firstLineChars="100" w:firstLine="210"/>
+      </w:pPr>
+      <w:r>
+        <w:rPr>
+          <w:rFonts w:hint="eastAsia"/>
+        </w:rPr>
+        <w:t>鉄板を砂の表面から</w:t>
+      </w:r>
+      <w:r>
+        <w:t xml:space="preserve"> 64 mm </w:t>
+      </w:r>
+      <w:r>
+        <w:t>の深さに埋没させた際の結果を図</w:t>
+      </w:r>
+      <w:r>
+        <w:rPr>
+          <w:rFonts w:ascii="Segoe UI Emoji" w:hAnsi="Segoe UI Emoji" w:cs="Segoe UI Emoji" w:hint="eastAsia"/>
+        </w:rPr>
+        <w:t>🔴</w:t>
+      </w:r>
+      <w:r>
+        <w:t>に示す。</w:t>
+      </w:r>
+      <w:r>
+        <w:t xml:space="preserve"> </w:t>
+      </w:r>
+      <w:r>
+        <w:t>グラフを確認すると、センサを接近させたタイミングでわずかな電圧上昇の傾向が見られるものの、その変化量は数</w:t>
+      </w:r>
+      <w:r>
+        <w:t xml:space="preserve"> mV </w:t>
+      </w:r>
+      <w:r>
+        <w:t>程度にとどまっている</w:t>
+      </w:r>
+      <w:r>
+        <w:rPr>
+          <w:rFonts w:hint="eastAsia"/>
+        </w:rPr>
+        <w:t>。</w:t>
+      </w:r>
+    </w:p>
+    <w:p>
+      <w:pPr>
+        <w:ind w:firstLineChars="100" w:firstLine="210"/>
+      </w:pPr>
+      <w:r>
+        <w:t>この変化量は、環境ノイズによるベースラインの揺らぎと同程度のレベルであり、信号とノイズの区別が困難である。したがって、本センサの現在の仕様においては、深さ</w:t>
+      </w:r>
+      <w:r>
+        <w:t xml:space="preserve"> 64 mm </w:t>
+      </w:r>
+      <w:r>
+        <w:t>の埋没物を明確に検知することは困難であると判断された。</w:t>
+      </w:r>
+    </w:p>
+    <w:p>
+      <w:pPr>
+        <w:keepNext/>
+        <w:jc w:val="center"/>
+      </w:pPr>
+      <w:r>
+        <w:rPr>
+          <w:noProof/>
+        </w:rPr>
+        <w:lastRenderedPageBreak/>
+        <w:drawing>
+          <wp:inline distT="0" distB="0" distL="0" distR="0" wp14:anchorId="6411802E" wp14:editId="32176FFA">
+            <wp:extent cx="4639672" cy="3035300"/>
+            <wp:effectExtent l="0" t="0" r="0" b="0"/>
+            <wp:docPr id="741575295" name="図 3"/>
+            <wp:cNvGraphicFramePr>
+              <a:graphicFrameLocks xmlns:a="http://schemas.openxmlformats.org/drawingml/2006/main" noChangeAspect="1"/>
+            </wp:cNvGraphicFramePr>
+            <a:graphic xmlns:a="http://schemas.openxmlformats.org/drawingml/2006/main">
+              <a:graphicData uri="http://schemas.openxmlformats.org/drawingml/2006/picture">
+                <pic:pic xmlns:pic="http://schemas.openxmlformats.org/drawingml/2006/picture">
+                  <pic:nvPicPr>
+                    <pic:cNvPr id="741575295" name="図 3"/>
+                    <pic:cNvPicPr>
+                      <a:picLocks noChangeAspect="1" noChangeArrowheads="1"/>
+                    </pic:cNvPicPr>
+                  </pic:nvPicPr>
+                  <pic:blipFill>
+                    <a:blip r:embed="rId24" cstate="print">
+                      <a:extLst>
+                        <a:ext uri="{28A0092B-C50C-407E-A947-70E740481C1C}">
+                          <a14:useLocalDpi xmlns:a14="http://schemas.microsoft.com/office/drawing/2010/main" val="0"/>
+                        </a:ext>
+                      </a:extLst>
+                    </a:blip>
+                    <a:stretch>
+                      <a:fillRect/>
+                    </a:stretch>
+                  </pic:blipFill>
+                  <pic:spPr bwMode="auto">
+                    <a:xfrm>
+                      <a:off x="0" y="0"/>
+                      <a:ext cx="4639672" cy="3035300"/>
+                    </a:xfrm>
+                    <a:prstGeom prst="rect">
+                      <a:avLst/>
+                    </a:prstGeom>
+                    <a:noFill/>
+                    <a:ln>
+                      <a:noFill/>
+                    </a:ln>
+                  </pic:spPr>
+                </pic:pic>
+              </a:graphicData>
+            </a:graphic>
+          </wp:inline>
+        </w:drawing>
+      </w:r>
+    </w:p>
+    <w:p>
+      <w:pPr>
+        <w:pStyle w:val="af2"/>
+        <w:jc w:val="center"/>
+      </w:pPr>
+      <w:r>
+        <w:t xml:space="preserve">図 </w:t>
+      </w:r>
+      <w:r>
+        <w:fldChar w:fldCharType="begin"/>
+      </w:r>
+      <w:r>
+        <w:instrText>SEQ 図 \* ARABIC</w:instrText>
+      </w:r>
+      <w:r>
+        <w:fldChar w:fldCharType="separate"/>
+      </w:r>
+      <w:r>
+        <w:rPr>
+          <w:noProof/>
+        </w:rPr>
+        <w:t>10</w:t>
+      </w:r>
+      <w:r>
+        <w:fldChar w:fldCharType="end"/>
+      </w:r>
+      <w:r>
+        <w:rPr>
+          <w:rFonts w:hint="eastAsia"/>
+        </w:rPr>
         <w:t xml:space="preserve">　</w:t>
       </w:r>
       <w:r>
@@ -6083,213 +6388,6 @@
                 <pic:pic xmlns:pic="http://schemas.openxmlformats.org/drawingml/2006/picture">
                   <pic:nvPicPr>
                     <pic:cNvPr id="143356835" name="図 6"/>
-                    <pic:cNvPicPr/>
-                  </pic:nvPicPr>
-                  <pic:blipFill>
-                    <a:blip r:embed="rId24" cstate="print">
-                      <a:extLst>
-                        <a:ext uri="{28A0092B-C50C-407E-A947-70E740481C1C}">
-                          <a14:useLocalDpi xmlns:a14="http://schemas.microsoft.com/office/drawing/2010/main" val="0"/>
-                        </a:ext>
-                      </a:extLst>
-                    </a:blip>
-                    <a:stretch>
-                      <a:fillRect/>
-                    </a:stretch>
-                  </pic:blipFill>
-                  <pic:spPr>
-                    <a:xfrm>
-                      <a:off x="0" y="0"/>
-                      <a:ext cx="4643555" cy="3037840"/>
-                    </a:xfrm>
-                    <a:prstGeom prst="rect">
-                      <a:avLst/>
-                    </a:prstGeom>
-                  </pic:spPr>
-                </pic:pic>
-              </a:graphicData>
-            </a:graphic>
-          </wp:inline>
-        </w:drawing>
-      </w:r>
-    </w:p>
-    <w:p>
-      <w:pPr>
-        <w:pStyle w:val="af2"/>
-        <w:jc w:val="center"/>
-      </w:pPr>
-      <w:r>
-        <w:t xml:space="preserve">図 </w:t>
-      </w:r>
-      <w:r>
-        <w:fldChar w:fldCharType="begin"/>
-      </w:r>
-      <w:r>
-        <w:instrText>SEQ 図 \* ARABIC</w:instrText>
-      </w:r>
-      <w:r>
-        <w:fldChar w:fldCharType="separate"/>
-      </w:r>
-      <w:r>
-        <w:rPr>
-          <w:noProof/>
-        </w:rPr>
-        <w:t>10</w:t>
-      </w:r>
-      <w:r>
-        <w:fldChar w:fldCharType="end"/>
-      </w:r>
-      <w:r>
-        <w:rPr>
-          <w:rFonts w:hint="eastAsia"/>
-        </w:rPr>
-        <w:t xml:space="preserve">　</w:t>
-      </w:r>
-      <w:r>
-        <w:rPr>
-          <w:rFonts w:hint="eastAsia"/>
-        </w:rPr>
-        <w:t>埋没条件（深さ</w:t>
-      </w:r>
-      <w:r>
-        <w:t xml:space="preserve"> 30 mm）におけるセンサ応答</w:t>
-      </w:r>
-      <w:r>
-        <w:rPr>
-          <w:rFonts w:hint="eastAsia"/>
-        </w:rPr>
-        <w:t>波形</w:t>
-      </w:r>
-    </w:p>
-    <w:p>
-      <w:pPr>
-        <w:pStyle w:val="a9"/>
-        <w:numPr>
-          <w:ilvl w:val="0"/>
-          <w:numId w:val="8"/>
-        </w:numPr>
-        <w:rPr>
-          <w:b/>
-          <w:bCs/>
-        </w:rPr>
-      </w:pPr>
-      <w:r>
-        <w:rPr>
-          <w:rFonts w:hint="eastAsia"/>
-          <w:b/>
-          <w:bCs/>
-        </w:rPr>
-        <w:t>オフセット条件</w:t>
-      </w:r>
-    </w:p>
-    <w:p>
-      <w:pPr>
-        <w:ind w:firstLineChars="100" w:firstLine="210"/>
-      </w:pPr>
-      <w:r>
-        <w:rPr>
-          <w:rFonts w:hint="eastAsia"/>
-        </w:rPr>
-        <w:t>実際の探査において、ドローンが常に金属ゴミの真上を通過するとは限らない。そこで、センサの中心軸とターゲット（鉄板）の中心軸を水平方向にずらした「オフセット条件」における検知性能を検証した。本実験では、オフセット量を</w:t>
-      </w:r>
-      <w:r>
-        <w:t xml:space="preserve"> 100 mm</w:t>
-      </w:r>
-      <w:r>
-        <w:t>（</w:t>
-      </w:r>
-      <w:r>
-        <w:t>10 cm</w:t>
-      </w:r>
-      <w:r>
-        <w:t>）と</w:t>
-      </w:r>
-      <w:r>
-        <w:t xml:space="preserve"> 50 mm</w:t>
-      </w:r>
-      <w:r>
-        <w:t>（</w:t>
-      </w:r>
-      <w:r>
-        <w:t>5 cm</w:t>
-      </w:r>
-      <w:r>
-        <w:t>）の</w:t>
-      </w:r>
-      <w:r>
-        <w:t>2</w:t>
-      </w:r>
-      <w:r>
-        <w:t>パターンに設定した。</w:t>
-      </w:r>
-    </w:p>
-    <w:p>
-      <w:pPr>
-        <w:ind w:firstLineChars="100" w:firstLine="210"/>
-      </w:pPr>
-      <w:r>
-        <w:rPr>
-          <w:rFonts w:hint="eastAsia"/>
-        </w:rPr>
-        <w:t>まず、水平方向に</w:t>
-      </w:r>
-      <w:r>
-        <w:t xml:space="preserve"> 100 mm </w:t>
-      </w:r>
-      <w:r>
-        <w:t>ずらした際の結果を図</w:t>
-      </w:r>
-      <w:r>
-        <w:rPr>
-          <w:rFonts w:ascii="Segoe UI Emoji" w:hAnsi="Segoe UI Emoji" w:cs="Segoe UI Emoji" w:hint="eastAsia"/>
-        </w:rPr>
-        <w:t>🔴</w:t>
-      </w:r>
-      <w:r>
-        <w:t>に示す。</w:t>
-      </w:r>
-      <w:r>
-        <w:t xml:space="preserve"> </w:t>
-      </w:r>
-      <w:r>
-        <w:t>グラフを確認すると、センサを昇降させても電圧値に目立った変化は見られず、全体を通して不規則なノイズのみが観測された。</w:t>
-      </w:r>
-      <w:r>
-        <w:t xml:space="preserve"> </w:t>
-      </w:r>
-      <w:r>
-        <w:t>この結果から、センサ中心から半径</w:t>
-      </w:r>
-      <w:r>
-        <w:t xml:space="preserve"> 100 mm </w:t>
-      </w:r>
-      <w:r>
-        <w:t>離れた位置にある金属ターゲットに対しては、感度が及ばず検知不能であることがわかった。</w:t>
-      </w:r>
-    </w:p>
-    <w:p>
-      <w:pPr>
-        <w:keepNext/>
-        <w:jc w:val="center"/>
-      </w:pPr>
-      <w:r>
-        <w:rPr>
-          <w:noProof/>
-        </w:rPr>
-        <w:lastRenderedPageBreak/>
-        <w:drawing>
-          <wp:inline distT="0" distB="0" distL="0" distR="0" wp14:anchorId="5F03B72E" wp14:editId="33EC135E">
-            <wp:extent cx="4643555" cy="3037840"/>
-            <wp:effectExtent l="0" t="0" r="5080" b="0"/>
-            <wp:docPr id="460595641" name="図 7"/>
-            <wp:cNvGraphicFramePr>
-              <a:graphicFrameLocks xmlns:a="http://schemas.openxmlformats.org/drawingml/2006/main" noChangeAspect="1"/>
-            </wp:cNvGraphicFramePr>
-            <a:graphic xmlns:a="http://schemas.openxmlformats.org/drawingml/2006/main">
-              <a:graphicData uri="http://schemas.openxmlformats.org/drawingml/2006/picture">
-                <pic:pic xmlns:pic="http://schemas.openxmlformats.org/drawingml/2006/picture">
-                  <pic:nvPicPr>
-                    <pic:cNvPr id="460595641" name="図 7"/>
                     <pic:cNvPicPr/>
                   </pic:nvPicPr>
                   <pic:blipFill>
@@ -6356,10 +6454,10 @@
         <w:rPr>
           <w:rFonts w:hint="eastAsia"/>
         </w:rPr>
-        <w:t>オフセット条件（</w:t>
-      </w:r>
-      <w:r>
-        <w:t>100 mm）におけるセンサ応答</w:t>
+        <w:t>埋没条件（深さ</w:t>
+      </w:r>
+      <w:r>
+        <w:t xml:space="preserve"> 30 mm）におけるセンサ応答</w:t>
       </w:r>
       <w:r>
         <w:rPr>
@@ -6368,22 +6466,89 @@
         <w:t>波形</w:t>
       </w:r>
     </w:p>
-    <w:p/>
+    <w:p>
+      <w:pPr>
+        <w:pStyle w:val="a9"/>
+        <w:numPr>
+          <w:ilvl w:val="0"/>
+          <w:numId w:val="8"/>
+        </w:numPr>
+        <w:rPr>
+          <w:b/>
+          <w:bCs/>
+        </w:rPr>
+      </w:pPr>
+      <w:r>
+        <w:rPr>
+          <w:rFonts w:hint="eastAsia"/>
+          <w:b/>
+          <w:bCs/>
+        </w:rPr>
+        <w:t>オフセット条件</w:t>
+      </w:r>
+    </w:p>
     <w:p>
       <w:pPr>
         <w:ind w:firstLineChars="100" w:firstLine="210"/>
       </w:pPr>
       <w:r>
-        <w:t>次に、ずれ幅を半分の</w:t>
-      </w:r>
-      <w:r>
-        <w:t xml:space="preserve"> 50 mm </w:t>
-      </w:r>
-      <w:r>
-        <w:t>とした際の結果を図</w:t>
-      </w:r>
-      <w:r>
-        <w:t>⭕️</w:t>
+        <w:rPr>
+          <w:rFonts w:hint="eastAsia"/>
+        </w:rPr>
+        <w:t>実際の探査において、ドローンが常に金属ゴミの真上を通過するとは限らない。そこで、センサの中心軸とターゲット（鉄板）の中心軸を水平方向にずらした「オフセット条件」における検知性能を検証した。本実験では、オフセット量を</w:t>
+      </w:r>
+      <w:r>
+        <w:t xml:space="preserve"> 100 mm</w:t>
+      </w:r>
+      <w:r>
+        <w:t>（</w:t>
+      </w:r>
+      <w:r>
+        <w:t>10 cm</w:t>
+      </w:r>
+      <w:r>
+        <w:t>）と</w:t>
+      </w:r>
+      <w:r>
+        <w:t xml:space="preserve"> 50 mm</w:t>
+      </w:r>
+      <w:r>
+        <w:t>（</w:t>
+      </w:r>
+      <w:r>
+        <w:t>5 cm</w:t>
+      </w:r>
+      <w:r>
+        <w:t>）の</w:t>
+      </w:r>
+      <w:r>
+        <w:t>2</w:t>
+      </w:r>
+      <w:r>
+        <w:t>パターンに設定した。</w:t>
+      </w:r>
+    </w:p>
+    <w:p>
+      <w:pPr>
+        <w:ind w:firstLineChars="100" w:firstLine="210"/>
+      </w:pPr>
+      <w:r>
+        <w:rPr>
+          <w:rFonts w:hint="eastAsia"/>
+        </w:rPr>
+        <w:t>まず、水平方向に</w:t>
+      </w:r>
+      <w:r>
+        <w:t xml:space="preserve"> 100 mm </w:t>
+      </w:r>
+      <w:r>
+        <w:t>ずらした際の結果を図</w:t>
+      </w:r>
+      <w:r>
+        <w:rPr>
+          <w:rFonts w:ascii="Segoe UI Emoji" w:hAnsi="Segoe UI Emoji" w:cs="Segoe UI Emoji" w:hint="eastAsia"/>
+        </w:rPr>
+        <w:t>🔴</w:t>
       </w:r>
       <w:r>
         <w:t>に示す。</w:t>
@@ -6392,46 +6557,25 @@
         <w:t xml:space="preserve"> </w:t>
       </w:r>
       <w:r>
-        <w:t>この条件下では、センサがターゲットに最接近したタイミングで、電圧値が約</w:t>
-      </w:r>
-      <w:r>
-        <w:t xml:space="preserve"> 10 mV </w:t>
-      </w:r>
-      <w:r>
-        <w:t>弱ほど「降下」する挙動が確認された。</w:t>
+        <w:t>グラフを確認すると、センサを昇降させても電圧値に目立った変化は見られず、全体を通して不規則なノイズのみが観測された。</w:t>
       </w:r>
       <w:r>
         <w:t xml:space="preserve"> </w:t>
       </w:r>
       <w:r>
-        <w:t>これは前項の「埋没条件（深さ</w:t>
-      </w:r>
-      <w:r>
-        <w:t xml:space="preserve"> 30 mm</w:t>
-      </w:r>
-      <w:r>
-        <w:t>）」と同様の傾向である。ターゲットがセンサ直下（中心）から外れたことで、磁気的な結合距離が遠くなり、信号の極性が反転（電圧降下）したと考えられる。</w:t>
-      </w:r>
-      <w:r>
-        <w:t xml:space="preserve"> </w:t>
-      </w:r>
-      <w:r>
-        <w:t>変化量は小さいものの、ノイズとは異なる明確な信号パターンが読み取れるため、水平距離</w:t>
-      </w:r>
-      <w:r>
-        <w:t xml:space="preserve"> 50 mm </w:t>
-      </w:r>
-      <w:r>
-        <w:t>程度であれば検知範囲内であると言える。</w:t>
+        <w:t>この結果から、センサ中心から半径</w:t>
+      </w:r>
+      <w:r>
+        <w:t xml:space="preserve"> 100 mm </w:t>
+      </w:r>
+      <w:r>
+        <w:t>離れた位置にある金属ターゲットに対しては、感度が及ばず検知不能であることがわかった。</w:t>
       </w:r>
     </w:p>
     <w:p>
       <w:pPr>
         <w:keepNext/>
         <w:jc w:val="center"/>
-        <w:rPr>
-          <w:rFonts w:hint="eastAsia"/>
-        </w:rPr>
       </w:pPr>
       <w:r>
         <w:rPr>
@@ -6439,10 +6583,10 @@
         </w:rPr>
         <w:lastRenderedPageBreak/>
         <w:drawing>
-          <wp:inline distT="0" distB="0" distL="0" distR="0" wp14:anchorId="3B3FE7DF" wp14:editId="584D98CF">
+          <wp:inline distT="0" distB="0" distL="0" distR="0" wp14:anchorId="5F03B72E" wp14:editId="33EC135E">
             <wp:extent cx="4643555" cy="3037840"/>
             <wp:effectExtent l="0" t="0" r="5080" b="0"/>
-            <wp:docPr id="1759174419" name="図 9"/>
+            <wp:docPr id="460595641" name="図 7"/>
             <wp:cNvGraphicFramePr>
               <a:graphicFrameLocks xmlns:a="http://schemas.openxmlformats.org/drawingml/2006/main" noChangeAspect="1"/>
             </wp:cNvGraphicFramePr>
@@ -6450,7 +6594,7 @@
               <a:graphicData uri="http://schemas.openxmlformats.org/drawingml/2006/picture">
                 <pic:pic xmlns:pic="http://schemas.openxmlformats.org/drawingml/2006/picture">
                   <pic:nvPicPr>
-                    <pic:cNvPr id="1759174419" name="図 9"/>
+                    <pic:cNvPr id="460595641" name="図 7"/>
                     <pic:cNvPicPr/>
                   </pic:nvPicPr>
                   <pic:blipFill>
@@ -6520,7 +6664,7 @@
         <w:t>オフセット条件（</w:t>
       </w:r>
       <w:r>
-        <w:t>50 mm）におけるセンサ応答</w:t>
+        <w:t>100 mm）におけるセンサ応答</w:t>
       </w:r>
       <w:r>
         <w:rPr>
@@ -6530,48 +6674,18 @@
       </w:r>
     </w:p>
     <w:p/>
-    <w:p/>
-    <w:p>
-      <w:pPr>
-        <w:pStyle w:val="a9"/>
-        <w:numPr>
-          <w:ilvl w:val="0"/>
-          <w:numId w:val="8"/>
-        </w:numPr>
-        <w:rPr>
-          <w:b/>
-          <w:bCs/>
-        </w:rPr>
-      </w:pPr>
-      <w:r>
-        <w:rPr>
-          <w:rFonts w:hint="eastAsia"/>
-          <w:b/>
-          <w:bCs/>
-        </w:rPr>
-        <w:t>対照</w:t>
-      </w:r>
-      <w:r>
-        <w:rPr>
-          <w:rFonts w:hint="eastAsia"/>
-          <w:b/>
-          <w:bCs/>
-        </w:rPr>
-        <w:t>実験</w:t>
-      </w:r>
-    </w:p>
     <w:p>
       <w:pPr>
         <w:ind w:firstLineChars="100" w:firstLine="210"/>
       </w:pPr>
       <w:r>
-        <w:t>金属以外の物体に対するセンサの応答を確認するため、鉄板と同寸法の厚さ</w:t>
-      </w:r>
-      <w:r>
-        <w:t xml:space="preserve"> 5 mm </w:t>
-      </w:r>
-      <w:r>
-        <w:t>のアクリル板を用いた測定を行った結果を図</w:t>
+        <w:t>次に、ずれ幅を半分の</w:t>
+      </w:r>
+      <w:r>
+        <w:t xml:space="preserve"> 50 mm </w:t>
+      </w:r>
+      <w:r>
+        <w:t>とした際の結果を図</w:t>
       </w:r>
       <w:r>
         <w:t>⭕️</w:t>
@@ -6583,43 +6697,54 @@
         <w:t xml:space="preserve"> </w:t>
       </w:r>
       <w:r>
-        <w:t>グラフが示す通り、センサをアクリル板に接触するまで接近させても、電圧値には有意な変化は観測されなかった。観測されたのは微小な環境ノイズのみであり、ターゲットの有無による波形の変動は見られない。</w:t>
-      </w:r>
-    </w:p>
-    <w:p>
-      <w:pPr>
-        <w:ind w:firstLineChars="100" w:firstLine="210"/>
-      </w:pPr>
-      <w:r>
-        <w:t>この結果は、本センサが物体の「形状」や「存在」そのものではなく、導電体である「金属」の材質特性のみを選択的に検出していることを裏付けている。これは、岩石やゴミ</w:t>
-      </w:r>
-      <w:r>
-        <w:rPr>
-          <w:rFonts w:hint="eastAsia"/>
-        </w:rPr>
-        <w:t>が散乱する実際の海底において、金属ゴミのみを識別する上で極めて重要な特性である。</w:t>
-      </w:r>
-    </w:p>
-    <w:p/>
+        <w:t>この条件下では、センサがターゲットに最接近したタイミングで、電圧値が約</w:t>
+      </w:r>
+      <w:r>
+        <w:t xml:space="preserve"> 10 mV </w:t>
+      </w:r>
+      <w:r>
+        <w:t>弱ほど「降下」する挙動が確認された。</w:t>
+      </w:r>
+      <w:r>
+        <w:t xml:space="preserve"> </w:t>
+      </w:r>
+      <w:r>
+        <w:t>これは前項の「埋没条件（深さ</w:t>
+      </w:r>
+      <w:r>
+        <w:t xml:space="preserve"> 30 mm</w:t>
+      </w:r>
+      <w:r>
+        <w:t>）」と同様の傾向である。ターゲットがセンサ直下（中心）から外れたことで、磁気的な結合距離が遠くなり、信号の極性が反転（電圧降下）したと考えられる。</w:t>
+      </w:r>
+      <w:r>
+        <w:t xml:space="preserve"> </w:t>
+      </w:r>
+      <w:r>
+        <w:t>変化量は小さいものの、ノイズとは異なる明確な信号パターンが読み取れるため、水平距離</w:t>
+      </w:r>
+      <w:r>
+        <w:t xml:space="preserve"> 50 mm </w:t>
+      </w:r>
+      <w:r>
+        <w:t>程度であれば検知範囲内であると言える。</w:t>
+      </w:r>
+    </w:p>
     <w:p>
       <w:pPr>
         <w:keepNext/>
         <w:jc w:val="center"/>
-        <w:rPr>
-          <w:rFonts w:hint="eastAsia"/>
-        </w:rPr>
-      </w:pPr>
-      <w:r>
-        <w:rPr>
-          <w:rFonts w:hint="eastAsia"/>
+      </w:pPr>
+      <w:r>
+        <w:rPr>
           <w:noProof/>
         </w:rPr>
         <w:lastRenderedPageBreak/>
         <w:drawing>
-          <wp:inline distT="0" distB="0" distL="0" distR="0" wp14:anchorId="40E6CFB2" wp14:editId="47B6C6C4">
+          <wp:inline distT="0" distB="0" distL="0" distR="0" wp14:anchorId="3B3FE7DF" wp14:editId="584D98CF">
             <wp:extent cx="4643555" cy="3037840"/>
             <wp:effectExtent l="0" t="0" r="5080" b="0"/>
-            <wp:docPr id="1552827861" name="図 10"/>
+            <wp:docPr id="1759174419" name="図 9"/>
             <wp:cNvGraphicFramePr>
               <a:graphicFrameLocks xmlns:a="http://schemas.openxmlformats.org/drawingml/2006/main" noChangeAspect="1"/>
             </wp:cNvGraphicFramePr>
@@ -6627,7 +6752,7 @@
               <a:graphicData uri="http://schemas.openxmlformats.org/drawingml/2006/picture">
                 <pic:pic xmlns:pic="http://schemas.openxmlformats.org/drawingml/2006/picture">
                   <pic:nvPicPr>
-                    <pic:cNvPr id="1552827861" name="図 10"/>
+                    <pic:cNvPr id="1759174419" name="図 9"/>
                     <pic:cNvPicPr/>
                   </pic:nvPicPr>
                   <pic:blipFill>
@@ -6694,7 +6819,10 @@
         <w:rPr>
           <w:rFonts w:hint="eastAsia"/>
         </w:rPr>
-        <w:t>対照実験（アクリル板）におけるセンサ応答</w:t>
+        <w:t>オフセット条件（</w:t>
+      </w:r>
+      <w:r>
+        <w:t>50 mm）におけるセンサ応答</w:t>
       </w:r>
       <w:r>
         <w:rPr>
@@ -6703,6 +6831,7 @@
         <w:t>波形</w:t>
       </w:r>
     </w:p>
+    <w:p/>
     <w:p/>
     <w:p>
       <w:pPr>
@@ -6722,7 +6851,15 @@
           <w:b/>
           <w:bCs/>
         </w:rPr>
-        <w:t>何もなし</w:t>
+        <w:t>対照</w:t>
+      </w:r>
+      <w:r>
+        <w:rPr>
+          <w:rFonts w:hint="eastAsia"/>
+          <w:b/>
+          <w:bCs/>
+        </w:rPr>
+        <w:t>実験</w:t>
       </w:r>
     </w:p>
     <w:p>
@@ -6730,36 +6867,58 @@
         <w:ind w:firstLineChars="100" w:firstLine="210"/>
       </w:pPr>
       <w:r>
-        <w:rPr>
-          <w:rFonts w:hint="eastAsia"/>
-        </w:rPr>
-        <w:t>ターゲットを何も配置せず、砂のみの状態で同様の操作を行ったが、アクリル板の場合と同様に、センサ出力に有意な変化は見られなかった。これにより、センサの移動や水流自体が及ぼすノイズの影響は、金属検知の信号レベルと比較して十分に小さいことが確認された。</w:t>
-      </w:r>
-    </w:p>
-    <w:p>
-      <w:pPr>
-        <w:ind w:firstLineChars="50" w:firstLine="105"/>
-      </w:pPr>
-    </w:p>
+        <w:t>金属以外の物体に対するセンサの応答を確認するため、鉄板と同寸法の厚さ</w:t>
+      </w:r>
+      <w:r>
+        <w:t xml:space="preserve"> 5 mm </w:t>
+      </w:r>
+      <w:r>
+        <w:t>のアクリル板を用いた測定を行った結果を図</w:t>
+      </w:r>
+      <w:r>
+        <w:t>⭕️</w:t>
+      </w:r>
+      <w:r>
+        <w:t>に示す。</w:t>
+      </w:r>
+      <w:r>
+        <w:t xml:space="preserve"> </w:t>
+      </w:r>
+      <w:r>
+        <w:t>グラフが示す通り、センサをアクリル板に接触するまで接近させても、電圧値には有意な変化は観測されなかった。観測されたのは微小な環境ノイズのみであり、ターゲットの有無による波形の変動は見られない。</w:t>
+      </w:r>
+    </w:p>
+    <w:p>
+      <w:pPr>
+        <w:ind w:firstLineChars="100" w:firstLine="210"/>
+      </w:pPr>
+      <w:r>
+        <w:t>この結果は、本センサが物体の「形状」や「存在」そのものではなく、導電体である「金属」の材質特性のみを選択的に検出していることを裏付けている。これは、岩石やゴミ</w:t>
+      </w:r>
+      <w:r>
+        <w:rPr>
+          <w:rFonts w:hint="eastAsia"/>
+        </w:rPr>
+        <w:t>が散乱する実際の海底において、金属ゴミのみを識別する上で極めて重要な特性である。</w:t>
+      </w:r>
+    </w:p>
+    <w:p/>
     <w:p>
       <w:pPr>
         <w:keepNext/>
-        <w:ind w:firstLineChars="50" w:firstLine="105"/>
         <w:jc w:val="center"/>
-        <w:rPr>
-          <w:rFonts w:hint="eastAsia"/>
-        </w:rPr>
-      </w:pPr>
-      <w:r>
-        <w:rPr>
+      </w:pPr>
+      <w:r>
+        <w:rPr>
+          <w:rFonts w:hint="eastAsia"/>
           <w:noProof/>
         </w:rPr>
         <w:lastRenderedPageBreak/>
         <w:drawing>
-          <wp:inline distT="0" distB="0" distL="0" distR="0" wp14:anchorId="17D4A006" wp14:editId="46E4845D">
+          <wp:inline distT="0" distB="0" distL="0" distR="0" wp14:anchorId="40E6CFB2" wp14:editId="47B6C6C4">
             <wp:extent cx="4643555" cy="3037840"/>
             <wp:effectExtent l="0" t="0" r="5080" b="0"/>
-            <wp:docPr id="1150553908" name="図 11"/>
+            <wp:docPr id="1552827861" name="図 10"/>
             <wp:cNvGraphicFramePr>
               <a:graphicFrameLocks xmlns:a="http://schemas.openxmlformats.org/drawingml/2006/main" noChangeAspect="1"/>
             </wp:cNvGraphicFramePr>
@@ -6767,7 +6926,7 @@
               <a:graphicData uri="http://schemas.openxmlformats.org/drawingml/2006/picture">
                 <pic:pic xmlns:pic="http://schemas.openxmlformats.org/drawingml/2006/picture">
                   <pic:nvPicPr>
-                    <pic:cNvPr id="1150553908" name="図 11"/>
+                    <pic:cNvPr id="1552827861" name="図 10"/>
                     <pic:cNvPicPr/>
                   </pic:nvPicPr>
                   <pic:blipFill>
@@ -6828,6 +6987,143 @@
         <w:rPr>
           <w:rFonts w:hint="eastAsia"/>
         </w:rPr>
+        <w:t xml:space="preserve">　</w:t>
+      </w:r>
+      <w:r>
+        <w:rPr>
+          <w:rFonts w:hint="eastAsia"/>
+        </w:rPr>
+        <w:t>対照実験（アクリル板）におけるセンサ応答</w:t>
+      </w:r>
+      <w:r>
+        <w:rPr>
+          <w:rFonts w:hint="eastAsia"/>
+        </w:rPr>
+        <w:t>波形</w:t>
+      </w:r>
+    </w:p>
+    <w:p/>
+    <w:p>
+      <w:pPr>
+        <w:pStyle w:val="a9"/>
+        <w:numPr>
+          <w:ilvl w:val="0"/>
+          <w:numId w:val="8"/>
+        </w:numPr>
+        <w:rPr>
+          <w:b/>
+          <w:bCs/>
+        </w:rPr>
+      </w:pPr>
+      <w:r>
+        <w:rPr>
+          <w:rFonts w:hint="eastAsia"/>
+          <w:b/>
+          <w:bCs/>
+        </w:rPr>
+        <w:t>何もなし</w:t>
+      </w:r>
+    </w:p>
+    <w:p>
+      <w:pPr>
+        <w:ind w:firstLineChars="100" w:firstLine="210"/>
+      </w:pPr>
+      <w:r>
+        <w:rPr>
+          <w:rFonts w:hint="eastAsia"/>
+        </w:rPr>
+        <w:t>ターゲットを何も配置せず、砂のみの状態で同様の操作を行ったが、アクリル板の場合と同様に、センサ出力に有意な変化は見られなかった。これにより、センサの移動や水流自体が及ぼすノイズの影響は、金属検知の信号レベルと比較して十分に小さいことが確認された。</w:t>
+      </w:r>
+    </w:p>
+    <w:p>
+      <w:pPr>
+        <w:ind w:firstLineChars="50" w:firstLine="105"/>
+      </w:pPr>
+    </w:p>
+    <w:p>
+      <w:pPr>
+        <w:keepNext/>
+        <w:ind w:firstLineChars="50" w:firstLine="105"/>
+        <w:jc w:val="center"/>
+      </w:pPr>
+      <w:r>
+        <w:rPr>
+          <w:noProof/>
+        </w:rPr>
+        <w:lastRenderedPageBreak/>
+        <w:drawing>
+          <wp:inline distT="0" distB="0" distL="0" distR="0" wp14:anchorId="17D4A006" wp14:editId="46E4845D">
+            <wp:extent cx="4643555" cy="3037840"/>
+            <wp:effectExtent l="0" t="0" r="5080" b="0"/>
+            <wp:docPr id="1150553908" name="図 11"/>
+            <wp:cNvGraphicFramePr>
+              <a:graphicFrameLocks xmlns:a="http://schemas.openxmlformats.org/drawingml/2006/main" noChangeAspect="1"/>
+            </wp:cNvGraphicFramePr>
+            <a:graphic xmlns:a="http://schemas.openxmlformats.org/drawingml/2006/main">
+              <a:graphicData uri="http://schemas.openxmlformats.org/drawingml/2006/picture">
+                <pic:pic xmlns:pic="http://schemas.openxmlformats.org/drawingml/2006/picture">
+                  <pic:nvPicPr>
+                    <pic:cNvPr id="1150553908" name="図 11"/>
+                    <pic:cNvPicPr/>
+                  </pic:nvPicPr>
+                  <pic:blipFill>
+                    <a:blip r:embed="rId29" cstate="print">
+                      <a:extLst>
+                        <a:ext uri="{28A0092B-C50C-407E-A947-70E740481C1C}">
+                          <a14:useLocalDpi xmlns:a14="http://schemas.microsoft.com/office/drawing/2010/main" val="0"/>
+                        </a:ext>
+                      </a:extLst>
+                    </a:blip>
+                    <a:stretch>
+                      <a:fillRect/>
+                    </a:stretch>
+                  </pic:blipFill>
+                  <pic:spPr>
+                    <a:xfrm>
+                      <a:off x="0" y="0"/>
+                      <a:ext cx="4643555" cy="3037840"/>
+                    </a:xfrm>
+                    <a:prstGeom prst="rect">
+                      <a:avLst/>
+                    </a:prstGeom>
+                  </pic:spPr>
+                </pic:pic>
+              </a:graphicData>
+            </a:graphic>
+          </wp:inline>
+        </w:drawing>
+      </w:r>
+    </w:p>
+    <w:p>
+      <w:pPr>
+        <w:pStyle w:val="af2"/>
+        <w:jc w:val="center"/>
+      </w:pPr>
+      <w:r>
+        <w:t xml:space="preserve">図 </w:t>
+      </w:r>
+      <w:r>
+        <w:fldChar w:fldCharType="begin"/>
+      </w:r>
+      <w:r>
+        <w:instrText>SEQ 図 \* ARABIC</w:instrText>
+      </w:r>
+      <w:r>
+        <w:fldChar w:fldCharType="separate"/>
+      </w:r>
+      <w:r>
+        <w:rPr>
+          <w:noProof/>
+        </w:rPr>
+        <w:t>15</w:t>
+      </w:r>
+      <w:r>
+        <w:fldChar w:fldCharType="end"/>
+      </w:r>
+      <w:r>
+        <w:rPr>
+          <w:rFonts w:hint="eastAsia"/>
+        </w:rPr>
         <w:t xml:space="preserve">　何も配置しなかった場合のセンサ応答波形</w:t>
       </w:r>
     </w:p>
@@ -6840,14 +7136,14 @@
       <w:pPr>
         <w:pStyle w:val="3"/>
       </w:pPr>
-      <w:bookmarkStart w:id="28" w:name="_Toc219715651"/>
+      <w:bookmarkStart w:id="27" w:name="_Toc219734250"/>
       <w:r>
         <w:rPr>
           <w:rFonts w:hint="eastAsia"/>
         </w:rPr>
         <w:t>3.2.3　人工海水での実験結果</w:t>
       </w:r>
-      <w:bookmarkEnd w:id="28"/>
+      <w:bookmarkEnd w:id="27"/>
     </w:p>
     <w:p>
       <w:pPr>
@@ -6995,7 +7291,7 @@
                     </pic:cNvPicPr>
                   </pic:nvPicPr>
                   <pic:blipFill>
-                    <a:blip r:embed="rId29" cstate="print">
+                    <a:blip r:embed="rId30" cstate="print">
                       <a:extLst>
                         <a:ext uri="{28A0092B-C50C-407E-A947-70E740481C1C}">
                           <a14:useLocalDpi xmlns:a14="http://schemas.microsoft.com/office/drawing/2010/main" val="0"/>
@@ -7047,7 +7343,7 @@
         <w:rPr>
           <w:noProof/>
         </w:rPr>
-        <w:t>15</w:t>
+        <w:t>16</w:t>
       </w:r>
       <w:r>
         <w:fldChar w:fldCharType="end"/>
@@ -7080,14 +7376,14 @@
       <w:pPr>
         <w:pStyle w:val="3"/>
       </w:pPr>
-      <w:bookmarkStart w:id="29" w:name="_Toc219715652"/>
+      <w:bookmarkStart w:id="28" w:name="_Toc219734251"/>
       <w:r>
         <w:rPr>
           <w:rFonts w:hint="eastAsia"/>
         </w:rPr>
         <w:t>3.2.4　水槽実験の小括</w:t>
       </w:r>
-      <w:bookmarkEnd w:id="29"/>
+      <w:bookmarkEnd w:id="28"/>
     </w:p>
     <w:p>
       <w:pPr>
@@ -7275,7 +7571,7 @@
       <w:pPr>
         <w:pStyle w:val="2"/>
       </w:pPr>
-      <w:bookmarkStart w:id="30" w:name="_Toc219715653"/>
+      <w:bookmarkStart w:id="29" w:name="_Toc219734252"/>
       <w:r>
         <w:rPr>
           <w:rFonts w:hint="eastAsia"/>
@@ -7291,20 +7587,20 @@
       <w:r>
         <w:t>ールを用いたシステム動作検証</w:t>
       </w:r>
+      <w:bookmarkEnd w:id="29"/>
+    </w:p>
+    <w:p>
+      <w:pPr>
+        <w:pStyle w:val="3"/>
+      </w:pPr>
+      <w:bookmarkStart w:id="30" w:name="_Toc219734253"/>
+      <w:r>
+        <w:rPr>
+          <w:rFonts w:hint="eastAsia"/>
+        </w:rPr>
+        <w:t>3.3.1　実験方法</w:t>
+      </w:r>
       <w:bookmarkEnd w:id="30"/>
-    </w:p>
-    <w:p>
-      <w:pPr>
-        <w:pStyle w:val="3"/>
-      </w:pPr>
-      <w:bookmarkStart w:id="31" w:name="_Toc219715654"/>
-      <w:r>
-        <w:rPr>
-          <w:rFonts w:hint="eastAsia"/>
-        </w:rPr>
-        <w:t>3.3.1　実験方法</w:t>
-      </w:r>
-      <w:bookmarkEnd w:id="31"/>
     </w:p>
     <w:p>
       <w:pPr>
@@ -7403,7 +7699,7 @@
                     </pic:cNvPicPr>
                   </pic:nvPicPr>
                   <pic:blipFill>
-                    <a:blip r:embed="rId30" cstate="print">
+                    <a:blip r:embed="rId31" cstate="print">
                       <a:extLst>
                         <a:ext uri="{28A0092B-C50C-407E-A947-70E740481C1C}">
                           <a14:useLocalDpi xmlns:a14="http://schemas.microsoft.com/office/drawing/2010/main" val="0"/>
@@ -7462,7 +7758,7 @@
         <w:rPr>
           <w:noProof/>
         </w:rPr>
-        <w:t>16</w:t>
+        <w:t>17</w:t>
       </w:r>
       <w:r>
         <w:fldChar w:fldCharType="end"/>
@@ -7608,14 +7904,14 @@
       <w:pPr>
         <w:pStyle w:val="3"/>
       </w:pPr>
-      <w:bookmarkStart w:id="32" w:name="_Toc219715655"/>
+      <w:bookmarkStart w:id="31" w:name="_Toc219734254"/>
       <w:r>
         <w:rPr>
           <w:rFonts w:hint="eastAsia"/>
         </w:rPr>
         <w:t>3.3.2　実験結果および考察</w:t>
       </w:r>
-      <w:bookmarkEnd w:id="32"/>
+      <w:bookmarkEnd w:id="31"/>
     </w:p>
     <w:p>
       <w:pPr>
@@ -7813,7 +8109,7 @@
                     <pic:cNvPicPr/>
                   </pic:nvPicPr>
                   <pic:blipFill>
-                    <a:blip r:embed="rId31" cstate="print">
+                    <a:blip r:embed="rId32" cstate="print">
                       <a:extLst>
                         <a:ext uri="{28A0092B-C50C-407E-A947-70E740481C1C}">
                           <a14:useLocalDpi xmlns:a14="http://schemas.microsoft.com/office/drawing/2010/main" val="0"/>
@@ -7861,7 +8157,7 @@
         <w:rPr>
           <w:noProof/>
         </w:rPr>
-        <w:t>17</w:t>
+        <w:t>18</w:t>
       </w:r>
       <w:r>
         <w:fldChar w:fldCharType="end"/>
@@ -7920,7 +8216,7 @@
                     </pic:cNvPicPr>
                   </pic:nvPicPr>
                   <pic:blipFill rotWithShape="1">
-                    <a:blip r:embed="rId32" cstate="print">
+                    <a:blip r:embed="rId33" cstate="print">
                       <a:extLst>
                         <a:ext uri="{28A0092B-C50C-407E-A947-70E740481C1C}">
                           <a14:useLocalDpi xmlns:a14="http://schemas.microsoft.com/office/drawing/2010/main" val="0"/>
@@ -7978,7 +8274,7 @@
         <w:rPr>
           <w:noProof/>
         </w:rPr>
-        <w:t>18</w:t>
+        <w:t>19</w:t>
       </w:r>
       <w:r>
         <w:fldChar w:fldCharType="end"/>
@@ -7987,7 +8283,7 @@
         <w:rPr>
           <w:rFonts w:hint="eastAsia"/>
         </w:rPr>
-        <w:t xml:space="preserve">　水中ドローンが鉄板の横を通過する様子を撮影したもの</w:t>
+        <w:t xml:space="preserve">　水中ドローンが鉄板の横を通過する様子</w:t>
       </w:r>
     </w:p>
     <w:p>
@@ -8047,7 +8343,7 @@
       <w:pPr>
         <w:pStyle w:val="3"/>
       </w:pPr>
-      <w:bookmarkStart w:id="33" w:name="_Toc219715656"/>
+      <w:bookmarkStart w:id="32" w:name="_Toc219734255"/>
       <w:r>
         <w:rPr>
           <w:rFonts w:hint="eastAsia"/>
@@ -8060,7 +8356,7 @@
         </w:rPr>
         <w:t>プール実験の小括</w:t>
       </w:r>
-      <w:bookmarkEnd w:id="33"/>
+      <w:bookmarkEnd w:id="32"/>
     </w:p>
     <w:p>
       <w:pPr>
@@ -8186,7 +8482,7 @@
         <w:pStyle w:val="1"/>
         <w:ind w:left="0"/>
       </w:pPr>
-      <w:bookmarkStart w:id="34" w:name="_Toc219715657"/>
+      <w:bookmarkStart w:id="33" w:name="_Toc219734256"/>
       <w:r>
         <w:rPr>
           <w:rFonts w:hint="eastAsia"/>
@@ -8194,26 +8490,26 @@
         <w:lastRenderedPageBreak/>
         <w:t>第４章　結論</w:t>
       </w:r>
+      <w:bookmarkEnd w:id="33"/>
+    </w:p>
+    <w:p>
+      <w:pPr>
+        <w:pStyle w:val="2"/>
+      </w:pPr>
+      <w:bookmarkStart w:id="34" w:name="_Toc219734257"/>
+      <w:r>
+        <w:t>4.1</w:t>
+      </w:r>
+      <w:r>
+        <w:rPr>
+          <w:rFonts w:hint="eastAsia"/>
+        </w:rPr>
+        <w:t xml:space="preserve">　本研究のまとめ</w:t>
+      </w:r>
       <w:bookmarkEnd w:id="34"/>
     </w:p>
     <w:p>
       <w:pPr>
-        <w:pStyle w:val="2"/>
-      </w:pPr>
-      <w:bookmarkStart w:id="35" w:name="_Toc219715658"/>
-      <w:r>
-        <w:t>4.1</w:t>
-      </w:r>
-      <w:r>
-        <w:rPr>
-          <w:rFonts w:hint="eastAsia"/>
-        </w:rPr>
-        <w:t xml:space="preserve">　本研究のまとめ</w:t>
-      </w:r>
-      <w:bookmarkEnd w:id="35"/>
-    </w:p>
-    <w:p>
-      <w:pPr>
         <w:ind w:firstLineChars="100" w:firstLine="210"/>
       </w:pPr>
       <w:r>
@@ -8232,21 +8528,7 @@
         <w:rPr>
           <w:rFonts w:hint="eastAsia"/>
         </w:rPr>
-        <w:t>ゴミ問題の解決に向け、潜水士に代わる安全かつ低コスト</w:t>
-      </w:r>
-      <w:proofErr w:type="gramStart"/>
-      <w:r>
-        <w:rPr>
-          <w:rFonts w:hint="eastAsia"/>
-        </w:rPr>
-        <w:t>な</w:t>
-      </w:r>
-      <w:proofErr w:type="gramEnd"/>
-      <w:r>
-        <w:rPr>
-          <w:rFonts w:hint="eastAsia"/>
-        </w:rPr>
-        <w:t>探査手法として、電磁センサを搭載した水中ドローンによる金属探査システムの開発を行った。</w:t>
+        <w:t>ゴミ問題の解決に向け、潜水士に代わる安全かつ低コストな探査手法として、電磁センサを搭載した水中ドローンによる金属探査システムの開発を行った。</w:t>
       </w:r>
       <w:r>
         <w:t xml:space="preserve"> </w:t>
@@ -8391,7 +8673,7 @@
       <w:pPr>
         <w:pStyle w:val="2"/>
       </w:pPr>
-      <w:bookmarkStart w:id="36" w:name="_Toc219715659"/>
+      <w:bookmarkStart w:id="35" w:name="_Toc219734258"/>
       <w:r>
         <w:t>4.2</w:t>
       </w:r>
@@ -8407,7 +8689,7 @@
         </w:rPr>
         <w:t>と展望</w:t>
       </w:r>
-      <w:bookmarkEnd w:id="36"/>
+      <w:bookmarkEnd w:id="35"/>
     </w:p>
     <w:p>
       <w:pPr>
@@ -8602,7 +8884,7 @@
       <w:pPr>
         <w:pStyle w:val="1"/>
       </w:pPr>
-      <w:bookmarkStart w:id="37" w:name="_Toc219715660"/>
+      <w:bookmarkStart w:id="36" w:name="_Toc219734259"/>
       <w:r>
         <w:rPr>
           <w:rFonts w:hint="eastAsia"/>
@@ -8610,368 +8892,354 @@
         <w:lastRenderedPageBreak/>
         <w:t>謝辞</w:t>
       </w:r>
+      <w:bookmarkEnd w:id="36"/>
+    </w:p>
+    <w:p>
+      <w:pPr>
+        <w:ind w:firstLineChars="100" w:firstLine="210"/>
+      </w:pPr>
+      <w:r>
+        <w:rPr>
+          <w:rFonts w:hint="eastAsia"/>
+        </w:rPr>
+        <w:t>本論文は、鈴鹿工業高等専門学校</w:t>
+      </w:r>
+      <w:r>
+        <w:t xml:space="preserve"> </w:t>
+      </w:r>
+      <w:r>
+        <w:t>電子情報工学科</w:t>
+      </w:r>
+      <w:r>
+        <w:t xml:space="preserve"> </w:t>
+      </w:r>
+      <w:r>
+        <w:t>在学中に、板谷研究室において取り組んだ研究の成果をまとめたものです。</w:t>
+      </w:r>
+      <w:r>
+        <w:rPr>
+          <w:rFonts w:hint="eastAsia"/>
+        </w:rPr>
+        <w:t>本研究の遂行にあたり、終始懇切丁寧なご指導を賜りました指導教員の</w:t>
+      </w:r>
+      <w:r>
+        <w:rPr>
+          <w:rFonts w:hint="eastAsia"/>
+        </w:rPr>
+        <w:t>板谷年也准教授</w:t>
+      </w:r>
+      <w:r>
+        <w:t>に深く感謝いたします。</w:t>
+      </w:r>
+      <w:r>
+        <w:rPr>
+          <w:rFonts w:hint="eastAsia"/>
+        </w:rPr>
+        <w:t>また、本研究の実地調査にご協力いただきました志摩市役所</w:t>
+      </w:r>
+      <w:r>
+        <w:rPr>
+          <w:rFonts w:hint="eastAsia"/>
+        </w:rPr>
+        <w:t>様</w:t>
+      </w:r>
+      <w:r>
+        <w:rPr>
+          <w:rFonts w:hint="eastAsia"/>
+        </w:rPr>
+        <w:t>およびうみらぼ株式会社</w:t>
+      </w:r>
+      <w:r>
+        <w:rPr>
+          <w:rFonts w:hint="eastAsia"/>
+        </w:rPr>
+        <w:t>様</w:t>
+      </w:r>
+      <w:r>
+        <w:rPr>
+          <w:rFonts w:hint="eastAsia"/>
+        </w:rPr>
+        <w:t>の皆様に</w:t>
+      </w:r>
+      <w:r>
+        <w:rPr>
+          <w:rFonts w:hint="eastAsia"/>
+        </w:rPr>
+        <w:t>この場を借りて</w:t>
+      </w:r>
+      <w:r>
+        <w:rPr>
+          <w:rFonts w:hint="eastAsia"/>
+        </w:rPr>
+        <w:t>厚く御礼申し上げます。最後に、</w:t>
+      </w:r>
+      <w:r>
+        <w:rPr>
+          <w:rFonts w:hint="eastAsia"/>
+        </w:rPr>
+        <w:t>板谷</w:t>
+      </w:r>
+      <w:r>
+        <w:t>研究室の皆様には、本研究の遂行にあたり多大なご助言、ご協力頂きました。</w:t>
+      </w:r>
+      <w:r>
+        <w:rPr>
+          <w:rFonts w:hint="eastAsia"/>
+        </w:rPr>
+        <w:t>この場を借りて感謝申し上げます</w:t>
+      </w:r>
+      <w:r>
+        <w:t>。</w:t>
+      </w:r>
+    </w:p>
+    <w:p>
+      <w:pPr>
+        <w:ind w:firstLineChars="100" w:firstLine="210"/>
+      </w:pPr>
+    </w:p>
+    <w:p>
+      <w:pPr>
+        <w:ind w:firstLineChars="100" w:firstLine="210"/>
+      </w:pPr>
+    </w:p>
+    <w:p>
+      <w:pPr>
+        <w:pStyle w:val="1"/>
+      </w:pPr>
+      <w:bookmarkStart w:id="37" w:name="_Toc219734260"/>
+      <w:r>
+        <w:rPr>
+          <w:rFonts w:hint="eastAsia"/>
+        </w:rPr>
+        <w:t>参考文献・引用元</w:t>
+      </w:r>
       <w:bookmarkEnd w:id="37"/>
     </w:p>
     <w:p>
-      <w:pPr>
-        <w:ind w:firstLineChars="100" w:firstLine="210"/>
-      </w:pPr>
-      <w:r>
-        <w:rPr>
-          <w:rFonts w:hint="eastAsia"/>
-        </w:rPr>
-        <w:t>本論文は、鈴鹿工業高等専門学校</w:t>
-      </w:r>
-      <w:r>
+      <w:r>
+        <w:t>[1]</w:t>
+      </w:r>
+      <w:r>
+        <w:rPr>
+          <w:rFonts w:hint="eastAsia"/>
+        </w:rPr>
+        <w:t xml:space="preserve">　農林水産省　</w:t>
+      </w:r>
+      <w:r>
+        <w:t>海面漁業生産統計調査</w:t>
+      </w:r>
+      <w:r>
+        <w:rPr>
+          <w:rFonts w:hint="eastAsia"/>
+        </w:rPr>
+        <w:t xml:space="preserve">　</w:t>
+      </w:r>
+      <w:r>
+        <w:t>https://www.maff.go.jp/j/tokei/kouhyou/kaimen_gyosei/index.html</w:t>
+      </w:r>
+    </w:p>
+    <w:p>
+      <w:r>
+        <w:t>[2]</w:t>
+      </w:r>
+      <w:r>
+        <w:rPr>
+          <w:rFonts w:hint="eastAsia"/>
+        </w:rPr>
+        <w:t xml:space="preserve">　</w:t>
+      </w:r>
+      <w:r>
+        <w:t>IDEAS FOR GOOD</w:t>
+      </w:r>
+      <w:r>
+        <w:rPr>
+          <w:rFonts w:hint="eastAsia"/>
+        </w:rPr>
+        <w:t xml:space="preserve">　</w:t>
+      </w:r>
+      <w:r>
+        <w:t>真珠養殖のごみを、地域の財産に。伊勢志摩で始まった廃漁具の水平リサイクル</w:t>
+      </w:r>
+      <w:r>
+        <w:rPr>
+          <w:rFonts w:hint="eastAsia"/>
+        </w:rPr>
+        <w:t xml:space="preserve">　</w:t>
+      </w:r>
+      <w:r>
+        <w:t>https://ideasforgood.jp/2024/09/10/circular-fish-net/</w:t>
+      </w:r>
+    </w:p>
+    <w:p>
+      <w:r>
+        <w:t>[3]</w:t>
+      </w:r>
+      <w:r>
+        <w:rPr>
+          <w:rFonts w:hint="eastAsia"/>
+        </w:rPr>
+        <w:t xml:space="preserve">　坂井博康・宇都野太・安井至　廃電気製品に含まれる有害金属の環境影響評価　東京大学</w:t>
+      </w:r>
+      <w:r>
+        <w:rPr>
+          <w:rFonts w:hint="eastAsia"/>
+        </w:rPr>
         <w:t xml:space="preserve"> </w:t>
       </w:r>
       <w:r>
-        <w:t>電子情報工学科</w:t>
-      </w:r>
-      <w:r>
+        <w:t>生産研究</w:t>
+      </w:r>
+      <w:r>
+        <w:rPr>
+          <w:rFonts w:hint="eastAsia"/>
+        </w:rPr>
+        <w:t xml:space="preserve">　</w:t>
+      </w:r>
+      <w:r>
+        <w:t>1993</w:t>
+      </w:r>
+      <w:r>
+        <w:rPr>
+          <w:rFonts w:hint="eastAsia"/>
+        </w:rPr>
+        <w:t xml:space="preserve">年　</w:t>
+      </w:r>
+      <w:r>
+        <w:t>45</w:t>
+      </w:r>
+      <w:r>
+        <w:rPr>
+          <w:rFonts w:hint="eastAsia"/>
+        </w:rPr>
+        <w:t xml:space="preserve">巻　</w:t>
+      </w:r>
+      <w:r>
+        <w:rPr>
+          <w:rFonts w:hint="eastAsia"/>
+        </w:rPr>
+        <w:t>7</w:t>
+      </w:r>
+      <w:r>
+        <w:rPr>
+          <w:rFonts w:hint="eastAsia"/>
+        </w:rPr>
+        <w:t>号</w:t>
+      </w:r>
+      <w:r>
+        <w:rPr>
+          <w:rFonts w:hint="eastAsia"/>
+        </w:rPr>
+        <w:t xml:space="preserve">　</w:t>
+      </w:r>
+      <w:r>
+        <w:t>p.22-25</w:t>
+      </w:r>
+    </w:p>
+    <w:p>
+      <w:pPr>
+        <w:rPr>
+          <w:lang w:eastAsia="zh-TW"/>
+        </w:rPr>
+      </w:pPr>
+      <w:r>
+        <w:rPr>
+          <w:lang w:eastAsia="zh-TW"/>
+        </w:rPr>
+        <w:t>[4]</w:t>
+      </w:r>
+      <w:r>
+        <w:rPr>
+          <w:rFonts w:hint="eastAsia"/>
+          <w:lang w:eastAsia="zh-TW"/>
+        </w:rPr>
+        <w:t xml:space="preserve">　</w:t>
+      </w:r>
+      <w:r>
+        <w:rPr>
+          <w:rFonts w:hint="eastAsia"/>
+          <w:lang w:eastAsia="zh-TW"/>
+        </w:rPr>
+        <w:t>環境省　令和６年度</w:t>
+      </w:r>
+      <w:r>
+        <w:rPr>
+          <w:rFonts w:hint="eastAsia"/>
+          <w:lang w:eastAsia="zh-TW"/>
+        </w:rPr>
         <w:t xml:space="preserve"> </w:t>
       </w:r>
       <w:r>
-        <w:t>在学中に、板谷研究室において取り組んだ研究の成果をまとめたものです。</w:t>
-      </w:r>
-      <w:r>
-        <w:rPr>
-          <w:rFonts w:hint="eastAsia"/>
-        </w:rPr>
-        <w:t>本研究の遂行にあたり、終始懇切丁寧なご指導を賜りました指導教員の</w:t>
-      </w:r>
-      <w:r>
-        <w:rPr>
-          <w:rFonts w:hint="eastAsia"/>
-        </w:rPr>
-        <w:t>板谷年也准教授</w:t>
-      </w:r>
-      <w:r>
-        <w:t>に深く感謝いたします。</w:t>
-      </w:r>
-      <w:r>
-        <w:rPr>
-          <w:rFonts w:hint="eastAsia"/>
-        </w:rPr>
-        <w:t>また、本研究の実地調査にご協力いただきました志摩市役所</w:t>
-      </w:r>
-      <w:r>
-        <w:rPr>
-          <w:rFonts w:hint="eastAsia"/>
-        </w:rPr>
-        <w:t>様</w:t>
-      </w:r>
-      <w:r>
-        <w:rPr>
-          <w:rFonts w:hint="eastAsia"/>
-        </w:rPr>
-        <w:t>および</w:t>
-      </w:r>
-      <w:proofErr w:type="gramStart"/>
-      <w:r>
-        <w:rPr>
-          <w:rFonts w:hint="eastAsia"/>
-        </w:rPr>
-        <w:t>うみらぼ</w:t>
-      </w:r>
-      <w:proofErr w:type="gramEnd"/>
-      <w:r>
-        <w:rPr>
-          <w:rFonts w:hint="eastAsia"/>
-        </w:rPr>
-        <w:t>株式会社</w:t>
-      </w:r>
-      <w:r>
-        <w:rPr>
-          <w:rFonts w:hint="eastAsia"/>
-        </w:rPr>
-        <w:t>様</w:t>
-      </w:r>
-      <w:r>
-        <w:rPr>
-          <w:rFonts w:hint="eastAsia"/>
-        </w:rPr>
-        <w:t>の皆様に</w:t>
-      </w:r>
-      <w:r>
-        <w:rPr>
-          <w:rFonts w:hint="eastAsia"/>
-        </w:rPr>
-        <w:t>この場を借りて</w:t>
-      </w:r>
-      <w:r>
-        <w:rPr>
-          <w:rFonts w:hint="eastAsia"/>
-        </w:rPr>
-        <w:t>厚く御礼申し上げます。最後に、</w:t>
-      </w:r>
-      <w:r>
-        <w:rPr>
-          <w:rFonts w:hint="eastAsia"/>
-        </w:rPr>
-        <w:t>板谷</w:t>
-      </w:r>
-      <w:r>
-        <w:t>研究室の皆様には、本研究の遂行にあたり多大なご助言、ご協力頂きました。</w:t>
-      </w:r>
-      <w:r>
-        <w:rPr>
-          <w:rFonts w:hint="eastAsia"/>
-        </w:rPr>
-        <w:t>この場を借りて感謝申し上げます</w:t>
-      </w:r>
-      <w:r>
-        <w:t>。</w:t>
-      </w:r>
-    </w:p>
-    <w:p>
-      <w:pPr>
-        <w:ind w:firstLineChars="100" w:firstLine="210"/>
-      </w:pPr>
-    </w:p>
-    <w:p>
-      <w:pPr>
-        <w:ind w:firstLineChars="100" w:firstLine="210"/>
-      </w:pPr>
-    </w:p>
-    <w:p>
-      <w:pPr>
-        <w:pStyle w:val="1"/>
-      </w:pPr>
-      <w:bookmarkStart w:id="38" w:name="_Toc219715661"/>
-      <w:r>
-        <w:rPr>
-          <w:rFonts w:hint="eastAsia"/>
-        </w:rPr>
-        <w:t>参考文献・引用元</w:t>
-      </w:r>
-      <w:bookmarkEnd w:id="38"/>
-    </w:p>
-    <w:p>
-      <w:r>
-        <w:t>[1]</w:t>
-      </w:r>
-      <w:r>
-        <w:rPr>
-          <w:rFonts w:hint="eastAsia"/>
-        </w:rPr>
-        <w:t xml:space="preserve">　農林水産省　</w:t>
-      </w:r>
-      <w:r>
-        <w:t>海面漁業生産統計調査</w:t>
-      </w:r>
-      <w:r>
-        <w:rPr>
-          <w:rFonts w:hint="eastAsia"/>
+        <w:rPr>
+          <w:lang w:eastAsia="zh-TW"/>
+        </w:rPr>
+        <w:t>漁業者</w:t>
+      </w:r>
+      <w:r>
+        <w:t>の</w:t>
+      </w:r>
+      <w:r>
+        <w:rPr>
+          <w:lang w:eastAsia="zh-TW"/>
+        </w:rPr>
+        <w:t>協力</w:t>
+      </w:r>
+      <w:r>
+        <w:t>による</w:t>
+      </w:r>
+      <w:r>
+        <w:rPr>
+          <w:lang w:eastAsia="zh-TW"/>
+        </w:rPr>
+        <w:t>海洋</w:t>
+      </w:r>
+      <w:r>
+        <w:t>ゴミ</w:t>
+      </w:r>
+      <w:r>
+        <w:rPr>
+          <w:lang w:eastAsia="zh-TW"/>
+        </w:rPr>
+        <w:t>回収</w:t>
+      </w:r>
+      <w:r>
+        <w:t>に</w:t>
+      </w:r>
+      <w:r>
+        <w:rPr>
+          <w:lang w:eastAsia="zh-TW"/>
+        </w:rPr>
+        <w:t>関</w:t>
+      </w:r>
+      <w:r>
+        <w:t>わる</w:t>
+      </w:r>
+      <w:r>
+        <w:rPr>
+          <w:lang w:eastAsia="zh-TW"/>
+        </w:rPr>
+        <w:t>実証業務</w:t>
+      </w:r>
+      <w:r>
+        <w:rPr>
+          <w:rFonts w:hint="eastAsia"/>
+          <w:lang w:eastAsia="zh-TW"/>
         </w:rPr>
         <w:t xml:space="preserve">　</w:t>
       </w:r>
       <w:r>
-        <w:t>https://www.maff.go.jp/j/tokei/kouhyou/kaimen_gyosei/index.html</w:t>
-      </w:r>
-    </w:p>
-    <w:p>
-      <w:r>
-        <w:t>[2]</w:t>
-      </w:r>
-      <w:r>
-        <w:rPr>
-          <w:rFonts w:hint="eastAsia"/>
+        <w:rPr>
+          <w:lang w:eastAsia="zh-TW"/>
+        </w:rPr>
+        <w:t>2025</w:t>
+      </w:r>
+      <w:r>
+        <w:rPr>
+          <w:rFonts w:hint="eastAsia"/>
+          <w:lang w:eastAsia="zh-TW"/>
         </w:rPr>
         <w:t xml:space="preserve">　</w:t>
       </w:r>
-      <w:r>
-        <w:t>IDEAS FOR GOOD</w:t>
-      </w:r>
-      <w:r>
-        <w:rPr>
-          <w:rFonts w:hint="eastAsia"/>
-        </w:rPr>
-        <w:t xml:space="preserve">　</w:t>
-      </w:r>
-      <w:r>
-        <w:t>真珠養殖のごみを、地域の財産に。伊勢志摩で始まった廃漁具の水平リサイクル</w:t>
-      </w:r>
-      <w:r>
-        <w:rPr>
-          <w:rFonts w:hint="eastAsia"/>
-        </w:rPr>
-        <w:t xml:space="preserve">　</w:t>
-      </w:r>
-      <w:r>
-        <w:t>https://ideasforgood.jp/2024/09/10/circular-fish-net/</w:t>
-      </w:r>
-    </w:p>
-    <w:p>
-      <w:r>
-        <w:t>[3]</w:t>
-      </w:r>
-      <w:r>
-        <w:rPr>
-          <w:rFonts w:hint="eastAsia"/>
-        </w:rPr>
-        <w:t xml:space="preserve">　坂井博康・宇都野太・安井至　廃電気製品に含まれる有害金属の環境影響評価　東京大学</w:t>
-      </w:r>
-      <w:r>
-        <w:rPr>
-          <w:rFonts w:hint="eastAsia"/>
-        </w:rPr>
-        <w:t xml:space="preserve"> </w:t>
-      </w:r>
-      <w:r>
-        <w:t>生産研究</w:t>
-      </w:r>
-      <w:r>
-        <w:rPr>
-          <w:rFonts w:hint="eastAsia"/>
-        </w:rPr>
-        <w:t xml:space="preserve">　</w:t>
-      </w:r>
-      <w:r>
-        <w:t>1993</w:t>
-      </w:r>
-      <w:r>
-        <w:rPr>
-          <w:rFonts w:hint="eastAsia"/>
-        </w:rPr>
-        <w:t xml:space="preserve">年　</w:t>
-      </w:r>
-      <w:r>
-        <w:t>45</w:t>
-      </w:r>
-      <w:r>
-        <w:rPr>
-          <w:rFonts w:hint="eastAsia"/>
-        </w:rPr>
-        <w:t xml:space="preserve">巻　</w:t>
-      </w:r>
-      <w:r>
-        <w:rPr>
-          <w:rFonts w:hint="eastAsia"/>
-        </w:rPr>
-        <w:t>7</w:t>
-      </w:r>
-      <w:r>
-        <w:rPr>
-          <w:rFonts w:hint="eastAsia"/>
-        </w:rPr>
-        <w:t>号</w:t>
-      </w:r>
-      <w:r>
-        <w:rPr>
-          <w:rFonts w:hint="eastAsia"/>
-        </w:rPr>
-        <w:t xml:space="preserve">　</w:t>
-      </w:r>
-      <w:r>
-        <w:t>p.22-25</w:t>
-      </w:r>
-    </w:p>
-    <w:p>
-      <w:pPr>
-        <w:rPr>
-          <w:lang w:eastAsia="zh-TW"/>
-        </w:rPr>
-      </w:pPr>
-      <w:r>
-        <w:rPr>
-          <w:lang w:eastAsia="zh-TW"/>
-        </w:rPr>
-        <w:t>[4]</w:t>
-      </w:r>
-      <w:r>
-        <w:rPr>
-          <w:rFonts w:hint="eastAsia"/>
-          <w:lang w:eastAsia="zh-TW"/>
-        </w:rPr>
-        <w:t xml:space="preserve">　</w:t>
-      </w:r>
-      <w:r>
-        <w:rPr>
-          <w:rFonts w:hint="eastAsia"/>
-          <w:lang w:eastAsia="zh-TW"/>
-        </w:rPr>
-        <w:t>環境省　令和６年度</w:t>
-      </w:r>
-      <w:r>
-        <w:rPr>
-          <w:rFonts w:hint="eastAsia"/>
-          <w:lang w:eastAsia="zh-TW"/>
-        </w:rPr>
-        <w:t xml:space="preserve"> </w:t>
-      </w:r>
-      <w:r>
-        <w:rPr>
-          <w:lang w:eastAsia="zh-TW"/>
-        </w:rPr>
-        <w:t>漁業者</w:t>
-      </w:r>
-      <w:r>
-        <w:t>の</w:t>
-      </w:r>
-      <w:r>
-        <w:rPr>
-          <w:lang w:eastAsia="zh-TW"/>
-        </w:rPr>
-        <w:t>協力</w:t>
-      </w:r>
-      <w:r>
-        <w:t>による</w:t>
-      </w:r>
-      <w:r>
-        <w:rPr>
-          <w:lang w:eastAsia="zh-TW"/>
-        </w:rPr>
-        <w:t>海洋</w:t>
-      </w:r>
-      <w:r>
-        <w:t>ゴミ</w:t>
-      </w:r>
-      <w:r>
-        <w:rPr>
-          <w:lang w:eastAsia="zh-TW"/>
-        </w:rPr>
-        <w:t>回収</w:t>
-      </w:r>
-      <w:r>
-        <w:t>に</w:t>
-      </w:r>
-      <w:r>
-        <w:rPr>
-          <w:lang w:eastAsia="zh-TW"/>
-        </w:rPr>
-        <w:t>関</w:t>
-      </w:r>
-      <w:r>
-        <w:t>わる</w:t>
-      </w:r>
-      <w:r>
-        <w:rPr>
-          <w:lang w:eastAsia="zh-TW"/>
-        </w:rPr>
-        <w:t>実証業務</w:t>
-      </w:r>
-      <w:r>
-        <w:rPr>
-          <w:rFonts w:hint="eastAsia"/>
-          <w:lang w:eastAsia="zh-TW"/>
-        </w:rPr>
-        <w:t xml:space="preserve">　</w:t>
-      </w:r>
-      <w:r>
-        <w:rPr>
-          <w:lang w:eastAsia="zh-TW"/>
-        </w:rPr>
-        <w:t>2025</w:t>
-      </w:r>
-      <w:r>
-        <w:rPr>
-          <w:rFonts w:hint="eastAsia"/>
-          <w:lang w:eastAsia="zh-TW"/>
-        </w:rPr>
-        <w:t xml:space="preserve">　</w:t>
-      </w:r>
-      <w:hyperlink r:id="rId33" w:history="1">
+      <w:hyperlink r:id="rId34" w:history="1">
         <w:r>
           <w:rPr>
             <w:rStyle w:val="af1"/>
@@ -9280,18 +9548,70 @@
       </w:r>
     </w:p>
     <w:p>
-      <w:pPr>
-        <w:rPr>
-          <w:rFonts w:hint="eastAsia"/>
-        </w:rPr>
-      </w:pPr>
-      <w:r>
+      <w:r>
+        <w:rPr>
+          <w:rFonts w:hint="eastAsia"/>
+        </w:rPr>
         <w:t>[10]</w:t>
       </w:r>
       <w:r>
         <w:rPr>
           <w:rFonts w:hint="eastAsia"/>
         </w:rPr>
+        <w:t xml:space="preserve">　</w:t>
+      </w:r>
+      <w:r>
+        <w:rPr>
+          <w:rFonts w:hint="eastAsia"/>
+        </w:rPr>
+        <w:t xml:space="preserve">Arduino-PS2X </w:t>
+      </w:r>
+      <w:proofErr w:type="spellStart"/>
+      <w:r>
+        <w:rPr>
+          <w:rFonts w:hint="eastAsia"/>
+        </w:rPr>
+        <w:t>github</w:t>
+      </w:r>
+      <w:proofErr w:type="spellEnd"/>
+      <w:r>
+        <w:rPr>
+          <w:rFonts w:hint="eastAsia"/>
+        </w:rPr>
+        <w:t xml:space="preserve">　</w:t>
+      </w:r>
+      <w:r>
+        <w:t xml:space="preserve"> Bill Porter</w:t>
+      </w:r>
+    </w:p>
+    <w:p>
+      <w:pPr>
+        <w:rPr>
+          <w:rFonts w:hint="eastAsia"/>
+        </w:rPr>
+      </w:pPr>
+      <w:r>
+        <w:t>https://github.com/madsci1016/Arduino-PS2X</w:t>
+      </w:r>
+    </w:p>
+    <w:p>
+      <w:r>
+        <w:lastRenderedPageBreak/>
+        <w:t>[1</w:t>
+      </w:r>
+      <w:r>
+        <w:rPr>
+          <w:rFonts w:hint="eastAsia"/>
+        </w:rPr>
+        <w:t>1</w:t>
+      </w:r>
+      <w:r>
+        <w:t>]</w:t>
+      </w:r>
+      <w:r>
+        <w:rPr>
+          <w:rFonts w:hint="eastAsia"/>
+        </w:rPr>
         <w:t xml:space="preserve">　霜田光一　</w:t>
       </w:r>
       <w:r>
@@ -9331,11 +9651,10 @@
         <w:t xml:space="preserve"> 61 (1), 18-20</w:t>
       </w:r>
     </w:p>
-    <w:p/>
     <w:p/>
     <w:sectPr>
-      <w:footerReference w:type="even" r:id="rId34"/>
-      <w:footerReference w:type="default" r:id="rId35"/>
+      <w:footerReference w:type="even" r:id="rId35"/>
+      <w:footerReference w:type="default" r:id="rId36"/>
       <w:pgSz w:w="11906" w:h="16838"/>
       <w:pgMar w:top="1985" w:right="1701" w:bottom="1701" w:left="1701" w:header="851" w:footer="992" w:gutter="0"/>
       <w:cols w:space="425"/>
@@ -9408,30 +9727,13 @@
       </w:r>
     </w:p>
   </w:comment>
-  <w:comment w:id="19" w:author="板谷 年也【鈴鹿】" w:date="2026-01-17T06:27:00Z" w:initials="年板">
-    <w:p>
-      <w:pPr>
-        <w:pStyle w:val="af6"/>
-      </w:pPr>
-      <w:r>
-        <w:rPr>
-          <w:rStyle w:val="af5"/>
-        </w:rPr>
-        <w:annotationRef/>
-      </w:r>
-      <w:r>
-        <w:t>もっと詳しく</w:t>
-      </w:r>
-    </w:p>
-  </w:comment>
 </w:comments>
 </file>
 
 <file path=word/commentsExtended.xml><?xml version="1.0" encoding="utf-8"?>
 <w15:commentsEx xmlns:wpc="http://schemas.microsoft.com/office/word/2010/wordprocessingCanvas" xmlns:cx="http://schemas.microsoft.com/office/drawing/2014/chartex" xmlns:cx1="http://schemas.microsoft.com/office/drawing/2015/9/8/chartex" xmlns:cx2="http://schemas.microsoft.com/office/drawing/2015/10/21/chartex" xmlns:cx3="http://schemas.microsoft.com/office/drawing/2016/5/9/chartex" xmlns:cx4="http://schemas.microsoft.com/office/drawing/2016/5/10/chartex" xmlns:cx5="http://schemas.microsoft.com/office/drawing/2016/5/11/chartex" xmlns:cx6="http://schemas.microsoft.com/office/drawing/2016/5/12/chartex" xmlns:cx7="http://schemas.microsoft.com/office/drawing/2016/5/13/chartex" xmlns:cx8="http://schemas.microsoft.com/office/drawing/2016/5/14/chartex" xmlns:mc="http://schemas.openxmlformats.org/markup-compatibility/2006" xmlns:aink="http://schemas.microsoft.com/office/drawing/2016/ink" xmlns:am3d="http://schemas.microsoft.com/office/drawing/2017/model3d" xmlns:o="urn:schemas-microsoft-com:office:office" xmlns:oel="http://schemas.microsoft.com/office/2019/extlst" xmlns:r="http://schemas.openxmlformats.org/officeDocument/2006/relationships" xmlns:m="http://schemas.openxmlformats.org/officeDocument/2006/math" xmlns:v="urn:schemas-microsoft-com:vml" xmlns:wp14="http://schemas.microsoft.com/office/word/2010/wordprocessingDrawing" xmlns:wp="http://schemas.openxmlformats.org/drawingml/2006/wordprocessingDrawing" xmlns:w10="urn:schemas-microsoft-com:office:word" xmlns:w="http://schemas.openxmlformats.org/wordprocessingml/2006/main" xmlns:w14="http://schemas.microsoft.com/office/word/2010/wordml" xmlns:w15="http://schemas.microsoft.com/office/word/2012/wordml" xmlns:w16cex="http://schemas.microsoft.com/office/word/2018/wordml/cex" xmlns:w16cid="http://schemas.microsoft.com/office/word/2016/wordml/cid" xmlns:w16="http://schemas.microsoft.com/office/word/2018/wordml" xmlns:w16du="http://schemas.microsoft.com/office/word/2023/wordml/word16du" xmlns:w16sdtdh="http://schemas.microsoft.com/office/word/2020/wordml/sdtdatahash" xmlns:w16sdtfl="http://schemas.microsoft.com/office/word/2024/wordml/sdtformatlock" xmlns:w16se="http://schemas.microsoft.com/office/word/2015/wordml/symex" xmlns:wpg="http://schemas.microsoft.com/office/word/2010/wordprocessingGroup" xmlns:wpi="http://schemas.microsoft.com/office/word/2010/wordprocessingInk" xmlns:wne="http://schemas.microsoft.com/office/word/2006/wordml" xmlns:wps="http://schemas.microsoft.com/office/word/2010/wordprocessingShape" mc:Ignorable="w14 w15 w16se w16cid w16 w16cex w16sdtdh w16sdtfl w16du wp14">
   <w15:commentEx w15:paraId="550EC705" w15:done="0"/>
-  <w15:commentEx w15:paraId="61C7C6E4" w15:done="0"/>
-  <w15:commentEx w15:paraId="588BA039" w15:done="0"/>
+  <w15:commentEx w15:paraId="61C7C6E4" w15:done="1"/>
 </w15:commentsEx>
 </file>
 
@@ -9439,7 +9741,6 @@
 <w16cex:commentsExtensible xmlns:wpc="http://schemas.microsoft.com/office/word/2010/wordprocessingCanvas" xmlns:cx="http://schemas.microsoft.com/office/drawing/2014/chartex" xmlns:cx1="http://schemas.microsoft.com/office/drawing/2015/9/8/chartex" xmlns:cx2="http://schemas.microsoft.com/office/drawing/2015/10/21/chartex" xmlns:cx3="http://schemas.microsoft.com/office/drawing/2016/5/9/chartex" xmlns:cx4="http://schemas.microsoft.com/office/drawing/2016/5/10/chartex" xmlns:cx5="http://schemas.microsoft.com/office/drawing/2016/5/11/chartex" xmlns:cx6="http://schemas.microsoft.com/office/drawing/2016/5/12/chartex" xmlns:cx7="http://schemas.microsoft.com/office/drawing/2016/5/13/chartex" xmlns:cx8="http://schemas.microsoft.com/office/drawing/2016/5/14/chartex" xmlns:cr="http://schemas.microsoft.com/office/comments/2020/reactions" xmlns:mc="http://schemas.openxmlformats.org/markup-compatibility/2006" xmlns:aink="http://schemas.microsoft.com/office/drawing/2016/ink" xmlns:am3d="http://schemas.microsoft.com/office/drawing/2017/model3d" xmlns:o="urn:schemas-microsoft-com:office:office" xmlns:oel="http://schemas.microsoft.com/office/2019/extlst" xmlns:r="http://schemas.openxmlformats.org/officeDocument/2006/relationships" xmlns:m="http://schemas.openxmlformats.org/officeDocument/2006/math" xmlns:v="urn:schemas-microsoft-com:vml" xmlns:wp14="http://schemas.microsoft.com/office/word/2010/wordprocessingDrawing" xmlns:wp="http://schemas.openxmlformats.org/drawingml/2006/wordprocessingDrawing" xmlns:w10="urn:schemas-microsoft-com:office:word" xmlns:w="http://schemas.openxmlformats.org/wordprocessingml/2006/main" xmlns:w14="http://schemas.microsoft.com/office/word/2010/wordml" xmlns:w15="http://schemas.microsoft.com/office/word/2012/wordml" xmlns:w16cex="http://schemas.microsoft.com/office/word/2018/wordml/cex" xmlns:w16cid="http://schemas.microsoft.com/office/word/2016/wordml/cid" xmlns:w16="http://schemas.microsoft.com/office/word/2018/wordml" xmlns:w16du="http://schemas.microsoft.com/office/word/2023/wordml/word16du" xmlns:w16sdtdh="http://schemas.microsoft.com/office/word/2020/wordml/sdtdatahash" xmlns:w16sdtfl="http://schemas.microsoft.com/office/word/2024/wordml/sdtformatlock" xmlns:w16se="http://schemas.microsoft.com/office/word/2015/wordml/symex" xmlns:wpg="http://schemas.microsoft.com/office/word/2010/wordprocessingGroup" xmlns:wpi="http://schemas.microsoft.com/office/word/2010/wordprocessingInk" xmlns:wne="http://schemas.microsoft.com/office/word/2006/wordml" xmlns:wps="http://schemas.microsoft.com/office/word/2010/wordprocessingShape" mc:Ignorable="w14 w15 w16se w16cid w16 w16cex w16sdtdh w16sdtfl cr w16du wp14">
   <w16cex:commentExtensible w16cex:durableId="4A3B97D7" w16cex:dateUtc="2026-01-15T16:56:00Z"/>
   <w16cex:commentExtensible w16cex:durableId="71DF39B4" w16cex:dateUtc="2026-01-16T21:26:00Z"/>
-  <w16cex:commentExtensible w16cex:durableId="05617AC0" w16cex:dateUtc="2026-01-16T21:27:00Z"/>
 </w16cex:commentsExtensible>
 </file>
 
@@ -9447,7 +9748,6 @@
 <w16cid:commentsIds xmlns:wpc="http://schemas.microsoft.com/office/word/2010/wordprocessingCanvas" xmlns:cx="http://schemas.microsoft.com/office/drawing/2014/chartex" xmlns:cx1="http://schemas.microsoft.com/office/drawing/2015/9/8/chartex" xmlns:cx2="http://schemas.microsoft.com/office/drawing/2015/10/21/chartex" xmlns:cx3="http://schemas.microsoft.com/office/drawing/2016/5/9/chartex" xmlns:cx4="http://schemas.microsoft.com/office/drawing/2016/5/10/chartex" xmlns:cx5="http://schemas.microsoft.com/office/drawing/2016/5/11/chartex" xmlns:cx6="http://schemas.microsoft.com/office/drawing/2016/5/12/chartex" xmlns:cx7="http://schemas.microsoft.com/office/drawing/2016/5/13/chartex" xmlns:cx8="http://schemas.microsoft.com/office/drawing/2016/5/14/chartex" xmlns:mc="http://schemas.openxmlformats.org/markup-compatibility/2006" xmlns:aink="http://schemas.microsoft.com/office/drawing/2016/ink" xmlns:am3d="http://schemas.microsoft.com/office/drawing/2017/model3d" xmlns:o="urn:schemas-microsoft-com:office:office" xmlns:oel="http://schemas.microsoft.com/office/2019/extlst" xmlns:r="http://schemas.openxmlformats.org/officeDocument/2006/relationships" xmlns:m="http://schemas.openxmlformats.org/officeDocument/2006/math" xmlns:v="urn:schemas-microsoft-com:vml" xmlns:wp14="http://schemas.microsoft.com/office/word/2010/wordprocessingDrawing" xmlns:wp="http://schemas.openxmlformats.org/drawingml/2006/wordprocessingDrawing" xmlns:w10="urn:schemas-microsoft-com:office:word" xmlns:w="http://schemas.openxmlformats.org/wordprocessingml/2006/main" xmlns:w14="http://schemas.microsoft.com/office/word/2010/wordml" xmlns:w15="http://schemas.microsoft.com/office/word/2012/wordml" xmlns:w16cex="http://schemas.microsoft.com/office/word/2018/wordml/cex" xmlns:w16cid="http://schemas.microsoft.com/office/word/2016/wordml/cid" xmlns:w16="http://schemas.microsoft.com/office/word/2018/wordml" xmlns:w16du="http://schemas.microsoft.com/office/word/2023/wordml/word16du" xmlns:w16sdtdh="http://schemas.microsoft.com/office/word/2020/wordml/sdtdatahash" xmlns:w16sdtfl="http://schemas.microsoft.com/office/word/2024/wordml/sdtformatlock" xmlns:w16se="http://schemas.microsoft.com/office/word/2015/wordml/symex" xmlns:wpg="http://schemas.microsoft.com/office/word/2010/wordprocessingGroup" xmlns:wpi="http://schemas.microsoft.com/office/word/2010/wordprocessingInk" xmlns:wne="http://schemas.microsoft.com/office/word/2006/wordml" xmlns:wps="http://schemas.microsoft.com/office/word/2010/wordprocessingShape" mc:Ignorable="w14 w15 w16se w16cid w16 w16cex w16sdtdh w16sdtfl w16du wp14">
   <w16cid:commentId w16cid:paraId="550EC705" w16cid:durableId="4A3B97D7"/>
   <w16cid:commentId w16cid:paraId="61C7C6E4" w16cid:durableId="71DF39B4"/>
-  <w16cid:commentId w16cid:paraId="588BA039" w16cid:durableId="05617AC0"/>
 </w16cid:commentsIds>
 </file>
 
@@ -12105,16 +12405,16 @@
     <w:link w:val="-4"/>
     <w:autoRedefine/>
     <w:qFormat/>
-    <w:rsid w:val="00924231"/>
-    <w:rPr>
-      <w:u w:val="single"/>
-    </w:rPr>
+    <w:rsid w:val="00E6585A"/>
+    <w:pPr>
+      <w:ind w:leftChars="100" w:left="210"/>
+    </w:pPr>
   </w:style>
   <w:style w:type="character" w:customStyle="1" w:styleId="-4">
     <w:name w:val="表紙-標題用 (文字)"/>
     <w:basedOn w:val="a6"/>
     <w:link w:val="-3"/>
-    <w:rsid w:val="00924231"/>
+    <w:rsid w:val="00E6585A"/>
     <w:rPr>
       <w:rFonts w:ascii="ＭＳ 明朝" w:eastAsia="ＭＳ 明朝" w:hAnsi="ＭＳ 明朝" w:cs="ＭＳ 明朝"/>
       <w:b/>
@@ -12122,7 +12422,6 @@
       <w:spacing w:val="15"/>
       <w:sz w:val="36"/>
       <w:szCs w:val="36"/>
-      <w:u w:val="single"/>
     </w:rPr>
   </w:style>
   <w:style w:type="paragraph" w:customStyle="1" w:styleId="-5">
@@ -12685,132 +12984,6 @@
 </file>
 
 <file path=customXml/item2.xml><?xml version="1.0" encoding="utf-8"?>
-<b:Sources xmlns:b="http://schemas.openxmlformats.org/officeDocument/2006/bibliography" xmlns="http://schemas.openxmlformats.org/officeDocument/2006/bibliography" SelectedStyle="/SIST02.XSL" StyleName="SIST02" Version="2003">
-  <b:Source>
-    <b:Tag>国分秀04</b:Tag>
-    <b:SourceType>Report</b:SourceType>
-    <b:Guid>{79700DD5-CDE9-2C48-85A5-764D1BE41FBA}</b:Guid>
-    <b:Author>
-      <b:Author>
-        <b:NameList>
-          <b:Person>
-            <b:Last>国分</b:Last>
-            <b:First>秀樹</b:First>
-          </b:Person>
-          <b:Person>
-            <b:Last>奥村</b:Last>
-            <b:First>宏征</b:First>
-          </b:Person>
-          <b:Person>
-            <b:Last>上野</b:Last>
-            <b:First>成三</b:First>
-          </b:Person>
-          <b:Person>
-            <b:Last>高山</b:Last>
-            <b:First>百合子</b:First>
-          </b:Person>
-          <b:Person>
-            <b:Last>湯浅</b:Last>
-            <b:First>城之</b:First>
-          </b:Person>
-        </b:NameList>
-      </b:Author>
-    </b:Author>
-    <b:Title>英虞湾における浚渫ヘドロを用いた干潟造成実験から得られた干潟底質の最適条件</b:Title>
-    <b:Publisher>海岸工学論文集</b:Publisher>
-    <b:Year>2004</b:Year>
-    <b:RefOrder>2</b:RefOrder>
-  </b:Source>
-  <b:Source>
-    <b:Tag>農林水25</b:Tag>
-    <b:SourceType>DocumentFromInternetSite</b:SourceType>
-    <b:Guid>{31B3D0CF-2B97-0341-9108-133D73C242B9}</b:Guid>
-    <b:Title>海面漁業生産統計調査</b:Title>
-    <b:Year>2025</b:Year>
-    <b:LCID>ja-JP</b:LCID>
-    <b:Author>
-      <b:Author>
-        <b:Corporate>農林水産省</b:Corporate>
-      </b:Author>
-    </b:Author>
-    <b:InternetSiteTitle>農林水産省</b:InternetSiteTitle>
-    <b:URL>https://www.maff.go.jp/j/tokei/kouhyou/kaimen_gyosei/index.html</b:URL>
-    <b:Month>5</b:Month>
-    <b:Day>30</b:Day>
-    <b:YearAccessed>2026</b:YearAccessed>
-    <b:MonthAccessed>1</b:MonthAccessed>
-    <b:DayAccessed>14</b:DayAccessed>
-    <b:RefOrder>3</b:RefOrder>
-  </b:Source>
-  <b:Source>
-    <b:Tag>IDE24</b:Tag>
-    <b:SourceType>InternetSite</b:SourceType>
-    <b:Guid>{8C5F4DA1-44D2-C64F-8A9E-9C94BA4EF546}</b:Guid>
-    <b:Title>IDEAS FOR GOOD</b:Title>
-    <b:InternetSiteTitle>真珠養殖のごみを、地域の財産に。伊勢志摩で始まった廃漁具の水平リサイクル</b:InternetSiteTitle>
-    <b:URL>https://ideasforgood.jp/2024/09/10/circular-fish-net/</b:URL>
-    <b:Year>2024</b:Year>
-    <b:Month>9</b:Month>
-    <b:Day>10</b:Day>
-    <b:RefOrder>4</b:RefOrder>
-  </b:Source>
-  <b:Source>
-    <b:Tag>坂村博93</b:Tag>
-    <b:SourceType>Report</b:SourceType>
-    <b:Guid>{9D43D4B6-2BDA-7A49-A81D-7DD2CAAC628B}</b:Guid>
-    <b:Title>廃電気製品に含まれる有害金属の環境影響評価</b:Title>
-    <b:Year>1993</b:Year>
-    <b:Publisher>東京大学</b:Publisher>
-    <b:Author>
-      <b:Author>
-        <b:NameList>
-          <b:Person>
-            <b:Last>坂村</b:Last>
-            <b:First>博康</b:First>
-          </b:Person>
-          <b:Person>
-            <b:Last>宇都野</b:Last>
-            <b:First>太</b:First>
-          </b:Person>
-          <b:Person>
-            <b:Last>安井</b:Last>
-            <b:First>至</b:First>
-          </b:Person>
-        </b:NameList>
-      </b:Author>
-    </b:Author>
-    <b:RefOrder>5</b:RefOrder>
-  </b:Source>
-  <b:Source>
-    <b:Tag>環境省</b:Tag>
-    <b:SourceType>DocumentFromInternetSite</b:SourceType>
-    <b:Guid>{91060327-F98F-CC43-A280-166C78EFE7FE}</b:Guid>
-    <b:Author>
-      <b:Author>
-        <b:Corporate>環境省</b:Corporate>
-      </b:Author>
-    </b:Author>
-    <b:Title>漁業者の協力による海洋ゴミ回収に関わる実証業務</b:Title>
-    <b:URL>https://www.google.com/search?q=%E6%B5%B7%E5%BA%95%E3%82%B4%E3%83%9F+%E5%9B%9E%E5%8F%8E%E6%96%B9%E6%B3%95%E3%80%80%E6%BD%9C%E6%B0%B4%E5%A3%AB&amp;sca_esv=25010ec7c4de7282&amp;rlz=1C5AJCO_enJP1197JP1197&amp;sxsrf=ANbL-n5diS4uYjZQU1Uy2h8hRB5t7xpFDQ%3A1768522913460&amp;ei=o</b:URL>
-    <b:Year>2025</b:Year>
-    <b:Month>3</b:Month>
-    <b:RefOrder>1</b:RefOrder>
-  </b:Source>
-</b:Sources>
-</file>
-
-<file path=customXml/item3.xml><?xml version="1.0" encoding="utf-8"?>
-<p:properties xmlns:p="http://schemas.microsoft.com/office/2006/metadata/properties" xmlns:xsi="http://www.w3.org/2001/XMLSchema-instance" xmlns:pc="http://schemas.microsoft.com/office/infopath/2007/PartnerControls">
-  <documentManagement>
-    <lcf76f155ced4ddcb4097134ff3c332f xmlns="57199bd4-3ad7-4c17-90e8-59925990642e">
-      <Terms xmlns="http://schemas.microsoft.com/office/infopath/2007/PartnerControls"/>
-    </lcf76f155ced4ddcb4097134ff3c332f>
-    <TaxCatchAll xmlns="645ef163-9275-403f-9bea-380ade2256bf" xsi:nil="true"/>
-  </documentManagement>
-</p:properties>
-</file>
-
-<file path=customXml/item4.xml><?xml version="1.0" encoding="utf-8"?>
 <ct:contentTypeSchema xmlns:ct="http://schemas.microsoft.com/office/2006/metadata/contentType" xmlns:ma="http://schemas.microsoft.com/office/2006/metadata/properties/metaAttributes" ct:_="" ma:_="" ma:contentTypeName="ドキュメント" ma:contentTypeID="0x0101008E7AA510A5F3DA439FA59E9299B0621A" ma:contentTypeVersion="14" ma:contentTypeDescription="新しいドキュメントを作成します。" ma:contentTypeScope="" ma:versionID="121aed8e3ba15d36081b37416ab06ebb">
   <xsd:schema xmlns:xsd="http://www.w3.org/2001/XMLSchema" xmlns:xs="http://www.w3.org/2001/XMLSchema" xmlns:p="http://schemas.microsoft.com/office/2006/metadata/properties" xmlns:ns2="57199bd4-3ad7-4c17-90e8-59925990642e" xmlns:ns3="645ef163-9275-403f-9bea-380ade2256bf" targetNamespace="http://schemas.microsoft.com/office/2006/metadata/properties" ma:root="true" ma:fieldsID="8f8255aa57b9e53d6dd3ba567cb63dde" ns2:_="" ns3:_="">
     <xsd:import namespace="57199bd4-3ad7-4c17-90e8-59925990642e"/>
@@ -13023,6 +13196,132 @@
 </ct:contentTypeSchema>
 </file>
 
+<file path=customXml/item3.xml><?xml version="1.0" encoding="utf-8"?>
+<p:properties xmlns:p="http://schemas.microsoft.com/office/2006/metadata/properties" xmlns:xsi="http://www.w3.org/2001/XMLSchema-instance" xmlns:pc="http://schemas.microsoft.com/office/infopath/2007/PartnerControls">
+  <documentManagement>
+    <lcf76f155ced4ddcb4097134ff3c332f xmlns="57199bd4-3ad7-4c17-90e8-59925990642e">
+      <Terms xmlns="http://schemas.microsoft.com/office/infopath/2007/PartnerControls"/>
+    </lcf76f155ced4ddcb4097134ff3c332f>
+    <TaxCatchAll xmlns="645ef163-9275-403f-9bea-380ade2256bf" xsi:nil="true"/>
+  </documentManagement>
+</p:properties>
+</file>
+
+<file path=customXml/item4.xml><?xml version="1.0" encoding="utf-8"?>
+<b:Sources xmlns:b="http://schemas.openxmlformats.org/officeDocument/2006/bibliography" xmlns="http://schemas.openxmlformats.org/officeDocument/2006/bibliography" SelectedStyle="/SIST02.XSL" StyleName="SIST02" Version="2003">
+  <b:Source>
+    <b:Tag>国分秀04</b:Tag>
+    <b:SourceType>Report</b:SourceType>
+    <b:Guid>{79700DD5-CDE9-2C48-85A5-764D1BE41FBA}</b:Guid>
+    <b:Author>
+      <b:Author>
+        <b:NameList>
+          <b:Person>
+            <b:Last>国分</b:Last>
+            <b:First>秀樹</b:First>
+          </b:Person>
+          <b:Person>
+            <b:Last>奥村</b:Last>
+            <b:First>宏征</b:First>
+          </b:Person>
+          <b:Person>
+            <b:Last>上野</b:Last>
+            <b:First>成三</b:First>
+          </b:Person>
+          <b:Person>
+            <b:Last>高山</b:Last>
+            <b:First>百合子</b:First>
+          </b:Person>
+          <b:Person>
+            <b:Last>湯浅</b:Last>
+            <b:First>城之</b:First>
+          </b:Person>
+        </b:NameList>
+      </b:Author>
+    </b:Author>
+    <b:Title>英虞湾における浚渫ヘドロを用いた干潟造成実験から得られた干潟底質の最適条件</b:Title>
+    <b:Publisher>海岸工学論文集</b:Publisher>
+    <b:Year>2004</b:Year>
+    <b:RefOrder>2</b:RefOrder>
+  </b:Source>
+  <b:Source>
+    <b:Tag>農林水25</b:Tag>
+    <b:SourceType>DocumentFromInternetSite</b:SourceType>
+    <b:Guid>{31B3D0CF-2B97-0341-9108-133D73C242B9}</b:Guid>
+    <b:Title>海面漁業生産統計調査</b:Title>
+    <b:Year>2025</b:Year>
+    <b:LCID>ja-JP</b:LCID>
+    <b:Author>
+      <b:Author>
+        <b:Corporate>農林水産省</b:Corporate>
+      </b:Author>
+    </b:Author>
+    <b:InternetSiteTitle>農林水産省</b:InternetSiteTitle>
+    <b:URL>https://www.maff.go.jp/j/tokei/kouhyou/kaimen_gyosei/index.html</b:URL>
+    <b:Month>5</b:Month>
+    <b:Day>30</b:Day>
+    <b:YearAccessed>2026</b:YearAccessed>
+    <b:MonthAccessed>1</b:MonthAccessed>
+    <b:DayAccessed>14</b:DayAccessed>
+    <b:RefOrder>3</b:RefOrder>
+  </b:Source>
+  <b:Source>
+    <b:Tag>IDE24</b:Tag>
+    <b:SourceType>InternetSite</b:SourceType>
+    <b:Guid>{8C5F4DA1-44D2-C64F-8A9E-9C94BA4EF546}</b:Guid>
+    <b:Title>IDEAS FOR GOOD</b:Title>
+    <b:InternetSiteTitle>真珠養殖のごみを、地域の財産に。伊勢志摩で始まった廃漁具の水平リサイクル</b:InternetSiteTitle>
+    <b:URL>https://ideasforgood.jp/2024/09/10/circular-fish-net/</b:URL>
+    <b:Year>2024</b:Year>
+    <b:Month>9</b:Month>
+    <b:Day>10</b:Day>
+    <b:RefOrder>4</b:RefOrder>
+  </b:Source>
+  <b:Source>
+    <b:Tag>坂村博93</b:Tag>
+    <b:SourceType>Report</b:SourceType>
+    <b:Guid>{9D43D4B6-2BDA-7A49-A81D-7DD2CAAC628B}</b:Guid>
+    <b:Title>廃電気製品に含まれる有害金属の環境影響評価</b:Title>
+    <b:Year>1993</b:Year>
+    <b:Publisher>東京大学</b:Publisher>
+    <b:Author>
+      <b:Author>
+        <b:NameList>
+          <b:Person>
+            <b:Last>坂村</b:Last>
+            <b:First>博康</b:First>
+          </b:Person>
+          <b:Person>
+            <b:Last>宇都野</b:Last>
+            <b:First>太</b:First>
+          </b:Person>
+          <b:Person>
+            <b:Last>安井</b:Last>
+            <b:First>至</b:First>
+          </b:Person>
+        </b:NameList>
+      </b:Author>
+    </b:Author>
+    <b:RefOrder>5</b:RefOrder>
+  </b:Source>
+  <b:Source>
+    <b:Tag>環境省</b:Tag>
+    <b:SourceType>DocumentFromInternetSite</b:SourceType>
+    <b:Guid>{91060327-F98F-CC43-A280-166C78EFE7FE}</b:Guid>
+    <b:Author>
+      <b:Author>
+        <b:Corporate>環境省</b:Corporate>
+      </b:Author>
+    </b:Author>
+    <b:Title>漁業者の協力による海洋ゴミ回収に関わる実証業務</b:Title>
+    <b:URL>https://www.google.com/search?q=%E6%B5%B7%E5%BA%95%E3%82%B4%E3%83%9F+%E5%9B%9E%E5%8F%8E%E6%96%B9%E6%B3%95%E3%80%80%E6%BD%9C%E6%B0%B4%E5%A3%AB&amp;sca_esv=25010ec7c4de7282&amp;rlz=1C5AJCO_enJP1197JP1197&amp;sxsrf=ANbL-n5diS4uYjZQU1Uy2h8hRB5t7xpFDQ%3A1768522913460&amp;ei=o</b:URL>
+    <b:Year>2025</b:Year>
+    <b:Month>3</b:Month>
+    <b:RefOrder>1</b:RefOrder>
+  </b:Source>
+</b:Sources>
+</file>
+
 <file path=customXml/itemProps1.xml><?xml version="1.0" encoding="utf-8"?>
 <ds:datastoreItem xmlns:ds="http://schemas.openxmlformats.org/officeDocument/2006/customXml" ds:itemID="{58F7F0EB-A4F8-4A13-B8AC-4C27755BC2C3}">
   <ds:schemaRefs>
@@ -13032,9 +13331,20 @@
 </file>
 
 <file path=customXml/itemProps2.xml><?xml version="1.0" encoding="utf-8"?>
-<ds:datastoreItem xmlns:ds="http://schemas.openxmlformats.org/officeDocument/2006/customXml" ds:itemID="{A99DC56A-A87D-FE4E-8EC6-2FF20663F888}">
+<ds:datastoreItem xmlns:ds="http://schemas.openxmlformats.org/officeDocument/2006/customXml" ds:itemID="{B09BA528-F963-4F41-9564-BE39AE93AB48}">
   <ds:schemaRefs>
-    <ds:schemaRef ds:uri="http://schemas.openxmlformats.org/officeDocument/2006/bibliography"/>
+    <ds:schemaRef ds:uri="http://schemas.microsoft.com/office/2006/metadata/contentType"/>
+    <ds:schemaRef ds:uri="http://schemas.microsoft.com/office/2006/metadata/properties/metaAttributes"/>
+    <ds:schemaRef ds:uri="http://www.w3.org/2001/XMLSchema"/>
+    <ds:schemaRef ds:uri="http://schemas.microsoft.com/office/2006/metadata/properties"/>
+    <ds:schemaRef ds:uri="57199bd4-3ad7-4c17-90e8-59925990642e"/>
+    <ds:schemaRef ds:uri="645ef163-9275-403f-9bea-380ade2256bf"/>
+    <ds:schemaRef ds:uri="http://schemas.microsoft.com/office/2006/documentManagement/types"/>
+    <ds:schemaRef ds:uri="http://schemas.microsoft.com/office/infopath/2007/PartnerControls"/>
+    <ds:schemaRef ds:uri="http://schemas.openxmlformats.org/package/2006/metadata/core-properties"/>
+    <ds:schemaRef ds:uri="http://purl.org/dc/elements/1.1/"/>
+    <ds:schemaRef ds:uri="http://purl.org/dc/terms/"/>
+    <ds:schemaRef ds:uri="http://schemas.microsoft.com/internal/obd"/>
   </ds:schemaRefs>
 </ds:datastoreItem>
 </file>
@@ -13051,20 +13361,9 @@
 </file>
 
 <file path=customXml/itemProps4.xml><?xml version="1.0" encoding="utf-8"?>
-<ds:datastoreItem xmlns:ds="http://schemas.openxmlformats.org/officeDocument/2006/customXml" ds:itemID="{B09BA528-F963-4F41-9564-BE39AE93AB48}">
+<ds:datastoreItem xmlns:ds="http://schemas.openxmlformats.org/officeDocument/2006/customXml" ds:itemID="{A99DC56A-A87D-FE4E-8EC6-2FF20663F888}">
   <ds:schemaRefs>
-    <ds:schemaRef ds:uri="http://schemas.microsoft.com/office/2006/metadata/contentType"/>
-    <ds:schemaRef ds:uri="http://schemas.microsoft.com/office/2006/metadata/properties/metaAttributes"/>
-    <ds:schemaRef ds:uri="http://www.w3.org/2001/XMLSchema"/>
-    <ds:schemaRef ds:uri="http://schemas.microsoft.com/office/2006/metadata/properties"/>
-    <ds:schemaRef ds:uri="57199bd4-3ad7-4c17-90e8-59925990642e"/>
-    <ds:schemaRef ds:uri="645ef163-9275-403f-9bea-380ade2256bf"/>
-    <ds:schemaRef ds:uri="http://schemas.microsoft.com/office/2006/documentManagement/types"/>
-    <ds:schemaRef ds:uri="http://schemas.microsoft.com/office/infopath/2007/PartnerControls"/>
-    <ds:schemaRef ds:uri="http://schemas.openxmlformats.org/package/2006/metadata/core-properties"/>
-    <ds:schemaRef ds:uri="http://purl.org/dc/elements/1.1/"/>
-    <ds:schemaRef ds:uri="http://purl.org/dc/terms/"/>
-    <ds:schemaRef ds:uri="http://schemas.microsoft.com/internal/obd"/>
+    <ds:schemaRef ds:uri="http://schemas.openxmlformats.org/officeDocument/2006/bibliography"/>
   </ds:schemaRefs>
 </ds:datastoreItem>
 </file>
--- a/卒論.docx
+++ b/卒論.docx
@@ -290,7 +290,7 @@
           <w:sz w:val="24"/>
         </w:rPr>
       </w:pPr>
-      <w:commentRangeStart w:id="0"/>
+      <w:commentRangeStart w:id="1"/>
       <w:r>
         <w:rPr>
           <w:rFonts w:ascii="Times New Roman" w:hAnsi="Times New Roman" w:cs="Times New Roman"/>
@@ -299,7 +299,7 @@
         <w:lastRenderedPageBreak/>
         <w:t>ABSTRACT</w:t>
       </w:r>
-      <w:commentRangeEnd w:id="0"/>
+      <w:commentRangeEnd w:id="1"/>
       <w:r>
         <w:rPr>
           <w:rStyle w:val="af5"/>
@@ -307,7 +307,7 @@
           <w:sz w:val="24"/>
           <w:szCs w:val="24"/>
         </w:rPr>
-        <w:commentReference w:id="0"/>
+        <w:commentReference w:id="1"/>
       </w:r>
     </w:p>
     <w:p>
@@ -318,7 +318,7 @@
           <w:sz w:val="24"/>
           <w14:ligatures w14:val="none"/>
         </w:rPr>
-        <w:pPrChange w:id="1" w:author="板谷 年也【鈴鹿】" w:date="2026-01-17T06:24:00Z" w16du:dateUtc="2026-01-16T21:24:00Z">
+        <w:pPrChange w:id="2" w:author="板谷 年也【鈴鹿】" w:date="2026-01-17T06:24:00Z" w16du:dateUtc="2026-01-16T21:24:00Z">
           <w:pPr/>
         </w:pPrChange>
       </w:pPr>
@@ -339,7 +339,7 @@
           <w:sz w:val="24"/>
           <w14:ligatures w14:val="none"/>
         </w:rPr>
-        <w:pPrChange w:id="2" w:author="板谷 年也【鈴鹿】" w:date="2026-01-17T06:24:00Z" w16du:dateUtc="2026-01-16T21:24:00Z">
+        <w:pPrChange w:id="3" w:author="板谷 年也【鈴鹿】" w:date="2026-01-17T06:24:00Z" w16du:dateUtc="2026-01-16T21:24:00Z">
           <w:pPr/>
         </w:pPrChange>
       </w:pPr>
@@ -360,7 +360,7 @@
           <w:sz w:val="24"/>
           <w14:ligatures w14:val="none"/>
         </w:rPr>
-        <w:pPrChange w:id="3" w:author="板谷 年也【鈴鹿】" w:date="2026-01-17T06:24:00Z" w16du:dateUtc="2026-01-16T21:24:00Z">
+        <w:pPrChange w:id="4" w:author="板谷 年也【鈴鹿】" w:date="2026-01-17T06:24:00Z" w16du:dateUtc="2026-01-16T21:24:00Z">
           <w:pPr/>
         </w:pPrChange>
       </w:pPr>
@@ -435,7 +435,7 @@
         <w:br w:type="page"/>
       </w:r>
     </w:p>
-    <w:bookmarkStart w:id="4" w:name="_Toc219734228" w:displacedByCustomXml="next"/>
+    <w:bookmarkStart w:id="5" w:name="_Toc219736901" w:displacedByCustomXml="next"/>
     <w:sdt>
       <w:sdtPr>
         <w:rPr>
@@ -471,7 +471,7 @@
             </w:rPr>
             <w:t>目次</w:t>
           </w:r>
-          <w:bookmarkEnd w:id="4"/>
+          <w:bookmarkEnd w:id="5"/>
         </w:p>
         <w:p>
           <w:pPr>
@@ -506,7 +506,7 @@
             </w:rPr>
             <w:fldChar w:fldCharType="separate"/>
           </w:r>
-          <w:hyperlink w:anchor="_Toc219734228" w:history="1">
+          <w:hyperlink w:anchor="_Toc219736901" w:history="1">
             <w:r>
               <w:rPr>
                 <w:rStyle w:val="af1"/>
@@ -534,7 +534,7 @@
                 <w:noProof/>
                 <w:webHidden/>
               </w:rPr>
-              <w:instrText xml:space="preserve"> PAGEREF _Toc219734228 \h </w:instrText>
+              <w:instrText xml:space="preserve"> PAGEREF _Toc219736901 \h </w:instrText>
             </w:r>
             <w:r>
               <w:rPr>
@@ -581,7 +581,7 @@
               <w:szCs w:val="24"/>
             </w:rPr>
           </w:pPr>
-          <w:hyperlink w:anchor="_Toc219734229" w:history="1">
+          <w:hyperlink w:anchor="_Toc219736902" w:history="1">
             <w:r>
               <w:rPr>
                 <w:rStyle w:val="af1"/>
@@ -608,7 +608,7 @@
                 <w:noProof/>
                 <w:webHidden/>
               </w:rPr>
-              <w:instrText xml:space="preserve"> PAGEREF _Toc219734229 \h </w:instrText>
+              <w:instrText xml:space="preserve"> PAGEREF _Toc219736902 \h </w:instrText>
             </w:r>
             <w:r>
               <w:rPr>
@@ -654,7 +654,7 @@
               <w:szCs w:val="24"/>
             </w:rPr>
           </w:pPr>
-          <w:hyperlink w:anchor="_Toc219734230" w:history="1">
+          <w:hyperlink w:anchor="_Toc219736903" w:history="1">
             <w:r>
               <w:rPr>
                 <w:rStyle w:val="af1"/>
@@ -698,7 +698,7 @@
                 <w:noProof/>
                 <w:webHidden/>
               </w:rPr>
-              <w:instrText xml:space="preserve"> PAGEREF _Toc219734230 \h </w:instrText>
+              <w:instrText xml:space="preserve"> PAGEREF _Toc219736903 \h </w:instrText>
             </w:r>
             <w:r>
               <w:rPr>
@@ -745,7 +745,7 @@
               <w:szCs w:val="24"/>
             </w:rPr>
           </w:pPr>
-          <w:hyperlink w:anchor="_Toc219734231" w:history="1">
+          <w:hyperlink w:anchor="_Toc219736904" w:history="1">
             <w:r>
               <w:rPr>
                 <w:rStyle w:val="af1"/>
@@ -790,7 +790,7 @@
                 <w:noProof/>
                 <w:webHidden/>
               </w:rPr>
-              <w:instrText xml:space="preserve"> PAGEREF _Toc219734231 \h </w:instrText>
+              <w:instrText xml:space="preserve"> PAGEREF _Toc219736904 \h </w:instrText>
             </w:r>
             <w:r>
               <w:rPr>
@@ -837,7 +837,7 @@
               <w:szCs w:val="24"/>
             </w:rPr>
           </w:pPr>
-          <w:hyperlink w:anchor="_Toc219734232" w:history="1">
+          <w:hyperlink w:anchor="_Toc219736905" w:history="1">
             <w:r>
               <w:rPr>
                 <w:rStyle w:val="af1"/>
@@ -882,7 +882,7 @@
                 <w:noProof/>
                 <w:webHidden/>
               </w:rPr>
-              <w:instrText xml:space="preserve"> PAGEREF _Toc219734232 \h </w:instrText>
+              <w:instrText xml:space="preserve"> PAGEREF _Toc219736905 \h </w:instrText>
             </w:r>
             <w:r>
               <w:rPr>
@@ -929,7 +929,7 @@
               <w:szCs w:val="24"/>
             </w:rPr>
           </w:pPr>
-          <w:hyperlink w:anchor="_Toc219734233" w:history="1">
+          <w:hyperlink w:anchor="_Toc219736906" w:history="1">
             <w:r>
               <w:rPr>
                 <w:rStyle w:val="af1"/>
@@ -974,7 +974,7 @@
                 <w:noProof/>
                 <w:webHidden/>
               </w:rPr>
-              <w:instrText xml:space="preserve"> PAGEREF _Toc219734233 \h </w:instrText>
+              <w:instrText xml:space="preserve"> PAGEREF _Toc219736906 \h </w:instrText>
             </w:r>
             <w:r>
               <w:rPr>
@@ -1020,7 +1020,7 @@
               <w:szCs w:val="24"/>
             </w:rPr>
           </w:pPr>
-          <w:hyperlink w:anchor="_Toc219734234" w:history="1">
+          <w:hyperlink w:anchor="_Toc219736907" w:history="1">
             <w:r>
               <w:rPr>
                 <w:rStyle w:val="af1"/>
@@ -1064,7 +1064,7 @@
                 <w:noProof/>
                 <w:webHidden/>
               </w:rPr>
-              <w:instrText xml:space="preserve"> PAGEREF _Toc219734234 \h </w:instrText>
+              <w:instrText xml:space="preserve"> PAGEREF _Toc219736907 \h </w:instrText>
             </w:r>
             <w:r>
               <w:rPr>
@@ -1109,7 +1109,7 @@
               <w:szCs w:val="24"/>
             </w:rPr>
           </w:pPr>
-          <w:hyperlink w:anchor="_Toc219734235" w:history="1">
+          <w:hyperlink w:anchor="_Toc219736908" w:history="1">
             <w:r>
               <w:rPr>
                 <w:rStyle w:val="af1"/>
@@ -1136,7 +1136,7 @@
                 <w:noProof/>
                 <w:webHidden/>
               </w:rPr>
-              <w:instrText xml:space="preserve"> PAGEREF _Toc219734235 \h </w:instrText>
+              <w:instrText xml:space="preserve"> PAGEREF _Toc219736908 \h </w:instrText>
             </w:r>
             <w:r>
               <w:rPr>
@@ -1183,7 +1183,7 @@
               <w:szCs w:val="24"/>
             </w:rPr>
           </w:pPr>
-          <w:hyperlink w:anchor="_Toc219734236" w:history="1">
+          <w:hyperlink w:anchor="_Toc219736909" w:history="1">
             <w:r>
               <w:rPr>
                 <w:rStyle w:val="af1"/>
@@ -1210,7 +1210,7 @@
                 <w:noProof/>
                 <w:webHidden/>
               </w:rPr>
-              <w:instrText xml:space="preserve"> PAGEREF _Toc219734236 \h </w:instrText>
+              <w:instrText xml:space="preserve"> PAGEREF _Toc219736909 \h </w:instrText>
             </w:r>
             <w:r>
               <w:rPr>
@@ -1255,7 +1255,7 @@
               <w:szCs w:val="24"/>
             </w:rPr>
           </w:pPr>
-          <w:hyperlink w:anchor="_Toc219734237" w:history="1">
+          <w:hyperlink w:anchor="_Toc219736910" w:history="1">
             <w:r>
               <w:rPr>
                 <w:rStyle w:val="af1"/>
@@ -1282,7 +1282,7 @@
                 <w:noProof/>
                 <w:webHidden/>
               </w:rPr>
-              <w:instrText xml:space="preserve"> PAGEREF _Toc219734237 \h </w:instrText>
+              <w:instrText xml:space="preserve"> PAGEREF _Toc219736910 \h </w:instrText>
             </w:r>
             <w:r>
               <w:rPr>
@@ -1327,7 +1327,7 @@
               <w:szCs w:val="24"/>
             </w:rPr>
           </w:pPr>
-          <w:hyperlink w:anchor="_Toc219734238" w:history="1">
+          <w:hyperlink w:anchor="_Toc219736911" w:history="1">
             <w:r>
               <w:rPr>
                 <w:rStyle w:val="af1"/>
@@ -1354,7 +1354,7 @@
                 <w:noProof/>
                 <w:webHidden/>
               </w:rPr>
-              <w:instrText xml:space="preserve"> PAGEREF _Toc219734238 \h </w:instrText>
+              <w:instrText xml:space="preserve"> PAGEREF _Toc219736911 \h </w:instrText>
             </w:r>
             <w:r>
               <w:rPr>
@@ -1400,7 +1400,7 @@
               <w:szCs w:val="24"/>
             </w:rPr>
           </w:pPr>
-          <w:hyperlink w:anchor="_Toc219734239" w:history="1">
+          <w:hyperlink w:anchor="_Toc219736912" w:history="1">
             <w:r>
               <w:rPr>
                 <w:rStyle w:val="af1"/>
@@ -1427,7 +1427,7 @@
                 <w:noProof/>
                 <w:webHidden/>
               </w:rPr>
-              <w:instrText xml:space="preserve"> PAGEREF _Toc219734239 \h </w:instrText>
+              <w:instrText xml:space="preserve"> PAGEREF _Toc219736912 \h </w:instrText>
             </w:r>
             <w:r>
               <w:rPr>
@@ -1473,7 +1473,7 @@
               <w:szCs w:val="24"/>
             </w:rPr>
           </w:pPr>
-          <w:hyperlink w:anchor="_Toc219734240" w:history="1">
+          <w:hyperlink w:anchor="_Toc219736913" w:history="1">
             <w:r>
               <w:rPr>
                 <w:rStyle w:val="af1"/>
@@ -1500,7 +1500,7 @@
                 <w:noProof/>
                 <w:webHidden/>
               </w:rPr>
-              <w:instrText xml:space="preserve"> PAGEREF _Toc219734240 \h </w:instrText>
+              <w:instrText xml:space="preserve"> PAGEREF _Toc219736913 \h </w:instrText>
             </w:r>
             <w:r>
               <w:rPr>
@@ -1545,7 +1545,7 @@
               <w:szCs w:val="24"/>
             </w:rPr>
           </w:pPr>
-          <w:hyperlink w:anchor="_Toc219734241" w:history="1">
+          <w:hyperlink w:anchor="_Toc219736914" w:history="1">
             <w:r>
               <w:rPr>
                 <w:rStyle w:val="af1"/>
@@ -1572,7 +1572,7 @@
                 <w:noProof/>
                 <w:webHidden/>
               </w:rPr>
-              <w:instrText xml:space="preserve"> PAGEREF _Toc219734241 \h </w:instrText>
+              <w:instrText xml:space="preserve"> PAGEREF _Toc219736914 \h </w:instrText>
             </w:r>
             <w:r>
               <w:rPr>
@@ -1617,7 +1617,7 @@
               <w:szCs w:val="24"/>
             </w:rPr>
           </w:pPr>
-          <w:hyperlink w:anchor="_Toc219734242" w:history="1">
+          <w:hyperlink w:anchor="_Toc219736915" w:history="1">
             <w:r>
               <w:rPr>
                 <w:rStyle w:val="af1"/>
@@ -1644,7 +1644,7 @@
                 <w:noProof/>
                 <w:webHidden/>
               </w:rPr>
-              <w:instrText xml:space="preserve"> PAGEREF _Toc219734242 \h </w:instrText>
+              <w:instrText xml:space="preserve"> PAGEREF _Toc219736915 \h </w:instrText>
             </w:r>
             <w:r>
               <w:rPr>
@@ -1691,7 +1691,7 @@
               <w:szCs w:val="24"/>
             </w:rPr>
           </w:pPr>
-          <w:hyperlink w:anchor="_Toc219734243" w:history="1">
+          <w:hyperlink w:anchor="_Toc219736916" w:history="1">
             <w:r>
               <w:rPr>
                 <w:rStyle w:val="af1"/>
@@ -1718,7 +1718,7 @@
                 <w:noProof/>
                 <w:webHidden/>
               </w:rPr>
-              <w:instrText xml:space="preserve"> PAGEREF _Toc219734243 \h </w:instrText>
+              <w:instrText xml:space="preserve"> PAGEREF _Toc219736916 \h </w:instrText>
             </w:r>
             <w:r>
               <w:rPr>
@@ -1763,7 +1763,7 @@
               <w:szCs w:val="24"/>
             </w:rPr>
           </w:pPr>
-          <w:hyperlink w:anchor="_Toc219734244" w:history="1">
+          <w:hyperlink w:anchor="_Toc219736917" w:history="1">
             <w:r>
               <w:rPr>
                 <w:rStyle w:val="af1"/>
@@ -1790,7 +1790,7 @@
                 <w:noProof/>
                 <w:webHidden/>
               </w:rPr>
-              <w:instrText xml:space="preserve"> PAGEREF _Toc219734244 \h </w:instrText>
+              <w:instrText xml:space="preserve"> PAGEREF _Toc219736917 \h </w:instrText>
             </w:r>
             <w:r>
               <w:rPr>
@@ -1836,7 +1836,7 @@
               <w:szCs w:val="24"/>
             </w:rPr>
           </w:pPr>
-          <w:hyperlink w:anchor="_Toc219734245" w:history="1">
+          <w:hyperlink w:anchor="_Toc219736918" w:history="1">
             <w:r>
               <w:rPr>
                 <w:rStyle w:val="af1"/>
@@ -1863,7 +1863,7 @@
                 <w:noProof/>
                 <w:webHidden/>
               </w:rPr>
-              <w:instrText xml:space="preserve"> PAGEREF _Toc219734245 \h </w:instrText>
+              <w:instrText xml:space="preserve"> PAGEREF _Toc219736918 \h </w:instrText>
             </w:r>
             <w:r>
               <w:rPr>
@@ -1909,7 +1909,7 @@
               <w:szCs w:val="24"/>
             </w:rPr>
           </w:pPr>
-          <w:hyperlink w:anchor="_Toc219734246" w:history="1">
+          <w:hyperlink w:anchor="_Toc219736919" w:history="1">
             <w:r>
               <w:rPr>
                 <w:rStyle w:val="af1"/>
@@ -1936,7 +1936,7 @@
                 <w:noProof/>
                 <w:webHidden/>
               </w:rPr>
-              <w:instrText xml:space="preserve"> PAGEREF _Toc219734246 \h </w:instrText>
+              <w:instrText xml:space="preserve"> PAGEREF _Toc219736919 \h </w:instrText>
             </w:r>
             <w:r>
               <w:rPr>
@@ -1981,7 +1981,7 @@
               <w:szCs w:val="24"/>
             </w:rPr>
           </w:pPr>
-          <w:hyperlink w:anchor="_Toc219734247" w:history="1">
+          <w:hyperlink w:anchor="_Toc219736920" w:history="1">
             <w:r>
               <w:rPr>
                 <w:rStyle w:val="af1"/>
@@ -2008,7 +2008,7 @@
                 <w:noProof/>
                 <w:webHidden/>
               </w:rPr>
-              <w:instrText xml:space="preserve"> PAGEREF _Toc219734247 \h </w:instrText>
+              <w:instrText xml:space="preserve"> PAGEREF _Toc219736920 \h </w:instrText>
             </w:r>
             <w:r>
               <w:rPr>
@@ -2054,7 +2054,7 @@
               <w:szCs w:val="24"/>
             </w:rPr>
           </w:pPr>
-          <w:hyperlink w:anchor="_Toc219734248" w:history="1">
+          <w:hyperlink w:anchor="_Toc219736921" w:history="1">
             <w:r>
               <w:rPr>
                 <w:rStyle w:val="af1"/>
@@ -2081,7 +2081,7 @@
                 <w:noProof/>
                 <w:webHidden/>
               </w:rPr>
-              <w:instrText xml:space="preserve"> PAGEREF _Toc219734248 \h </w:instrText>
+              <w:instrText xml:space="preserve"> PAGEREF _Toc219736921 \h </w:instrText>
             </w:r>
             <w:r>
               <w:rPr>
@@ -2127,7 +2127,7 @@
               <w:szCs w:val="24"/>
             </w:rPr>
           </w:pPr>
-          <w:hyperlink w:anchor="_Toc219734249" w:history="1">
+          <w:hyperlink w:anchor="_Toc219736922" w:history="1">
             <w:r>
               <w:rPr>
                 <w:rStyle w:val="af1"/>
@@ -2154,7 +2154,7 @@
                 <w:noProof/>
                 <w:webHidden/>
               </w:rPr>
-              <w:instrText xml:space="preserve"> PAGEREF _Toc219734249 \h </w:instrText>
+              <w:instrText xml:space="preserve"> PAGEREF _Toc219736922 \h </w:instrText>
             </w:r>
             <w:r>
               <w:rPr>
@@ -2200,7 +2200,7 @@
               <w:szCs w:val="24"/>
             </w:rPr>
           </w:pPr>
-          <w:hyperlink w:anchor="_Toc219734250" w:history="1">
+          <w:hyperlink w:anchor="_Toc219736923" w:history="1">
             <w:r>
               <w:rPr>
                 <w:rStyle w:val="af1"/>
@@ -2227,7 +2227,7 @@
                 <w:noProof/>
                 <w:webHidden/>
               </w:rPr>
-              <w:instrText xml:space="preserve"> PAGEREF _Toc219734250 \h </w:instrText>
+              <w:instrText xml:space="preserve"> PAGEREF _Toc219736923 \h </w:instrText>
             </w:r>
             <w:r>
               <w:rPr>
@@ -2273,7 +2273,7 @@
               <w:szCs w:val="24"/>
             </w:rPr>
           </w:pPr>
-          <w:hyperlink w:anchor="_Toc219734251" w:history="1">
+          <w:hyperlink w:anchor="_Toc219736924" w:history="1">
             <w:r>
               <w:rPr>
                 <w:rStyle w:val="af1"/>
@@ -2300,7 +2300,7 @@
                 <w:noProof/>
                 <w:webHidden/>
               </w:rPr>
-              <w:instrText xml:space="preserve"> PAGEREF _Toc219734251 \h </w:instrText>
+              <w:instrText xml:space="preserve"> PAGEREF _Toc219736924 \h </w:instrText>
             </w:r>
             <w:r>
               <w:rPr>
@@ -2345,7 +2345,7 @@
               <w:szCs w:val="24"/>
             </w:rPr>
           </w:pPr>
-          <w:hyperlink w:anchor="_Toc219734252" w:history="1">
+          <w:hyperlink w:anchor="_Toc219736925" w:history="1">
             <w:r>
               <w:rPr>
                 <w:rStyle w:val="af1"/>
@@ -2372,7 +2372,7 @@
                 <w:noProof/>
                 <w:webHidden/>
               </w:rPr>
-              <w:instrText xml:space="preserve"> PAGEREF _Toc219734252 \h </w:instrText>
+              <w:instrText xml:space="preserve"> PAGEREF _Toc219736925 \h </w:instrText>
             </w:r>
             <w:r>
               <w:rPr>
@@ -2418,7 +2418,7 @@
               <w:szCs w:val="24"/>
             </w:rPr>
           </w:pPr>
-          <w:hyperlink w:anchor="_Toc219734253" w:history="1">
+          <w:hyperlink w:anchor="_Toc219736926" w:history="1">
             <w:r>
               <w:rPr>
                 <w:rStyle w:val="af1"/>
@@ -2445,7 +2445,7 @@
                 <w:noProof/>
                 <w:webHidden/>
               </w:rPr>
-              <w:instrText xml:space="preserve"> PAGEREF _Toc219734253 \h </w:instrText>
+              <w:instrText xml:space="preserve"> PAGEREF _Toc219736926 \h </w:instrText>
             </w:r>
             <w:r>
               <w:rPr>
@@ -2491,7 +2491,7 @@
               <w:szCs w:val="24"/>
             </w:rPr>
           </w:pPr>
-          <w:hyperlink w:anchor="_Toc219734254" w:history="1">
+          <w:hyperlink w:anchor="_Toc219736927" w:history="1">
             <w:r>
               <w:rPr>
                 <w:rStyle w:val="af1"/>
@@ -2518,7 +2518,7 @@
                 <w:noProof/>
                 <w:webHidden/>
               </w:rPr>
-              <w:instrText xml:space="preserve"> PAGEREF _Toc219734254 \h </w:instrText>
+              <w:instrText xml:space="preserve"> PAGEREF _Toc219736927 \h </w:instrText>
             </w:r>
             <w:r>
               <w:rPr>
@@ -2538,7 +2538,7 @@
                 <w:noProof/>
                 <w:webHidden/>
               </w:rPr>
-              <w:t>24</w:t>
+              <w:t>25</w:t>
             </w:r>
             <w:r>
               <w:rPr>
@@ -2564,7 +2564,7 @@
               <w:szCs w:val="24"/>
             </w:rPr>
           </w:pPr>
-          <w:hyperlink w:anchor="_Toc219734255" w:history="1">
+          <w:hyperlink w:anchor="_Toc219736928" w:history="1">
             <w:r>
               <w:rPr>
                 <w:rStyle w:val="af1"/>
@@ -2591,7 +2591,7 @@
                 <w:noProof/>
                 <w:webHidden/>
               </w:rPr>
-              <w:instrText xml:space="preserve"> PAGEREF _Toc219734255 \h </w:instrText>
+              <w:instrText xml:space="preserve"> PAGEREF _Toc219736928 \h </w:instrText>
             </w:r>
             <w:r>
               <w:rPr>
@@ -2638,7 +2638,7 @@
               <w:szCs w:val="24"/>
             </w:rPr>
           </w:pPr>
-          <w:hyperlink w:anchor="_Toc219734256" w:history="1">
+          <w:hyperlink w:anchor="_Toc219736929" w:history="1">
             <w:r>
               <w:rPr>
                 <w:rStyle w:val="af1"/>
@@ -2665,7 +2665,7 @@
                 <w:noProof/>
                 <w:webHidden/>
               </w:rPr>
-              <w:instrText xml:space="preserve"> PAGEREF _Toc219734256 \h </w:instrText>
+              <w:instrText xml:space="preserve"> PAGEREF _Toc219736929 \h </w:instrText>
             </w:r>
             <w:r>
               <w:rPr>
@@ -2710,7 +2710,7 @@
               <w:szCs w:val="24"/>
             </w:rPr>
           </w:pPr>
-          <w:hyperlink w:anchor="_Toc219734257" w:history="1">
+          <w:hyperlink w:anchor="_Toc219736930" w:history="1">
             <w:r>
               <w:rPr>
                 <w:rStyle w:val="af1"/>
@@ -2737,7 +2737,7 @@
                 <w:noProof/>
                 <w:webHidden/>
               </w:rPr>
-              <w:instrText xml:space="preserve"> PAGEREF _Toc219734257 \h </w:instrText>
+              <w:instrText xml:space="preserve"> PAGEREF _Toc219736930 \h </w:instrText>
             </w:r>
             <w:r>
               <w:rPr>
@@ -2782,7 +2782,7 @@
               <w:szCs w:val="24"/>
             </w:rPr>
           </w:pPr>
-          <w:hyperlink w:anchor="_Toc219734258" w:history="1">
+          <w:hyperlink w:anchor="_Toc219736931" w:history="1">
             <w:r>
               <w:rPr>
                 <w:rStyle w:val="af1"/>
@@ -2809,7 +2809,7 @@
                 <w:noProof/>
                 <w:webHidden/>
               </w:rPr>
-              <w:instrText xml:space="preserve"> PAGEREF _Toc219734258 \h </w:instrText>
+              <w:instrText xml:space="preserve"> PAGEREF _Toc219736931 \h </w:instrText>
             </w:r>
             <w:r>
               <w:rPr>
@@ -2856,7 +2856,7 @@
               <w:szCs w:val="24"/>
             </w:rPr>
           </w:pPr>
-          <w:hyperlink w:anchor="_Toc219734259" w:history="1">
+          <w:hyperlink w:anchor="_Toc219736932" w:history="1">
             <w:r>
               <w:rPr>
                 <w:rStyle w:val="af1"/>
@@ -2883,7 +2883,7 @@
                 <w:noProof/>
                 <w:webHidden/>
               </w:rPr>
-              <w:instrText xml:space="preserve"> PAGEREF _Toc219734259 \h </w:instrText>
+              <w:instrText xml:space="preserve"> PAGEREF _Toc219736932 \h </w:instrText>
             </w:r>
             <w:r>
               <w:rPr>
@@ -2930,7 +2930,7 @@
               <w:szCs w:val="24"/>
             </w:rPr>
           </w:pPr>
-          <w:hyperlink w:anchor="_Toc219734260" w:history="1">
+          <w:hyperlink w:anchor="_Toc219736933" w:history="1">
             <w:r>
               <w:rPr>
                 <w:rStyle w:val="af1"/>
@@ -2957,7 +2957,7 @@
                 <w:noProof/>
                 <w:webHidden/>
               </w:rPr>
-              <w:instrText xml:space="preserve"> PAGEREF _Toc219734260 \h </w:instrText>
+              <w:instrText xml:space="preserve"> PAGEREF _Toc219736933 \h </w:instrText>
             </w:r>
             <w:r>
               <w:rPr>
@@ -3020,7 +3020,7 @@
       <w:pPr>
         <w:pStyle w:val="1"/>
       </w:pPr>
-      <w:bookmarkStart w:id="5" w:name="_Toc219734229"/>
+      <w:bookmarkStart w:id="6" w:name="_Toc219736902"/>
       <w:r>
         <w:rPr>
           <w:rFonts w:hint="eastAsia"/>
@@ -3028,7 +3028,7 @@
         <w:lastRenderedPageBreak/>
         <w:t>第１章　序章</w:t>
       </w:r>
-      <w:bookmarkEnd w:id="5"/>
+      <w:bookmarkEnd w:id="6"/>
     </w:p>
     <w:p>
       <w:pPr>
@@ -3038,14 +3038,14 @@
           <w:numId w:val="2"/>
         </w:numPr>
       </w:pPr>
-      <w:bookmarkStart w:id="6" w:name="_Toc219734230"/>
+      <w:bookmarkStart w:id="7" w:name="_Toc219736903"/>
       <w:r>
         <w:rPr>
           <w:rFonts w:hint="eastAsia"/>
         </w:rPr>
         <w:t>研究の背景</w:t>
       </w:r>
-      <w:bookmarkEnd w:id="6"/>
+      <w:bookmarkEnd w:id="7"/>
     </w:p>
     <w:p>
       <w:pPr>
@@ -3055,11 +3055,11 @@
           <w:numId w:val="2"/>
         </w:numPr>
       </w:pPr>
-      <w:bookmarkStart w:id="7" w:name="_Toc219734231"/>
+      <w:bookmarkStart w:id="8" w:name="_Toc219736904"/>
       <w:r>
         <w:t>英虞湾における真珠養殖と海底ゴミの問題</w:t>
       </w:r>
-      <w:bookmarkEnd w:id="7"/>
+      <w:bookmarkEnd w:id="8"/>
     </w:p>
     <w:p>
       <w:pPr>
@@ -3176,24 +3176,17 @@
     <w:p>
       <w:pPr>
         <w:pStyle w:val="af2"/>
-        <w:jc w:val="center"/>
-        <w:rPr>
-          <w:lang w:eastAsia="zh-TW"/>
-        </w:rPr>
-      </w:pPr>
-      <w:r>
-        <w:rPr>
-          <w:lang w:eastAsia="zh-TW"/>
-        </w:rPr>
+        <w:rPr>
+          <w:ins w:id="9" w:author="板谷 年也【鈴鹿】" w:date="2026-01-19T17:09:00Z" w16du:dateUtc="2026-01-19T08:09:00Z"/>
+        </w:rPr>
+      </w:pPr>
+      <w:r>
         <w:t xml:space="preserve">図 </w:t>
       </w:r>
       <w:r>
         <w:fldChar w:fldCharType="begin"/>
       </w:r>
       <w:r>
-        <w:rPr>
-          <w:lang w:eastAsia="zh-TW"/>
-        </w:rPr>
         <w:instrText>SEQ 図 \* ARABIC</w:instrText>
       </w:r>
       <w:r>
@@ -3202,7 +3195,6 @@
       <w:r>
         <w:rPr>
           <w:noProof/>
-          <w:lang w:eastAsia="zh-TW"/>
         </w:rPr>
         <w:t>1</w:t>
       </w:r>
@@ -3212,23 +3204,21 @@
       <w:r>
         <w:rPr>
           <w:rFonts w:hint="eastAsia"/>
-          <w:lang w:eastAsia="zh-TW"/>
-        </w:rPr>
-        <w:t xml:space="preserve">　</w:t>
-      </w:r>
-      <w:r>
-        <w:rPr>
-          <w:rFonts w:hint="eastAsia"/>
-          <w:lang w:eastAsia="zh-TW"/>
-        </w:rPr>
-        <w:t>令和</w:t>
-      </w:r>
-      <w:r>
-        <w:rPr>
-          <w:lang w:eastAsia="zh-TW"/>
-        </w:rPr>
+        </w:rPr>
+        <w:t xml:space="preserve">　令和</w:t>
+      </w:r>
+      <w:r>
         <w:t>6年度　都道府県別「真珠」生産割合</w:t>
       </w:r>
+    </w:p>
+    <w:p>
+      <w:pPr>
+        <w:pPrChange w:id="10" w:author="板谷 年也【鈴鹿】" w:date="2026-01-19T17:09:00Z" w16du:dateUtc="2026-01-19T08:09:00Z">
+          <w:pPr>
+            <w:pStyle w:val="af2"/>
+          </w:pPr>
+        </w:pPrChange>
+      </w:pPr>
     </w:p>
     <w:p>
       <w:pPr>
@@ -3264,11 +3254,11 @@
           <w:numId w:val="2"/>
         </w:numPr>
       </w:pPr>
-      <w:bookmarkStart w:id="8" w:name="_Toc219734232"/>
+      <w:bookmarkStart w:id="11" w:name="_Toc219736905"/>
       <w:r>
         <w:t>既存の調査手法とその限界</w:t>
       </w:r>
-      <w:bookmarkEnd w:id="8"/>
+      <w:bookmarkEnd w:id="11"/>
     </w:p>
     <w:p>
       <w:pPr>
@@ -3302,17 +3292,17 @@
         <w:t>。</w:t>
       </w:r>
       <w:r>
-        <w:t>そのため、海底のゴミの多くはこれら汚泥の中に埋没しており、目視による発見は極めて困難である。</w:t>
+        <w:t>そのため、海底のゴミの多くは</w:t>
+      </w:r>
+      <w:r>
+        <w:lastRenderedPageBreak/>
+        <w:t>これら汚泥の中に埋没しており、目視による発見は極めて困難である。</w:t>
       </w:r>
       <w:r>
         <w:t xml:space="preserve"> </w:t>
       </w:r>
       <w:r>
-        <w:t>第二に、安全性</w:t>
-      </w:r>
-      <w:r>
-        <w:lastRenderedPageBreak/>
-        <w:t>とコストの問題である。大深度での潜水作業は身体的負担が大きく、危険を伴う</w:t>
+        <w:t>第二に、安全性とコストの問題である。大深度での潜水作業は身体的負担が大きく、危険を伴う</w:t>
       </w:r>
       <w:r>
         <w:t>[6]</w:t>
@@ -3355,11 +3345,11 @@
           <w:numId w:val="2"/>
         </w:numPr>
       </w:pPr>
-      <w:bookmarkStart w:id="9" w:name="_Toc219734233"/>
+      <w:bookmarkStart w:id="12" w:name="_Toc219736906"/>
       <w:r>
         <w:t>水中ドローンによる解決のアプローチ</w:t>
       </w:r>
-      <w:bookmarkEnd w:id="9"/>
+      <w:bookmarkEnd w:id="12"/>
     </w:p>
     <w:p>
       <w:pPr>
@@ -3418,14 +3408,14 @@
           <w:numId w:val="2"/>
         </w:numPr>
       </w:pPr>
-      <w:bookmarkStart w:id="10" w:name="_Toc219734234"/>
+      <w:bookmarkStart w:id="13" w:name="_Toc219736907"/>
       <w:r>
         <w:rPr>
           <w:rFonts w:hint="eastAsia"/>
         </w:rPr>
         <w:t>研究の目的</w:t>
       </w:r>
-      <w:bookmarkEnd w:id="10"/>
+      <w:bookmarkEnd w:id="13"/>
     </w:p>
     <w:p>
       <w:pPr>
@@ -3481,7 +3471,7 @@
       <w:pPr>
         <w:pStyle w:val="2"/>
       </w:pPr>
-      <w:bookmarkStart w:id="11" w:name="_Toc219734235"/>
+      <w:bookmarkStart w:id="14" w:name="_Toc219736908"/>
       <w:r>
         <w:t>1.3</w:t>
       </w:r>
@@ -3497,7 +3487,7 @@
         </w:rPr>
         <w:t>論文の構成</w:t>
       </w:r>
-      <w:bookmarkEnd w:id="11"/>
+      <w:bookmarkEnd w:id="14"/>
     </w:p>
     <w:p>
       <w:pPr>
@@ -3544,11 +3534,11 @@
         <w:t>2</w:t>
       </w:r>
       <w:r>
-        <w:t>章では、開発した金属探査システムの詳細について述べる。水中ドローンのハードウェア構成、および本研究の中核となるテトラポッド型電磁センサの設計・製作プロセ</w:t>
+        <w:t>章では、開発した金属探査システムの詳細について述べる。水中ドローンのハード</w:t>
       </w:r>
       <w:r>
         <w:lastRenderedPageBreak/>
-        <w:t>ス、防水・実装構造について説明する。</w:t>
+        <w:t>ウェア構成、および本研究の中核となるテトラポッド型電磁センサの設計・製作プロセス、防水・実装構造について説明する。</w:t>
       </w:r>
       <w:r>
         <w:t xml:space="preserve"> </w:t>
@@ -3596,7 +3586,7 @@
         <w:pStyle w:val="1"/>
         <w:ind w:left="0"/>
       </w:pPr>
-      <w:bookmarkStart w:id="12" w:name="_Toc219734236"/>
+      <w:bookmarkStart w:id="15" w:name="_Toc219736909"/>
       <w:r>
         <w:rPr>
           <w:rFonts w:hint="eastAsia"/>
@@ -3627,13 +3617,13 @@
         </w:rPr>
         <w:t>原理</w:t>
       </w:r>
-      <w:bookmarkEnd w:id="12"/>
+      <w:bookmarkEnd w:id="15"/>
     </w:p>
     <w:p>
       <w:pPr>
         <w:pStyle w:val="2"/>
       </w:pPr>
-      <w:bookmarkStart w:id="13" w:name="_Toc219734237"/>
+      <w:bookmarkStart w:id="16" w:name="_Toc219736910"/>
       <w:r>
         <w:t>2.1</w:t>
       </w:r>
@@ -3649,13 +3639,13 @@
         </w:rPr>
         <w:t>測定原理</w:t>
       </w:r>
-      <w:bookmarkEnd w:id="13"/>
+      <w:bookmarkEnd w:id="16"/>
     </w:p>
     <w:p>
       <w:pPr>
         <w:ind w:firstLineChars="100" w:firstLine="210"/>
       </w:pPr>
-      <w:commentRangeStart w:id="14"/>
+      <w:commentRangeStart w:id="17"/>
       <w:r>
         <w:t>本研究で採用した金属探知手法は、電磁誘導現象を利用した渦電流探傷法（</w:t>
       </w:r>
@@ -3730,14 +3720,14 @@
       <w:r>
         <w:t>本システムでは、このインピーダンスの変化に伴う検出用コイルの電圧変化を測定することによって、非接触で金属の有無を検知する。この手法は、対象物が泥や砂に埋もれていて視認できない場合でも、磁気的な特性変化として捉えることが可能である。</w:t>
       </w:r>
-      <w:commentRangeEnd w:id="14"/>
+      <w:commentRangeEnd w:id="17"/>
       <w:r>
         <w:rPr>
           <w:rStyle w:val="af5"/>
           <w:sz w:val="21"/>
           <w:szCs w:val="24"/>
         </w:rPr>
-        <w:commentReference w:id="14"/>
+        <w:commentReference w:id="17"/>
       </w:r>
     </w:p>
     <w:p>
@@ -3750,6 +3740,7 @@
         <w:rPr>
           <w:noProof/>
         </w:rPr>
+        <w:lastRenderedPageBreak/>
         <w:drawing>
           <wp:inline distT="0" distB="0" distL="0" distR="0" wp14:anchorId="1B32877E" wp14:editId="50EF660A">
             <wp:extent cx="5399882" cy="2276475"/>
@@ -3796,29 +3787,18 @@
     <w:p>
       <w:pPr>
         <w:pStyle w:val="af2"/>
-        <w:jc w:val="center"/>
       </w:pPr>
       <w:r>
         <w:t xml:space="preserve">図 </w:t>
       </w:r>
-      <w:r>
-        <w:fldChar w:fldCharType="begin"/>
-      </w:r>
-      <w:r>
-        <w:instrText xml:space="preserve"> SEQ 図 \* ARABIC </w:instrText>
-      </w:r>
-      <w:r>
-        <w:fldChar w:fldCharType="separate"/>
-      </w:r>
-      <w:r>
-        <w:rPr>
-          <w:noProof/>
-        </w:rPr>
-        <w:t>2</w:t>
-      </w:r>
-      <w:r>
-        <w:fldChar w:fldCharType="end"/>
-      </w:r>
+      <w:fldSimple w:instr=" SEQ 図 \* ARABIC ">
+        <w:r>
+          <w:rPr>
+            <w:noProof/>
+          </w:rPr>
+          <w:t>2</w:t>
+        </w:r>
+      </w:fldSimple>
       <w:r>
         <w:rPr>
           <w:rFonts w:hint="eastAsia"/>
@@ -3829,16 +3809,13 @@
     <w:p>
       <w:pPr>
         <w:ind w:firstLineChars="100" w:firstLine="210"/>
-        <w:rPr>
-          <w:rFonts w:hint="eastAsia"/>
-        </w:rPr>
       </w:pPr>
     </w:p>
     <w:p>
       <w:pPr>
         <w:pStyle w:val="2"/>
       </w:pPr>
-      <w:bookmarkStart w:id="15" w:name="_Toc219734238"/>
+      <w:bookmarkStart w:id="18" w:name="_Toc219736911"/>
       <w:r>
         <w:t>2.2</w:t>
       </w:r>
@@ -3848,13 +3825,13 @@
         </w:rPr>
         <w:t xml:space="preserve">　システム全体構成</w:t>
       </w:r>
-      <w:bookmarkEnd w:id="15"/>
+      <w:bookmarkEnd w:id="18"/>
     </w:p>
     <w:p>
       <w:pPr>
         <w:pStyle w:val="3"/>
       </w:pPr>
-      <w:bookmarkStart w:id="16" w:name="_Toc219734239"/>
+      <w:bookmarkStart w:id="19" w:name="_Toc219736912"/>
       <w:r>
         <w:t>2.2.1</w:t>
       </w:r>
@@ -3864,7 +3841,7 @@
         </w:rPr>
         <w:t xml:space="preserve">　提案システムの概要</w:t>
       </w:r>
-      <w:bookmarkEnd w:id="16"/>
+      <w:bookmarkEnd w:id="19"/>
     </w:p>
     <w:p>
       <w:pPr>
@@ -4036,14 +4013,22 @@
         <w:t>4G</w:t>
       </w:r>
       <w:r>
-        <w:t>回線を通じて陸上の拠点へデータをリアルタイム送信する仕組みである。これにより、オペレータは場所を選ばずにドローンを操作でき、かつ高価な計測機器の水没リスクを最小限に抑えることが可能となる。</w:t>
+        <w:t>回線を通じて陸上の拠点へデータをリアルタイム送信する仕組みである。これにより、オペレータは場所を選ばずにドローンを操作でき、かつ高価な</w:t>
+      </w:r>
+      <w:r>
+        <w:lastRenderedPageBreak/>
+        <w:t>計測機器の水没リスクを最小限に抑えることが可能となる。</w:t>
       </w:r>
     </w:p>
     <w:p>
       <w:pPr>
         <w:pStyle w:val="af2"/>
-        <w:keepNext/>
-        <w:jc w:val="center"/>
+        <w:pPrChange w:id="20" w:author="板谷 年也【鈴鹿】" w:date="2026-01-19T17:09:00Z" w16du:dateUtc="2026-01-19T08:09:00Z">
+          <w:pPr>
+            <w:pStyle w:val="af2"/>
+            <w:keepNext/>
+          </w:pPr>
+        </w:pPrChange>
       </w:pPr>
       <w:r>
         <w:rPr>
@@ -4089,7 +4074,6 @@
     <w:p>
       <w:pPr>
         <w:pStyle w:val="af2"/>
-        <w:jc w:val="center"/>
       </w:pPr>
       <w:r>
         <w:t xml:space="preserve">図 </w:t>
@@ -4130,9 +4114,8 @@
       <w:pPr>
         <w:pStyle w:val="3"/>
       </w:pPr>
-      <w:bookmarkStart w:id="17" w:name="_Toc219734240"/>
-      <w:r>
-        <w:lastRenderedPageBreak/>
+      <w:bookmarkStart w:id="21" w:name="_Toc219736913"/>
+      <w:r>
         <w:t>2.2.2</w:t>
       </w:r>
       <w:r>
@@ -4141,7 +4124,7 @@
         </w:rPr>
         <w:t xml:space="preserve">　本研究における実験構成</w:t>
       </w:r>
-      <w:bookmarkEnd w:id="17"/>
+      <w:bookmarkEnd w:id="21"/>
     </w:p>
     <w:p>
       <w:pPr>
@@ -4225,7 +4208,6 @@
     <w:p>
       <w:pPr>
         <w:pStyle w:val="af2"/>
-        <w:jc w:val="center"/>
       </w:pPr>
       <w:r>
         <w:t xml:space="preserve">図 </w:t>
@@ -4264,7 +4246,7 @@
       <w:pPr>
         <w:pStyle w:val="2"/>
       </w:pPr>
-      <w:bookmarkStart w:id="18" w:name="_Toc219734241"/>
+      <w:bookmarkStart w:id="22" w:name="_Toc219736914"/>
       <w:r>
         <w:t>2.3</w:t>
       </w:r>
@@ -4274,14 +4256,11 @@
         </w:rPr>
         <w:t xml:space="preserve">　水中ドローンのハードウェア構成</w:t>
       </w:r>
-      <w:bookmarkEnd w:id="18"/>
+      <w:bookmarkEnd w:id="22"/>
     </w:p>
     <w:p>
       <w:pPr>
         <w:ind w:firstLineChars="100" w:firstLine="210"/>
-        <w:rPr>
-          <w:rFonts w:hint="eastAsia"/>
-        </w:rPr>
       </w:pPr>
       <w:r>
         <w:rPr>
@@ -4344,9 +4323,6 @@
     <w:p>
       <w:pPr>
         <w:ind w:firstLineChars="100" w:firstLine="210"/>
-        <w:rPr>
-          <w:rFonts w:hint="eastAsia"/>
-        </w:rPr>
       </w:pPr>
       <w:r>
         <w:rPr>
@@ -4385,7 +4361,11 @@
         <w:t xml:space="preserve"> </w:t>
       </w:r>
       <w:r>
-        <w:t>また、水中での姿勢安定性を確保するため、機体上部に発泡スチロール製のフロート材を配置し、重心が浮心よりも下に来るよう重量バランスを調整した。</w:t>
+        <w:t>また、水中での姿勢安定性を確</w:t>
+      </w:r>
+      <w:r>
+        <w:lastRenderedPageBreak/>
+        <w:t>保するため、機体上部に発泡スチロール製のフロート材を配置し、重心が浮心よりも下に来るよう重量バランスを調整した。</w:t>
       </w:r>
     </w:p>
     <w:p>
@@ -4523,19 +4503,12 @@
         <w:t>Arduino</w:t>
       </w:r>
       <w:r>
-        <w:t>およびモータドライバ）と電源バッテリーについて</w:t>
-      </w:r>
-      <w:r>
-        <w:lastRenderedPageBreak/>
-        <w:t>は、機体内部にすべて格納する。</w:t>
+        <w:t>およびモータドライバ）と電源バッテリーについては、機体内部にすべて格納する。</w:t>
       </w:r>
     </w:p>
     <w:p>
       <w:pPr>
         <w:ind w:firstLineChars="100" w:firstLine="210"/>
-        <w:rPr>
-          <w:rFonts w:hint="eastAsia"/>
-        </w:rPr>
       </w:pPr>
       <w:r>
         <w:rPr>
@@ -4635,7 +4608,6 @@
     <w:p>
       <w:pPr>
         <w:pStyle w:val="af2"/>
-        <w:jc w:val="center"/>
       </w:pPr>
       <w:r>
         <w:t xml:space="preserve">図 </w:t>
@@ -4670,7 +4642,7 @@
       <w:pPr>
         <w:pStyle w:val="2"/>
       </w:pPr>
-      <w:bookmarkStart w:id="19" w:name="_Toc219734242"/>
+      <w:bookmarkStart w:id="23" w:name="_Toc219736915"/>
       <w:r>
         <w:t>2.4</w:t>
       </w:r>
@@ -4683,7 +4655,7 @@
       <w:r>
         <w:t>電磁センサの設計・製作</w:t>
       </w:r>
-      <w:bookmarkEnd w:id="19"/>
+      <w:bookmarkEnd w:id="23"/>
     </w:p>
     <w:p>
       <w:pPr>
@@ -4719,7 +4691,11 @@
         <w:ind w:firstLineChars="100" w:firstLine="210"/>
       </w:pPr>
       <w:r>
-        <w:t>ボビン形状には、海底の起伏に対して安定性を保ちやすく、かつ広範囲の磁界形成に適した</w:t>
+        <w:t>ボビン形状には、海底の起伏に対して安定性を保ちやすく、かつ広範囲の磁界形成に適</w:t>
+      </w:r>
+      <w:r>
+        <w:lastRenderedPageBreak/>
+        <w:t>した</w:t>
       </w:r>
       <w:r>
         <w:t>4</w:t>
@@ -4780,7 +4756,6 @@
         <w:rPr>
           <w:noProof/>
         </w:rPr>
-        <w:lastRenderedPageBreak/>
         <w:drawing>
           <wp:inline distT="0" distB="0" distL="0" distR="0" wp14:anchorId="1F221882" wp14:editId="0532AF50">
             <wp:extent cx="3615267" cy="2733982"/>
@@ -4827,7 +4802,6 @@
     <w:p>
       <w:pPr>
         <w:pStyle w:val="af2"/>
-        <w:jc w:val="center"/>
       </w:pPr>
       <w:r>
         <w:t xml:space="preserve">図 </w:t>
@@ -4865,6 +4839,14 @@
         </w:rPr>
         <w:t>で制作したボビン</w:t>
       </w:r>
+    </w:p>
+    <w:p>
+      <w:pPr>
+        <w:ind w:firstLineChars="50" w:firstLine="105"/>
+        <w:rPr>
+          <w:ins w:id="24" w:author="板谷 年也【鈴鹿】" w:date="2026-01-19T17:10:00Z" w16du:dateUtc="2026-01-19T08:10:00Z"/>
+        </w:rPr>
+      </w:pPr>
     </w:p>
     <w:p>
       <w:pPr>
@@ -4999,6 +4981,7 @@
         <w:rPr>
           <w:noProof/>
         </w:rPr>
+        <w:lastRenderedPageBreak/>
         <w:drawing>
           <wp:inline distT="0" distB="0" distL="0" distR="0" wp14:anchorId="18297CC3" wp14:editId="3E0C2BE9">
             <wp:extent cx="1955800" cy="2598610"/>
@@ -5052,7 +5035,6 @@
     <w:p>
       <w:pPr>
         <w:pStyle w:val="af2"/>
-        <w:jc w:val="center"/>
       </w:pPr>
       <w:r>
         <w:t xml:space="preserve">図 </w:t>
@@ -5067,9 +5049,6 @@
         <w:fldChar w:fldCharType="separate"/>
       </w:r>
       <w:r>
-        <w:rPr>
-          <w:noProof/>
-        </w:rPr>
         <w:t>7</w:t>
       </w:r>
       <w:r>
@@ -5078,8 +5057,15 @@
       <w:r>
         <w:rPr>
           <w:rFonts w:hint="eastAsia"/>
-        </w:rPr>
-        <w:t>作成した電磁センサ</w:t>
+          <w:lang w:eastAsia="ja-JP"/>
+        </w:rPr>
+        <w:t xml:space="preserve">　製作</w:t>
+      </w:r>
+      <w:r>
+        <w:rPr>
+          <w:rFonts w:hint="eastAsia"/>
+        </w:rPr>
+        <w:t>した電磁センサ</w:t>
       </w:r>
     </w:p>
     <w:p/>
@@ -5162,7 +5148,6 @@
     <w:p>
       <w:pPr>
         <w:pStyle w:val="af2"/>
-        <w:jc w:val="center"/>
       </w:pPr>
       <w:r>
         <w:t xml:space="preserve">図 </w:t>
@@ -5229,7 +5214,7 @@
         <w:pStyle w:val="1"/>
         <w:ind w:left="0"/>
       </w:pPr>
-      <w:bookmarkStart w:id="20" w:name="_Toc219734243"/>
+      <w:bookmarkStart w:id="25" w:name="_Toc219736916"/>
       <w:r>
         <w:rPr>
           <w:rFonts w:hint="eastAsia"/>
@@ -5237,13 +5222,13 @@
         <w:lastRenderedPageBreak/>
         <w:t>第３章　評価実験および考察</w:t>
       </w:r>
-      <w:bookmarkEnd w:id="20"/>
+      <w:bookmarkEnd w:id="25"/>
     </w:p>
     <w:p>
       <w:pPr>
         <w:pStyle w:val="2"/>
       </w:pPr>
-      <w:bookmarkStart w:id="21" w:name="_Toc219734244"/>
+      <w:bookmarkStart w:id="26" w:name="_Toc219736917"/>
       <w:r>
         <w:t>3.1</w:t>
       </w:r>
@@ -5253,7 +5238,7 @@
         </w:rPr>
         <w:t xml:space="preserve">　実験概要</w:t>
       </w:r>
-      <w:bookmarkEnd w:id="21"/>
+      <w:bookmarkEnd w:id="26"/>
     </w:p>
     <w:p>
       <w:pPr>
@@ -5282,7 +5267,7 @@
       <w:pPr>
         <w:pStyle w:val="3"/>
       </w:pPr>
-      <w:bookmarkStart w:id="22" w:name="_Toc219734245"/>
+      <w:bookmarkStart w:id="27" w:name="_Toc219736918"/>
       <w:r>
         <w:rPr>
           <w:rFonts w:hint="eastAsia"/>
@@ -5295,7 +5280,7 @@
         </w:rPr>
         <w:t>基礎特性の検証</w:t>
       </w:r>
-      <w:bookmarkEnd w:id="22"/>
+      <w:bookmarkEnd w:id="27"/>
     </w:p>
     <w:p>
       <w:pPr>
@@ -5354,7 +5339,7 @@
       <w:pPr>
         <w:pStyle w:val="3"/>
       </w:pPr>
-      <w:bookmarkStart w:id="23" w:name="_Toc219734246"/>
+      <w:bookmarkStart w:id="28" w:name="_Toc219736919"/>
       <w:r>
         <w:rPr>
           <w:rFonts w:hint="eastAsia"/>
@@ -5367,7 +5352,7 @@
         </w:rPr>
         <w:t>システム動作検証</w:t>
       </w:r>
-      <w:bookmarkEnd w:id="23"/>
+      <w:bookmarkEnd w:id="28"/>
     </w:p>
     <w:p>
       <w:pPr>
@@ -5396,7 +5381,7 @@
       <w:pPr>
         <w:pStyle w:val="2"/>
       </w:pPr>
-      <w:bookmarkStart w:id="24" w:name="_Toc219734247"/>
+      <w:bookmarkStart w:id="29" w:name="_Toc219736920"/>
       <w:r>
         <w:rPr>
           <w:rFonts w:hint="eastAsia"/>
@@ -5406,20 +5391,20 @@
       <w:r>
         <w:t>水槽を用いた基礎特性の検証</w:t>
       </w:r>
-      <w:bookmarkEnd w:id="24"/>
+      <w:bookmarkEnd w:id="29"/>
     </w:p>
     <w:p>
       <w:pPr>
         <w:pStyle w:val="3"/>
       </w:pPr>
-      <w:bookmarkStart w:id="25" w:name="_Toc219734248"/>
+      <w:bookmarkStart w:id="30" w:name="_Toc219736921"/>
       <w:r>
         <w:rPr>
           <w:rFonts w:hint="eastAsia"/>
         </w:rPr>
         <w:t>3.2.1　実験方法</w:t>
       </w:r>
-      <w:bookmarkEnd w:id="25"/>
+      <w:bookmarkEnd w:id="30"/>
     </w:p>
     <w:p>
       <w:pPr>
@@ -5568,7 +5553,7 @@
       </w:r>
       <w:proofErr w:type="spellEnd"/>
       <w:r>
-        <w:t>の制御ソフト「</w:t>
+        <w:t>の「</w:t>
       </w:r>
       <w:proofErr w:type="spellStart"/>
       <w:r>
@@ -5582,7 +5567,31 @@
         <w:rPr>
           <w:rFonts w:hint="eastAsia"/>
         </w:rPr>
-        <w:t>というソフトを使用し波形を観察した。</w:t>
+        <w:t>という</w:t>
+      </w:r>
+      <w:r>
+        <w:rPr>
+          <w:rFonts w:hint="eastAsia"/>
+        </w:rPr>
+        <w:t>制御</w:t>
+      </w:r>
+      <w:r>
+        <w:rPr>
+          <w:rFonts w:hint="eastAsia"/>
+        </w:rPr>
+        <w:t>ソフト</w:t>
+      </w:r>
+      <w:r>
+        <w:rPr>
+          <w:rFonts w:hint="eastAsia"/>
+        </w:rPr>
+        <w:t>ウエア</w:t>
+      </w:r>
+      <w:r>
+        <w:rPr>
+          <w:rFonts w:hint="eastAsia"/>
+        </w:rPr>
+        <w:t>を使用し波形を観察した。</w:t>
       </w:r>
     </w:p>
     <w:p>
@@ -5782,7 +5791,7 @@
       <w:pPr>
         <w:pStyle w:val="3"/>
       </w:pPr>
-      <w:bookmarkStart w:id="26" w:name="_Toc219734249"/>
+      <w:bookmarkStart w:id="31" w:name="_Toc219736922"/>
       <w:r>
         <w:rPr>
           <w:rFonts w:hint="eastAsia"/>
@@ -5807,7 +5816,7 @@
         </w:rPr>
         <w:t>実験結果</w:t>
       </w:r>
-      <w:bookmarkEnd w:id="26"/>
+      <w:bookmarkEnd w:id="31"/>
     </w:p>
     <w:p>
       <w:pPr>
@@ -5946,15 +5955,16 @@
         <w:ind w:firstLineChars="50" w:firstLine="105"/>
         <w:jc w:val="center"/>
       </w:pPr>
+      <w:commentRangeStart w:id="32"/>
       <w:r>
         <w:rPr>
           <w:noProof/>
         </w:rPr>
         <w:lastRenderedPageBreak/>
         <w:drawing>
-          <wp:inline distT="0" distB="0" distL="0" distR="0" wp14:anchorId="1459B5A4" wp14:editId="482FA741">
-            <wp:extent cx="4639672" cy="3035300"/>
-            <wp:effectExtent l="0" t="0" r="0" b="0"/>
+          <wp:inline distT="0" distB="0" distL="0" distR="0" wp14:anchorId="1459B5A4" wp14:editId="0838B112">
+            <wp:extent cx="4639672" cy="2931807"/>
+            <wp:effectExtent l="0" t="0" r="8890" b="1905"/>
             <wp:docPr id="464804350" name="図 2"/>
             <wp:cNvGraphicFramePr>
               <a:graphicFrameLocks xmlns:a="http://schemas.openxmlformats.org/drawingml/2006/main" noChangeAspect="1"/>
@@ -5983,7 +5993,7 @@
                   <pic:spPr bwMode="auto">
                     <a:xfrm>
                       <a:off x="0" y="0"/>
-                      <a:ext cx="4639672" cy="3035300"/>
+                      <a:ext cx="4639672" cy="2931807"/>
                     </a:xfrm>
                     <a:prstGeom prst="rect">
                       <a:avLst/>
@@ -5999,11 +6009,19 @@
           </wp:inline>
         </w:drawing>
       </w:r>
+      <w:commentRangeEnd w:id="32"/>
+      <w:r>
+        <w:rPr>
+          <w:rStyle w:val="af5"/>
+          <w:sz w:val="21"/>
+          <w:szCs w:val="24"/>
+        </w:rPr>
+        <w:commentReference w:id="32"/>
+      </w:r>
     </w:p>
     <w:p>
       <w:pPr>
         <w:pStyle w:val="af2"/>
-        <w:jc w:val="center"/>
       </w:pPr>
       <w:r>
         <w:t xml:space="preserve">図 </w:t>
@@ -6153,9 +6171,9 @@
         </w:rPr>
         <w:lastRenderedPageBreak/>
         <w:drawing>
-          <wp:inline distT="0" distB="0" distL="0" distR="0" wp14:anchorId="6411802E" wp14:editId="32176FFA">
-            <wp:extent cx="4639672" cy="3035300"/>
-            <wp:effectExtent l="0" t="0" r="0" b="0"/>
+          <wp:inline distT="0" distB="0" distL="0" distR="0" wp14:anchorId="6411802E" wp14:editId="2C1A2653">
+            <wp:extent cx="4639672" cy="2845929"/>
+            <wp:effectExtent l="0" t="0" r="8890" b="0"/>
             <wp:docPr id="741575295" name="図 3"/>
             <wp:cNvGraphicFramePr>
               <a:graphicFrameLocks xmlns:a="http://schemas.openxmlformats.org/drawingml/2006/main" noChangeAspect="1"/>
@@ -6184,7 +6202,7 @@
                   <pic:spPr bwMode="auto">
                     <a:xfrm>
                       <a:off x="0" y="0"/>
-                      <a:ext cx="4639672" cy="3035300"/>
+                      <a:ext cx="4639672" cy="2845929"/>
                     </a:xfrm>
                     <a:prstGeom prst="rect">
                       <a:avLst/>
@@ -6204,7 +6222,6 @@
     <w:p>
       <w:pPr>
         <w:pStyle w:val="af2"/>
-        <w:jc w:val="center"/>
       </w:pPr>
       <w:r>
         <w:t xml:space="preserve">図 </w:t>
@@ -6376,9 +6393,9 @@
         </w:rPr>
         <w:lastRenderedPageBreak/>
         <w:drawing>
-          <wp:inline distT="0" distB="0" distL="0" distR="0" wp14:anchorId="3B7299B7" wp14:editId="02AFDE1C">
-            <wp:extent cx="4643555" cy="3037840"/>
-            <wp:effectExtent l="0" t="0" r="5080" b="0"/>
+          <wp:inline distT="0" distB="0" distL="0" distR="0" wp14:anchorId="3B7299B7" wp14:editId="0D1E053F">
+            <wp:extent cx="4643555" cy="2849246"/>
+            <wp:effectExtent l="0" t="0" r="5080" b="8255"/>
             <wp:docPr id="143356835" name="図 6"/>
             <wp:cNvGraphicFramePr>
               <a:graphicFrameLocks xmlns:a="http://schemas.openxmlformats.org/drawingml/2006/main" noChangeAspect="1"/>
@@ -6405,7 +6422,7 @@
                   <pic:spPr>
                     <a:xfrm>
                       <a:off x="0" y="0"/>
-                      <a:ext cx="4643555" cy="3037840"/>
+                      <a:ext cx="4643555" cy="2849246"/>
                     </a:xfrm>
                     <a:prstGeom prst="rect">
                       <a:avLst/>
@@ -6421,7 +6438,6 @@
     <w:p>
       <w:pPr>
         <w:pStyle w:val="af2"/>
-        <w:jc w:val="center"/>
       </w:pPr>
       <w:r>
         <w:t xml:space="preserve">図 </w:t>
@@ -6583,9 +6599,9 @@
         </w:rPr>
         <w:lastRenderedPageBreak/>
         <w:drawing>
-          <wp:inline distT="0" distB="0" distL="0" distR="0" wp14:anchorId="5F03B72E" wp14:editId="33EC135E">
-            <wp:extent cx="4643555" cy="3037840"/>
-            <wp:effectExtent l="0" t="0" r="5080" b="0"/>
+          <wp:inline distT="0" distB="0" distL="0" distR="0" wp14:anchorId="5F03B72E" wp14:editId="2A3D46F5">
+            <wp:extent cx="4643555" cy="2848311"/>
+            <wp:effectExtent l="0" t="0" r="5080" b="9525"/>
             <wp:docPr id="460595641" name="図 7"/>
             <wp:cNvGraphicFramePr>
               <a:graphicFrameLocks xmlns:a="http://schemas.openxmlformats.org/drawingml/2006/main" noChangeAspect="1"/>
@@ -6612,7 +6628,7 @@
                   <pic:spPr>
                     <a:xfrm>
                       <a:off x="0" y="0"/>
-                      <a:ext cx="4643555" cy="3037840"/>
+                      <a:ext cx="4643555" cy="2848311"/>
                     </a:xfrm>
                     <a:prstGeom prst="rect">
                       <a:avLst/>
@@ -6628,7 +6644,6 @@
     <w:p>
       <w:pPr>
         <w:pStyle w:val="af2"/>
-        <w:jc w:val="center"/>
       </w:pPr>
       <w:r>
         <w:t xml:space="preserve">図 </w:t>
@@ -6741,8 +6756,8 @@
         </w:rPr>
         <w:lastRenderedPageBreak/>
         <w:drawing>
-          <wp:inline distT="0" distB="0" distL="0" distR="0" wp14:anchorId="3B3FE7DF" wp14:editId="584D98CF">
-            <wp:extent cx="4643555" cy="3037840"/>
+          <wp:inline distT="0" distB="0" distL="0" distR="0" wp14:anchorId="3B3FE7DF" wp14:editId="750B5C29">
+            <wp:extent cx="4643555" cy="2846786"/>
             <wp:effectExtent l="0" t="0" r="5080" b="0"/>
             <wp:docPr id="1759174419" name="図 9"/>
             <wp:cNvGraphicFramePr>
@@ -6770,7 +6785,7 @@
                   <pic:spPr>
                     <a:xfrm>
                       <a:off x="0" y="0"/>
-                      <a:ext cx="4643555" cy="3037840"/>
+                      <a:ext cx="4643555" cy="2846786"/>
                     </a:xfrm>
                     <a:prstGeom prst="rect">
                       <a:avLst/>
@@ -6786,7 +6801,6 @@
     <w:p>
       <w:pPr>
         <w:pStyle w:val="af2"/>
-        <w:jc w:val="center"/>
       </w:pPr>
       <w:r>
         <w:t xml:space="preserve">図 </w:t>
@@ -6915,8 +6929,8 @@
         </w:rPr>
         <w:lastRenderedPageBreak/>
         <w:drawing>
-          <wp:inline distT="0" distB="0" distL="0" distR="0" wp14:anchorId="40E6CFB2" wp14:editId="47B6C6C4">
-            <wp:extent cx="4643555" cy="3037840"/>
+          <wp:inline distT="0" distB="0" distL="0" distR="0" wp14:anchorId="40E6CFB2" wp14:editId="32E1DA48">
+            <wp:extent cx="4643555" cy="2846786"/>
             <wp:effectExtent l="0" t="0" r="5080" b="0"/>
             <wp:docPr id="1552827861" name="図 10"/>
             <wp:cNvGraphicFramePr>
@@ -6944,7 +6958,7 @@
                   <pic:spPr>
                     <a:xfrm>
                       <a:off x="0" y="0"/>
-                      <a:ext cx="4643555" cy="3037840"/>
+                      <a:ext cx="4643555" cy="2846786"/>
                     </a:xfrm>
                     <a:prstGeom prst="rect">
                       <a:avLst/>
@@ -6960,7 +6974,6 @@
     <w:p>
       <w:pPr>
         <w:pStyle w:val="af2"/>
-        <w:jc w:val="center"/>
       </w:pPr>
       <w:r>
         <w:t xml:space="preserve">図 </w:t>
@@ -7050,11 +7063,10 @@
         <w:rPr>
           <w:noProof/>
         </w:rPr>
-        <w:lastRenderedPageBreak/>
         <w:drawing>
-          <wp:inline distT="0" distB="0" distL="0" distR="0" wp14:anchorId="17D4A006" wp14:editId="46E4845D">
-            <wp:extent cx="4643555" cy="3037840"/>
-            <wp:effectExtent l="0" t="0" r="5080" b="0"/>
+          <wp:inline distT="0" distB="0" distL="0" distR="0" wp14:anchorId="17D4A006" wp14:editId="02AA0E23">
+            <wp:extent cx="4643555" cy="2848311"/>
+            <wp:effectExtent l="0" t="0" r="5080" b="9525"/>
             <wp:docPr id="1150553908" name="図 11"/>
             <wp:cNvGraphicFramePr>
               <a:graphicFrameLocks xmlns:a="http://schemas.openxmlformats.org/drawingml/2006/main" noChangeAspect="1"/>
@@ -7081,7 +7093,7 @@
                   <pic:spPr>
                     <a:xfrm>
                       <a:off x="0" y="0"/>
-                      <a:ext cx="4643555" cy="3037840"/>
+                      <a:ext cx="4643555" cy="2848311"/>
                     </a:xfrm>
                     <a:prstGeom prst="rect">
                       <a:avLst/>
@@ -7097,7 +7109,6 @@
     <w:p>
       <w:pPr>
         <w:pStyle w:val="af2"/>
-        <w:jc w:val="center"/>
       </w:pPr>
       <w:r>
         <w:t xml:space="preserve">図 </w:t>
@@ -7136,14 +7147,14 @@
       <w:pPr>
         <w:pStyle w:val="3"/>
       </w:pPr>
-      <w:bookmarkStart w:id="27" w:name="_Toc219734250"/>
+      <w:bookmarkStart w:id="33" w:name="_Toc219736923"/>
       <w:r>
         <w:rPr>
           <w:rFonts w:hint="eastAsia"/>
         </w:rPr>
         <w:t>3.2.3　人工海水での実験結果</w:t>
       </w:r>
-      <w:bookmarkEnd w:id="27"/>
+      <w:bookmarkEnd w:id="33"/>
     </w:p>
     <w:p>
       <w:pPr>
@@ -7272,11 +7283,10 @@
         <w:rPr>
           <w:noProof/>
         </w:rPr>
-        <w:lastRenderedPageBreak/>
         <w:drawing>
-          <wp:inline distT="0" distB="0" distL="0" distR="0" wp14:anchorId="6B3206D9" wp14:editId="5562CC05">
-            <wp:extent cx="4639672" cy="3035300"/>
-            <wp:effectExtent l="0" t="0" r="0" b="0"/>
+          <wp:inline distT="0" distB="0" distL="0" distR="0" wp14:anchorId="6B3206D9" wp14:editId="2FD60788">
+            <wp:extent cx="4639672" cy="2846863"/>
+            <wp:effectExtent l="0" t="0" r="8890" b="0"/>
             <wp:docPr id="539692715" name="図 12"/>
             <wp:cNvGraphicFramePr>
               <a:graphicFrameLocks xmlns:a="http://schemas.openxmlformats.org/drawingml/2006/main" noChangeAspect="1"/>
@@ -7305,7 +7315,7 @@
                   <pic:spPr bwMode="auto">
                     <a:xfrm>
                       <a:off x="0" y="0"/>
-                      <a:ext cx="4639672" cy="3035300"/>
+                      <a:ext cx="4639672" cy="2846863"/>
                     </a:xfrm>
                     <a:prstGeom prst="rect">
                       <a:avLst/>
@@ -7325,7 +7335,6 @@
     <w:p>
       <w:pPr>
         <w:pStyle w:val="af2"/>
-        <w:jc w:val="center"/>
       </w:pPr>
       <w:r>
         <w:t xml:space="preserve">図 </w:t>
@@ -7376,14 +7385,14 @@
       <w:pPr>
         <w:pStyle w:val="3"/>
       </w:pPr>
-      <w:bookmarkStart w:id="28" w:name="_Toc219734251"/>
+      <w:bookmarkStart w:id="34" w:name="_Toc219736924"/>
       <w:r>
         <w:rPr>
           <w:rFonts w:hint="eastAsia"/>
         </w:rPr>
         <w:t>3.2.4　水槽実験の小括</w:t>
       </w:r>
-      <w:bookmarkEnd w:id="28"/>
+      <w:bookmarkEnd w:id="34"/>
     </w:p>
     <w:p>
       <w:pPr>
@@ -7441,6 +7450,7 @@
           <w:b/>
           <w:bCs/>
         </w:rPr>
+        <w:lastRenderedPageBreak/>
         <w:t>埋没物の検知限界</w:t>
       </w:r>
     </w:p>
@@ -7536,14 +7546,7 @@
         <w:rPr>
           <w:rFonts w:hint="eastAsia"/>
         </w:rPr>
-        <w:t>非金属であるアクリル板には一切反応せず、金属のみを選択的に検出できる特性が確認</w:t>
-      </w:r>
-      <w:r>
-        <w:rPr>
-          <w:rFonts w:hint="eastAsia"/>
-        </w:rPr>
-        <w:lastRenderedPageBreak/>
-        <w:t>された。これは、岩石等の障害物が存在する海底において金属ゴミのみを識別する上で極めて有用な特性である。</w:t>
+        <w:t>非金属であるアクリル板には一切反応せず、金属のみを選択的に検出できる特性が確認された。これは、岩石等の障害物が存在する海底において金属ゴミのみを識別する上で極めて有用な特性である。</w:t>
       </w:r>
     </w:p>
     <w:p>
@@ -7571,7 +7574,7 @@
       <w:pPr>
         <w:pStyle w:val="2"/>
       </w:pPr>
-      <w:bookmarkStart w:id="29" w:name="_Toc219734252"/>
+      <w:bookmarkStart w:id="35" w:name="_Toc219736925"/>
       <w:r>
         <w:rPr>
           <w:rFonts w:hint="eastAsia"/>
@@ -7587,20 +7590,20 @@
       <w:r>
         <w:t>ールを用いたシステム動作検証</w:t>
       </w:r>
-      <w:bookmarkEnd w:id="29"/>
+      <w:bookmarkEnd w:id="35"/>
     </w:p>
     <w:p>
       <w:pPr>
         <w:pStyle w:val="3"/>
       </w:pPr>
-      <w:bookmarkStart w:id="30" w:name="_Toc219734253"/>
+      <w:bookmarkStart w:id="36" w:name="_Toc219736926"/>
       <w:r>
         <w:rPr>
           <w:rFonts w:hint="eastAsia"/>
         </w:rPr>
         <w:t>3.3.1　実験方法</w:t>
       </w:r>
-      <w:bookmarkEnd w:id="30"/>
+      <w:bookmarkEnd w:id="36"/>
     </w:p>
     <w:p>
       <w:pPr>
@@ -7681,6 +7684,7 @@
           <w:sz w:val="24"/>
           <w14:ligatures w14:val="none"/>
         </w:rPr>
+        <w:lastRenderedPageBreak/>
         <w:drawing>
           <wp:inline distT="0" distB="0" distL="0" distR="0" wp14:anchorId="6C4C78D6" wp14:editId="01293FD1">
             <wp:extent cx="3244850" cy="2434775"/>
@@ -7734,7 +7738,6 @@
     <w:p>
       <w:pPr>
         <w:pStyle w:val="af2"/>
-        <w:jc w:val="center"/>
         <w:rPr>
           <w:rFonts w:ascii="ＭＳ Ｐゴシック" w:eastAsia="ＭＳ Ｐゴシック" w:hAnsi="ＭＳ Ｐゴシック" w:cs="ＭＳ Ｐゴシック"/>
           <w:kern w:val="0"/>
@@ -7782,6 +7785,7 @@
       <w:pPr>
         <w:ind w:firstLineChars="100" w:firstLine="210"/>
         <w:rPr>
+          <w:ins w:id="37" w:author="板谷 年也【鈴鹿】" w:date="2026-01-19T17:12:00Z" w16du:dateUtc="2026-01-19T08:12:00Z"/>
           <w:rFonts w:ascii="Segoe UI Emoji" w:hAnsi="Segoe UI Emoji" w:cs="Segoe UI Emoji"/>
         </w:rPr>
       </w:pPr>
@@ -7902,16 +7906,24 @@
     </w:p>
     <w:p>
       <w:pPr>
+        <w:ind w:firstLineChars="100" w:firstLine="210"/>
+        <w:rPr>
+          <w:rFonts w:ascii="Segoe UI Emoji" w:hAnsi="Segoe UI Emoji" w:cs="Segoe UI Emoji"/>
+        </w:rPr>
+      </w:pPr>
+    </w:p>
+    <w:p>
+      <w:pPr>
         <w:pStyle w:val="3"/>
       </w:pPr>
-      <w:bookmarkStart w:id="31" w:name="_Toc219734254"/>
+      <w:bookmarkStart w:id="38" w:name="_Toc219736927"/>
       <w:r>
         <w:rPr>
           <w:rFonts w:hint="eastAsia"/>
         </w:rPr>
         <w:t>3.3.2　実験結果および考察</w:t>
       </w:r>
-      <w:bookmarkEnd w:id="31"/>
+      <w:bookmarkEnd w:id="38"/>
     </w:p>
     <w:p>
       <w:pPr>
@@ -7942,7 +7954,6 @@
         <w:rPr>
           <w:rFonts w:hint="eastAsia"/>
         </w:rPr>
-        <w:lastRenderedPageBreak/>
         <w:t>ドローンを潜行・浮上、および前後進させるためにスラスタを高出力で回転させた状態でセンサ出力をモニタリングしたが、波形に著しい乱れやスパイク状のノイズは観測されなかった。</w:t>
       </w:r>
     </w:p>
@@ -8093,9 +8104,10 @@
         <w:rPr>
           <w:noProof/>
         </w:rPr>
+        <w:lastRenderedPageBreak/>
         <w:drawing>
-          <wp:inline distT="0" distB="0" distL="0" distR="0" wp14:anchorId="36BE648C" wp14:editId="2AF53116">
-            <wp:extent cx="4643555" cy="3037840"/>
+          <wp:inline distT="0" distB="0" distL="0" distR="0" wp14:anchorId="36BE648C" wp14:editId="30382F86">
+            <wp:extent cx="4643555" cy="2846786"/>
             <wp:effectExtent l="0" t="0" r="5080" b="0"/>
             <wp:docPr id="1672442527" name="図 2"/>
             <wp:cNvGraphicFramePr>
@@ -8123,7 +8135,7 @@
                   <pic:spPr>
                     <a:xfrm>
                       <a:off x="0" y="0"/>
-                      <a:ext cx="4643555" cy="3037840"/>
+                      <a:ext cx="4643555" cy="2846786"/>
                     </a:xfrm>
                     <a:prstGeom prst="rect">
                       <a:avLst/>
@@ -8139,7 +8151,6 @@
     <w:p>
       <w:pPr>
         <w:pStyle w:val="af2"/>
-        <w:jc w:val="center"/>
       </w:pPr>
       <w:r>
         <w:t xml:space="preserve">図 </w:t>
@@ -8197,7 +8208,6 @@
         <w:rPr>
           <w:noProof/>
         </w:rPr>
-        <w:lastRenderedPageBreak/>
         <w:drawing>
           <wp:inline distT="0" distB="0" distL="0" distR="0" wp14:anchorId="05008FA6" wp14:editId="058602E2">
             <wp:extent cx="3486150" cy="2311400"/>
@@ -8256,7 +8266,10 @@
     <w:p>
       <w:pPr>
         <w:pStyle w:val="af2"/>
-        <w:jc w:val="center"/>
+        <w:rPr>
+          <w:ins w:id="39" w:author="板谷 年也【鈴鹿】" w:date="2026-01-19T17:12:00Z" w16du:dateUtc="2026-01-19T08:12:00Z"/>
+          <w:lang w:eastAsia="ja-JP"/>
+        </w:rPr>
       </w:pPr>
       <w:r>
         <w:t xml:space="preserve">図 </w:t>
@@ -8285,6 +8298,15 @@
         </w:rPr>
         <w:t xml:space="preserve">　水中ドローンが鉄板の横を通過する様子</w:t>
       </w:r>
+    </w:p>
+    <w:p>
+      <w:pPr>
+        <w:pPrChange w:id="40" w:author="板谷 年也【鈴鹿】" w:date="2026-01-19T17:12:00Z" w16du:dateUtc="2026-01-19T08:12:00Z">
+          <w:pPr>
+            <w:pStyle w:val="af2"/>
+          </w:pPr>
+        </w:pPrChange>
+      </w:pPr>
     </w:p>
     <w:p>
       <w:pPr>
@@ -8335,7 +8357,11 @@
         <w:t xml:space="preserve"> </w:t>
       </w:r>
       <w:r>
-        <w:t>したがって、実海域への投入に向けては、スラスタへのプロペラガードの装着や、吸い込みを防ぐ構造への改良といった物理的な対策が不可欠である。</w:t>
+        <w:t>したがって、実海域への投入に向けては、スラスタへのプロペラガードの装着や、吸い込みを防ぐ構造への改良といった物</w:t>
+      </w:r>
+      <w:r>
+        <w:lastRenderedPageBreak/>
+        <w:t>理的な対策が不可欠である。</w:t>
       </w:r>
     </w:p>
     <w:p/>
@@ -8343,7 +8369,7 @@
       <w:pPr>
         <w:pStyle w:val="3"/>
       </w:pPr>
-      <w:bookmarkStart w:id="32" w:name="_Toc219734255"/>
+      <w:bookmarkStart w:id="41" w:name="_Toc219736928"/>
       <w:r>
         <w:rPr>
           <w:rFonts w:hint="eastAsia"/>
@@ -8356,7 +8382,7 @@
         </w:rPr>
         <w:t>プール実験の小括</w:t>
       </w:r>
-      <w:bookmarkEnd w:id="32"/>
+      <w:bookmarkEnd w:id="41"/>
     </w:p>
     <w:p>
       <w:pPr>
@@ -8454,11 +8480,7 @@
         <w:t xml:space="preserve"> </w:t>
       </w:r>
       <w:r>
-        <w:t>航行実験中に発生したビニールテープの巻き込み事故は、実際の英虞湾において想定される海藻（アマモ等）や海洋浮遊ゴミのリスクを浮き彫りにした。現在のスラスタむき出しの構造では、異</w:t>
-      </w:r>
-      <w:r>
-        <w:lastRenderedPageBreak/>
-        <w:t>物の吸い込みにより容易に航行不能に陥る危険性が高い。したがって、今後の実用化に向けては、単なるセンシング性能の向上だけでなく、プロペラガードの装着やスラスタ配置の最適化など、障害物の多い海底環境に適応するための機体の物理的な堅牢性を確保することが急務である</w:t>
+        <w:t>航行実験中に発生したビニールテープの巻き込み事故は、実際の英虞湾において想定される海藻（アマモ等）や海洋浮遊ゴミのリスクを浮き彫りにした。現在のスラスタむき出しの構造では、異物の吸い込みにより容易に航行不能に陥る危険性が高い。したがって、今後の実用化に向けては、単なるセンシング性能の向上だけでなく、プロペラガードの装着やスラスタ配置の最適化など、障害物の多い海底環境に適応するための機体の物理的な堅牢性を確保することが急務である</w:t>
       </w:r>
       <w:r>
         <w:rPr>
@@ -8482,7 +8504,7 @@
         <w:pStyle w:val="1"/>
         <w:ind w:left="0"/>
       </w:pPr>
-      <w:bookmarkStart w:id="33" w:name="_Toc219734256"/>
+      <w:bookmarkStart w:id="42" w:name="_Toc219736929"/>
       <w:r>
         <w:rPr>
           <w:rFonts w:hint="eastAsia"/>
@@ -8490,13 +8512,13 @@
         <w:lastRenderedPageBreak/>
         <w:t>第４章　結論</w:t>
       </w:r>
-      <w:bookmarkEnd w:id="33"/>
+      <w:bookmarkEnd w:id="42"/>
     </w:p>
     <w:p>
       <w:pPr>
         <w:pStyle w:val="2"/>
       </w:pPr>
-      <w:bookmarkStart w:id="34" w:name="_Toc219734257"/>
+      <w:bookmarkStart w:id="43" w:name="_Toc219736930"/>
       <w:r>
         <w:t>4.1</w:t>
       </w:r>
@@ -8506,7 +8528,7 @@
         </w:rPr>
         <w:t xml:space="preserve">　本研究のまとめ</w:t>
       </w:r>
-      <w:bookmarkEnd w:id="34"/>
+      <w:bookmarkEnd w:id="43"/>
     </w:p>
     <w:p>
       <w:pPr>
@@ -8673,7 +8695,7 @@
       <w:pPr>
         <w:pStyle w:val="2"/>
       </w:pPr>
-      <w:bookmarkStart w:id="35" w:name="_Toc219734258"/>
+      <w:bookmarkStart w:id="44" w:name="_Toc219736931"/>
       <w:r>
         <w:t>4.2</w:t>
       </w:r>
@@ -8689,12 +8711,15 @@
         </w:rPr>
         <w:t>と展望</w:t>
       </w:r>
-      <w:bookmarkEnd w:id="35"/>
+      <w:bookmarkEnd w:id="44"/>
     </w:p>
     <w:p>
       <w:pPr>
         <w:widowControl/>
         <w:ind w:firstLineChars="100" w:firstLine="210"/>
+        <w:rPr>
+          <w:ins w:id="45" w:author="板谷 年也【鈴鹿】" w:date="2026-01-19T17:12:00Z" w16du:dateUtc="2026-01-19T08:12:00Z"/>
+        </w:rPr>
       </w:pPr>
       <w:r>
         <w:rPr>
@@ -8702,6 +8727,12 @@
         </w:rPr>
         <w:t>本研究で得られた知見に基づき、実海域での運用を実現するために解決すべき課題と、今後の展望を以下に述べる。</w:t>
       </w:r>
+    </w:p>
+    <w:p>
+      <w:pPr>
+        <w:widowControl/>
+        <w:ind w:firstLineChars="100" w:firstLine="210"/>
+      </w:pPr>
     </w:p>
     <w:p>
       <w:pPr>
@@ -8722,6 +8753,7 @@
           <w:b/>
           <w:bCs/>
         </w:rPr>
+        <w:lastRenderedPageBreak/>
         <w:t>海水環境における検知能力の向上</w:t>
       </w:r>
     </w:p>
@@ -8734,7 +8766,6 @@
         <w:rPr>
           <w:rFonts w:hint="eastAsia"/>
         </w:rPr>
-        <w:lastRenderedPageBreak/>
         <w:t>実験により、海水環境下では信号の減衰が無視できないことが判明した。</w:t>
       </w:r>
       <w:r>
@@ -8839,6 +8870,9 @@
       <w:pPr>
         <w:widowControl/>
         <w:ind w:firstLineChars="100" w:firstLine="210"/>
+        <w:rPr>
+          <w:del w:id="46" w:author="板谷 年也【鈴鹿】" w:date="2026-01-19T17:12:00Z" w16du:dateUtc="2026-01-19T08:12:00Z"/>
+        </w:rPr>
       </w:pPr>
       <w:r>
         <w:rPr>
@@ -8862,6 +8896,15 @@
     <w:p>
       <w:pPr>
         <w:widowControl/>
+        <w:ind w:firstLineChars="100" w:firstLine="210"/>
+        <w:rPr>
+          <w:del w:id="47" w:author="板谷 年也【鈴鹿】" w:date="2026-01-19T17:12:00Z" w16du:dateUtc="2026-01-19T08:12:00Z"/>
+        </w:rPr>
+        <w:pPrChange w:id="48" w:author="板谷 年也【鈴鹿】" w:date="2026-01-19T17:12:00Z" w16du:dateUtc="2026-01-19T08:12:00Z">
+          <w:pPr>
+            <w:widowControl/>
+          </w:pPr>
+        </w:pPrChange>
       </w:pPr>
     </w:p>
     <w:p>
@@ -8876,15 +8919,17 @@
           <w:sz w:val="24"/>
         </w:rPr>
       </w:pPr>
-      <w:r>
-        <w:br w:type="page"/>
-      </w:r>
+      <w:del w:id="49" w:author="板谷 年也【鈴鹿】" w:date="2026-01-19T17:12:00Z" w16du:dateUtc="2026-01-19T08:12:00Z">
+        <w:r>
+          <w:br w:type="page"/>
+        </w:r>
+      </w:del>
     </w:p>
     <w:p>
       <w:pPr>
         <w:pStyle w:val="1"/>
       </w:pPr>
-      <w:bookmarkStart w:id="36" w:name="_Toc219734259"/>
+      <w:bookmarkStart w:id="50" w:name="_Toc219736932"/>
       <w:r>
         <w:rPr>
           <w:rFonts w:hint="eastAsia"/>
@@ -8892,11 +8937,14 @@
         <w:lastRenderedPageBreak/>
         <w:t>謝辞</w:t>
       </w:r>
-      <w:bookmarkEnd w:id="36"/>
+      <w:bookmarkEnd w:id="50"/>
     </w:p>
     <w:p>
       <w:pPr>
         <w:ind w:firstLineChars="100" w:firstLine="210"/>
+        <w:rPr>
+          <w:rFonts w:hint="eastAsia"/>
+        </w:rPr>
       </w:pPr>
       <w:r>
         <w:rPr>
@@ -8994,26 +9042,16 @@
     </w:p>
     <w:p>
       <w:pPr>
-        <w:ind w:firstLineChars="100" w:firstLine="210"/>
-      </w:pPr>
-    </w:p>
-    <w:p>
-      <w:pPr>
-        <w:ind w:firstLineChars="100" w:firstLine="210"/>
-      </w:pPr>
-    </w:p>
-    <w:p>
-      <w:pPr>
         <w:pStyle w:val="1"/>
       </w:pPr>
-      <w:bookmarkStart w:id="37" w:name="_Toc219734260"/>
+      <w:bookmarkStart w:id="51" w:name="_Toc219736933"/>
       <w:r>
         <w:rPr>
           <w:rFonts w:hint="eastAsia"/>
         </w:rPr>
         <w:t>参考文献・引用元</w:t>
       </w:r>
-      <w:bookmarkEnd w:id="37"/>
+      <w:bookmarkEnd w:id="51"/>
     </w:p>
     <w:p>
       <w:r>
@@ -9585,18 +9623,17 @@
       </w:r>
     </w:p>
     <w:p>
-      <w:pPr>
-        <w:rPr>
-          <w:rFonts w:hint="eastAsia"/>
-        </w:rPr>
-      </w:pPr>
       <w:r>
         <w:t>https://github.com/madsci1016/Arduino-PS2X</w:t>
       </w:r>
     </w:p>
     <w:p>
-      <w:r>
-        <w:lastRenderedPageBreak/>
+      <w:pPr>
+        <w:rPr>
+          <w:rFonts w:hint="eastAsia"/>
+        </w:rPr>
+      </w:pPr>
+      <w:r>
         <w:t>[1</w:t>
       </w:r>
       <w:r>
@@ -9651,7 +9688,6 @@
         <w:t xml:space="preserve"> 61 (1), 18-20</w:t>
       </w:r>
     </w:p>
-    <w:p/>
     <w:sectPr>
       <w:footerReference w:type="even" r:id="rId35"/>
       <w:footerReference w:type="default" r:id="rId36"/>
@@ -9666,7 +9702,7 @@
 
 <file path=word/comments.xml><?xml version="1.0" encoding="utf-8"?>
 <w:comments xmlns:wpc="http://schemas.microsoft.com/office/word/2010/wordprocessingCanvas" xmlns:cx="http://schemas.microsoft.com/office/drawing/2014/chartex" xmlns:cx1="http://schemas.microsoft.com/office/drawing/2015/9/8/chartex" xmlns:cx2="http://schemas.microsoft.com/office/drawing/2015/10/21/chartex" xmlns:cx3="http://schemas.microsoft.com/office/drawing/2016/5/9/chartex" xmlns:cx4="http://schemas.microsoft.com/office/drawing/2016/5/10/chartex" xmlns:cx5="http://schemas.microsoft.com/office/drawing/2016/5/11/chartex" xmlns:cx6="http://schemas.microsoft.com/office/drawing/2016/5/12/chartex" xmlns:cx7="http://schemas.microsoft.com/office/drawing/2016/5/13/chartex" xmlns:cx8="http://schemas.microsoft.com/office/drawing/2016/5/14/chartex" xmlns:mc="http://schemas.openxmlformats.org/markup-compatibility/2006" xmlns:aink="http://schemas.microsoft.com/office/drawing/2016/ink" xmlns:am3d="http://schemas.microsoft.com/office/drawing/2017/model3d" xmlns:o="urn:schemas-microsoft-com:office:office" xmlns:oel="http://schemas.microsoft.com/office/2019/extlst" xmlns:r="http://schemas.openxmlformats.org/officeDocument/2006/relationships" xmlns:m="http://schemas.openxmlformats.org/officeDocument/2006/math" xmlns:v="urn:schemas-microsoft-com:vml" xmlns:wp14="http://schemas.microsoft.com/office/word/2010/wordprocessingDrawing" xmlns:wp="http://schemas.openxmlformats.org/drawingml/2006/wordprocessingDrawing" xmlns:w10="urn:schemas-microsoft-com:office:word" xmlns:w="http://schemas.openxmlformats.org/wordprocessingml/2006/main" xmlns:w14="http://schemas.microsoft.com/office/word/2010/wordml" xmlns:w15="http://schemas.microsoft.com/office/word/2012/wordml" xmlns:w16cex="http://schemas.microsoft.com/office/word/2018/wordml/cex" xmlns:w16cid="http://schemas.microsoft.com/office/word/2016/wordml/cid" xmlns:w16="http://schemas.microsoft.com/office/word/2018/wordml" xmlns:w16du="http://schemas.microsoft.com/office/word/2023/wordml/word16du" xmlns:w16sdtdh="http://schemas.microsoft.com/office/word/2020/wordml/sdtdatahash" xmlns:w16sdtfl="http://schemas.microsoft.com/office/word/2024/wordml/sdtformatlock" xmlns:w16se="http://schemas.microsoft.com/office/word/2015/wordml/symex" xmlns:wpg="http://schemas.microsoft.com/office/word/2010/wordprocessingGroup" xmlns:wpi="http://schemas.microsoft.com/office/word/2010/wordprocessingInk" xmlns:wne="http://schemas.microsoft.com/office/word/2006/wordml" xmlns:wps="http://schemas.microsoft.com/office/word/2010/wordprocessingShape" mc:Ignorable="w14 w15 w16se w16cid w16 w16cex w16sdtdh w16sdtfl w16du wp14">
-  <w:comment w:id="0" w:author="5I24 野下 航輝【鈴鹿】" w:date="2026-01-16T01:56:00Z" w:initials="野5">
+  <w:comment w:id="1" w:author="5I24 野下 航輝【鈴鹿】" w:date="2026-01-16T01:56:00Z" w:initials="野5">
     <w:p>
       <w:pPr>
         <w:pStyle w:val="af6"/>
@@ -9711,7 +9747,7 @@
       </w:r>
     </w:p>
   </w:comment>
-  <w:comment w:id="14" w:author="板谷 年也【鈴鹿】" w:date="2026-01-17T06:26:00Z" w:initials="年板">
+  <w:comment w:id="17" w:author="板谷 年也【鈴鹿】" w:date="2026-01-17T06:26:00Z" w:initials="年板">
     <w:p>
       <w:pPr>
         <w:pStyle w:val="af6"/>
@@ -9724,6 +9760,31 @@
       </w:r>
       <w:r>
         <w:t>測定原理の図を入れてください。</w:t>
+      </w:r>
+    </w:p>
+  </w:comment>
+  <w:comment w:id="32" w:author="板谷 年也【鈴鹿】" w:date="2026-01-19T17:11:00Z" w:initials="年板">
+    <w:p>
+      <w:pPr>
+        <w:pStyle w:val="af6"/>
+      </w:pPr>
+      <w:r>
+        <w:rPr>
+          <w:rStyle w:val="af5"/>
+        </w:rPr>
+        <w:annotationRef/>
+      </w:r>
+      <w:r>
+        <w:t>電圧は縦文字</w:t>
+      </w:r>
+      <w:r>
+        <w:br/>
+      </w:r>
+      <w:r>
+        <w:t>単位は</w:t>
+      </w:r>
+      <w:r>
+        <w:t xml:space="preserve"> [ ]</w:t>
       </w:r>
     </w:p>
   </w:comment>
@@ -9734,6 +9795,7 @@
 <w15:commentsEx xmlns:wpc="http://schemas.microsoft.com/office/word/2010/wordprocessingCanvas" xmlns:cx="http://schemas.microsoft.com/office/drawing/2014/chartex" xmlns:cx1="http://schemas.microsoft.com/office/drawing/2015/9/8/chartex" xmlns:cx2="http://schemas.microsoft.com/office/drawing/2015/10/21/chartex" xmlns:cx3="http://schemas.microsoft.com/office/drawing/2016/5/9/chartex" xmlns:cx4="http://schemas.microsoft.com/office/drawing/2016/5/10/chartex" xmlns:cx5="http://schemas.microsoft.com/office/drawing/2016/5/11/chartex" xmlns:cx6="http://schemas.microsoft.com/office/drawing/2016/5/12/chartex" xmlns:cx7="http://schemas.microsoft.com/office/drawing/2016/5/13/chartex" xmlns:cx8="http://schemas.microsoft.com/office/drawing/2016/5/14/chartex" xmlns:mc="http://schemas.openxmlformats.org/markup-compatibility/2006" xmlns:aink="http://schemas.microsoft.com/office/drawing/2016/ink" xmlns:am3d="http://schemas.microsoft.com/office/drawing/2017/model3d" xmlns:o="urn:schemas-microsoft-com:office:office" xmlns:oel="http://schemas.microsoft.com/office/2019/extlst" xmlns:r="http://schemas.openxmlformats.org/officeDocument/2006/relationships" xmlns:m="http://schemas.openxmlformats.org/officeDocument/2006/math" xmlns:v="urn:schemas-microsoft-com:vml" xmlns:wp14="http://schemas.microsoft.com/office/word/2010/wordprocessingDrawing" xmlns:wp="http://schemas.openxmlformats.org/drawingml/2006/wordprocessingDrawing" xmlns:w10="urn:schemas-microsoft-com:office:word" xmlns:w="http://schemas.openxmlformats.org/wordprocessingml/2006/main" xmlns:w14="http://schemas.microsoft.com/office/word/2010/wordml" xmlns:w15="http://schemas.microsoft.com/office/word/2012/wordml" xmlns:w16cex="http://schemas.microsoft.com/office/word/2018/wordml/cex" xmlns:w16cid="http://schemas.microsoft.com/office/word/2016/wordml/cid" xmlns:w16="http://schemas.microsoft.com/office/word/2018/wordml" xmlns:w16du="http://schemas.microsoft.com/office/word/2023/wordml/word16du" xmlns:w16sdtdh="http://schemas.microsoft.com/office/word/2020/wordml/sdtdatahash" xmlns:w16sdtfl="http://schemas.microsoft.com/office/word/2024/wordml/sdtformatlock" xmlns:w16se="http://schemas.microsoft.com/office/word/2015/wordml/symex" xmlns:wpg="http://schemas.microsoft.com/office/word/2010/wordprocessingGroup" xmlns:wpi="http://schemas.microsoft.com/office/word/2010/wordprocessingInk" xmlns:wne="http://schemas.microsoft.com/office/word/2006/wordml" xmlns:wps="http://schemas.microsoft.com/office/word/2010/wordprocessingShape" mc:Ignorable="w14 w15 w16se w16cid w16 w16cex w16sdtdh w16sdtfl w16du wp14">
   <w15:commentEx w15:paraId="550EC705" w15:done="0"/>
   <w15:commentEx w15:paraId="61C7C6E4" w15:done="1"/>
+  <w15:commentEx w15:paraId="56E9F57C" w15:done="0"/>
 </w15:commentsEx>
 </file>
 
@@ -9741,6 +9803,7 @@
 <w16cex:commentsExtensible xmlns:wpc="http://schemas.microsoft.com/office/word/2010/wordprocessingCanvas" xmlns:cx="http://schemas.microsoft.com/office/drawing/2014/chartex" xmlns:cx1="http://schemas.microsoft.com/office/drawing/2015/9/8/chartex" xmlns:cx2="http://schemas.microsoft.com/office/drawing/2015/10/21/chartex" xmlns:cx3="http://schemas.microsoft.com/office/drawing/2016/5/9/chartex" xmlns:cx4="http://schemas.microsoft.com/office/drawing/2016/5/10/chartex" xmlns:cx5="http://schemas.microsoft.com/office/drawing/2016/5/11/chartex" xmlns:cx6="http://schemas.microsoft.com/office/drawing/2016/5/12/chartex" xmlns:cx7="http://schemas.microsoft.com/office/drawing/2016/5/13/chartex" xmlns:cx8="http://schemas.microsoft.com/office/drawing/2016/5/14/chartex" xmlns:cr="http://schemas.microsoft.com/office/comments/2020/reactions" xmlns:mc="http://schemas.openxmlformats.org/markup-compatibility/2006" xmlns:aink="http://schemas.microsoft.com/office/drawing/2016/ink" xmlns:am3d="http://schemas.microsoft.com/office/drawing/2017/model3d" xmlns:o="urn:schemas-microsoft-com:office:office" xmlns:oel="http://schemas.microsoft.com/office/2019/extlst" xmlns:r="http://schemas.openxmlformats.org/officeDocument/2006/relationships" xmlns:m="http://schemas.openxmlformats.org/officeDocument/2006/math" xmlns:v="urn:schemas-microsoft-com:vml" xmlns:wp14="http://schemas.microsoft.com/office/word/2010/wordprocessingDrawing" xmlns:wp="http://schemas.openxmlformats.org/drawingml/2006/wordprocessingDrawing" xmlns:w10="urn:schemas-microsoft-com:office:word" xmlns:w="http://schemas.openxmlformats.org/wordprocessingml/2006/main" xmlns:w14="http://schemas.microsoft.com/office/word/2010/wordml" xmlns:w15="http://schemas.microsoft.com/office/word/2012/wordml" xmlns:w16cex="http://schemas.microsoft.com/office/word/2018/wordml/cex" xmlns:w16cid="http://schemas.microsoft.com/office/word/2016/wordml/cid" xmlns:w16="http://schemas.microsoft.com/office/word/2018/wordml" xmlns:w16du="http://schemas.microsoft.com/office/word/2023/wordml/word16du" xmlns:w16sdtdh="http://schemas.microsoft.com/office/word/2020/wordml/sdtdatahash" xmlns:w16sdtfl="http://schemas.microsoft.com/office/word/2024/wordml/sdtformatlock" xmlns:w16se="http://schemas.microsoft.com/office/word/2015/wordml/symex" xmlns:wpg="http://schemas.microsoft.com/office/word/2010/wordprocessingGroup" xmlns:wpi="http://schemas.microsoft.com/office/word/2010/wordprocessingInk" xmlns:wne="http://schemas.microsoft.com/office/word/2006/wordml" xmlns:wps="http://schemas.microsoft.com/office/word/2010/wordprocessingShape" mc:Ignorable="w14 w15 w16se w16cid w16 w16cex w16sdtdh w16sdtfl cr w16du wp14">
   <w16cex:commentExtensible w16cex:durableId="4A3B97D7" w16cex:dateUtc="2026-01-15T16:56:00Z"/>
   <w16cex:commentExtensible w16cex:durableId="71DF39B4" w16cex:dateUtc="2026-01-16T21:26:00Z"/>
+  <w16cex:commentExtensible w16cex:durableId="541CD1ED" w16cex:dateUtc="2026-01-19T08:11:00Z"/>
 </w16cex:commentsExtensible>
 </file>
 
@@ -9748,6 +9811,7 @@
 <w16cid:commentsIds xmlns:wpc="http://schemas.microsoft.com/office/word/2010/wordprocessingCanvas" xmlns:cx="http://schemas.microsoft.com/office/drawing/2014/chartex" xmlns:cx1="http://schemas.microsoft.com/office/drawing/2015/9/8/chartex" xmlns:cx2="http://schemas.microsoft.com/office/drawing/2015/10/21/chartex" xmlns:cx3="http://schemas.microsoft.com/office/drawing/2016/5/9/chartex" xmlns:cx4="http://schemas.microsoft.com/office/drawing/2016/5/10/chartex" xmlns:cx5="http://schemas.microsoft.com/office/drawing/2016/5/11/chartex" xmlns:cx6="http://schemas.microsoft.com/office/drawing/2016/5/12/chartex" xmlns:cx7="http://schemas.microsoft.com/office/drawing/2016/5/13/chartex" xmlns:cx8="http://schemas.microsoft.com/office/drawing/2016/5/14/chartex" xmlns:mc="http://schemas.openxmlformats.org/markup-compatibility/2006" xmlns:aink="http://schemas.microsoft.com/office/drawing/2016/ink" xmlns:am3d="http://schemas.microsoft.com/office/drawing/2017/model3d" xmlns:o="urn:schemas-microsoft-com:office:office" xmlns:oel="http://schemas.microsoft.com/office/2019/extlst" xmlns:r="http://schemas.openxmlformats.org/officeDocument/2006/relationships" xmlns:m="http://schemas.openxmlformats.org/officeDocument/2006/math" xmlns:v="urn:schemas-microsoft-com:vml" xmlns:wp14="http://schemas.microsoft.com/office/word/2010/wordprocessingDrawing" xmlns:wp="http://schemas.openxmlformats.org/drawingml/2006/wordprocessingDrawing" xmlns:w10="urn:schemas-microsoft-com:office:word" xmlns:w="http://schemas.openxmlformats.org/wordprocessingml/2006/main" xmlns:w14="http://schemas.microsoft.com/office/word/2010/wordml" xmlns:w15="http://schemas.microsoft.com/office/word/2012/wordml" xmlns:w16cex="http://schemas.microsoft.com/office/word/2018/wordml/cex" xmlns:w16cid="http://schemas.microsoft.com/office/word/2016/wordml/cid" xmlns:w16="http://schemas.microsoft.com/office/word/2018/wordml" xmlns:w16du="http://schemas.microsoft.com/office/word/2023/wordml/word16du" xmlns:w16sdtdh="http://schemas.microsoft.com/office/word/2020/wordml/sdtdatahash" xmlns:w16sdtfl="http://schemas.microsoft.com/office/word/2024/wordml/sdtformatlock" xmlns:w16se="http://schemas.microsoft.com/office/word/2015/wordml/symex" xmlns:wpg="http://schemas.microsoft.com/office/word/2010/wordprocessingGroup" xmlns:wpi="http://schemas.microsoft.com/office/word/2010/wordprocessingInk" xmlns:wne="http://schemas.microsoft.com/office/word/2006/wordml" xmlns:wps="http://schemas.microsoft.com/office/word/2010/wordprocessingShape" mc:Ignorable="w14 w15 w16se w16cid w16 w16cex w16sdtdh w16sdtfl w16du wp14">
   <w16cid:commentId w16cid:paraId="550EC705" w16cid:durableId="4A3B97D7"/>
   <w16cid:commentId w16cid:paraId="61C7C6E4" w16cid:durableId="71DF39B4"/>
+  <w16cid:commentId w16cid:paraId="56E9F57C" w16cid:durableId="541CD1ED"/>
 </w16cid:commentsIds>
 </file>
 
@@ -11127,11 +11191,11 @@
 
 <file path=word/people.xml><?xml version="1.0" encoding="utf-8"?>
 <w15:people xmlns:wpc="http://schemas.microsoft.com/office/word/2010/wordprocessingCanvas" xmlns:cx="http://schemas.microsoft.com/office/drawing/2014/chartex" xmlns:cx1="http://schemas.microsoft.com/office/drawing/2015/9/8/chartex" xmlns:cx2="http://schemas.microsoft.com/office/drawing/2015/10/21/chartex" xmlns:cx3="http://schemas.microsoft.com/office/drawing/2016/5/9/chartex" xmlns:cx4="http://schemas.microsoft.com/office/drawing/2016/5/10/chartex" xmlns:cx5="http://schemas.microsoft.com/office/drawing/2016/5/11/chartex" xmlns:cx6="http://schemas.microsoft.com/office/drawing/2016/5/12/chartex" xmlns:cx7="http://schemas.microsoft.com/office/drawing/2016/5/13/chartex" xmlns:cx8="http://schemas.microsoft.com/office/drawing/2016/5/14/chartex" xmlns:mc="http://schemas.openxmlformats.org/markup-compatibility/2006" xmlns:aink="http://schemas.microsoft.com/office/drawing/2016/ink" xmlns:am3d="http://schemas.microsoft.com/office/drawing/2017/model3d" xmlns:o="urn:schemas-microsoft-com:office:office" xmlns:oel="http://schemas.microsoft.com/office/2019/extlst" xmlns:r="http://schemas.openxmlformats.org/officeDocument/2006/relationships" xmlns:m="http://schemas.openxmlformats.org/officeDocument/2006/math" xmlns:v="urn:schemas-microsoft-com:vml" xmlns:wp14="http://schemas.microsoft.com/office/word/2010/wordprocessingDrawing" xmlns:wp="http://schemas.openxmlformats.org/drawingml/2006/wordprocessingDrawing" xmlns:w10="urn:schemas-microsoft-com:office:word" xmlns:w="http://schemas.openxmlformats.org/wordprocessingml/2006/main" xmlns:w14="http://schemas.microsoft.com/office/word/2010/wordml" xmlns:w15="http://schemas.microsoft.com/office/word/2012/wordml" xmlns:w16cex="http://schemas.microsoft.com/office/word/2018/wordml/cex" xmlns:w16cid="http://schemas.microsoft.com/office/word/2016/wordml/cid" xmlns:w16="http://schemas.microsoft.com/office/word/2018/wordml" xmlns:w16du="http://schemas.microsoft.com/office/word/2023/wordml/word16du" xmlns:w16sdtdh="http://schemas.microsoft.com/office/word/2020/wordml/sdtdatahash" xmlns:w16sdtfl="http://schemas.microsoft.com/office/word/2024/wordml/sdtformatlock" xmlns:w16se="http://schemas.microsoft.com/office/word/2015/wordml/symex" xmlns:wpg="http://schemas.microsoft.com/office/word/2010/wordprocessingGroup" xmlns:wpi="http://schemas.microsoft.com/office/word/2010/wordprocessingInk" xmlns:wne="http://schemas.microsoft.com/office/word/2006/wordml" xmlns:wps="http://schemas.microsoft.com/office/word/2010/wordprocessingShape" mc:Ignorable="w14 w15 w16se w16cid w16 w16cex w16sdtdh w16sdtfl w16du wp14">
+  <w15:person w15:author="板谷 年也【鈴鹿】">
+    <w15:presenceInfo w15:providerId="AD" w15:userId="S::itaya@info.suzuka-ct.ac.jp::8ac57839-aee6-46d5-a480-a06719f346e6"/>
+  </w15:person>
   <w15:person w15:author="5I24 野下 航輝【鈴鹿】">
     <w15:presenceInfo w15:providerId="AD" w15:userId="S::r03i26@ed.cc.suzuka-ct.ac.jp::e3d47e70-bf56-4767-89ad-362d8c7c0f8c"/>
-  </w15:person>
-  <w15:person w15:author="板谷 年也【鈴鹿】">
-    <w15:presenceInfo w15:providerId="AD" w15:userId="S::itaya@info.suzuka-ct.ac.jp::8ac57839-aee6-46d5-a480-a06719f346e6"/>
   </w15:person>
 </w15:people>
 </file>
@@ -12454,12 +12518,32 @@
     <w:uiPriority w:val="35"/>
     <w:unhideWhenUsed/>
     <w:qFormat/>
-    <w:rsid w:val="00067563"/>
+    <w:rsid w:val="00C01E23"/>
+    <w:pPr>
+      <w:jc w:val="center"/>
+      <w:pPrChange w:id="0" w:author="板谷 年也【鈴鹿】" w:date="2026-01-19T17:09:00Z">
+        <w:pPr>
+          <w:widowControl w:val="0"/>
+          <w:spacing w:line="259" w:lineRule="auto"/>
+        </w:pPr>
+      </w:pPrChange>
+    </w:pPr>
     <w:rPr>
       <w:rFonts w:ascii="ＭＳ 明朝" w:hAnsi="ＭＳ 明朝" w:cs="ＭＳ 明朝"/>
-      <w:b/>
-      <w:bCs/>
       <w:szCs w:val="21"/>
+      <w:lang w:eastAsia="zh-TW"/>
+      <w:rPrChange w:id="0" w:author="板谷 年也【鈴鹿】" w:date="2026-01-19T17:09:00Z">
+        <w:rPr>
+          <w:rFonts w:ascii="ＭＳ 明朝" w:eastAsia="ＭＳ 明朝" w:hAnsi="ＭＳ 明朝" w:cs="ＭＳ 明朝"/>
+          <w:b/>
+          <w:bCs/>
+          <w:kern w:val="2"/>
+          <w:sz w:val="21"/>
+          <w:szCs w:val="21"/>
+          <w:lang w:val="en-US" w:eastAsia="ja-JP" w:bidi="ar-SA"/>
+          <w14:ligatures w14:val="standardContextual"/>
+        </w:rPr>
+      </w:rPrChange>
     </w:rPr>
   </w:style>
   <w:style w:type="paragraph" w:styleId="Web">
@@ -12975,12 +13059,118 @@
 </file>
 
 <file path=customXml/item1.xml><?xml version="1.0" encoding="utf-8"?>
-<?mso-contentType ?>
-<FormTemplates xmlns="http://schemas.microsoft.com/sharepoint/v3/contenttype/forms">
-  <Display>DocumentLibraryForm</Display>
-  <Edit>DocumentLibraryForm</Edit>
-  <New>DocumentLibraryForm</New>
-</FormTemplates>
+<b:Sources xmlns:b="http://schemas.openxmlformats.org/officeDocument/2006/bibliography" xmlns="http://schemas.openxmlformats.org/officeDocument/2006/bibliography" SelectedStyle="/SIST02.XSL" StyleName="SIST02" Version="2003">
+  <b:Source>
+    <b:Tag>国分秀04</b:Tag>
+    <b:SourceType>Report</b:SourceType>
+    <b:Guid>{79700DD5-CDE9-2C48-85A5-764D1BE41FBA}</b:Guid>
+    <b:Author>
+      <b:Author>
+        <b:NameList>
+          <b:Person>
+            <b:Last>国分</b:Last>
+            <b:First>秀樹</b:First>
+          </b:Person>
+          <b:Person>
+            <b:Last>奥村</b:Last>
+            <b:First>宏征</b:First>
+          </b:Person>
+          <b:Person>
+            <b:Last>上野</b:Last>
+            <b:First>成三</b:First>
+          </b:Person>
+          <b:Person>
+            <b:Last>高山</b:Last>
+            <b:First>百合子</b:First>
+          </b:Person>
+          <b:Person>
+            <b:Last>湯浅</b:Last>
+            <b:First>城之</b:First>
+          </b:Person>
+        </b:NameList>
+      </b:Author>
+    </b:Author>
+    <b:Title>英虞湾における浚渫ヘドロを用いた干潟造成実験から得られた干潟底質の最適条件</b:Title>
+    <b:Publisher>海岸工学論文集</b:Publisher>
+    <b:Year>2004</b:Year>
+    <b:RefOrder>2</b:RefOrder>
+  </b:Source>
+  <b:Source>
+    <b:Tag>農林水25</b:Tag>
+    <b:SourceType>DocumentFromInternetSite</b:SourceType>
+    <b:Guid>{31B3D0CF-2B97-0341-9108-133D73C242B9}</b:Guid>
+    <b:Title>海面漁業生産統計調査</b:Title>
+    <b:Year>2025</b:Year>
+    <b:LCID>ja-JP</b:LCID>
+    <b:Author>
+      <b:Author>
+        <b:Corporate>農林水産省</b:Corporate>
+      </b:Author>
+    </b:Author>
+    <b:InternetSiteTitle>農林水産省</b:InternetSiteTitle>
+    <b:URL>https://www.maff.go.jp/j/tokei/kouhyou/kaimen_gyosei/index.html</b:URL>
+    <b:Month>5</b:Month>
+    <b:Day>30</b:Day>
+    <b:YearAccessed>2026</b:YearAccessed>
+    <b:MonthAccessed>1</b:MonthAccessed>
+    <b:DayAccessed>14</b:DayAccessed>
+    <b:RefOrder>3</b:RefOrder>
+  </b:Source>
+  <b:Source>
+    <b:Tag>IDE24</b:Tag>
+    <b:SourceType>InternetSite</b:SourceType>
+    <b:Guid>{8C5F4DA1-44D2-C64F-8A9E-9C94BA4EF546}</b:Guid>
+    <b:Title>IDEAS FOR GOOD</b:Title>
+    <b:InternetSiteTitle>真珠養殖のごみを、地域の財産に。伊勢志摩で始まった廃漁具の水平リサイクル</b:InternetSiteTitle>
+    <b:URL>https://ideasforgood.jp/2024/09/10/circular-fish-net/</b:URL>
+    <b:Year>2024</b:Year>
+    <b:Month>9</b:Month>
+    <b:Day>10</b:Day>
+    <b:RefOrder>4</b:RefOrder>
+  </b:Source>
+  <b:Source>
+    <b:Tag>坂村博93</b:Tag>
+    <b:SourceType>Report</b:SourceType>
+    <b:Guid>{9D43D4B6-2BDA-7A49-A81D-7DD2CAAC628B}</b:Guid>
+    <b:Title>廃電気製品に含まれる有害金属の環境影響評価</b:Title>
+    <b:Year>1993</b:Year>
+    <b:Publisher>東京大学</b:Publisher>
+    <b:Author>
+      <b:Author>
+        <b:NameList>
+          <b:Person>
+            <b:Last>坂村</b:Last>
+            <b:First>博康</b:First>
+          </b:Person>
+          <b:Person>
+            <b:Last>宇都野</b:Last>
+            <b:First>太</b:First>
+          </b:Person>
+          <b:Person>
+            <b:Last>安井</b:Last>
+            <b:First>至</b:First>
+          </b:Person>
+        </b:NameList>
+      </b:Author>
+    </b:Author>
+    <b:RefOrder>5</b:RefOrder>
+  </b:Source>
+  <b:Source>
+    <b:Tag>環境省</b:Tag>
+    <b:SourceType>DocumentFromInternetSite</b:SourceType>
+    <b:Guid>{91060327-F98F-CC43-A280-166C78EFE7FE}</b:Guid>
+    <b:Author>
+      <b:Author>
+        <b:Corporate>環境省</b:Corporate>
+      </b:Author>
+    </b:Author>
+    <b:Title>漁業者の協力による海洋ゴミ回収に関わる実証業務</b:Title>
+    <b:URL>https://www.google.com/search?q=%E6%B5%B7%E5%BA%95%E3%82%B4%E3%83%9F+%E5%9B%9E%E5%8F%8E%E6%96%B9%E6%B3%95%E3%80%80%E6%BD%9C%E6%B0%B4%E5%A3%AB&amp;sca_esv=25010ec7c4de7282&amp;rlz=1C5AJCO_enJP1197JP1197&amp;sxsrf=ANbL-n5diS4uYjZQU1Uy2h8hRB5t7xpFDQ%3A1768522913460&amp;ei=o</b:URL>
+    <b:Year>2025</b:Year>
+    <b:Month>3</b:Month>
+    <b:RefOrder>1</b:RefOrder>
+  </b:Source>
+</b:Sources>
 </file>
 
 <file path=customXml/item2.xml><?xml version="1.0" encoding="utf-8"?>
@@ -13208,124 +13398,18 @@
 </file>
 
 <file path=customXml/item4.xml><?xml version="1.0" encoding="utf-8"?>
-<b:Sources xmlns:b="http://schemas.openxmlformats.org/officeDocument/2006/bibliography" xmlns="http://schemas.openxmlformats.org/officeDocument/2006/bibliography" SelectedStyle="/SIST02.XSL" StyleName="SIST02" Version="2003">
-  <b:Source>
-    <b:Tag>国分秀04</b:Tag>
-    <b:SourceType>Report</b:SourceType>
-    <b:Guid>{79700DD5-CDE9-2C48-85A5-764D1BE41FBA}</b:Guid>
-    <b:Author>
-      <b:Author>
-        <b:NameList>
-          <b:Person>
-            <b:Last>国分</b:Last>
-            <b:First>秀樹</b:First>
-          </b:Person>
-          <b:Person>
-            <b:Last>奥村</b:Last>
-            <b:First>宏征</b:First>
-          </b:Person>
-          <b:Person>
-            <b:Last>上野</b:Last>
-            <b:First>成三</b:First>
-          </b:Person>
-          <b:Person>
-            <b:Last>高山</b:Last>
-            <b:First>百合子</b:First>
-          </b:Person>
-          <b:Person>
-            <b:Last>湯浅</b:Last>
-            <b:First>城之</b:First>
-          </b:Person>
-        </b:NameList>
-      </b:Author>
-    </b:Author>
-    <b:Title>英虞湾における浚渫ヘドロを用いた干潟造成実験から得られた干潟底質の最適条件</b:Title>
-    <b:Publisher>海岸工学論文集</b:Publisher>
-    <b:Year>2004</b:Year>
-    <b:RefOrder>2</b:RefOrder>
-  </b:Source>
-  <b:Source>
-    <b:Tag>農林水25</b:Tag>
-    <b:SourceType>DocumentFromInternetSite</b:SourceType>
-    <b:Guid>{31B3D0CF-2B97-0341-9108-133D73C242B9}</b:Guid>
-    <b:Title>海面漁業生産統計調査</b:Title>
-    <b:Year>2025</b:Year>
-    <b:LCID>ja-JP</b:LCID>
-    <b:Author>
-      <b:Author>
-        <b:Corporate>農林水産省</b:Corporate>
-      </b:Author>
-    </b:Author>
-    <b:InternetSiteTitle>農林水産省</b:InternetSiteTitle>
-    <b:URL>https://www.maff.go.jp/j/tokei/kouhyou/kaimen_gyosei/index.html</b:URL>
-    <b:Month>5</b:Month>
-    <b:Day>30</b:Day>
-    <b:YearAccessed>2026</b:YearAccessed>
-    <b:MonthAccessed>1</b:MonthAccessed>
-    <b:DayAccessed>14</b:DayAccessed>
-    <b:RefOrder>3</b:RefOrder>
-  </b:Source>
-  <b:Source>
-    <b:Tag>IDE24</b:Tag>
-    <b:SourceType>InternetSite</b:SourceType>
-    <b:Guid>{8C5F4DA1-44D2-C64F-8A9E-9C94BA4EF546}</b:Guid>
-    <b:Title>IDEAS FOR GOOD</b:Title>
-    <b:InternetSiteTitle>真珠養殖のごみを、地域の財産に。伊勢志摩で始まった廃漁具の水平リサイクル</b:InternetSiteTitle>
-    <b:URL>https://ideasforgood.jp/2024/09/10/circular-fish-net/</b:URL>
-    <b:Year>2024</b:Year>
-    <b:Month>9</b:Month>
-    <b:Day>10</b:Day>
-    <b:RefOrder>4</b:RefOrder>
-  </b:Source>
-  <b:Source>
-    <b:Tag>坂村博93</b:Tag>
-    <b:SourceType>Report</b:SourceType>
-    <b:Guid>{9D43D4B6-2BDA-7A49-A81D-7DD2CAAC628B}</b:Guid>
-    <b:Title>廃電気製品に含まれる有害金属の環境影響評価</b:Title>
-    <b:Year>1993</b:Year>
-    <b:Publisher>東京大学</b:Publisher>
-    <b:Author>
-      <b:Author>
-        <b:NameList>
-          <b:Person>
-            <b:Last>坂村</b:Last>
-            <b:First>博康</b:First>
-          </b:Person>
-          <b:Person>
-            <b:Last>宇都野</b:Last>
-            <b:First>太</b:First>
-          </b:Person>
-          <b:Person>
-            <b:Last>安井</b:Last>
-            <b:First>至</b:First>
-          </b:Person>
-        </b:NameList>
-      </b:Author>
-    </b:Author>
-    <b:RefOrder>5</b:RefOrder>
-  </b:Source>
-  <b:Source>
-    <b:Tag>環境省</b:Tag>
-    <b:SourceType>DocumentFromInternetSite</b:SourceType>
-    <b:Guid>{91060327-F98F-CC43-A280-166C78EFE7FE}</b:Guid>
-    <b:Author>
-      <b:Author>
-        <b:Corporate>環境省</b:Corporate>
-      </b:Author>
-    </b:Author>
-    <b:Title>漁業者の協力による海洋ゴミ回収に関わる実証業務</b:Title>
-    <b:URL>https://www.google.com/search?q=%E6%B5%B7%E5%BA%95%E3%82%B4%E3%83%9F+%E5%9B%9E%E5%8F%8E%E6%96%B9%E6%B3%95%E3%80%80%E6%BD%9C%E6%B0%B4%E5%A3%AB&amp;sca_esv=25010ec7c4de7282&amp;rlz=1C5AJCO_enJP1197JP1197&amp;sxsrf=ANbL-n5diS4uYjZQU1Uy2h8hRB5t7xpFDQ%3A1768522913460&amp;ei=o</b:URL>
-    <b:Year>2025</b:Year>
-    <b:Month>3</b:Month>
-    <b:RefOrder>1</b:RefOrder>
-  </b:Source>
-</b:Sources>
+<?mso-contentType ?>
+<FormTemplates xmlns="http://schemas.microsoft.com/sharepoint/v3/contenttype/forms">
+  <Display>DocumentLibraryForm</Display>
+  <Edit>DocumentLibraryForm</Edit>
+  <New>DocumentLibraryForm</New>
+</FormTemplates>
 </file>
 
 <file path=customXml/itemProps1.xml><?xml version="1.0" encoding="utf-8"?>
-<ds:datastoreItem xmlns:ds="http://schemas.openxmlformats.org/officeDocument/2006/customXml" ds:itemID="{58F7F0EB-A4F8-4A13-B8AC-4C27755BC2C3}">
+<ds:datastoreItem xmlns:ds="http://schemas.openxmlformats.org/officeDocument/2006/customXml" ds:itemID="{A99DC56A-A87D-FE4E-8EC6-2FF20663F888}">
   <ds:schemaRefs>
-    <ds:schemaRef ds:uri="http://schemas.microsoft.com/sharepoint/v3/contenttype/forms"/>
+    <ds:schemaRef ds:uri="http://schemas.openxmlformats.org/officeDocument/2006/bibliography"/>
   </ds:schemaRefs>
 </ds:datastoreItem>
 </file>
@@ -13361,9 +13445,9 @@
 </file>
 
 <file path=customXml/itemProps4.xml><?xml version="1.0" encoding="utf-8"?>
-<ds:datastoreItem xmlns:ds="http://schemas.openxmlformats.org/officeDocument/2006/customXml" ds:itemID="{A99DC56A-A87D-FE4E-8EC6-2FF20663F888}">
+<ds:datastoreItem xmlns:ds="http://schemas.openxmlformats.org/officeDocument/2006/customXml" ds:itemID="{58F7F0EB-A4F8-4A13-B8AC-4C27755BC2C3}">
   <ds:schemaRefs>
-    <ds:schemaRef ds:uri="http://schemas.openxmlformats.org/officeDocument/2006/bibliography"/>
+    <ds:schemaRef ds:uri="http://schemas.microsoft.com/sharepoint/v3/contenttype/forms"/>
   </ds:schemaRefs>
 </ds:datastoreItem>
 </file>
--- a/卒論.docx
+++ b/卒論.docx
@@ -435,7 +435,7 @@
         <w:br w:type="page"/>
       </w:r>
     </w:p>
-    <w:bookmarkStart w:id="5" w:name="_Toc219736901" w:displacedByCustomXml="next"/>
+    <w:bookmarkStart w:id="5" w:name="_Toc219798719" w:displacedByCustomXml="next"/>
     <w:sdt>
       <w:sdtPr>
         <w:rPr>
@@ -506,7 +506,7 @@
             </w:rPr>
             <w:fldChar w:fldCharType="separate"/>
           </w:r>
-          <w:hyperlink w:anchor="_Toc219736901" w:history="1">
+          <w:hyperlink w:anchor="_Toc219798719" w:history="1">
             <w:r>
               <w:rPr>
                 <w:rStyle w:val="af1"/>
@@ -534,7 +534,7 @@
                 <w:noProof/>
                 <w:webHidden/>
               </w:rPr>
-              <w:instrText xml:space="preserve"> PAGEREF _Toc219736901 \h </w:instrText>
+              <w:instrText xml:space="preserve"> PAGEREF _Toc219798719 \h </w:instrText>
             </w:r>
             <w:r>
               <w:rPr>
@@ -581,7 +581,7 @@
               <w:szCs w:val="24"/>
             </w:rPr>
           </w:pPr>
-          <w:hyperlink w:anchor="_Toc219736902" w:history="1">
+          <w:hyperlink w:anchor="_Toc219798720" w:history="1">
             <w:r>
               <w:rPr>
                 <w:rStyle w:val="af1"/>
@@ -608,7 +608,7 @@
                 <w:noProof/>
                 <w:webHidden/>
               </w:rPr>
-              <w:instrText xml:space="preserve"> PAGEREF _Toc219736902 \h </w:instrText>
+              <w:instrText xml:space="preserve"> PAGEREF _Toc219798720 \h </w:instrText>
             </w:r>
             <w:r>
               <w:rPr>
@@ -654,7 +654,7 @@
               <w:szCs w:val="24"/>
             </w:rPr>
           </w:pPr>
-          <w:hyperlink w:anchor="_Toc219736903" w:history="1">
+          <w:hyperlink w:anchor="_Toc219798721" w:history="1">
             <w:r>
               <w:rPr>
                 <w:rStyle w:val="af1"/>
@@ -698,7 +698,7 @@
                 <w:noProof/>
                 <w:webHidden/>
               </w:rPr>
-              <w:instrText xml:space="preserve"> PAGEREF _Toc219736903 \h </w:instrText>
+              <w:instrText xml:space="preserve"> PAGEREF _Toc219798721 \h </w:instrText>
             </w:r>
             <w:r>
               <w:rPr>
@@ -745,7 +745,7 @@
               <w:szCs w:val="24"/>
             </w:rPr>
           </w:pPr>
-          <w:hyperlink w:anchor="_Toc219736904" w:history="1">
+          <w:hyperlink w:anchor="_Toc219798722" w:history="1">
             <w:r>
               <w:rPr>
                 <w:rStyle w:val="af1"/>
@@ -790,7 +790,7 @@
                 <w:noProof/>
                 <w:webHidden/>
               </w:rPr>
-              <w:instrText xml:space="preserve"> PAGEREF _Toc219736904 \h </w:instrText>
+              <w:instrText xml:space="preserve"> PAGEREF _Toc219798722 \h </w:instrText>
             </w:r>
             <w:r>
               <w:rPr>
@@ -837,7 +837,7 @@
               <w:szCs w:val="24"/>
             </w:rPr>
           </w:pPr>
-          <w:hyperlink w:anchor="_Toc219736905" w:history="1">
+          <w:hyperlink w:anchor="_Toc219798723" w:history="1">
             <w:r>
               <w:rPr>
                 <w:rStyle w:val="af1"/>
@@ -882,7 +882,7 @@
                 <w:noProof/>
                 <w:webHidden/>
               </w:rPr>
-              <w:instrText xml:space="preserve"> PAGEREF _Toc219736905 \h </w:instrText>
+              <w:instrText xml:space="preserve"> PAGEREF _Toc219798723 \h </w:instrText>
             </w:r>
             <w:r>
               <w:rPr>
@@ -929,7 +929,7 @@
               <w:szCs w:val="24"/>
             </w:rPr>
           </w:pPr>
-          <w:hyperlink w:anchor="_Toc219736906" w:history="1">
+          <w:hyperlink w:anchor="_Toc219798724" w:history="1">
             <w:r>
               <w:rPr>
                 <w:rStyle w:val="af1"/>
@@ -974,7 +974,7 @@
                 <w:noProof/>
                 <w:webHidden/>
               </w:rPr>
-              <w:instrText xml:space="preserve"> PAGEREF _Toc219736906 \h </w:instrText>
+              <w:instrText xml:space="preserve"> PAGEREF _Toc219798724 \h </w:instrText>
             </w:r>
             <w:r>
               <w:rPr>
@@ -1020,7 +1020,7 @@
               <w:szCs w:val="24"/>
             </w:rPr>
           </w:pPr>
-          <w:hyperlink w:anchor="_Toc219736907" w:history="1">
+          <w:hyperlink w:anchor="_Toc219798725" w:history="1">
             <w:r>
               <w:rPr>
                 <w:rStyle w:val="af1"/>
@@ -1064,7 +1064,7 @@
                 <w:noProof/>
                 <w:webHidden/>
               </w:rPr>
-              <w:instrText xml:space="preserve"> PAGEREF _Toc219736907 \h </w:instrText>
+              <w:instrText xml:space="preserve"> PAGEREF _Toc219798725 \h </w:instrText>
             </w:r>
             <w:r>
               <w:rPr>
@@ -1109,7 +1109,7 @@
               <w:szCs w:val="24"/>
             </w:rPr>
           </w:pPr>
-          <w:hyperlink w:anchor="_Toc219736908" w:history="1">
+          <w:hyperlink w:anchor="_Toc219798726" w:history="1">
             <w:r>
               <w:rPr>
                 <w:rStyle w:val="af1"/>
@@ -1136,7 +1136,7 @@
                 <w:noProof/>
                 <w:webHidden/>
               </w:rPr>
-              <w:instrText xml:space="preserve"> PAGEREF _Toc219736908 \h </w:instrText>
+              <w:instrText xml:space="preserve"> PAGEREF _Toc219798726 \h </w:instrText>
             </w:r>
             <w:r>
               <w:rPr>
@@ -1183,7 +1183,7 @@
               <w:szCs w:val="24"/>
             </w:rPr>
           </w:pPr>
-          <w:hyperlink w:anchor="_Toc219736909" w:history="1">
+          <w:hyperlink w:anchor="_Toc219798727" w:history="1">
             <w:r>
               <w:rPr>
                 <w:rStyle w:val="af1"/>
@@ -1210,7 +1210,7 @@
                 <w:noProof/>
                 <w:webHidden/>
               </w:rPr>
-              <w:instrText xml:space="preserve"> PAGEREF _Toc219736909 \h </w:instrText>
+              <w:instrText xml:space="preserve"> PAGEREF _Toc219798727 \h </w:instrText>
             </w:r>
             <w:r>
               <w:rPr>
@@ -1255,7 +1255,7 @@
               <w:szCs w:val="24"/>
             </w:rPr>
           </w:pPr>
-          <w:hyperlink w:anchor="_Toc219736910" w:history="1">
+          <w:hyperlink w:anchor="_Toc219798728" w:history="1">
             <w:r>
               <w:rPr>
                 <w:rStyle w:val="af1"/>
@@ -1282,7 +1282,7 @@
                 <w:noProof/>
                 <w:webHidden/>
               </w:rPr>
-              <w:instrText xml:space="preserve"> PAGEREF _Toc219736910 \h </w:instrText>
+              <w:instrText xml:space="preserve"> PAGEREF _Toc219798728 \h </w:instrText>
             </w:r>
             <w:r>
               <w:rPr>
@@ -1327,7 +1327,7 @@
               <w:szCs w:val="24"/>
             </w:rPr>
           </w:pPr>
-          <w:hyperlink w:anchor="_Toc219736911" w:history="1">
+          <w:hyperlink w:anchor="_Toc219798729" w:history="1">
             <w:r>
               <w:rPr>
                 <w:rStyle w:val="af1"/>
@@ -1354,7 +1354,7 @@
                 <w:noProof/>
                 <w:webHidden/>
               </w:rPr>
-              <w:instrText xml:space="preserve"> PAGEREF _Toc219736911 \h </w:instrText>
+              <w:instrText xml:space="preserve"> PAGEREF _Toc219798729 \h </w:instrText>
             </w:r>
             <w:r>
               <w:rPr>
@@ -1400,7 +1400,7 @@
               <w:szCs w:val="24"/>
             </w:rPr>
           </w:pPr>
-          <w:hyperlink w:anchor="_Toc219736912" w:history="1">
+          <w:hyperlink w:anchor="_Toc219798730" w:history="1">
             <w:r>
               <w:rPr>
                 <w:rStyle w:val="af1"/>
@@ -1427,7 +1427,7 @@
                 <w:noProof/>
                 <w:webHidden/>
               </w:rPr>
-              <w:instrText xml:space="preserve"> PAGEREF _Toc219736912 \h </w:instrText>
+              <w:instrText xml:space="preserve"> PAGEREF _Toc219798730 \h </w:instrText>
             </w:r>
             <w:r>
               <w:rPr>
@@ -1473,7 +1473,7 @@
               <w:szCs w:val="24"/>
             </w:rPr>
           </w:pPr>
-          <w:hyperlink w:anchor="_Toc219736913" w:history="1">
+          <w:hyperlink w:anchor="_Toc219798731" w:history="1">
             <w:r>
               <w:rPr>
                 <w:rStyle w:val="af1"/>
@@ -1500,7 +1500,7 @@
                 <w:noProof/>
                 <w:webHidden/>
               </w:rPr>
-              <w:instrText xml:space="preserve"> PAGEREF _Toc219736913 \h </w:instrText>
+              <w:instrText xml:space="preserve"> PAGEREF _Toc219798731 \h </w:instrText>
             </w:r>
             <w:r>
               <w:rPr>
@@ -1545,7 +1545,7 @@
               <w:szCs w:val="24"/>
             </w:rPr>
           </w:pPr>
-          <w:hyperlink w:anchor="_Toc219736914" w:history="1">
+          <w:hyperlink w:anchor="_Toc219798732" w:history="1">
             <w:r>
               <w:rPr>
                 <w:rStyle w:val="af1"/>
@@ -1572,7 +1572,7 @@
                 <w:noProof/>
                 <w:webHidden/>
               </w:rPr>
-              <w:instrText xml:space="preserve"> PAGEREF _Toc219736914 \h </w:instrText>
+              <w:instrText xml:space="preserve"> PAGEREF _Toc219798732 \h </w:instrText>
             </w:r>
             <w:r>
               <w:rPr>
@@ -1617,7 +1617,7 @@
               <w:szCs w:val="24"/>
             </w:rPr>
           </w:pPr>
-          <w:hyperlink w:anchor="_Toc219736915" w:history="1">
+          <w:hyperlink w:anchor="_Toc219798733" w:history="1">
             <w:r>
               <w:rPr>
                 <w:rStyle w:val="af1"/>
@@ -1644,7 +1644,7 @@
                 <w:noProof/>
                 <w:webHidden/>
               </w:rPr>
-              <w:instrText xml:space="preserve"> PAGEREF _Toc219736915 \h </w:instrText>
+              <w:instrText xml:space="preserve"> PAGEREF _Toc219798733 \h </w:instrText>
             </w:r>
             <w:r>
               <w:rPr>
@@ -1691,7 +1691,7 @@
               <w:szCs w:val="24"/>
             </w:rPr>
           </w:pPr>
-          <w:hyperlink w:anchor="_Toc219736916" w:history="1">
+          <w:hyperlink w:anchor="_Toc219798734" w:history="1">
             <w:r>
               <w:rPr>
                 <w:rStyle w:val="af1"/>
@@ -1718,7 +1718,7 @@
                 <w:noProof/>
                 <w:webHidden/>
               </w:rPr>
-              <w:instrText xml:space="preserve"> PAGEREF _Toc219736916 \h </w:instrText>
+              <w:instrText xml:space="preserve"> PAGEREF _Toc219798734 \h </w:instrText>
             </w:r>
             <w:r>
               <w:rPr>
@@ -1763,7 +1763,7 @@
               <w:szCs w:val="24"/>
             </w:rPr>
           </w:pPr>
-          <w:hyperlink w:anchor="_Toc219736917" w:history="1">
+          <w:hyperlink w:anchor="_Toc219798735" w:history="1">
             <w:r>
               <w:rPr>
                 <w:rStyle w:val="af1"/>
@@ -1790,7 +1790,7 @@
                 <w:noProof/>
                 <w:webHidden/>
               </w:rPr>
-              <w:instrText xml:space="preserve"> PAGEREF _Toc219736917 \h </w:instrText>
+              <w:instrText xml:space="preserve"> PAGEREF _Toc219798735 \h </w:instrText>
             </w:r>
             <w:r>
               <w:rPr>
@@ -1836,7 +1836,7 @@
               <w:szCs w:val="24"/>
             </w:rPr>
           </w:pPr>
-          <w:hyperlink w:anchor="_Toc219736918" w:history="1">
+          <w:hyperlink w:anchor="_Toc219798736" w:history="1">
             <w:r>
               <w:rPr>
                 <w:rStyle w:val="af1"/>
@@ -1863,7 +1863,7 @@
                 <w:noProof/>
                 <w:webHidden/>
               </w:rPr>
-              <w:instrText xml:space="preserve"> PAGEREF _Toc219736918 \h </w:instrText>
+              <w:instrText xml:space="preserve"> PAGEREF _Toc219798736 \h </w:instrText>
             </w:r>
             <w:r>
               <w:rPr>
@@ -1909,7 +1909,7 @@
               <w:szCs w:val="24"/>
             </w:rPr>
           </w:pPr>
-          <w:hyperlink w:anchor="_Toc219736919" w:history="1">
+          <w:hyperlink w:anchor="_Toc219798737" w:history="1">
             <w:r>
               <w:rPr>
                 <w:rStyle w:val="af1"/>
@@ -1936,7 +1936,7 @@
                 <w:noProof/>
                 <w:webHidden/>
               </w:rPr>
-              <w:instrText xml:space="preserve"> PAGEREF _Toc219736919 \h </w:instrText>
+              <w:instrText xml:space="preserve"> PAGEREF _Toc219798737 \h </w:instrText>
             </w:r>
             <w:r>
               <w:rPr>
@@ -1981,7 +1981,7 @@
               <w:szCs w:val="24"/>
             </w:rPr>
           </w:pPr>
-          <w:hyperlink w:anchor="_Toc219736920" w:history="1">
+          <w:hyperlink w:anchor="_Toc219798738" w:history="1">
             <w:r>
               <w:rPr>
                 <w:rStyle w:val="af1"/>
@@ -2008,7 +2008,7 @@
                 <w:noProof/>
                 <w:webHidden/>
               </w:rPr>
-              <w:instrText xml:space="preserve"> PAGEREF _Toc219736920 \h </w:instrText>
+              <w:instrText xml:space="preserve"> PAGEREF _Toc219798738 \h </w:instrText>
             </w:r>
             <w:r>
               <w:rPr>
@@ -2054,7 +2054,7 @@
               <w:szCs w:val="24"/>
             </w:rPr>
           </w:pPr>
-          <w:hyperlink w:anchor="_Toc219736921" w:history="1">
+          <w:hyperlink w:anchor="_Toc219798739" w:history="1">
             <w:r>
               <w:rPr>
                 <w:rStyle w:val="af1"/>
@@ -2081,7 +2081,7 @@
                 <w:noProof/>
                 <w:webHidden/>
               </w:rPr>
-              <w:instrText xml:space="preserve"> PAGEREF _Toc219736921 \h </w:instrText>
+              <w:instrText xml:space="preserve"> PAGEREF _Toc219798739 \h </w:instrText>
             </w:r>
             <w:r>
               <w:rPr>
@@ -2127,7 +2127,7 @@
               <w:szCs w:val="24"/>
             </w:rPr>
           </w:pPr>
-          <w:hyperlink w:anchor="_Toc219736922" w:history="1">
+          <w:hyperlink w:anchor="_Toc219798740" w:history="1">
             <w:r>
               <w:rPr>
                 <w:rStyle w:val="af1"/>
@@ -2154,7 +2154,7 @@
                 <w:noProof/>
                 <w:webHidden/>
               </w:rPr>
-              <w:instrText xml:space="preserve"> PAGEREF _Toc219736922 \h </w:instrText>
+              <w:instrText xml:space="preserve"> PAGEREF _Toc219798740 \h </w:instrText>
             </w:r>
             <w:r>
               <w:rPr>
@@ -2200,7 +2200,7 @@
               <w:szCs w:val="24"/>
             </w:rPr>
           </w:pPr>
-          <w:hyperlink w:anchor="_Toc219736923" w:history="1">
+          <w:hyperlink w:anchor="_Toc219798741" w:history="1">
             <w:r>
               <w:rPr>
                 <w:rStyle w:val="af1"/>
@@ -2227,7 +2227,7 @@
                 <w:noProof/>
                 <w:webHidden/>
               </w:rPr>
-              <w:instrText xml:space="preserve"> PAGEREF _Toc219736923 \h </w:instrText>
+              <w:instrText xml:space="preserve"> PAGEREF _Toc219798741 \h </w:instrText>
             </w:r>
             <w:r>
               <w:rPr>
@@ -2273,7 +2273,7 @@
               <w:szCs w:val="24"/>
             </w:rPr>
           </w:pPr>
-          <w:hyperlink w:anchor="_Toc219736924" w:history="1">
+          <w:hyperlink w:anchor="_Toc219798742" w:history="1">
             <w:r>
               <w:rPr>
                 <w:rStyle w:val="af1"/>
@@ -2300,7 +2300,7 @@
                 <w:noProof/>
                 <w:webHidden/>
               </w:rPr>
-              <w:instrText xml:space="preserve"> PAGEREF _Toc219736924 \h </w:instrText>
+              <w:instrText xml:space="preserve"> PAGEREF _Toc219798742 \h </w:instrText>
             </w:r>
             <w:r>
               <w:rPr>
@@ -2320,7 +2320,7 @@
                 <w:noProof/>
                 <w:webHidden/>
               </w:rPr>
-              <w:t>23</w:t>
+              <w:t>22</w:t>
             </w:r>
             <w:r>
               <w:rPr>
@@ -2345,7 +2345,7 @@
               <w:szCs w:val="24"/>
             </w:rPr>
           </w:pPr>
-          <w:hyperlink w:anchor="_Toc219736925" w:history="1">
+          <w:hyperlink w:anchor="_Toc219798743" w:history="1">
             <w:r>
               <w:rPr>
                 <w:rStyle w:val="af1"/>
@@ -2372,7 +2372,7 @@
                 <w:noProof/>
                 <w:webHidden/>
               </w:rPr>
-              <w:instrText xml:space="preserve"> PAGEREF _Toc219736925 \h </w:instrText>
+              <w:instrText xml:space="preserve"> PAGEREF _Toc219798743 \h </w:instrText>
             </w:r>
             <w:r>
               <w:rPr>
@@ -2392,7 +2392,7 @@
                 <w:noProof/>
                 <w:webHidden/>
               </w:rPr>
-              <w:t>24</w:t>
+              <w:t>23</w:t>
             </w:r>
             <w:r>
               <w:rPr>
@@ -2418,7 +2418,7 @@
               <w:szCs w:val="24"/>
             </w:rPr>
           </w:pPr>
-          <w:hyperlink w:anchor="_Toc219736926" w:history="1">
+          <w:hyperlink w:anchor="_Toc219798744" w:history="1">
             <w:r>
               <w:rPr>
                 <w:rStyle w:val="af1"/>
@@ -2445,7 +2445,7 @@
                 <w:noProof/>
                 <w:webHidden/>
               </w:rPr>
-              <w:instrText xml:space="preserve"> PAGEREF _Toc219736926 \h </w:instrText>
+              <w:instrText xml:space="preserve"> PAGEREF _Toc219798744 \h </w:instrText>
             </w:r>
             <w:r>
               <w:rPr>
@@ -2465,7 +2465,7 @@
                 <w:noProof/>
                 <w:webHidden/>
               </w:rPr>
-              <w:t>24</w:t>
+              <w:t>23</w:t>
             </w:r>
             <w:r>
               <w:rPr>
@@ -2491,7 +2491,7 @@
               <w:szCs w:val="24"/>
             </w:rPr>
           </w:pPr>
-          <w:hyperlink w:anchor="_Toc219736927" w:history="1">
+          <w:hyperlink w:anchor="_Toc219798745" w:history="1">
             <w:r>
               <w:rPr>
                 <w:rStyle w:val="af1"/>
@@ -2518,7 +2518,7 @@
                 <w:noProof/>
                 <w:webHidden/>
               </w:rPr>
-              <w:instrText xml:space="preserve"> PAGEREF _Toc219736927 \h </w:instrText>
+              <w:instrText xml:space="preserve"> PAGEREF _Toc219798745 \h </w:instrText>
             </w:r>
             <w:r>
               <w:rPr>
@@ -2538,7 +2538,7 @@
                 <w:noProof/>
                 <w:webHidden/>
               </w:rPr>
-              <w:t>25</w:t>
+              <w:t>24</w:t>
             </w:r>
             <w:r>
               <w:rPr>
@@ -2564,7 +2564,7 @@
               <w:szCs w:val="24"/>
             </w:rPr>
           </w:pPr>
-          <w:hyperlink w:anchor="_Toc219736928" w:history="1">
+          <w:hyperlink w:anchor="_Toc219798746" w:history="1">
             <w:r>
               <w:rPr>
                 <w:rStyle w:val="af1"/>
@@ -2591,7 +2591,7 @@
                 <w:noProof/>
                 <w:webHidden/>
               </w:rPr>
-              <w:instrText xml:space="preserve"> PAGEREF _Toc219736928 \h </w:instrText>
+              <w:instrText xml:space="preserve"> PAGEREF _Toc219798746 \h </w:instrText>
             </w:r>
             <w:r>
               <w:rPr>
@@ -2638,7 +2638,7 @@
               <w:szCs w:val="24"/>
             </w:rPr>
           </w:pPr>
-          <w:hyperlink w:anchor="_Toc219736929" w:history="1">
+          <w:hyperlink w:anchor="_Toc219798747" w:history="1">
             <w:r>
               <w:rPr>
                 <w:rStyle w:val="af1"/>
@@ -2665,7 +2665,7 @@
                 <w:noProof/>
                 <w:webHidden/>
               </w:rPr>
-              <w:instrText xml:space="preserve"> PAGEREF _Toc219736929 \h </w:instrText>
+              <w:instrText xml:space="preserve"> PAGEREF _Toc219798747 \h </w:instrText>
             </w:r>
             <w:r>
               <w:rPr>
@@ -2685,7 +2685,7 @@
                 <w:noProof/>
                 <w:webHidden/>
               </w:rPr>
-              <w:t>28</w:t>
+              <w:t>27</w:t>
             </w:r>
             <w:r>
               <w:rPr>
@@ -2710,7 +2710,7 @@
               <w:szCs w:val="24"/>
             </w:rPr>
           </w:pPr>
-          <w:hyperlink w:anchor="_Toc219736930" w:history="1">
+          <w:hyperlink w:anchor="_Toc219798748" w:history="1">
             <w:r>
               <w:rPr>
                 <w:rStyle w:val="af1"/>
@@ -2737,7 +2737,7 @@
                 <w:noProof/>
                 <w:webHidden/>
               </w:rPr>
-              <w:instrText xml:space="preserve"> PAGEREF _Toc219736930 \h </w:instrText>
+              <w:instrText xml:space="preserve"> PAGEREF _Toc219798748 \h </w:instrText>
             </w:r>
             <w:r>
               <w:rPr>
@@ -2757,7 +2757,7 @@
                 <w:noProof/>
                 <w:webHidden/>
               </w:rPr>
-              <w:t>28</w:t>
+              <w:t>27</w:t>
             </w:r>
             <w:r>
               <w:rPr>
@@ -2782,7 +2782,7 @@
               <w:szCs w:val="24"/>
             </w:rPr>
           </w:pPr>
-          <w:hyperlink w:anchor="_Toc219736931" w:history="1">
+          <w:hyperlink w:anchor="_Toc219798749" w:history="1">
             <w:r>
               <w:rPr>
                 <w:rStyle w:val="af1"/>
@@ -2809,7 +2809,7 @@
                 <w:noProof/>
                 <w:webHidden/>
               </w:rPr>
-              <w:instrText xml:space="preserve"> PAGEREF _Toc219736931 \h </w:instrText>
+              <w:instrText xml:space="preserve"> PAGEREF _Toc219798749 \h </w:instrText>
             </w:r>
             <w:r>
               <w:rPr>
@@ -2829,7 +2829,7 @@
                 <w:noProof/>
                 <w:webHidden/>
               </w:rPr>
-              <w:t>28</w:t>
+              <w:t>27</w:t>
             </w:r>
             <w:r>
               <w:rPr>
@@ -2856,7 +2856,7 @@
               <w:szCs w:val="24"/>
             </w:rPr>
           </w:pPr>
-          <w:hyperlink w:anchor="_Toc219736932" w:history="1">
+          <w:hyperlink w:anchor="_Toc219798750" w:history="1">
             <w:r>
               <w:rPr>
                 <w:rStyle w:val="af1"/>
@@ -2883,7 +2883,7 @@
                 <w:noProof/>
                 <w:webHidden/>
               </w:rPr>
-              <w:instrText xml:space="preserve"> PAGEREF _Toc219736932 \h </w:instrText>
+              <w:instrText xml:space="preserve"> PAGEREF _Toc219798750 \h </w:instrText>
             </w:r>
             <w:r>
               <w:rPr>
@@ -2903,7 +2903,7 @@
                 <w:noProof/>
                 <w:webHidden/>
               </w:rPr>
-              <w:t>30</w:t>
+              <w:t>28</w:t>
             </w:r>
             <w:r>
               <w:rPr>
@@ -2930,7 +2930,7 @@
               <w:szCs w:val="24"/>
             </w:rPr>
           </w:pPr>
-          <w:hyperlink w:anchor="_Toc219736933" w:history="1">
+          <w:hyperlink w:anchor="_Toc219798751" w:history="1">
             <w:r>
               <w:rPr>
                 <w:rStyle w:val="af1"/>
@@ -2957,7 +2957,7 @@
                 <w:noProof/>
                 <w:webHidden/>
               </w:rPr>
-              <w:instrText xml:space="preserve"> PAGEREF _Toc219736933 \h </w:instrText>
+              <w:instrText xml:space="preserve"> PAGEREF _Toc219798751 \h </w:instrText>
             </w:r>
             <w:r>
               <w:rPr>
@@ -2977,7 +2977,7 @@
                 <w:noProof/>
                 <w:webHidden/>
               </w:rPr>
-              <w:t>30</w:t>
+              <w:t>28</w:t>
             </w:r>
             <w:r>
               <w:rPr>
@@ -3020,7 +3020,7 @@
       <w:pPr>
         <w:pStyle w:val="1"/>
       </w:pPr>
-      <w:bookmarkStart w:id="6" w:name="_Toc219736902"/>
+      <w:bookmarkStart w:id="6" w:name="_Toc219798720"/>
       <w:r>
         <w:rPr>
           <w:rFonts w:hint="eastAsia"/>
@@ -3038,7 +3038,7 @@
           <w:numId w:val="2"/>
         </w:numPr>
       </w:pPr>
-      <w:bookmarkStart w:id="7" w:name="_Toc219736903"/>
+      <w:bookmarkStart w:id="7" w:name="_Toc219798721"/>
       <w:r>
         <w:rPr>
           <w:rFonts w:hint="eastAsia"/>
@@ -3055,7 +3055,7 @@
           <w:numId w:val="2"/>
         </w:numPr>
       </w:pPr>
-      <w:bookmarkStart w:id="8" w:name="_Toc219736904"/>
+      <w:bookmarkStart w:id="8" w:name="_Toc219798722"/>
       <w:r>
         <w:t>英虞湾における真珠養殖と海底ゴミの問題</w:t>
       </w:r>
@@ -3122,7 +3122,7 @@
           <w:noProof/>
         </w:rPr>
         <w:drawing>
-          <wp:inline distT="0" distB="0" distL="0" distR="0" wp14:anchorId="65A85B42" wp14:editId="35B783D6">
+          <wp:inline distT="0" distB="0" distL="0" distR="0" wp14:anchorId="65A85B42" wp14:editId="672661A1">
             <wp:extent cx="2921000" cy="2618029"/>
             <wp:effectExtent l="0" t="0" r="0" b="0"/>
             <wp:docPr id="1872789778" name="図 5" descr="グラフ, 円グラフ&#10;&#10;AI 生成コンテンツは誤りを含む可能性があります。"/>
@@ -3254,7 +3254,7 @@
           <w:numId w:val="2"/>
         </w:numPr>
       </w:pPr>
-      <w:bookmarkStart w:id="11" w:name="_Toc219736905"/>
+      <w:bookmarkStart w:id="11" w:name="_Toc219798723"/>
       <w:r>
         <w:t>既存の調査手法とその限界</w:t>
       </w:r>
@@ -3334,7 +3334,15 @@
         <w:ind w:firstLineChars="100" w:firstLine="210"/>
       </w:pPr>
       <w:r>
-        <w:t>したがって、潜水士による目視確認や手探りの探索に頼らない、安全かつ低コストな代替手段の確立が急務となっている。</w:t>
+        <w:t>したがって、潜水士による目視確認や手探りの探索に頼らない、安全かつ低コスト</w:t>
+      </w:r>
+      <w:proofErr w:type="gramStart"/>
+      <w:r>
+        <w:t>な</w:t>
+      </w:r>
+      <w:proofErr w:type="gramEnd"/>
+      <w:r>
+        <w:t>代替手段の確立が急務となっている。</w:t>
       </w:r>
     </w:p>
     <w:p>
@@ -3345,7 +3353,7 @@
           <w:numId w:val="2"/>
         </w:numPr>
       </w:pPr>
-      <w:bookmarkStart w:id="12" w:name="_Toc219736906"/>
+      <w:bookmarkStart w:id="12" w:name="_Toc219798724"/>
       <w:r>
         <w:t>水中ドローンによる解決のアプローチ</w:t>
       </w:r>
@@ -3408,7 +3416,7 @@
           <w:numId w:val="2"/>
         </w:numPr>
       </w:pPr>
-      <w:bookmarkStart w:id="13" w:name="_Toc219736907"/>
+      <w:bookmarkStart w:id="13" w:name="_Toc219798725"/>
       <w:r>
         <w:rPr>
           <w:rFonts w:hint="eastAsia"/>
@@ -3471,7 +3479,7 @@
       <w:pPr>
         <w:pStyle w:val="2"/>
       </w:pPr>
-      <w:bookmarkStart w:id="14" w:name="_Toc219736908"/>
+      <w:bookmarkStart w:id="14" w:name="_Toc219798726"/>
       <w:r>
         <w:t>1.3</w:t>
       </w:r>
@@ -3586,7 +3594,7 @@
         <w:pStyle w:val="1"/>
         <w:ind w:left="0"/>
       </w:pPr>
-      <w:bookmarkStart w:id="15" w:name="_Toc219736909"/>
+      <w:bookmarkStart w:id="15" w:name="_Toc219798727"/>
       <w:r>
         <w:rPr>
           <w:rFonts w:hint="eastAsia"/>
@@ -3623,7 +3631,7 @@
       <w:pPr>
         <w:pStyle w:val="2"/>
       </w:pPr>
-      <w:bookmarkStart w:id="16" w:name="_Toc219736910"/>
+      <w:bookmarkStart w:id="16" w:name="_Toc219798728"/>
       <w:r>
         <w:t>2.1</w:t>
       </w:r>
@@ -3815,7 +3823,7 @@
       <w:pPr>
         <w:pStyle w:val="2"/>
       </w:pPr>
-      <w:bookmarkStart w:id="18" w:name="_Toc219736911"/>
+      <w:bookmarkStart w:id="18" w:name="_Toc219798729"/>
       <w:r>
         <w:t>2.2</w:t>
       </w:r>
@@ -3831,7 +3839,7 @@
       <w:pPr>
         <w:pStyle w:val="3"/>
       </w:pPr>
-      <w:bookmarkStart w:id="19" w:name="_Toc219736912"/>
+      <w:bookmarkStart w:id="19" w:name="_Toc219798730"/>
       <w:r>
         <w:t>2.2.1</w:t>
       </w:r>
@@ -3846,6 +3854,9 @@
     <w:p>
       <w:pPr>
         <w:ind w:firstLineChars="100" w:firstLine="210"/>
+        <w:rPr>
+          <w:rFonts w:hint="eastAsia"/>
+        </w:rPr>
       </w:pPr>
       <w:r>
         <w:t>英虞湾のような広範囲な海域を効率的に調査するため、最終的にはワイヤレスによる遠隔操作システムを提案する</w:t>
@@ -3887,137 +3898,126 @@
     <w:p>
       <w:pPr>
         <w:ind w:firstLineChars="100" w:firstLine="210"/>
-      </w:pPr>
+        <w:rPr>
+          <w:rFonts w:hint="eastAsia"/>
+        </w:rPr>
+      </w:pPr>
+      <w:r>
+        <w:t xml:space="preserve">Raspberry Pi 5 </w:t>
+      </w:r>
+      <w:r>
+        <w:t>は、英国</w:t>
+      </w:r>
+      <w:r>
+        <w:t>Raspberry Pi</w:t>
+      </w:r>
+      <w:r>
+        <w:t>財団が開発した高性能なシングルボードコンピュータである。小型ながら</w:t>
+      </w:r>
+      <w:r>
+        <w:t>PC</w:t>
+      </w:r>
+      <w:r>
+        <w:t>と同等の処理能力を有しており、本システムではメインコントローラとして機能する。具体的には、計測デバイスの制御ドライバの実行、取得データの一次処理、および</w:t>
+      </w:r>
+      <w:r>
+        <w:t>4G</w:t>
+      </w:r>
+      <w:r>
+        <w:t>ルーターを介した外部との通信制御を一手に担う</w:t>
+      </w:r>
+      <w:r>
+        <w:rPr>
+          <w:rFonts w:hint="eastAsia"/>
+        </w:rPr>
+        <w:t>。</w:t>
+      </w:r>
     </w:p>
     <w:p>
       <w:pPr>
         <w:ind w:firstLineChars="100" w:firstLine="210"/>
       </w:pPr>
       <w:r>
-        <w:t xml:space="preserve">Raspberry Pi 5 </w:t>
-      </w:r>
-      <w:r>
-        <w:t>は、英国</w:t>
+        <w:t xml:space="preserve">Analog Discovery 2 </w:t>
+      </w:r>
+      <w:r>
+        <w:t>は、</w:t>
+      </w:r>
+      <w:proofErr w:type="spellStart"/>
+      <w:r>
+        <w:t>Digilent</w:t>
+      </w:r>
+      <w:proofErr w:type="spellEnd"/>
+      <w:r>
+        <w:t>社製の</w:t>
+      </w:r>
+      <w:r>
+        <w:t>USB</w:t>
+      </w:r>
+      <w:r>
+        <w:t>接続型多機能計測器である。オシロスコープやファンクションジェネレータ等の機能を掌サイズの筐体に集約しており、</w:t>
       </w:r>
       <w:r>
         <w:t>Raspberry Pi</w:t>
       </w:r>
       <w:r>
-        <w:t>財団が開発した高性能なシングルボードコンピュータである。小型ながら</w:t>
-      </w:r>
-      <w:r>
-        <w:t>PC</w:t>
-      </w:r>
-      <w:r>
-        <w:t>と同等の処理能力を有しており、本システムではメインコントローラとして機能する。具体的には、計測デバイスの制御ドライバの実行、取得データの一次処理、および</w:t>
+        <w:t>からの制御が可能である。本研究では、電磁センサの励磁コイルに対して特定の周波数の交流信号を出力すると同時に、検出コイルからの微弱な電圧変化を高精度にデジタル変換し、データとして取り込むために使用する。</w:t>
+      </w:r>
+    </w:p>
+    <w:p>
+      <w:pPr>
+        <w:ind w:firstLineChars="150" w:firstLine="315"/>
+      </w:pPr>
+      <w:r>
+        <w:rPr>
+          <w:rFonts w:hint="eastAsia"/>
+        </w:rPr>
+        <w:t>図</w:t>
+      </w:r>
+      <w:r>
+        <w:rPr>
+          <w:rFonts w:ascii="Apple Color Emoji" w:hAnsi="Apple Color Emoji" w:cs="Apple Color Emoji" w:hint="eastAsia"/>
+        </w:rPr>
+        <w:t>⭕️</w:t>
+      </w:r>
+      <w:r>
+        <w:rPr>
+          <w:rFonts w:ascii="Apple Color Emoji" w:hAnsi="Apple Color Emoji" w:cs="Apple Color Emoji" w:hint="eastAsia"/>
+        </w:rPr>
+        <w:t>にシステム構成図を示す。</w:t>
+      </w:r>
+      <w:r>
+        <w:t>全体の動作としては</w:t>
+      </w:r>
+      <w:r>
+        <w:rPr>
+          <w:rFonts w:hint="eastAsia"/>
+        </w:rPr>
+        <w:t>、</w:t>
+      </w:r>
+      <w:r>
+        <w:t>水中ドローンが</w:t>
+      </w:r>
+      <w:r>
+        <w:rPr>
+          <w:rFonts w:hint="eastAsia"/>
+        </w:rPr>
+        <w:t>ペリカン</w:t>
+      </w:r>
+      <w:r>
+        <w:rPr>
+          <w:rFonts w:hint="eastAsia"/>
+        </w:rPr>
+        <w:t>ケ</w:t>
+      </w:r>
+      <w:r>
+        <w:t>ースを牽引しながら移動し、</w:t>
       </w:r>
       <w:r>
         <w:t>4G</w:t>
       </w:r>
       <w:r>
-        <w:t>ルーターを介した外部との通信制御を一手に担う</w:t>
-      </w:r>
-      <w:r>
-        <w:rPr>
-          <w:rFonts w:hint="eastAsia"/>
-        </w:rPr>
-        <w:t>。</w:t>
-      </w:r>
-    </w:p>
-    <w:p>
-      <w:pPr>
-        <w:ind w:firstLineChars="100" w:firstLine="210"/>
-      </w:pPr>
-    </w:p>
-    <w:p>
-      <w:pPr>
-        <w:ind w:firstLineChars="100" w:firstLine="210"/>
-      </w:pPr>
-      <w:r>
-        <w:t xml:space="preserve">Analog Discovery 2 </w:t>
-      </w:r>
-      <w:r>
-        <w:t>は、</w:t>
-      </w:r>
-      <w:proofErr w:type="spellStart"/>
-      <w:r>
-        <w:t>Digilent</w:t>
-      </w:r>
-      <w:proofErr w:type="spellEnd"/>
-      <w:r>
-        <w:t>社製の</w:t>
-      </w:r>
-      <w:r>
-        <w:t>USB</w:t>
-      </w:r>
-      <w:r>
-        <w:t>接続型多機能計測器である。オシロスコープやファンクションジェネレータ等の機能を掌サイズの筐体に集約しており、</w:t>
-      </w:r>
-      <w:r>
-        <w:t>Raspberry Pi</w:t>
-      </w:r>
-      <w:r>
-        <w:t>からの制御が可能である。本研究では、電磁センサの励磁コイルに対して特定の周波数の交流信号を出力すると同時に、検出コイルからの微弱な電圧変化を高精度にデジタル変換し、データとして取り込むために使用する。</w:t>
-      </w:r>
-    </w:p>
-    <w:p>
-      <w:pPr>
-        <w:ind w:firstLineChars="150" w:firstLine="315"/>
-      </w:pPr>
-      <w:r>
-        <w:rPr>
-          <w:rFonts w:hint="eastAsia"/>
-        </w:rPr>
-        <w:t>図</w:t>
-      </w:r>
-      <w:r>
-        <w:rPr>
-          <w:rFonts w:ascii="Apple Color Emoji" w:hAnsi="Apple Color Emoji" w:cs="Apple Color Emoji" w:hint="eastAsia"/>
-        </w:rPr>
-        <w:t>⭕️</w:t>
-      </w:r>
-      <w:r>
-        <w:rPr>
-          <w:rFonts w:ascii="Apple Color Emoji" w:hAnsi="Apple Color Emoji" w:cs="Apple Color Emoji" w:hint="eastAsia"/>
-        </w:rPr>
-        <w:t>にシステム構成図を示す。</w:t>
-      </w:r>
-      <w:r>
-        <w:t>全体の動作としては</w:t>
-      </w:r>
-      <w:r>
-        <w:rPr>
-          <w:rFonts w:hint="eastAsia"/>
-        </w:rPr>
-        <w:t>、</w:t>
-      </w:r>
-      <w:r>
-        <w:t>水中ドローンが</w:t>
-      </w:r>
-      <w:r>
-        <w:rPr>
-          <w:rFonts w:hint="eastAsia"/>
-        </w:rPr>
-        <w:t>ペリカン</w:t>
-      </w:r>
-      <w:r>
-        <w:rPr>
-          <w:rFonts w:hint="eastAsia"/>
-        </w:rPr>
-        <w:t>ケ</w:t>
-      </w:r>
-      <w:r>
-        <w:t>ースを牽引しながら移動し、</w:t>
-      </w:r>
-      <w:r>
-        <w:t>4G</w:t>
-      </w:r>
-      <w:r>
-        <w:t>回線を通じて陸上の拠点へデータをリアルタイム送信する仕組みである。これにより、オペレータは場所を選ばずにドローンを操作でき、かつ高価な</w:t>
-      </w:r>
-      <w:r>
-        <w:lastRenderedPageBreak/>
-        <w:t>計測機器の水没リスクを最小限に抑えることが可能となる。</w:t>
+        <w:t>回線を通じて陸上の拠点へデータをリアルタイム送信する仕組みである。これにより、オペレータは場所を選ばずにドローンを操作でき、かつ高価な計測機器の水没リスクを最小限に抑えることが可能となる。</w:t>
       </w:r>
     </w:p>
     <w:p>
@@ -4034,6 +4034,7 @@
         <w:rPr>
           <w:noProof/>
         </w:rPr>
+        <w:lastRenderedPageBreak/>
         <w:drawing>
           <wp:inline distT="0" distB="0" distL="0" distR="0" wp14:anchorId="466BF13C" wp14:editId="7BAA9BC8">
             <wp:extent cx="4665134" cy="1611731"/>
@@ -4114,7 +4115,7 @@
       <w:pPr>
         <w:pStyle w:val="3"/>
       </w:pPr>
-      <w:bookmarkStart w:id="21" w:name="_Toc219736913"/>
+      <w:bookmarkStart w:id="21" w:name="_Toc219798731"/>
       <w:r>
         <w:t>2.2.2</w:t>
       </w:r>
@@ -4246,7 +4247,7 @@
       <w:pPr>
         <w:pStyle w:val="2"/>
       </w:pPr>
-      <w:bookmarkStart w:id="22" w:name="_Toc219736914"/>
+      <w:bookmarkStart w:id="22" w:name="_Toc219798732"/>
       <w:r>
         <w:t>2.3</w:t>
       </w:r>
@@ -4261,6 +4262,9 @@
     <w:p>
       <w:pPr>
         <w:ind w:firstLineChars="100" w:firstLine="210"/>
+        <w:rPr>
+          <w:rFonts w:hint="eastAsia"/>
+        </w:rPr>
       </w:pPr>
       <w:r>
         <w:rPr>
@@ -4275,49 +4279,40 @@
         <w:t>ポリ塩化ビニル製の筐体で、</w:t>
       </w:r>
       <w:r>
-        <w:t>全長【</w:t>
-      </w:r>
-      <w:r>
-        <w:t>000</w:t>
-      </w:r>
-      <w:r>
-        <w:t>】</w:t>
+        <w:t>全長</w:t>
+      </w:r>
+      <w:r>
+        <w:t xml:space="preserve">320 </w:t>
       </w:r>
       <w:r>
         <w:t xml:space="preserve">mm × </w:t>
       </w:r>
       <w:r>
-        <w:t>全幅【</w:t>
-      </w:r>
-      <w:r>
-        <w:t>000</w:t>
-      </w:r>
-      <w:r>
-        <w:t>】</w:t>
+        <w:t>全幅</w:t>
+      </w:r>
+      <w:r>
+        <w:t xml:space="preserve">600 </w:t>
       </w:r>
       <w:r>
         <w:t xml:space="preserve">mm × </w:t>
       </w:r>
       <w:r>
-        <w:t>全高【</w:t>
-      </w:r>
-      <w:r>
-        <w:t>000</w:t>
-      </w:r>
-      <w:r>
-        <w:t>】</w:t>
+        <w:t>全高</w:t>
+      </w:r>
+      <w:r>
+        <w:t xml:space="preserve">230 </w:t>
       </w:r>
       <w:r>
         <w:t>mm</w:t>
       </w:r>
       <w:r>
-        <w:t>である。</w:t>
-      </w:r>
-      <w:r>
-        <w:rPr>
-          <w:rFonts w:hint="eastAsia"/>
-        </w:rPr>
-        <w:t>（火曜日測ります）</w:t>
+        <w:t>である</w:t>
+      </w:r>
+      <w:r>
+        <w:rPr>
+          <w:rFonts w:hint="eastAsia"/>
+        </w:rPr>
+        <w:t>。</w:t>
       </w:r>
     </w:p>
     <w:p>
@@ -4361,11 +4356,11 @@
         <w:t xml:space="preserve"> </w:t>
       </w:r>
       <w:r>
-        <w:t>また、水中での姿勢安定性を確</w:t>
+        <w:t>また、水中での姿勢安定性を確保するため、機体上部に発泡スチロール製のフロート材を配置し、重心が浮心よりも下に</w:t>
       </w:r>
       <w:r>
         <w:lastRenderedPageBreak/>
-        <w:t>保するため、機体上部に発泡スチロール製のフロート材を配置し、重心が浮心よりも下に来るよう重量バランスを調整した。</w:t>
+        <w:t>来るよう重量バランスを調整した。</w:t>
       </w:r>
     </w:p>
     <w:p>
@@ -4642,7 +4637,7 @@
       <w:pPr>
         <w:pStyle w:val="2"/>
       </w:pPr>
-      <w:bookmarkStart w:id="23" w:name="_Toc219736915"/>
+      <w:bookmarkStart w:id="23" w:name="_Toc219798733"/>
       <w:r>
         <w:t>2.4</w:t>
       </w:r>
@@ -4691,23 +4686,23 @@
         <w:ind w:firstLineChars="100" w:firstLine="210"/>
       </w:pPr>
       <w:r>
-        <w:t>ボビン形状には、海底の起伏に対して安定性を保ちやすく、かつ広範囲の磁界形成に適</w:t>
+        <w:t>ボビン形状には、海底の起伏に対して安定性を保ちやすく、かつ広範囲の磁界形成に適した</w:t>
+      </w:r>
+      <w:r>
+        <w:t>4</w:t>
+      </w:r>
+      <w:r>
+        <w:t>本脚のテトラポッド型構造を採用した。</w:t>
+      </w:r>
+      <w:r>
+        <w:t xml:space="preserve"> </w:t>
+      </w:r>
+      <w:r>
+        <w:t>コイルの配置については、構造の頂部に</w:t>
       </w:r>
       <w:r>
         <w:lastRenderedPageBreak/>
-        <w:t>した</w:t>
-      </w:r>
-      <w:r>
-        <w:t>4</w:t>
-      </w:r>
-      <w:r>
-        <w:t>本脚のテトラポッド型構造を採用した。</w:t>
-      </w:r>
-      <w:r>
-        <w:t xml:space="preserve"> </w:t>
-      </w:r>
-      <w:r>
-        <w:t>コイルの配置については、構造の頂部に磁界発生用となる「励磁コイル」を配置した。また、</w:t>
+        <w:t>磁界発生用となる「励磁コイル」を配置した。また、</w:t>
       </w:r>
       <w:r>
         <w:t>4</w:t>
@@ -5049,6 +5044,9 @@
         <w:fldChar w:fldCharType="separate"/>
       </w:r>
       <w:r>
+        <w:rPr>
+          <w:noProof/>
+        </w:rPr>
         <w:t>7</w:t>
       </w:r>
       <w:r>
@@ -5214,7 +5212,7 @@
         <w:pStyle w:val="1"/>
         <w:ind w:left="0"/>
       </w:pPr>
-      <w:bookmarkStart w:id="25" w:name="_Toc219736916"/>
+      <w:bookmarkStart w:id="25" w:name="_Toc219798734"/>
       <w:r>
         <w:rPr>
           <w:rFonts w:hint="eastAsia"/>
@@ -5228,7 +5226,7 @@
       <w:pPr>
         <w:pStyle w:val="2"/>
       </w:pPr>
-      <w:bookmarkStart w:id="26" w:name="_Toc219736917"/>
+      <w:bookmarkStart w:id="26" w:name="_Toc219798735"/>
       <w:r>
         <w:t>3.1</w:t>
       </w:r>
@@ -5267,7 +5265,7 @@
       <w:pPr>
         <w:pStyle w:val="3"/>
       </w:pPr>
-      <w:bookmarkStart w:id="27" w:name="_Toc219736918"/>
+      <w:bookmarkStart w:id="27" w:name="_Toc219798736"/>
       <w:r>
         <w:rPr>
           <w:rFonts w:hint="eastAsia"/>
@@ -5339,7 +5337,7 @@
       <w:pPr>
         <w:pStyle w:val="3"/>
       </w:pPr>
-      <w:bookmarkStart w:id="28" w:name="_Toc219736919"/>
+      <w:bookmarkStart w:id="28" w:name="_Toc219798737"/>
       <w:r>
         <w:rPr>
           <w:rFonts w:hint="eastAsia"/>
@@ -5381,7 +5379,7 @@
       <w:pPr>
         <w:pStyle w:val="2"/>
       </w:pPr>
-      <w:bookmarkStart w:id="29" w:name="_Toc219736920"/>
+      <w:bookmarkStart w:id="29" w:name="_Toc219798738"/>
       <w:r>
         <w:rPr>
           <w:rFonts w:hint="eastAsia"/>
@@ -5397,7 +5395,7 @@
       <w:pPr>
         <w:pStyle w:val="3"/>
       </w:pPr>
-      <w:bookmarkStart w:id="30" w:name="_Toc219736921"/>
+      <w:bookmarkStart w:id="30" w:name="_Toc219798739"/>
       <w:r>
         <w:rPr>
           <w:rFonts w:hint="eastAsia"/>
@@ -5791,7 +5789,7 @@
       <w:pPr>
         <w:pStyle w:val="3"/>
       </w:pPr>
-      <w:bookmarkStart w:id="31" w:name="_Toc219736922"/>
+      <w:bookmarkStart w:id="31" w:name="_Toc219798740"/>
       <w:r>
         <w:rPr>
           <w:rFonts w:hint="eastAsia"/>
@@ -5962,7 +5960,7 @@
         </w:rPr>
         <w:lastRenderedPageBreak/>
         <w:drawing>
-          <wp:inline distT="0" distB="0" distL="0" distR="0" wp14:anchorId="1459B5A4" wp14:editId="0838B112">
+          <wp:inline distT="0" distB="0" distL="0" distR="0" wp14:anchorId="1459B5A4" wp14:editId="45A507BB">
             <wp:extent cx="4639672" cy="2931807"/>
             <wp:effectExtent l="0" t="0" r="8890" b="1905"/>
             <wp:docPr id="464804350" name="図 2"/>
@@ -6171,7 +6169,7 @@
         </w:rPr>
         <w:lastRenderedPageBreak/>
         <w:drawing>
-          <wp:inline distT="0" distB="0" distL="0" distR="0" wp14:anchorId="6411802E" wp14:editId="2C1A2653">
+          <wp:inline distT="0" distB="0" distL="0" distR="0" wp14:anchorId="6411802E" wp14:editId="1B848312">
             <wp:extent cx="4639672" cy="2845929"/>
             <wp:effectExtent l="0" t="0" r="8890" b="0"/>
             <wp:docPr id="741575295" name="図 3"/>
@@ -6393,7 +6391,7 @@
         </w:rPr>
         <w:lastRenderedPageBreak/>
         <w:drawing>
-          <wp:inline distT="0" distB="0" distL="0" distR="0" wp14:anchorId="3B7299B7" wp14:editId="0D1E053F">
+          <wp:inline distT="0" distB="0" distL="0" distR="0" wp14:anchorId="3B7299B7" wp14:editId="66DF31C0">
             <wp:extent cx="4643555" cy="2849246"/>
             <wp:effectExtent l="0" t="0" r="5080" b="8255"/>
             <wp:docPr id="143356835" name="図 6"/>
@@ -6599,7 +6597,7 @@
         </w:rPr>
         <w:lastRenderedPageBreak/>
         <w:drawing>
-          <wp:inline distT="0" distB="0" distL="0" distR="0" wp14:anchorId="5F03B72E" wp14:editId="2A3D46F5">
+          <wp:inline distT="0" distB="0" distL="0" distR="0" wp14:anchorId="5F03B72E" wp14:editId="22FD34CC">
             <wp:extent cx="4643555" cy="2848311"/>
             <wp:effectExtent l="0" t="0" r="5080" b="9525"/>
             <wp:docPr id="460595641" name="図 7"/>
@@ -6756,7 +6754,7 @@
         </w:rPr>
         <w:lastRenderedPageBreak/>
         <w:drawing>
-          <wp:inline distT="0" distB="0" distL="0" distR="0" wp14:anchorId="3B3FE7DF" wp14:editId="750B5C29">
+          <wp:inline distT="0" distB="0" distL="0" distR="0" wp14:anchorId="3B3FE7DF" wp14:editId="15B6DB06">
             <wp:extent cx="4643555" cy="2846786"/>
             <wp:effectExtent l="0" t="0" r="5080" b="0"/>
             <wp:docPr id="1759174419" name="図 9"/>
@@ -6929,7 +6927,7 @@
         </w:rPr>
         <w:lastRenderedPageBreak/>
         <w:drawing>
-          <wp:inline distT="0" distB="0" distL="0" distR="0" wp14:anchorId="40E6CFB2" wp14:editId="32E1DA48">
+          <wp:inline distT="0" distB="0" distL="0" distR="0" wp14:anchorId="40E6CFB2" wp14:editId="548BE401">
             <wp:extent cx="4643555" cy="2846786"/>
             <wp:effectExtent l="0" t="0" r="5080" b="0"/>
             <wp:docPr id="1552827861" name="図 10"/>
@@ -7064,7 +7062,7 @@
           <w:noProof/>
         </w:rPr>
         <w:drawing>
-          <wp:inline distT="0" distB="0" distL="0" distR="0" wp14:anchorId="17D4A006" wp14:editId="02AA0E23">
+          <wp:inline distT="0" distB="0" distL="0" distR="0" wp14:anchorId="17D4A006" wp14:editId="380936E6">
             <wp:extent cx="4643555" cy="2848311"/>
             <wp:effectExtent l="0" t="0" r="5080" b="9525"/>
             <wp:docPr id="1150553908" name="図 11"/>
@@ -7109,6 +7107,9 @@
     <w:p>
       <w:pPr>
         <w:pStyle w:val="af2"/>
+        <w:rPr>
+          <w:lang w:eastAsia="ja-JP"/>
+        </w:rPr>
       </w:pPr>
       <w:r>
         <w:t xml:space="preserve">図 </w:t>
@@ -7140,18 +7141,14 @@
     </w:p>
     <w:p>
       <w:pPr>
-        <w:ind w:firstLineChars="50" w:firstLine="105"/>
-      </w:pPr>
-    </w:p>
-    <w:p>
-      <w:pPr>
         <w:pStyle w:val="3"/>
       </w:pPr>
-      <w:bookmarkStart w:id="33" w:name="_Toc219736923"/>
-      <w:r>
-        <w:rPr>
-          <w:rFonts w:hint="eastAsia"/>
-        </w:rPr>
+      <w:bookmarkStart w:id="33" w:name="_Toc219798741"/>
+      <w:r>
+        <w:rPr>
+          <w:rFonts w:hint="eastAsia"/>
+        </w:rPr>
+        <w:lastRenderedPageBreak/>
         <w:t>3.2.3　人工海水での実験結果</w:t>
       </w:r>
       <w:bookmarkEnd w:id="33"/>
@@ -7284,7 +7281,7 @@
           <w:noProof/>
         </w:rPr>
         <w:drawing>
-          <wp:inline distT="0" distB="0" distL="0" distR="0" wp14:anchorId="6B3206D9" wp14:editId="2FD60788">
+          <wp:inline distT="0" distB="0" distL="0" distR="0" wp14:anchorId="6B3206D9" wp14:editId="58FE8A37">
             <wp:extent cx="4639672" cy="2846863"/>
             <wp:effectExtent l="0" t="0" r="8890" b="0"/>
             <wp:docPr id="539692715" name="図 12"/>
@@ -7385,7 +7382,7 @@
       <w:pPr>
         <w:pStyle w:val="3"/>
       </w:pPr>
-      <w:bookmarkStart w:id="34" w:name="_Toc219736924"/>
+      <w:bookmarkStart w:id="34" w:name="_Toc219798742"/>
       <w:r>
         <w:rPr>
           <w:rFonts w:hint="eastAsia"/>
@@ -7450,28 +7447,30 @@
           <w:b/>
           <w:bCs/>
         </w:rPr>
+        <w:t>埋没物の検知限界</w:t>
+      </w:r>
+    </w:p>
+    <w:p>
+      <w:pPr>
+        <w:ind w:firstLineChars="100" w:firstLine="210"/>
+      </w:pPr>
+      <w:r>
+        <w:rPr>
+          <w:rFonts w:hint="eastAsia"/>
+        </w:rPr>
+        <w:t>淡水環境下においては、深さ</w:t>
+      </w:r>
+      <w:r>
+        <w:t xml:space="preserve"> 30 mm </w:t>
+      </w:r>
+      <w:r>
+        <w:t>程度の浅い埋没状態であれば検知可能である。し</w:t>
+      </w:r>
+      <w:r>
         <w:lastRenderedPageBreak/>
-        <w:t>埋没物の検知限界</w:t>
-      </w:r>
-    </w:p>
-    <w:p>
-      <w:pPr>
-        <w:ind w:firstLineChars="100" w:firstLine="210"/>
-      </w:pPr>
-      <w:r>
-        <w:rPr>
-          <w:rFonts w:hint="eastAsia"/>
-        </w:rPr>
-        <w:t>淡水環境下においては、深さ</w:t>
-      </w:r>
-      <w:r>
-        <w:t xml:space="preserve"> 30 mm </w:t>
-      </w:r>
-      <w:r>
-        <w:t>程度の浅い埋没状態であれば検知可能である。しかし、人工海水環境下においては、前述の減衰効果により信号がノイズレベルまで低下し、同深度での検知は困難であった。これにより、実海域で埋没物を探査するためには、センサ出力の増強等の改良が必要であることが明らかとなった。</w:t>
-      </w:r>
-    </w:p>
-    <w:p/>
+        <w:t>かし、人工海水環境下においては、前述の減衰効果により信号がノイズレベルまで低下し、同深度での検知は困難であった。これにより、実海域で埋没物を探査するためには、センサ出力の増強等の改良が必要であることが明らかとなった。</w:t>
+      </w:r>
+    </w:p>
     <w:p>
       <w:pPr>
         <w:pStyle w:val="a9"/>
@@ -7516,7 +7515,6 @@
         <w:t>離れると反応しなくなる。したがって、探査時のスイープ幅（走査間隔）は、センサ直径と同程度以下に設定する必要がある。</w:t>
       </w:r>
     </w:p>
-    <w:p/>
     <w:p>
       <w:pPr>
         <w:pStyle w:val="a9"/>
@@ -7551,11 +7549,6 @@
     </w:p>
     <w:p>
       <w:pPr>
-        <w:ind w:firstLineChars="50" w:firstLine="105"/>
-      </w:pPr>
-    </w:p>
-    <w:p>
-      <w:pPr>
         <w:ind w:firstLineChars="100" w:firstLine="210"/>
       </w:pPr>
       <w:r>
@@ -7567,14 +7560,9 @@
     </w:p>
     <w:p>
       <w:pPr>
-        <w:ind w:firstLineChars="50" w:firstLine="105"/>
-      </w:pPr>
-    </w:p>
-    <w:p>
-      <w:pPr>
         <w:pStyle w:val="2"/>
       </w:pPr>
-      <w:bookmarkStart w:id="35" w:name="_Toc219736925"/>
+      <w:bookmarkStart w:id="35" w:name="_Toc219798743"/>
       <w:r>
         <w:rPr>
           <w:rFonts w:hint="eastAsia"/>
@@ -7596,7 +7584,7 @@
       <w:pPr>
         <w:pStyle w:val="3"/>
       </w:pPr>
-      <w:bookmarkStart w:id="36" w:name="_Toc219736926"/>
+      <w:bookmarkStart w:id="36" w:name="_Toc219798744"/>
       <w:r>
         <w:rPr>
           <w:rFonts w:hint="eastAsia"/>
@@ -7684,7 +7672,6 @@
           <w:sz w:val="24"/>
           <w14:ligatures w14:val="none"/>
         </w:rPr>
-        <w:lastRenderedPageBreak/>
         <w:drawing>
           <wp:inline distT="0" distB="0" distL="0" distR="0" wp14:anchorId="6C4C78D6" wp14:editId="01293FD1">
             <wp:extent cx="3244850" cy="2434775"/>
@@ -7785,7 +7772,6 @@
       <w:pPr>
         <w:ind w:firstLineChars="100" w:firstLine="210"/>
         <w:rPr>
-          <w:ins w:id="37" w:author="板谷 年也【鈴鹿】" w:date="2026-01-19T17:12:00Z" w16du:dateUtc="2026-01-19T08:12:00Z"/>
           <w:rFonts w:ascii="Segoe UI Emoji" w:hAnsi="Segoe UI Emoji" w:cs="Segoe UI Emoji"/>
         </w:rPr>
       </w:pPr>
@@ -7906,24 +7892,16 @@
     </w:p>
     <w:p>
       <w:pPr>
-        <w:ind w:firstLineChars="100" w:firstLine="210"/>
-        <w:rPr>
-          <w:rFonts w:ascii="Segoe UI Emoji" w:hAnsi="Segoe UI Emoji" w:cs="Segoe UI Emoji"/>
-        </w:rPr>
-      </w:pPr>
-    </w:p>
-    <w:p>
-      <w:pPr>
         <w:pStyle w:val="3"/>
       </w:pPr>
-      <w:bookmarkStart w:id="38" w:name="_Toc219736927"/>
+      <w:bookmarkStart w:id="37" w:name="_Toc219798745"/>
       <w:r>
         <w:rPr>
           <w:rFonts w:hint="eastAsia"/>
         </w:rPr>
         <w:t>3.3.2　実験結果および考察</w:t>
       </w:r>
-      <w:bookmarkEnd w:id="38"/>
+      <w:bookmarkEnd w:id="37"/>
     </w:p>
     <w:p>
       <w:pPr>
@@ -8106,7 +8084,7 @@
         </w:rPr>
         <w:lastRenderedPageBreak/>
         <w:drawing>
-          <wp:inline distT="0" distB="0" distL="0" distR="0" wp14:anchorId="36BE648C" wp14:editId="30382F86">
+          <wp:inline distT="0" distB="0" distL="0" distR="0" wp14:anchorId="36BE648C" wp14:editId="2F688D39">
             <wp:extent cx="4643555" cy="2846786"/>
             <wp:effectExtent l="0" t="0" r="5080" b="0"/>
             <wp:docPr id="1672442527" name="図 2"/>
@@ -8151,6 +8129,9 @@
     <w:p>
       <w:pPr>
         <w:pStyle w:val="af2"/>
+        <w:rPr>
+          <w:lang w:eastAsia="ja-JP"/>
+        </w:rPr>
       </w:pPr>
       <w:r>
         <w:t xml:space="preserve">図 </w:t>
@@ -8198,7 +8179,6 @@
         <w:t>波形</w:t>
       </w:r>
     </w:p>
-    <w:p/>
     <w:p>
       <w:pPr>
         <w:keepNext/>
@@ -8267,7 +8247,7 @@
       <w:pPr>
         <w:pStyle w:val="af2"/>
         <w:rPr>
-          <w:ins w:id="39" w:author="板谷 年也【鈴鹿】" w:date="2026-01-19T17:12:00Z" w16du:dateUtc="2026-01-19T08:12:00Z"/>
+          <w:ins w:id="38" w:author="板谷 年也【鈴鹿】" w:date="2026-01-19T17:12:00Z" w16du:dateUtc="2026-01-19T08:12:00Z"/>
           <w:lang w:eastAsia="ja-JP"/>
         </w:rPr>
       </w:pPr>
@@ -8301,7 +8281,7 @@
     </w:p>
     <w:p>
       <w:pPr>
-        <w:pPrChange w:id="40" w:author="板谷 年也【鈴鹿】" w:date="2026-01-19T17:12:00Z" w16du:dateUtc="2026-01-19T08:12:00Z">
+        <w:pPrChange w:id="39" w:author="板谷 年也【鈴鹿】" w:date="2026-01-19T17:12:00Z" w16du:dateUtc="2026-01-19T08:12:00Z">
           <w:pPr>
             <w:pStyle w:val="af2"/>
           </w:pPr>
@@ -8357,23 +8337,19 @@
         <w:t xml:space="preserve"> </w:t>
       </w:r>
       <w:r>
-        <w:t>したがって、実海域への投入に向けては、スラスタへのプロペラガードの装着や、吸い込みを防ぐ構造への改良といった物</w:t>
-      </w:r>
-      <w:r>
+        <w:t>したがって、実海域への投入に向けては、スラスタへのプロペラガードの装着や、吸い込みを防ぐ構造への改良といった物理的な対策が不可欠である。</w:t>
+      </w:r>
+    </w:p>
+    <w:p>
+      <w:pPr>
+        <w:pStyle w:val="3"/>
+      </w:pPr>
+      <w:bookmarkStart w:id="40" w:name="_Toc219798746"/>
+      <w:r>
+        <w:rPr>
+          <w:rFonts w:hint="eastAsia"/>
+        </w:rPr>
         <w:lastRenderedPageBreak/>
-        <w:t>理的な対策が不可欠である。</w:t>
-      </w:r>
-    </w:p>
-    <w:p/>
-    <w:p>
-      <w:pPr>
-        <w:pStyle w:val="3"/>
-      </w:pPr>
-      <w:bookmarkStart w:id="41" w:name="_Toc219736928"/>
-      <w:r>
-        <w:rPr>
-          <w:rFonts w:hint="eastAsia"/>
-        </w:rPr>
         <w:t xml:space="preserve">3.3.3　</w:t>
       </w:r>
       <w:r>
@@ -8382,7 +8358,7 @@
         </w:rPr>
         <w:t>プール実験の小括</w:t>
       </w:r>
-      <w:bookmarkEnd w:id="41"/>
+      <w:bookmarkEnd w:id="40"/>
     </w:p>
     <w:p>
       <w:pPr>
@@ -8504,7 +8480,7 @@
         <w:pStyle w:val="1"/>
         <w:ind w:left="0"/>
       </w:pPr>
-      <w:bookmarkStart w:id="42" w:name="_Toc219736929"/>
+      <w:bookmarkStart w:id="41" w:name="_Toc219798747"/>
       <w:r>
         <w:rPr>
           <w:rFonts w:hint="eastAsia"/>
@@ -8512,26 +8488,26 @@
         <w:lastRenderedPageBreak/>
         <w:t>第４章　結論</w:t>
       </w:r>
+      <w:bookmarkEnd w:id="41"/>
+    </w:p>
+    <w:p>
+      <w:pPr>
+        <w:pStyle w:val="2"/>
+      </w:pPr>
+      <w:bookmarkStart w:id="42" w:name="_Toc219798748"/>
+      <w:r>
+        <w:t>4.1</w:t>
+      </w:r>
+      <w:r>
+        <w:rPr>
+          <w:rFonts w:hint="eastAsia"/>
+        </w:rPr>
+        <w:t xml:space="preserve">　本研究のまとめ</w:t>
+      </w:r>
       <w:bookmarkEnd w:id="42"/>
     </w:p>
     <w:p>
       <w:pPr>
-        <w:pStyle w:val="2"/>
-      </w:pPr>
-      <w:bookmarkStart w:id="43" w:name="_Toc219736930"/>
-      <w:r>
-        <w:t>4.1</w:t>
-      </w:r>
-      <w:r>
-        <w:rPr>
-          <w:rFonts w:hint="eastAsia"/>
-        </w:rPr>
-        <w:t xml:space="preserve">　本研究のまとめ</w:t>
-      </w:r>
-      <w:bookmarkEnd w:id="43"/>
-    </w:p>
-    <w:p>
-      <w:pPr>
         <w:ind w:firstLineChars="100" w:firstLine="210"/>
       </w:pPr>
       <w:r>
@@ -8550,7 +8526,21 @@
         <w:rPr>
           <w:rFonts w:hint="eastAsia"/>
         </w:rPr>
-        <w:t>ゴミ問題の解決に向け、潜水士に代わる安全かつ低コストな探査手法として、電磁センサを搭載した水中ドローンによる金属探査システムの開発を行った。</w:t>
+        <w:t>ゴミ問題の解決に向け、潜水士に代わる安全かつ低コスト</w:t>
+      </w:r>
+      <w:proofErr w:type="gramStart"/>
+      <w:r>
+        <w:rPr>
+          <w:rFonts w:hint="eastAsia"/>
+        </w:rPr>
+        <w:t>な</w:t>
+      </w:r>
+      <w:proofErr w:type="gramEnd"/>
+      <w:r>
+        <w:rPr>
+          <w:rFonts w:hint="eastAsia"/>
+        </w:rPr>
+        <w:t>探査手法として、電磁センサを搭載した水中ドローンによる金属探査システムの開発を行った。</w:t>
       </w:r>
       <w:r>
         <w:t xml:space="preserve"> </w:t>
@@ -8593,11 +8583,6 @@
     </w:p>
     <w:p>
       <w:pPr>
-        <w:ind w:firstLineChars="100" w:firstLine="210"/>
-      </w:pPr>
-    </w:p>
-    <w:p>
-      <w:pPr>
         <w:pStyle w:val="a9"/>
         <w:numPr>
           <w:ilvl w:val="0"/>
@@ -8652,7 +8637,6 @@
         <w:t>に低下し、埋没物の検知が困難となるという限界点も明らかにした。</w:t>
       </w:r>
     </w:p>
-    <w:p/>
     <w:p>
       <w:pPr>
         <w:pStyle w:val="a9"/>
@@ -8675,6 +8659,9 @@
       </w:r>
     </w:p>
     <w:p>
+      <w:pPr>
+        <w:ind w:firstLineChars="50" w:firstLine="105"/>
+      </w:pPr>
       <w:r>
         <w:rPr>
           <w:rFonts w:hint="eastAsia"/>
@@ -8682,8 +8669,10 @@
         <w:t>学校プールにおける航行実験により、ドローンの高出力スラスタが発する電磁ノイズの影響を受けずに、高精度なセンシングが可能であることを実証した。これにより、提案システムが実験室環境だけでなく、広範囲な水中フィールドにおいても適用可能であるという見通しを得た。</w:t>
       </w:r>
     </w:p>
-    <w:p/>
-    <w:p>
+    <w:p>
+      <w:pPr>
+        <w:ind w:firstLineChars="50" w:firstLine="105"/>
+      </w:pPr>
       <w:r>
         <w:rPr>
           <w:rFonts w:hint="eastAsia"/>
@@ -8695,7 +8684,7 @@
       <w:pPr>
         <w:pStyle w:val="2"/>
       </w:pPr>
-      <w:bookmarkStart w:id="44" w:name="_Toc219736931"/>
+      <w:bookmarkStart w:id="43" w:name="_Toc219798749"/>
       <w:r>
         <w:t>4.2</w:t>
       </w:r>
@@ -8711,14 +8700,14 @@
         </w:rPr>
         <w:t>と展望</w:t>
       </w:r>
-      <w:bookmarkEnd w:id="44"/>
+      <w:bookmarkEnd w:id="43"/>
     </w:p>
     <w:p>
       <w:pPr>
         <w:widowControl/>
         <w:ind w:firstLineChars="100" w:firstLine="210"/>
         <w:rPr>
-          <w:ins w:id="45" w:author="板谷 年也【鈴鹿】" w:date="2026-01-19T17:12:00Z" w16du:dateUtc="2026-01-19T08:12:00Z"/>
+          <w:ins w:id="44" w:author="板谷 年也【鈴鹿】" w:date="2026-01-19T17:12:00Z" w16du:dateUtc="2026-01-19T08:12:00Z"/>
         </w:rPr>
       </w:pPr>
       <w:r>
@@ -8753,7 +8742,6 @@
           <w:b/>
           <w:bCs/>
         </w:rPr>
-        <w:lastRenderedPageBreak/>
         <w:t>海水環境における検知能力の向上</w:t>
       </w:r>
     </w:p>
@@ -8790,7 +8778,14 @@
         <w:rPr>
           <w:rFonts w:hint="eastAsia"/>
         </w:rPr>
-        <w:t>汚泥に埋もれた金属を確実に発見するためには、コイルの巻き数や印加電圧を見直してセンサ出力を大幅に増強するなど、対海水性能を向上させる物理的な改良が必要である。</w:t>
+        <w:t>汚泥に埋もれた金</w:t>
+      </w:r>
+      <w:r>
+        <w:rPr>
+          <w:rFonts w:hint="eastAsia"/>
+        </w:rPr>
+        <w:lastRenderedPageBreak/>
+        <w:t>属を確実に発見するためには、コイルの巻き数や印加電圧を見直してセンサ出力を大幅に増強するなど、対海水性能を向上させる物理的な改良が必要である。</w:t>
       </w:r>
     </w:p>
     <w:p>
@@ -8841,11 +8836,6 @@
     </w:p>
     <w:p>
       <w:pPr>
-        <w:widowControl/>
-      </w:pPr>
-    </w:p>
-    <w:p>
-      <w:pPr>
         <w:pStyle w:val="a9"/>
         <w:widowControl/>
         <w:numPr>
@@ -8871,7 +8861,7 @@
         <w:widowControl/>
         <w:ind w:firstLineChars="100" w:firstLine="210"/>
         <w:rPr>
-          <w:del w:id="46" w:author="板谷 年也【鈴鹿】" w:date="2026-01-19T17:12:00Z" w16du:dateUtc="2026-01-19T08:12:00Z"/>
+          <w:del w:id="45" w:author="板谷 年也【鈴鹿】" w:date="2026-01-19T17:12:00Z" w16du:dateUtc="2026-01-19T08:12:00Z"/>
         </w:rPr>
       </w:pPr>
       <w:r>
@@ -8898,9 +8888,9 @@
         <w:widowControl/>
         <w:ind w:firstLineChars="100" w:firstLine="210"/>
         <w:rPr>
-          <w:del w:id="47" w:author="板谷 年也【鈴鹿】" w:date="2026-01-19T17:12:00Z" w16du:dateUtc="2026-01-19T08:12:00Z"/>
-        </w:rPr>
-        <w:pPrChange w:id="48" w:author="板谷 年也【鈴鹿】" w:date="2026-01-19T17:12:00Z" w16du:dateUtc="2026-01-19T08:12:00Z">
+          <w:del w:id="46" w:author="板谷 年也【鈴鹿】" w:date="2026-01-19T17:12:00Z" w16du:dateUtc="2026-01-19T08:12:00Z"/>
+        </w:rPr>
+        <w:pPrChange w:id="47" w:author="板谷 年也【鈴鹿】" w:date="2026-01-19T17:12:00Z" w16du:dateUtc="2026-01-19T08:12:00Z">
           <w:pPr>
             <w:widowControl/>
           </w:pPr>
@@ -8919,7 +8909,7 @@
           <w:sz w:val="24"/>
         </w:rPr>
       </w:pPr>
-      <w:del w:id="49" w:author="板谷 年也【鈴鹿】" w:date="2026-01-19T17:12:00Z" w16du:dateUtc="2026-01-19T08:12:00Z">
+      <w:del w:id="48" w:author="板谷 年也【鈴鹿】" w:date="2026-01-19T17:12:00Z" w16du:dateUtc="2026-01-19T08:12:00Z">
         <w:r>
           <w:br w:type="page"/>
         </w:r>
@@ -8929,129 +8919,139 @@
       <w:pPr>
         <w:pStyle w:val="1"/>
       </w:pPr>
-      <w:bookmarkStart w:id="50" w:name="_Toc219736932"/>
-      <w:r>
-        <w:rPr>
-          <w:rFonts w:hint="eastAsia"/>
-        </w:rPr>
-        <w:lastRenderedPageBreak/>
+      <w:bookmarkStart w:id="49" w:name="_Toc219798750"/>
+      <w:r>
+        <w:rPr>
+          <w:rFonts w:hint="eastAsia"/>
+        </w:rPr>
         <w:t>謝辞</w:t>
       </w:r>
+      <w:bookmarkEnd w:id="49"/>
+    </w:p>
+    <w:p>
+      <w:pPr>
+        <w:ind w:firstLineChars="100" w:firstLine="210"/>
+      </w:pPr>
+      <w:r>
+        <w:rPr>
+          <w:rFonts w:hint="eastAsia"/>
+        </w:rPr>
+        <w:t>本論文は、鈴鹿工業高等専門学校</w:t>
+      </w:r>
+      <w:r>
+        <w:t xml:space="preserve"> </w:t>
+      </w:r>
+      <w:r>
+        <w:t>電子情報工学科</w:t>
+      </w:r>
+      <w:r>
+        <w:t xml:space="preserve"> </w:t>
+      </w:r>
+      <w:r>
+        <w:t>在学中に、板谷研究室において取り組んだ研究の成果をまとめたものです。</w:t>
+      </w:r>
+      <w:r>
+        <w:rPr>
+          <w:rFonts w:hint="eastAsia"/>
+        </w:rPr>
+        <w:t>本研究の遂行にあたり、終始懇切丁寧なご指導を賜りました指導教員の</w:t>
+      </w:r>
+      <w:r>
+        <w:rPr>
+          <w:rFonts w:hint="eastAsia"/>
+        </w:rPr>
+        <w:t>板谷年也准教授</w:t>
+      </w:r>
+      <w:r>
+        <w:t>に深く感謝いたします。</w:t>
+      </w:r>
+      <w:r>
+        <w:rPr>
+          <w:rFonts w:hint="eastAsia"/>
+        </w:rPr>
+        <w:t>また、本研究の実地調査にご協力いただきました志摩市役所</w:t>
+      </w:r>
+      <w:r>
+        <w:rPr>
+          <w:rFonts w:hint="eastAsia"/>
+        </w:rPr>
+        <w:t>様</w:t>
+      </w:r>
+      <w:r>
+        <w:rPr>
+          <w:rFonts w:hint="eastAsia"/>
+        </w:rPr>
+        <w:t>および</w:t>
+      </w:r>
+      <w:proofErr w:type="gramStart"/>
+      <w:r>
+        <w:rPr>
+          <w:rFonts w:hint="eastAsia"/>
+        </w:rPr>
+        <w:t>うみらぼ</w:t>
+      </w:r>
+      <w:proofErr w:type="gramEnd"/>
+      <w:r>
+        <w:rPr>
+          <w:rFonts w:hint="eastAsia"/>
+        </w:rPr>
+        <w:t>株式会社</w:t>
+      </w:r>
+      <w:r>
+        <w:rPr>
+          <w:rFonts w:hint="eastAsia"/>
+        </w:rPr>
+        <w:t>様</w:t>
+      </w:r>
+      <w:r>
+        <w:rPr>
+          <w:rFonts w:hint="eastAsia"/>
+        </w:rPr>
+        <w:t>の皆様に</w:t>
+      </w:r>
+      <w:r>
+        <w:rPr>
+          <w:rFonts w:hint="eastAsia"/>
+        </w:rPr>
+        <w:t>この場を借りて</w:t>
+      </w:r>
+      <w:r>
+        <w:rPr>
+          <w:rFonts w:hint="eastAsia"/>
+        </w:rPr>
+        <w:t>厚く御礼申し上げます。最後に、</w:t>
+      </w:r>
+      <w:r>
+        <w:rPr>
+          <w:rFonts w:hint="eastAsia"/>
+        </w:rPr>
+        <w:t>板谷</w:t>
+      </w:r>
+      <w:r>
+        <w:t>研究室の皆様には、本研究の遂行にあたり多大なご助言、ご協力頂きました。</w:t>
+      </w:r>
+      <w:r>
+        <w:rPr>
+          <w:rFonts w:hint="eastAsia"/>
+        </w:rPr>
+        <w:t>この場を借りて感謝申し上げます</w:t>
+      </w:r>
+      <w:r>
+        <w:t>。</w:t>
+      </w:r>
+    </w:p>
+    <w:p>
+      <w:pPr>
+        <w:pStyle w:val="1"/>
+      </w:pPr>
+      <w:bookmarkStart w:id="50" w:name="_Toc219798751"/>
+      <w:r>
+        <w:rPr>
+          <w:rFonts w:hint="eastAsia"/>
+        </w:rPr>
+        <w:t>参考文献・引用元</w:t>
+      </w:r>
       <w:bookmarkEnd w:id="50"/>
-    </w:p>
-    <w:p>
-      <w:pPr>
-        <w:ind w:firstLineChars="100" w:firstLine="210"/>
-        <w:rPr>
-          <w:rFonts w:hint="eastAsia"/>
-        </w:rPr>
-      </w:pPr>
-      <w:r>
-        <w:rPr>
-          <w:rFonts w:hint="eastAsia"/>
-        </w:rPr>
-        <w:t>本論文は、鈴鹿工業高等専門学校</w:t>
-      </w:r>
-      <w:r>
-        <w:t xml:space="preserve"> </w:t>
-      </w:r>
-      <w:r>
-        <w:t>電子情報工学科</w:t>
-      </w:r>
-      <w:r>
-        <w:t xml:space="preserve"> </w:t>
-      </w:r>
-      <w:r>
-        <w:t>在学中に、板谷研究室において取り組んだ研究の成果をまとめたものです。</w:t>
-      </w:r>
-      <w:r>
-        <w:rPr>
-          <w:rFonts w:hint="eastAsia"/>
-        </w:rPr>
-        <w:t>本研究の遂行にあたり、終始懇切丁寧なご指導を賜りました指導教員の</w:t>
-      </w:r>
-      <w:r>
-        <w:rPr>
-          <w:rFonts w:hint="eastAsia"/>
-        </w:rPr>
-        <w:t>板谷年也准教授</w:t>
-      </w:r>
-      <w:r>
-        <w:t>に深く感謝いたします。</w:t>
-      </w:r>
-      <w:r>
-        <w:rPr>
-          <w:rFonts w:hint="eastAsia"/>
-        </w:rPr>
-        <w:t>また、本研究の実地調査にご協力いただきました志摩市役所</w:t>
-      </w:r>
-      <w:r>
-        <w:rPr>
-          <w:rFonts w:hint="eastAsia"/>
-        </w:rPr>
-        <w:t>様</w:t>
-      </w:r>
-      <w:r>
-        <w:rPr>
-          <w:rFonts w:hint="eastAsia"/>
-        </w:rPr>
-        <w:t>およびうみらぼ株式会社</w:t>
-      </w:r>
-      <w:r>
-        <w:rPr>
-          <w:rFonts w:hint="eastAsia"/>
-        </w:rPr>
-        <w:t>様</w:t>
-      </w:r>
-      <w:r>
-        <w:rPr>
-          <w:rFonts w:hint="eastAsia"/>
-        </w:rPr>
-        <w:t>の皆様に</w:t>
-      </w:r>
-      <w:r>
-        <w:rPr>
-          <w:rFonts w:hint="eastAsia"/>
-        </w:rPr>
-        <w:t>この場を借りて</w:t>
-      </w:r>
-      <w:r>
-        <w:rPr>
-          <w:rFonts w:hint="eastAsia"/>
-        </w:rPr>
-        <w:t>厚く御礼申し上げます。最後に、</w:t>
-      </w:r>
-      <w:r>
-        <w:rPr>
-          <w:rFonts w:hint="eastAsia"/>
-        </w:rPr>
-        <w:t>板谷</w:t>
-      </w:r>
-      <w:r>
-        <w:t>研究室の皆様には、本研究の遂行にあたり多大なご助言、ご協力頂きました。</w:t>
-      </w:r>
-      <w:r>
-        <w:rPr>
-          <w:rFonts w:hint="eastAsia"/>
-        </w:rPr>
-        <w:t>この場を借りて感謝申し上げます</w:t>
-      </w:r>
-      <w:r>
-        <w:t>。</w:t>
-      </w:r>
-    </w:p>
-    <w:p>
-      <w:pPr>
-        <w:pStyle w:val="1"/>
-      </w:pPr>
-      <w:bookmarkStart w:id="51" w:name="_Toc219736933"/>
-      <w:r>
-        <w:rPr>
-          <w:rFonts w:hint="eastAsia"/>
-        </w:rPr>
-        <w:t>参考文献・引用元</w:t>
-      </w:r>
-      <w:bookmarkEnd w:id="51"/>
     </w:p>
     <w:p>
       <w:r>
@@ -9376,7 +9376,11 @@
         <w:t xml:space="preserve">　</w:t>
       </w:r>
       <w:r>
-        <w:t>英虞湾における浚渫ヘドロを用いた干潟造成実験から得られた干潟底質の最適条件</w:t>
+        <w:t>英虞湾における浚渫ヘド</w:t>
+      </w:r>
+      <w:r>
+        <w:lastRenderedPageBreak/>
+        <w:t>ロを用いた干潟造成実験から得られた干潟底質の最適条件</w:t>
       </w:r>
       <w:r>
         <w:rPr>
@@ -9628,11 +9632,6 @@
       </w:r>
     </w:p>
     <w:p>
-      <w:pPr>
-        <w:rPr>
-          <w:rFonts w:hint="eastAsia"/>
-        </w:rPr>
-      </w:pPr>
       <w:r>
         <w:t>[1</w:t>
       </w:r>

--- a/卒論.docx
+++ b/卒論.docx
@@ -290,7 +290,6 @@
           <w:sz w:val="24"/>
         </w:rPr>
       </w:pPr>
-      <w:commentRangeStart w:id="1"/>
       <w:r>
         <w:rPr>
           <w:rFonts w:ascii="Times New Roman" w:hAnsi="Times New Roman" w:cs="Times New Roman"/>
@@ -298,16 +297,6 @@
         </w:rPr>
         <w:lastRenderedPageBreak/>
         <w:t>ABSTRACT</w:t>
-      </w:r>
-      <w:commentRangeEnd w:id="1"/>
-      <w:r>
-        <w:rPr>
-          <w:rStyle w:val="af5"/>
-          <w:rFonts w:ascii="Times New Roman" w:hAnsi="Times New Roman" w:cs="Times New Roman"/>
-          <w:sz w:val="24"/>
-          <w:szCs w:val="24"/>
-        </w:rPr>
-        <w:commentReference w:id="1"/>
       </w:r>
     </w:p>
     <w:p>
@@ -318,6 +307,48 @@
           <w:sz w:val="24"/>
           <w14:ligatures w14:val="none"/>
         </w:rPr>
+        <w:pPrChange w:id="0" w:author="板谷 年也【鈴鹿】" w:date="2026-01-17T06:24:00Z" w16du:dateUtc="2026-01-16T21:24:00Z">
+          <w:pPr/>
+        </w:pPrChange>
+      </w:pPr>
+      <w:r>
+        <w:rPr>
+          <w:rFonts w:ascii="Times New Roman" w:hAnsi="Times New Roman" w:cs="Times New Roman"/>
+          <w:sz w:val="24"/>
+          <w14:ligatures w14:val="none"/>
+        </w:rPr>
+        <w:t>Marine debris is a critical environmental issue. In Ago Bay, Mie Prefecture, waste from pearl farming accumulates on the seabed. Currently, removal relies on manual labor by divers, but this method is hazardous and inefficient due to poor visibility caused by sludge. Therefore, a safer and more efficient exploration method is required to locate metal debris buried in the sediment.</w:t>
+      </w:r>
+    </w:p>
+    <w:p>
+      <w:pPr>
+        <w:ind w:firstLineChars="200" w:firstLine="480"/>
+        <w:rPr>
+          <w:rFonts w:ascii="Times New Roman" w:hAnsi="Times New Roman" w:cs="Times New Roman"/>
+          <w:sz w:val="24"/>
+          <w14:ligatures w14:val="none"/>
+        </w:rPr>
+        <w:pPrChange w:id="1" w:author="板谷 年也【鈴鹿】" w:date="2026-01-17T06:24:00Z" w16du:dateUtc="2026-01-16T21:24:00Z">
+          <w:pPr/>
+        </w:pPrChange>
+      </w:pPr>
+      <w:r>
+        <w:rPr>
+          <w:rFonts w:ascii="Times New Roman" w:hAnsi="Times New Roman" w:cs="Times New Roman"/>
+          <w:sz w:val="24"/>
+          <w14:ligatures w14:val="none"/>
+        </w:rPr>
+        <w:t>This study aims to develop a metal detection system using an underwater drone to automate the search process. We designed a specific electromagnetic sensor housed in a spherical plastic shell to slide over the seabed. The system was integrated into a drone to verify its ability to detect metal objects and withstand the underwater environment, including the interference from thruster noise.</w:t>
+      </w:r>
+    </w:p>
+    <w:p>
+      <w:pPr>
+        <w:ind w:firstLineChars="200" w:firstLine="480"/>
+        <w:rPr>
+          <w:rFonts w:ascii="Times New Roman" w:hAnsi="Times New Roman" w:cs="Times New Roman"/>
+          <w:sz w:val="24"/>
+          <w14:ligatures w14:val="none"/>
+        </w:rPr>
         <w:pPrChange w:id="2" w:author="板谷 年也【鈴鹿】" w:date="2026-01-17T06:24:00Z" w16du:dateUtc="2026-01-16T21:24:00Z">
           <w:pPr/>
         </w:pPrChange>
@@ -328,20 +359,16 @@
           <w:sz w:val="24"/>
           <w14:ligatures w14:val="none"/>
         </w:rPr>
-        <w:t>Marine debris is a critical environmental issue. In Ago Bay, Mie Prefecture, waste from pearl farming accumulates on the seabed. Currently, removal relies on manual labor by divers, but this method is hazardous and inefficient due to poor visibility caused by sludge. Therefore, a safer and more efficient exploration method is required to locate metal debris buried in the sediment.</w:t>
-      </w:r>
-    </w:p>
-    <w:p>
-      <w:pPr>
-        <w:ind w:firstLineChars="200" w:firstLine="480"/>
+        <w:t>Experimental results showed that the sensor successfully detected metal targets with a clear voltage change. While detection was possible for shallowly buried objects in freshwater, sensitivity decreased in seawater due to attenuation. Pool experiments confirmed that the drone could detect metal without significant interference from thruster noise. These findings demonstrate the system's basic feasibility, although increased sensor output is necessary for deep burial detection in seawater.</w:t>
+      </w:r>
+    </w:p>
+    <w:p>
+      <w:pPr>
         <w:rPr>
           <w:rFonts w:ascii="Times New Roman" w:hAnsi="Times New Roman" w:cs="Times New Roman"/>
           <w:sz w:val="24"/>
           <w14:ligatures w14:val="none"/>
         </w:rPr>
-        <w:pPrChange w:id="3" w:author="板谷 年也【鈴鹿】" w:date="2026-01-17T06:24:00Z" w16du:dateUtc="2026-01-16T21:24:00Z">
-          <w:pPr/>
-        </w:pPrChange>
       </w:pPr>
       <w:r>
         <w:rPr>
@@ -349,29 +376,26 @@
           <w:sz w:val="24"/>
           <w14:ligatures w14:val="none"/>
         </w:rPr>
-        <w:t>This study aims to develop a metal detection system using an underwater drone to automate the search process. We designed a specific electromagnetic sensor housed in a spherical plastic shell to slide over the seabed. The system was integrated into a drone to verify its ability to detect metal objects and withstand the underwater environment, including the interference from thruster noise.</w:t>
-      </w:r>
-    </w:p>
-    <w:p>
-      <w:pPr>
-        <w:ind w:firstLineChars="200" w:firstLine="480"/>
+        <w:br w:type="page"/>
+      </w:r>
+    </w:p>
+    <w:p>
+      <w:pPr>
         <w:rPr>
           <w:rFonts w:ascii="Times New Roman" w:hAnsi="Times New Roman" w:cs="Times New Roman"/>
           <w:sz w:val="24"/>
           <w14:ligatures w14:val="none"/>
         </w:rPr>
-        <w:pPrChange w:id="4" w:author="板谷 年也【鈴鹿】" w:date="2026-01-17T06:24:00Z" w16du:dateUtc="2026-01-16T21:24:00Z">
-          <w:pPr/>
-        </w:pPrChange>
-      </w:pPr>
-      <w:r>
+      </w:pPr>
+    </w:p>
+    <w:p>
+      <w:pPr>
         <w:rPr>
           <w:rFonts w:ascii="Times New Roman" w:hAnsi="Times New Roman" w:cs="Times New Roman"/>
           <w:sz w:val="24"/>
           <w14:ligatures w14:val="none"/>
         </w:rPr>
-        <w:t>Experimental results showed that the sensor successfully detected metal targets with a clear voltage change. While detection was possible for shallowly buried objects in freshwater, sensitivity decreased in seawater due to attenuation. Pool experiments confirmed that the drone could detect metal without significant interference from thruster noise. These findings demonstrate the system's basic feasibility, although increased sensor output is necessary for deep burial detection in seawater.</w:t>
-      </w:r>
+      </w:pPr>
     </w:p>
     <w:p>
       <w:pPr>
@@ -381,61 +405,26 @@
           <w14:ligatures w14:val="none"/>
         </w:rPr>
       </w:pPr>
-      <w:r>
+    </w:p>
+    <w:p>
+      <w:pPr>
+        <w:widowControl/>
         <w:rPr>
           <w:rFonts w:ascii="Times New Roman" w:hAnsi="Times New Roman" w:cs="Times New Roman"/>
           <w:sz w:val="24"/>
           <w14:ligatures w14:val="none"/>
         </w:rPr>
-        <w:br w:type="page"/>
-      </w:r>
-    </w:p>
-    <w:p>
-      <w:pPr>
+      </w:pPr>
+      <w:r>
         <w:rPr>
           <w:rFonts w:ascii="Times New Roman" w:hAnsi="Times New Roman" w:cs="Times New Roman"/>
           <w:sz w:val="24"/>
           <w14:ligatures w14:val="none"/>
         </w:rPr>
-      </w:pPr>
-    </w:p>
-    <w:p>
-      <w:pPr>
-        <w:rPr>
-          <w:rFonts w:ascii="Times New Roman" w:hAnsi="Times New Roman" w:cs="Times New Roman"/>
-          <w:sz w:val="24"/>
-          <w14:ligatures w14:val="none"/>
-        </w:rPr>
-      </w:pPr>
-    </w:p>
-    <w:p>
-      <w:pPr>
-        <w:rPr>
-          <w:rFonts w:ascii="Times New Roman" w:hAnsi="Times New Roman" w:cs="Times New Roman"/>
-          <w:sz w:val="24"/>
-          <w14:ligatures w14:val="none"/>
-        </w:rPr>
-      </w:pPr>
-    </w:p>
-    <w:p>
-      <w:pPr>
-        <w:widowControl/>
-        <w:rPr>
-          <w:rFonts w:ascii="Times New Roman" w:hAnsi="Times New Roman" w:cs="Times New Roman"/>
-          <w:sz w:val="24"/>
-          <w14:ligatures w14:val="none"/>
-        </w:rPr>
-      </w:pPr>
-      <w:r>
-        <w:rPr>
-          <w:rFonts w:ascii="Times New Roman" w:hAnsi="Times New Roman" w:cs="Times New Roman"/>
-          <w:sz w:val="24"/>
-          <w14:ligatures w14:val="none"/>
-        </w:rPr>
         <w:br w:type="page"/>
       </w:r>
     </w:p>
-    <w:bookmarkStart w:id="5" w:name="_Toc219798719" w:displacedByCustomXml="next"/>
+    <w:bookmarkStart w:id="3" w:name="_Toc219798719" w:displacedByCustomXml="next"/>
     <w:sdt>
       <w:sdtPr>
         <w:rPr>
@@ -471,7 +460,7 @@
             </w:rPr>
             <w:t>目次</w:t>
           </w:r>
-          <w:bookmarkEnd w:id="5"/>
+          <w:bookmarkEnd w:id="3"/>
         </w:p>
         <w:p>
           <w:pPr>
@@ -3020,7 +3009,7 @@
       <w:pPr>
         <w:pStyle w:val="1"/>
       </w:pPr>
-      <w:bookmarkStart w:id="6" w:name="_Toc219798720"/>
+      <w:bookmarkStart w:id="4" w:name="_Toc219798720"/>
       <w:r>
         <w:rPr>
           <w:rFonts w:hint="eastAsia"/>
@@ -3028,7 +3017,7 @@
         <w:lastRenderedPageBreak/>
         <w:t>第１章　序章</w:t>
       </w:r>
-      <w:bookmarkEnd w:id="6"/>
+      <w:bookmarkEnd w:id="4"/>
     </w:p>
     <w:p>
       <w:pPr>
@@ -3038,14 +3027,14 @@
           <w:numId w:val="2"/>
         </w:numPr>
       </w:pPr>
-      <w:bookmarkStart w:id="7" w:name="_Toc219798721"/>
+      <w:bookmarkStart w:id="5" w:name="_Toc219798721"/>
       <w:r>
         <w:rPr>
           <w:rFonts w:hint="eastAsia"/>
         </w:rPr>
         <w:t>研究の背景</w:t>
       </w:r>
-      <w:bookmarkEnd w:id="7"/>
+      <w:bookmarkEnd w:id="5"/>
     </w:p>
     <w:p>
       <w:pPr>
@@ -3055,11 +3044,11 @@
           <w:numId w:val="2"/>
         </w:numPr>
       </w:pPr>
-      <w:bookmarkStart w:id="8" w:name="_Toc219798722"/>
+      <w:bookmarkStart w:id="6" w:name="_Toc219798722"/>
       <w:r>
         <w:t>英虞湾における真珠養殖と海底ゴミの問題</w:t>
       </w:r>
-      <w:bookmarkEnd w:id="8"/>
+      <w:bookmarkEnd w:id="6"/>
     </w:p>
     <w:p>
       <w:pPr>
@@ -3122,7 +3111,7 @@
           <w:noProof/>
         </w:rPr>
         <w:drawing>
-          <wp:inline distT="0" distB="0" distL="0" distR="0" wp14:anchorId="65A85B42" wp14:editId="672661A1">
+          <wp:inline distT="0" distB="0" distL="0" distR="0" wp14:anchorId="65A85B42" wp14:editId="2EB79AD3">
             <wp:extent cx="2921000" cy="2618029"/>
             <wp:effectExtent l="0" t="0" r="0" b="0"/>
             <wp:docPr id="1872789778" name="図 5" descr="グラフ, 円グラフ&#10;&#10;AI 生成コンテンツは誤りを含む可能性があります。"/>
@@ -3137,7 +3126,7 @@
                     <pic:cNvPicPr/>
                   </pic:nvPicPr>
                   <pic:blipFill rotWithShape="1">
-                    <a:blip r:embed="rId15" cstate="print">
+                    <a:blip r:embed="rId11" cstate="print">
                       <a:extLst>
                         <a:ext uri="{28A0092B-C50C-407E-A947-70E740481C1C}">
                           <a14:useLocalDpi xmlns:a14="http://schemas.microsoft.com/office/drawing/2010/main" val="0"/>
@@ -3177,7 +3166,7 @@
       <w:pPr>
         <w:pStyle w:val="af2"/>
         <w:rPr>
-          <w:ins w:id="9" w:author="板谷 年也【鈴鹿】" w:date="2026-01-19T17:09:00Z" w16du:dateUtc="2026-01-19T08:09:00Z"/>
+          <w:ins w:id="7" w:author="板谷 年也【鈴鹿】" w:date="2026-01-19T17:09:00Z" w16du:dateUtc="2026-01-19T08:09:00Z"/>
         </w:rPr>
       </w:pPr>
       <w:r>
@@ -3213,7 +3202,7 @@
     </w:p>
     <w:p>
       <w:pPr>
-        <w:pPrChange w:id="10" w:author="板谷 年也【鈴鹿】" w:date="2026-01-19T17:09:00Z" w16du:dateUtc="2026-01-19T08:09:00Z">
+        <w:pPrChange w:id="8" w:author="板谷 年也【鈴鹿】" w:date="2026-01-19T17:09:00Z" w16du:dateUtc="2026-01-19T08:09:00Z">
           <w:pPr>
             <w:pStyle w:val="af2"/>
           </w:pPr>
@@ -3254,11 +3243,11 @@
           <w:numId w:val="2"/>
         </w:numPr>
       </w:pPr>
-      <w:bookmarkStart w:id="11" w:name="_Toc219798723"/>
+      <w:bookmarkStart w:id="9" w:name="_Toc219798723"/>
       <w:r>
         <w:t>既存の調査手法とその限界</w:t>
       </w:r>
-      <w:bookmarkEnd w:id="11"/>
+      <w:bookmarkEnd w:id="9"/>
     </w:p>
     <w:p>
       <w:pPr>
@@ -3353,11 +3342,11 @@
           <w:numId w:val="2"/>
         </w:numPr>
       </w:pPr>
-      <w:bookmarkStart w:id="12" w:name="_Toc219798724"/>
+      <w:bookmarkStart w:id="10" w:name="_Toc219798724"/>
       <w:r>
         <w:t>水中ドローンによる解決のアプローチ</w:t>
       </w:r>
-      <w:bookmarkEnd w:id="12"/>
+      <w:bookmarkEnd w:id="10"/>
     </w:p>
     <w:p>
       <w:pPr>
@@ -3416,14 +3405,14 @@
           <w:numId w:val="2"/>
         </w:numPr>
       </w:pPr>
-      <w:bookmarkStart w:id="13" w:name="_Toc219798725"/>
+      <w:bookmarkStart w:id="11" w:name="_Toc219798725"/>
       <w:r>
         <w:rPr>
           <w:rFonts w:hint="eastAsia"/>
         </w:rPr>
         <w:t>研究の目的</w:t>
       </w:r>
-      <w:bookmarkEnd w:id="13"/>
+      <w:bookmarkEnd w:id="11"/>
     </w:p>
     <w:p>
       <w:pPr>
@@ -3479,7 +3468,7 @@
       <w:pPr>
         <w:pStyle w:val="2"/>
       </w:pPr>
-      <w:bookmarkStart w:id="14" w:name="_Toc219798726"/>
+      <w:bookmarkStart w:id="12" w:name="_Toc219798726"/>
       <w:r>
         <w:t>1.3</w:t>
       </w:r>
@@ -3495,7 +3484,7 @@
         </w:rPr>
         <w:t>論文の構成</w:t>
       </w:r>
-      <w:bookmarkEnd w:id="14"/>
+      <w:bookmarkEnd w:id="12"/>
     </w:p>
     <w:p>
       <w:pPr>
@@ -3594,7 +3583,7 @@
         <w:pStyle w:val="1"/>
         <w:ind w:left="0"/>
       </w:pPr>
-      <w:bookmarkStart w:id="15" w:name="_Toc219798727"/>
+      <w:bookmarkStart w:id="13" w:name="_Toc219798727"/>
       <w:r>
         <w:rPr>
           <w:rFonts w:hint="eastAsia"/>
@@ -3625,13 +3614,13 @@
         </w:rPr>
         <w:t>原理</w:t>
       </w:r>
-      <w:bookmarkEnd w:id="15"/>
+      <w:bookmarkEnd w:id="13"/>
     </w:p>
     <w:p>
       <w:pPr>
         <w:pStyle w:val="2"/>
       </w:pPr>
-      <w:bookmarkStart w:id="16" w:name="_Toc219798728"/>
+      <w:bookmarkStart w:id="14" w:name="_Toc219798728"/>
       <w:r>
         <w:t>2.1</w:t>
       </w:r>
@@ -3647,13 +3636,13 @@
         </w:rPr>
         <w:t>測定原理</w:t>
       </w:r>
-      <w:bookmarkEnd w:id="16"/>
+      <w:bookmarkEnd w:id="14"/>
     </w:p>
     <w:p>
       <w:pPr>
         <w:ind w:firstLineChars="100" w:firstLine="210"/>
       </w:pPr>
-      <w:commentRangeStart w:id="17"/>
+      <w:commentRangeStart w:id="15"/>
       <w:r>
         <w:t>本研究で採用した金属探知手法は、電磁誘導現象を利用した渦電流探傷法（</w:t>
       </w:r>
@@ -3728,14 +3717,14 @@
       <w:r>
         <w:t>本システムでは、このインピーダンスの変化に伴う検出用コイルの電圧変化を測定することによって、非接触で金属の有無を検知する。この手法は、対象物が泥や砂に埋もれていて視認できない場合でも、磁気的な特性変化として捉えることが可能である。</w:t>
       </w:r>
-      <w:commentRangeEnd w:id="17"/>
+      <w:commentRangeEnd w:id="15"/>
       <w:r>
         <w:rPr>
           <w:rStyle w:val="af5"/>
           <w:sz w:val="21"/>
           <w:szCs w:val="24"/>
         </w:rPr>
-        <w:commentReference w:id="17"/>
+        <w:commentReference w:id="15"/>
       </w:r>
     </w:p>
     <w:p>
@@ -3823,7 +3812,7 @@
       <w:pPr>
         <w:pStyle w:val="2"/>
       </w:pPr>
-      <w:bookmarkStart w:id="18" w:name="_Toc219798729"/>
+      <w:bookmarkStart w:id="16" w:name="_Toc219798729"/>
       <w:r>
         <w:t>2.2</w:t>
       </w:r>
@@ -3833,13 +3822,13 @@
         </w:rPr>
         <w:t xml:space="preserve">　システム全体構成</w:t>
       </w:r>
-      <w:bookmarkEnd w:id="18"/>
+      <w:bookmarkEnd w:id="16"/>
     </w:p>
     <w:p>
       <w:pPr>
         <w:pStyle w:val="3"/>
       </w:pPr>
-      <w:bookmarkStart w:id="19" w:name="_Toc219798730"/>
+      <w:bookmarkStart w:id="17" w:name="_Toc219798730"/>
       <w:r>
         <w:t>2.2.1</w:t>
       </w:r>
@@ -3849,14 +3838,11 @@
         </w:rPr>
         <w:t xml:space="preserve">　提案システムの概要</w:t>
       </w:r>
-      <w:bookmarkEnd w:id="19"/>
+      <w:bookmarkEnd w:id="17"/>
     </w:p>
     <w:p>
       <w:pPr>
         <w:ind w:firstLineChars="100" w:firstLine="210"/>
-        <w:rPr>
-          <w:rFonts w:hint="eastAsia"/>
-        </w:rPr>
       </w:pPr>
       <w:r>
         <w:t>英虞湾のような広範囲な海域を効率的に調査するため、最終的にはワイヤレスによる遠隔操作システムを提案する</w:t>
@@ -3898,9 +3884,6 @@
     <w:p>
       <w:pPr>
         <w:ind w:firstLineChars="100" w:firstLine="210"/>
-        <w:rPr>
-          <w:rFonts w:hint="eastAsia"/>
-        </w:rPr>
       </w:pPr>
       <w:r>
         <w:t xml:space="preserve">Raspberry Pi 5 </w:t>
@@ -4023,7 +4006,7 @@
     <w:p>
       <w:pPr>
         <w:pStyle w:val="af2"/>
-        <w:pPrChange w:id="20" w:author="板谷 年也【鈴鹿】" w:date="2026-01-19T17:09:00Z" w16du:dateUtc="2026-01-19T08:09:00Z">
+        <w:pPrChange w:id="18" w:author="板谷 年也【鈴鹿】" w:date="2026-01-19T17:09:00Z" w16du:dateUtc="2026-01-19T08:09:00Z">
           <w:pPr>
             <w:pStyle w:val="af2"/>
             <w:keepNext/>
@@ -4115,7 +4098,7 @@
       <w:pPr>
         <w:pStyle w:val="3"/>
       </w:pPr>
-      <w:bookmarkStart w:id="21" w:name="_Toc219798731"/>
+      <w:bookmarkStart w:id="19" w:name="_Toc219798731"/>
       <w:r>
         <w:t>2.2.2</w:t>
       </w:r>
@@ -4125,7 +4108,7 @@
         </w:rPr>
         <w:t xml:space="preserve">　本研究における実験構成</w:t>
       </w:r>
-      <w:bookmarkEnd w:id="21"/>
+      <w:bookmarkEnd w:id="19"/>
     </w:p>
     <w:p>
       <w:pPr>
@@ -4148,6 +4131,12 @@
       </w:r>
       <w:r>
         <w:t xml:space="preserve"> Analog Discovery 2 </w:t>
+      </w:r>
+      <w:r>
+        <w:rPr>
+          <w:rFonts w:hint="eastAsia"/>
+        </w:rPr>
+        <w:t>（社製）</w:t>
       </w:r>
       <w:r>
         <w:t>をプールサイド（陸上）に設置した。ドローン本体と陸上の計測機器をケーブルで直接接続し、ドローンの制御およびセンサ信号の取得を行った。</w:t>
@@ -4247,7 +4236,7 @@
       <w:pPr>
         <w:pStyle w:val="2"/>
       </w:pPr>
-      <w:bookmarkStart w:id="22" w:name="_Toc219798732"/>
+      <w:bookmarkStart w:id="20" w:name="_Toc219798732"/>
       <w:r>
         <w:t>2.3</w:t>
       </w:r>
@@ -4257,14 +4246,11 @@
         </w:rPr>
         <w:t xml:space="preserve">　水中ドローンのハードウェア構成</w:t>
       </w:r>
-      <w:bookmarkEnd w:id="22"/>
+      <w:bookmarkEnd w:id="20"/>
     </w:p>
     <w:p>
       <w:pPr>
         <w:ind w:firstLineChars="100" w:firstLine="210"/>
-        <w:rPr>
-          <w:rFonts w:hint="eastAsia"/>
-        </w:rPr>
       </w:pPr>
       <w:r>
         <w:rPr>
@@ -4637,7 +4623,7 @@
       <w:pPr>
         <w:pStyle w:val="2"/>
       </w:pPr>
-      <w:bookmarkStart w:id="23" w:name="_Toc219798733"/>
+      <w:bookmarkStart w:id="21" w:name="_Toc219798733"/>
       <w:r>
         <w:t>2.4</w:t>
       </w:r>
@@ -4650,7 +4636,7 @@
       <w:r>
         <w:t>電磁センサの設計・製作</w:t>
       </w:r>
-      <w:bookmarkEnd w:id="23"/>
+      <w:bookmarkEnd w:id="21"/>
     </w:p>
     <w:p>
       <w:pPr>
@@ -4839,7 +4825,7 @@
       <w:pPr>
         <w:ind w:firstLineChars="50" w:firstLine="105"/>
         <w:rPr>
-          <w:ins w:id="24" w:author="板谷 年也【鈴鹿】" w:date="2026-01-19T17:10:00Z" w16du:dateUtc="2026-01-19T08:10:00Z"/>
+          <w:ins w:id="22" w:author="板谷 年也【鈴鹿】" w:date="2026-01-19T17:10:00Z" w16du:dateUtc="2026-01-19T08:10:00Z"/>
         </w:rPr>
       </w:pPr>
     </w:p>
@@ -5212,7 +5198,7 @@
         <w:pStyle w:val="1"/>
         <w:ind w:left="0"/>
       </w:pPr>
-      <w:bookmarkStart w:id="25" w:name="_Toc219798734"/>
+      <w:bookmarkStart w:id="23" w:name="_Toc219798734"/>
       <w:r>
         <w:rPr>
           <w:rFonts w:hint="eastAsia"/>
@@ -5220,189 +5206,189 @@
         <w:lastRenderedPageBreak/>
         <w:t>第３章　評価実験および考察</w:t>
       </w:r>
+      <w:bookmarkEnd w:id="23"/>
+    </w:p>
+    <w:p>
+      <w:pPr>
+        <w:pStyle w:val="2"/>
+      </w:pPr>
+      <w:bookmarkStart w:id="24" w:name="_Toc219798735"/>
+      <w:r>
+        <w:t>3.1</w:t>
+      </w:r>
+      <w:r>
+        <w:rPr>
+          <w:rFonts w:hint="eastAsia"/>
+        </w:rPr>
+        <w:t xml:space="preserve">　実験概要</w:t>
+      </w:r>
+      <w:bookmarkEnd w:id="24"/>
+    </w:p>
+    <w:p>
+      <w:pPr>
+        <w:ind w:firstLineChars="100" w:firstLine="210"/>
+      </w:pPr>
+      <w:r>
+        <w:rPr>
+          <w:rFonts w:hint="eastAsia"/>
+        </w:rPr>
+        <w:t>本章では、第</w:t>
+      </w:r>
+      <w:r>
+        <w:t>2</w:t>
+      </w:r>
+      <w:r>
+        <w:t>章で試作した電磁センサの基本性能、および水中ドローンに搭載した状態での探査システムの実現可能性を検証するために行った、</w:t>
+      </w:r>
+      <w:r>
+        <w:t>2</w:t>
+      </w:r>
+      <w:r>
+        <w:t>つの実験について述べる。</w:t>
+      </w:r>
+    </w:p>
+    <w:p>
+      <w:pPr>
+        <w:pStyle w:val="3"/>
+      </w:pPr>
+      <w:bookmarkStart w:id="25" w:name="_Toc219798736"/>
+      <w:r>
+        <w:rPr>
+          <w:rFonts w:hint="eastAsia"/>
+        </w:rPr>
+        <w:t xml:space="preserve">3.1.1　</w:t>
+      </w:r>
+      <w:r>
+        <w:rPr>
+          <w:rFonts w:hint="eastAsia"/>
+        </w:rPr>
+        <w:t>基礎特性の検証</w:t>
+      </w:r>
       <w:bookmarkEnd w:id="25"/>
     </w:p>
     <w:p>
       <w:pPr>
+        <w:ind w:firstLineChars="100" w:firstLine="210"/>
+      </w:pPr>
+      <w:r>
+        <w:rPr>
+          <w:rFonts w:hint="eastAsia"/>
+        </w:rPr>
+        <w:t>まず、センサ単体の基礎的な検出能力を把握するために、研究室内の水槽を用いた実験を行った。</w:t>
+      </w:r>
+      <w:r>
+        <w:t xml:space="preserve"> </w:t>
+      </w:r>
+      <w:r>
+        <w:t>本研究の最終的な適用フィールドは英虞湾（海水域）である。海水は淡水と比較して導電率が高く、電磁波の減衰や位相変化といった影響（表皮効果等）</w:t>
+      </w:r>
+      <w:r>
+        <w:t>[1</w:t>
+      </w:r>
+      <w:r>
+        <w:rPr>
+          <w:rFonts w:hint="eastAsia"/>
+        </w:rPr>
+        <w:t>1</w:t>
+      </w:r>
+      <w:r>
+        <w:t>]</w:t>
+      </w:r>
+      <w:r>
+        <w:rPr>
+          <w:rFonts w:hint="eastAsia"/>
+        </w:rPr>
+        <w:t>が</w:t>
+      </w:r>
+      <w:r>
+        <w:t>無視できない可能性がある。</w:t>
+      </w:r>
+      <w:r>
+        <w:t xml:space="preserve"> </w:t>
+      </w:r>
+      <w:r>
+        <w:t>そこで本実験では、「淡水」および海水を模した「</w:t>
+      </w:r>
+      <w:r>
+        <w:rPr>
+          <w:rFonts w:hint="eastAsia"/>
+        </w:rPr>
+        <w:t>人工海水</w:t>
+      </w:r>
+      <w:r>
+        <w:t>」の双方の環境下で計測を行い、水の導電性がセンサの金属検知性能に与える影響を比較・検証した。</w:t>
+      </w:r>
+    </w:p>
+    <w:p>
+      <w:pPr>
+        <w:pStyle w:val="3"/>
+      </w:pPr>
+      <w:bookmarkStart w:id="26" w:name="_Toc219798737"/>
+      <w:r>
+        <w:rPr>
+          <w:rFonts w:hint="eastAsia"/>
+        </w:rPr>
+        <w:t xml:space="preserve">3.1.2　</w:t>
+      </w:r>
+      <w:r>
+        <w:rPr>
+          <w:rFonts w:hint="eastAsia"/>
+        </w:rPr>
+        <w:t>システム動作検証</w:t>
+      </w:r>
+      <w:bookmarkEnd w:id="26"/>
+    </w:p>
+    <w:p>
+      <w:pPr>
+        <w:ind w:firstLineChars="100" w:firstLine="210"/>
+      </w:pPr>
+      <w:r>
+        <w:rPr>
+          <w:rFonts w:hint="eastAsia"/>
+        </w:rPr>
+        <w:t>次に、実際の運用に近い環境での動作を確認するために、学校のプールを用いた実験を行った。</w:t>
+      </w:r>
+      <w:r>
+        <w:t xml:space="preserve"> </w:t>
+      </w:r>
+      <w:r>
+        <w:t>この実験では、試作した電磁センサを実際に水中ドローンに搭載・結線し、システム全体を稼働させた状態で試験を行った。</w:t>
+      </w:r>
+      <w:r>
+        <w:t xml:space="preserve"> </w:t>
+      </w:r>
+      <w:r>
+        <w:t>ドローンのスラスタが発生する電磁ノイズや、機体の振動・移動がセンサの信号に与える影響を確認するとともに、広くて深い水中環境における金属検知の実証を行うことを目的とした。</w:t>
+      </w:r>
+    </w:p>
+    <w:p>
+      <w:pPr>
         <w:pStyle w:val="2"/>
       </w:pPr>
-      <w:bookmarkStart w:id="26" w:name="_Toc219798735"/>
-      <w:r>
-        <w:t>3.1</w:t>
-      </w:r>
-      <w:r>
-        <w:rPr>
-          <w:rFonts w:hint="eastAsia"/>
-        </w:rPr>
-        <w:t xml:space="preserve">　実験概要</w:t>
-      </w:r>
-      <w:bookmarkEnd w:id="26"/>
-    </w:p>
-    <w:p>
-      <w:pPr>
-        <w:ind w:firstLineChars="100" w:firstLine="210"/>
-      </w:pPr>
-      <w:r>
-        <w:rPr>
-          <w:rFonts w:hint="eastAsia"/>
-        </w:rPr>
-        <w:t>本章では、第</w:t>
-      </w:r>
-      <w:r>
-        <w:t>2</w:t>
-      </w:r>
-      <w:r>
-        <w:t>章で試作した電磁センサの基本性能、および水中ドローンに搭載した状態での探査システムの実現可能性を検証するために行った、</w:t>
-      </w:r>
-      <w:r>
-        <w:t>2</w:t>
-      </w:r>
-      <w:r>
-        <w:t>つの実験について述べる。</w:t>
-      </w:r>
+      <w:bookmarkStart w:id="27" w:name="_Toc219798738"/>
+      <w:r>
+        <w:rPr>
+          <w:rFonts w:hint="eastAsia"/>
+        </w:rPr>
+        <w:t xml:space="preserve">3.2　</w:t>
+      </w:r>
+      <w:r>
+        <w:t>水槽を用いた基礎特性の検証</w:t>
+      </w:r>
+      <w:bookmarkEnd w:id="27"/>
     </w:p>
     <w:p>
       <w:pPr>
         <w:pStyle w:val="3"/>
       </w:pPr>
-      <w:bookmarkStart w:id="27" w:name="_Toc219798736"/>
-      <w:r>
-        <w:rPr>
-          <w:rFonts w:hint="eastAsia"/>
-        </w:rPr>
-        <w:t xml:space="preserve">3.1.1　</w:t>
-      </w:r>
-      <w:r>
-        <w:rPr>
-          <w:rFonts w:hint="eastAsia"/>
-        </w:rPr>
-        <w:t>基礎特性の検証</w:t>
-      </w:r>
-      <w:bookmarkEnd w:id="27"/>
-    </w:p>
-    <w:p>
-      <w:pPr>
-        <w:ind w:firstLineChars="100" w:firstLine="210"/>
-      </w:pPr>
-      <w:r>
-        <w:rPr>
-          <w:rFonts w:hint="eastAsia"/>
-        </w:rPr>
-        <w:t>まず、センサ単体の基礎的な検出能力を把握するために、研究室内の水槽を用いた実験を行った。</w:t>
-      </w:r>
-      <w:r>
-        <w:t xml:space="preserve"> </w:t>
-      </w:r>
-      <w:r>
-        <w:t>本研究の最終的な適用フィールドは英虞湾（海水域）である。海水は淡水と比較して導電率が高く、電磁波の減衰や位相変化といった影響（表皮効果等）</w:t>
-      </w:r>
-      <w:r>
-        <w:t>[1</w:t>
-      </w:r>
-      <w:r>
-        <w:rPr>
-          <w:rFonts w:hint="eastAsia"/>
-        </w:rPr>
-        <w:t>1</w:t>
-      </w:r>
-      <w:r>
-        <w:t>]</w:t>
-      </w:r>
-      <w:r>
-        <w:rPr>
-          <w:rFonts w:hint="eastAsia"/>
-        </w:rPr>
-        <w:t>が</w:t>
-      </w:r>
-      <w:r>
-        <w:t>無視できない可能性がある。</w:t>
-      </w:r>
-      <w:r>
-        <w:t xml:space="preserve"> </w:t>
-      </w:r>
-      <w:r>
-        <w:t>そこで本実験では、「淡水」および海水を模した「</w:t>
-      </w:r>
-      <w:r>
-        <w:rPr>
-          <w:rFonts w:hint="eastAsia"/>
-        </w:rPr>
-        <w:t>人工海水</w:t>
-      </w:r>
-      <w:r>
-        <w:t>」の双方の環境下で計測を行い、水の導電性がセンサの金属検知性能に与える影響を比較・検証した。</w:t>
-      </w:r>
-    </w:p>
-    <w:p>
-      <w:pPr>
-        <w:pStyle w:val="3"/>
-      </w:pPr>
-      <w:bookmarkStart w:id="28" w:name="_Toc219798737"/>
-      <w:r>
-        <w:rPr>
-          <w:rFonts w:hint="eastAsia"/>
-        </w:rPr>
-        <w:t xml:space="preserve">3.1.2　</w:t>
-      </w:r>
-      <w:r>
-        <w:rPr>
-          <w:rFonts w:hint="eastAsia"/>
-        </w:rPr>
-        <w:t>システム動作検証</w:t>
+      <w:bookmarkStart w:id="28" w:name="_Toc219798739"/>
+      <w:r>
+        <w:rPr>
+          <w:rFonts w:hint="eastAsia"/>
+        </w:rPr>
+        <w:t>3.2.1　実験方法</w:t>
       </w:r>
       <w:bookmarkEnd w:id="28"/>
-    </w:p>
-    <w:p>
-      <w:pPr>
-        <w:ind w:firstLineChars="100" w:firstLine="210"/>
-      </w:pPr>
-      <w:r>
-        <w:rPr>
-          <w:rFonts w:hint="eastAsia"/>
-        </w:rPr>
-        <w:t>次に、実際の運用に近い環境での動作を確認するために、学校のプールを用いた実験を行った。</w:t>
-      </w:r>
-      <w:r>
-        <w:t xml:space="preserve"> </w:t>
-      </w:r>
-      <w:r>
-        <w:t>この実験では、試作した電磁センサを実際に水中ドローンに搭載・結線し、システム全体を稼働させた状態で試験を行った。</w:t>
-      </w:r>
-      <w:r>
-        <w:t xml:space="preserve"> </w:t>
-      </w:r>
-      <w:r>
-        <w:t>ドローンのスラスタが発生する電磁ノイズや、機体の振動・移動がセンサの信号に与える影響を確認するとともに、広くて深い水中環境における金属検知の実証を行うことを目的とした。</w:t>
-      </w:r>
-    </w:p>
-    <w:p>
-      <w:pPr>
-        <w:pStyle w:val="2"/>
-      </w:pPr>
-      <w:bookmarkStart w:id="29" w:name="_Toc219798738"/>
-      <w:r>
-        <w:rPr>
-          <w:rFonts w:hint="eastAsia"/>
-        </w:rPr>
-        <w:t xml:space="preserve">3.2　</w:t>
-      </w:r>
-      <w:r>
-        <w:t>水槽を用いた基礎特性の検証</w:t>
-      </w:r>
-      <w:bookmarkEnd w:id="29"/>
-    </w:p>
-    <w:p>
-      <w:pPr>
-        <w:pStyle w:val="3"/>
-      </w:pPr>
-      <w:bookmarkStart w:id="30" w:name="_Toc219798739"/>
-      <w:r>
-        <w:rPr>
-          <w:rFonts w:hint="eastAsia"/>
-        </w:rPr>
-        <w:t>3.2.1　実験方法</w:t>
-      </w:r>
-      <w:bookmarkEnd w:id="30"/>
     </w:p>
     <w:p>
       <w:pPr>
@@ -5617,220 +5603,227 @@
       </w:r>
     </w:p>
     <w:p>
-      <w:pPr>
-        <w:pStyle w:val="a9"/>
-        <w:numPr>
-          <w:ilvl w:val="0"/>
-          <w:numId w:val="6"/>
-        </w:numPr>
-      </w:pPr>
       <w:r>
         <w:rPr>
           <w:rFonts w:hint="eastAsia"/>
           <w:b/>
           <w:bCs/>
         </w:rPr>
-        <w:t>基本条件（表面配置）</w:t>
-      </w:r>
-      <w:r>
-        <w:t xml:space="preserve">: </w:t>
-      </w:r>
-      <w:r>
-        <w:t>鉄板を砂の上に露出させて配置し、センサをその直上で昇降させる。</w:t>
-      </w:r>
-    </w:p>
-    <w:p>
-      <w:pPr>
-        <w:pStyle w:val="a9"/>
-        <w:numPr>
-          <w:ilvl w:val="0"/>
-          <w:numId w:val="6"/>
-        </w:numPr>
-      </w:pPr>
+        <w:t>・</w:t>
+      </w:r>
       <w:r>
         <w:rPr>
           <w:rFonts w:hint="eastAsia"/>
           <w:b/>
           <w:bCs/>
         </w:rPr>
-        <w:t>埋没条件</w:t>
-      </w:r>
-      <w:r>
-        <w:rPr>
-          <w:rFonts w:hint="eastAsia"/>
-        </w:rPr>
-        <w:t xml:space="preserve"> </w:t>
+        <w:t>基本条件（表面配置）</w:t>
       </w:r>
       <w:r>
         <w:t xml:space="preserve">: </w:t>
       </w:r>
       <w:r>
-        <w:t>鉄板を砂の中に完全に埋没させ、視認できない状態で、センサを砂の表面直上で昇降させる。これは、本研究の主目的である「埋没ゴミの探知」を想定したものである。</w:t>
-      </w:r>
-    </w:p>
-    <w:p>
-      <w:pPr>
-        <w:pStyle w:val="a9"/>
-        <w:numPr>
-          <w:ilvl w:val="0"/>
-          <w:numId w:val="6"/>
-        </w:numPr>
-      </w:pPr>
+        <w:t>鉄板を砂の上に露出させて配置し、センサをその直上で昇降させる。</w:t>
+      </w:r>
+    </w:p>
+    <w:p>
       <w:r>
         <w:rPr>
           <w:rFonts w:hint="eastAsia"/>
           <w:b/>
           <w:bCs/>
         </w:rPr>
-        <w:t>オフセット条件</w:t>
-      </w:r>
-      <w:r>
-        <w:rPr>
-          <w:rFonts w:hint="eastAsia"/>
-        </w:rPr>
-        <w:t xml:space="preserve"> </w:t>
-      </w:r>
-      <w:r>
-        <w:t xml:space="preserve">: </w:t>
-      </w:r>
-      <w:r>
-        <w:t>鉄板を砂の上に配置するが、センサの中心軸を鉄板の中心から水平方向に数</w:t>
-      </w:r>
-      <w:r>
-        <w:t xml:space="preserve"> cm </w:t>
-      </w:r>
-      <w:r>
-        <w:t>ずらした位置で昇降させる。これにより、センサの検知範囲（横方向の感度）を確認する。</w:t>
-      </w:r>
-    </w:p>
-    <w:p>
-      <w:pPr>
-        <w:pStyle w:val="a9"/>
-        <w:numPr>
-          <w:ilvl w:val="0"/>
-          <w:numId w:val="6"/>
-        </w:numPr>
-      </w:pPr>
+        <w:t>・</w:t>
+      </w:r>
       <w:r>
         <w:rPr>
           <w:rFonts w:hint="eastAsia"/>
           <w:b/>
           <w:bCs/>
         </w:rPr>
-        <w:t>対照実験（アクリル板）</w:t>
+        <w:t>埋没条件</w:t>
+      </w:r>
+      <w:r>
+        <w:rPr>
+          <w:rFonts w:hint="eastAsia"/>
+        </w:rPr>
+        <w:t xml:space="preserve"> </w:t>
       </w:r>
       <w:r>
         <w:t xml:space="preserve">: </w:t>
       </w:r>
       <w:r>
-        <w:t>鉄板の代わりにアクリル板を砂の上に配置し、同様に測定を行う。これにより、センサが形状ではなく「金属素材」のみに反応していることを確認する。</w:t>
-      </w:r>
-    </w:p>
-    <w:p>
-      <w:pPr>
-        <w:pStyle w:val="a9"/>
-        <w:numPr>
-          <w:ilvl w:val="0"/>
-          <w:numId w:val="6"/>
-        </w:numPr>
-      </w:pPr>
+        <w:t>鉄板を砂の中に完全に埋没させ、視認できない状態で、センサを砂の表面直上で昇降させる。これは、本研究の主目的である「埋没ゴミの探知」を想定したものである。</w:t>
+      </w:r>
+    </w:p>
+    <w:p>
       <w:r>
         <w:rPr>
           <w:rFonts w:hint="eastAsia"/>
           <w:b/>
           <w:bCs/>
         </w:rPr>
-        <w:t>何もなし</w:t>
-      </w:r>
-      <w:r>
-        <w:rPr>
-          <w:rFonts w:hint="eastAsia"/>
-        </w:rPr>
-        <w:t xml:space="preserve"> </w:t>
-      </w:r>
-      <w:r>
-        <w:t xml:space="preserve">: </w:t>
-      </w:r>
-      <w:r>
-        <w:t>ターゲットを何も置かない状態で測定を行う。</w:t>
-      </w:r>
-    </w:p>
-    <w:p>
-      <w:pPr>
-        <w:ind w:firstLineChars="50" w:firstLine="105"/>
-      </w:pPr>
-      <w:r>
-        <w:rPr>
-          <w:rFonts w:hint="eastAsia"/>
-        </w:rPr>
-        <w:t>各条件において、センサとターゲット（または砂表面）との距離を変化させながら（接触〜約</w:t>
-      </w:r>
-      <w:r>
-        <w:t xml:space="preserve"> 130 mm</w:t>
-      </w:r>
-      <w:r>
-        <w:t>）、検出コイルの電圧変化を</w:t>
-      </w:r>
-      <w:r>
-        <w:t xml:space="preserve"> Analog Discovery 2 </w:t>
-      </w:r>
-      <w:r>
-        <w:t>にて記録した。なお、これらの実験は前述の通り、淡水および塩水の</w:t>
-      </w:r>
-      <w:r>
-        <w:t>2</w:t>
-      </w:r>
-      <w:r>
-        <w:t>つの環境下で実施した。</w:t>
-      </w:r>
-    </w:p>
-    <w:p/>
-    <w:p>
-      <w:pPr>
-        <w:pStyle w:val="3"/>
-      </w:pPr>
-      <w:bookmarkStart w:id="31" w:name="_Toc219798740"/>
-      <w:r>
-        <w:rPr>
-          <w:rFonts w:hint="eastAsia"/>
-        </w:rPr>
-        <w:t xml:space="preserve">3.2.2　</w:t>
-      </w:r>
-      <w:r>
-        <w:rPr>
-          <w:rFonts w:hint="eastAsia"/>
-        </w:rPr>
-        <w:t>淡水</w:t>
-      </w:r>
-      <w:r>
-        <w:rPr>
-          <w:rFonts w:hint="eastAsia"/>
-        </w:rPr>
-        <w:t>での</w:t>
-      </w:r>
-      <w:r>
-        <w:rPr>
-          <w:rFonts w:hint="eastAsia"/>
-        </w:rPr>
-        <w:t>実験結果</w:t>
-      </w:r>
-      <w:bookmarkEnd w:id="31"/>
-    </w:p>
-    <w:p>
-      <w:pPr>
-        <w:pStyle w:val="a9"/>
-        <w:numPr>
-          <w:ilvl w:val="0"/>
-          <w:numId w:val="8"/>
-        </w:numPr>
-        <w:rPr>
+        <w:t>・</w:t>
+      </w:r>
+      <w:r>
+        <w:rPr>
+          <w:rFonts w:hint="eastAsia"/>
           <w:b/>
           <w:bCs/>
         </w:rPr>
-      </w:pPr>
-      <w:r>
-        <w:rPr>
-          <w:rFonts w:hint="eastAsia"/>
+        <w:t>オフセット条件</w:t>
+      </w:r>
+      <w:r>
+        <w:rPr>
+          <w:rFonts w:hint="eastAsia"/>
+        </w:rPr>
+        <w:t xml:space="preserve"> </w:t>
+      </w:r>
+      <w:r>
+        <w:t xml:space="preserve">: </w:t>
+      </w:r>
+      <w:r>
+        <w:t>鉄板を砂の上に配置するが、センサの中心軸を鉄板の中心から水平方向に数</w:t>
+      </w:r>
+      <w:r>
+        <w:t xml:space="preserve"> cm </w:t>
+      </w:r>
+      <w:r>
+        <w:t>ずらした位置で昇降させる。これにより、センサの検知範囲（横方向の感度）を確認する。</w:t>
+      </w:r>
+    </w:p>
+    <w:p>
+      <w:r>
+        <w:rPr>
+          <w:rFonts w:hint="eastAsia"/>
+          <w:b/>
+          <w:bCs/>
+        </w:rPr>
+        <w:t>・</w:t>
+      </w:r>
+      <w:r>
+        <w:rPr>
+          <w:rFonts w:hint="eastAsia"/>
+          <w:b/>
+          <w:bCs/>
+        </w:rPr>
+        <w:t>対照実験（アクリル板）</w:t>
+      </w:r>
+      <w:r>
+        <w:t xml:space="preserve">: </w:t>
+      </w:r>
+      <w:r>
+        <w:t>鉄板の代わりにアクリル板を砂の上に配置し、同様に測定を行う。これにより、センサが形状ではなく「金属素材」のみに反応していることを確認する。</w:t>
+      </w:r>
+    </w:p>
+    <w:p>
+      <w:r>
+        <w:rPr>
+          <w:rFonts w:hint="eastAsia"/>
+          <w:b/>
+          <w:bCs/>
+        </w:rPr>
+        <w:t>・</w:t>
+      </w:r>
+      <w:r>
+        <w:rPr>
+          <w:rFonts w:hint="eastAsia"/>
+          <w:b/>
+          <w:bCs/>
+        </w:rPr>
+        <w:t>何もなし</w:t>
+      </w:r>
+      <w:r>
+        <w:rPr>
+          <w:rFonts w:hint="eastAsia"/>
+        </w:rPr>
+        <w:t xml:space="preserve"> </w:t>
+      </w:r>
+      <w:r>
+        <w:t xml:space="preserve">: </w:t>
+      </w:r>
+      <w:r>
+        <w:t>ターゲットを何も置かない状態で測定を行う。</w:t>
+      </w:r>
+    </w:p>
+    <w:p>
+      <w:pPr>
+        <w:ind w:firstLineChars="50" w:firstLine="105"/>
+      </w:pPr>
+      <w:r>
+        <w:rPr>
+          <w:rFonts w:hint="eastAsia"/>
+        </w:rPr>
+        <w:t>各条件において、センサとターゲット（または砂表面）との距離を変化させながら（接触〜約</w:t>
+      </w:r>
+      <w:r>
+        <w:t xml:space="preserve"> 130 mm</w:t>
+      </w:r>
+      <w:r>
+        <w:t>）、検出コイルの電圧変化を</w:t>
+      </w:r>
+      <w:r>
+        <w:t xml:space="preserve"> Analog Discovery 2 </w:t>
+      </w:r>
+      <w:r>
+        <w:t>にて記録した。なお、これらの実験は前述の通り、淡水および塩水の</w:t>
+      </w:r>
+      <w:r>
+        <w:t>2</w:t>
+      </w:r>
+      <w:r>
+        <w:t>つの環境下で実施した。</w:t>
+      </w:r>
+    </w:p>
+    <w:p/>
+    <w:p>
+      <w:pPr>
+        <w:pStyle w:val="3"/>
+      </w:pPr>
+      <w:bookmarkStart w:id="29" w:name="_Toc219798740"/>
+      <w:r>
+        <w:rPr>
+          <w:rFonts w:hint="eastAsia"/>
+        </w:rPr>
+        <w:t xml:space="preserve">3.2.2　</w:t>
+      </w:r>
+      <w:r>
+        <w:rPr>
+          <w:rFonts w:hint="eastAsia"/>
+        </w:rPr>
+        <w:t>淡水</w:t>
+      </w:r>
+      <w:r>
+        <w:rPr>
+          <w:rFonts w:hint="eastAsia"/>
+        </w:rPr>
+        <w:t>での</w:t>
+      </w:r>
+      <w:r>
+        <w:rPr>
+          <w:rFonts w:hint="eastAsia"/>
+        </w:rPr>
+        <w:t>実験結果</w:t>
+      </w:r>
+      <w:bookmarkEnd w:id="29"/>
+    </w:p>
+    <w:p>
+      <w:pPr>
+        <w:rPr>
+          <w:b/>
+          <w:bCs/>
+        </w:rPr>
+      </w:pPr>
+      <w:r>
+        <w:rPr>
+          <w:rFonts w:hint="eastAsia"/>
+          <w:b/>
+          <w:bCs/>
+        </w:rPr>
+        <w:t>・</w:t>
+      </w:r>
+      <w:r>
+        <w:rPr>
           <w:b/>
           <w:bCs/>
         </w:rPr>
@@ -5953,14 +5946,14 @@
         <w:ind w:firstLineChars="50" w:firstLine="105"/>
         <w:jc w:val="center"/>
       </w:pPr>
-      <w:commentRangeStart w:id="32"/>
+      <w:commentRangeStart w:id="30"/>
       <w:r>
         <w:rPr>
           <w:noProof/>
         </w:rPr>
         <w:lastRenderedPageBreak/>
         <w:drawing>
-          <wp:inline distT="0" distB="0" distL="0" distR="0" wp14:anchorId="1459B5A4" wp14:editId="45A507BB">
+          <wp:inline distT="0" distB="0" distL="0" distR="0" wp14:anchorId="1459B5A4" wp14:editId="3E21B8B4">
             <wp:extent cx="4639672" cy="2931807"/>
             <wp:effectExtent l="0" t="0" r="8890" b="1905"/>
             <wp:docPr id="464804350" name="図 2"/>
@@ -6007,14 +6000,14 @@
           </wp:inline>
         </w:drawing>
       </w:r>
-      <w:commentRangeEnd w:id="32"/>
+      <w:commentRangeEnd w:id="30"/>
       <w:r>
         <w:rPr>
           <w:rStyle w:val="af5"/>
           <w:sz w:val="21"/>
           <w:szCs w:val="24"/>
         </w:rPr>
-        <w:commentReference w:id="32"/>
+        <w:commentReference w:id="30"/>
       </w:r>
     </w:p>
     <w:p>
@@ -6052,11 +6045,6 @@
     <w:p/>
     <w:p>
       <w:pPr>
-        <w:pStyle w:val="a9"/>
-        <w:numPr>
-          <w:ilvl w:val="0"/>
-          <w:numId w:val="8"/>
-        </w:numPr>
         <w:rPr>
           <w:b/>
           <w:bCs/>
@@ -6068,6 +6056,14 @@
           <w:b/>
           <w:bCs/>
         </w:rPr>
+        <w:t>・</w:t>
+      </w:r>
+      <w:r>
+        <w:rPr>
+          <w:rFonts w:hint="eastAsia"/>
+          <w:b/>
+          <w:bCs/>
+        </w:rPr>
         <w:t>埋没条件</w:t>
       </w:r>
     </w:p>
@@ -6169,7 +6165,7 @@
         </w:rPr>
         <w:lastRenderedPageBreak/>
         <w:drawing>
-          <wp:inline distT="0" distB="0" distL="0" distR="0" wp14:anchorId="6411802E" wp14:editId="1B848312">
+          <wp:inline distT="0" distB="0" distL="0" distR="0" wp14:anchorId="6411802E" wp14:editId="02958BD2">
             <wp:extent cx="4639672" cy="2845929"/>
             <wp:effectExtent l="0" t="0" r="8890" b="0"/>
             <wp:docPr id="741575295" name="図 3"/>
@@ -6391,7 +6387,7 @@
         </w:rPr>
         <w:lastRenderedPageBreak/>
         <w:drawing>
-          <wp:inline distT="0" distB="0" distL="0" distR="0" wp14:anchorId="3B7299B7" wp14:editId="66DF31C0">
+          <wp:inline distT="0" distB="0" distL="0" distR="0" wp14:anchorId="3B7299B7" wp14:editId="745BD8B5">
             <wp:extent cx="4643555" cy="2849246"/>
             <wp:effectExtent l="0" t="0" r="5080" b="8255"/>
             <wp:docPr id="143356835" name="図 6"/>
@@ -6482,11 +6478,6 @@
     </w:p>
     <w:p>
       <w:pPr>
-        <w:pStyle w:val="a9"/>
-        <w:numPr>
-          <w:ilvl w:val="0"/>
-          <w:numId w:val="8"/>
-        </w:numPr>
         <w:rPr>
           <w:b/>
           <w:bCs/>
@@ -6498,6 +6489,14 @@
           <w:b/>
           <w:bCs/>
         </w:rPr>
+        <w:t>・</w:t>
+      </w:r>
+      <w:r>
+        <w:rPr>
+          <w:rFonts w:hint="eastAsia"/>
+          <w:b/>
+          <w:bCs/>
+        </w:rPr>
         <w:t>オフセット条件</w:t>
       </w:r>
     </w:p>
@@ -6597,7 +6596,7 @@
         </w:rPr>
         <w:lastRenderedPageBreak/>
         <w:drawing>
-          <wp:inline distT="0" distB="0" distL="0" distR="0" wp14:anchorId="5F03B72E" wp14:editId="22FD34CC">
+          <wp:inline distT="0" distB="0" distL="0" distR="0" wp14:anchorId="5F03B72E" wp14:editId="31F08CF1">
             <wp:extent cx="4643555" cy="2848311"/>
             <wp:effectExtent l="0" t="0" r="5080" b="9525"/>
             <wp:docPr id="460595641" name="図 7"/>
@@ -6642,6 +6641,9 @@
     <w:p>
       <w:pPr>
         <w:pStyle w:val="af2"/>
+        <w:rPr>
+          <w:lang w:eastAsia="ja-JP"/>
+        </w:rPr>
       </w:pPr>
       <w:r>
         <w:t xml:space="preserve">図 </w:t>
@@ -6677,13 +6679,14 @@
         <w:t>オフセット条件（</w:t>
       </w:r>
       <w:r>
-        <w:t>100 mm）におけるセンサ応答</w:t>
-      </w:r>
-      <w:r>
-        <w:rPr>
-          <w:rFonts w:hint="eastAsia"/>
-        </w:rPr>
-        <w:t>波形</w:t>
+        <w:t>100 mm）におけるセンサ</w:t>
+      </w:r>
+      <w:r>
+        <w:rPr>
+          <w:rFonts w:hint="eastAsia"/>
+          <w:lang w:eastAsia="ja-JP"/>
+        </w:rPr>
+        <w:t>電圧</w:t>
       </w:r>
     </w:p>
     <w:p/>
@@ -6754,7 +6757,7 @@
         </w:rPr>
         <w:lastRenderedPageBreak/>
         <w:drawing>
-          <wp:inline distT="0" distB="0" distL="0" distR="0" wp14:anchorId="3B3FE7DF" wp14:editId="15B6DB06">
+          <wp:inline distT="0" distB="0" distL="0" distR="0" wp14:anchorId="3B3FE7DF" wp14:editId="0ADF41EB">
             <wp:extent cx="4643555" cy="2846786"/>
             <wp:effectExtent l="0" t="0" r="5080" b="0"/>
             <wp:docPr id="1759174419" name="図 9"/>
@@ -6847,11 +6850,6 @@
     <w:p/>
     <w:p>
       <w:pPr>
-        <w:pStyle w:val="a9"/>
-        <w:numPr>
-          <w:ilvl w:val="0"/>
-          <w:numId w:val="8"/>
-        </w:numPr>
         <w:rPr>
           <w:b/>
           <w:bCs/>
@@ -6863,7 +6861,7 @@
           <w:b/>
           <w:bCs/>
         </w:rPr>
-        <w:t>対照</w:t>
+        <w:t>・</w:t>
       </w:r>
       <w:r>
         <w:rPr>
@@ -6871,6 +6869,14 @@
           <w:b/>
           <w:bCs/>
         </w:rPr>
+        <w:t>対照</w:t>
+      </w:r>
+      <w:r>
+        <w:rPr>
+          <w:rFonts w:hint="eastAsia"/>
+          <w:b/>
+          <w:bCs/>
+        </w:rPr>
         <w:t>実験</w:t>
       </w:r>
     </w:p>
@@ -6927,7 +6933,7 @@
         </w:rPr>
         <w:lastRenderedPageBreak/>
         <w:drawing>
-          <wp:inline distT="0" distB="0" distL="0" distR="0" wp14:anchorId="40E6CFB2" wp14:editId="548BE401">
+          <wp:inline distT="0" distB="0" distL="0" distR="0" wp14:anchorId="40E6CFB2" wp14:editId="76BEA57A">
             <wp:extent cx="4643555" cy="2846786"/>
             <wp:effectExtent l="0" t="0" r="5080" b="0"/>
             <wp:docPr id="1552827861" name="図 10"/>
@@ -7016,16 +7022,19 @@
     <w:p/>
     <w:p>
       <w:pPr>
-        <w:pStyle w:val="a9"/>
-        <w:numPr>
-          <w:ilvl w:val="0"/>
-          <w:numId w:val="8"/>
-        </w:numPr>
         <w:rPr>
           <w:b/>
           <w:bCs/>
         </w:rPr>
       </w:pPr>
+      <w:r>
+        <w:rPr>
+          <w:rFonts w:hint="eastAsia"/>
+          <w:b/>
+          <w:bCs/>
+        </w:rPr>
+        <w:t>・</w:t>
+      </w:r>
       <w:r>
         <w:rPr>
           <w:rFonts w:hint="eastAsia"/>
@@ -7062,7 +7071,7 @@
           <w:noProof/>
         </w:rPr>
         <w:drawing>
-          <wp:inline distT="0" distB="0" distL="0" distR="0" wp14:anchorId="17D4A006" wp14:editId="380936E6">
+          <wp:inline distT="0" distB="0" distL="0" distR="0" wp14:anchorId="17D4A006" wp14:editId="404D7642">
             <wp:extent cx="4643555" cy="2848311"/>
             <wp:effectExtent l="0" t="0" r="5080" b="9525"/>
             <wp:docPr id="1150553908" name="図 11"/>
@@ -7143,7 +7152,7 @@
       <w:pPr>
         <w:pStyle w:val="3"/>
       </w:pPr>
-      <w:bookmarkStart w:id="33" w:name="_Toc219798741"/>
+      <w:bookmarkStart w:id="31" w:name="_Toc219798741"/>
       <w:r>
         <w:rPr>
           <w:rFonts w:hint="eastAsia"/>
@@ -7151,7 +7160,7 @@
         <w:lastRenderedPageBreak/>
         <w:t>3.2.3　人工海水での実験結果</w:t>
       </w:r>
-      <w:bookmarkEnd w:id="33"/>
+      <w:bookmarkEnd w:id="31"/>
     </w:p>
     <w:p>
       <w:pPr>
@@ -7247,7 +7256,25 @@
         <w:rPr>
           <w:rFonts w:hint="eastAsia"/>
         </w:rPr>
-        <w:t xml:space="preserve"> 5 cm</w:t>
+        <w:t xml:space="preserve"> 5</w:t>
+      </w:r>
+      <w:r>
+        <w:t>0</w:t>
+      </w:r>
+      <w:r>
+        <w:rPr>
+          <w:rFonts w:hint="eastAsia"/>
+        </w:rPr>
+        <w:t xml:space="preserve"> </w:t>
+      </w:r>
+      <w:r>
+        <w:t>m</w:t>
+      </w:r>
+      <w:r>
+        <w:rPr>
+          <w:rFonts w:hint="eastAsia"/>
+        </w:rPr>
+        <w:t>m</w:t>
       </w:r>
       <w:r>
         <w:rPr>
@@ -7281,7 +7308,7 @@
           <w:noProof/>
         </w:rPr>
         <w:drawing>
-          <wp:inline distT="0" distB="0" distL="0" distR="0" wp14:anchorId="6B3206D9" wp14:editId="58FE8A37">
+          <wp:inline distT="0" distB="0" distL="0" distR="0" wp14:anchorId="6B3206D9" wp14:editId="49E70F94">
             <wp:extent cx="4639672" cy="2846863"/>
             <wp:effectExtent l="0" t="0" r="8890" b="0"/>
             <wp:docPr id="539692715" name="図 12"/>
@@ -7382,22 +7409,17 @@
       <w:pPr>
         <w:pStyle w:val="3"/>
       </w:pPr>
-      <w:bookmarkStart w:id="34" w:name="_Toc219798742"/>
+      <w:bookmarkStart w:id="32" w:name="_Toc219798742"/>
       <w:r>
         <w:rPr>
           <w:rFonts w:hint="eastAsia"/>
         </w:rPr>
         <w:t>3.2.4　水槽実験の小括</w:t>
       </w:r>
-      <w:bookmarkEnd w:id="34"/>
-    </w:p>
-    <w:p>
-      <w:pPr>
-        <w:pStyle w:val="a9"/>
-        <w:numPr>
-          <w:ilvl w:val="0"/>
-          <w:numId w:val="9"/>
-        </w:numPr>
+      <w:bookmarkEnd w:id="32"/>
+    </w:p>
+    <w:p>
+      <w:pPr>
         <w:rPr>
           <w:b/>
           <w:bCs/>
@@ -7409,44 +7431,55 @@
           <w:b/>
           <w:bCs/>
         </w:rPr>
-        <w:t>金属検知能力と環境依存性</w:t>
-      </w:r>
-    </w:p>
-    <w:p>
-      <w:pPr>
-        <w:ind w:firstLineChars="100" w:firstLine="210"/>
-      </w:pPr>
-      <w:r>
-        <w:rPr>
-          <w:rFonts w:hint="eastAsia"/>
-        </w:rPr>
-        <w:t>ターゲットが表面に露出している状態であれば、淡水・人工海水を問わず金属を検知可能である。ただし、人工海水環境下では導電性による信号減衰（表皮効果）の影響を受け、出力変化幅が淡水時の約</w:t>
-      </w:r>
-      <w:r>
-        <w:t xml:space="preserve"> 1/3 </w:t>
-      </w:r>
-      <w:r>
-        <w:t>程度まで低下することが確認された。</w:t>
-      </w:r>
-    </w:p>
-    <w:p>
-      <w:pPr>
-        <w:pStyle w:val="a9"/>
-        <w:numPr>
-          <w:ilvl w:val="0"/>
-          <w:numId w:val="9"/>
-        </w:numPr>
-        <w:rPr>
+        <w:t>・</w:t>
+      </w:r>
+      <w:r>
+        <w:rPr>
+          <w:rFonts w:hint="eastAsia"/>
           <w:b/>
           <w:bCs/>
         </w:rPr>
-      </w:pPr>
-      <w:r>
-        <w:rPr>
-          <w:rFonts w:hint="eastAsia"/>
+        <w:t>金属検知能力と環境依存性</w:t>
+      </w:r>
+    </w:p>
+    <w:p>
+      <w:pPr>
+        <w:ind w:firstLineChars="100" w:firstLine="210"/>
+      </w:pPr>
+      <w:r>
+        <w:rPr>
+          <w:rFonts w:hint="eastAsia"/>
+        </w:rPr>
+        <w:t>ターゲットが表面に露出している状態であれば、淡水・人工海水を問わず金属を検知可能である。ただし、人工海水環境下では導電性による信号減衰（表皮効果）の影響を受け、出力変化幅が淡水時の約</w:t>
+      </w:r>
+      <w:r>
+        <w:t xml:space="preserve"> 1/3 </w:t>
+      </w:r>
+      <w:r>
+        <w:t>程度まで低下することが確認された。</w:t>
+      </w:r>
+    </w:p>
+    <w:p>
+      <w:pPr>
+        <w:rPr>
           <w:b/>
           <w:bCs/>
         </w:rPr>
+      </w:pPr>
+      <w:r>
+        <w:rPr>
+          <w:rFonts w:hint="eastAsia"/>
+          <w:b/>
+          <w:bCs/>
+        </w:rPr>
+        <w:t>・</w:t>
+      </w:r>
+      <w:r>
+        <w:rPr>
+          <w:rFonts w:hint="eastAsia"/>
+          <w:b/>
+          <w:bCs/>
+        </w:rPr>
         <w:t>埋没物の検知限界</w:t>
       </w:r>
     </w:p>
@@ -7473,11 +7506,6 @@
     </w:p>
     <w:p>
       <w:pPr>
-        <w:pStyle w:val="a9"/>
-        <w:numPr>
-          <w:ilvl w:val="0"/>
-          <w:numId w:val="9"/>
-        </w:numPr>
         <w:rPr>
           <w:b/>
           <w:bCs/>
@@ -7489,50 +7517,61 @@
           <w:b/>
           <w:bCs/>
         </w:rPr>
-        <w:t>有効検知範囲</w:t>
-      </w:r>
-    </w:p>
-    <w:p>
-      <w:pPr>
-        <w:ind w:firstLineChars="100" w:firstLine="210"/>
-      </w:pPr>
-      <w:r>
-        <w:rPr>
-          <w:rFonts w:hint="eastAsia"/>
-        </w:rPr>
-        <w:t>センサ中心から水平方向に</w:t>
-      </w:r>
-      <w:r>
-        <w:t xml:space="preserve"> 50 mm </w:t>
-      </w:r>
-      <w:r>
-        <w:t>ずれた位置までは検知範囲内（信号変化あり）であるが、</w:t>
-      </w:r>
-      <w:r>
-        <w:t xml:space="preserve">100 mm </w:t>
-      </w:r>
-      <w:r>
-        <w:t>離れると反応しなくなる。したがって、探査時のスイープ幅（走査間隔）は、センサ直径と同程度以下に設定する必要がある。</w:t>
-      </w:r>
-    </w:p>
-    <w:p>
-      <w:pPr>
-        <w:pStyle w:val="a9"/>
-        <w:numPr>
-          <w:ilvl w:val="0"/>
-          <w:numId w:val="9"/>
-        </w:numPr>
-        <w:rPr>
+        <w:t>・</w:t>
+      </w:r>
+      <w:r>
+        <w:rPr>
+          <w:rFonts w:hint="eastAsia"/>
           <w:b/>
           <w:bCs/>
         </w:rPr>
-      </w:pPr>
-      <w:r>
-        <w:rPr>
-          <w:rFonts w:hint="eastAsia"/>
+        <w:t>有効検知範囲</w:t>
+      </w:r>
+    </w:p>
+    <w:p>
+      <w:pPr>
+        <w:ind w:firstLineChars="100" w:firstLine="210"/>
+      </w:pPr>
+      <w:r>
+        <w:rPr>
+          <w:rFonts w:hint="eastAsia"/>
+        </w:rPr>
+        <w:t>センサ中心から水平方向に</w:t>
+      </w:r>
+      <w:r>
+        <w:t xml:space="preserve"> 50 mm </w:t>
+      </w:r>
+      <w:r>
+        <w:t>ずれた位置までは検知範囲内（信号変化あり）であるが、</w:t>
+      </w:r>
+      <w:r>
+        <w:t xml:space="preserve">100 mm </w:t>
+      </w:r>
+      <w:r>
+        <w:t>離れると反応しなくなる。したがって、探査時のスイープ幅（走査間隔）は、センサ直径と同程度以下に設定する必要がある。</w:t>
+      </w:r>
+    </w:p>
+    <w:p>
+      <w:pPr>
+        <w:rPr>
           <w:b/>
           <w:bCs/>
         </w:rPr>
+      </w:pPr>
+      <w:r>
+        <w:rPr>
+          <w:rFonts w:hint="eastAsia"/>
+          <w:b/>
+          <w:bCs/>
+        </w:rPr>
+        <w:t>・</w:t>
+      </w:r>
+      <w:r>
+        <w:rPr>
+          <w:rFonts w:hint="eastAsia"/>
+          <w:b/>
+          <w:bCs/>
+        </w:rPr>
         <w:t>材質識別能力</w:t>
       </w:r>
     </w:p>
@@ -7562,7 +7601,7 @@
       <w:pPr>
         <w:pStyle w:val="2"/>
       </w:pPr>
-      <w:bookmarkStart w:id="35" w:name="_Toc219798743"/>
+      <w:bookmarkStart w:id="33" w:name="_Toc219798743"/>
       <w:r>
         <w:rPr>
           <w:rFonts w:hint="eastAsia"/>
@@ -7578,20 +7617,20 @@
       <w:r>
         <w:t>ールを用いたシステム動作検証</w:t>
       </w:r>
-      <w:bookmarkEnd w:id="35"/>
+      <w:bookmarkEnd w:id="33"/>
     </w:p>
     <w:p>
       <w:pPr>
         <w:pStyle w:val="3"/>
       </w:pPr>
-      <w:bookmarkStart w:id="36" w:name="_Toc219798744"/>
+      <w:bookmarkStart w:id="34" w:name="_Toc219798744"/>
       <w:r>
         <w:rPr>
           <w:rFonts w:hint="eastAsia"/>
         </w:rPr>
         <w:t>3.3.1　実験方法</w:t>
       </w:r>
-      <w:bookmarkEnd w:id="36"/>
+      <w:bookmarkEnd w:id="34"/>
     </w:p>
     <w:p>
       <w:pPr>
@@ -7894,22 +7933,17 @@
       <w:pPr>
         <w:pStyle w:val="3"/>
       </w:pPr>
-      <w:bookmarkStart w:id="37" w:name="_Toc219798745"/>
+      <w:bookmarkStart w:id="35" w:name="_Toc219798745"/>
       <w:r>
         <w:rPr>
           <w:rFonts w:hint="eastAsia"/>
         </w:rPr>
         <w:t>3.3.2　実験結果および考察</w:t>
       </w:r>
-      <w:bookmarkEnd w:id="37"/>
-    </w:p>
-    <w:p>
-      <w:pPr>
-        <w:pStyle w:val="a9"/>
-        <w:numPr>
-          <w:ilvl w:val="0"/>
-          <w:numId w:val="10"/>
-        </w:numPr>
+      <w:bookmarkEnd w:id="35"/>
+    </w:p>
+    <w:p>
+      <w:pPr>
         <w:rPr>
           <w:b/>
           <w:bCs/>
@@ -7921,58 +7955,69 @@
           <w:b/>
           <w:bCs/>
         </w:rPr>
-        <w:t>スラスタノイズの影響</w:t>
-      </w:r>
-    </w:p>
-    <w:p>
-      <w:pPr>
-        <w:ind w:firstLineChars="50" w:firstLine="105"/>
-      </w:pPr>
-      <w:r>
-        <w:rPr>
-          <w:rFonts w:hint="eastAsia"/>
-        </w:rPr>
-        <w:t>ドローンを潜行・浮上、および前後進させるためにスラスタを高出力で回転させた状態でセンサ出力をモニタリングしたが、波形に著しい乱れやスパイク状のノイズは観測されなかった。</w:t>
-      </w:r>
-    </w:p>
-    <w:p>
-      <w:pPr>
-        <w:ind w:firstLineChars="50" w:firstLine="105"/>
-      </w:pPr>
-      <w:r>
-        <w:t>これは、モータの駆動周波数や、</w:t>
-      </w:r>
-      <w:r>
-        <w:t>Arduino</w:t>
-      </w:r>
-      <w:r>
-        <w:t>等の制御回路から発生する電磁ノイズが、本センサの動作周波数帯域と干渉しなかったためと考えられる。これにより、ドローン航行中であってもセンサ信号の</w:t>
-      </w:r>
-      <w:r>
-        <w:t>S/N</w:t>
-      </w:r>
-      <w:r>
-        <w:t>比（信号対雑音比）は十分に維持されることが確認された。</w:t>
-      </w:r>
-    </w:p>
-    <w:p>
-      <w:pPr>
-        <w:pStyle w:val="a9"/>
-        <w:numPr>
-          <w:ilvl w:val="0"/>
-          <w:numId w:val="10"/>
-        </w:numPr>
-        <w:rPr>
+        <w:t>・</w:t>
+      </w:r>
+      <w:r>
+        <w:rPr>
+          <w:rFonts w:hint="eastAsia"/>
           <w:b/>
           <w:bCs/>
         </w:rPr>
-      </w:pPr>
-      <w:r>
-        <w:rPr>
-          <w:rFonts w:hint="eastAsia"/>
+        <w:t>スラスタノイズの影響</w:t>
+      </w:r>
+    </w:p>
+    <w:p>
+      <w:pPr>
+        <w:ind w:firstLineChars="50" w:firstLine="105"/>
+      </w:pPr>
+      <w:r>
+        <w:rPr>
+          <w:rFonts w:hint="eastAsia"/>
+        </w:rPr>
+        <w:t>ドローンを潜行・浮上、および前後進させるためにスラスタを高出力で回転させた状態でセンサ出力をモニタリングしたが、波形に著しい乱れやスパイク状のノイズは観測されなかった。</w:t>
+      </w:r>
+    </w:p>
+    <w:p>
+      <w:pPr>
+        <w:ind w:firstLineChars="50" w:firstLine="105"/>
+      </w:pPr>
+      <w:r>
+        <w:t>これは、モータの駆動周波数や、</w:t>
+      </w:r>
+      <w:r>
+        <w:t>Arduino</w:t>
+      </w:r>
+      <w:r>
+        <w:t>等の制御回路から発生する電磁ノイズが、本センサの動作周波数帯域と干渉しなかったためと考えられる。これにより、ドローン航行中であってもセンサ信号の</w:t>
+      </w:r>
+      <w:r>
+        <w:t>S/N</w:t>
+      </w:r>
+      <w:r>
+        <w:t>比（信号対雑音比）は十分に維持されることが確認された。</w:t>
+      </w:r>
+    </w:p>
+    <w:p>
+      <w:pPr>
+        <w:rPr>
           <w:b/>
           <w:bCs/>
         </w:rPr>
+      </w:pPr>
+      <w:r>
+        <w:rPr>
+          <w:rFonts w:hint="eastAsia"/>
+          <w:b/>
+          <w:bCs/>
+        </w:rPr>
+        <w:t>・</w:t>
+      </w:r>
+      <w:r>
+        <w:rPr>
+          <w:rFonts w:hint="eastAsia"/>
+          <w:b/>
+          <w:bCs/>
+        </w:rPr>
         <w:t>金属検知の結果</w:t>
       </w:r>
     </w:p>
@@ -8084,7 +8129,7 @@
         </w:rPr>
         <w:lastRenderedPageBreak/>
         <w:drawing>
-          <wp:inline distT="0" distB="0" distL="0" distR="0" wp14:anchorId="36BE648C" wp14:editId="2F688D39">
+          <wp:inline distT="0" distB="0" distL="0" distR="0" wp14:anchorId="36BE648C" wp14:editId="3AB1967D">
             <wp:extent cx="4643555" cy="2846786"/>
             <wp:effectExtent l="0" t="0" r="5080" b="0"/>
             <wp:docPr id="1672442527" name="図 2"/>
@@ -8247,7 +8292,7 @@
       <w:pPr>
         <w:pStyle w:val="af2"/>
         <w:rPr>
-          <w:ins w:id="38" w:author="板谷 年也【鈴鹿】" w:date="2026-01-19T17:12:00Z" w16du:dateUtc="2026-01-19T08:12:00Z"/>
+          <w:ins w:id="36" w:author="板谷 年也【鈴鹿】" w:date="2026-01-19T17:12:00Z" w16du:dateUtc="2026-01-19T08:12:00Z"/>
           <w:lang w:eastAsia="ja-JP"/>
         </w:rPr>
       </w:pPr>
@@ -8281,7 +8326,7 @@
     </w:p>
     <w:p>
       <w:pPr>
-        <w:pPrChange w:id="39" w:author="板谷 年也【鈴鹿】" w:date="2026-01-19T17:12:00Z" w16du:dateUtc="2026-01-19T08:12:00Z">
+        <w:pPrChange w:id="37" w:author="板谷 年也【鈴鹿】" w:date="2026-01-19T17:12:00Z" w16du:dateUtc="2026-01-19T08:12:00Z">
           <w:pPr>
             <w:pStyle w:val="af2"/>
           </w:pPr>
@@ -8290,11 +8335,6 @@
     </w:p>
     <w:p>
       <w:pPr>
-        <w:pStyle w:val="a9"/>
-        <w:numPr>
-          <w:ilvl w:val="0"/>
-          <w:numId w:val="10"/>
-        </w:numPr>
         <w:rPr>
           <w:b/>
           <w:bCs/>
@@ -8306,6 +8346,14 @@
           <w:b/>
           <w:bCs/>
         </w:rPr>
+        <w:t>・</w:t>
+      </w:r>
+      <w:r>
+        <w:rPr>
+          <w:rFonts w:hint="eastAsia"/>
+          <w:b/>
+          <w:bCs/>
+        </w:rPr>
         <w:t>運用上の課題</w:t>
       </w:r>
     </w:p>
@@ -8344,7 +8392,7 @@
       <w:pPr>
         <w:pStyle w:val="3"/>
       </w:pPr>
-      <w:bookmarkStart w:id="40" w:name="_Toc219798746"/>
+      <w:bookmarkStart w:id="38" w:name="_Toc219798746"/>
       <w:r>
         <w:rPr>
           <w:rFonts w:hint="eastAsia"/>
@@ -8358,7 +8406,7 @@
         </w:rPr>
         <w:t>プール実験の小括</w:t>
       </w:r>
-      <w:bookmarkEnd w:id="40"/>
+      <w:bookmarkEnd w:id="38"/>
     </w:p>
     <w:p>
       <w:pPr>
@@ -8480,7 +8528,7 @@
         <w:pStyle w:val="1"/>
         <w:ind w:left="0"/>
       </w:pPr>
-      <w:bookmarkStart w:id="41" w:name="_Toc219798747"/>
+      <w:bookmarkStart w:id="39" w:name="_Toc219798747"/>
       <w:r>
         <w:rPr>
           <w:rFonts w:hint="eastAsia"/>
@@ -8488,13 +8536,13 @@
         <w:lastRenderedPageBreak/>
         <w:t>第４章　結論</w:t>
       </w:r>
-      <w:bookmarkEnd w:id="41"/>
+      <w:bookmarkEnd w:id="39"/>
     </w:p>
     <w:p>
       <w:pPr>
         <w:pStyle w:val="2"/>
       </w:pPr>
-      <w:bookmarkStart w:id="42" w:name="_Toc219798748"/>
+      <w:bookmarkStart w:id="40" w:name="_Toc219798748"/>
       <w:r>
         <w:t>4.1</w:t>
       </w:r>
@@ -8504,7 +8552,7 @@
         </w:rPr>
         <w:t xml:space="preserve">　本研究のまとめ</w:t>
       </w:r>
-      <w:bookmarkEnd w:id="42"/>
+      <w:bookmarkEnd w:id="40"/>
     </w:p>
     <w:p>
       <w:pPr>
@@ -8551,11 +8599,6 @@
     </w:p>
     <w:p>
       <w:pPr>
-        <w:pStyle w:val="a9"/>
-        <w:numPr>
-          <w:ilvl w:val="0"/>
-          <w:numId w:val="11"/>
-        </w:numPr>
         <w:rPr>
           <w:b/>
           <w:bCs/>
@@ -8567,94 +8610,108 @@
           <w:b/>
           <w:bCs/>
         </w:rPr>
-        <w:t>ドローン搭載用電磁センサの開発</w:t>
-      </w:r>
-    </w:p>
-    <w:p>
-      <w:pPr>
-        <w:ind w:firstLineChars="100" w:firstLine="210"/>
-      </w:pPr>
-      <w:r>
-        <w:rPr>
-          <w:rFonts w:hint="eastAsia"/>
-        </w:rPr>
-        <w:t>海底の起伏に対して走査しやすいテトラポッド型の形状と、防水およびスキッド機能を兼ねたプラスチック球体への封入構造を持つ電磁センサを設計・製作した。水槽実験により、本センサは非金属（アクリル板）には反応せず、金属のみを選択的に検知可能であることを確認した。</w:t>
-      </w:r>
-    </w:p>
-    <w:p>
-      <w:pPr>
-        <w:pStyle w:val="a9"/>
-        <w:numPr>
-          <w:ilvl w:val="0"/>
-          <w:numId w:val="11"/>
-        </w:numPr>
-        <w:rPr>
+        <w:t>・</w:t>
+      </w:r>
+      <w:r>
+        <w:rPr>
+          <w:rFonts w:hint="eastAsia"/>
           <w:b/>
           <w:bCs/>
         </w:rPr>
-      </w:pPr>
-      <w:r>
-        <w:rPr>
-          <w:rFonts w:hint="eastAsia"/>
+        <w:t>ドローン搭載用電磁センサの開発</w:t>
+      </w:r>
+    </w:p>
+    <w:p>
+      <w:pPr>
+        <w:ind w:firstLineChars="100" w:firstLine="210"/>
+      </w:pPr>
+      <w:r>
+        <w:rPr>
+          <w:rFonts w:hint="eastAsia"/>
+        </w:rPr>
+        <w:t>海底の起伏に対して走査しやすいテトラポッド型の形状と、防水およびスキッド機能を兼ねたプラスチック球体への封入構造を持つ電磁センサを設計・製作した。水槽実験により、本センサは非金属（アクリル板）には反応せず、金属のみを選択的に検知可能であることを確認した。</w:t>
+      </w:r>
+    </w:p>
+    <w:p>
+      <w:pPr>
+        <w:rPr>
           <w:b/>
           <w:bCs/>
         </w:rPr>
-        <w:t>金属検知性能と環境特性の解明</w:t>
-      </w:r>
-    </w:p>
-    <w:p>
-      <w:pPr>
-        <w:ind w:firstLineChars="100" w:firstLine="210"/>
-      </w:pPr>
-      <w:r>
-        <w:rPr>
-          <w:rFonts w:hint="eastAsia"/>
-        </w:rPr>
-        <w:t>試作センサは、ターゲット直上において明確な電圧変化（約</w:t>
-      </w:r>
-      <w:r>
-        <w:t xml:space="preserve"> 30 mV</w:t>
-      </w:r>
-      <w:r>
-        <w:t>）を出力し、金属検知に十分な感度を有している。</w:t>
-      </w:r>
-      <w:r>
-        <w:t xml:space="preserve"> </w:t>
-      </w:r>
-      <w:r>
-        <w:t>埋没物の検知に関しては、淡水環境下では深さ</w:t>
-      </w:r>
-      <w:r>
-        <w:t xml:space="preserve"> 30 mm </w:t>
-      </w:r>
-      <w:r>
-        <w:t>までの検知に成功した。しかし、人工海水環境下においては、導電性による電磁波の減衰（表皮効果）により感度が約</w:t>
-      </w:r>
-      <w:r>
-        <w:t xml:space="preserve"> 1/3 </w:t>
-      </w:r>
-      <w:r>
-        <w:t>に低下し、埋没物の検知が困難となるという限界点も明らかにした。</w:t>
-      </w:r>
-    </w:p>
-    <w:p>
-      <w:pPr>
-        <w:pStyle w:val="a9"/>
-        <w:numPr>
-          <w:ilvl w:val="0"/>
-          <w:numId w:val="11"/>
-        </w:numPr>
-        <w:rPr>
+      </w:pPr>
+      <w:r>
+        <w:rPr>
+          <w:rFonts w:hint="eastAsia"/>
           <w:b/>
           <w:bCs/>
         </w:rPr>
-      </w:pPr>
+        <w:t>・</w:t>
+      </w:r>
       <w:r>
         <w:rPr>
           <w:rFonts w:hint="eastAsia"/>
           <w:b/>
           <w:bCs/>
         </w:rPr>
+        <w:t>金属検知性能と環境特性の解明</w:t>
+      </w:r>
+    </w:p>
+    <w:p>
+      <w:pPr>
+        <w:ind w:firstLineChars="100" w:firstLine="210"/>
+      </w:pPr>
+      <w:r>
+        <w:rPr>
+          <w:rFonts w:hint="eastAsia"/>
+        </w:rPr>
+        <w:t>試作センサは、ターゲット直上において明確な電圧変化（約</w:t>
+      </w:r>
+      <w:r>
+        <w:t xml:space="preserve"> 30 mV</w:t>
+      </w:r>
+      <w:r>
+        <w:t>）を出力し、金属検知に十分な感度を有している。</w:t>
+      </w:r>
+      <w:r>
+        <w:t xml:space="preserve"> </w:t>
+      </w:r>
+      <w:r>
+        <w:t>埋没物の検知に関しては、淡水環境下では深さ</w:t>
+      </w:r>
+      <w:r>
+        <w:t xml:space="preserve"> 30 mm </w:t>
+      </w:r>
+      <w:r>
+        <w:t>までの検知に成功した。しかし、人工海水環境下においては、導電性による電磁波の減衰（表皮効果）により感度が約</w:t>
+      </w:r>
+      <w:r>
+        <w:t xml:space="preserve"> 1/3 </w:t>
+      </w:r>
+      <w:r>
+        <w:t>に低下し、埋没物の検知が困難となるという限界点も明らかにした。</w:t>
+      </w:r>
+    </w:p>
+    <w:p>
+      <w:pPr>
+        <w:rPr>
+          <w:b/>
+          <w:bCs/>
+        </w:rPr>
+      </w:pPr>
+      <w:r>
+        <w:rPr>
+          <w:rFonts w:hint="eastAsia"/>
+          <w:b/>
+          <w:bCs/>
+        </w:rPr>
+        <w:t>・</w:t>
+      </w:r>
+      <w:r>
+        <w:rPr>
+          <w:rFonts w:hint="eastAsia"/>
+          <w:b/>
+          <w:bCs/>
+        </w:rPr>
         <w:t>システム動作の実証</w:t>
       </w:r>
     </w:p>
@@ -8684,7 +8741,7 @@
       <w:pPr>
         <w:pStyle w:val="2"/>
       </w:pPr>
-      <w:bookmarkStart w:id="43" w:name="_Toc219798749"/>
+      <w:bookmarkStart w:id="41" w:name="_Toc219798749"/>
       <w:r>
         <w:t>4.2</w:t>
       </w:r>
@@ -8700,14 +8757,14 @@
         </w:rPr>
         <w:t>と展望</w:t>
       </w:r>
-      <w:bookmarkEnd w:id="43"/>
+      <w:bookmarkEnd w:id="41"/>
     </w:p>
     <w:p>
       <w:pPr>
         <w:widowControl/>
         <w:ind w:firstLineChars="100" w:firstLine="210"/>
         <w:rPr>
-          <w:ins w:id="44" w:author="板谷 年也【鈴鹿】" w:date="2026-01-19T17:12:00Z" w16du:dateUtc="2026-01-19T08:12:00Z"/>
+          <w:ins w:id="42" w:author="板谷 年也【鈴鹿】" w:date="2026-01-19T17:12:00Z" w16du:dateUtc="2026-01-19T08:12:00Z"/>
         </w:rPr>
       </w:pPr>
       <w:r>
@@ -8725,12 +8782,7 @@
     </w:p>
     <w:p>
       <w:pPr>
-        <w:pStyle w:val="a9"/>
         <w:widowControl/>
-        <w:numPr>
-          <w:ilvl w:val="0"/>
-          <w:numId w:val="12"/>
-        </w:numPr>
         <w:rPr>
           <w:b/>
           <w:bCs/>
@@ -8742,6 +8794,14 @@
           <w:b/>
           <w:bCs/>
         </w:rPr>
+        <w:t>・</w:t>
+      </w:r>
+      <w:r>
+        <w:rPr>
+          <w:rFonts w:hint="eastAsia"/>
+          <w:b/>
+          <w:bCs/>
+        </w:rPr>
         <w:t>海水環境における検知能力の向上</w:t>
       </w:r>
     </w:p>
@@ -8790,12 +8850,7 @@
     </w:p>
     <w:p>
       <w:pPr>
-        <w:pStyle w:val="a9"/>
         <w:widowControl/>
-        <w:numPr>
-          <w:ilvl w:val="0"/>
-          <w:numId w:val="12"/>
-        </w:numPr>
         <w:rPr>
           <w:b/>
           <w:bCs/>
@@ -8807,6 +8862,14 @@
           <w:b/>
           <w:bCs/>
         </w:rPr>
+        <w:t>・</w:t>
+      </w:r>
+      <w:r>
+        <w:rPr>
+          <w:rFonts w:hint="eastAsia"/>
+          <w:b/>
+          <w:bCs/>
+        </w:rPr>
         <w:t>機体の物理的堅牢性の確保</w:t>
       </w:r>
     </w:p>
@@ -8836,12 +8899,7 @@
     </w:p>
     <w:p>
       <w:pPr>
-        <w:pStyle w:val="a9"/>
         <w:widowControl/>
-        <w:numPr>
-          <w:ilvl w:val="0"/>
-          <w:numId w:val="12"/>
-        </w:numPr>
         <w:rPr>
           <w:b/>
           <w:bCs/>
@@ -8853,49 +8911,16 @@
           <w:b/>
           <w:bCs/>
         </w:rPr>
+        <w:t>・</w:t>
+      </w:r>
+      <w:r>
+        <w:rPr>
+          <w:rFonts w:hint="eastAsia"/>
+          <w:b/>
+          <w:bCs/>
+        </w:rPr>
         <w:t>ワイヤレス遠隔操作とマッピングシステムの構築</w:t>
       </w:r>
-    </w:p>
-    <w:p>
-      <w:pPr>
-        <w:widowControl/>
-        <w:ind w:firstLineChars="100" w:firstLine="210"/>
-        <w:rPr>
-          <w:del w:id="45" w:author="板谷 年也【鈴鹿】" w:date="2026-01-19T17:12:00Z" w16du:dateUtc="2026-01-19T08:12:00Z"/>
-        </w:rPr>
-      </w:pPr>
-      <w:r>
-        <w:rPr>
-          <w:rFonts w:hint="eastAsia"/>
-        </w:rPr>
-        <w:t>本研究では基礎検証のため有線接続を用いたが、広範囲な英虞湾を効率的に調査するためには、当初の構想である「水上ペリカンケース」を用いた</w:t>
-      </w:r>
-      <w:r>
-        <w:t>4G</w:t>
-      </w:r>
-      <w:r>
-        <w:t>回線によるワイヤレス制御の実装が求められる。</w:t>
-      </w:r>
-      <w:r>
-        <w:t xml:space="preserve"> </w:t>
-      </w:r>
-      <w:r>
-        <w:t>さらに、ドローンの位置情報とセンサデータを統合し、金属ゴミの分布を地図上にマッピングするシステムを構築することで、効率的な回収計画の策定や、不法投棄の傾向分析といった社会的課題の解決に寄与できると考えられる。</w:t>
-      </w:r>
-    </w:p>
-    <w:p>
-      <w:pPr>
-        <w:widowControl/>
-        <w:ind w:firstLineChars="100" w:firstLine="210"/>
-        <w:rPr>
-          <w:del w:id="46" w:author="板谷 年也【鈴鹿】" w:date="2026-01-19T17:12:00Z" w16du:dateUtc="2026-01-19T08:12:00Z"/>
-        </w:rPr>
-        <w:pPrChange w:id="47" w:author="板谷 年也【鈴鹿】" w:date="2026-01-19T17:12:00Z" w16du:dateUtc="2026-01-19T08:12:00Z">
-          <w:pPr>
-            <w:widowControl/>
-          </w:pPr>
-        </w:pPrChange>
-      </w:pPr>
     </w:p>
     <w:p>
       <w:pPr>
@@ -8909,24 +8934,37 @@
           <w:sz w:val="24"/>
         </w:rPr>
       </w:pPr>
-      <w:del w:id="48" w:author="板谷 年也【鈴鹿】" w:date="2026-01-19T17:12:00Z" w16du:dateUtc="2026-01-19T08:12:00Z">
-        <w:r>
-          <w:br w:type="page"/>
-        </w:r>
-      </w:del>
+      <w:r>
+        <w:rPr>
+          <w:rFonts w:hint="eastAsia"/>
+        </w:rPr>
+        <w:t>本研究では基礎検証のため有線接続を用いたが、広範囲な英虞湾を効率的に調査するためには、当初の構想である「水上ペリカンケース」を用いた</w:t>
+      </w:r>
+      <w:r>
+        <w:t>4G</w:t>
+      </w:r>
+      <w:r>
+        <w:t>回線によるワイヤレス制御の実装が求められる。</w:t>
+      </w:r>
+      <w:r>
+        <w:t xml:space="preserve"> </w:t>
+      </w:r>
+      <w:r>
+        <w:t>さらに、ドローンの位置情報とセンサデータを統合し、金属ゴミの分布を地図上にマッピングするシステムを構築することで、効率的な回収計画の策定や、不法投棄の傾向分析といった社会的課題の解決に寄与できると考えられる。</w:t>
+      </w:r>
     </w:p>
     <w:p>
       <w:pPr>
         <w:pStyle w:val="1"/>
       </w:pPr>
-      <w:bookmarkStart w:id="49" w:name="_Toc219798750"/>
+      <w:bookmarkStart w:id="43" w:name="_Toc219798750"/>
       <w:r>
         <w:rPr>
           <w:rFonts w:hint="eastAsia"/>
         </w:rPr>
         <w:t>謝辞</w:t>
       </w:r>
-      <w:bookmarkEnd w:id="49"/>
+      <w:bookmarkEnd w:id="43"/>
     </w:p>
     <w:p>
       <w:pPr>
@@ -8969,7 +9007,64 @@
         <w:rPr>
           <w:rFonts w:hint="eastAsia"/>
         </w:rPr>
-        <w:t>また、本研究の実地調査にご協力いただきました志摩市役所</w:t>
+        <w:t>また、</w:t>
+      </w:r>
+      <w:r>
+        <w:rPr>
+          <w:rFonts w:hint="eastAsia"/>
+        </w:rPr>
+        <w:t>水中ドローンをお貸ししていただき、</w:t>
+      </w:r>
+      <w:r>
+        <w:t>終始多大なご指導</w:t>
+      </w:r>
+      <w:r>
+        <w:rPr>
+          <w:rFonts w:hint="eastAsia"/>
+        </w:rPr>
+        <w:t>ご助言</w:t>
+      </w:r>
+      <w:r>
+        <w:rPr>
+          <w:rFonts w:hint="eastAsia"/>
+        </w:rPr>
+        <w:t>を</w:t>
+      </w:r>
+      <w:r>
+        <w:rPr>
+          <w:rFonts w:hint="eastAsia"/>
+        </w:rPr>
+        <w:t>賜りました</w:t>
+      </w:r>
+      <w:r>
+        <w:rPr>
+          <w:rFonts w:hint="eastAsia"/>
+        </w:rPr>
+        <w:t>佐世保工業高等専門学校</w:t>
+      </w:r>
+      <w:r>
+        <w:rPr>
+          <w:rFonts w:hint="eastAsia"/>
+        </w:rPr>
+        <w:t xml:space="preserve"> </w:t>
+      </w:r>
+      <w:r>
+        <w:t>長嶋豊</w:t>
+      </w:r>
+      <w:r>
+        <w:rPr>
+          <w:rFonts w:hint="eastAsia"/>
+        </w:rPr>
+        <w:t>特命教授に</w:t>
+      </w:r>
+      <w:r>
+        <w:t>深謝の意を表します。</w:t>
+      </w:r>
+      <w:r>
+        <w:rPr>
+          <w:rFonts w:hint="eastAsia"/>
+        </w:rPr>
+        <w:t>本研究の実地調査にご協力いただきました志摩市役所</w:t>
       </w:r>
       <w:r>
         <w:rPr>
@@ -9044,14 +9139,14 @@
       <w:pPr>
         <w:pStyle w:val="1"/>
       </w:pPr>
-      <w:bookmarkStart w:id="50" w:name="_Toc219798751"/>
+      <w:bookmarkStart w:id="44" w:name="_Toc219798751"/>
       <w:r>
         <w:rPr>
           <w:rFonts w:hint="eastAsia"/>
         </w:rPr>
         <w:t>参考文献・引用元</w:t>
       </w:r>
-      <w:bookmarkEnd w:id="50"/>
+      <w:bookmarkEnd w:id="44"/>
     </w:p>
     <w:p>
       <w:r>
@@ -9376,11 +9471,7 @@
         <w:t xml:space="preserve">　</w:t>
       </w:r>
       <w:r>
-        <w:t>英虞湾における浚渫ヘド</w:t>
-      </w:r>
-      <w:r>
-        <w:lastRenderedPageBreak/>
-        <w:t>ロを用いた干潟造成実験から得られた干潟底質の最適条件</w:t>
+        <w:t>英虞湾における浚渫ヘドロを用いた干潟造成実験から得られた干潟底質の最適条件</w:t>
       </w:r>
       <w:r>
         <w:rPr>
@@ -9687,6 +9778,44 @@
         <w:t xml:space="preserve"> 61 (1), 18-20</w:t>
       </w:r>
     </w:p>
+    <w:p/>
+    <w:p/>
+    <w:p/>
+    <w:p/>
+    <w:p/>
+    <w:p/>
+    <w:p/>
+    <w:p/>
+    <w:p/>
+    <w:p/>
+    <w:p/>
+    <w:p/>
+    <w:p/>
+    <w:p/>
+    <w:p/>
+    <w:p/>
+    <w:p/>
+    <w:p/>
+    <w:p/>
+    <w:p/>
+    <w:p>
+      <w:pPr>
+        <w:jc w:val="center"/>
+        <w:rPr>
+          <w:sz w:val="28"/>
+          <w:szCs w:val="36"/>
+        </w:rPr>
+      </w:pPr>
+      <w:r>
+        <w:rPr>
+          <w:rFonts w:hint="eastAsia"/>
+          <w:sz w:val="28"/>
+          <w:szCs w:val="36"/>
+        </w:rPr>
+        <w:t>付　録</w:t>
+      </w:r>
+    </w:p>
+    <w:p/>
     <w:sectPr>
       <w:footerReference w:type="even" r:id="rId35"/>
       <w:footerReference w:type="default" r:id="rId36"/>
@@ -9701,7 +9830,7 @@
 
 <file path=word/comments.xml><?xml version="1.0" encoding="utf-8"?>
 <w:comments xmlns:wpc="http://schemas.microsoft.com/office/word/2010/wordprocessingCanvas" xmlns:cx="http://schemas.microsoft.com/office/drawing/2014/chartex" xmlns:cx1="http://schemas.microsoft.com/office/drawing/2015/9/8/chartex" xmlns:cx2="http://schemas.microsoft.com/office/drawing/2015/10/21/chartex" xmlns:cx3="http://schemas.microsoft.com/office/drawing/2016/5/9/chartex" xmlns:cx4="http://schemas.microsoft.com/office/drawing/2016/5/10/chartex" xmlns:cx5="http://schemas.microsoft.com/office/drawing/2016/5/11/chartex" xmlns:cx6="http://schemas.microsoft.com/office/drawing/2016/5/12/chartex" xmlns:cx7="http://schemas.microsoft.com/office/drawing/2016/5/13/chartex" xmlns:cx8="http://schemas.microsoft.com/office/drawing/2016/5/14/chartex" xmlns:mc="http://schemas.openxmlformats.org/markup-compatibility/2006" xmlns:aink="http://schemas.microsoft.com/office/drawing/2016/ink" xmlns:am3d="http://schemas.microsoft.com/office/drawing/2017/model3d" xmlns:o="urn:schemas-microsoft-com:office:office" xmlns:oel="http://schemas.microsoft.com/office/2019/extlst" xmlns:r="http://schemas.openxmlformats.org/officeDocument/2006/relationships" xmlns:m="http://schemas.openxmlformats.org/officeDocument/2006/math" xmlns:v="urn:schemas-microsoft-com:vml" xmlns:wp14="http://schemas.microsoft.com/office/word/2010/wordprocessingDrawing" xmlns:wp="http://schemas.openxmlformats.org/drawingml/2006/wordprocessingDrawing" xmlns:w10="urn:schemas-microsoft-com:office:word" xmlns:w="http://schemas.openxmlformats.org/wordprocessingml/2006/main" xmlns:w14="http://schemas.microsoft.com/office/word/2010/wordml" xmlns:w15="http://schemas.microsoft.com/office/word/2012/wordml" xmlns:w16cex="http://schemas.microsoft.com/office/word/2018/wordml/cex" xmlns:w16cid="http://schemas.microsoft.com/office/word/2016/wordml/cid" xmlns:w16="http://schemas.microsoft.com/office/word/2018/wordml" xmlns:w16du="http://schemas.microsoft.com/office/word/2023/wordml/word16du" xmlns:w16sdtdh="http://schemas.microsoft.com/office/word/2020/wordml/sdtdatahash" xmlns:w16sdtfl="http://schemas.microsoft.com/office/word/2024/wordml/sdtformatlock" xmlns:w16se="http://schemas.microsoft.com/office/word/2015/wordml/symex" xmlns:wpg="http://schemas.microsoft.com/office/word/2010/wordprocessingGroup" xmlns:wpi="http://schemas.microsoft.com/office/word/2010/wordprocessingInk" xmlns:wne="http://schemas.microsoft.com/office/word/2006/wordml" xmlns:wps="http://schemas.microsoft.com/office/word/2010/wordprocessingShape" mc:Ignorable="w14 w15 w16se w16cid w16 w16cex w16sdtdh w16sdtfl w16du wp14">
-  <w:comment w:id="1" w:author="5I24 野下 航輝【鈴鹿】" w:date="2026-01-16T01:56:00Z" w:initials="野5">
+  <w:comment w:id="15" w:author="板谷 年也【鈴鹿】" w:date="2026-01-17T06:26:00Z" w:initials="年板">
     <w:p>
       <w:pPr>
         <w:pStyle w:val="af6"/>
@@ -9713,56 +9842,11 @@
         <w:annotationRef/>
       </w:r>
       <w:r>
-        <w:t>日本語訳</w:t>
-      </w:r>
-    </w:p>
-    <w:p>
-      <w:pPr>
-        <w:pStyle w:val="af6"/>
-      </w:pPr>
-    </w:p>
-    <w:p>
-      <w:pPr>
-        <w:pStyle w:val="af6"/>
-      </w:pPr>
-      <w:r>
-        <w:t>海洋ゴミは深刻な環境問題である。三重県英虞湾では、真珠養殖による廃棄物が海底に堆積している。現在、その回収はダイバーの手作業に依存しているが、ヘドロによる視界不良のため、この方法は危険かつ非効率である。そのため、汚泥に埋もれた金属ゴミを特定するための、より安全で効率的な探査手法が求められている。</w:t>
-      </w:r>
-    </w:p>
-    <w:p>
-      <w:pPr>
-        <w:pStyle w:val="af6"/>
-      </w:pPr>
-      <w:r>
-        <w:t>本研究は、探査プロセスを自動化するために、水中ドローンを用いた金属探査システムの開発を目的とする。我々は、海底を滑走させるために球状のプラスチック殻に収めた専用の電磁センサを設計した。このシステムをドローンに統合し、金属物体を検知する能力や、スラスタノイズの干渉を含む水中環境への耐性を検証した。</w:t>
-      </w:r>
-    </w:p>
-    <w:p>
-      <w:pPr>
-        <w:pStyle w:val="af6"/>
-      </w:pPr>
-      <w:r>
-        <w:t>実験の結果、センサは明確な電圧変化を伴って金属ターゲットの検知に成功した。淡水中の浅い埋没物については検知可能であったが、海水中では減衰により感度が低下した。プール実験では、ドローンがスラスタノイズの大きな干渉を受けることなく金属を検知できることを確認した。これらの結果は、本システムの基本的な実現可能性を示すものであるが、海水中での深い埋没検知にはセンサ出力の増強が必要である。</w:t>
+        <w:t>測定原理の図を入れてください。</w:t>
       </w:r>
     </w:p>
   </w:comment>
-  <w:comment w:id="17" w:author="板谷 年也【鈴鹿】" w:date="2026-01-17T06:26:00Z" w:initials="年板">
-    <w:p>
-      <w:pPr>
-        <w:pStyle w:val="af6"/>
-      </w:pPr>
-      <w:r>
-        <w:rPr>
-          <w:rStyle w:val="af5"/>
-        </w:rPr>
-        <w:annotationRef/>
-      </w:r>
-      <w:r>
-        <w:t>測定原理の図を入れてください。</w:t>
-      </w:r>
-    </w:p>
-  </w:comment>
-  <w:comment w:id="32" w:author="板谷 年也【鈴鹿】" w:date="2026-01-19T17:11:00Z" w:initials="年板">
+  <w:comment w:id="30" w:author="板谷 年也【鈴鹿】" w:date="2026-01-19T17:11:00Z" w:initials="年板">
     <w:p>
       <w:pPr>
         <w:pStyle w:val="af6"/>
@@ -9792,15 +9876,13 @@
 
 <file path=word/commentsExtended.xml><?xml version="1.0" encoding="utf-8"?>
 <w15:commentsEx xmlns:wpc="http://schemas.microsoft.com/office/word/2010/wordprocessingCanvas" xmlns:cx="http://schemas.microsoft.com/office/drawing/2014/chartex" xmlns:cx1="http://schemas.microsoft.com/office/drawing/2015/9/8/chartex" xmlns:cx2="http://schemas.microsoft.com/office/drawing/2015/10/21/chartex" xmlns:cx3="http://schemas.microsoft.com/office/drawing/2016/5/9/chartex" xmlns:cx4="http://schemas.microsoft.com/office/drawing/2016/5/10/chartex" xmlns:cx5="http://schemas.microsoft.com/office/drawing/2016/5/11/chartex" xmlns:cx6="http://schemas.microsoft.com/office/drawing/2016/5/12/chartex" xmlns:cx7="http://schemas.microsoft.com/office/drawing/2016/5/13/chartex" xmlns:cx8="http://schemas.microsoft.com/office/drawing/2016/5/14/chartex" xmlns:mc="http://schemas.openxmlformats.org/markup-compatibility/2006" xmlns:aink="http://schemas.microsoft.com/office/drawing/2016/ink" xmlns:am3d="http://schemas.microsoft.com/office/drawing/2017/model3d" xmlns:o="urn:schemas-microsoft-com:office:office" xmlns:oel="http://schemas.microsoft.com/office/2019/extlst" xmlns:r="http://schemas.openxmlformats.org/officeDocument/2006/relationships" xmlns:m="http://schemas.openxmlformats.org/officeDocument/2006/math" xmlns:v="urn:schemas-microsoft-com:vml" xmlns:wp14="http://schemas.microsoft.com/office/word/2010/wordprocessingDrawing" xmlns:wp="http://schemas.openxmlformats.org/drawingml/2006/wordprocessingDrawing" xmlns:w10="urn:schemas-microsoft-com:office:word" xmlns:w="http://schemas.openxmlformats.org/wordprocessingml/2006/main" xmlns:w14="http://schemas.microsoft.com/office/word/2010/wordml" xmlns:w15="http://schemas.microsoft.com/office/word/2012/wordml" xmlns:w16cex="http://schemas.microsoft.com/office/word/2018/wordml/cex" xmlns:w16cid="http://schemas.microsoft.com/office/word/2016/wordml/cid" xmlns:w16="http://schemas.microsoft.com/office/word/2018/wordml" xmlns:w16du="http://schemas.microsoft.com/office/word/2023/wordml/word16du" xmlns:w16sdtdh="http://schemas.microsoft.com/office/word/2020/wordml/sdtdatahash" xmlns:w16sdtfl="http://schemas.microsoft.com/office/word/2024/wordml/sdtformatlock" xmlns:w16se="http://schemas.microsoft.com/office/word/2015/wordml/symex" xmlns:wpg="http://schemas.microsoft.com/office/word/2010/wordprocessingGroup" xmlns:wpi="http://schemas.microsoft.com/office/word/2010/wordprocessingInk" xmlns:wne="http://schemas.microsoft.com/office/word/2006/wordml" xmlns:wps="http://schemas.microsoft.com/office/word/2010/wordprocessingShape" mc:Ignorable="w14 w15 w16se w16cid w16 w16cex w16sdtdh w16sdtfl w16du wp14">
-  <w15:commentEx w15:paraId="550EC705" w15:done="0"/>
   <w15:commentEx w15:paraId="61C7C6E4" w15:done="1"/>
-  <w15:commentEx w15:paraId="56E9F57C" w15:done="0"/>
+  <w15:commentEx w15:paraId="56E9F57C" w15:done="1"/>
 </w15:commentsEx>
 </file>
 
 <file path=word/commentsExtensible.xml><?xml version="1.0" encoding="utf-8"?>
 <w16cex:commentsExtensible xmlns:wpc="http://schemas.microsoft.com/office/word/2010/wordprocessingCanvas" xmlns:cx="http://schemas.microsoft.com/office/drawing/2014/chartex" xmlns:cx1="http://schemas.microsoft.com/office/drawing/2015/9/8/chartex" xmlns:cx2="http://schemas.microsoft.com/office/drawing/2015/10/21/chartex" xmlns:cx3="http://schemas.microsoft.com/office/drawing/2016/5/9/chartex" xmlns:cx4="http://schemas.microsoft.com/office/drawing/2016/5/10/chartex" xmlns:cx5="http://schemas.microsoft.com/office/drawing/2016/5/11/chartex" xmlns:cx6="http://schemas.microsoft.com/office/drawing/2016/5/12/chartex" xmlns:cx7="http://schemas.microsoft.com/office/drawing/2016/5/13/chartex" xmlns:cx8="http://schemas.microsoft.com/office/drawing/2016/5/14/chartex" xmlns:cr="http://schemas.microsoft.com/office/comments/2020/reactions" xmlns:mc="http://schemas.openxmlformats.org/markup-compatibility/2006" xmlns:aink="http://schemas.microsoft.com/office/drawing/2016/ink" xmlns:am3d="http://schemas.microsoft.com/office/drawing/2017/model3d" xmlns:o="urn:schemas-microsoft-com:office:office" xmlns:oel="http://schemas.microsoft.com/office/2019/extlst" xmlns:r="http://schemas.openxmlformats.org/officeDocument/2006/relationships" xmlns:m="http://schemas.openxmlformats.org/officeDocument/2006/math" xmlns:v="urn:schemas-microsoft-com:vml" xmlns:wp14="http://schemas.microsoft.com/office/word/2010/wordprocessingDrawing" xmlns:wp="http://schemas.openxmlformats.org/drawingml/2006/wordprocessingDrawing" xmlns:w10="urn:schemas-microsoft-com:office:word" xmlns:w="http://schemas.openxmlformats.org/wordprocessingml/2006/main" xmlns:w14="http://schemas.microsoft.com/office/word/2010/wordml" xmlns:w15="http://schemas.microsoft.com/office/word/2012/wordml" xmlns:w16cex="http://schemas.microsoft.com/office/word/2018/wordml/cex" xmlns:w16cid="http://schemas.microsoft.com/office/word/2016/wordml/cid" xmlns:w16="http://schemas.microsoft.com/office/word/2018/wordml" xmlns:w16du="http://schemas.microsoft.com/office/word/2023/wordml/word16du" xmlns:w16sdtdh="http://schemas.microsoft.com/office/word/2020/wordml/sdtdatahash" xmlns:w16sdtfl="http://schemas.microsoft.com/office/word/2024/wordml/sdtformatlock" xmlns:w16se="http://schemas.microsoft.com/office/word/2015/wordml/symex" xmlns:wpg="http://schemas.microsoft.com/office/word/2010/wordprocessingGroup" xmlns:wpi="http://schemas.microsoft.com/office/word/2010/wordprocessingInk" xmlns:wne="http://schemas.microsoft.com/office/word/2006/wordml" xmlns:wps="http://schemas.microsoft.com/office/word/2010/wordprocessingShape" mc:Ignorable="w14 w15 w16se w16cid w16 w16cex w16sdtdh w16sdtfl cr w16du wp14">
-  <w16cex:commentExtensible w16cex:durableId="4A3B97D7" w16cex:dateUtc="2026-01-15T16:56:00Z"/>
   <w16cex:commentExtensible w16cex:durableId="71DF39B4" w16cex:dateUtc="2026-01-16T21:26:00Z"/>
   <w16cex:commentExtensible w16cex:durableId="541CD1ED" w16cex:dateUtc="2026-01-19T08:11:00Z"/>
 </w16cex:commentsExtensible>
@@ -9808,7 +9890,6 @@
 
 <file path=word/commentsIds.xml><?xml version="1.0" encoding="utf-8"?>
 <w16cid:commentsIds xmlns:wpc="http://schemas.microsoft.com/office/word/2010/wordprocessingCanvas" xmlns:cx="http://schemas.microsoft.com/office/drawing/2014/chartex" xmlns:cx1="http://schemas.microsoft.com/office/drawing/2015/9/8/chartex" xmlns:cx2="http://schemas.microsoft.com/office/drawing/2015/10/21/chartex" xmlns:cx3="http://schemas.microsoft.com/office/drawing/2016/5/9/chartex" xmlns:cx4="http://schemas.microsoft.com/office/drawing/2016/5/10/chartex" xmlns:cx5="http://schemas.microsoft.com/office/drawing/2016/5/11/chartex" xmlns:cx6="http://schemas.microsoft.com/office/drawing/2016/5/12/chartex" xmlns:cx7="http://schemas.microsoft.com/office/drawing/2016/5/13/chartex" xmlns:cx8="http://schemas.microsoft.com/office/drawing/2016/5/14/chartex" xmlns:mc="http://schemas.openxmlformats.org/markup-compatibility/2006" xmlns:aink="http://schemas.microsoft.com/office/drawing/2016/ink" xmlns:am3d="http://schemas.microsoft.com/office/drawing/2017/model3d" xmlns:o="urn:schemas-microsoft-com:office:office" xmlns:oel="http://schemas.microsoft.com/office/2019/extlst" xmlns:r="http://schemas.openxmlformats.org/officeDocument/2006/relationships" xmlns:m="http://schemas.openxmlformats.org/officeDocument/2006/math" xmlns:v="urn:schemas-microsoft-com:vml" xmlns:wp14="http://schemas.microsoft.com/office/word/2010/wordprocessingDrawing" xmlns:wp="http://schemas.openxmlformats.org/drawingml/2006/wordprocessingDrawing" xmlns:w10="urn:schemas-microsoft-com:office:word" xmlns:w="http://schemas.openxmlformats.org/wordprocessingml/2006/main" xmlns:w14="http://schemas.microsoft.com/office/word/2010/wordml" xmlns:w15="http://schemas.microsoft.com/office/word/2012/wordml" xmlns:w16cex="http://schemas.microsoft.com/office/word/2018/wordml/cex" xmlns:w16cid="http://schemas.microsoft.com/office/word/2016/wordml/cid" xmlns:w16="http://schemas.microsoft.com/office/word/2018/wordml" xmlns:w16du="http://schemas.microsoft.com/office/word/2023/wordml/word16du" xmlns:w16sdtdh="http://schemas.microsoft.com/office/word/2020/wordml/sdtdatahash" xmlns:w16sdtfl="http://schemas.microsoft.com/office/word/2024/wordml/sdtformatlock" xmlns:w16se="http://schemas.microsoft.com/office/word/2015/wordml/symex" xmlns:wpg="http://schemas.microsoft.com/office/word/2010/wordprocessingGroup" xmlns:wpi="http://schemas.microsoft.com/office/word/2010/wordprocessingInk" xmlns:wne="http://schemas.microsoft.com/office/word/2006/wordml" xmlns:wps="http://schemas.microsoft.com/office/word/2010/wordprocessingShape" mc:Ignorable="w14 w15 w16se w16cid w16 w16cex w16sdtdh w16sdtfl w16du wp14">
-  <w16cid:commentId w16cid:paraId="550EC705" w16cid:durableId="4A3B97D7"/>
   <w16cid:commentId w16cid:paraId="61C7C6E4" w16cid:durableId="71DF39B4"/>
   <w16cid:commentId w16cid:paraId="56E9F57C" w16cid:durableId="541CD1ED"/>
 </w16cid:commentsIds>
@@ -11192,9 +11273,6 @@
 <w15:people xmlns:wpc="http://schemas.microsoft.com/office/word/2010/wordprocessingCanvas" xmlns:cx="http://schemas.microsoft.com/office/drawing/2014/chartex" xmlns:cx1="http://schemas.microsoft.com/office/drawing/2015/9/8/chartex" xmlns:cx2="http://schemas.microsoft.com/office/drawing/2015/10/21/chartex" xmlns:cx3="http://schemas.microsoft.com/office/drawing/2016/5/9/chartex" xmlns:cx4="http://schemas.microsoft.com/office/drawing/2016/5/10/chartex" xmlns:cx5="http://schemas.microsoft.com/office/drawing/2016/5/11/chartex" xmlns:cx6="http://schemas.microsoft.com/office/drawing/2016/5/12/chartex" xmlns:cx7="http://schemas.microsoft.com/office/drawing/2016/5/13/chartex" xmlns:cx8="http://schemas.microsoft.com/office/drawing/2016/5/14/chartex" xmlns:mc="http://schemas.openxmlformats.org/markup-compatibility/2006" xmlns:aink="http://schemas.microsoft.com/office/drawing/2016/ink" xmlns:am3d="http://schemas.microsoft.com/office/drawing/2017/model3d" xmlns:o="urn:schemas-microsoft-com:office:office" xmlns:oel="http://schemas.microsoft.com/office/2019/extlst" xmlns:r="http://schemas.openxmlformats.org/officeDocument/2006/relationships" xmlns:m="http://schemas.openxmlformats.org/officeDocument/2006/math" xmlns:v="urn:schemas-microsoft-com:vml" xmlns:wp14="http://schemas.microsoft.com/office/word/2010/wordprocessingDrawing" xmlns:wp="http://schemas.openxmlformats.org/drawingml/2006/wordprocessingDrawing" xmlns:w10="urn:schemas-microsoft-com:office:word" xmlns:w="http://schemas.openxmlformats.org/wordprocessingml/2006/main" xmlns:w14="http://schemas.microsoft.com/office/word/2010/wordml" xmlns:w15="http://schemas.microsoft.com/office/word/2012/wordml" xmlns:w16cex="http://schemas.microsoft.com/office/word/2018/wordml/cex" xmlns:w16cid="http://schemas.microsoft.com/office/word/2016/wordml/cid" xmlns:w16="http://schemas.microsoft.com/office/word/2018/wordml" xmlns:w16du="http://schemas.microsoft.com/office/word/2023/wordml/word16du" xmlns:w16sdtdh="http://schemas.microsoft.com/office/word/2020/wordml/sdtdatahash" xmlns:w16sdtfl="http://schemas.microsoft.com/office/word/2024/wordml/sdtformatlock" xmlns:w16se="http://schemas.microsoft.com/office/word/2015/wordml/symex" xmlns:wpg="http://schemas.microsoft.com/office/word/2010/wordprocessingGroup" xmlns:wpi="http://schemas.microsoft.com/office/word/2010/wordprocessingInk" xmlns:wne="http://schemas.microsoft.com/office/word/2006/wordml" xmlns:wps="http://schemas.microsoft.com/office/word/2010/wordprocessingShape" mc:Ignorable="w14 w15 w16se w16cid w16 w16cex w16sdtdh w16sdtfl w16du wp14">
   <w15:person w15:author="板谷 年也【鈴鹿】">
     <w15:presenceInfo w15:providerId="AD" w15:userId="S::itaya@info.suzuka-ct.ac.jp::8ac57839-aee6-46d5-a480-a06719f346e6"/>
-  </w15:person>
-  <w15:person w15:author="5I24 野下 航輝【鈴鹿】">
-    <w15:presenceInfo w15:providerId="AD" w15:userId="S::r03i26@ed.cc.suzuka-ct.ac.jp::e3d47e70-bf56-4767-89ad-362d8c7c0f8c"/>
   </w15:person>
 </w15:people>
 </file>
@@ -11818,7 +11896,6 @@
   <w:style w:type="character" w:default="1" w:styleId="a0">
     <w:name w:val="Default Paragraph Font"/>
     <w:uiPriority w:val="1"/>
-    <w:semiHidden/>
     <w:unhideWhenUsed/>
   </w:style>
   <w:style w:type="table" w:default="1" w:styleId="a1">
@@ -12520,29 +12597,11 @@
     <w:rsid w:val="00C01E23"/>
     <w:pPr>
       <w:jc w:val="center"/>
-      <w:pPrChange w:id="0" w:author="板谷 年也【鈴鹿】" w:date="2026-01-19T17:09:00Z">
-        <w:pPr>
-          <w:widowControl w:val="0"/>
-          <w:spacing w:line="259" w:lineRule="auto"/>
-        </w:pPr>
-      </w:pPrChange>
     </w:pPr>
     <w:rPr>
       <w:rFonts w:ascii="ＭＳ 明朝" w:hAnsi="ＭＳ 明朝" w:cs="ＭＳ 明朝"/>
       <w:szCs w:val="21"/>
       <w:lang w:eastAsia="zh-TW"/>
-      <w:rPrChange w:id="0" w:author="板谷 年也【鈴鹿】" w:date="2026-01-19T17:09:00Z">
-        <w:rPr>
-          <w:rFonts w:ascii="ＭＳ 明朝" w:eastAsia="ＭＳ 明朝" w:hAnsi="ＭＳ 明朝" w:cs="ＭＳ 明朝"/>
-          <w:b/>
-          <w:bCs/>
-          <w:kern w:val="2"/>
-          <w:sz w:val="21"/>
-          <w:szCs w:val="21"/>
-          <w:lang w:val="en-US" w:eastAsia="ja-JP" w:bidi="ar-SA"/>
-          <w14:ligatures w14:val="standardContextual"/>
-        </w:rPr>
-      </w:rPrChange>
     </w:rPr>
   </w:style>
   <w:style w:type="paragraph" w:styleId="Web">

--- a/卒論.docx
+++ b/卒論.docx
@@ -3111,7 +3111,7 @@
           <w:noProof/>
         </w:rPr>
         <w:drawing>
-          <wp:inline distT="0" distB="0" distL="0" distR="0" wp14:anchorId="65A85B42" wp14:editId="2EB79AD3">
+          <wp:inline distT="0" distB="0" distL="0" distR="0" wp14:anchorId="65A85B42" wp14:editId="39E68B31">
             <wp:extent cx="2921000" cy="2618029"/>
             <wp:effectExtent l="0" t="0" r="0" b="0"/>
             <wp:docPr id="1872789778" name="図 5" descr="グラフ, 円グラフ&#10;&#10;AI 生成コンテンツは誤りを含む可能性があります。"/>
@@ -4738,9 +4738,9 @@
           <w:noProof/>
         </w:rPr>
         <w:drawing>
-          <wp:inline distT="0" distB="0" distL="0" distR="0" wp14:anchorId="1F221882" wp14:editId="0532AF50">
-            <wp:extent cx="3615267" cy="2733982"/>
-            <wp:effectExtent l="0" t="0" r="4445" b="0"/>
+          <wp:inline distT="0" distB="0" distL="0" distR="0" wp14:anchorId="1F221882" wp14:editId="408E9B3F">
+            <wp:extent cx="3639636" cy="2753516"/>
+            <wp:effectExtent l="0" t="0" r="5715" b="2540"/>
             <wp:docPr id="916416252" name="図 5"/>
             <wp:cNvGraphicFramePr>
               <a:graphicFrameLocks xmlns:a="http://schemas.openxmlformats.org/drawingml/2006/main" noChangeAspect="1"/>
@@ -4749,7 +4749,7 @@
               <a:graphicData uri="http://schemas.openxmlformats.org/drawingml/2006/picture">
                 <pic:pic xmlns:pic="http://schemas.openxmlformats.org/drawingml/2006/picture">
                   <pic:nvPicPr>
-                    <pic:cNvPr id="916416252" name="図 916416252"/>
+                    <pic:cNvPr id="916416252" name="図 5"/>
                     <pic:cNvPicPr/>
                   </pic:nvPicPr>
                   <pic:blipFill>
@@ -4767,7 +4767,7 @@
                   <pic:spPr>
                     <a:xfrm>
                       <a:off x="0" y="0"/>
-                      <a:ext cx="3641098" cy="2753516"/>
+                      <a:ext cx="3639636" cy="2753516"/>
                     </a:xfrm>
                     <a:prstGeom prst="rect">
                       <a:avLst/>
@@ -4818,7 +4818,20 @@
         <w:rPr>
           <w:rFonts w:hint="eastAsia"/>
         </w:rPr>
-        <w:t>で制作したボビン</w:t>
+        <w:t>で</w:t>
+      </w:r>
+      <w:r>
+        <w:rPr>
+          <w:rFonts w:hint="eastAsia"/>
+          <w:lang w:eastAsia="ja-JP"/>
+        </w:rPr>
+        <w:t>製作</w:t>
+      </w:r>
+      <w:r>
+        <w:rPr>
+          <w:rFonts w:hint="eastAsia"/>
+        </w:rPr>
+        <w:t>したボビン</w:t>
       </w:r>
     </w:p>
     <w:p>
@@ -5953,7 +5966,7 @@
         </w:rPr>
         <w:lastRenderedPageBreak/>
         <w:drawing>
-          <wp:inline distT="0" distB="0" distL="0" distR="0" wp14:anchorId="1459B5A4" wp14:editId="3E21B8B4">
+          <wp:inline distT="0" distB="0" distL="0" distR="0" wp14:anchorId="1459B5A4" wp14:editId="709FE12E">
             <wp:extent cx="4639672" cy="2931807"/>
             <wp:effectExtent l="0" t="0" r="8890" b="1905"/>
             <wp:docPr id="464804350" name="図 2"/>
@@ -6039,7 +6052,14 @@
         <w:rPr>
           <w:rFonts w:hint="eastAsia"/>
         </w:rPr>
-        <w:t xml:space="preserve">　基本条件におけるセンサ応答波形</w:t>
+        <w:t xml:space="preserve">　基本条件におけるセンサ</w:t>
+      </w:r>
+      <w:r>
+        <w:rPr>
+          <w:rFonts w:hint="eastAsia"/>
+          <w:lang w:eastAsia="ja-JP"/>
+        </w:rPr>
+        <w:t>電圧</w:t>
       </w:r>
     </w:p>
     <w:p/>
@@ -6165,7 +6185,7 @@
         </w:rPr>
         <w:lastRenderedPageBreak/>
         <w:drawing>
-          <wp:inline distT="0" distB="0" distL="0" distR="0" wp14:anchorId="6411802E" wp14:editId="02958BD2">
+          <wp:inline distT="0" distB="0" distL="0" distR="0" wp14:anchorId="6411802E" wp14:editId="0EABD1E4">
             <wp:extent cx="4639672" cy="2845929"/>
             <wp:effectExtent l="0" t="0" r="8890" b="0"/>
             <wp:docPr id="741575295" name="図 3"/>
@@ -6251,13 +6271,14 @@
         <w:t>埋没条件（深さ</w:t>
       </w:r>
       <w:r>
-        <w:t xml:space="preserve"> 64 mm）におけるセンサ応答</w:t>
-      </w:r>
-      <w:r>
-        <w:rPr>
-          <w:rFonts w:hint="eastAsia"/>
-        </w:rPr>
-        <w:t>波形</w:t>
+        <w:t xml:space="preserve"> 64 mm）におけるセンサ</w:t>
+      </w:r>
+      <w:r>
+        <w:rPr>
+          <w:rFonts w:hint="eastAsia"/>
+          <w:lang w:eastAsia="ja-JP"/>
+        </w:rPr>
+        <w:t>電圧</w:t>
       </w:r>
     </w:p>
     <w:p/>
@@ -6387,7 +6408,7 @@
         </w:rPr>
         <w:lastRenderedPageBreak/>
         <w:drawing>
-          <wp:inline distT="0" distB="0" distL="0" distR="0" wp14:anchorId="3B7299B7" wp14:editId="745BD8B5">
+          <wp:inline distT="0" distB="0" distL="0" distR="0" wp14:anchorId="3B7299B7" wp14:editId="5E8425D2">
             <wp:extent cx="4643555" cy="2849246"/>
             <wp:effectExtent l="0" t="0" r="5080" b="8255"/>
             <wp:docPr id="143356835" name="図 6"/>
@@ -6467,13 +6488,14 @@
         <w:t>埋没条件（深さ</w:t>
       </w:r>
       <w:r>
-        <w:t xml:space="preserve"> 30 mm）におけるセンサ応答</w:t>
-      </w:r>
-      <w:r>
-        <w:rPr>
-          <w:rFonts w:hint="eastAsia"/>
-        </w:rPr>
-        <w:t>波形</w:t>
+        <w:t xml:space="preserve"> 30 mm）におけるセンサ</w:t>
+      </w:r>
+      <w:r>
+        <w:rPr>
+          <w:rFonts w:hint="eastAsia"/>
+          <w:lang w:eastAsia="ja-JP"/>
+        </w:rPr>
+        <w:t>電圧</w:t>
       </w:r>
     </w:p>
     <w:p>
@@ -6596,7 +6618,7 @@
         </w:rPr>
         <w:lastRenderedPageBreak/>
         <w:drawing>
-          <wp:inline distT="0" distB="0" distL="0" distR="0" wp14:anchorId="5F03B72E" wp14:editId="31F08CF1">
+          <wp:inline distT="0" distB="0" distL="0" distR="0" wp14:anchorId="5F03B72E" wp14:editId="3E8063DF">
             <wp:extent cx="4643555" cy="2848311"/>
             <wp:effectExtent l="0" t="0" r="5080" b="9525"/>
             <wp:docPr id="460595641" name="図 7"/>
@@ -6757,7 +6779,7 @@
         </w:rPr>
         <w:lastRenderedPageBreak/>
         <w:drawing>
-          <wp:inline distT="0" distB="0" distL="0" distR="0" wp14:anchorId="3B3FE7DF" wp14:editId="0ADF41EB">
+          <wp:inline distT="0" distB="0" distL="0" distR="0" wp14:anchorId="3B3FE7DF" wp14:editId="2B74E4F5">
             <wp:extent cx="4643555" cy="2846786"/>
             <wp:effectExtent l="0" t="0" r="5080" b="0"/>
             <wp:docPr id="1759174419" name="図 9"/>
@@ -6802,6 +6824,9 @@
     <w:p>
       <w:pPr>
         <w:pStyle w:val="af2"/>
+        <w:rPr>
+          <w:lang w:eastAsia="ja-JP"/>
+        </w:rPr>
       </w:pPr>
       <w:r>
         <w:t xml:space="preserve">図 </w:t>
@@ -6837,13 +6862,14 @@
         <w:t>オフセット条件（</w:t>
       </w:r>
       <w:r>
-        <w:t>50 mm）におけるセンサ応答</w:t>
-      </w:r>
-      <w:r>
-        <w:rPr>
-          <w:rFonts w:hint="eastAsia"/>
-        </w:rPr>
-        <w:t>波形</w:t>
+        <w:t>50 mm）におけるセンサ</w:t>
+      </w:r>
+      <w:r>
+        <w:rPr>
+          <w:rFonts w:hint="eastAsia"/>
+          <w:lang w:eastAsia="ja-JP"/>
+        </w:rPr>
+        <w:t>電圧</w:t>
       </w:r>
     </w:p>
     <w:p/>
@@ -6933,7 +6959,7 @@
         </w:rPr>
         <w:lastRenderedPageBreak/>
         <w:drawing>
-          <wp:inline distT="0" distB="0" distL="0" distR="0" wp14:anchorId="40E6CFB2" wp14:editId="76BEA57A">
+          <wp:inline distT="0" distB="0" distL="0" distR="0" wp14:anchorId="40E6CFB2" wp14:editId="3443E354">
             <wp:extent cx="4643555" cy="2846786"/>
             <wp:effectExtent l="0" t="0" r="5080" b="0"/>
             <wp:docPr id="1552827861" name="図 10"/>
@@ -6978,6 +7004,9 @@
     <w:p>
       <w:pPr>
         <w:pStyle w:val="af2"/>
+        <w:rPr>
+          <w:lang w:eastAsia="ja-JP"/>
+        </w:rPr>
       </w:pPr>
       <w:r>
         <w:t xml:space="preserve">図 </w:t>
@@ -7010,13 +7039,14 @@
         <w:rPr>
           <w:rFonts w:hint="eastAsia"/>
         </w:rPr>
-        <w:t>対照実験（アクリル板）におけるセンサ応答</w:t>
-      </w:r>
-      <w:r>
-        <w:rPr>
-          <w:rFonts w:hint="eastAsia"/>
-        </w:rPr>
-        <w:t>波形</w:t>
+        <w:t>対照実験（アクリル板）におけるセンサ</w:t>
+      </w:r>
+      <w:r>
+        <w:rPr>
+          <w:rFonts w:hint="eastAsia"/>
+          <w:lang w:eastAsia="ja-JP"/>
+        </w:rPr>
+        <w:t>電圧</w:t>
       </w:r>
     </w:p>
     <w:p/>
@@ -7071,7 +7101,7 @@
           <w:noProof/>
         </w:rPr>
         <w:drawing>
-          <wp:inline distT="0" distB="0" distL="0" distR="0" wp14:anchorId="17D4A006" wp14:editId="404D7642">
+          <wp:inline distT="0" distB="0" distL="0" distR="0" wp14:anchorId="17D4A006" wp14:editId="732D8493">
             <wp:extent cx="4643555" cy="2848311"/>
             <wp:effectExtent l="0" t="0" r="5080" b="9525"/>
             <wp:docPr id="1150553908" name="図 11"/>
@@ -7308,7 +7338,7 @@
           <w:noProof/>
         </w:rPr>
         <w:drawing>
-          <wp:inline distT="0" distB="0" distL="0" distR="0" wp14:anchorId="6B3206D9" wp14:editId="49E70F94">
+          <wp:inline distT="0" distB="0" distL="0" distR="0" wp14:anchorId="6B3206D9" wp14:editId="598C372C">
             <wp:extent cx="4639672" cy="2846863"/>
             <wp:effectExtent l="0" t="0" r="8890" b="0"/>
             <wp:docPr id="539692715" name="図 12"/>
@@ -7359,6 +7389,9 @@
     <w:p>
       <w:pPr>
         <w:pStyle w:val="af2"/>
+        <w:rPr>
+          <w:lang w:eastAsia="ja-JP"/>
+        </w:rPr>
       </w:pPr>
       <w:r>
         <w:t xml:space="preserve">図 </w:t>
@@ -7391,13 +7424,14 @@
         <w:rPr>
           <w:rFonts w:hint="eastAsia"/>
         </w:rPr>
-        <w:t>人工海水環境（基本条件）におけるセンサ応答</w:t>
-      </w:r>
-      <w:r>
-        <w:rPr>
-          <w:rFonts w:hint="eastAsia"/>
-        </w:rPr>
-        <w:t>波形</w:t>
+        <w:t>人工海水環境（基本条件）におけるセンサ</w:t>
+      </w:r>
+      <w:r>
+        <w:rPr>
+          <w:rFonts w:hint="eastAsia"/>
+          <w:lang w:eastAsia="ja-JP"/>
+        </w:rPr>
+        <w:t>電圧</w:t>
       </w:r>
     </w:p>
     <w:p>
@@ -8129,7 +8163,7 @@
         </w:rPr>
         <w:lastRenderedPageBreak/>
         <w:drawing>
-          <wp:inline distT="0" distB="0" distL="0" distR="0" wp14:anchorId="36BE648C" wp14:editId="3AB1967D">
+          <wp:inline distT="0" distB="0" distL="0" distR="0" wp14:anchorId="36BE648C" wp14:editId="5DF6A105">
             <wp:extent cx="4643555" cy="2846786"/>
             <wp:effectExtent l="0" t="0" r="5080" b="0"/>
             <wp:docPr id="1672442527" name="図 2"/>
@@ -8215,13 +8249,14 @@
         <w:rPr>
           <w:rFonts w:hint="eastAsia"/>
         </w:rPr>
-        <w:t>センサ応答</w:t>
-      </w:r>
-      <w:r>
-        <w:rPr>
-          <w:rFonts w:hint="eastAsia"/>
-        </w:rPr>
-        <w:t>波形</w:t>
+        <w:t>センサ</w:t>
+      </w:r>
+      <w:r>
+        <w:rPr>
+          <w:rFonts w:hint="eastAsia"/>
+          <w:lang w:eastAsia="ja-JP"/>
+        </w:rPr>
+        <w:t>電圧</w:t>
       </w:r>
     </w:p>
     <w:p>
@@ -9795,9 +9830,6 @@
     <w:p/>
     <w:p/>
     <w:p/>
-    <w:p/>
-    <w:p/>
-    <w:p/>
     <w:p>
       <w:pPr>
         <w:jc w:val="center"/>
@@ -9812,6 +9844,7 @@
           <w:sz w:val="28"/>
           <w:szCs w:val="36"/>
         </w:rPr>
+        <w:lastRenderedPageBreak/>
         <w:t>付　録</w:t>
       </w:r>
     </w:p>
@@ -11896,6 +11929,7 @@
   <w:style w:type="character" w:default="1" w:styleId="a0">
     <w:name w:val="Default Paragraph Font"/>
     <w:uiPriority w:val="1"/>
+    <w:semiHidden/>
     <w:unhideWhenUsed/>
   </w:style>
   <w:style w:type="table" w:default="1" w:styleId="a1">
